--- a/paper_figures/Antibiogram_Paper_Draft.docx
+++ b/paper_figures/Antibiogram_Paper_Draft.docx
@@ -179,19 +179,79 @@
           <w:rFonts w:hint="cs"/>
           <w:rtl/>
         </w:rPr>
-        <w:t xml:space="preserve">تست آنتی‌بایوگرام دیسک-دیفیوژن (کربی-باوئر) یکی از رایج‌ترین روش‌های آزمایشگاهی برای سنجش حساسیت باکتری به آنتی‌بیوتیک است: دیسک‌های آغشته به آنتی‌بیوتیک روی محیط کشت آگار حاوی باکتری قرار می‌گیرند و پس از انکوباسیون، در صورت حساس‌بودن باکتری، حلقه‌ای بدون رشد (هاله‌ی بازدارندگی) دور دیسک شکل می‌گیرد که قطرش، طبق جدول‌های استاندارد نظیر EUCAST، به دسته‌های حساس، متوسط و مقاوم تبدیل می‌شود. در عمل این قطر معمولاً با کولیس و به‌صورت دستی اندازه‌گیری می‌شود؛ روشی کند، وابسته به مهارت اپراتور و مستعد خطای انسانی و تغییرپذیری بین‌آزمایشگاهی. از دهه‌ی ۱۹۹۰ سامانه‌های تحلیل تصویر رایانه‌ای برای خودکارسازی این اندازه‌گیری با توافق قابل‌قبول در برابر روش دستی گزارش شده‌اند ]۱[.</w:t>
+        <w:t xml:space="preserve">تست آنتی‌بایوگرام دیسک-دیفیوژن (کربی-باوئر) یکی از رایج‌ترین روش‌های آزمایشگاهی برای سنجش حساسیت باکتری به آنتی‌بیوتیک است: دیسک‌های آغشته به آنتی‌بیوتیک روی محیط کشت آگار حاوی باکتری قرار می‌گیرند و پس از انکوباسیون، در صورت حساس‌بودن باکتری، حلقه‌ای بدون رشد (هاله‌ی بازدارندگی) دور دیسک شکل می‌گیرد که قطرش، طبق جدول‌های استاندارد نظیر EUCAST، به دسته‌های حساس، متوسط و مقاوم تبدیل می‌شود. در عمل این قطر معمولاً با کولیس و به‌صورت دستی اندازه‌گیری می‌شود؛ روشی کند، وابسته به مهارت اپراتور و مستعد خطای انسانی و تغییرپذیری بین‌آزمایشگاهی. از دهه‌ی ۱۹۹۰ سامانه‌های تحلیل تصویر رایانه‌ای برای خودکارسازی این اندازه‌گیری با توافق قابل‌قبول در برابر روش دستی گزارش شده‌اند </w:t>
       </w:r>
-    </w:p>
-    <w:p>
-      <w:pPr>
-        <w:pStyle w:val="Paragraph"/>
-      </w:pPr>
+      <w:r>
+        <w:t xml:space="preserve">[1]</w:t>
+      </w:r>
       <w:r>
         <w:rPr>
           <w:rFonts w:hint="cs"/>
           <w:rtl/>
         </w:rPr>
-        <w:t xml:space="preserve">رویکردهای بعدی عمدتاً حول تبدیل دایره‌ایِ هاف برای تشخیص دیسک و ظرف پتری ]۲[، ابزارهای مبتنی بر آستانه‌گذاری/فیلترینگ کلاسیک به‌همراه بازشناسی نوری کدِ چاپ‌شده‌ی روی دیسک مانند AntibiogramJ ]۳[، و مقایسه‌ی چند روش تقسیم‌بندی (واترشد، مدل کانتور فعال، خوشه‌بندی فازی) روی مجموعه‌داده‌ای با ۱۷۰ عکس و ۵۱۳ هاله ]۴[ متمرکز بوده‌اند. اخیراً رویکردهای مبتنی بر یادگیری عمیق نیز مطرح شده‌اند: یک اپلیکیشن موبایل مبتنی بر هوش مصنوعی با توافق ۹۰ تا ۹۸ درصد در برابر روش استاندارد بیمارستانی و اندازه‌گیری دستی ]۵[، و ترکیب تحلیل رنگ (hue contrast) با طبقه‌بندی یادگیری‌محور برای تفسیر خودکار ]۶[. این کارها نشان می‌دهند خودکارسازی در عمل ممکن و مفید است، اما معمولاً یا به مجموعه‌داده‌ی برچسب‌خورده‌ی حجیم نیاز دارند یا برای شرایط تصویربرداری محدودی (نور کنترل‌شده، یک ظرف در قاب) طراحی شده‌اند.</w:t>
+        <w:t xml:space="preserve">.</w:t>
+      </w:r>
+    </w:p>
+    <w:p>
+      <w:pPr>
+        <w:pStyle w:val="Paragraph"/>
+      </w:pPr>
+      <w:r>
+        <w:rPr>
+          <w:rFonts w:hint="cs"/>
+          <w:rtl/>
+        </w:rPr>
+        <w:t xml:space="preserve">رویکردهای بعدی عمدتاً حول تبدیل دایره‌ایِ هاف برای تشخیص دیسک و ظرف پتری </w:t>
+      </w:r>
+      <w:r>
+        <w:t xml:space="preserve">[2]</w:t>
+      </w:r>
+      <w:r>
+        <w:rPr>
+          <w:rFonts w:hint="cs"/>
+          <w:rtl/>
+        </w:rPr>
+        <w:t xml:space="preserve">، ابزارهای مبتنی بر آستانه‌گذاری/فیلترینگ کلاسیک به‌همراه بازشناسی نوری کدِ چاپ‌شده‌ی روی دیسک مانند AntibiogramJ </w:t>
+      </w:r>
+      <w:r>
+        <w:t xml:space="preserve">[3]</w:t>
+      </w:r>
+      <w:r>
+        <w:rPr>
+          <w:rFonts w:hint="cs"/>
+          <w:rtl/>
+        </w:rPr>
+        <w:t xml:space="preserve">، و مقایسه‌ی چند روش تقسیم‌بندی (واترشد، مدل کانتور فعال، خوشه‌بندی فازی) روی مجموعه‌داده‌ای با ۱۷۰ عکس و ۵۱۳ هاله </w:t>
+      </w:r>
+      <w:r>
+        <w:t xml:space="preserve">[4]</w:t>
+      </w:r>
+      <w:r>
+        <w:rPr>
+          <w:rFonts w:hint="cs"/>
+          <w:rtl/>
+        </w:rPr>
+        <w:t xml:space="preserve"> متمرکز بوده‌اند. اخیراً رویکردهای مبتنی بر یادگیری عمیق نیز مطرح شده‌اند: یک اپلیکیشن موبایل مبتنی بر هوش مصنوعی با توافق ۹۰ تا ۹۸ درصد در برابر روش استاندارد بیمارستانی و اندازه‌گیری دستی </w:t>
+      </w:r>
+      <w:r>
+        <w:t xml:space="preserve">[5]</w:t>
+      </w:r>
+      <w:r>
+        <w:rPr>
+          <w:rFonts w:hint="cs"/>
+          <w:rtl/>
+        </w:rPr>
+        <w:t xml:space="preserve">، و ترکیب تحلیل رنگ (hue contrast) با طبقه‌بندی یادگیری‌محور برای تفسیر خودکار </w:t>
+      </w:r>
+      <w:r>
+        <w:t xml:space="preserve">[6]</w:t>
+      </w:r>
+      <w:r>
+        <w:rPr>
+          <w:rFonts w:hint="cs"/>
+          <w:rtl/>
+        </w:rPr>
+        <w:t xml:space="preserve">. این کارها نشان می‌دهند خودکارسازی در عمل ممکن و مفید است، اما معمولاً یا به مجموعه‌داده‌ی برچسب‌خورده‌ی حجیم نیاز دارند یا برای شرایط تصویربرداری محدودی (نور کنترل‌شده، یک ظرف در قاب) طراحی شده‌اند.</w:t>
       </w:r>
     </w:p>
     <w:p>
@@ -243,7 +303,17 @@
           <w:rFonts w:hint="cs"/>
           <w:rtl/>
         </w:rPr>
-        <w:t xml:space="preserve">مجموعه‌داده شامل هفتادوهشت عکس واقعی از آزمایش‌های آنتی‌بایوگرام است که با دوربین تلفن‌همراه گرفته شده‌اند؛ هر عکس حاوی یک یا چند ظرف پتری است (اکثراً یک ظرف، برخی دو تا هفت ظرف هم‌زمان در یک قاب). برای تست سریع‌تر ماژول‌های بالادستِ پایپ‌لاین، خروجی کامل ماژول تشخیص پتری برای هر ۷۸ عکس در یک کش میانی (per-dish mask/ROI به‌صورت PNG بدون‌افت) ذخیره شده است؛ این کش صرفاً یک ابزار مهندسیِ سرعت‌بخشی است، نه یک مجموعه‌داده‌ی برچسب‌خورده‌ی جدا. دو سند مرجع رسمی EUCAST—جدول‌های نقطه‌قطع نسخه‌ی ۱۶.۰ و جدول دوزهای دیسک متناظر ]۷[—برای تحقیق درباره‌ی روش استاندارد خواندن مرز هاله استفاده شده‌اند (بخش ۴-۲)؛ پایپ‌لاین در حال حاضر فقط قطر را بر حسب میلی‌متر گزارش می‌کند و طبقه‌بندی حساس/متوسط/مقاوم را پیاده‌سازی نمی‌کند. برای هیچ‌کدام از عکس‌ها اندازه‌گیری مرجعِ کولیسی ثبت نشده است؛ این نبودِ ground truth به‌عنوان محدودیت اصلی این کار در بخش ۴-۳ مطرح می‌شود. جزئیات ساختاریافته‌ی نوع باکتری، آنتی‌بیوتیک‌های به‌کاررفته و شرایط انکوباسیون/محیط کشت برای کل مجموعه هنوز مستندسازی نشده‌اند [PLACEHOLDER: جزئیات ترکیب نمونه—نوع باکتری، آنتی‌بیوتیک‌ها، شرایط انکوباسیون و محیط کشت—باید تکمیل شود]. تمامی تصاویر مستقیماً از پتری‌دیش‌های آزمایشگاهی گرفته شده‌اند و هیچ داده یا تصویر بیمار در این مجموعه وجود ندارد.</w:t>
+        <w:t xml:space="preserve">مجموعه‌داده شامل هفتادوهشت عکس واقعی از آزمایش‌های آنتی‌بایوگرام است که با دوربین تلفن‌همراه گرفته شده‌اند؛ هر عکس حاوی یک یا چند ظرف پتری است (اکثراً یک ظرف، بعضاً دو ظرف در یک قاب). دو سند مرجع رسمی EUCAST—جدول‌های نقطه‌قطع نسخه‌ی ۱۶.۰ و جدول دوزهای دیسک متناظر </w:t>
+      </w:r>
+      <w:r>
+        <w:t xml:space="preserve">[7]</w:t>
+      </w:r>
+      <w:r>
+        <w:rPr>
+          <w:rFonts w:hint="cs"/>
+          <w:rtl/>
+        </w:rPr>
+        <w:t xml:space="preserve">—برای تحقیق درباره‌ی روش استاندارد خواندن مرز هاله استفاده شده‌اند (بخش ۴-۲)؛ پایپ‌لاین در حال حاضر فقط قطر را بر حسب میلی‌متر گزارش می‌کند و طبقه‌بندی حساس/متوسط/مقاوم را پیاده‌سازی نمی‌کند. برای هیچ‌کدام از عکس‌ها اندازه‌گیری مرجعِ کولیسی ثبت نشده است؛ این نبودِ ground truth به‌عنوان محدودیت اصلی این کار در بخش ۴-۳ مطرح می‌شود. جزئیات ساختاریافته‌ی نوع باکتری، آنتی‌بیوتیک‌های به‌کاررفته و شرایط انکوباسیون/محیط کشت برای کل مجموعه هنوز مستندسازی نشده‌اند [PLACEHOLDER: جزئیات ترکیب نمونه—نوع باکتری، آنتی‌بیوتیک‌ها، شرایط انکوباسیون و محیط کشت—باید تکمیل شود]. تمامی تصاویر مستقیماً از پتری‌دیش‌های آزمایشگاهی گرفته شده‌اند و هیچ داده یا تصویر بیمار در این مجموعه وجود ندارد.</w:t>
       </w:r>
     </w:p>
     <w:p>
@@ -295,7 +365,27 @@
           <w:rFonts w:hint="cs"/>
           <w:rtl/>
         </w:rPr>
-        <w:t xml:space="preserve">آستانه‌گذاری سراسری، در حضور نور ناهموار روی کل قاب عکس، یک محدودیت کلاسیک و شناخته‌شده است ]۸[؛ همین محدودیت باعث می‌شد هم تقسیم‌بندی ناحیه‌ای و هم ردیابی کانتور لبه در fallback به‌طور سیستماتیک شکست بخورند یا ظرف‌های کاذب تولید کنند. راه‌حل، تصحیح میدان روشنایی (shading correction) پیش از هر آستانه‌گذاری است: تصویر منهای تخمین صاف/بزرگ‌مقیاسِ روشنایی خودش، به‌علاوه‌ی میانگین کلی. این تصحیح به‌صورت تفریقی—نه تقسیمی—انجام می‌شود؛ در یک آزمون کنترل‌شده، نسخه‌ی تقسیمی در نواحی تاریک تصویر نویز را تقویت و تعداد ظرف‌های کاذب را در یک نمونه از سه به شش افزایش می‌داد، درحالی‌که نسخه‌ی تفریقی همان مورد را به دو کاهش داد. روی تصویر تصحیح‌شده، سگمنتیشن ناحیه‌ای با آستانه‌گذاری چندسطحیِ Otsu ]۹[ (بسط کلاسیک Otsu به سه کلاس: پس‌زمینه، آگار، برچسب روشن دیسک) روی نسخه‌ی کوچک‌شده‌ی تصویر اجرا می‌شود؛ تبدیل دایره‌ایِ هاف و ردیابی کانتور تنها به‌عنوان یک مسیر مکمل/تاییدکننده—نه پیش‌فرض—نگه داشته شده‌اند. تشخیص چندگانه (بیش از یک ظرف در قاب) با نگه‌داشتن همه‌ی کانتورهای معتبر و یک فیلتر شمول برای حذف کاندیدهای کاذب تودرتو انجام می‌شود. دو خودآزماییِ مستقلِ hypothesize-and-verify—بررسی ارزان وجود بلاب‌های هم‌اندازه‌ی دیسک، و بررسی قوی‌تر با کاندیدهای هاف-دیسک—هر کاندید پتری را با شواهدی مستقل از مسیر تشخیص خودش تایید یا رد می‌کنند. خروجی این مرحله فهرستی از ظرف‌های مستقل است که تمام ماژول‌های بعدی روی آن حلقه می‌زنند، نه یک بار برای کل عکس.</w:t>
+        <w:t xml:space="preserve">آستانه‌گذاری سراسری، در حضور نور ناهموار روی کل قاب عکس، یک محدودیت کلاسیک و شناخته‌شده است </w:t>
+      </w:r>
+      <w:r>
+        <w:t xml:space="preserve">[8]</w:t>
+      </w:r>
+      <w:r>
+        <w:rPr>
+          <w:rFonts w:hint="cs"/>
+          <w:rtl/>
+        </w:rPr>
+        <w:t xml:space="preserve">؛ همین محدودیت باعث می‌شد هم تقسیم‌بندی ناحیه‌ای و هم ردیابی کانتور لبه در fallback به‌طور سیستماتیک شکست بخورند یا ظرف‌های کاذب تولید کنند. راه‌حل، تصحیح میدان روشنایی (shading correction) پیش از هر آستانه‌گذاری است: تصویر منهای تخمین صاف/بزرگ‌مقیاسِ روشنایی خودش، به‌علاوه‌ی میانگین کلی. این تصحیح به‌صورت تفریقی—نه تقسیمی—انجام می‌شود؛ در یک آزمون کنترل‌شده، نسخه‌ی تقسیمی در نواحی تاریک تصویر نویز را تقویت و تعداد ظرف‌های کاذب را در یک نمونه از سه به شش افزایش می‌داد، درحالی‌که نسخه‌ی تفریقی همان مورد را به دو کاهش داد. روی تصویر تصحیح‌شده، سگمنتیشن ناحیه‌ای با آستانه‌گذاری چندسطحیِ Otsu </w:t>
+      </w:r>
+      <w:r>
+        <w:t xml:space="preserve">[9]</w:t>
+      </w:r>
+      <w:r>
+        <w:rPr>
+          <w:rFonts w:hint="cs"/>
+          <w:rtl/>
+        </w:rPr>
+        <w:t xml:space="preserve"> (بسط کلاسیک Otsu به سه کلاس: پس‌زمینه، آگار، برچسب روشن دیسک) روی نسخه‌ی کوچک‌شده‌ی تصویر اجرا می‌شود؛ تبدیل دایره‌ایِ هاف و ردیابی کانتور تنها به‌عنوان یک مسیر مکمل/تاییدکننده—نه پیش‌فرض—نگه داشته شده‌اند. تشخیص چندگانه (بیش از یک ظرف در قاب) با نگه‌داشتن همه‌ی کانتورهای معتبر و یک فیلتر شمول برای حذف کاندیدهای کاذب تودرتو انجام می‌شود. دو خودآزماییِ مستقلِ hypothesize-and-verify—بررسی ارزان وجود بلاب‌های هم‌اندازه‌ی دیسک، و بررسی قوی‌تر با کاندیدهای هاف-دیسک—هر کاندید پتری را با شواهدی مستقل از مسیر تشخیص خودش تایید یا رد می‌کنند. خروجی این مرحله فهرستی از ظرف‌های مستقل است که تمام ماژول‌های بعدی روی آن حلقه می‌زنند، نه یک بار برای کل عکس.</w:t>
       </w:r>
     </w:p>
     <w:p>
@@ -446,7 +536,7 @@
         </w:rPr>
         <w:drawing>
           <wp:inline distT="0" distB="0" distL="0" distR="0">
-            <wp:extent cx="1431375" cy="1586781"/>
+            <wp:extent cx="1431375" cy="1646081"/>
             <wp:effectExtent l="0" t="0" r="0" b="0"/>
             <wp:docPr id="103" name="Picture 103"/>
             <wp:cNvGraphicFramePr>
@@ -468,7 +558,7 @@
                   <pic:spPr>
                     <a:xfrm>
                       <a:off x="0" y="0"/>
-                      <a:ext cx="1431375" cy="1586781"/>
+                      <a:ext cx="1431375" cy="1646081"/>
                     </a:xfrm>
                     <a:prstGeom prst="rect">
                       <a:avLst/>
@@ -490,7 +580,7 @@
           <w:rFonts w:hint="cs"/>
           <w:rtl/>
         </w:rPr>
-        <w:t xml:space="preserve">شکل ۲: رفع باگ «پرتگاه ادغام». راست: قبل از رفع، دیسک CRO30 (شماره‌گذاری‌شده در متن) کاملاً رد شده و بدون دایره باقی مانده است. چپ: پس از رفع، هر نُه دیسک از جمله CRO30 با مرز هاله (بنفش) شناسایی شده‌اند.</w:t>
+        <w:t xml:space="preserve">شکل ۲: رفع باگ «پرتگاه ادغام» روی همان عکس (خروجی ماژول تشخیص دیسک، بدون مرز هاله). راست: قبل از رفع، دیسک CRO30 با هیچ دایره‌ای علامت‌گذاری نشده و کاملاً رد شده است. چپ: پس از رفع (اجرای فعلیِ پایپ‌لاین)، هر نُه دیسک از جمله CRO30 با دایره‌ی قرمز تشخیص داده شده‌اند.</w:t>
       </w:r>
     </w:p>
     <w:p>
@@ -553,7 +643,7 @@
         </w:rPr>
         <w:drawing>
           <wp:inline distT="0" distB="0" distL="0" distR="0">
-            <wp:extent cx="2952750" cy="3270990"/>
+            <wp:extent cx="2952750" cy="3067579"/>
             <wp:effectExtent l="0" t="0" r="0" b="0"/>
             <wp:docPr id="104" name="Picture 104"/>
             <wp:cNvGraphicFramePr>
@@ -575,7 +665,7 @@
                   <pic:spPr>
                     <a:xfrm>
                       <a:off x="0" y="0"/>
-                      <a:ext cx="2952750" cy="3270990"/>
+                      <a:ext cx="2952750" cy="3067579"/>
                     </a:xfrm>
                     <a:prstGeom prst="rect">
                       <a:avLst/>
@@ -597,7 +687,7 @@
           <w:rFonts w:hint="cs"/>
           <w:rtl/>
         </w:rPr>
-        <w:t xml:space="preserve">شکل ۳: رفع رخداد لنگرشدنِ مرز هاله به لبه‌ی پتری (اصلاح زاویه‌ای). دایره‌های قرمز، مرزهای اصلاح‌شده را نسبت به تخمین اولیه نشان می‌دهند؛ شش از نُه دیسک این نمونه دست‌کم یک زاویه‌ی اصلاح‌شده دارند.</w:t>
+        <w:t xml:space="preserve">شکل ۳: خروجیِ فعلیِ ماژول ۱۶.۶ (رفع رخداد زاویه‌ای) روی یک عکس واقعی. مرزهای قرمز دیسک‌هایی را نشان می‌دهند که دست‌کم یک زاویه‌شان اصلاح شده (سه از نُه دیسک این نمونه)؛ مرزهای سبز بدون اصلاح باقی مانده‌اند.</w:t>
       </w:r>
     </w:p>
     <w:p>
@@ -675,7 +765,7 @@
           <w:rFonts w:hint="cs"/>
           <w:rtl/>
         </w:rPr>
-        <w:t xml:space="preserve">شکل ۴ خروجیِ کاملِ سه ماژولِ اصلیِ پایپ‌لاین—تشخیص دیسک، مرز هاله، و رخداد حباب—را روی یک عکس واقعی (۹ دیسک روی یک ظرف، به روش region_rect با اطمینانِ ۰٫۷۹) نشان می‌دهد. جدول ۱ گزارش عددیِ متناظر را فهرست می‌کند: قطر دیسک‌ها از ۴٫۴ تا ۶٫۸ میلی‌متر و قطر هاله‌ها از ۵٫۰ تا ۱۹٫۹ میلی‌متر متغیر است—تنوعِ واقع‌گرایانه‌ای از میزان عدمِ‌رشد که در همین نمونه هیچ رخداد حبابی هم گزارش نشد.</w:t>
+        <w:t xml:space="preserve">شکل ۴ خروجیِ کاملِ سه ماژولِ اصلیِ پایپ‌لاین—تشخیص دیسک، مرز هاله، و رخداد حباب—را روی یک عکس واقعی (۹ دیسک روی یک ظرف، به روش hough_fallback با اطمینانِ ۰٫۸۴) نشان می‌دهد. جدول ۱ گزارش عددیِ متناظر را فهرست می‌کند: قطر دیسک‌ها از ۴٫۸ تا ۷٫۷ میلی‌متر و قطر هاله‌ها از ۵٫۶ تا ۱۸٫۵ میلی‌متر متغیر است—تنوعِ واقع‌گرایانه‌ای از میزان عدمِ‌رشد که در همین نمونه هیچ رخداد حبابی هم گزارش نشد.</w:t>
       </w:r>
     </w:p>
     <w:p>
@@ -688,7 +778,7 @@
         </w:rPr>
         <w:drawing>
           <wp:inline distT="0" distB="0" distL="0" distR="0">
-            <wp:extent cx="924250" cy="1062887"/>
+            <wp:extent cx="924250" cy="1269303"/>
             <wp:effectExtent l="0" t="0" r="0" b="0"/>
             <wp:docPr id="105" name="Picture 105"/>
             <wp:cNvGraphicFramePr>
@@ -710,7 +800,7 @@
                   <pic:spPr>
                     <a:xfrm>
                       <a:off x="0" y="0"/>
-                      <a:ext cx="924250" cy="1062887"/>
+                      <a:ext cx="924250" cy="1269303"/>
                     </a:xfrm>
                     <a:prstGeom prst="rect">
                       <a:avLst/>
@@ -774,7 +864,7 @@
         </w:rPr>
         <w:drawing>
           <wp:inline distT="0" distB="0" distL="0" distR="0">
-            <wp:extent cx="924250" cy="1062887"/>
+            <wp:extent cx="924250" cy="1206146"/>
             <wp:effectExtent l="0" t="0" r="0" b="0"/>
             <wp:docPr id="107" name="Picture 107"/>
             <wp:cNvGraphicFramePr>
@@ -796,7 +886,7 @@
                   <pic:spPr>
                     <a:xfrm>
                       <a:off x="0" y="0"/>
-                      <a:ext cx="924250" cy="1062887"/>
+                      <a:ext cx="924250" cy="1206146"/>
                     </a:xfrm>
                     <a:prstGeom prst="rect">
                       <a:avLst/>
@@ -830,7 +920,7 @@
           <w:rFonts w:hint="cs"/>
           <w:rtl/>
         </w:rPr>
-        <w:t xml:space="preserve">جدول ۱: گزارش خروجی نهایی پایپ‌لاین برای یک ظرف واقعی (۹ دیسک، روش تشخیص ظرف: region_rect، اطمینان=۰٫۷۹).</w:t>
+        <w:t xml:space="preserve">جدول ۱: گزارش خروجی نهایی پایپ‌لاین برای یک ظرف واقعی (۹ دیسک، روش تشخیص ظرف: hough_fallback، اطمینان=۰٫۸۴).</w:t>
       </w:r>
     </w:p>
     <w:tbl>
@@ -868,8 +958,6 @@
               <w:rPr>
                 <w:sz w:val="15"/>
                 <w:szCs w:val="15"/>
-                <w:b/>
-                <w:bCs/>
                 <w:rFonts w:hint="cs"/>
                 <w:rtl/>
               </w:rPr>
@@ -892,8 +980,6 @@
               <w:rPr>
                 <w:sz w:val="15"/>
                 <w:szCs w:val="15"/>
-                <w:b/>
-                <w:bCs/>
                 <w:rFonts w:hint="cs"/>
                 <w:rtl/>
               </w:rPr>
@@ -916,8 +1002,6 @@
               <w:rPr>
                 <w:sz w:val="15"/>
                 <w:szCs w:val="15"/>
-                <w:b/>
-                <w:bCs/>
                 <w:rFonts w:hint="cs"/>
                 <w:rtl/>
               </w:rPr>
@@ -965,7 +1049,7 @@
                 <w:rFonts w:hint="cs"/>
                 <w:rtl/>
               </w:rPr>
-              <w:t xml:space="preserve">۶٫۱</w:t>
+              <w:t xml:space="preserve">۷٫۷</w:t>
             </w:r>
           </w:p>
         </w:tc>
@@ -986,7 +1070,7 @@
                 <w:rFonts w:hint="cs"/>
                 <w:rtl/>
               </w:rPr>
-              <w:t xml:space="preserve">۱۷٫۱</w:t>
+              <w:t xml:space="preserve">۱۸٫۵</w:t>
             </w:r>
           </w:p>
         </w:tc>
@@ -1030,7 +1114,7 @@
                 <w:rFonts w:hint="cs"/>
                 <w:rtl/>
               </w:rPr>
-              <w:t xml:space="preserve">۶٫۸</w:t>
+              <w:t xml:space="preserve">۴٫۸</w:t>
             </w:r>
           </w:p>
         </w:tc>
@@ -1051,7 +1135,7 @@
                 <w:rFonts w:hint="cs"/>
                 <w:rtl/>
               </w:rPr>
-              <w:t xml:space="preserve">۱۷٫۲</w:t>
+              <w:t xml:space="preserve">۵٫۶</w:t>
             </w:r>
           </w:p>
         </w:tc>
@@ -1095,7 +1179,7 @@
                 <w:rFonts w:hint="cs"/>
                 <w:rtl/>
               </w:rPr>
-              <w:t xml:space="preserve">۴٫۵</w:t>
+              <w:t xml:space="preserve">۵٫۰</w:t>
             </w:r>
           </w:p>
         </w:tc>
@@ -1116,7 +1200,7 @@
                 <w:rFonts w:hint="cs"/>
                 <w:rtl/>
               </w:rPr>
-              <w:t xml:space="preserve">۱۵٫۴</w:t>
+              <w:t xml:space="preserve">۵٫۸</w:t>
             </w:r>
           </w:p>
         </w:tc>
@@ -1160,7 +1244,7 @@
                 <w:rFonts w:hint="cs"/>
                 <w:rtl/>
               </w:rPr>
-              <w:t xml:space="preserve">۶٫۵</w:t>
+              <w:t xml:space="preserve">۵٫۲</w:t>
             </w:r>
           </w:p>
         </w:tc>
@@ -1181,7 +1265,7 @@
                 <w:rFonts w:hint="cs"/>
                 <w:rtl/>
               </w:rPr>
-              <w:t xml:space="preserve">۱۹٫۹</w:t>
+              <w:t xml:space="preserve">۱۸٫۳</w:t>
             </w:r>
           </w:p>
         </w:tc>
@@ -1225,7 +1309,7 @@
                 <w:rFonts w:hint="cs"/>
                 <w:rtl/>
               </w:rPr>
-              <w:t xml:space="preserve">۴٫۴</w:t>
+              <w:t xml:space="preserve">۵٫۱</w:t>
             </w:r>
           </w:p>
         </w:tc>
@@ -1246,7 +1330,7 @@
                 <w:rFonts w:hint="cs"/>
                 <w:rtl/>
               </w:rPr>
-              <w:t xml:space="preserve">۱۰٫۲</w:t>
+              <w:t xml:space="preserve">۱۳٫۲</w:t>
             </w:r>
           </w:p>
         </w:tc>
@@ -1290,7 +1374,7 @@
                 <w:rFonts w:hint="cs"/>
                 <w:rtl/>
               </w:rPr>
-              <w:t xml:space="preserve">۴٫۴</w:t>
+              <w:t xml:space="preserve">۵٫۵</w:t>
             </w:r>
           </w:p>
         </w:tc>
@@ -1311,7 +1395,7 @@
                 <w:rFonts w:hint="cs"/>
                 <w:rtl/>
               </w:rPr>
-              <w:t xml:space="preserve">۱۴٫۰</w:t>
+              <w:t xml:space="preserve">۶٫۴</w:t>
             </w:r>
           </w:p>
         </w:tc>
@@ -1355,7 +1439,7 @@
                 <w:rFonts w:hint="cs"/>
                 <w:rtl/>
               </w:rPr>
-              <w:t xml:space="preserve">۴٫۶</w:t>
+              <w:t xml:space="preserve">۵٫۱</w:t>
             </w:r>
           </w:p>
         </w:tc>
@@ -1376,7 +1460,7 @@
                 <w:rFonts w:hint="cs"/>
                 <w:rtl/>
               </w:rPr>
-              <w:t xml:space="preserve">۱۳٫۸</w:t>
+              <w:t xml:space="preserve">۵٫۸</w:t>
             </w:r>
           </w:p>
         </w:tc>
@@ -1420,7 +1504,7 @@
                 <w:rFonts w:hint="cs"/>
                 <w:rtl/>
               </w:rPr>
-              <w:t xml:space="preserve">۴٫۴</w:t>
+              <w:t xml:space="preserve">۷٫۲</w:t>
             </w:r>
           </w:p>
         </w:tc>
@@ -1441,7 +1525,7 @@
                 <w:rFonts w:hint="cs"/>
                 <w:rtl/>
               </w:rPr>
-              <w:t xml:space="preserve">۵٫۱</w:t>
+              <w:t xml:space="preserve">۱۰٫۶</w:t>
             </w:r>
           </w:p>
         </w:tc>
@@ -1485,7 +1569,7 @@
                 <w:rFonts w:hint="cs"/>
                 <w:rtl/>
               </w:rPr>
-              <w:t xml:space="preserve">۴٫۴</w:t>
+              <w:t xml:space="preserve">۷٫۶</w:t>
             </w:r>
           </w:p>
         </w:tc>
@@ -1506,7 +1590,7 @@
                 <w:rFonts w:hint="cs"/>
                 <w:rtl/>
               </w:rPr>
-              <w:t xml:space="preserve">۵٫۰</w:t>
+              <w:t xml:space="preserve">۱۵٫۰</w:t>
             </w:r>
           </w:p>
         </w:tc>
@@ -1625,8 +1709,6 @@
               <w:rPr>
                 <w:sz w:val="15"/>
                 <w:szCs w:val="15"/>
-                <w:b/>
-                <w:bCs/>
                 <w:rFonts w:hint="cs"/>
                 <w:rtl/>
               </w:rPr>
@@ -1649,8 +1731,6 @@
               <w:rPr>
                 <w:sz w:val="15"/>
                 <w:szCs w:val="15"/>
-                <w:b/>
-                <w:bCs/>
                 <w:rFonts w:hint="cs"/>
                 <w:rtl/>
               </w:rPr>
@@ -1673,8 +1753,6 @@
               <w:rPr>
                 <w:sz w:val="15"/>
                 <w:szCs w:val="15"/>
-                <w:b/>
-                <w:bCs/>
                 <w:rFonts w:hint="cs"/>
                 <w:rtl/>
               </w:rPr>
@@ -1697,8 +1775,6 @@
               <w:rPr>
                 <w:sz w:val="15"/>
                 <w:szCs w:val="15"/>
-                <w:b/>
-                <w:bCs/>
                 <w:rFonts w:hint="cs"/>
                 <w:rtl/>
               </w:rPr>
@@ -2176,7 +2252,17 @@
                 <w:rFonts w:hint="cs"/>
                 <w:rtl/>
               </w:rPr>
-              <w:t xml:space="preserve">GrabCut ]۱۰[ (سگمنتیشنِ دوبعدیِ آزاد)</w:t>
+              <w:t xml:space="preserve">GrabCut </w:t>
+            </w:r>
+            <w:r>
+              <w:t xml:space="preserve">[10]</w:t>
+            </w:r>
+            <w:r>
+              <w:rPr>
+                <w:rFonts w:hint="cs"/>
+                <w:rtl/>
+              </w:rPr>
+              <w:t xml:space="preserve"> (سگمنتیشنِ دوبعدیِ آزاد)</w:t>
             </w:r>
           </w:p>
         </w:tc>
@@ -2432,7 +2518,17 @@
           <w:rFonts w:hint="cs"/>
           <w:rtl/>
         </w:rPr>
-        <w:t xml:space="preserve">متنِ رسمیِ یافت‌شده در جدول‌های نقطه‌قطعِ EUCAST ]۷[ مرزِ هاله را این‌گونه تعریف می‌کند: «read zone edges as the point showing no growth viewed from the back of the plate against a dark background illuminated with reflected light» — یعنی مرز، «نقطه‌ی شروعِ عدمِ‌رشدِ قابل‌مشاهده» است، نه یک آستانه‌ی نرم یا میانی. این تعریف دقیقاً همان چیزی است که معیارِ «همگراییِ دائمی به پس‌زمینه»ی این پایپ‌لاین (بخش ۲-۵) به‌صورت آماری مدل می‌کند: نقطه‌ی گذارِ پایدار و برگشت‌ناپذیر به سطحِ پس‌زمینه. این هم‌راستایی نشان می‌دهد طراحیِ الگوریتم با تعریفِ رسمیِ بالینی هم‌خوان است، نه صرفاً یک اکتشافِ تصویریِ خودسرانه. با این حال، روشِ استانداردِ خواندن—از پشتِ پتری و در برابرِ پس‌زمینه‌ی تیره با نورِ بازتابی—با روشِ عکس‌برداریِ فعلیِ این مجموعه‌داده (نورِ مستقیم از روبه‌رو) یکسان نیست؛ این عدمِ‌تطابق می‌تواند توضیح‌دهنده‌ی بخشی از رخدادهای موضعیِ نویزی (بازتاب نور، خط‌خوردگیِ سطح آگار) باشد که این کار با آن‌ها دست‌وپنجه نرم کرده است، نه لزوماً نقصِ خودِ الگوریتم.</w:t>
+        <w:t xml:space="preserve">متنِ رسمیِ یافت‌شده در جدول‌های نقطه‌قطعِ EUCAST </w:t>
+      </w:r>
+      <w:r>
+        <w:t xml:space="preserve">[7]</w:t>
+      </w:r>
+      <w:r>
+        <w:rPr>
+          <w:rFonts w:hint="cs"/>
+          <w:rtl/>
+        </w:rPr>
+        <w:t xml:space="preserve"> مرزِ هاله را این‌گونه تعریف می‌کند: «read zone edges as the point showing no growth viewed from the back of the plate against a dark background illuminated with reflected light» — یعنی مرز، «نقطه‌ی شروعِ عدمِ‌رشدِ قابل‌مشاهده» است، نه یک آستانه‌ی نرم یا میانی. این تعریف دقیقاً همان چیزی است که معیارِ «همگراییِ دائمی به پس‌زمینه»ی این پایپ‌لاین (بخش ۲-۵) به‌صورت آماری مدل می‌کند: نقطه‌ی گذارِ پایدار و برگشت‌ناپذیر به سطحِ پس‌زمینه. این هم‌راستایی نشان می‌دهد طراحیِ الگوریتم با تعریفِ رسمیِ بالینی هم‌خوان است، نه صرفاً یک اکتشافِ تصویریِ خودسرانه. با این حال، روشِ استانداردِ خواندن—از پشتِ پتری و در برابرِ پس‌زمینه‌ی تیره با نورِ بازتابی—با روشِ عکس‌برداریِ فعلیِ این مجموعه‌داده (نورِ مستقیم از روبه‌رو) یکسان نیست؛ این عدمِ‌تطابق می‌تواند توضیح‌دهنده‌ی بخشی از رخدادهای موضعیِ نویزی (بازتاب نور، خط‌خوردگیِ سطح آگار) باشد که این کار با آن‌ها دست‌وپنجه نرم کرده است، نه لزوماً نقصِ خودِ الگوریتم.</w:t>
       </w:r>
     </w:p>
     <w:p>

--- a/paper_figures/Antibiogram_Paper_Draft.docx
+++ b/paper_figures/Antibiogram_Paper_Draft.docx
@@ -630,7 +630,7 @@
           <w:rFonts w:hint="cs"/>
           <w:rtl/>
         </w:rPr>
-        <w:t xml:space="preserve">در نهایت، یک لایه‌ی اصلاح کاملاً هندسی/آماری—بدون وابستگی به منبع سیگنال قبلی—رخدادهای زاویه‌ایِ ایزوله را رفع می‌کند: هر جهتی که شعاعش بیش از ۱٫۴ برابرِ میانه‌ی همسایگیِ زاویه‌ایِ محلی‌اش باشد، با همان میانه جایگزین می‌شود. این لایه یک باگِ «لنگرشدن به لبه‌ی پتری» را رفع می‌کند: در چند مورد، یک حلقه‌ی روشنِ نزدیک به لبه‌ی فیزیکیِ ظرف—که داخل ماسکِ معتبر پتری قرار دارد اما بیرون از هاله‌ی واقعی است—به‌اشتباه به‌عنوان قوی‌ترین گرادیانِ همان کمان انتخاب می‌شد. اعتبارسنجی روی هفت عکس و شصت‌وهشت دیسک نشان داد پانزده دیسک حداقل یک زاویه‌ی اصلاح‌شده داشتند—یعنی این رخداد رایج بوده، نه ویژگیِ یک عکسِ خاص—درحالی‌که یک عکس هیچ اصلاحی نگرفت، نشان‌دهنده‌ی عدم‌فعال‌شدنِ کاذب روی داده‌ی سالم.</w:t>
+        <w:t xml:space="preserve">در نهایت، یک لایه‌ی اصلاح کاملاً هندسی/آماری—بدون وابستگی به منبع سیگنال قبلی—رخدادهای زاویه‌ایِ ایزوله را رفع می‌کند: هر جهتی که شعاعش بیش از ۱٫۲ برابرِ میانه‌ی همسایگیِ زاویه‌ایِ محلی‌اش باشد، با همان میانه جایگزین می‌شود. این لایه یک باگِ «لنگرشدن به لبه‌ی پتری» را رفع می‌کند: در چند مورد، یک حلقه‌ی روشنِ نزدیک به لبه‌ی فیزیکیِ ظرف—که داخل ماسکِ معتبر پتری قرار دارد اما بیرون از هاله‌ی واقعی است—به‌اشتباه به‌عنوان قوی‌ترین گرادیانِ همان کمان انتخاب می‌شد. اعتبارسنجی روی هفت عکس و شصت‌وهشت دیسک نشان داد پانزده دیسک حداقل یک زاویه‌ی اصلاح‌شده داشتند—یعنی این رخداد رایج بوده، نه ویژگیِ یک عکسِ خاص—درحالی‌که یک عکس هیچ اصلاحی نگرفت، نشان‌دهنده‌ی عدم‌فعال‌شدنِ کاذب روی داده‌ی سالم. آستانه‌ی این نسبت خودش یک‌بار بازکالیبره شد: بررسیِ مستقیمِ خروجی نشان داد یک جهشِ ۳۰ تا ۳۸ درصدی—که زیرِ آستانه‌ی اولیه‌ی ۱٫۴ می‌ماند—هنوز به‌صورتِ یک سنبله‌ی تیز و غیرزیستی در چندضلعیِ نهایی ظاهر می‌شد؛ آستانه پس از تست روی چند عکسِ متنوع به ۱٫۲ کاهش یافت.</w:t>
       </w:r>
     </w:p>
     <w:p>
@@ -687,7 +687,7 @@
           <w:rFonts w:hint="cs"/>
           <w:rtl/>
         </w:rPr>
-        <w:t xml:space="preserve">شکل ۳: خروجیِ فعلیِ ماژول ۱۶.۶ (رفع رخداد زاویه‌ای) روی یک عکس واقعی. مرزهای قرمز دیسک‌هایی را نشان می‌دهند که دست‌کم یک زاویه‌شان اصلاح شده (سه از نُه دیسک این نمونه)؛ مرزهای سبز بدون اصلاح باقی مانده‌اند.</w:t>
+        <w:t xml:space="preserve">شکل ۳: خروجیِ فعلیِ ماژول ۱۶.۶ (رفع رخداد زاویه‌ای) روی یک عکس واقعی. مرزِ قرمز، تنها دیسکی را نشان می‌دهد که دست‌کم یک زاویه‌اش اصلاح شده (یکی از نُه دیسک این نمونه)؛ مرزهای سبز بدون اصلاح باقی مانده‌اند.</w:t>
       </w:r>
     </w:p>
     <w:p>
@@ -765,7 +765,7 @@
           <w:rFonts w:hint="cs"/>
           <w:rtl/>
         </w:rPr>
-        <w:t xml:space="preserve">شکل ۴ خروجیِ کاملِ سه ماژولِ اصلیِ پایپ‌لاین—تشخیص دیسک، مرز هاله، و رخداد حباب—را روی یک عکس واقعی (۹ دیسک روی یک ظرف، به روش hough_fallback با اطمینانِ ۰٫۸۴) نشان می‌دهد. جدول ۱ گزارش عددیِ متناظر را فهرست می‌کند: قطر دیسک‌ها از ۴٫۸ تا ۷٫۷ میلی‌متر و قطر هاله‌ها از ۵٫۶ تا ۱۸٫۵ میلی‌متر متغیر است—تنوعِ واقع‌گرایانه‌ای از میزان عدمِ‌رشد که در همین نمونه هیچ رخداد حبابی هم گزارش نشد.</w:t>
+        <w:t xml:space="preserve">شکل ۴ خروجیِ کاملِ سه ماژولِ اصلیِ پایپ‌لاین—تشخیص دیسک، مرز هاله، و رخداد حباب—را روی یک عکس واقعی (۹ دیسک روی یک ظرف، به روش hough_fallback با اطمینانِ ۰٫۸۲) نشان می‌دهد. جدول ۱ گزارش عددیِ متناظر را فهرست می‌کند: قطر دیسک‌ها از ۴٫۹ تا ۷٫۷ میلی‌متر و قطر هاله‌ها از ۵٫۶ تا ۱۷٫۷ میلی‌متر متغیر است—تنوعِ واقع‌گرایانه‌ای از میزان عدمِ‌رشد که شاملِ چند دیسکِ عملاً بدونِ هاله (مقاوم) هم می‌شود؛ روی همین نمونه، ماژول ۱۷ یک رخداد حباب را در مجاورتِ یکی از دیسک‌های دارای هاله‌ی بزرگ گزارش کرد.</w:t>
       </w:r>
     </w:p>
     <w:p>
@@ -908,7 +908,7 @@
           <w:rFonts w:hint="cs"/>
           <w:rtl/>
         </w:rPr>
-        <w:t xml:space="preserve">شکل ۴: خروجی سرتاسریِ پایپ‌لاین روی یک نمونه‌ی واقعی. از راست به چپ: (الف) نتیجه‌ی نهاییِ ادغام برای تشخیص نُه دیسک، (ب) مرز نهاییِ هاله‌ی بازدارندگی برای هر دیسک، (پ) ناحیه‌ی جست‌وجوی رخداد/حباب (در این نمونه صفر رخداد گزارش شد).</w:t>
+        <w:t xml:space="preserve">شکل ۴: خروجی سرتاسریِ پایپ‌لاین روی یک نمونه‌ی واقعی. از راست به چپ: (الف) نتیجه‌ی نهاییِ ادغام برای تشخیص نُه دیسک، (ب) مرز نهاییِ هاله‌ی بازدارندگی برای هر دیسک، (پ) ناحیه‌ی جست‌وجوی رخداد/حباب؛ یک رخداد (دایره‌ی بنفش کوچک) نزدیکِ دیسکِ CZ30 شناسایی شد.</w:t>
       </w:r>
     </w:p>
     <w:p>
@@ -920,7 +920,7 @@
           <w:rFonts w:hint="cs"/>
           <w:rtl/>
         </w:rPr>
-        <w:t xml:space="preserve">جدول ۱: گزارش خروجی نهایی پایپ‌لاین برای یک ظرف واقعی (۹ دیسک، روش تشخیص ظرف: hough_fallback، اطمینان=۰٫۸۴).</w:t>
+        <w:t xml:space="preserve">جدول ۱: گزارش خروجی نهایی پایپ‌لاین برای یک ظرف واقعی (۹ دیسک، روش تشخیص ظرف: hough_fallback، اطمینان=۰٫۸۲).</w:t>
       </w:r>
     </w:p>
     <w:tbl>
@@ -1070,7 +1070,7 @@
                 <w:rFonts w:hint="cs"/>
                 <w:rtl/>
               </w:rPr>
-              <w:t xml:space="preserve">۱۸٫۵</w:t>
+              <w:t xml:space="preserve">۱۷٫۷</w:t>
             </w:r>
           </w:p>
         </w:tc>
@@ -1094,71 +1094,6 @@
                 <w:rtl/>
               </w:rPr>
               <w:t xml:space="preserve">۲</w:t>
-            </w:r>
-          </w:p>
-        </w:tc>
-        <w:tc>
-          <w:tcPr>
-            <w:tcW w:w="1950" w:type="dxa"/>
-            <w:vAlign w:val="center"/>
-          </w:tcPr>
-          <w:p>
-            <w:pPr>
-              <w:bidi/>
-              <w:jc w:val="center"/>
-            </w:pPr>
-            <w:r>
-              <w:rPr>
-                <w:sz w:val="15"/>
-                <w:szCs w:val="15"/>
-                <w:rFonts w:hint="cs"/>
-                <w:rtl/>
-              </w:rPr>
-              <w:t xml:space="preserve">۴٫۸</w:t>
-            </w:r>
-          </w:p>
-        </w:tc>
-        <w:tc>
-          <w:tcPr>
-            <w:tcW w:w="1950" w:type="dxa"/>
-            <w:vAlign w:val="center"/>
-          </w:tcPr>
-          <w:p>
-            <w:pPr>
-              <w:bidi/>
-              <w:jc w:val="center"/>
-            </w:pPr>
-            <w:r>
-              <w:rPr>
-                <w:sz w:val="15"/>
-                <w:szCs w:val="15"/>
-                <w:rFonts w:hint="cs"/>
-                <w:rtl/>
-              </w:rPr>
-              <w:t xml:space="preserve">۵٫۶</w:t>
-            </w:r>
-          </w:p>
-        </w:tc>
-      </w:tr>
-      <w:tr>
-        <w:tc>
-          <w:tcPr>
-            <w:tcW w:w="700" w:type="dxa"/>
-            <w:vAlign w:val="center"/>
-          </w:tcPr>
-          <w:p>
-            <w:pPr>
-              <w:bidi/>
-              <w:jc w:val="center"/>
-            </w:pPr>
-            <w:r>
-              <w:rPr>
-                <w:sz w:val="15"/>
-                <w:szCs w:val="15"/>
-                <w:rFonts w:hint="cs"/>
-                <w:rtl/>
-              </w:rPr>
-              <w:t xml:space="preserve">۳</w:t>
             </w:r>
           </w:p>
         </w:tc>
@@ -1223,6 +1158,71 @@
                 <w:rFonts w:hint="cs"/>
                 <w:rtl/>
               </w:rPr>
+              <w:t xml:space="preserve">۳</w:t>
+            </w:r>
+          </w:p>
+        </w:tc>
+        <w:tc>
+          <w:tcPr>
+            <w:tcW w:w="1950" w:type="dxa"/>
+            <w:vAlign w:val="center"/>
+          </w:tcPr>
+          <w:p>
+            <w:pPr>
+              <w:bidi/>
+              <w:jc w:val="center"/>
+            </w:pPr>
+            <w:r>
+              <w:rPr>
+                <w:sz w:val="15"/>
+                <w:szCs w:val="15"/>
+                <w:rFonts w:hint="cs"/>
+                <w:rtl/>
+              </w:rPr>
+              <w:t xml:space="preserve">۴٫۹</w:t>
+            </w:r>
+          </w:p>
+        </w:tc>
+        <w:tc>
+          <w:tcPr>
+            <w:tcW w:w="1950" w:type="dxa"/>
+            <w:vAlign w:val="center"/>
+          </w:tcPr>
+          <w:p>
+            <w:pPr>
+              <w:bidi/>
+              <w:jc w:val="center"/>
+            </w:pPr>
+            <w:r>
+              <w:rPr>
+                <w:sz w:val="15"/>
+                <w:szCs w:val="15"/>
+                <w:rFonts w:hint="cs"/>
+                <w:rtl/>
+              </w:rPr>
+              <w:t xml:space="preserve">۵٫۷</w:t>
+            </w:r>
+          </w:p>
+        </w:tc>
+      </w:tr>
+      <w:tr>
+        <w:tc>
+          <w:tcPr>
+            <w:tcW w:w="700" w:type="dxa"/>
+            <w:vAlign w:val="center"/>
+          </w:tcPr>
+          <w:p>
+            <w:pPr>
+              <w:bidi/>
+              <w:jc w:val="center"/>
+            </w:pPr>
+            <w:r>
+              <w:rPr>
+                <w:sz w:val="15"/>
+                <w:szCs w:val="15"/>
+                <w:rFonts w:hint="cs"/>
+                <w:rtl/>
+              </w:rPr>
               <w:t xml:space="preserve">۴</w:t>
             </w:r>
           </w:p>
@@ -1244,7 +1244,7 @@
                 <w:rFonts w:hint="cs"/>
                 <w:rtl/>
               </w:rPr>
-              <w:t xml:space="preserve">۵٫۲</w:t>
+              <w:t xml:space="preserve">۴٫۹</w:t>
             </w:r>
           </w:p>
         </w:tc>
@@ -1265,7 +1265,7 @@
                 <w:rFonts w:hint="cs"/>
                 <w:rtl/>
               </w:rPr>
-              <w:t xml:space="preserve">۱۸٫۳</w:t>
+              <w:t xml:space="preserve">۵٫۷</w:t>
             </w:r>
           </w:p>
         </w:tc>
@@ -1309,7 +1309,7 @@
                 <w:rFonts w:hint="cs"/>
                 <w:rtl/>
               </w:rPr>
-              <w:t xml:space="preserve">۵٫۱</w:t>
+              <w:t xml:space="preserve">۴٫۹</w:t>
             </w:r>
           </w:p>
         </w:tc>
@@ -1374,7 +1374,7 @@
                 <w:rFonts w:hint="cs"/>
                 <w:rtl/>
               </w:rPr>
-              <w:t xml:space="preserve">۵٫۵</w:t>
+              <w:t xml:space="preserve">۴٫۹</w:t>
             </w:r>
           </w:p>
         </w:tc>
@@ -1395,7 +1395,7 @@
                 <w:rFonts w:hint="cs"/>
                 <w:rtl/>
               </w:rPr>
-              <w:t xml:space="preserve">۶٫۴</w:t>
+              <w:t xml:space="preserve">۵٫۷</w:t>
             </w:r>
           </w:p>
         </w:tc>
@@ -1439,7 +1439,7 @@
                 <w:rFonts w:hint="cs"/>
                 <w:rtl/>
               </w:rPr>
-              <w:t xml:space="preserve">۵٫۱</w:t>
+              <w:t xml:space="preserve">۴٫۹</w:t>
             </w:r>
           </w:p>
         </w:tc>
@@ -1460,7 +1460,7 @@
                 <w:rFonts w:hint="cs"/>
                 <w:rtl/>
               </w:rPr>
-              <w:t xml:space="preserve">۵٫۸</w:t>
+              <w:t xml:space="preserve">۵٫۷</w:t>
             </w:r>
           </w:p>
         </w:tc>
@@ -1504,7 +1504,7 @@
                 <w:rFonts w:hint="cs"/>
                 <w:rtl/>
               </w:rPr>
-              <w:t xml:space="preserve">۷٫۲</w:t>
+              <w:t xml:space="preserve">۷٫۷</w:t>
             </w:r>
           </w:p>
         </w:tc>
@@ -1525,7 +1525,7 @@
                 <w:rFonts w:hint="cs"/>
                 <w:rtl/>
               </w:rPr>
-              <w:t xml:space="preserve">۱۰٫۶</w:t>
+              <w:t xml:space="preserve">۸٫۹</w:t>
             </w:r>
           </w:p>
         </w:tc>
@@ -1569,7 +1569,7 @@
                 <w:rFonts w:hint="cs"/>
                 <w:rtl/>
               </w:rPr>
-              <w:t xml:space="preserve">۷٫۶</w:t>
+              <w:t xml:space="preserve">۵٫۱</w:t>
             </w:r>
           </w:p>
         </w:tc>
@@ -1590,7 +1590,7 @@
                 <w:rFonts w:hint="cs"/>
                 <w:rtl/>
               </w:rPr>
-              <w:t xml:space="preserve">۱۵٫۰</w:t>
+              <w:t xml:space="preserve">۹٫۰</w:t>
             </w:r>
           </w:p>
         </w:tc>
@@ -1606,7 +1606,7 @@
           <w:rFonts w:hint="cs"/>
           <w:rtl/>
         </w:rPr>
-        <w:t xml:space="preserve">به‌دلیل نبودِ ground truth کولیسی (بخش ۲-۱)، اعتبارسنجی در طول این کار عمدتاً کیفی/بصری بوده: هر تغییر الگوریتمی، پیش از قطعی‌شدن، روی چند عکسِ متنوع اجرا و overlay آن با بازرسیِ مستقیم تایید شده است. رفعِ باگِ «پرتگاه ادغام» (شکل ۲) روی ده عکس/بیش از هفتاد دیسک، رفعِ لنگرشدنِ مرز هاله (شکل ۳) روی هفت عکس/شصت‌وهشت دیسک، و معیارِ «همگراییِ دائمی به پس‌زمینه» روی پنج عکس—شامل یک عکسِ کاملاً جدید و ندیده—اعتبارسنجی شدند: در این عکسِ اخیر، چهار دیسکِ کاملاً بدون‌هاله (تاییدشده با بازرسیِ چشمیِ مستقیم) به‌درستی به شعاعِ کمینه رسیدند و بسطِ کمانی برای سه از این چهار دیسک به صفر از هفتادودو جهتِ پذیرفته‌شده کاهش یافت، بدون هیچ رگرسیونی روی دیسک‌های واقعاً هاله‌دار. تشخیصِ هم‌زمانِ چند پتری (شکل ۱) نیز روی نمونه‌های چسبیده/نزدیک‌به‌هم و پتری‌های مربعی تایید شد؛ یک محدودیتِ شناخته‌شده—تقسیمِ کاذبِ یک ظرفِ منفرد به هفت کاندیدِ هم‌پوشان روی یک عکسِ خاص—هنوز برطرف نشده و در بخش ۴-۳ ذکر شده است.</w:t>
+        <w:t xml:space="preserve">به‌دلیل نبودِ ground truth کولیسی (بخش ۲-۱)، اعتبارسنجی در طول این کار عمدتاً کیفی/بصری بوده: هر تغییر الگوریتمی، پیش از قطعی‌شدن، روی چند عکسِ متنوع اجرا و overlay آن با بازرسیِ مستقیم تایید شده است. رفعِ باگِ «پرتگاه ادغام» (شکل ۲) روی ده عکس/بیش از هفتاد دیسک، رفعِ لنگرشدنِ مرز هاله (شکل ۳) روی هفت عکس/شصت‌وهشت دیسک، و معیارِ «همگراییِ دائمی به پس‌زمینه» روی پنج عکس—شامل یک عکسِ کاملاً جدید و ندیده—اعتبارسنجی شدند: در این عکسِ اخیر، چهار دیسکِ کاملاً بدون‌هاله (تاییدشده با بازرسیِ چشمیِ مستقیم) به‌درستی به شعاعِ کمینه رسیدند و بسطِ کمانی برای سه از این چهار دیسک به صفر از هفتادودو جهتِ پذیرفته‌شده کاهش یافت، بدون هیچ رگرسیونی روی دیسک‌های واقعاً هاله‌دار. تشخیصِ هم‌زمانِ چند پتری (شکل ۱) نیز روی نمونه‌های چسبیده/نزدیک‌به‌هم و پتری‌های مربعی تایید شد؛ یک محدودیتِ شناخته‌شده—تقسیمِ کاذبِ یک ظرفِ منفرد به هفت کاندیدِ هم‌پوشان روی یک عکسِ خاص—هنوز برطرف نشده و در بخش ۴-۳ ذکر شده است. بازکالیبراسیونِ آستانه‌ی رفعِ رخدادِ زاویه‌ای (بخش ۲-۵، از ۱٫۴ به ۱٫۲) نیز روی سه عکسِ دارای رخدادِ مستند به‌علاوه‌ی دو عکسِ چالشیِ پتریِ مربعی (به‌عنوان بررسیِ ضدِّ-بیش‌برازش) تایید شد: قطرِ گزارش‌شده در هیچ‌کدام از دیسک‌های سالم بیش از ۰٫۱ میلی‌متر تغییر نکرد.</w:t>
       </w:r>
     </w:p>
     <w:p>

--- a/paper_figures/Antibiogram_Paper_Draft.docx
+++ b/paper_figures/Antibiogram_Paper_Draft.docx
@@ -339,8 +339,89 @@
           <w:rFonts w:hint="cs"/>
           <w:rtl/>
         </w:rPr>
-        <w:t xml:space="preserve">چهار اصل معماری در طول کل پایپ‌لاین رعایت شده است: (الف) عدم استفاده از مقدار پیکسلی مطلق—هر آستانه، کرنل یا شعاع نسبت به قطر ظرف پتری یا قطر دیسک تعریف می‌شود؛ (ب) پرهیز از بیش‌برازش به یک نمونه—هر تغییر الگوریتمی پیش از قطعی‌شدن روی چند عکسِ متنوع (نه فقط عکسِ مشکل‌دار) اعتبارسنجی می‌شود؛ (پ) قطعیت (determinism)—همه‌ی مرتب‌سازی‌ها و تساوی‌شکنی‌ها صریح‌اند، پیش‌نیازی برای ترجمه‌ی آینده به ++C؛ و (ت) ماژولار بودن—هر مرحله یک بلوکِ مستقل با ورودی و خروجی مشخص است. جریان کلی به این ترتیب است: ابتدا همه‌ی ظرف‌های پتری در عکس تشخیص داده می‌شوند (بخش ۲-۳)؛ سپس، برای هر ظرف به‌طور مستقل، دیسک‌های آنتی‌بیوتیک با ادغام دو‌شاخه‌ای هاف/بلاب تشخیص داده می‌شوند (بخش ۲-۴)؛ برای هر دیسک، مرز هاله‌ی بازدارندگی برازش و اصلاح می‌شود (بخش ۲-۵)؛ سپس رخدادهای غیرعادی داخل هر هاله شناسایی می‌شوند (بخش ۲-۶)؛ و در پایان یک گزارش عددی برای هر دیسک تولید می‌شود (بخش ۲-۷).</w:t>
+        <w:t xml:space="preserve">چهار اصل معماری در طول کل پایپ‌لاین رعایت شده است: (الف) عدم استفاده از مقدار پیکسلی مطلق—هر آستانه، کرنل یا شعاع نسبت به قطر ظرف پتری یا قطر دیسک تعریف می‌شود؛ (ب) پرهیز از بیش‌برازش به یک نمونه—هر تغییر الگوریتمی پیش از قطعی‌شدن روی چند عکسِ متنوع (نه فقط عکسِ مشکل‌دار) اعتبارسنجی می‌شود؛ (پ) قطعیت (determinism)—همه‌ی مرتب‌سازی‌ها و تساوی‌شکنی‌ها صریح‌اند، پیش‌نیازی برای ترجمه‌ی آینده به ++C؛ و (ت) ماژولار بودن—هر مرحله یک بلوکِ مستقل با ورودی و خروجی مشخص است. جریان کلی به این ترتیب است: ابتدا همه‌ی ظرف‌های پتری در عکس تشخیص داده می‌شوند (بخش ۲-۳)؛ سپس، برای هر ظرف به‌طور مستقل، دیسک‌های آنتی‌بیوتیک با ادغام دو‌شاخه‌ای هاف/بلاب تشخیص داده می‌شوند (بخش ۲-۴)؛ برای هر دیسک، مرز هاله‌ی بازدارندگی برازش و اصلاح می‌شود (بخش ۲-۵)؛ سپس رخدادهای غیرعادی داخل هر هاله شناسایی می‌شوند (بخش ۲-۶)؛ و در پایان یک گزارش عددی برای هر دیسک تولید می‌شود (بخش ۲-۷). شکل ۲ این جریان را به‌صورت نموداری خلاصه می‌کند.</w:t>
       </w:r>
+    </w:p>
+    <w:p>
+      <w:pPr>
+        <w:sectPr>
+          <w:type w:val="continuous"/>
+          <w:pgSz w:w="11906" w:h="16838" w:code="9"/>
+          <w:pgMar w:top="1418" w:right="1134" w:bottom="1418" w:left="1134" w:header="851" w:footer="567" w:gutter="0"/>
+          <w:cols w:num="2" w:space="340"/>
+          <w:bidi/>
+          <w:rtlGutter/>
+        </w:sectPr>
+      </w:pPr>
+    </w:p>
+    <w:p>
+      <w:pPr>
+        <w:pStyle w:val="FigurePosition"/>
+      </w:pPr>
+      <w:r>
+        <w:rPr>
+          <w:noProof/>
+        </w:rPr>
+        <w:drawing>
+          <wp:inline distT="0" distB="0" distL="0" distR="0">
+            <wp:extent cx="6120130" cy="1971816"/>
+            <wp:effectExtent l="0" t="0" r="0" b="0"/>
+            <wp:docPr id="101" name="Picture 101"/>
+            <wp:cNvGraphicFramePr>
+              <a:graphicFrameLocks xmlns:a="http://schemas.openxmlformats.org/drawingml/2006/main" noChangeAspect="1"/>
+            </wp:cNvGraphicFramePr>
+            <a:graphic xmlns:a="http://schemas.openxmlformats.org/drawingml/2006/main">
+              <a:graphicData uri="http://schemas.openxmlformats.org/drawingml/2006/picture">
+                <pic:pic xmlns:pic="http://schemas.openxmlformats.org/drawingml/2006/picture">
+                  <pic:nvPicPr>
+                    <pic:cNvPr id="0" name="Picture 101"/>
+                    <pic:cNvPicPr/>
+                  </pic:nvPicPr>
+                  <pic:blipFill>
+                    <a:blip r:embed="rId20"/>
+                    <a:stretch>
+                      <a:fillRect/>
+                    </a:stretch>
+                  </pic:blipFill>
+                  <pic:spPr>
+                    <a:xfrm>
+                      <a:off x="0" y="0"/>
+                      <a:ext cx="6120130" cy="1971816"/>
+                    </a:xfrm>
+                    <a:prstGeom prst="rect">
+                      <a:avLst/>
+                    </a:prstGeom>
+                  </pic:spPr>
+                </pic:pic>
+              </a:graphicData>
+            </a:graphic>
+          </wp:inline>
+        </w:drawing>
+      </w:r>
+    </w:p>
+    <w:p>
+      <w:pPr>
+        <w:pStyle w:val="Caption"/>
+      </w:pPr>
+      <w:r>
+        <w:rPr>
+          <w:rFonts w:hint="cs"/>
+          <w:rtl/>
+        </w:rPr>
+        <w:t xml:space="preserve">شکل ۲: نمودار کلی معماری پایپ‌لاین. ماژول‌های ۵ تا ۱۷ برای هر ظرف پتری به‌طور مستقل اجرا می‌شوند (کادر چین‌دار).</w:t>
+      </w:r>
+    </w:p>
+    <w:p>
+      <w:pPr>
+        <w:sectPr>
+          <w:type w:val="continuous"/>
+          <w:pgSz w:w="11906" w:h="16838" w:code="9"/>
+          <w:pgMar w:top="1418" w:right="1134" w:bottom="1418" w:left="1134" w:header="851" w:footer="567" w:gutter="0"/>
+          <w:cols w:num="1"/>
+          <w:bidi/>
+          <w:rtlGutter/>
+        </w:sectPr>
+      </w:pPr>
     </w:p>
     <w:p>
       <w:pPr>
@@ -400,7 +481,7 @@
           <wp:inline distT="0" distB="0" distL="0" distR="0">
             <wp:extent cx="2952750" cy="3937000"/>
             <wp:effectExtent l="0" t="0" r="0" b="0"/>
-            <wp:docPr id="101" name="Picture 101"/>
+            <wp:docPr id="102" name="Picture 102"/>
             <wp:cNvGraphicFramePr>
               <a:graphicFrameLocks xmlns:a="http://schemas.openxmlformats.org/drawingml/2006/main" noChangeAspect="1"/>
             </wp:cNvGraphicFramePr>
@@ -408,11 +489,11 @@
               <a:graphicData uri="http://schemas.openxmlformats.org/drawingml/2006/picture">
                 <pic:pic xmlns:pic="http://schemas.openxmlformats.org/drawingml/2006/picture">
                   <pic:nvPicPr>
-                    <pic:cNvPr id="0" name="Picture 101"/>
+                    <pic:cNvPr id="0" name="Picture 102"/>
                     <pic:cNvPicPr/>
                   </pic:nvPicPr>
                   <pic:blipFill>
-                    <a:blip r:embed="rId20"/>
+                    <a:blip r:embed="rId21"/>
                     <a:stretch>
                       <a:fillRect/>
                     </a:stretch>
@@ -480,8 +561,32 @@
           <w:rFonts w:hint="cs"/>
           <w:rtl/>
         </w:rPr>
-        <w:t xml:space="preserve">یک باگ مهم در همین مرحله کشف و رفع شد: آستانه‌ی ثابت و دودوییِ اعتماد به شاخه‌ی هاف، یک «پرتگاه» ایجاد کرده بود که هر کاندید با امتیاز درست زیر آن آستانه—حتی اگر از نظر بصری کاملاً معتبر بود—به‌طور کامل حذف می‌شد. برای مثال، یک دیسک واقعی (کدِ CRO30) در یک نمونه با امتیازِ ۰٫۴۸۲ درست زیر آستانه‌ی ۰٫۵۰ رد می‌شد، درحالی‌که دیسک دیگری با هندسه‌ای حتی ضعیف‌تر ولی امتیازِ ۰٫۵۸۸ پذیرفته می‌شد. رفع این باگ با حذفِ کاملِ گیت دودویی—نه صرفاً تغییرِ عدد آستانه—انجام شد: اکنون هندسه فقط به‌صورت پیوسته در امتیاز نهایی کاندید سهیم است و تنها دروازه‌ی نهایی یک آستانه‌ی امتیازِ نرم است. این تغییر روی ده عکسِ مستقل (پنج عکسِ قبلاً بررسی‌شده و پنج عکسِ کاملاً جدید) اعتبارسنجی شد: از میان بیش از هفتاد دیسک در چهارده ظرف، تنها همان یک کاندیدِ هدف پذیرفته شد و هیچ مثبت کاذبِ جدیدی روی هیچ‌کدام از عکس‌ها ظاهر نشد.</w:t>
+        <w:t xml:space="preserve">پیشتر یک آستانه‌ی ثابت و دودوییِ اعتماد به شاخه‌ی هاف، یک «پرتگاه» در گیت هندسیِ ادغام ایجاد کرده بود: هر کاندید با امتیاز درست زیر آن آستانه—حتی اگر از نظر بصری کاملاً معتبر بود—به‌طور کامل حذف می‌شد (برای مثال، یک دیسک واقعی با امتیازِ ۰٫۴۸۲ درست زیر آستانه‌ی ۰٫۵۰ رد می‌شد، درحالی‌که دیسک دیگری با هندسه‌ای حتی ضعیف‌تر ولی امتیازِ ۰٫۵۸۸ پذیرفته می‌شد). این گیت دودویی به‌طور کامل حذف شد؛ اکنون هندسه فقط به‌صورت پیوسته در امتیاز نهایی کاندید سهیم است و تنها دروازه‌ی نهایی یک آستانه‌ی امتیازِ نرم است (جزئیات در جدول ۲).</w:t>
       </w:r>
+    </w:p>
+    <w:p>
+      <w:pPr>
+        <w:pStyle w:val="Paragraph"/>
+      </w:pPr>
+      <w:r>
+        <w:rPr>
+          <w:rFonts w:hint="cs"/>
+          <w:rtl/>
+        </w:rPr>
+        <w:t xml:space="preserve">شکل ۳ این فرایند را روی یک عکس واقعی نشان می‌دهد: تصویرِ ویژگیِ نورمال‌شده (الف) ورودیِ هر دو شاخه است؛ شاخه‌ی هاف (ب) و شاخه‌ی بلاب (پ) مستقل از هم کاندید تولید می‌کنند؛ و ادغام (ت) این دو مجموعه را به فهرست نهاییِ دیسک‌های پذیرفته‌شده تبدیل می‌کند.</w:t>
+      </w:r>
+    </w:p>
+    <w:p>
+      <w:pPr>
+        <w:sectPr>
+          <w:type w:val="continuous"/>
+          <w:pgSz w:w="11906" w:h="16838" w:code="9"/>
+          <w:pgMar w:top="1418" w:right="1134" w:bottom="1418" w:left="1134" w:header="851" w:footer="567" w:gutter="0"/>
+          <w:cols w:num="2" w:space="340"/>
+          <w:bidi/>
+          <w:rtlGutter/>
+        </w:sectPr>
+      </w:pPr>
     </w:p>
     <w:p>
       <w:pPr>
@@ -493,50 +598,7 @@
         </w:rPr>
         <w:drawing>
           <wp:inline distT="0" distB="0" distL="0" distR="0">
-            <wp:extent cx="1431375" cy="1586781"/>
-            <wp:effectExtent l="0" t="0" r="0" b="0"/>
-            <wp:docPr id="102" name="Picture 102"/>
-            <wp:cNvGraphicFramePr>
-              <a:graphicFrameLocks xmlns:a="http://schemas.openxmlformats.org/drawingml/2006/main" noChangeAspect="1"/>
-            </wp:cNvGraphicFramePr>
-            <a:graphic xmlns:a="http://schemas.openxmlformats.org/drawingml/2006/main">
-              <a:graphicData uri="http://schemas.openxmlformats.org/drawingml/2006/picture">
-                <pic:pic xmlns:pic="http://schemas.openxmlformats.org/drawingml/2006/picture">
-                  <pic:nvPicPr>
-                    <pic:cNvPr id="0" name="Picture 102"/>
-                    <pic:cNvPicPr/>
-                  </pic:nvPicPr>
-                  <pic:blipFill>
-                    <a:blip r:embed="rId21"/>
-                    <a:stretch>
-                      <a:fillRect/>
-                    </a:stretch>
-                  </pic:blipFill>
-                  <pic:spPr>
-                    <a:xfrm>
-                      <a:off x="0" y="0"/>
-                      <a:ext cx="1431375" cy="1586781"/>
-                    </a:xfrm>
-                    <a:prstGeom prst="rect">
-                      <a:avLst/>
-                    </a:prstGeom>
-                  </pic:spPr>
-                </pic:pic>
-              </a:graphicData>
-            </a:graphic>
-          </wp:inline>
-        </w:drawing>
-      </w:r>
-      <w:r>
-        <w:t xml:space="preserve">  </w:t>
-      </w:r>
-      <w:r>
-        <w:rPr>
-          <w:noProof/>
-        </w:rPr>
-        <w:drawing>
-          <wp:inline distT="0" distB="0" distL="0" distR="0">
-            <wp:extent cx="1431375" cy="1646081"/>
+            <wp:extent cx="1462532" cy="1573266"/>
             <wp:effectExtent l="0" t="0" r="0" b="0"/>
             <wp:docPr id="103" name="Picture 103"/>
             <wp:cNvGraphicFramePr>
@@ -558,7 +620,7 @@
                   <pic:spPr>
                     <a:xfrm>
                       <a:off x="0" y="0"/>
-                      <a:ext cx="1431375" cy="1646081"/>
+                      <a:ext cx="1462532" cy="1573266"/>
                     </a:xfrm>
                     <a:prstGeom prst="rect">
                       <a:avLst/>
@@ -570,80 +632,16 @@
           </wp:inline>
         </w:drawing>
       </w:r>
-    </w:p>
-    <w:p>
-      <w:pPr>
-        <w:pStyle w:val="Caption"/>
-      </w:pPr>
       <w:r>
-        <w:rPr>
-          <w:rFonts w:hint="cs"/>
-          <w:rtl/>
-        </w:rPr>
-        <w:t xml:space="preserve">شکل ۲: رفع باگ «پرتگاه ادغام» روی همان عکس (خروجی ماژول تشخیص دیسک، بدون مرز هاله). راست: قبل از رفع، دیسک CRO30 با هیچ دایره‌ای علامت‌گذاری نشده و کاملاً رد شده است. چپ: پس از رفع (اجرای فعلیِ پایپ‌لاین)، هر نُه دیسک از جمله CRO30 با دایره‌ی قرمز تشخیص داده شده‌اند.</w:t>
+        <w:t xml:space="preserve">  </w:t>
       </w:r>
-    </w:p>
-    <w:p>
-      <w:pPr>
-        <w:pStyle w:val="Heading2"/>
-      </w:pPr>
-      <w:r>
-        <w:rPr>
-          <w:b/>
-          <w:bCs/>
-          <w:rFonts w:hint="cs"/>
-          <w:rtl/>
-        </w:rPr>
-        <w:t xml:space="preserve">تشخیص مرز هاله‌ی بازدارندگی</w:t>
-      </w:r>
-    </w:p>
-    <w:p>
-      <w:pPr>
-        <w:pStyle w:val="Paragraph"/>
-      </w:pPr>
-      <w:r>
-        <w:rPr>
-          <w:rFonts w:hint="cs"/>
-          <w:rtl/>
-        </w:rPr>
-        <w:t xml:space="preserve">این بخش پرچالش‌ترین و بیشترین تعداد بازطراحی را در کل پروژه داشته است. سه رویکرد اولیه—بر پایه‌ی کنتراست شدت روشنایی، بافت/واریانس محلی، و پیوستگی کمانی با کالیبراسیون تهی—همگی سعی می‌کردند ابتدا با یک گیت وجود/عدم‌وجود تصمیم بگیرند «آیا اصلاً هاله‌ای هست؟»؛ هر سه با بازرسی بصری مستقیم روی نمونه‌های واقعی رد شدند، چون یا هاله‌های واقعی را حذف می‌کردند یا نویز را به‌عنوان هاله می‌پذیرفتند (جزئیات مقایسه‌ای در بخش ۴-۱). معماری نهایی این گیت را به‌طور کامل کنار می‌گذارد: طبق فیزیک نفوذ آنتی‌بیوتیک، هر دیسک یک ناحیه‌ی مهار (هرچند بسیار کوچک) تشکیل می‌دهد، پس همیشه یک دایره برازش و سپس اصلاح می‌شود.</w:t>
-      </w:r>
-    </w:p>
-    <w:p>
-      <w:pPr>
-        <w:pStyle w:val="Paragraph"/>
-      </w:pPr>
-      <w:r>
-        <w:rPr>
-          <w:rFonts w:hint="cs"/>
-          <w:rtl/>
-        </w:rPr>
-        <w:t xml:space="preserve">شعاع پایه از یک پروفایل شعاعیِ تجمیعی و همه‌جهته به‌دست می‌آید—میانگین‌گیری روی صدها تا هزاران پیکسلِ هر حلقه، نه چند ده پیکسل یک پرتوی تکی، که واریانس نمونه‌گیری را به‌طور بنیادی کاهش می‌دهد. مرز، اولین شعاعی است که از آن‌جا تا انتهای پروفایل، تمام مقادیر بعدی در یک باند نویز-محور حول سطح پس‌زمینه باقی می‌مانند («همگرایی دائمی به پس‌زمینه»)—معیاری که گذارهای بیولوژیک دائمی را از نوسانات گذرای عکاسی (سایه، بازتاب موضعی) تفکیک می‌کند. این معیار مستقیماً با تعریف رسمی EUCAST برای خواندن مرز هاله هم‌راستاست (بخش ۴-۲). سپس، برای هر یک از جهت‌های زاویه‌ای (کمان‌های هجده‌درجه)، مرز پایه با یافتن قله‌ی گرادیان محلی—نه صرفاً عبور از یک آستانه—به‌سمت بیرون بسط داده می‌شود؛ قله فقط وقتی پذیرفته می‌شود که هم بزرگیِ مطلقش نسبت به یک نویز مشترکِ کل ظرف، و هم یکنواختیِ نسبی‌اش در همان کمان، از آستانه عبور کند—معیاری دوگانه که یک روند نوری صاف اما ناچیز (مانند vignetting) را از یک لبه‌ی زیستیِ واقعی تفکیک می‌کند. بسط هرگز از نیمِ شعاع ظرف پتری فراتر نمی‌رود. دو سقف کاملاً هندسی و همیشه‌فعال، مستقل از هر سیگنال تصویر، مرز را محدود می‌کنند: فرمول بسته‌ی نیمسازِ عمود تا نزدیک‌ترین دیسک همسایه، و پیمایش مستقیم پرتو در ماسک ظرف تا لبه‌ی فیزیکی پتری.</w:t>
-      </w:r>
-    </w:p>
-    <w:p>
-      <w:pPr>
-        <w:pStyle w:val="Paragraph"/>
-      </w:pPr>
-      <w:r>
-        <w:rPr>
-          <w:rFonts w:hint="cs"/>
-          <w:rtl/>
-        </w:rPr>
-        <w:t xml:space="preserve">در نهایت، یک لایه‌ی اصلاح کاملاً هندسی/آماری—بدون وابستگی به منبع سیگنال قبلی—رخدادهای زاویه‌ایِ ایزوله را رفع می‌کند: هر جهتی که شعاعش بیش از ۱٫۲ برابرِ میانه‌ی همسایگیِ زاویه‌ایِ محلی‌اش باشد، با همان میانه جایگزین می‌شود. این لایه یک باگِ «لنگرشدن به لبه‌ی پتری» را رفع می‌کند: در چند مورد، یک حلقه‌ی روشنِ نزدیک به لبه‌ی فیزیکیِ ظرف—که داخل ماسکِ معتبر پتری قرار دارد اما بیرون از هاله‌ی واقعی است—به‌اشتباه به‌عنوان قوی‌ترین گرادیانِ همان کمان انتخاب می‌شد. اعتبارسنجی روی هفت عکس و شصت‌وهشت دیسک نشان داد پانزده دیسک حداقل یک زاویه‌ی اصلاح‌شده داشتند—یعنی این رخداد رایج بوده، نه ویژگیِ یک عکسِ خاص—درحالی‌که یک عکس هیچ اصلاحی نگرفت، نشان‌دهنده‌ی عدم‌فعال‌شدنِ کاذب روی داده‌ی سالم. آستانه‌ی این نسبت خودش یک‌بار بازکالیبره شد: بررسیِ مستقیمِ خروجی نشان داد یک جهشِ ۳۰ تا ۳۸ درصدی—که زیرِ آستانه‌ی اولیه‌ی ۱٫۴ می‌ماند—هنوز به‌صورتِ یک سنبله‌ی تیز و غیرزیستی در چندضلعیِ نهایی ظاهر می‌شد؛ آستانه پس از تست روی چند عکسِ متنوع به ۱٫۲ کاهش یافت.</w:t>
-      </w:r>
-    </w:p>
-    <w:p>
-      <w:pPr>
-        <w:pStyle w:val="FigurePosition"/>
-      </w:pPr>
       <w:r>
         <w:rPr>
           <w:noProof/>
         </w:rPr>
         <w:drawing>
           <wp:inline distT="0" distB="0" distL="0" distR="0">
-            <wp:extent cx="2952750" cy="3067579"/>
+            <wp:extent cx="1462532" cy="1573266"/>
             <wp:effectExtent l="0" t="0" r="0" b="0"/>
             <wp:docPr id="104" name="Picture 104"/>
             <wp:cNvGraphicFramePr>
@@ -665,7 +663,7 @@
                   <pic:spPr>
                     <a:xfrm>
                       <a:off x="0" y="0"/>
-                      <a:ext cx="2952750" cy="3067579"/>
+                      <a:ext cx="1462532" cy="1573266"/>
                     </a:xfrm>
                     <a:prstGeom prst="rect">
                       <a:avLst/>
@@ -677,108 +675,16 @@
           </wp:inline>
         </w:drawing>
       </w:r>
-    </w:p>
-    <w:p>
-      <w:pPr>
-        <w:pStyle w:val="Caption"/>
-      </w:pPr>
       <w:r>
-        <w:rPr>
-          <w:rFonts w:hint="cs"/>
-          <w:rtl/>
-        </w:rPr>
-        <w:t xml:space="preserve">شکل ۳: خروجیِ فعلیِ ماژول ۱۶.۶ (رفع رخداد زاویه‌ای) روی یک عکس واقعی. مرزِ قرمز، تنها دیسکی را نشان می‌دهد که دست‌کم یک زاویه‌اش اصلاح شده (یکی از نُه دیسک این نمونه)؛ مرزهای سبز بدون اصلاح باقی مانده‌اند.</w:t>
+        <w:t xml:space="preserve">  </w:t>
       </w:r>
-    </w:p>
-    <w:p>
-      <w:pPr>
-        <w:pStyle w:val="Heading2"/>
-      </w:pPr>
-      <w:r>
-        <w:rPr>
-          <w:b/>
-          <w:bCs/>
-          <w:rFonts w:hint="cs"/>
-          <w:rtl/>
-        </w:rPr>
-        <w:t xml:space="preserve">تشخیص رخداد و حباب داخل هاله</w:t>
-      </w:r>
-    </w:p>
-    <w:p>
-      <w:pPr>
-        <w:pStyle w:val="Paragraph"/>
-      </w:pPr>
-      <w:r>
-        <w:rPr>
-          <w:rFonts w:hint="cs"/>
-          <w:rtl/>
-        </w:rPr>
-        <w:t xml:space="preserve">برای علامت‌گذاری رخدادهای موضعیِ غیرعادی—مانند کلونیِ مقاومِ نقطه‌ای یا حباب هوا—ناحیه‌ی جست‌وجو مستقیماً از شکلِ واقعیِ نامتقارنِ خروجیِ سه ماژول قبلی گرفته می‌شود، نه یک تفاضلِ دایره‌ای مقیاسی؛ یعنی ماسکِ حلقه‌ای دقیقاً با مرز واقعیِ هاله (که در جهات مختلف شعاع متفاوتی دارد) منطبق است. سیگنال باقیمانده—شدت واقعی منهای مقدارِ درون‌یابی‌شده‌ی پروفایل شعاعی در همان شعاع—با یک سیگنال گرادیانِ کمکی (بازیافتِ یک خروجیِ میانیِ پیش‌ازاین بلااستفاده) ترکیب و با آستانه‌ی robust مبتنی بر MAD (بدون هیچ مقدار مطلق) دوتایی می‌شود. پس از opening نسبی و برچسب‌گذاریِ مؤلفه‌های متصل، شعاع هر رخداد از تبدیل فاصله برآورد و خروجی نهایی—تعداد، مساحت کل بر حسب mm² و برآوردِ حجمِ کروی—گزارش می‌شود؛ این برآوردِ حجم صریحاً یک تقریب کروی از تصویر دوبعدی است، نه اندازه‌گیریِ مستقیمِ حجم. این ماژول هنوز روی نمونه‌ی واقعیِ دارای حباب به‌طور عمیق اعتبارسنجی نشده، چون در عکس‌های تست‌شده تاکنون اکثر هاله‌ها یا شکل نگرفته‌اند یا حباب نداشته‌اند؛ این کالیبراسیون کار آینده است.</w:t>
-      </w:r>
-    </w:p>
-    <w:p>
-      <w:pPr>
-        <w:pStyle w:val="Heading2"/>
-      </w:pPr>
-      <w:r>
-        <w:rPr>
-          <w:b/>
-          <w:bCs/>
-          <w:rFonts w:hint="cs"/>
-          <w:rtl/>
-        </w:rPr>
-        <w:t xml:space="preserve">گزارش نهایی</w:t>
-      </w:r>
-    </w:p>
-    <w:p>
-      <w:pPr>
-        <w:pStyle w:val="Paragraph"/>
-      </w:pPr>
-      <w:r>
-        <w:rPr>
-          <w:rFonts w:hint="cs"/>
-          <w:rtl/>
-        </w:rPr>
-        <w:t xml:space="preserve">خروجی نهایی برای هر ظرف/دیسک شامل مختصات مرکز، قطر دیسک بر حسب میلی‌متر، و قطر هاله (یا وضعیتِ «تشکیل‌نشده») است. بخش ۳ یک نمونه‌ی کامل و سرتاسری از این گزارش را روی یک عکس واقعی ارائه می‌دهد.</w:t>
-      </w:r>
-    </w:p>
-    <w:p>
-      <w:pPr>
-        <w:pStyle w:val="Heading1"/>
-      </w:pPr>
-      <w:r>
-        <w:rPr>
-          <w:b/>
-          <w:bCs/>
-          <w:rFonts w:hint="cs"/>
-          <w:rtl/>
-        </w:rPr>
-        <w:t xml:space="preserve">نتایج</w:t>
-      </w:r>
-    </w:p>
-    <w:p>
-      <w:pPr>
-        <w:pStyle w:val="Paragraph"/>
-      </w:pPr>
-      <w:r>
-        <w:rPr>
-          <w:rFonts w:hint="cs"/>
-          <w:rtl/>
-        </w:rPr>
-        <w:t xml:space="preserve">شکل ۴ خروجیِ کاملِ سه ماژولِ اصلیِ پایپ‌لاین—تشخیص دیسک، مرز هاله، و رخداد حباب—را روی یک عکس واقعی (۹ دیسک روی یک ظرف، به روش hough_fallback با اطمینانِ ۰٫۸۲) نشان می‌دهد. جدول ۱ گزارش عددیِ متناظر را فهرست می‌کند: قطر دیسک‌ها از ۴٫۹ تا ۷٫۷ میلی‌متر و قطر هاله‌ها از ۵٫۶ تا ۱۷٫۷ میلی‌متر متغیر است—تنوعِ واقع‌گرایانه‌ای از میزان عدمِ‌رشد که شاملِ چند دیسکِ عملاً بدونِ هاله (مقاوم) هم می‌شود؛ روی همین نمونه، ماژول ۱۷ یک رخداد حباب را در مجاورتِ یکی از دیسک‌های دارای هاله‌ی بزرگ گزارش کرد.</w:t>
-      </w:r>
-    </w:p>
-    <w:p>
-      <w:pPr>
-        <w:pStyle w:val="FigurePosition"/>
-      </w:pPr>
       <w:r>
         <w:rPr>
           <w:noProof/>
         </w:rPr>
         <w:drawing>
           <wp:inline distT="0" distB="0" distL="0" distR="0">
-            <wp:extent cx="924250" cy="1269303"/>
+            <wp:extent cx="1462532" cy="1573266"/>
             <wp:effectExtent l="0" t="0" r="0" b="0"/>
             <wp:docPr id="105" name="Picture 105"/>
             <wp:cNvGraphicFramePr>
@@ -793,6 +699,401 @@
                   </pic:nvPicPr>
                   <pic:blipFill>
                     <a:blip r:embed="rId24"/>
+                    <a:stretch>
+                      <a:fillRect/>
+                    </a:stretch>
+                  </pic:blipFill>
+                  <pic:spPr>
+                    <a:xfrm>
+                      <a:off x="0" y="0"/>
+                      <a:ext cx="1462532" cy="1573266"/>
+                    </a:xfrm>
+                    <a:prstGeom prst="rect">
+                      <a:avLst/>
+                    </a:prstGeom>
+                  </pic:spPr>
+                </pic:pic>
+              </a:graphicData>
+            </a:graphic>
+          </wp:inline>
+        </w:drawing>
+      </w:r>
+      <w:r>
+        <w:t xml:space="preserve">  </w:t>
+      </w:r>
+      <w:r>
+        <w:rPr>
+          <w:noProof/>
+        </w:rPr>
+        <w:drawing>
+          <wp:inline distT="0" distB="0" distL="0" distR="0">
+            <wp:extent cx="1462532" cy="2007847"/>
+            <wp:effectExtent l="0" t="0" r="0" b="0"/>
+            <wp:docPr id="106" name="Picture 106"/>
+            <wp:cNvGraphicFramePr>
+              <a:graphicFrameLocks xmlns:a="http://schemas.openxmlformats.org/drawingml/2006/main" noChangeAspect="1"/>
+            </wp:cNvGraphicFramePr>
+            <a:graphic xmlns:a="http://schemas.openxmlformats.org/drawingml/2006/main">
+              <a:graphicData uri="http://schemas.openxmlformats.org/drawingml/2006/picture">
+                <pic:pic xmlns:pic="http://schemas.openxmlformats.org/drawingml/2006/picture">
+                  <pic:nvPicPr>
+                    <pic:cNvPr id="0" name="Picture 106"/>
+                    <pic:cNvPicPr/>
+                  </pic:nvPicPr>
+                  <pic:blipFill>
+                    <a:blip r:embed="rId25"/>
+                    <a:stretch>
+                      <a:fillRect/>
+                    </a:stretch>
+                  </pic:blipFill>
+                  <pic:spPr>
+                    <a:xfrm>
+                      <a:off x="0" y="0"/>
+                      <a:ext cx="1462532" cy="2007847"/>
+                    </a:xfrm>
+                    <a:prstGeom prst="rect">
+                      <a:avLst/>
+                    </a:prstGeom>
+                  </pic:spPr>
+                </pic:pic>
+              </a:graphicData>
+            </a:graphic>
+          </wp:inline>
+        </w:drawing>
+      </w:r>
+    </w:p>
+    <w:p>
+      <w:pPr>
+        <w:pStyle w:val="Caption"/>
+      </w:pPr>
+      <w:r>
+        <w:rPr>
+          <w:rFonts w:hint="cs"/>
+          <w:rtl/>
+        </w:rPr>
+        <w:t xml:space="preserve">شکل ۳: تشخیص دیسک بر پایه‌ی ادغام دو‌شاخه‌ای، روی یک عکس واقعی. از راست به چپ: (الف) تصویرِ ویژگیِ نورمال‌شده (ماژول ۵)، (ب) کاندیدهای تاییدشده‌ی شاخه‌ی هاف (ماژول ۱۱)، (پ) کاندیدهای شاخه‌ی بلاب/واترشد (ماژول ۱۲)، (ت) نتیجه‌ی نهاییِ ادغام (ماژول ۱۴).</w:t>
+      </w:r>
+    </w:p>
+    <w:p>
+      <w:pPr>
+        <w:sectPr>
+          <w:type w:val="continuous"/>
+          <w:pgSz w:w="11906" w:h="16838" w:code="9"/>
+          <w:pgMar w:top="1418" w:right="1134" w:bottom="1418" w:left="1134" w:header="851" w:footer="567" w:gutter="0"/>
+          <w:cols w:num="1"/>
+          <w:bidi/>
+          <w:rtlGutter/>
+        </w:sectPr>
+      </w:pPr>
+    </w:p>
+    <w:p>
+      <w:pPr>
+        <w:pStyle w:val="Heading2"/>
+      </w:pPr>
+      <w:r>
+        <w:rPr>
+          <w:b/>
+          <w:bCs/>
+          <w:rFonts w:hint="cs"/>
+          <w:rtl/>
+        </w:rPr>
+        <w:t xml:space="preserve">تشخیص مرز هاله‌ی بازدارندگی</w:t>
+      </w:r>
+    </w:p>
+    <w:p>
+      <w:pPr>
+        <w:pStyle w:val="Paragraph"/>
+      </w:pPr>
+      <w:r>
+        <w:rPr>
+          <w:rFonts w:hint="cs"/>
+          <w:rtl/>
+        </w:rPr>
+        <w:t xml:space="preserve">این بخش پرچالش‌ترین و بیشترین تعداد بازطراحی را در کل پروژه داشته است. سه رویکرد اولیه—بر پایه‌ی کنتراست شدت روشنایی، بافت/واریانس محلی، و پیوستگی کمانی با کالیبراسیون تهی—همگی سعی می‌کردند ابتدا با یک گیت وجود/عدم‌وجود تصمیم بگیرند «آیا اصلاً هاله‌ای هست؟»؛ هر سه با بازرسی بصری مستقیم روی نمونه‌های واقعی رد شدند، چون یا هاله‌های واقعی را حذف می‌کردند یا نویز را به‌عنوان هاله می‌پذیرفتند (جزئیات مقایسه‌ای در بخش ۴-۱). معماری نهایی این گیت را به‌طور کامل کنار می‌گذارد: طبق فیزیک نفوذ آنتی‌بیوتیک، هر دیسک یک ناحیه‌ی مهار (هرچند بسیار کوچک) تشکیل می‌دهد، پس همیشه یک دایره برازش و سپس اصلاح می‌شود.</w:t>
+      </w:r>
+    </w:p>
+    <w:p>
+      <w:pPr>
+        <w:pStyle w:val="Paragraph"/>
+      </w:pPr>
+      <w:r>
+        <w:rPr>
+          <w:rFonts w:hint="cs"/>
+          <w:rtl/>
+        </w:rPr>
+        <w:t xml:space="preserve">شعاع پایه از یک پروفایل شعاعیِ تجمیعی و همه‌جهته به‌دست می‌آید—میانگین‌گیری روی صدها تا هزاران پیکسلِ هر حلقه، نه چند ده پیکسل یک پرتوی تکی، که واریانس نمونه‌گیری را به‌طور بنیادی کاهش می‌دهد. مرز، اولین شعاعی است که از آن‌جا تا انتهای پروفایل، تمام مقادیر بعدی در یک باند نویز-محور حول سطح پس‌زمینه باقی می‌مانند («همگرایی دائمی به پس‌زمینه»)—معیاری که گذارهای بیولوژیک دائمی را از نوسانات گذرای عکاسی (سایه، بازتاب موضعی) تفکیک می‌کند. این معیار مستقیماً با تعریف رسمی EUCAST برای خواندن مرز هاله هم‌راستاست (بخش ۴-۲). سپس، برای هر یک از جهت‌های زاویه‌ای (کمان‌های هجده‌درجه)، مرز پایه با یافتن قله‌ی گرادیان محلی—نه صرفاً عبور از یک آستانه—به‌سمت بیرون بسط داده می‌شود؛ قله فقط وقتی پذیرفته می‌شود که هم بزرگیِ مطلقش نسبت به یک نویز مشترکِ کل ظرف، و هم یکنواختیِ نسبی‌اش در همان کمان، از آستانه عبور کند—معیاری دوگانه که یک روند نوری صاف اما ناچیز (مانند vignetting) را از یک لبه‌ی زیستیِ واقعی تفکیک می‌کند. بسط هرگز از نیمِ شعاع ظرف پتری فراتر نمی‌رود. دو سقف کاملاً هندسی و همیشه‌فعال، مستقل از هر سیگنال تصویر، مرز را محدود می‌کنند: فرمول بسته‌ی نیمسازِ عمود تا نزدیک‌ترین دیسک همسایه، و پیمایش مستقیم پرتو در ماسک ظرف تا لبه‌ی فیزیکی پتری.</w:t>
+      </w:r>
+    </w:p>
+    <w:p>
+      <w:pPr>
+        <w:pStyle w:val="Paragraph"/>
+      </w:pPr>
+      <w:r>
+        <w:rPr>
+          <w:rFonts w:hint="cs"/>
+          <w:rtl/>
+        </w:rPr>
+        <w:t xml:space="preserve">در نهایت، یک لایه‌ی اصلاح کاملاً هندسی/آماری—بدون وابستگی به منبع سیگنال قبلی—رخدادهای زاویه‌ایِ ایزوله را رفع می‌کند: هر جهتی که شعاعش بیش از ۱٫۲ برابرِ میانه‌ی همسایگیِ زاویه‌ایِ محلی‌اش باشد، با همان میانه جایگزین می‌شود. این لایه رخدادهایی نظیر «لنگرشدن به لبه‌ی پتری» را رفع می‌کند: در چند مورد، یک حلقه‌ی روشنِ نزدیک به لبه‌ی فیزیکیِ ظرف—که داخل ماسکِ معتبر پتری قرار دارد اما بیرون از هاله‌ی واقعی است—به‌اشتباه به‌عنوان قوی‌ترین گرادیانِ همان کمان انتخاب می‌شد. اعتبارسنجی روی هفت عکس و شصت‌وهشت دیسک نشان داد پانزده دیسک حداقل یک زاویه‌ی اصلاح‌شده داشتند—یعنی این رخداد رایج بوده، نه ویژگیِ یک عکسِ خاص—درحالی‌که یک عکس هیچ اصلاحی نگرفت، نشان‌دهنده‌ی عدم‌فعال‌شدنِ کاذب روی داده‌ی سالم. آستانه‌ی این نسبت خودش یک‌بار بازکالیبره شد (از ۱٫۴ به ۱٫۲): بررسیِ مستقیمِ خروجی نشان داد یک جهشِ ۳۰ تا ۳۸ درصدی هنوز می‌توانست به‌صورتِ یک سنبله‌ی تیز و غیرزیستی در چندضلعیِ نهایی ظاهر شود؛ آستانه پس از تست روی چند عکسِ متنوع تنظیم شد (جزئیات در جدول ۲).</w:t>
+      </w:r>
+    </w:p>
+    <w:p>
+      <w:pPr>
+        <w:pStyle w:val="Paragraph"/>
+      </w:pPr>
+      <w:r>
+        <w:rPr>
+          <w:rFonts w:hint="cs"/>
+          <w:rtl/>
+        </w:rPr>
+        <w:t xml:space="preserve">شکل ۴ سه مرحله‌ی این بازطراحی را روی یک دیسکِ واقعی نشان می‌دهد: دایره‌ی پایه (ماژول ۱۶) که فقط با سقف‌های هندسیِ Voronoi/لبه‌ی پتری محدود شده؛ بسطِ نامتقارنِ per-angle (ماژول ۱۶.۵)؛ و مرزِ نهایی پس از رفعِ رخدادهای زاویه‌ای (ماژول ۱۶.۶).</w:t>
+      </w:r>
+    </w:p>
+    <w:p>
+      <w:pPr>
+        <w:pStyle w:val="FigurePosition"/>
+      </w:pPr>
+      <w:r>
+        <w:rPr>
+          <w:noProof/>
+        </w:rPr>
+        <w:drawing>
+          <wp:inline distT="0" distB="0" distL="0" distR="0">
+            <wp:extent cx="924250" cy="1003471"/>
+            <wp:effectExtent l="0" t="0" r="0" b="0"/>
+            <wp:docPr id="107" name="Picture 107"/>
+            <wp:cNvGraphicFramePr>
+              <a:graphicFrameLocks xmlns:a="http://schemas.openxmlformats.org/drawingml/2006/main" noChangeAspect="1"/>
+            </wp:cNvGraphicFramePr>
+            <a:graphic xmlns:a="http://schemas.openxmlformats.org/drawingml/2006/main">
+              <a:graphicData uri="http://schemas.openxmlformats.org/drawingml/2006/picture">
+                <pic:pic xmlns:pic="http://schemas.openxmlformats.org/drawingml/2006/picture">
+                  <pic:nvPicPr>
+                    <pic:cNvPr id="0" name="Picture 107"/>
+                    <pic:cNvPicPr/>
+                  </pic:nvPicPr>
+                  <pic:blipFill>
+                    <a:blip r:embed="rId26"/>
+                    <a:stretch>
+                      <a:fillRect/>
+                    </a:stretch>
+                  </pic:blipFill>
+                  <pic:spPr>
+                    <a:xfrm>
+                      <a:off x="0" y="0"/>
+                      <a:ext cx="924250" cy="1003471"/>
+                    </a:xfrm>
+                    <a:prstGeom prst="rect">
+                      <a:avLst/>
+                    </a:prstGeom>
+                  </pic:spPr>
+                </pic:pic>
+              </a:graphicData>
+            </a:graphic>
+          </wp:inline>
+        </w:drawing>
+      </w:r>
+      <w:r>
+        <w:t xml:space="preserve">  </w:t>
+      </w:r>
+      <w:r>
+        <w:rPr>
+          <w:noProof/>
+        </w:rPr>
+        <w:drawing>
+          <wp:inline distT="0" distB="0" distL="0" distR="0">
+            <wp:extent cx="924250" cy="969142"/>
+            <wp:effectExtent l="0" t="0" r="0" b="0"/>
+            <wp:docPr id="108" name="Picture 108"/>
+            <wp:cNvGraphicFramePr>
+              <a:graphicFrameLocks xmlns:a="http://schemas.openxmlformats.org/drawingml/2006/main" noChangeAspect="1"/>
+            </wp:cNvGraphicFramePr>
+            <a:graphic xmlns:a="http://schemas.openxmlformats.org/drawingml/2006/main">
+              <a:graphicData uri="http://schemas.openxmlformats.org/drawingml/2006/picture">
+                <pic:pic xmlns:pic="http://schemas.openxmlformats.org/drawingml/2006/picture">
+                  <pic:nvPicPr>
+                    <pic:cNvPr id="0" name="Picture 108"/>
+                    <pic:cNvPicPr/>
+                  </pic:nvPicPr>
+                  <pic:blipFill>
+                    <a:blip r:embed="rId27"/>
+                    <a:stretch>
+                      <a:fillRect/>
+                    </a:stretch>
+                  </pic:blipFill>
+                  <pic:spPr>
+                    <a:xfrm>
+                      <a:off x="0" y="0"/>
+                      <a:ext cx="924250" cy="969142"/>
+                    </a:xfrm>
+                    <a:prstGeom prst="rect">
+                      <a:avLst/>
+                    </a:prstGeom>
+                  </pic:spPr>
+                </pic:pic>
+              </a:graphicData>
+            </a:graphic>
+          </wp:inline>
+        </w:drawing>
+      </w:r>
+      <w:r>
+        <w:t xml:space="preserve">  </w:t>
+      </w:r>
+      <w:r>
+        <w:rPr>
+          <w:noProof/>
+        </w:rPr>
+        <w:drawing>
+          <wp:inline distT="0" distB="0" distL="0" distR="0">
+            <wp:extent cx="924250" cy="959899"/>
+            <wp:effectExtent l="0" t="0" r="0" b="0"/>
+            <wp:docPr id="109" name="Picture 109"/>
+            <wp:cNvGraphicFramePr>
+              <a:graphicFrameLocks xmlns:a="http://schemas.openxmlformats.org/drawingml/2006/main" noChangeAspect="1"/>
+            </wp:cNvGraphicFramePr>
+            <a:graphic xmlns:a="http://schemas.openxmlformats.org/drawingml/2006/main">
+              <a:graphicData uri="http://schemas.openxmlformats.org/drawingml/2006/picture">
+                <pic:pic xmlns:pic="http://schemas.openxmlformats.org/drawingml/2006/picture">
+                  <pic:nvPicPr>
+                    <pic:cNvPr id="0" name="Picture 109"/>
+                    <pic:cNvPicPr/>
+                  </pic:nvPicPr>
+                  <pic:blipFill>
+                    <a:blip r:embed="rId28"/>
+                    <a:stretch>
+                      <a:fillRect/>
+                    </a:stretch>
+                  </pic:blipFill>
+                  <pic:spPr>
+                    <a:xfrm>
+                      <a:off x="0" y="0"/>
+                      <a:ext cx="924250" cy="959899"/>
+                    </a:xfrm>
+                    <a:prstGeom prst="rect">
+                      <a:avLst/>
+                    </a:prstGeom>
+                  </pic:spPr>
+                </pic:pic>
+              </a:graphicData>
+            </a:graphic>
+          </wp:inline>
+        </w:drawing>
+      </w:r>
+    </w:p>
+    <w:p>
+      <w:pPr>
+        <w:pStyle w:val="Caption"/>
+      </w:pPr>
+      <w:r>
+        <w:rPr>
+          <w:rFonts w:hint="cs"/>
+          <w:rtl/>
+        </w:rPr>
+        <w:t xml:space="preserve">شکل ۴: سه مرحله‌ی تعیین مرز هاله روی یک عکس واقعی. از راست به چپ: (الف) دایره‌ی پایه با سقف هندسی (ماژول ۱۶)، (ب) بسط نامتقارن per-angle (ماژول ۱۶.۵)، (پ) مرز نهایی پس از رفع رخدادهای زاویه‌ای (ماژول ۱۶.۶).</w:t>
+      </w:r>
+    </w:p>
+    <w:p>
+      <w:pPr>
+        <w:pStyle w:val="Heading2"/>
+      </w:pPr>
+      <w:r>
+        <w:rPr>
+          <w:b/>
+          <w:bCs/>
+          <w:rFonts w:hint="cs"/>
+          <w:rtl/>
+        </w:rPr>
+        <w:t xml:space="preserve">تشخیص رخداد و حباب داخل هاله</w:t>
+      </w:r>
+    </w:p>
+    <w:p>
+      <w:pPr>
+        <w:pStyle w:val="Paragraph"/>
+      </w:pPr>
+      <w:r>
+        <w:rPr>
+          <w:rFonts w:hint="cs"/>
+          <w:rtl/>
+        </w:rPr>
+        <w:t xml:space="preserve">برای علامت‌گذاری رخدادهای موضعیِ غیرعادی—مانند کلونیِ مقاومِ نقطه‌ای یا حباب هوا—ناحیه‌ی جست‌وجو مستقیماً از شکلِ واقعیِ نامتقارنِ خروجیِ سه ماژول قبلی گرفته می‌شود، نه یک تفاضلِ دایره‌ای مقیاسی؛ یعنی ماسکِ حلقه‌ای دقیقاً با مرز واقعیِ هاله (که در جهات مختلف شعاع متفاوتی دارد) منطبق است. سیگنال باقیمانده—شدت واقعی منهای مقدارِ درون‌یابی‌شده‌ی پروفایل شعاعی در همان شعاع—با یک سیگنال گرادیانِ کمکی (بازیافتِ یک خروجیِ میانیِ پیش‌ازاین بلااستفاده) ترکیب و با آستانه‌ی robust مبتنی بر MAD (بدون هیچ مقدار مطلق) دوتایی می‌شود. پس از opening نسبی و برچسب‌گذاریِ مؤلفه‌های متصل، شعاع هر رخداد از تبدیل فاصله برآورد و خروجی نهایی—تعداد، مساحت کل بر حسب mm² و برآوردِ حجمِ کروی—گزارش می‌شود؛ این برآوردِ حجم صریحاً یک تقریب کروی از تصویر دوبعدی است، نه اندازه‌گیریِ مستقیمِ حجم. این ماژول هنوز روی نمونه‌ی واقعیِ دارای حباب به‌طور عمیق اعتبارسنجی نشده، چون در عکس‌های تست‌شده تاکنون اکثر هاله‌ها یا شکل نگرفته‌اند یا حباب نداشته‌اند؛ این کالیبراسیون کار آینده است.</w:t>
+      </w:r>
+    </w:p>
+    <w:p>
+      <w:pPr>
+        <w:pStyle w:val="Heading2"/>
+      </w:pPr>
+      <w:r>
+        <w:rPr>
+          <w:b/>
+          <w:bCs/>
+          <w:rFonts w:hint="cs"/>
+          <w:rtl/>
+        </w:rPr>
+        <w:t xml:space="preserve">گزارش نهایی</w:t>
+      </w:r>
+    </w:p>
+    <w:p>
+      <w:pPr>
+        <w:pStyle w:val="Paragraph"/>
+      </w:pPr>
+      <w:r>
+        <w:rPr>
+          <w:rFonts w:hint="cs"/>
+          <w:rtl/>
+        </w:rPr>
+        <w:t xml:space="preserve">خروجی نهایی برای هر ظرف/دیسک شامل مختصات مرکز، قطر دیسک بر حسب میلی‌متر، و قطر هاله (یا وضعیتِ «تشکیل‌نشده») است. بخش ۳ (شکل ۵) یک نمونه‌ی کامل و سرتاسری از این گزارش را روی یک عکس واقعی ارائه می‌دهد.</w:t>
+      </w:r>
+    </w:p>
+    <w:p>
+      <w:pPr>
+        <w:pStyle w:val="Heading1"/>
+      </w:pPr>
+      <w:r>
+        <w:rPr>
+          <w:b/>
+          <w:bCs/>
+          <w:rFonts w:hint="cs"/>
+          <w:rtl/>
+        </w:rPr>
+        <w:t xml:space="preserve">نتایج</w:t>
+      </w:r>
+    </w:p>
+    <w:p>
+      <w:pPr>
+        <w:pStyle w:val="Paragraph"/>
+      </w:pPr>
+      <w:r>
+        <w:rPr>
+          <w:rFonts w:hint="cs"/>
+          <w:rtl/>
+        </w:rPr>
+        <w:t xml:space="preserve">شکل ۵ خروجیِ کاملِ سه ماژولِ اصلیِ پایپ‌لاین—تشخیص دیسک، مرز هاله، و رخداد حباب—را روی یک عکس واقعی (۹ دیسک روی یک ظرف، به روش hough_fallback با اطمینانِ ۰٫۸۲) نشان می‌دهد. جدول ۱ گزارش عددیِ متناظر را فهرست می‌کند: قطر دیسک‌ها از ۴٫۹ تا ۷٫۷ میلی‌متر و قطر هاله‌ها از ۵٫۶ تا ۱۷٫۷ میلی‌متر متغیر است—تنوعِ واقع‌گرایانه‌ای از میزان عدمِ‌رشد که شاملِ چند دیسکِ عملاً بدونِ هاله (مقاوم) هم می‌شود؛ روی همین نمونه، ماژول ۱۷ یک رخداد حباب را در مجاورتِ یکی از دیسک‌های دارای هاله‌ی بزرگ گزارش کرد.</w:t>
+      </w:r>
+    </w:p>
+    <w:p>
+      <w:pPr>
+        <w:pStyle w:val="FigurePosition"/>
+      </w:pPr>
+      <w:r>
+        <w:rPr>
+          <w:noProof/>
+        </w:rPr>
+        <w:drawing>
+          <wp:inline distT="0" distB="0" distL="0" distR="0">
+            <wp:extent cx="924250" cy="1269303"/>
+            <wp:effectExtent l="0" t="0" r="0" b="0"/>
+            <wp:docPr id="110" name="Picture 110"/>
+            <wp:cNvGraphicFramePr>
+              <a:graphicFrameLocks xmlns:a="http://schemas.openxmlformats.org/drawingml/2006/main" noChangeAspect="1"/>
+            </wp:cNvGraphicFramePr>
+            <a:graphic xmlns:a="http://schemas.openxmlformats.org/drawingml/2006/main">
+              <a:graphicData uri="http://schemas.openxmlformats.org/drawingml/2006/picture">
+                <pic:pic xmlns:pic="http://schemas.openxmlformats.org/drawingml/2006/picture">
+                  <pic:nvPicPr>
+                    <pic:cNvPr id="0" name="Picture 110"/>
+                    <pic:cNvPicPr/>
+                  </pic:nvPicPr>
+                  <pic:blipFill>
+                    <a:blip r:embed="rId29"/>
                     <a:stretch>
                       <a:fillRect/>
                     </a:stretch>
@@ -823,7 +1124,7 @@
           <wp:inline distT="0" distB="0" distL="0" distR="0">
             <wp:extent cx="924250" cy="959679"/>
             <wp:effectExtent l="0" t="0" r="0" b="0"/>
-            <wp:docPr id="106" name="Picture 106"/>
+            <wp:docPr id="111" name="Picture 111"/>
             <wp:cNvGraphicFramePr>
               <a:graphicFrameLocks xmlns:a="http://schemas.openxmlformats.org/drawingml/2006/main" noChangeAspect="1"/>
             </wp:cNvGraphicFramePr>
@@ -831,11 +1132,11 @@
               <a:graphicData uri="http://schemas.openxmlformats.org/drawingml/2006/picture">
                 <pic:pic xmlns:pic="http://schemas.openxmlformats.org/drawingml/2006/picture">
                   <pic:nvPicPr>
-                    <pic:cNvPr id="0" name="Picture 106"/>
+                    <pic:cNvPr id="0" name="Picture 111"/>
                     <pic:cNvPicPr/>
                   </pic:nvPicPr>
                   <pic:blipFill>
-                    <a:blip r:embed="rId25"/>
+                    <a:blip r:embed="rId30"/>
                     <a:stretch>
                       <a:fillRect/>
                     </a:stretch>
@@ -866,7 +1167,7 @@
           <wp:inline distT="0" distB="0" distL="0" distR="0">
             <wp:extent cx="924250" cy="1206146"/>
             <wp:effectExtent l="0" t="0" r="0" b="0"/>
-            <wp:docPr id="107" name="Picture 107"/>
+            <wp:docPr id="112" name="Picture 112"/>
             <wp:cNvGraphicFramePr>
               <a:graphicFrameLocks xmlns:a="http://schemas.openxmlformats.org/drawingml/2006/main" noChangeAspect="1"/>
             </wp:cNvGraphicFramePr>
@@ -874,11 +1175,11 @@
               <a:graphicData uri="http://schemas.openxmlformats.org/drawingml/2006/picture">
                 <pic:pic xmlns:pic="http://schemas.openxmlformats.org/drawingml/2006/picture">
                   <pic:nvPicPr>
-                    <pic:cNvPr id="0" name="Picture 107"/>
+                    <pic:cNvPr id="0" name="Picture 112"/>
                     <pic:cNvPicPr/>
                   </pic:nvPicPr>
                   <pic:blipFill>
-                    <a:blip r:embed="rId26"/>
+                    <a:blip r:embed="rId31"/>
                     <a:stretch>
                       <a:fillRect/>
                     </a:stretch>
@@ -908,7 +1209,7 @@
           <w:rFonts w:hint="cs"/>
           <w:rtl/>
         </w:rPr>
-        <w:t xml:space="preserve">شکل ۴: خروجی سرتاسریِ پایپ‌لاین روی یک نمونه‌ی واقعی. از راست به چپ: (الف) نتیجه‌ی نهاییِ ادغام برای تشخیص نُه دیسک، (ب) مرز نهاییِ هاله‌ی بازدارندگی برای هر دیسک، (پ) ناحیه‌ی جست‌وجوی رخداد/حباب؛ یک رخداد (دایره‌ی بنفش کوچک) نزدیکِ دیسکِ CZ30 شناسایی شد.</w:t>
+        <w:t xml:space="preserve">شکل ۵: خروجی سرتاسریِ پایپ‌لاین روی یک نمونه‌ی واقعی. از راست به چپ: (الف) نتیجه‌ی نهاییِ ادغام برای تشخیص نُه دیسک، (ب) مرز نهاییِ هاله‌ی بازدارندگی برای هر دیسک، (پ) ناحیه‌ی جست‌وجوی رخداد/حباب؛ یک رخداد (دایره‌ی بنفش کوچک) نزدیکِ دیسکِ CZ30 شناسایی شد.</w:t>
       </w:r>
     </w:p>
     <w:p>
@@ -1606,7 +1907,7 @@
           <w:rFonts w:hint="cs"/>
           <w:rtl/>
         </w:rPr>
-        <w:t xml:space="preserve">به‌دلیل نبودِ ground truth کولیسی (بخش ۲-۱)، اعتبارسنجی در طول این کار عمدتاً کیفی/بصری بوده: هر تغییر الگوریتمی، پیش از قطعی‌شدن، روی چند عکسِ متنوع اجرا و overlay آن با بازرسیِ مستقیم تایید شده است. رفعِ باگِ «پرتگاه ادغام» (شکل ۲) روی ده عکس/بیش از هفتاد دیسک، رفعِ لنگرشدنِ مرز هاله (شکل ۳) روی هفت عکس/شصت‌وهشت دیسک، و معیارِ «همگراییِ دائمی به پس‌زمینه» روی پنج عکس—شامل یک عکسِ کاملاً جدید و ندیده—اعتبارسنجی شدند: در این عکسِ اخیر، چهار دیسکِ کاملاً بدون‌هاله (تاییدشده با بازرسیِ چشمیِ مستقیم) به‌درستی به شعاعِ کمینه رسیدند و بسطِ کمانی برای سه از این چهار دیسک به صفر از هفتادودو جهتِ پذیرفته‌شده کاهش یافت، بدون هیچ رگرسیونی روی دیسک‌های واقعاً هاله‌دار. تشخیصِ هم‌زمانِ چند پتری (شکل ۱) نیز روی نمونه‌های چسبیده/نزدیک‌به‌هم و پتری‌های مربعی تایید شد؛ یک محدودیتِ شناخته‌شده—تقسیمِ کاذبِ یک ظرفِ منفرد به هفت کاندیدِ هم‌پوشان روی یک عکسِ خاص—هنوز برطرف نشده و در بخش ۴-۳ ذکر شده است. بازکالیبراسیونِ آستانه‌ی رفعِ رخدادِ زاویه‌ای (بخش ۲-۵، از ۱٫۴ به ۱٫۲) نیز روی سه عکسِ دارای رخدادِ مستند به‌علاوه‌ی دو عکسِ چالشیِ پتریِ مربعی (به‌عنوان بررسیِ ضدِّ-بیش‌برازش) تایید شد: قطرِ گزارش‌شده در هیچ‌کدام از دیسک‌های سالم بیش از ۰٫۱ میلی‌متر تغییر نکرد.</w:t>
+        <w:t xml:space="preserve">به‌دلیل نبودِ ground truth کولیسی (بخش ۲-۱)، اعتبارسنجی در طول این کار عمدتاً کیفی/بصری بوده: هر تغییر الگوریتمی، پیش از قطعی‌شدن، روی چند عکسِ متنوع اجرا و overlay آن با بازرسیِ مستقیم تایید شده است. رفعِ باگِ «پرتگاه ادغام» روی ده عکس/بیش از هفتاد دیسک، رفعِ لنگرشدنِ مرز هاله روی هفت عکس/شصت‌وهشت دیسک، و معیارِ «همگراییِ دائمی به پس‌زمینه» روی پنج عکس—شامل یک عکسِ کاملاً جدید و ندیده—اعتبارسنجی شدند (جدول ۲): در این عکسِ اخیر، چهار دیسکِ کاملاً بدون‌هاله (تاییدشده با بازرسیِ چشمیِ مستقیم) به‌درستی به شعاعِ کمینه رسیدند و بسطِ کمانی برای سه از این چهار دیسک به صفر از هفتادودو جهتِ پذیرفته‌شده کاهش یافت، بدون هیچ رگرسیونی روی دیسک‌های واقعاً هاله‌دار. تشخیصِ هم‌زمانِ چند پتری (شکل ۱) نیز روی نمونه‌های چسبیده/نزدیک‌به‌هم و پتری‌های مربعی تایید شد؛ یک محدودیتِ شناخته‌شده—تقسیمِ کاذبِ یک ظرفِ منفرد به هفت کاندیدِ هم‌پوشان روی یک عکسِ خاص—هنوز برطرف نشده و در بخش ۴-۳ ذکر شده است. بازکالیبراسیونِ آستانه‌ی رفعِ رخدادِ زاویه‌ای (بخش ۲-۵، از ۱٫۴ به ۱٫۲) نیز روی سه عکسِ دارای رخدادِ مستند به‌علاوه‌ی دو عکسِ چالشیِ پتریِ مربعی (به‌عنوان بررسیِ ضدِّ-بیش‌برازش) تایید شد: قطرِ گزارش‌شده در هیچ‌کدام از دیسک‌های سالم بیش از ۰٫۱ میلی‌متر تغییر نکرد.</w:t>
       </w:r>
     </w:p>
     <w:p>

--- a/paper_figures/Antibiogram_Paper_Draft.docx
+++ b/paper_figures/Antibiogram_Paper_Draft.docx
@@ -13,7 +13,7 @@
           <w:rFonts w:hint="cs"/>
           <w:rtl/>
         </w:rPr>
-        <w:t xml:space="preserve">چارچوبی مبتنی بر بینایی ماشین کلاسیک برای تشخیص و اندازه‌گیری خودکار آنتی‌بایوگرام دیسک-دیفیوژن از روی تصویر تلفن همراه</w:t>
+        <w:t xml:space="preserve">اندازه‌گیری تفسیرپذیر و خودکار آنتی‌بایوگرام دیسک-دیفیوژن از تصاویر تلفن همراه با بینایی ماشین کلاسیک</w:t>
       </w:r>
     </w:p>
     <w:p>
@@ -45,29 +45,42 @@
           <w:rFonts w:hint="cs"/>
           <w:rtl/>
         </w:rPr>
-        <w:t xml:space="preserve">، </w:t>
+        <w:t xml:space="preserve">، [PLACEHOLDER: مقاره‌زاده]</w:t>
+      </w:r>
+      <w:r>
+        <w:t xml:space="preserve">۳</w:t>
       </w:r>
       <w:r>
         <w:rPr>
           <w:rFonts w:hint="cs"/>
           <w:rtl/>
         </w:rPr>
-        <w:t xml:space="preserve">[PLACEHOLDER: سایر همکاران در صورت وجود]</w:t>
+        <w:t xml:space="preserve">، [PLACEHOLDER: هاشمی‌پور]</w:t>
       </w:r>
       <w:r>
-        <w:t xml:space="preserve">۳</w:t>
+        <w:t xml:space="preserve">۴</w:t>
       </w:r>
-    </w:p>
-    <w:p>
-      <w:pPr>
-        <w:pStyle w:val="Authors"/>
-      </w:pPr>
       <w:r>
         <w:rPr>
           <w:rFonts w:hint="cs"/>
           <w:rtl/>
         </w:rPr>
-        <w:t xml:space="preserve">(نویسنده‌ی مسئول با علامت * مشخص شده است)</w:t>
+        <w:t xml:space="preserve">، [PLACEHOLDER: دکتر شکری]</w:t>
+      </w:r>
+      <w:r>
+        <w:t xml:space="preserve">۵</w:t>
+      </w:r>
+    </w:p>
+    <w:p>
+      <w:pPr>
+        <w:pStyle w:val="Authors"/>
+      </w:pPr>
+      <w:r>
+        <w:rPr>
+          <w:rFonts w:hint="cs"/>
+          <w:rtl/>
+        </w:rPr>
+        <w:t xml:space="preserve">(نویسنده‌ی مسئول با علامت * مشخص شده است — ترتیب و وضعیتِ نویسنده‌ی مسئول در میانِ نویسندگانِ ۳ تا ۵ هنوز تاییدنشده است)</w:t>
       </w:r>
     </w:p>
     <w:p>
@@ -103,7 +116,31 @@
           <w:rFonts w:hint="cs"/>
           <w:rtl/>
         </w:rPr>
-        <w:t xml:space="preserve">۳ [PLACEHOLDER: وابستگی سازمانی سایر همکاران]</w:t>
+        <w:t xml:space="preserve">۳ [PLACEHOLDER: وابستگی سازمانیِ مقاره‌زاده]</w:t>
+      </w:r>
+    </w:p>
+    <w:p>
+      <w:pPr>
+        <w:pStyle w:val="Affiliations"/>
+      </w:pPr>
+      <w:r>
+        <w:rPr>
+          <w:rFonts w:hint="cs"/>
+          <w:rtl/>
+        </w:rPr>
+        <w:t xml:space="preserve">۴ [PLACEHOLDER: وابستگی سازمانیِ هاشمی‌پور]</w:t>
+      </w:r>
+    </w:p>
+    <w:p>
+      <w:pPr>
+        <w:pStyle w:val="Affiliations"/>
+      </w:pPr>
+      <w:r>
+        <w:rPr>
+          <w:rFonts w:hint="cs"/>
+          <w:rtl/>
+        </w:rPr>
+        <w:t xml:space="preserve">۵ [PLACEHOLDER: وابستگی سازمانیِ دکتر شکری]</w:t>
       </w:r>
     </w:p>
     <w:p>
@@ -132,7 +169,7 @@
           <w:rFonts w:hint="cs"/>
           <w:rtl/>
         </w:rPr>
-        <w:t xml:space="preserve">در آنتی‌بایوگرام دیسک-دیفیوژن (کربی-باوئر)، قطر هاله‌ی عدم‌رشد اطراف هر دیسک آنتی‌بیوتیکی معمولاً به‌صورت دستی و با کولیس اندازه‌گیری می‌شود؛ روشی کند، وابسته به مهارت اپراتور و مستعد خطا. در این مقاله یک پایپ‌لاین کاملاً کلاسیک بینایی ماشین (بدون یادگیری ماشین) ارائه می‌شود که از روی یک عکس ساده‌ی تلفن‌همراه از یک یا چند ظرف پتری، به‌ترتیب ظرف(ها)، دیسک‌های آنتی‌بیوتیک، مرز هاله‌ی بازدارندگی و رخدادهای غیرعادی داخل هاله را تشخیص می‌دهد. تشخیص ظرف با آستانه‌گذاری چندسطحیِ ناحیه‌ای پس از تصحیح نور انجام می‌شود؛ تشخیص دیسک از ادغام دو‌شاخه‌ای هاف و بلاب حاصل می‌شود؛ و مرز هاله با یک پروفایل شعاعیِ مبتنی بر «همگرایی دائمی به پس‌زمینه»، بسط نامتقارن جهت‌به‌جهت مبتنی بر گرادیان، و رفع رخدادهای زاویه‌ای موضعی به‌دست می‌آید. تمام پارامترهای هندسی نسبت به اندازه‌ی ظرف یا دیسک تعریف شده‌اند، نه پیکسل مطلق، تا پایپ‌لاین بدون آموزش مجدد روی دوربین، نور و مقیاس متفاوت کار کند. عملکرد به‌صورت کیفی روی هفتادوهشت عکس واقعی اعتبارسنجی شده و چند طراحی جایگزین—از جمله GrabCut، برازش سیگموئید و معماری پیشنهادی کاربر—به‌صورت تجربی آزموده و رد شده‌اند. نبود ground truth کولیسی به‌عنوان محدودیت اصلی کار مطرح و برای پژوهش آینده پیشنهاد شده است.</w:t>
+        <w:t xml:space="preserve">در آنتی‌بایوگرام دیسک-دیفیوژن (کربی-باوئر)، قطر هاله‌ی عدم‌رشد اطراف هر دیسک آنتی‌بیوتیکی معمولاً به‌صورت دستی و با کولیس اندازه‌گیری می‌شود؛ روشی کند، وابسته به مهارت اپراتور و مستعد خطا. در این مقاله یک پایپ‌لاین کاملاً کلاسیک بینایی ماشین (بدون یادگیری ماشین) ارائه می‌شود که از روی یک عکس ساده‌ی تلفن‌همراه از یک یا چند ظرف پتری، به‌ترتیب ظرف(ها)، دیسک‌های آنتی‌بیوتیک، مرز هاله‌ی بازدارندگی و رخدادهای غیرعادی داخل هاله را تشخیص می‌دهد. تشخیص ظرف با آستانه‌گذاری چندسطحیِ ناحیه‌ای پس از تصحیح نور انجام می‌شود؛ تشخیص دیسک از ادغام دو‌شاخه‌ای هاف و بلاب حاصل می‌شود؛ و مرز هاله با یک پروفایل شعاعیِ مبتنی بر «همگرایی دائمی به پس‌زمینه»، بسط نامتقارن جهت‌به‌جهت مبتنی بر گرادیان، و رفع رخدادهای زاویه‌ای موضعی به‌دست می‌آید. تمام پارامترهای هندسی نسبت به اندازه‌ی ظرف یا دیسک تعریف شده‌اند، نه پیکسل مطلق، تا پایپ‌لاین بدون آموزش مجدد روی دوربین، نور و مقیاس متفاوت کار کند. عملکرد به‌صورت کیفی روی هفتادوهشت عکس واقعی اعتبارسنجی شده و چند طراحی جایگزین—از جمله GrabCut، برازش سیگموئید و معماری پیشنهادی کاربر—به‌صورت تجربی آزموده و رد شده‌اند. ارزیابی کمّی در برابر ground truth کولیسی، مهم‌ترین چالش باقی‌مانده‌ی این کار، هم‌اکنون در حال انجام است.</w:t>
       </w:r>
     </w:p>
     <w:p>
@@ -201,7 +238,7 @@
           <w:rFonts w:hint="cs"/>
           <w:rtl/>
         </w:rPr>
-        <w:t xml:space="preserve">رویکردهای بعدی عمدتاً حول تبدیل دایره‌ایِ هاف برای تشخیص دیسک و ظرف پتری </w:t>
+        <w:t xml:space="preserve">رویکردهای بعدی عمدتاً حول تبدیل دایره‌ایِ هاف </w:t>
       </w:r>
       <w:r>
         <w:t xml:space="preserve">[2]</w:t>
@@ -211,7 +248,7 @@
           <w:rFonts w:hint="cs"/>
           <w:rtl/>
         </w:rPr>
-        <w:t xml:space="preserve">، ابزارهای مبتنی بر آستانه‌گذاری/فیلترینگ کلاسیک به‌همراه بازشناسی نوری کدِ چاپ‌شده‌ی روی دیسک مانند AntibiogramJ </w:t>
+        <w:t xml:space="preserve">، ابزارهای مبتنی بر آستانه‌گذاریِ کلاسیک به‌همراه بازشناسی نوریِ کدِ چاپ‌شده‌ی روی دیسک مانند AntibiogramJ </w:t>
       </w:r>
       <w:r>
         <w:t xml:space="preserve">[3]</w:t>
@@ -221,7 +258,7 @@
           <w:rFonts w:hint="cs"/>
           <w:rtl/>
         </w:rPr>
-        <w:t xml:space="preserve">، و مقایسه‌ی چند روش تقسیم‌بندی (واترشد، مدل کانتور فعال، خوشه‌بندی فازی) روی مجموعه‌داده‌ای با ۱۷۰ عکس و ۵۱۳ هاله </w:t>
+        <w:t xml:space="preserve">، و مقایسه‌ی چند روشِ تقسیم‌بندی روی مجموعه‌داده‌ای با ۱۷۰ عکس و ۵۱۳ هاله </w:t>
       </w:r>
       <w:r>
         <w:t xml:space="preserve">[4]</w:t>
@@ -231,7 +268,7 @@
           <w:rFonts w:hint="cs"/>
           <w:rtl/>
         </w:rPr>
-        <w:t xml:space="preserve"> متمرکز بوده‌اند. اخیراً رویکردهای مبتنی بر یادگیری عمیق نیز مطرح شده‌اند: یک اپلیکیشن موبایل مبتنی بر هوش مصنوعی با توافق ۹۰ تا ۹۸ درصد در برابر روش استاندارد بیمارستانی و اندازه‌گیری دستی </w:t>
+        <w:t xml:space="preserve"> متمرکز بوده‌اند. اخیراً رویکردهای مبتنی بر یادگیریِ عمیق نیز مطرح شده‌اند: یک اپلیکیشنِ موبایل با توافقِ ۹۰ تا ۹۸ درصد در برابرِ اندازه‌گیریِ دستی </w:t>
       </w:r>
       <w:r>
         <w:t xml:space="preserve">[5]</w:t>
@@ -241,7 +278,7 @@
           <w:rFonts w:hint="cs"/>
           <w:rtl/>
         </w:rPr>
-        <w:t xml:space="preserve">، و ترکیب تحلیل رنگ (hue contrast) با طبقه‌بندی یادگیری‌محور برای تفسیر خودکار </w:t>
+        <w:t xml:space="preserve">، و ترکیبِ تحلیلِ رنگ با طبقه‌بندیِ یادگیری‌محور </w:t>
       </w:r>
       <w:r>
         <w:t xml:space="preserve">[6]</w:t>
@@ -251,7 +288,7 @@
           <w:rFonts w:hint="cs"/>
           <w:rtl/>
         </w:rPr>
-        <w:t xml:space="preserve">. این کارها نشان می‌دهند خودکارسازی در عمل ممکن و مفید است، اما معمولاً یا به مجموعه‌داده‌ی برچسب‌خورده‌ی حجیم نیاز دارند یا برای شرایط تصویربرداری محدودی (نور کنترل‌شده، یک ظرف در قاب) طراحی شده‌اند.</w:t>
+        <w:t xml:space="preserve">. این کارها نشان می‌دهند خودکارسازی مفید است، اما معمولاً به مجموعه‌داده‌ی برچسب‌خورده‌ی حجیم نیاز دارند یا برای شرایطِ تصویربرداریِ محدودی طراحی شده‌اند.</w:t>
       </w:r>
     </w:p>
     <w:p>
@@ -263,7 +300,7 @@
           <w:rFonts w:hint="cs"/>
           <w:rtl/>
         </w:rPr>
-        <w:t xml:space="preserve">در این مقاله یک پایپ‌لاین کاملاً کلاسیک بینایی ماشین (بدون یادگیری ماشین یا شبکه‌ی عصبی) ارائه می‌شود که از یک عکس ساده‌ی تلفن‌همراه، حتی با چند ظرف پتری هم‌زمان در قاب، ظرف(ها)، دیسک‌های آنتی‌بیوتیک، مرز هاله و رخدادهای غیرعادی داخل هاله (مانند کلونی‌های مقاوم موضعی یا حباب) را تشخیص می‌دهد. انتخاب رویکرد کلاسیک به‌جای یادگیری عمیق یک تصمیم طراحیِ آگاهانه است، نه یک محدودیت: (۱) به مجموعه‌داده‌ی برچسب‌خورده‌ی حجیم نیاز ندارد؛ (۲) تفسیرپذیر است—هر عدد نهایی به یک مرحله‌ی هندسی یا آماری مشخص قابل‌ردیابی است، ویژگی‌ای مهم برای کاربرد آزمایشگاهیِ نیازمند قابلیت ممیزی؛ (۳) برای پیاده‌سازی نهایی روی سخت‌افزار سبک آزمایشگاهی، بدون وابستگی به فریم‌ورک‌های یادگیری عمیق، به زبان ++C قابل‌ترجمه است؛ و (۴) چون تمام پارامترهای پایپ‌لاین به‌صورت نسبی—نسبت به قطر ظرف یا دیسک، نه پیکسل مطلق—تعریف شده‌اند، بدون آموزش مجدد روی طیف وسیعی از دوربین، نور و مقیاس تصویر کار می‌کند. ادامه‌ی مقاله به این ترتیب سازمان‌دهی شده است: بخش ۲ داده‌ها و روش‌شناسی هر ماژول پایپ‌لاین را شرح می‌دهد؛ بخش ۳ نتایج را روی یک نمونه‌ی کامل و خلاصه‌ی اعتبارسنجی ارائه می‌کند؛ و بخش ۴ به بحث، مقایسه‌ی طراحی‌های پذیرفته‌شده در برابر ردشده، و محدودیت‌های کار می‌پردازد.</w:t>
+        <w:t xml:space="preserve">در این مقاله یک پایپ‌لاین کاملاً کلاسیک بینایی ماشین (بدون یادگیری ماشین یا شبکه‌ی عصبی) ارائه می‌شود که از یک عکس ساده‌ی تلفن‌همراه، حتی با چند ظرف پتری هم‌زمان در قاب، ظرف(ها)، دیسک‌های آنتی‌بیوتیک، مرز هاله و رخدادهای غیرعادیِ داخل هاله (به‌عنوان کارِ در حالِ انجام) را تشخیص می‌دهد. انتخاب رویکرد کلاسیک به‌جای یادگیری عمیق یک تصمیم طراحیِ آگاهانه است، نه یک محدودیت: (۱) به مجموعه‌داده‌ی برچسب‌خورده‌ی حجیم نیاز ندارد؛ (۲) تفسیرپذیر است—هر عدد نهایی به یک مرحله‌ی هندسی یا آماری مشخص قابل‌ردیابی است، ویژگی‌ای مهم برای کاربرد آزمایشگاهیِ نیازمند قابلیت ممیزی؛ (۳) برای پیاده‌سازی نهایی روی سخت‌افزار سبک آزمایشگاهی به زبان ++C قابل‌ترجمه است؛ و (۴) تمام پارامترهای پایپ‌لاین به‌صورت نسبی—نه پیکسل مطلق—تعریف شده‌اند، پس بدون آموزش مجدد روی طیف وسیعی از دوربین، نور و مقیاس تصویر کار می‌کند.</w:t>
       </w:r>
     </w:p>
     <w:p>
@@ -303,7 +340,7 @@
           <w:rFonts w:hint="cs"/>
           <w:rtl/>
         </w:rPr>
-        <w:t xml:space="preserve">مجموعه‌داده شامل هفتادوهشت عکس واقعی از آزمایش‌های آنتی‌بایوگرام است که با دوربین تلفن‌همراه گرفته شده‌اند؛ هر عکس حاوی یک یا چند ظرف پتری است (اکثراً یک ظرف، بعضاً دو ظرف در یک قاب). دو سند مرجع رسمی EUCAST—جدول‌های نقطه‌قطع نسخه‌ی ۱۶.۰ و جدول دوزهای دیسک متناظر </w:t>
+        <w:t xml:space="preserve">مجموعه‌داده شامل هفتادوهشت عکس واقعی از آزمایش‌های آنتی‌بایوگرام است که با دوربین تلفن‌همراه گرفته شده‌اند؛ هر عکس حاوی یک یا چند ظرف پتری است (اکثراً یک ظرف، بعضاً دو پتری). سند مرجع EUCAST (جدول‌های نقطه‌قطع نسخه‌ی ۱۶.۰ </w:t>
       </w:r>
       <w:r>
         <w:t xml:space="preserve">[7]</w:t>
@@ -313,7 +350,7 @@
           <w:rFonts w:hint="cs"/>
           <w:rtl/>
         </w:rPr>
-        <w:t xml:space="preserve">—برای تحقیق درباره‌ی روش استاندارد خواندن مرز هاله استفاده شده‌اند (بخش ۴-۲)؛ پایپ‌لاین در حال حاضر فقط قطر را بر حسب میلی‌متر گزارش می‌کند و طبقه‌بندی حساس/متوسط/مقاوم را پیاده‌سازی نمی‌کند. برای هیچ‌کدام از عکس‌ها اندازه‌گیری مرجعِ کولیسی ثبت نشده است؛ این نبودِ ground truth به‌عنوان محدودیت اصلی این کار در بخش ۴-۳ مطرح می‌شود. جزئیات ساختاریافته‌ی نوع باکتری، آنتی‌بیوتیک‌های به‌کاررفته و شرایط انکوباسیون/محیط کشت برای کل مجموعه هنوز مستندسازی نشده‌اند [PLACEHOLDER: جزئیات ترکیب نمونه—نوع باکتری، آنتی‌بیوتیک‌ها، شرایط انکوباسیون و محیط کشت—باید تکمیل شود]. تمامی تصاویر مستقیماً از پتری‌دیش‌های آزمایشگاهی گرفته شده‌اند و هیچ داده یا تصویر بیمار در این مجموعه وجود ندارد.</w:t>
+        <w:t xml:space="preserve">) برای بررسیِ روش استاندارد خواندن مرز هاله استفاده شده (بخش ۴-۲)؛ پایپ‌لاین فقط قطر را بر حسب میلی‌متر گزارش می‌کند. اندازه‌گیری مرجعِ کولیسی و جزئیاتِ ساختاریافته‌ی نمونه‌ها [PLACEHOLDER: نوع باکتری، آنتی‌بیوتیک‌ها، شرایط انکوباسیون و محیط کشت] هنوز تکمیل نشده‌اند؛ تکمیلِ این ارزیابیِ کمّی هدفِ اصلیِ مرحله‌ی بعدیِ کار است (بخش ۴-۳). تمامی تصاویر مستقیماً از پتری‌دیش‌های آزمایشگاهی گرفته شده‌اند و هیچ داده یا تصویرِ بیمار در این مجموعه وجود ندارد.</w:t>
       </w:r>
     </w:p>
     <w:p>
@@ -339,20 +376,8 @@
           <w:rFonts w:hint="cs"/>
           <w:rtl/>
         </w:rPr>
-        <w:t xml:space="preserve">چهار اصل معماری در طول کل پایپ‌لاین رعایت شده است: (الف) عدم استفاده از مقدار پیکسلی مطلق—هر آستانه، کرنل یا شعاع نسبت به قطر ظرف پتری یا قطر دیسک تعریف می‌شود؛ (ب) پرهیز از بیش‌برازش به یک نمونه—هر تغییر الگوریتمی پیش از قطعی‌شدن روی چند عکسِ متنوع (نه فقط عکسِ مشکل‌دار) اعتبارسنجی می‌شود؛ (پ) قطعیت (determinism)—همه‌ی مرتب‌سازی‌ها و تساوی‌شکنی‌ها صریح‌اند، پیش‌نیازی برای ترجمه‌ی آینده به ++C؛ و (ت) ماژولار بودن—هر مرحله یک بلوکِ مستقل با ورودی و خروجی مشخص است. جریان کلی به این ترتیب است: ابتدا همه‌ی ظرف‌های پتری در عکس تشخیص داده می‌شوند (بخش ۲-۳)؛ سپس، برای هر ظرف به‌طور مستقل، دیسک‌های آنتی‌بیوتیک با ادغام دو‌شاخه‌ای هاف/بلاب تشخیص داده می‌شوند (بخش ۲-۴)؛ برای هر دیسک، مرز هاله‌ی بازدارندگی برازش و اصلاح می‌شود (بخش ۲-۵)؛ سپس رخدادهای غیرعادی داخل هر هاله شناسایی می‌شوند (بخش ۲-۶)؛ و در پایان یک گزارش عددی برای هر دیسک تولید می‌شود (بخش ۲-۷). شکل ۲ این جریان را به‌صورت نموداری خلاصه می‌کند.</w:t>
+        <w:t xml:space="preserve">جریان پردازش برای هر عکس این چهار مرحله را به‌ترتیب طی می‌کند: تشخیص ظرف(های) پتری (بخش ۲-۳)، تشخیص دیسک‌های آنتی‌بیوتیک با ادغام دو‌شاخه‌ای (بخش ۲-۴)، برازش و اصلاح مرز هاله‌ی بازدارندگی (بخش ۲-۵)، و تشخیص رخدادهای غیرعادی داخل هاله (بخش ۲-۶)؛ در پایان یک گزارش عددی برای هر دیسک تولید می‌شود. سه اصل طراحی در طول کل پایپ‌لاین رعایت شده: عدم استفاده از مقدار پیکسلی مطلق (هر پارامتر نسبت به قطر ظرف یا دیسک تعریف می‌شود)، قطعیت کامل (پیش‌نیاز ترجمه‌ی آینده به ++C)، و اعتبارسنجیِ هر تغییر روی چند عکسِ متنوع پیش از قطعی‌شدن، برای پرهیز از بیش‌برازش به یک نمونه. شکل ۲ این جریان را خلاصه می‌کند.</w:t>
       </w:r>
-    </w:p>
-    <w:p>
-      <w:pPr>
-        <w:sectPr>
-          <w:type w:val="continuous"/>
-          <w:pgSz w:w="11906" w:h="16838" w:code="9"/>
-          <w:pgMar w:top="1418" w:right="1134" w:bottom="1418" w:left="1134" w:header="851" w:footer="567" w:gutter="0"/>
-          <w:cols w:num="2" w:space="340"/>
-          <w:bidi/>
-          <w:rtlGutter/>
-        </w:sectPr>
-      </w:pPr>
     </w:p>
     <w:p>
       <w:pPr>
@@ -364,7 +389,7 @@
         </w:rPr>
         <w:drawing>
           <wp:inline distT="0" distB="0" distL="0" distR="0">
-            <wp:extent cx="6120130" cy="1971816"/>
+            <wp:extent cx="2952750" cy="5388163"/>
             <wp:effectExtent l="0" t="0" r="0" b="0"/>
             <wp:docPr id="101" name="Picture 101"/>
             <wp:cNvGraphicFramePr>
@@ -386,7 +411,7 @@
                   <pic:spPr>
                     <a:xfrm>
                       <a:off x="0" y="0"/>
-                      <a:ext cx="6120130" cy="1971816"/>
+                      <a:ext cx="2952750" cy="5388163"/>
                     </a:xfrm>
                     <a:prstGeom prst="rect">
                       <a:avLst/>
@@ -408,20 +433,8 @@
           <w:rFonts w:hint="cs"/>
           <w:rtl/>
         </w:rPr>
-        <w:t xml:space="preserve">شکل ۲: نمودار کلی معماری پایپ‌لاین. ماژول‌های ۵ تا ۱۷ برای هر ظرف پتری به‌طور مستقل اجرا می‌شوند (کادر چین‌دار).</w:t>
+        <w:t xml:space="preserve">شکل ۲: نمودار کلی معماری پایپ‌لاین. ماژول‌های ۵ تا ۱۷ برای هر ظرف پتری به‌طور مستقل اجرا می‌شوند.</w:t>
       </w:r>
-    </w:p>
-    <w:p>
-      <w:pPr>
-        <w:sectPr>
-          <w:type w:val="continuous"/>
-          <w:pgSz w:w="11906" w:h="16838" w:code="9"/>
-          <w:pgMar w:top="1418" w:right="1134" w:bottom="1418" w:left="1134" w:header="851" w:footer="567" w:gutter="0"/>
-          <w:cols w:num="1"/>
-          <w:bidi/>
-          <w:rtlGutter/>
-        </w:sectPr>
-      </w:pPr>
     </w:p>
     <w:p>
       <w:pPr>
@@ -446,7 +459,7 @@
           <w:rFonts w:hint="cs"/>
           <w:rtl/>
         </w:rPr>
-        <w:t xml:space="preserve">آستانه‌گذاری سراسری، در حضور نور ناهموار روی کل قاب عکس، یک محدودیت کلاسیک و شناخته‌شده است </w:t>
+        <w:t xml:space="preserve">چالش اصلیِ این مرحله، آستانه‌گذاری در حضور نور ناهموار روی کل قاب عکس است </w:t>
       </w:r>
       <w:r>
         <w:t xml:space="preserve">[8]</w:t>
@@ -456,7 +469,7 @@
           <w:rFonts w:hint="cs"/>
           <w:rtl/>
         </w:rPr>
-        <w:t xml:space="preserve">؛ همین محدودیت باعث می‌شد هم تقسیم‌بندی ناحیه‌ای و هم ردیابی کانتور لبه در fallback به‌طور سیستماتیک شکست بخورند یا ظرف‌های کاذب تولید کنند. راه‌حل، تصحیح میدان روشنایی (shading correction) پیش از هر آستانه‌گذاری است: تصویر منهای تخمین صاف/بزرگ‌مقیاسِ روشنایی خودش، به‌علاوه‌ی میانگین کلی. این تصحیح به‌صورت تفریقی—نه تقسیمی—انجام می‌شود؛ در یک آزمون کنترل‌شده، نسخه‌ی تقسیمی در نواحی تاریک تصویر نویز را تقویت و تعداد ظرف‌های کاذب را در یک نمونه از سه به شش افزایش می‌داد، درحالی‌که نسخه‌ی تفریقی همان مورد را به دو کاهش داد. روی تصویر تصحیح‌شده، سگمنتیشن ناحیه‌ای با آستانه‌گذاری چندسطحیِ Otsu </w:t>
+        <w:t xml:space="preserve">. راه‌حل، تصحیحِ میدانِ روشنایی (تفریقِ تخمینِ صاف/بزرگ‌مقیاسِ روشناییِ خودِ تصویر) پیش از سگمنتیشنِ ناحیه‌ای با آستانه‌گذاریِ چندسطحیِ Otsu </w:t>
       </w:r>
       <w:r>
         <w:t xml:space="preserve">[9]</w:t>
@@ -466,7 +479,7 @@
           <w:rFonts w:hint="cs"/>
           <w:rtl/>
         </w:rPr>
-        <w:t xml:space="preserve"> (بسط کلاسیک Otsu به سه کلاس: پس‌زمینه، آگار، برچسب روشن دیسک) روی نسخه‌ی کوچک‌شده‌ی تصویر اجرا می‌شود؛ تبدیل دایره‌ایِ هاف و ردیابی کانتور تنها به‌عنوان یک مسیر مکمل/تاییدکننده—نه پیش‌فرض—نگه داشته شده‌اند. تشخیص چندگانه (بیش از یک ظرف در قاب) با نگه‌داشتن همه‌ی کانتورهای معتبر و یک فیلتر شمول برای حذف کاندیدهای کاذب تودرتو انجام می‌شود. دو خودآزماییِ مستقلِ hypothesize-and-verify—بررسی ارزان وجود بلاب‌های هم‌اندازه‌ی دیسک، و بررسی قوی‌تر با کاندیدهای هاف-دیسک—هر کاندید پتری را با شواهدی مستقل از مسیر تشخیص خودش تایید یا رد می‌کنند. خروجی این مرحله فهرستی از ظرف‌های مستقل است که تمام ماژول‌های بعدی روی آن حلقه می‌زنند، نه یک بار برای کل عکس.</w:t>
+        <w:t xml:space="preserve"> است؛ تبدیلِ دایره‌ایِ هاف و ردیابیِ کانتور تنها به‌عنوانِ مسیرِ مکمل/تاییدکننده نگه داشته شده‌اند. تشخیصِ چندگانه (بیش از یک ظرف در قاب، شکل ۱) با نگه‌داشتنِ همه‌ی کانتورهای معتبر و دو خودآزماییِ مستقلِ hypothesize-and-verify برای تایید یا ردِّ هر کاندید انجام می‌شود.</w:t>
       </w:r>
     </w:p>
     <w:p>
@@ -549,44 +562,8 @@
           <w:rFonts w:hint="cs"/>
           <w:rtl/>
         </w:rPr>
-        <w:t xml:space="preserve">تشخیص دیسک از ادغام دو شاخه‌ی مکمل—نه سه رأی‌دهنده‌ی هم‌وزن—حاصل می‌شود: شاخه‌ی هاف به‌عنوان مسیر اصلی و دقیق (بر پایه‌ی تایید تجربی بهتر روی داده‌ی واقعی)، و شاخه‌ی تحلیل بلاب به‌عنوان مسیر پوششی/recall، با آستانه‌گذاری تطبیقیِ نسبت‌محور (کرنل‌ها نسبت به قطر دیسک) و واترشد (با مارکر از قله‌های تبدیل فاصله) برای جدا کردن دیسک‌های چسبیده یا نزدیک به هم. تبدیل فاصله دیگر شاخه‌ی رأی‌دهنده‌ی مستقل نیست—در یک آزمون کنترل‌شده، آستانه‌های مطلق آن (مقدار/فاصله‌ی پیکسلیِ ثابت) با مقیاس تصویر ناسازگار و نویزپذیر بودند؛ نقش آن اکنون صرفاً ابزاری است: تولید مارکر واترشد و برآورد شعاع. اعتبارسنجی هندسی (دایره‌ای‌بودن و پُری) روی اجتماع ماسک بلاب و ماسک ویژگیِ دیسک اجرا می‌شود—نه فقط ماسک بلاب—تا شکست موضعی یک شاخه به‌تنهایی کل کاندید را نکِشد؛ یک closing نسبی هم حفره‌های ناشی از متن چاپ‌شده روی خودِ دیسک را پر می‌کند. کاندیدی با شعاعی که در خوشه‌ی رادیوسیِ غالب دیسک‌های همان ظرف نمی‌گنجد (تک‌افتاده) تنها در صورتی رد می‌شود که امتیاز ادغامش هم پایین باشد، چون دیسک‌ها می‌توانند به‌طور طبیعی روی محیط کشت پخش یا نرم شوند—دانشی دامنه‌ای که مستقیماً از بازرسیِ نمونه‌های واقعی به‌دست آمده، نه یک فرض عمومیِ بینایی ماشین.</w:t>
+        <w:t xml:space="preserve">تشخیص دیسک از ادغامِ دو شاخه‌ی مکمل به‌دست می‌آید: شاخه‌ی هاف به‌عنوانِ مسیرِ اصلی، و شاخه‌ی تحلیلِ بلاب/واترشد (با آستانه‌گذاریِ تطبیقیِ نسبت‌محور) به‌عنوانِ مسیرِ پوششی برای دیسک‌های چسبیده یا نزدیک به هم. اعتبارسنجیِ هندسی روی اجتماعِ دو ماسک اجرا می‌شود تا شکستِ موضعیِ یک شاخه به‌تنهایی کل کاندید را نکِشد. پیش‌تر یک گیتِ دودوییِ سخت روی اعتمادِ شاخه‌ی هاف وجود داشت که کاندیدهای معتبرِ نزدیکِ آستانه را به‌طور کامل حذف می‌کرد؛ این گیت حذف و با یک آستانه‌ی امتیازِ پیوسته جایگزین شد (جزئیاتِ طراحی‌های ردشده در جدول ۲). شکل ۳ تصویرِ ویژگیِ ورودی و نتیجه‌ی نهاییِ ادغام را روی یک عکسِ واقعی نشان می‌دهد.</w:t>
       </w:r>
-    </w:p>
-    <w:p>
-      <w:pPr>
-        <w:pStyle w:val="Paragraph"/>
-      </w:pPr>
-      <w:r>
-        <w:rPr>
-          <w:rFonts w:hint="cs"/>
-          <w:rtl/>
-        </w:rPr>
-        <w:t xml:space="preserve">پیشتر یک آستانه‌ی ثابت و دودوییِ اعتماد به شاخه‌ی هاف، یک «پرتگاه» در گیت هندسیِ ادغام ایجاد کرده بود: هر کاندید با امتیاز درست زیر آن آستانه—حتی اگر از نظر بصری کاملاً معتبر بود—به‌طور کامل حذف می‌شد (برای مثال، یک دیسک واقعی با امتیازِ ۰٫۴۸۲ درست زیر آستانه‌ی ۰٫۵۰ رد می‌شد، درحالی‌که دیسک دیگری با هندسه‌ای حتی ضعیف‌تر ولی امتیازِ ۰٫۵۸۸ پذیرفته می‌شد). این گیت دودویی به‌طور کامل حذف شد؛ اکنون هندسه فقط به‌صورت پیوسته در امتیاز نهایی کاندید سهیم است و تنها دروازه‌ی نهایی یک آستانه‌ی امتیازِ نرم است (جزئیات در جدول ۲).</w:t>
-      </w:r>
-    </w:p>
-    <w:p>
-      <w:pPr>
-        <w:pStyle w:val="Paragraph"/>
-      </w:pPr>
-      <w:r>
-        <w:rPr>
-          <w:rFonts w:hint="cs"/>
-          <w:rtl/>
-        </w:rPr>
-        <w:t xml:space="preserve">شکل ۳ این فرایند را روی یک عکس واقعی نشان می‌دهد: تصویرِ ویژگیِ نورمال‌شده (الف) ورودیِ هر دو شاخه است؛ شاخه‌ی هاف (ب) و شاخه‌ی بلاب (پ) مستقل از هم کاندید تولید می‌کنند؛ و ادغام (ت) این دو مجموعه را به فهرست نهاییِ دیسک‌های پذیرفته‌شده تبدیل می‌کند.</w:t>
-      </w:r>
-    </w:p>
-    <w:p>
-      <w:pPr>
-        <w:sectPr>
-          <w:type w:val="continuous"/>
-          <w:pgSz w:w="11906" w:h="16838" w:code="9"/>
-          <w:pgMar w:top="1418" w:right="1134" w:bottom="1418" w:left="1134" w:header="851" w:footer="567" w:gutter="0"/>
-          <w:cols w:num="2" w:space="340"/>
-          <w:bidi/>
-          <w:rtlGutter/>
-        </w:sectPr>
-      </w:pPr>
     </w:p>
     <w:p>
       <w:pPr>
@@ -598,7 +575,7 @@
         </w:rPr>
         <w:drawing>
           <wp:inline distT="0" distB="0" distL="0" distR="0">
-            <wp:extent cx="1462532" cy="1573266"/>
+            <wp:extent cx="1431375" cy="1539750"/>
             <wp:effectExtent l="0" t="0" r="0" b="0"/>
             <wp:docPr id="103" name="Picture 103"/>
             <wp:cNvGraphicFramePr>
@@ -620,7 +597,7 @@
                   <pic:spPr>
                     <a:xfrm>
                       <a:off x="0" y="0"/>
-                      <a:ext cx="1462532" cy="1573266"/>
+                      <a:ext cx="1431375" cy="1539750"/>
                     </a:xfrm>
                     <a:prstGeom prst="rect">
                       <a:avLst/>
@@ -641,7 +618,7 @@
         </w:rPr>
         <w:drawing>
           <wp:inline distT="0" distB="0" distL="0" distR="0">
-            <wp:extent cx="1462532" cy="1573266"/>
+            <wp:extent cx="1431375" cy="1965073"/>
             <wp:effectExtent l="0" t="0" r="0" b="0"/>
             <wp:docPr id="104" name="Picture 104"/>
             <wp:cNvGraphicFramePr>
@@ -663,7 +640,7 @@
                   <pic:spPr>
                     <a:xfrm>
                       <a:off x="0" y="0"/>
-                      <a:ext cx="1462532" cy="1573266"/>
+                      <a:ext cx="1431375" cy="1965073"/>
                     </a:xfrm>
                     <a:prstGeom prst="rect">
                       <a:avLst/>
@@ -675,16 +652,68 @@
           </wp:inline>
         </w:drawing>
       </w:r>
+    </w:p>
+    <w:p>
+      <w:pPr>
+        <w:pStyle w:val="Caption"/>
+      </w:pPr>
       <w:r>
-        <w:t xml:space="preserve">  </w:t>
+        <w:rPr>
+          <w:rFonts w:hint="cs"/>
+          <w:rtl/>
+        </w:rPr>
+        <w:t xml:space="preserve">شکل ۳: تشخیص دیسک بر پایه‌ی ادغام دو‌شاخه‌ای. راست: تصویرِ ویژگیِ نورمال‌شده (ماژول ۵)، ورودیِ هر دو شاخه‌ی هاف/بلاب. چپ: نتیجه‌ی نهاییِ ادغام (ماژول ۱۴).</w:t>
       </w:r>
+    </w:p>
+    <w:p>
+      <w:pPr>
+        <w:pStyle w:val="Heading2"/>
+      </w:pPr>
+      <w:r>
+        <w:rPr>
+          <w:b/>
+          <w:bCs/>
+          <w:rFonts w:hint="cs"/>
+          <w:rtl/>
+        </w:rPr>
+        <w:t xml:space="preserve">تشخیص مرز هاله‌ی بازدارندگی</w:t>
+      </w:r>
+    </w:p>
+    <w:p>
+      <w:pPr>
+        <w:pStyle w:val="Paragraph"/>
+      </w:pPr>
+      <w:r>
+        <w:rPr>
+          <w:rFonts w:hint="cs"/>
+          <w:rtl/>
+        </w:rPr>
+        <w:t xml:space="preserve">این بخش پرچالش‌ترین مرحله‌ی پروژه بوده است. رویکردهای اولیه‌ای که ابتدا با یک گیتِ وجود/عدم‌وجود تصمیم می‌گرفتند «آیا اصلاً هاله‌ای هست؟» با بازرسیِ بصریِ مستقیم رد شدند (جزئیات در جدول ۲)؛ معماریِ نهایی این گیت را کنار می‌گذارد و همیشه یک دایره برازش و سپس اصلاح می‌کند. شعاعِ پایه از یک پروفایلِ شعاعیِ تجمیعی و همه‌جهته به‌دست می‌آید؛ مرز، اولین شعاعی است که پس از آن تمام مقادیر در یک باندِ نویز-محور حولِ پس‌زمینه باقی می‌مانند («همگراییِ دائمی به پس‌زمینه»)—معیاری هم‌راستا با تعریفِ رسمیِ EUCAST برای خواندنِ مرزِ هاله (بخش ۴-۲). سپس مرز به‌صورت جهت‌به‌جهت با یافتنِ قله‌ی گرادیانِ محلی بسط داده می‌شود، محدود به دو سقفِ هندسیِ همیشه‌فعال (نیمسازِ عمود تا دیسکِ همسایه، و لبه‌ی فیزیکیِ پتری).</w:t>
+      </w:r>
+    </w:p>
+    <w:p>
+      <w:pPr>
+        <w:pStyle w:val="Paragraph"/>
+      </w:pPr>
+      <w:r>
+        <w:rPr>
+          <w:rFonts w:hint="cs"/>
+          <w:rtl/>
+        </w:rPr>
+        <w:t xml:space="preserve">در نهایت یک لایه‌ی اصلاحِ رخدادهای زاویه‌ایِ ایزوله—جایگزینیِ هر جهتی که شعاعش بیش از ۱٫۲ برابرِ میانه‌ی همسایگیِ محلی‌اش باشد، با همان میانه—رخدادهایی نظیر «لنگرشدن به لبه‌ی پتری» را رفع می‌کند. این آستانه پس از بررسیِ مستقیمِ خروجی و تست روی چند عکسِ متنوع از ۱٫۴ به ۱٫۲ بازکالیبره شد (جزئیات در جدول ۲). شکل ۴ مرزِ پایه را در برابرِ مرزِ نهایی، پس از این اصلاح، روی یک دیسکِ واقعی مقایسه می‌کند.</w:t>
+      </w:r>
+    </w:p>
+    <w:p>
+      <w:pPr>
+        <w:pStyle w:val="FigurePosition"/>
+      </w:pPr>
       <w:r>
         <w:rPr>
           <w:noProof/>
         </w:rPr>
         <w:drawing>
           <wp:inline distT="0" distB="0" distL="0" distR="0">
-            <wp:extent cx="1462532" cy="1573266"/>
+            <wp:extent cx="1431375" cy="1554064"/>
             <wp:effectExtent l="0" t="0" r="0" b="0"/>
             <wp:docPr id="105" name="Picture 105"/>
             <wp:cNvGraphicFramePr>
@@ -706,7 +735,7 @@
                   <pic:spPr>
                     <a:xfrm>
                       <a:off x="0" y="0"/>
-                      <a:ext cx="1462532" cy="1573266"/>
+                      <a:ext cx="1431375" cy="1554064"/>
                     </a:xfrm>
                     <a:prstGeom prst="rect">
                       <a:avLst/>
@@ -727,7 +756,7 @@
         </w:rPr>
         <w:drawing>
           <wp:inline distT="0" distB="0" distL="0" distR="0">
-            <wp:extent cx="1462532" cy="2007847"/>
+            <wp:extent cx="1431375" cy="1486585"/>
             <wp:effectExtent l="0" t="0" r="0" b="0"/>
             <wp:docPr id="106" name="Picture 106"/>
             <wp:cNvGraphicFramePr>
@@ -749,7 +778,7 @@
                   <pic:spPr>
                     <a:xfrm>
                       <a:off x="0" y="0"/>
-                      <a:ext cx="1462532" cy="2007847"/>
+                      <a:ext cx="1431375" cy="1486585"/>
                     </a:xfrm>
                     <a:prstGeom prst="rect">
                       <a:avLst/>
@@ -771,20 +800,8 @@
           <w:rFonts w:hint="cs"/>
           <w:rtl/>
         </w:rPr>
-        <w:t xml:space="preserve">شکل ۳: تشخیص دیسک بر پایه‌ی ادغام دو‌شاخه‌ای، روی یک عکس واقعی. از راست به چپ: (الف) تصویرِ ویژگیِ نورمال‌شده (ماژول ۵)، (ب) کاندیدهای تاییدشده‌ی شاخه‌ی هاف (ماژول ۱۱)، (پ) کاندیدهای شاخه‌ی بلاب/واترشد (ماژول ۱۲)، (ت) نتیجه‌ی نهاییِ ادغام (ماژول ۱۴).</w:t>
+        <w:t xml:space="preserve">شکل ۴: مرزِ هاله روی یک عکسِ واقعی. راست: دایره‌ی پایه با سقفِ هندسی (ماژول ۱۶). چپ: مرزِ نهایی پس از بسطِ per-angle و رفعِ رخدادهای زاویه‌ای (ماژول ۱۶.۶).</w:t>
       </w:r>
-    </w:p>
-    <w:p>
-      <w:pPr>
-        <w:sectPr>
-          <w:type w:val="continuous"/>
-          <w:pgSz w:w="11906" w:h="16838" w:code="9"/>
-          <w:pgMar w:top="1418" w:right="1134" w:bottom="1418" w:left="1134" w:header="851" w:footer="567" w:gutter="0"/>
-          <w:cols w:num="1"/>
-          <w:bidi/>
-          <w:rtlGutter/>
-        </w:sectPr>
-      </w:pPr>
     </w:p>
     <w:p>
       <w:pPr>
@@ -797,7 +814,7 @@
           <w:rFonts w:hint="cs"/>
           <w:rtl/>
         </w:rPr>
-        <w:t xml:space="preserve">تشخیص مرز هاله‌ی بازدارندگی</w:t>
+        <w:t xml:space="preserve">تشخیص رخداد و حباب داخل هاله</w:t>
       </w:r>
     </w:p>
     <w:p>
@@ -809,7 +826,21 @@
           <w:rFonts w:hint="cs"/>
           <w:rtl/>
         </w:rPr>
-        <w:t xml:space="preserve">این بخش پرچالش‌ترین و بیشترین تعداد بازطراحی را در کل پروژه داشته است. سه رویکرد اولیه—بر پایه‌ی کنتراست شدت روشنایی، بافت/واریانس محلی، و پیوستگی کمانی با کالیبراسیون تهی—همگی سعی می‌کردند ابتدا با یک گیت وجود/عدم‌وجود تصمیم بگیرند «آیا اصلاً هاله‌ای هست؟»؛ هر سه با بازرسی بصری مستقیم روی نمونه‌های واقعی رد شدند، چون یا هاله‌های واقعی را حذف می‌کردند یا نویز را به‌عنوان هاله می‌پذیرفتند (جزئیات مقایسه‌ای در بخش ۴-۱). معماری نهایی این گیت را به‌طور کامل کنار می‌گذارد: طبق فیزیک نفوذ آنتی‌بیوتیک، هر دیسک یک ناحیه‌ی مهار (هرچند بسیار کوچک) تشکیل می‌دهد، پس همیشه یک دایره برازش و سپس اصلاح می‌شود.</w:t>
+        <w:t xml:space="preserve">برای علامت‌گذاریِ رخدادهای موضعیِ غیرعادی—مانند کلونیِ مقاومِ نقطه‌ای یا حبابِ هوا—ناحیه‌ی جست‌وجو از شکلِ واقعیِ نامتقارنِ مرزِ هاله گرفته می‌شود؛ سیگنالِ باقیمانده با آستانه‌ی robust مبتنی بر MAD دوتایی و مؤلفه‌های متصل برچسب‌گذاری می‌شوند، و برای هر رخداد تعداد، مساحت و برآوردِ حجمِ کروی گزارش می‌شود. این ماژول در حالِ حاضر یک کارِ در حالِ انجام (work in progress) است: تاکنون روی نمونه‌ی واقعیِ دارای حباب به‌طور عمیق اعتبارسنجی نشده. خروجیِ نهاییِ گزارش برای هر دیسک شامل مختصاتِ مرکز، قطرِ دیسک و قطرِ هاله (یا وضعیتِ «تشکیل‌نشده»)، بر حسبِ میلی‌متر، است.</w:t>
+      </w:r>
+    </w:p>
+    <w:p>
+      <w:pPr>
+        <w:pStyle w:val="Heading1"/>
+      </w:pPr>
+      <w:r>
+        <w:rPr>
+          <w:b/>
+          <w:bCs/>
+          <w:rFonts w:hint="cs"/>
+          <w:rtl/>
+        </w:rPr>
+        <w:t xml:space="preserve">نتایج</w:t>
       </w:r>
     </w:p>
     <w:p>
@@ -821,31 +852,7 @@
           <w:rFonts w:hint="cs"/>
           <w:rtl/>
         </w:rPr>
-        <w:t xml:space="preserve">شعاع پایه از یک پروفایل شعاعیِ تجمیعی و همه‌جهته به‌دست می‌آید—میانگین‌گیری روی صدها تا هزاران پیکسلِ هر حلقه، نه چند ده پیکسل یک پرتوی تکی، که واریانس نمونه‌گیری را به‌طور بنیادی کاهش می‌دهد. مرز، اولین شعاعی است که از آن‌جا تا انتهای پروفایل، تمام مقادیر بعدی در یک باند نویز-محور حول سطح پس‌زمینه باقی می‌مانند («همگرایی دائمی به پس‌زمینه»)—معیاری که گذارهای بیولوژیک دائمی را از نوسانات گذرای عکاسی (سایه، بازتاب موضعی) تفکیک می‌کند. این معیار مستقیماً با تعریف رسمی EUCAST برای خواندن مرز هاله هم‌راستاست (بخش ۴-۲). سپس، برای هر یک از جهت‌های زاویه‌ای (کمان‌های هجده‌درجه)، مرز پایه با یافتن قله‌ی گرادیان محلی—نه صرفاً عبور از یک آستانه—به‌سمت بیرون بسط داده می‌شود؛ قله فقط وقتی پذیرفته می‌شود که هم بزرگیِ مطلقش نسبت به یک نویز مشترکِ کل ظرف، و هم یکنواختیِ نسبی‌اش در همان کمان، از آستانه عبور کند—معیاری دوگانه که یک روند نوری صاف اما ناچیز (مانند vignetting) را از یک لبه‌ی زیستیِ واقعی تفکیک می‌کند. بسط هرگز از نیمِ شعاع ظرف پتری فراتر نمی‌رود. دو سقف کاملاً هندسی و همیشه‌فعال، مستقل از هر سیگنال تصویر، مرز را محدود می‌کنند: فرمول بسته‌ی نیمسازِ عمود تا نزدیک‌ترین دیسک همسایه، و پیمایش مستقیم پرتو در ماسک ظرف تا لبه‌ی فیزیکی پتری.</w:t>
-      </w:r>
-    </w:p>
-    <w:p>
-      <w:pPr>
-        <w:pStyle w:val="Paragraph"/>
-      </w:pPr>
-      <w:r>
-        <w:rPr>
-          <w:rFonts w:hint="cs"/>
-          <w:rtl/>
-        </w:rPr>
-        <w:t xml:space="preserve">در نهایت، یک لایه‌ی اصلاح کاملاً هندسی/آماری—بدون وابستگی به منبع سیگنال قبلی—رخدادهای زاویه‌ایِ ایزوله را رفع می‌کند: هر جهتی که شعاعش بیش از ۱٫۲ برابرِ میانه‌ی همسایگیِ زاویه‌ایِ محلی‌اش باشد، با همان میانه جایگزین می‌شود. این لایه رخدادهایی نظیر «لنگرشدن به لبه‌ی پتری» را رفع می‌کند: در چند مورد، یک حلقه‌ی روشنِ نزدیک به لبه‌ی فیزیکیِ ظرف—که داخل ماسکِ معتبر پتری قرار دارد اما بیرون از هاله‌ی واقعی است—به‌اشتباه به‌عنوان قوی‌ترین گرادیانِ همان کمان انتخاب می‌شد. اعتبارسنجی روی هفت عکس و شصت‌وهشت دیسک نشان داد پانزده دیسک حداقل یک زاویه‌ی اصلاح‌شده داشتند—یعنی این رخداد رایج بوده، نه ویژگیِ یک عکسِ خاص—درحالی‌که یک عکس هیچ اصلاحی نگرفت، نشان‌دهنده‌ی عدم‌فعال‌شدنِ کاذب روی داده‌ی سالم. آستانه‌ی این نسبت خودش یک‌بار بازکالیبره شد (از ۱٫۴ به ۱٫۲): بررسیِ مستقیمِ خروجی نشان داد یک جهشِ ۳۰ تا ۳۸ درصدی هنوز می‌توانست به‌صورتِ یک سنبله‌ی تیز و غیرزیستی در چندضلعیِ نهایی ظاهر شود؛ آستانه پس از تست روی چند عکسِ متنوع تنظیم شد (جزئیات در جدول ۲).</w:t>
-      </w:r>
-    </w:p>
-    <w:p>
-      <w:pPr>
-        <w:pStyle w:val="Paragraph"/>
-      </w:pPr>
-      <w:r>
-        <w:rPr>
-          <w:rFonts w:hint="cs"/>
-          <w:rtl/>
-        </w:rPr>
-        <w:t xml:space="preserve">شکل ۴ سه مرحله‌ی این بازطراحی را روی یک دیسکِ واقعی نشان می‌دهد: دایره‌ی پایه (ماژول ۱۶) که فقط با سقف‌های هندسیِ Voronoi/لبه‌ی پتری محدود شده؛ بسطِ نامتقارنِ per-angle (ماژول ۱۶.۵)؛ و مرزِ نهایی پس از رفعِ رخدادهای زاویه‌ای (ماژول ۱۶.۶).</w:t>
+        <w:t xml:space="preserve">شکل ۵ خروجیِ کاملِ پایپ‌لاین—تشخیص دیسک، مرز هاله، و رخداد حباب—را روی یک عکسِ واقعی (۹ دیسک روی یک ظرف) نشان می‌دهد. جدول ۱ گزارشِ عددیِ متناظر را فهرست می‌کند: قطرِ دیسک‌ها از ۴٫۹ تا ۷٫۷ میلی‌متر و قطرِ هاله‌ها از ۵٫۶ تا ۱۷٫۷ میلی‌متر متغیر است—تنوعِ واقع‌گرایانه‌ای که شاملِ چند دیسکِ عملاً بدونِ هاله (مقاوم) هم می‌شود؛ روی همین نمونه، ماژول ۱۷ یک رخدادِ حباب در مجاورتِ یکی از دیسک‌های دارای هاله‌ی بزرگ گزارش کرد.</w:t>
       </w:r>
     </w:p>
     <w:p>
@@ -858,7 +865,7 @@
         </w:rPr>
         <w:drawing>
           <wp:inline distT="0" distB="0" distL="0" distR="0">
-            <wp:extent cx="924250" cy="1003471"/>
+            <wp:extent cx="924250" cy="1269303"/>
             <wp:effectExtent l="0" t="0" r="0" b="0"/>
             <wp:docPr id="107" name="Picture 107"/>
             <wp:cNvGraphicFramePr>
@@ -873,227 +880,6 @@
                   </pic:nvPicPr>
                   <pic:blipFill>
                     <a:blip r:embed="rId26"/>
-                    <a:stretch>
-                      <a:fillRect/>
-                    </a:stretch>
-                  </pic:blipFill>
-                  <pic:spPr>
-                    <a:xfrm>
-                      <a:off x="0" y="0"/>
-                      <a:ext cx="924250" cy="1003471"/>
-                    </a:xfrm>
-                    <a:prstGeom prst="rect">
-                      <a:avLst/>
-                    </a:prstGeom>
-                  </pic:spPr>
-                </pic:pic>
-              </a:graphicData>
-            </a:graphic>
-          </wp:inline>
-        </w:drawing>
-      </w:r>
-      <w:r>
-        <w:t xml:space="preserve">  </w:t>
-      </w:r>
-      <w:r>
-        <w:rPr>
-          <w:noProof/>
-        </w:rPr>
-        <w:drawing>
-          <wp:inline distT="0" distB="0" distL="0" distR="0">
-            <wp:extent cx="924250" cy="969142"/>
-            <wp:effectExtent l="0" t="0" r="0" b="0"/>
-            <wp:docPr id="108" name="Picture 108"/>
-            <wp:cNvGraphicFramePr>
-              <a:graphicFrameLocks xmlns:a="http://schemas.openxmlformats.org/drawingml/2006/main" noChangeAspect="1"/>
-            </wp:cNvGraphicFramePr>
-            <a:graphic xmlns:a="http://schemas.openxmlformats.org/drawingml/2006/main">
-              <a:graphicData uri="http://schemas.openxmlformats.org/drawingml/2006/picture">
-                <pic:pic xmlns:pic="http://schemas.openxmlformats.org/drawingml/2006/picture">
-                  <pic:nvPicPr>
-                    <pic:cNvPr id="0" name="Picture 108"/>
-                    <pic:cNvPicPr/>
-                  </pic:nvPicPr>
-                  <pic:blipFill>
-                    <a:blip r:embed="rId27"/>
-                    <a:stretch>
-                      <a:fillRect/>
-                    </a:stretch>
-                  </pic:blipFill>
-                  <pic:spPr>
-                    <a:xfrm>
-                      <a:off x="0" y="0"/>
-                      <a:ext cx="924250" cy="969142"/>
-                    </a:xfrm>
-                    <a:prstGeom prst="rect">
-                      <a:avLst/>
-                    </a:prstGeom>
-                  </pic:spPr>
-                </pic:pic>
-              </a:graphicData>
-            </a:graphic>
-          </wp:inline>
-        </w:drawing>
-      </w:r>
-      <w:r>
-        <w:t xml:space="preserve">  </w:t>
-      </w:r>
-      <w:r>
-        <w:rPr>
-          <w:noProof/>
-        </w:rPr>
-        <w:drawing>
-          <wp:inline distT="0" distB="0" distL="0" distR="0">
-            <wp:extent cx="924250" cy="959899"/>
-            <wp:effectExtent l="0" t="0" r="0" b="0"/>
-            <wp:docPr id="109" name="Picture 109"/>
-            <wp:cNvGraphicFramePr>
-              <a:graphicFrameLocks xmlns:a="http://schemas.openxmlformats.org/drawingml/2006/main" noChangeAspect="1"/>
-            </wp:cNvGraphicFramePr>
-            <a:graphic xmlns:a="http://schemas.openxmlformats.org/drawingml/2006/main">
-              <a:graphicData uri="http://schemas.openxmlformats.org/drawingml/2006/picture">
-                <pic:pic xmlns:pic="http://schemas.openxmlformats.org/drawingml/2006/picture">
-                  <pic:nvPicPr>
-                    <pic:cNvPr id="0" name="Picture 109"/>
-                    <pic:cNvPicPr/>
-                  </pic:nvPicPr>
-                  <pic:blipFill>
-                    <a:blip r:embed="rId28"/>
-                    <a:stretch>
-                      <a:fillRect/>
-                    </a:stretch>
-                  </pic:blipFill>
-                  <pic:spPr>
-                    <a:xfrm>
-                      <a:off x="0" y="0"/>
-                      <a:ext cx="924250" cy="959899"/>
-                    </a:xfrm>
-                    <a:prstGeom prst="rect">
-                      <a:avLst/>
-                    </a:prstGeom>
-                  </pic:spPr>
-                </pic:pic>
-              </a:graphicData>
-            </a:graphic>
-          </wp:inline>
-        </w:drawing>
-      </w:r>
-    </w:p>
-    <w:p>
-      <w:pPr>
-        <w:pStyle w:val="Caption"/>
-      </w:pPr>
-      <w:r>
-        <w:rPr>
-          <w:rFonts w:hint="cs"/>
-          <w:rtl/>
-        </w:rPr>
-        <w:t xml:space="preserve">شکل ۴: سه مرحله‌ی تعیین مرز هاله روی یک عکس واقعی. از راست به چپ: (الف) دایره‌ی پایه با سقف هندسی (ماژول ۱۶)، (ب) بسط نامتقارن per-angle (ماژول ۱۶.۵)، (پ) مرز نهایی پس از رفع رخدادهای زاویه‌ای (ماژول ۱۶.۶).</w:t>
-      </w:r>
-    </w:p>
-    <w:p>
-      <w:pPr>
-        <w:pStyle w:val="Heading2"/>
-      </w:pPr>
-      <w:r>
-        <w:rPr>
-          <w:b/>
-          <w:bCs/>
-          <w:rFonts w:hint="cs"/>
-          <w:rtl/>
-        </w:rPr>
-        <w:t xml:space="preserve">تشخیص رخداد و حباب داخل هاله</w:t>
-      </w:r>
-    </w:p>
-    <w:p>
-      <w:pPr>
-        <w:pStyle w:val="Paragraph"/>
-      </w:pPr>
-      <w:r>
-        <w:rPr>
-          <w:rFonts w:hint="cs"/>
-          <w:rtl/>
-        </w:rPr>
-        <w:t xml:space="preserve">برای علامت‌گذاری رخدادهای موضعیِ غیرعادی—مانند کلونیِ مقاومِ نقطه‌ای یا حباب هوا—ناحیه‌ی جست‌وجو مستقیماً از شکلِ واقعیِ نامتقارنِ خروجیِ سه ماژول قبلی گرفته می‌شود، نه یک تفاضلِ دایره‌ای مقیاسی؛ یعنی ماسکِ حلقه‌ای دقیقاً با مرز واقعیِ هاله (که در جهات مختلف شعاع متفاوتی دارد) منطبق است. سیگنال باقیمانده—شدت واقعی منهای مقدارِ درون‌یابی‌شده‌ی پروفایل شعاعی در همان شعاع—با یک سیگنال گرادیانِ کمکی (بازیافتِ یک خروجیِ میانیِ پیش‌ازاین بلااستفاده) ترکیب و با آستانه‌ی robust مبتنی بر MAD (بدون هیچ مقدار مطلق) دوتایی می‌شود. پس از opening نسبی و برچسب‌گذاریِ مؤلفه‌های متصل، شعاع هر رخداد از تبدیل فاصله برآورد و خروجی نهایی—تعداد، مساحت کل بر حسب mm² و برآوردِ حجمِ کروی—گزارش می‌شود؛ این برآوردِ حجم صریحاً یک تقریب کروی از تصویر دوبعدی است، نه اندازه‌گیریِ مستقیمِ حجم. این ماژول هنوز روی نمونه‌ی واقعیِ دارای حباب به‌طور عمیق اعتبارسنجی نشده، چون در عکس‌های تست‌شده تاکنون اکثر هاله‌ها یا شکل نگرفته‌اند یا حباب نداشته‌اند؛ این کالیبراسیون کار آینده است.</w:t>
-      </w:r>
-    </w:p>
-    <w:p>
-      <w:pPr>
-        <w:pStyle w:val="Heading2"/>
-      </w:pPr>
-      <w:r>
-        <w:rPr>
-          <w:b/>
-          <w:bCs/>
-          <w:rFonts w:hint="cs"/>
-          <w:rtl/>
-        </w:rPr>
-        <w:t xml:space="preserve">گزارش نهایی</w:t>
-      </w:r>
-    </w:p>
-    <w:p>
-      <w:pPr>
-        <w:pStyle w:val="Paragraph"/>
-      </w:pPr>
-      <w:r>
-        <w:rPr>
-          <w:rFonts w:hint="cs"/>
-          <w:rtl/>
-        </w:rPr>
-        <w:t xml:space="preserve">خروجی نهایی برای هر ظرف/دیسک شامل مختصات مرکز، قطر دیسک بر حسب میلی‌متر، و قطر هاله (یا وضعیتِ «تشکیل‌نشده») است. بخش ۳ (شکل ۵) یک نمونه‌ی کامل و سرتاسری از این گزارش را روی یک عکس واقعی ارائه می‌دهد.</w:t>
-      </w:r>
-    </w:p>
-    <w:p>
-      <w:pPr>
-        <w:pStyle w:val="Heading1"/>
-      </w:pPr>
-      <w:r>
-        <w:rPr>
-          <w:b/>
-          <w:bCs/>
-          <w:rFonts w:hint="cs"/>
-          <w:rtl/>
-        </w:rPr>
-        <w:t xml:space="preserve">نتایج</w:t>
-      </w:r>
-    </w:p>
-    <w:p>
-      <w:pPr>
-        <w:pStyle w:val="Paragraph"/>
-      </w:pPr>
-      <w:r>
-        <w:rPr>
-          <w:rFonts w:hint="cs"/>
-          <w:rtl/>
-        </w:rPr>
-        <w:t xml:space="preserve">شکل ۵ خروجیِ کاملِ سه ماژولِ اصلیِ پایپ‌لاین—تشخیص دیسک، مرز هاله، و رخداد حباب—را روی یک عکس واقعی (۹ دیسک روی یک ظرف، به روش hough_fallback با اطمینانِ ۰٫۸۲) نشان می‌دهد. جدول ۱ گزارش عددیِ متناظر را فهرست می‌کند: قطر دیسک‌ها از ۴٫۹ تا ۷٫۷ میلی‌متر و قطر هاله‌ها از ۵٫۶ تا ۱۷٫۷ میلی‌متر متغیر است—تنوعِ واقع‌گرایانه‌ای از میزان عدمِ‌رشد که شاملِ چند دیسکِ عملاً بدونِ هاله (مقاوم) هم می‌شود؛ روی همین نمونه، ماژول ۱۷ یک رخداد حباب را در مجاورتِ یکی از دیسک‌های دارای هاله‌ی بزرگ گزارش کرد.</w:t>
-      </w:r>
-    </w:p>
-    <w:p>
-      <w:pPr>
-        <w:pStyle w:val="FigurePosition"/>
-      </w:pPr>
-      <w:r>
-        <w:rPr>
-          <w:noProof/>
-        </w:rPr>
-        <w:drawing>
-          <wp:inline distT="0" distB="0" distL="0" distR="0">
-            <wp:extent cx="924250" cy="1269303"/>
-            <wp:effectExtent l="0" t="0" r="0" b="0"/>
-            <wp:docPr id="110" name="Picture 110"/>
-            <wp:cNvGraphicFramePr>
-              <a:graphicFrameLocks xmlns:a="http://schemas.openxmlformats.org/drawingml/2006/main" noChangeAspect="1"/>
-            </wp:cNvGraphicFramePr>
-            <a:graphic xmlns:a="http://schemas.openxmlformats.org/drawingml/2006/main">
-              <a:graphicData uri="http://schemas.openxmlformats.org/drawingml/2006/picture">
-                <pic:pic xmlns:pic="http://schemas.openxmlformats.org/drawingml/2006/picture">
-                  <pic:nvPicPr>
-                    <pic:cNvPr id="0" name="Picture 110"/>
-                    <pic:cNvPicPr/>
-                  </pic:nvPicPr>
-                  <pic:blipFill>
-                    <a:blip r:embed="rId29"/>
                     <a:stretch>
                       <a:fillRect/>
                     </a:stretch>
@@ -1124,7 +910,7 @@
           <wp:inline distT="0" distB="0" distL="0" distR="0">
             <wp:extent cx="924250" cy="959679"/>
             <wp:effectExtent l="0" t="0" r="0" b="0"/>
-            <wp:docPr id="111" name="Picture 111"/>
+            <wp:docPr id="108" name="Picture 108"/>
             <wp:cNvGraphicFramePr>
               <a:graphicFrameLocks xmlns:a="http://schemas.openxmlformats.org/drawingml/2006/main" noChangeAspect="1"/>
             </wp:cNvGraphicFramePr>
@@ -1132,11 +918,11 @@
               <a:graphicData uri="http://schemas.openxmlformats.org/drawingml/2006/picture">
                 <pic:pic xmlns:pic="http://schemas.openxmlformats.org/drawingml/2006/picture">
                   <pic:nvPicPr>
-                    <pic:cNvPr id="0" name="Picture 111"/>
+                    <pic:cNvPr id="0" name="Picture 108"/>
                     <pic:cNvPicPr/>
                   </pic:nvPicPr>
                   <pic:blipFill>
-                    <a:blip r:embed="rId30"/>
+                    <a:blip r:embed="rId27"/>
                     <a:stretch>
                       <a:fillRect/>
                     </a:stretch>
@@ -1167,7 +953,7 @@
           <wp:inline distT="0" distB="0" distL="0" distR="0">
             <wp:extent cx="924250" cy="1206146"/>
             <wp:effectExtent l="0" t="0" r="0" b="0"/>
-            <wp:docPr id="112" name="Picture 112"/>
+            <wp:docPr id="109" name="Picture 109"/>
             <wp:cNvGraphicFramePr>
               <a:graphicFrameLocks xmlns:a="http://schemas.openxmlformats.org/drawingml/2006/main" noChangeAspect="1"/>
             </wp:cNvGraphicFramePr>
@@ -1175,11 +961,11 @@
               <a:graphicData uri="http://schemas.openxmlformats.org/drawingml/2006/picture">
                 <pic:pic xmlns:pic="http://schemas.openxmlformats.org/drawingml/2006/picture">
                   <pic:nvPicPr>
-                    <pic:cNvPr id="0" name="Picture 112"/>
+                    <pic:cNvPr id="0" name="Picture 109"/>
                     <pic:cNvPicPr/>
                   </pic:nvPicPr>
                   <pic:blipFill>
-                    <a:blip r:embed="rId31"/>
+                    <a:blip r:embed="rId28"/>
                     <a:stretch>
                       <a:fillRect/>
                     </a:stretch>
@@ -1907,7 +1693,7 @@
           <w:rFonts w:hint="cs"/>
           <w:rtl/>
         </w:rPr>
-        <w:t xml:space="preserve">به‌دلیل نبودِ ground truth کولیسی (بخش ۲-۱)، اعتبارسنجی در طول این کار عمدتاً کیفی/بصری بوده: هر تغییر الگوریتمی، پیش از قطعی‌شدن، روی چند عکسِ متنوع اجرا و overlay آن با بازرسیِ مستقیم تایید شده است. رفعِ باگِ «پرتگاه ادغام» روی ده عکس/بیش از هفتاد دیسک، رفعِ لنگرشدنِ مرز هاله روی هفت عکس/شصت‌وهشت دیسک، و معیارِ «همگراییِ دائمی به پس‌زمینه» روی پنج عکس—شامل یک عکسِ کاملاً جدید و ندیده—اعتبارسنجی شدند (جدول ۲): در این عکسِ اخیر، چهار دیسکِ کاملاً بدون‌هاله (تاییدشده با بازرسیِ چشمیِ مستقیم) به‌درستی به شعاعِ کمینه رسیدند و بسطِ کمانی برای سه از این چهار دیسک به صفر از هفتادودو جهتِ پذیرفته‌شده کاهش یافت، بدون هیچ رگرسیونی روی دیسک‌های واقعاً هاله‌دار. تشخیصِ هم‌زمانِ چند پتری (شکل ۱) نیز روی نمونه‌های چسبیده/نزدیک‌به‌هم و پتری‌های مربعی تایید شد؛ یک محدودیتِ شناخته‌شده—تقسیمِ کاذبِ یک ظرفِ منفرد به هفت کاندیدِ هم‌پوشان روی یک عکسِ خاص—هنوز برطرف نشده و در بخش ۴-۳ ذکر شده است. بازکالیبراسیونِ آستانه‌ی رفعِ رخدادِ زاویه‌ای (بخش ۲-۵، از ۱٫۴ به ۱٫۲) نیز روی سه عکسِ دارای رخدادِ مستند به‌علاوه‌ی دو عکسِ چالشیِ پتریِ مربعی (به‌عنوان بررسیِ ضدِّ-بیش‌برازش) تایید شد: قطرِ گزارش‌شده در هیچ‌کدام از دیسک‌های سالم بیش از ۰٫۱ میلی‌متر تغییر نکرد.</w:t>
+        <w:t xml:space="preserve">به‌دلیلِ نبودِ ground truth کولیسی (بخش ۲-۱)، اعتبارسنجی عمدتاً کیفی/بصری بوده: هر تغییرِ الگوریتمی، پیش از قطعی‌شدن، روی چند عکسِ متنوع اجرا و overlay آن با بازرسیِ مستقیم تایید شده—از جمله رفعِ «پرتگاهِ ادغام» و رفعِ لنگرشدنِ مرزِ هاله (بخش ۲-۵)، که روی چند عکسِ چالشیِ پتریِ مربعی نیز بدونِ رگرسیون تکرار شد.</w:t>
       </w:r>
     </w:p>
     <w:p>
@@ -1947,7 +1733,7 @@
           <w:rFonts w:hint="cs"/>
           <w:rtl/>
         </w:rPr>
-        <w:t xml:space="preserve">تصمیم‌های نهاییِ این پایپ‌لاین از آزمایشِ تجربیِ مقایسه‌ای به‌دست آمده‌اند، نه از اولین ایده‌ای که به ذهن رسیده باشد. جدول ۲ مهم‌ترین طراحی‌های ردشده، دلیلِ مستندِ ردشدن هرکدام، و طراحیِ نهاییِ جایگزین را خلاصه می‌کند؛ این رد‌شدن‌ها خودشان محتوای علمیِ معتبری‌اند، چون نشان می‌دهند چرا معماریِ نهایی به این شکل درآمده است.</w:t>
+        <w:t xml:space="preserve">تصمیم‌های نهاییِ این پایپ‌لاین از آزمایشِ تجربیِ مقایسه‌ای به‌دست آمده‌اند، نه از اولین ایده. جدول ۲ مهم‌ترین طراحی‌های ردشده، دلیلِ ردشدن هرکدام، و طراحیِ نهاییِ جایگزین را خلاصه می‌کند؛ این رد‌شدن‌ها خودشان محتوای علمیِ معتبری‌اند.</w:t>
       </w:r>
     </w:p>
     <w:p>
@@ -2295,7 +2081,7 @@
                 <w:rFonts w:hint="cs"/>
                 <w:rtl/>
               </w:rPr>
-              <w:t xml:space="preserve">گیتِ سخت/دودوییِ ادغام (آستانه‌ی ثابت اطمینانِ هاف)</w:t>
+              <w:t xml:space="preserve">گیتِ سخت/دودوییِ ادغام + ماژولِ تاییدِ ظاهریِ مستقل</w:t>
             </w:r>
           </w:p>
         </w:tc>
@@ -2316,7 +2102,7 @@
                 <w:rFonts w:hint="cs"/>
                 <w:rtl/>
               </w:rPr>
-              <w:t xml:space="preserve">«پرتگاهِ» ناگهانی، دیسکِ معتبرِ نزدیک آستانه (CRO30) را کامل حذف می‌کرد</w:t>
+              <w:t xml:space="preserve">هر دو کاندیدهای معتبر را کاذب رد می‌کردند (پرتگاهِ آستانه / overfit به نمونه‌های خاص)</w:t>
             </w:r>
           </w:p>
         </w:tc>
@@ -2337,93 +2123,7 @@
                 <w:rFonts w:hint="cs"/>
                 <w:rtl/>
               </w:rPr>
-              <w:t xml:space="preserve">حذفِ گیتِ دودویی؛ تصمیم فقط بر پایه‌ی امتیازِ پیوسته</w:t>
-            </w:r>
-          </w:p>
-        </w:tc>
-      </w:tr>
-      <w:tr>
-        <w:tc>
-          <w:tcPr>
-            <w:tcW w:w="1300" w:type="dxa"/>
-            <w:vAlign w:val="center"/>
-          </w:tcPr>
-          <w:p>
-            <w:pPr>
-              <w:bidi/>
-              <w:jc w:val="center"/>
-            </w:pPr>
-            <w:r>
-              <w:rPr>
-                <w:sz w:val="15"/>
-                <w:szCs w:val="15"/>
-                <w:rFonts w:hint="cs"/>
-                <w:rtl/>
-              </w:rPr>
-              <w:t xml:space="preserve">تشخیص دیسک</w:t>
-            </w:r>
-          </w:p>
-        </w:tc>
-        <w:tc>
-          <w:tcPr>
-            <w:tcW w:w="2700" w:type="dxa"/>
-            <w:vAlign w:val="center"/>
-          </w:tcPr>
-          <w:p>
-            <w:pPr>
-              <w:bidi/>
-              <w:jc w:val="center"/>
-            </w:pPr>
-            <w:r>
-              <w:rPr>
-                <w:sz w:val="15"/>
-                <w:szCs w:val="15"/>
-                <w:rFonts w:hint="cs"/>
-                <w:rtl/>
-              </w:rPr>
-              <w:t xml:space="preserve">ماژولِ تاییدِ ظاهریِ مستقل (بر پایه‌ی روشناییِ خام)</w:t>
-            </w:r>
-          </w:p>
-        </w:tc>
-        <w:tc>
-          <w:tcPr>
-            <w:tcW w:w="3200" w:type="dxa"/>
-            <w:vAlign w:val="center"/>
-          </w:tcPr>
-          <w:p>
-            <w:pPr>
-              <w:bidi/>
-              <w:jc w:val="center"/>
-            </w:pPr>
-            <w:r>
-              <w:rPr>
-                <w:sz w:val="15"/>
-                <w:szCs w:val="15"/>
-                <w:rFonts w:hint="cs"/>
-                <w:rtl/>
-              </w:rPr>
-              <w:t xml:space="preserve">overfit به نمونه‌های خاص؛ روی داده‌ی متنوع دیسکِ معتبر را رد می‌کرد بدون بهبودِ قابل‌اندازه‌گیری</w:t>
-            </w:r>
-          </w:p>
-        </w:tc>
-        <w:tc>
-          <w:tcPr>
-            <w:tcW w:w="2438" w:type="dxa"/>
-            <w:vAlign w:val="center"/>
-          </w:tcPr>
-          <w:p>
-            <w:pPr>
-              <w:bidi/>
-              <w:jc w:val="center"/>
-            </w:pPr>
-            <w:r>
-              <w:rPr>
-                <w:sz w:val="15"/>
-                <w:szCs w:val="15"/>
-                <w:rFonts w:hint="cs"/>
-                <w:rtl/>
-              </w:rPr>
-              <w:t xml:space="preserve">حذفِ کامل؛ اتکا به ادغامِ موجود</w:t>
+              <w:t xml:space="preserve">حذفِ هر دو؛ تصمیم فقط بر پایه‌ی امتیازِ پیوسته‌ی ادغام</w:t>
             </w:r>
           </w:p>
         </w:tc>
@@ -2563,7 +2263,7 @@
                 <w:rFonts w:hint="cs"/>
                 <w:rtl/>
               </w:rPr>
-              <w:t xml:space="preserve"> (سگمنتیشنِ دوبعدیِ آزاد)</w:t>
+              <w:t xml:space="preserve"> و برازشِ سیگموئید</w:t>
             </w:r>
           </w:p>
         </w:tc>
@@ -2584,7 +2284,7 @@
                 <w:rFonts w:hint="cs"/>
                 <w:rtl/>
               </w:rPr>
-              <w:t xml:space="preserve">بدونِ لبه‌ی قویِ مخالف، نشتیِ شدید تولید می‌کرد (شعاعی تا چند برابرِ مقادیرِ معقول)</w:t>
+              <w:t xml:space="preserve">بدونِ لبه‌ی قوی، نشتیِ شدید تولید می‌کرد؛ فرضِ شکلِ ثابتِ گذار تیغه‌های کاذب می‌ساخت</w:t>
             </w:r>
           </w:p>
         </w:tc>
@@ -2605,7 +2305,7 @@
                 <w:rFonts w:hint="cs"/>
                 <w:rtl/>
               </w:rPr>
-              <w:t xml:space="preserve">پروفایلِ شعاعیِ تجمیعی + سقفِ هندسیِ Voronoi/لبه‌ی پتری</w:t>
+              <w:t xml:space="preserve">پروفایلِ شعاعیِ تجمیعی + همگراییِ دائمی به پس‌زمینه + بسطِ per-angle</w:t>
             </w:r>
           </w:p>
         </w:tc>
@@ -2649,7 +2349,7 @@
                 <w:rFonts w:hint="cs"/>
                 <w:rtl/>
               </w:rPr>
-              <w:t xml:space="preserve">برازشِ سیگموئید (matched filter لجستیک)</w:t>
+              <w:t xml:space="preserve">پیشنهادِ کاربر: میانه‌ی ۳۶ کمانِ ده‌درجه + رشدِ دایره + سقفِ EUCAST</w:t>
             </w:r>
           </w:p>
         </w:tc>
@@ -2670,93 +2370,7 @@
                 <w:rFonts w:hint="cs"/>
                 <w:rtl/>
               </w:rPr>
-              <w:t xml:space="preserve">فرضِ شکلِ ثابتِ گذار؛ هر پرتو مستقل تصمیم می‌گرفت و تیغه‌های کاذب تولید می‌کرد</w:t>
-            </w:r>
-          </w:p>
-        </w:tc>
-        <w:tc>
-          <w:tcPr>
-            <w:tcW w:w="2438" w:type="dxa"/>
-            <w:vAlign w:val="center"/>
-          </w:tcPr>
-          <w:p>
-            <w:pPr>
-              <w:bidi/>
-              <w:jc w:val="center"/>
-            </w:pPr>
-            <w:r>
-              <w:rPr>
-                <w:sz w:val="15"/>
-                <w:szCs w:val="15"/>
-                <w:rFonts w:hint="cs"/>
-                <w:rtl/>
-              </w:rPr>
-              <w:t xml:space="preserve">معیارِ «همگراییِ دائمی به پس‌زمینه» + بسطِ per-angle مبتنی بر گرادیان</w:t>
-            </w:r>
-          </w:p>
-        </w:tc>
-      </w:tr>
-      <w:tr>
-        <w:tc>
-          <w:tcPr>
-            <w:tcW w:w="1300" w:type="dxa"/>
-            <w:vAlign w:val="center"/>
-          </w:tcPr>
-          <w:p>
-            <w:pPr>
-              <w:bidi/>
-              <w:jc w:val="center"/>
-            </w:pPr>
-            <w:r>
-              <w:rPr>
-                <w:sz w:val="15"/>
-                <w:szCs w:val="15"/>
-                <w:rFonts w:hint="cs"/>
-                <w:rtl/>
-              </w:rPr>
-              <w:t xml:space="preserve">مرز هاله</w:t>
-            </w:r>
-          </w:p>
-        </w:tc>
-        <w:tc>
-          <w:tcPr>
-            <w:tcW w:w="2700" w:type="dxa"/>
-            <w:vAlign w:val="center"/>
-          </w:tcPr>
-          <w:p>
-            <w:pPr>
-              <w:bidi/>
-              <w:jc w:val="center"/>
-            </w:pPr>
-            <w:r>
-              <w:rPr>
-                <w:sz w:val="15"/>
-                <w:szCs w:val="15"/>
-                <w:rFonts w:hint="cs"/>
-                <w:rtl/>
-              </w:rPr>
-              <w:t xml:space="preserve">پیشنهادِ کاربر: میانه‌ی ۳۶ کمانِ ده‌درجه + رشدِ دایره با کمینه‌سازیِ انحراف‌معیارِ گرادیان + سقفِ EUCAST</w:t>
-            </w:r>
-          </w:p>
-        </w:tc>
-        <w:tc>
-          <w:tcPr>
-            <w:tcW w:w="3200" w:type="dxa"/>
-            <w:vAlign w:val="center"/>
-          </w:tcPr>
-          <w:p>
-            <w:pPr>
-              <w:bidi/>
-              <w:jc w:val="center"/>
-            </w:pPr>
-            <w:r>
-              <w:rPr>
-                <w:sz w:val="15"/>
-                <w:szCs w:val="15"/>
-                <w:rFonts w:hint="cs"/>
-                <w:rtl/>
-              </w:rPr>
-              <w:t xml:space="preserve">نویزِ per-arc بالاتر از پروفایلِ تجمیعی؛ معیارِ کمینه‌ی انحراف‌معیار ساختاری به‌سمتِ نواحیِ صاف/بدون‌سیگنال متمایل بود؛ استاندارد عمومیِ فاصله‌ی بین‌دیسکی در جداولِ EUCAST یافت نشد</w:t>
+              <w:t xml:space="preserve">نویزِ per-arc بالاتر از پروفایلِ تجمیعی؛ استانداردِ عمومیِ فاصله‌ی بین‌دیسکی در EUCAST یافت نشد</w:t>
             </w:r>
           </w:p>
         </w:tc>
@@ -2819,7 +2433,7 @@
           <w:rFonts w:hint="cs"/>
           <w:rtl/>
         </w:rPr>
-        <w:t xml:space="preserve">متنِ رسمیِ یافت‌شده در جدول‌های نقطه‌قطعِ EUCAST </w:t>
+        <w:t xml:space="preserve">متنِ رسمیِ EUCAST </w:t>
       </w:r>
       <w:r>
         <w:t xml:space="preserve">[7]</w:t>
@@ -2829,7 +2443,7 @@
           <w:rFonts w:hint="cs"/>
           <w:rtl/>
         </w:rPr>
-        <w:t xml:space="preserve"> مرزِ هاله را این‌گونه تعریف می‌کند: «read zone edges as the point showing no growth viewed from the back of the plate against a dark background illuminated with reflected light» — یعنی مرز، «نقطه‌ی شروعِ عدمِ‌رشدِ قابل‌مشاهده» است، نه یک آستانه‌ی نرم یا میانی. این تعریف دقیقاً همان چیزی است که معیارِ «همگراییِ دائمی به پس‌زمینه»ی این پایپ‌لاین (بخش ۲-۵) به‌صورت آماری مدل می‌کند: نقطه‌ی گذارِ پایدار و برگشت‌ناپذیر به سطحِ پس‌زمینه. این هم‌راستایی نشان می‌دهد طراحیِ الگوریتم با تعریفِ رسمیِ بالینی هم‌خوان است، نه صرفاً یک اکتشافِ تصویریِ خودسرانه. با این حال، روشِ استانداردِ خواندن—از پشتِ پتری و در برابرِ پس‌زمینه‌ی تیره با نورِ بازتابی—با روشِ عکس‌برداریِ فعلیِ این مجموعه‌داده (نورِ مستقیم از روبه‌رو) یکسان نیست؛ این عدمِ‌تطابق می‌تواند توضیح‌دهنده‌ی بخشی از رخدادهای موضعیِ نویزی (بازتاب نور، خط‌خوردگیِ سطح آگار) باشد که این کار با آن‌ها دست‌وپنجه نرم کرده است، نه لزوماً نقصِ خودِ الگوریتم.</w:t>
+        <w:t xml:space="preserve"> مرزِ هاله را «نقطه‌ی نمایانگرِ عدمِ‌رشد» تعریف می‌کند، نه یک آستانه‌ی نرم یا میانی—دقیقاً همان چیزی که معیارِ «همگراییِ دائمی به پس‌زمینه»ی این پایپ‌لاین (بخش ۲-۵) به‌صورت آماری مدل می‌کند. با این حال، روشِ استانداردِ خواندن—از پشتِ پتری و در برابرِ پس‌زمینه‌ی تیره—با روشِ عکس‌برداریِ فعلیِ این مجموعه‌داده (نورِ مستقیم از روبه‌رو) یکسان نیست؛ این عدمِ‌تطابق می‌تواند توضیح‌دهنده‌ی بخشی از رخدادهای موضعیِ نویزی باشد که این کار با آن‌ها دست‌وپنجه نرم کرده است.</w:t>
       </w:r>
     </w:p>
     <w:p>
@@ -2855,7 +2469,7 @@
           <w:rFonts w:hint="cs"/>
           <w:rtl/>
         </w:rPr>
-        <w:t xml:space="preserve">(۱) نبودِ ground truth کولیسی برای هیچ‌کدام از ۷۸ عکس؛ در نتیجه امکانِ محاسبه‌ی معیارِ کمّیِ خطا (مانندِ میانگینِ قدرمطلقِ خطا بر حسبِ میلی‌متر) در حالِ حاضر وجود ندارد.</w:t>
+        <w:t xml:space="preserve">(۱) نبودِ ground truth کولیسی برای هیچ‌کدام از ۷۸ عکس (اعتبارسنجی عمدتاً کیفی/بصری بوده)؛ رفعِ این محدودیت—با ارزیابیِ کمّی روی یک زیرمجموعه از نمونه‌ها—در حالِ حاضر در دستِ اقدام است.</w:t>
       </w:r>
     </w:p>
     <w:p>
@@ -2867,7 +2481,7 @@
           <w:rFonts w:hint="cs"/>
           <w:rtl/>
         </w:rPr>
-        <w:t xml:space="preserve">(۲) اعتبارسنجی عمدتاً کیفی/بصری بوده، نه یک ارزیابیِ آماریِ کمّی در برابرِ یک مرجعِ مستقل.</w:t>
+        <w:t xml:space="preserve">(۲) روی یک عکسِ خاص، ماژولِ تشخیصِ پتری همچنان یک ظرفِ منفردِ واقعی را به‌اشتباه به چند کاندیدِ هم‌پوشانِ کاذب تقسیم می‌کند؛ این مورد عمداً خارج از محدوده‌ی این کار رفع نشده است.</w:t>
       </w:r>
     </w:p>
     <w:p>
@@ -2879,7 +2493,7 @@
           <w:rFonts w:hint="cs"/>
           <w:rtl/>
         </w:rPr>
-        <w:t xml:space="preserve">(۳) روی یک عکسِ خاص، ماژولِ تشخیصِ پتری همچنان یک ظرفِ منفردِ واقعی را به‌اشتباه به هفت کاندیدِ هم‌پوشانِ کاذب تقسیم می‌کند؛ این مورد خارج از محدوده‌ی این کار عمداً رفع نشده است.</w:t>
+        <w:t xml:space="preserve">(۳) ماژولِ تشخیصِ حباب یک کارِ در حالِ انجام است و هنوز با نمونه‌ی واقعیِ دارای حباب به‌طور عمیق اعتبارسنجی نشده.</w:t>
       </w:r>
     </w:p>
     <w:p>
@@ -2891,43 +2505,7 @@
           <w:rFonts w:hint="cs"/>
           <w:rtl/>
         </w:rPr>
-        <w:t xml:space="preserve">(۴) ماژولِ تشخیصِ حباب هنوز با نمونه‌ی واقعیِ دارای حباب به‌طور عمیق اعتبارسنجی نشده است.</w:t>
-      </w:r>
-    </w:p>
-    <w:p>
-      <w:pPr>
-        <w:pStyle w:val="Paragraph"/>
-      </w:pPr>
-      <w:r>
-        <w:rPr>
-          <w:rFonts w:hint="cs"/>
-          <w:rtl/>
-        </w:rPr>
-        <w:t xml:space="preserve">(۵) طبقه‌بندیِ حساس/متوسط/مقاوم بر اساسِ جدول‌های نقطه‌قطعِ EUCAST هنوز پیاده‌سازی نشده؛ پایپ‌لاین فقط قطر را گزارش می‌کند.</w:t>
-      </w:r>
-    </w:p>
-    <w:p>
-      <w:pPr>
-        <w:pStyle w:val="Paragraph"/>
-      </w:pPr>
-      <w:r>
-        <w:rPr>
-          <w:rFonts w:hint="cs"/>
-          <w:rtl/>
-        </w:rPr>
-        <w:t xml:space="preserve">(۶) جزئیاتِ ساختاریافته‌ی نوع باکتری، آنتی‌بیوتیک‌ها و شرایطِ کشت برای کلِ مجموعه‌داده هنوز مستند نشده‌اند.</w:t>
-      </w:r>
-    </w:p>
-    <w:p>
-      <w:pPr>
-        <w:pStyle w:val="Paragraph"/>
-      </w:pPr>
-      <w:r>
-        <w:rPr>
-          <w:rFonts w:hint="cs"/>
-          <w:rtl/>
-        </w:rPr>
-        <w:t xml:space="preserve">(۷) ترجمه‌ی نهایی به ++C—هدفِ بلندمدتِ پروژه برای استقرار روی سخت‌افزارِ سبکِ آزمایشگاهی—هنوز آغاز نشده است.</w:t>
+        <w:t xml:space="preserve">(۴) طبقه‌بندیِ حساس/متوسط/مقاوم بر اساسِ جدول‌های نقطه‌قطعِ EUCAST هنوز پیاده‌سازی نشده؛ پایپ‌لاین فقط قطر را گزارش می‌کند، و جزئیاتِ ساختاریافته‌ی نمونه‌ها (نوع باکتری، آنتی‌بیوتیک‌ها، شرایطِ کشت) هنوز مستند نشده‌اند.</w:t>
       </w:r>
     </w:p>
     <w:p>
@@ -2953,7 +2531,7 @@
           <w:rFonts w:hint="cs"/>
           <w:rtl/>
         </w:rPr>
-        <w:t xml:space="preserve">در این مقاله یک پایپ‌لاینِ کاملاً کلاسیکِ بینایی ماشین برای تشخیص و اندازه‌گیریِ خودکارِ آنتی‌بایوگرامِ دیسک-دیفیوژن از روی تصویرِ تلفن‌همراه ارائه شد که ظرفِ پتری، دیسک‌های آنتی‌بیوتیک، مرزِ هاله‌ی بازدارندگی و رخدادهای غیرعادیِ داخلِ هاله را، بدونِ هیچ مقدارِ پیکسلیِ مطلق و بدونِ یادگیریِ ماشین، تشخیص می‌دهد. طراحیِ نهایی حاصلِ چندین دورِ آزمایشِ تجربیِ مقایسه‌ای—از جمله ردِّ صریحِ GrabCut، برازشِ سیگموئید، ادغامِ سه‌شاخه‌ای، و معماریِ جایگزینِ پیشنهادیِ کاربر—است، نه اولین ایده‌ای که به ذهن رسیده باشد؛ معیارِ نهاییِ مرزِ هاله همچنین با تعریفِ رسمیِ EUCAST برای خواندنِ مرز هم‌راستاست. مهم‌ترین محدودیتِ باقی‌مانده، نبودِ ground truth کولیسی برای ارزیابیِ کمّیِ خطاست؛ کارِ آینده باید شاملِ جمع‌آوریِ حداقل یک زیرمجموعه از اندازه‌گیری‌های دستیِ مرجع، اتصالِ خروجیِ قطر به جدول‌های نقطه‌قطعِ EUCAST برای طبقه‌بندیِ حساس/متوسط/مقاوم، اعتبارسنجیِ عمیق‌ترِ ماژولِ حباب روی نمونه‌های واقعیِ حباب‌دار، و ترجمه‌ی نهاییِ پایپ‌لاین به ++C برای استقرار روی سخت‌افزارِ سبکِ آزمایشگاهی باشد.</w:t>
+        <w:t xml:space="preserve">در این مقاله یک پایپ‌لاینِ کاملاً کلاسیکِ بینایی ماشین برای تشخیص و اندازه‌گیریِ خودکارِ آنتی‌بایوگرامِ دیسک-دیفیوژن از روی تصویرِ تلفن‌همراه ارائه شد که ظرفِ پتری، دیسک‌های آنتی‌بیوتیک، مرزِ هاله‌ی بازدارندگی و رخدادهای غیرعادیِ داخلِ هاله را تشخیص می‌دهد؛ طراحیِ نهایی حاصلِ چندین دورِ آزمایشِ تجربیِ مقایسه‌ای است (جدول ۲)، و معیارِ نهاییِ مرزِ هاله با تعریفِ رسمیِ EUCAST هم‌راستاست. مهم‌ترین گامِ باقی‌مانده—تکمیلِ ارزیابیِ کمّی در برابرِ ground truth کولیسی—هم‌اکنون در دستِ اقدام است؛ کارِ آینده همچنین شاملِ طبقه‌بندیِ حساس/متوسط/مقاوم بر اساسِ EUCAST، تکمیلِ ماژولِ حباب، و ترجمه‌ی پایپ‌لاین به ++C خواهد بود.</w:t>
       </w:r>
     </w:p>
     <w:p>

--- a/paper_figures/Antibiogram_Paper_Draft.docx
+++ b/paper_figures/Antibiogram_Paper_Draft.docx
@@ -169,7 +169,7 @@
           <w:rFonts w:hint="cs"/>
           <w:rtl/>
         </w:rPr>
-        <w:t xml:space="preserve">در آنتی‌بایوگرام دیسک-دیفیوژن (کربی-باوئر)، قطر هاله‌ی عدم‌رشد اطراف هر دیسک آنتی‌بیوتیکی معمولاً به‌صورت دستی و با کولیس اندازه‌گیری می‌شود؛ روشی کند، وابسته به مهارت اپراتور و مستعد خطا. در این مقاله یک پایپ‌لاین کاملاً کلاسیک بینایی ماشین (بدون یادگیری ماشین) ارائه می‌شود که از روی یک عکس ساده‌ی تلفن‌همراه از یک یا چند ظرف پتری، به‌ترتیب ظرف(ها)، دیسک‌های آنتی‌بیوتیک، مرز هاله‌ی بازدارندگی و رخدادهای غیرعادی داخل هاله را تشخیص می‌دهد. تشخیص ظرف با آستانه‌گذاری چندسطحیِ ناحیه‌ای پس از تصحیح نور انجام می‌شود؛ تشخیص دیسک از ادغام دو‌شاخه‌ای هاف و بلاب حاصل می‌شود؛ و مرز هاله با یک پروفایل شعاعیِ مبتنی بر «همگرایی دائمی به پس‌زمینه»، بسط نامتقارن جهت‌به‌جهت مبتنی بر گرادیان، و رفع رخدادهای زاویه‌ای موضعی به‌دست می‌آید. تمام پارامترهای هندسی نسبت به اندازه‌ی ظرف یا دیسک تعریف شده‌اند، نه پیکسل مطلق، تا پایپ‌لاین بدون آموزش مجدد روی دوربین، نور و مقیاس متفاوت کار کند. عملکرد به‌صورت کیفی روی هفتادوهشت عکس واقعی اعتبارسنجی شده و چند طراحی جایگزین—از جمله GrabCut، برازش سیگموئید و معماری پیشنهادی کاربر—به‌صورت تجربی آزموده و رد شده‌اند. ارزیابی کمّی در برابر ground truth کولیسی، مهم‌ترین چالش باقی‌مانده‌ی این کار، هم‌اکنون در حال انجام است.</w:t>
+        <w:t xml:space="preserve">در آنتی‌بایوگرام دیسک-دیفیوژن (کربی-باوئر)، قطر هاله‌ی عدم‌رشد اطراف هر دیسک آنتی‌بیوتیکی معمولاً به‌صورت دستی و با کولیس اندازه‌گیری می‌شود؛ روشی کند، وابسته به مهارت اپراتور و مستعد خطا. در این مقاله یک پایپ‌لاین کاملاً کلاسیک بینایی ماشین (بدون یادگیری ماشین) ارائه می‌شود که از روی یک عکس ساده‌ی تلفن‌همراه از یک یا چند ظرف پتری، به‌ترتیب ظرف(ها)، دیسک‌های آنتی‌بیوتیک، مرز هاله‌ی بازدارندگی و رخدادهای غیرعادی داخل هاله را تشخیص می‌دهد. تشخیص ظرف با آستانه‌گذاری چندسطحیِ ناحیه‌ای پس از تصحیح نور انجام می‌شود؛ تشخیص دیسک از ادغام دو‌شاخه‌ای هاف و بلاب حاصل می‌شود؛ و مرز هاله با یک پروفایل شعاعیِ مبتنی بر «همگرایی دائمی به پس‌زمینه»، بسط نامتقارن جهت‌به‌جهت مبتنی بر گرادیان، و رفع رخدادهای زاویه‌ای موضعی به‌دست می‌آید. تمام پارامترهای هندسی نسبت به اندازه‌ی ظرف یا دیسک تعریف شده‌اند، نه پیکسل مطلق، تا پایپ‌لاین بدون آموزش مجدد روی دوربین، نور و مقیاس متفاوت کار کند. عملکرد به‌صورت کیفی روی هفتادوهشت عکس واقعی اعتبارسنجی شده و چند طراحی جایگزین—از جمله GrabCut، برازش سیگموئید و معماری پیشنهادی کاربر—به‌صورت تجربی آزموده و رد شده‌اند. ارزیابی کمّی روی یک دیتاستِ مرجعِ مستقل و کارشناسی‌شده (۱۱ عکس، ۹۳ دیسک) نشان می‌دهد: تشخیصِ دیسک F1=۰٫۹۸۴، خطای قطرِ هاله MAE=۵٫۵۰mm (بایاسِ −۰٫۵۳mm)، و خطای قطرِ دیسک MAE=۰٫۱۷mm؛ این نتایج روی سیستمی مستقل و مجزا نیز عیناً بازتولید شدند.</w:t>
       </w:r>
     </w:p>
     <w:p>
@@ -300,7 +300,7 @@
           <w:rFonts w:hint="cs"/>
           <w:rtl/>
         </w:rPr>
-        <w:t xml:space="preserve">در این مقاله یک پایپ‌لاین کاملاً کلاسیک بینایی ماشین (بدون یادگیری ماشین یا شبکه‌ی عصبی) ارائه می‌شود که از یک عکس ساده‌ی تلفن‌همراه، حتی با چند ظرف پتری هم‌زمان در قاب، ظرف(ها)، دیسک‌های آنتی‌بیوتیک، مرز هاله و رخدادهای غیرعادیِ داخل هاله (به‌عنوان کارِ در حالِ انجام) را تشخیص می‌دهد. انتخاب رویکرد کلاسیک به‌جای یادگیری عمیق یک تصمیم طراحیِ آگاهانه است، نه یک محدودیت: (۱) به مجموعه‌داده‌ی برچسب‌خورده‌ی حجیم نیاز ندارد؛ (۲) تفسیرپذیر است—هر عدد نهایی به یک مرحله‌ی هندسی یا آماری مشخص قابل‌ردیابی است، ویژگی‌ای مهم برای کاربرد آزمایشگاهیِ نیازمند قابلیت ممیزی؛ (۳) برای پیاده‌سازی نهایی روی سخت‌افزار سبک آزمایشگاهی به زبان ++C قابل‌ترجمه است؛ و (۴) تمام پارامترهای پایپ‌لاین به‌صورت نسبی—نه پیکسل مطلق—تعریف شده‌اند، پس بدون آموزش مجدد روی طیف وسیعی از دوربین، نور و مقیاس تصویر کار می‌کند.</w:t>
+        <w:t xml:space="preserve">در این مقاله یک پایپ‌لاین کاملاً کلاسیک بینایی ماشین ارائه می‌شود که از یک عکس ساده‌ی تلفن‌همراه، حتی با چند ظرف پتری هم‌زمان، ظرف(ها)، دیسک‌های آنتی‌بیوتیک، مرز هاله و رخدادهای غیرعادیِ داخل هاله (کارِ در حالِ انجام) را تشخیص می‌دهد. انتخاب رویکرد کلاسیک یک تصمیم طراحیِ آگاهانه است: (۱) به مجموعه‌داده‌ی برچسب‌خورده‌ی حجیم نیاز ندارد؛ (۲) تفسیرپذیر است—مهم برای کاربردِ آزمایشگاهیِ نیازمندِ قابلیتِ ممیزی؛ (۳) برای پیاده‌سازی روی سخت‌افزار سبک به ++C قابل‌ترجمه است؛ و (۴) پارامترها نسبی‌اند، پس بدون آموزشِ مجدد روی دوربین، نور و مقیاسِ متفاوت کار می‌کند.</w:t>
       </w:r>
     </w:p>
     <w:p>
@@ -340,7 +340,7 @@
           <w:rFonts w:hint="cs"/>
           <w:rtl/>
         </w:rPr>
-        <w:t xml:space="preserve">مجموعه‌داده شامل هفتادوهشت عکس واقعی از آزمایش‌های آنتی‌بایوگرام است که با دوربین تلفن‌همراه گرفته شده‌اند؛ هر عکس حاوی یک یا چند ظرف پتری است (اکثراً یک ظرف، بعضاً دو پتری). سند مرجع EUCAST (جدول‌های نقطه‌قطع نسخه‌ی ۱۶.۰ </w:t>
+        <w:t xml:space="preserve">مجموعه‌داده‌ی اصلی شامل هفتادوهشت عکس واقعی است که با دوربین تلفن‌همراه گرفته شده‌اند؛ هر عکس حاوی یک یا چند ظرف پتری است (اکثراً یک ظرف، بعضاً دو پتری). سند مرجع EUCAST (جدول‌های نقطه‌قطع نسخه‌ی ۱۶.۰ </w:t>
       </w:r>
       <w:r>
         <w:t xml:space="preserve">[7]</w:t>
@@ -350,7 +350,7 @@
           <w:rFonts w:hint="cs"/>
           <w:rtl/>
         </w:rPr>
-        <w:t xml:space="preserve">) برای بررسیِ روش استاندارد خواندن مرز هاله استفاده شده (بخش ۴-۲)؛ پایپ‌لاین فقط قطر را بر حسب میلی‌متر گزارش می‌کند. اندازه‌گیری مرجعِ کولیسی و جزئیاتِ ساختاریافته‌ی نمونه‌ها [PLACEHOLDER: نوع باکتری، آنتی‌بیوتیک‌ها، شرایط انکوباسیون و محیط کشت] هنوز تکمیل نشده‌اند؛ تکمیلِ این ارزیابیِ کمّی هدفِ اصلیِ مرحله‌ی بعدیِ کار است (بخش ۴-۳). تمامی تصاویر مستقیماً از پتری‌دیش‌های آزمایشگاهی گرفته شده‌اند و هیچ داده یا تصویرِ بیمار در این مجموعه وجود ندارد.</w:t>
+        <w:t xml:space="preserve">) برای بررسیِ روش استانداردِ خواندنِ مرز هاله استفاده شده (بخش ۴-۲)؛ پایپ‌لاین فقط قطر را گزارش می‌کند. برای ارزیابیِ کمّی (بخش ۳-۱)، یک زیرمجموعه‌ی مستقلِ ۱۱ عکس با حقیقتِ زمینیِ کارشناسی ساخته شد. جزئیاتِ ساختاریافته‌ی باقیِ نمونه‌ها [PLACEHOLDER: نوع باکتری، آنتی‌بیوتیک‌ها، شرایط انکوباسیون و محیط کشت] هنوز تکمیل نشده‌اند؛ هیچ داده یا تصویرِ بیمار در این مجموعه وجود ندارد.</w:t>
       </w:r>
     </w:p>
     <w:p>
@@ -389,7 +389,7 @@
         </w:rPr>
         <w:drawing>
           <wp:inline distT="0" distB="0" distL="0" distR="0">
-            <wp:extent cx="2952750" cy="5388163"/>
+            <wp:extent cx="2952750" cy="3927581"/>
             <wp:effectExtent l="0" t="0" r="0" b="0"/>
             <wp:docPr id="101" name="Picture 101"/>
             <wp:cNvGraphicFramePr>
@@ -411,7 +411,7 @@
                   <pic:spPr>
                     <a:xfrm>
                       <a:off x="0" y="0"/>
-                      <a:ext cx="2952750" cy="5388163"/>
+                      <a:ext cx="2952750" cy="3927581"/>
                     </a:xfrm>
                     <a:prstGeom prst="rect">
                       <a:avLst/>
@@ -459,7 +459,7 @@
           <w:rFonts w:hint="cs"/>
           <w:rtl/>
         </w:rPr>
-        <w:t xml:space="preserve">چالش اصلیِ این مرحله، آستانه‌گذاری در حضور نور ناهموار روی کل قاب عکس است </w:t>
+        <w:t xml:space="preserve">چالش اصلیِ این مرحله، آستانه‌گذاری در حضور نور ناهموار است </w:t>
       </w:r>
       <w:r>
         <w:t xml:space="preserve">[8]</w:t>
@@ -469,7 +469,7 @@
           <w:rFonts w:hint="cs"/>
           <w:rtl/>
         </w:rPr>
-        <w:t xml:space="preserve">. راه‌حل، تصحیحِ میدانِ روشنایی (تفریقِ تخمینِ صاف/بزرگ‌مقیاسِ روشناییِ خودِ تصویر) پیش از سگمنتیشنِ ناحیه‌ای با آستانه‌گذاریِ چندسطحیِ Otsu </w:t>
+        <w:t xml:space="preserve">. راه‌حل، تصحیحِ میدانِ روشنایی پیش از سگمنتیشنِ ناحیه‌ای با آستانه‌گذاریِ چندسطحیِ Otsu </w:t>
       </w:r>
       <w:r>
         <w:t xml:space="preserve">[9]</w:t>
@@ -479,7 +479,7 @@
           <w:rFonts w:hint="cs"/>
           <w:rtl/>
         </w:rPr>
-        <w:t xml:space="preserve"> است؛ تبدیلِ دایره‌ایِ هاف و ردیابیِ کانتور تنها به‌عنوانِ مسیرِ مکمل/تاییدکننده نگه داشته شده‌اند. تشخیصِ چندگانه (بیش از یک ظرف در قاب، شکل ۱) با نگه‌داشتنِ همه‌ی کانتورهای معتبر و دو خودآزماییِ مستقلِ hypothesize-and-verify برای تایید یا ردِّ هر کاندید انجام می‌شود.</w:t>
+        <w:t xml:space="preserve"> است؛ هاف و کانتور تنها مسیرِ مکمل/تاییدکننده‌اند. تشخیصِ چندگانه (شکل ۱) با نگه‌داشتنِ کانتورهای معتبر و دو خودآزماییِ hypothesize-and-verify انجام می‌شود.</w:t>
       </w:r>
     </w:p>
     <w:p>
@@ -562,7 +562,7 @@
           <w:rFonts w:hint="cs"/>
           <w:rtl/>
         </w:rPr>
-        <w:t xml:space="preserve">تشخیص دیسک از ادغامِ دو شاخه‌ی مکمل به‌دست می‌آید: شاخه‌ی هاف به‌عنوانِ مسیرِ اصلی، و شاخه‌ی تحلیلِ بلاب/واترشد (با آستانه‌گذاریِ تطبیقیِ نسبت‌محور) به‌عنوانِ مسیرِ پوششی برای دیسک‌های چسبیده یا نزدیک به هم. اعتبارسنجیِ هندسی روی اجتماعِ دو ماسک اجرا می‌شود تا شکستِ موضعیِ یک شاخه به‌تنهایی کل کاندید را نکِشد. پیش‌تر یک گیتِ دودوییِ سخت روی اعتمادِ شاخه‌ی هاف وجود داشت که کاندیدهای معتبرِ نزدیکِ آستانه را به‌طور کامل حذف می‌کرد؛ این گیت حذف و با یک آستانه‌ی امتیازِ پیوسته جایگزین شد (جزئیاتِ طراحی‌های ردشده در جدول ۲). شکل ۳ تصویرِ ویژگیِ ورودی و نتیجه‌ی نهاییِ ادغام را روی یک عکسِ واقعی نشان می‌دهد.</w:t>
+        <w:t xml:space="preserve">تشخیص دیسک از ادغامِ دو شاخه‌ی مکمل به‌دست می‌آید: شاخه‌ی هاف به‌عنوانِ مسیرِ اصلی، و شاخه‌ی تحلیلِ بلاب/واترشد به‌عنوانِ مسیرِ پوششی برای دیسک‌های چسبیده. اعتبارسنجیِ هندسی روی اجتماعِ دو ماسک اجرا می‌شود تا شکستِ موضعیِ یک شاخه کل کاندید را نکِشد. پیش‌تر یک گیتِ دودوییِ سخت کاندیدهای معتبرِ نزدیکِ آستانه را حذف می‌کرد؛ این گیت با یک آستانه‌ی امتیازِ پیوسته جایگزین شد (جدول ۳). شکل ۳ تصویرِ ویژگیِ ورودی و نتیجه‌ی ادغام را نشان می‌دهد.</w:t>
       </w:r>
     </w:p>
     <w:p>
@@ -575,7 +575,7 @@
         </w:rPr>
         <w:drawing>
           <wp:inline distT="0" distB="0" distL="0" distR="0">
-            <wp:extent cx="1431375" cy="1539750"/>
+            <wp:extent cx="1605077" cy="1726604"/>
             <wp:effectExtent l="0" t="0" r="0" b="0"/>
             <wp:docPr id="103" name="Picture 103"/>
             <wp:cNvGraphicFramePr>
@@ -597,7 +597,7 @@
                   <pic:spPr>
                     <a:xfrm>
                       <a:off x="0" y="0"/>
-                      <a:ext cx="1431375" cy="1539750"/>
+                      <a:ext cx="1605077" cy="1726604"/>
                     </a:xfrm>
                     <a:prstGeom prst="rect">
                       <a:avLst/>
@@ -618,7 +618,7 @@
         </w:rPr>
         <w:drawing>
           <wp:inline distT="0" distB="0" distL="0" distR="0">
-            <wp:extent cx="1431375" cy="1965073"/>
+            <wp:extent cx="1257672" cy="1726604"/>
             <wp:effectExtent l="0" t="0" r="0" b="0"/>
             <wp:docPr id="104" name="Picture 104"/>
             <wp:cNvGraphicFramePr>
@@ -640,7 +640,7 @@
                   <pic:spPr>
                     <a:xfrm>
                       <a:off x="0" y="0"/>
-                      <a:ext cx="1431375" cy="1965073"/>
+                      <a:ext cx="1257672" cy="1726604"/>
                     </a:xfrm>
                     <a:prstGeom prst="rect">
                       <a:avLst/>
@@ -688,7 +688,7 @@
           <w:rFonts w:hint="cs"/>
           <w:rtl/>
         </w:rPr>
-        <w:t xml:space="preserve">این بخش پرچالش‌ترین مرحله‌ی پروژه بوده است. رویکردهای اولیه‌ای که ابتدا با یک گیتِ وجود/عدم‌وجود تصمیم می‌گرفتند «آیا اصلاً هاله‌ای هست؟» با بازرسیِ بصریِ مستقیم رد شدند (جزئیات در جدول ۲)؛ معماریِ نهایی این گیت را کنار می‌گذارد و همیشه یک دایره برازش و سپس اصلاح می‌کند. شعاعِ پایه از یک پروفایلِ شعاعیِ تجمیعی و همه‌جهته به‌دست می‌آید؛ مرز، اولین شعاعی است که پس از آن تمام مقادیر در یک باندِ نویز-محور حولِ پس‌زمینه باقی می‌مانند («همگراییِ دائمی به پس‌زمینه»)—معیاری هم‌راستا با تعریفِ رسمیِ EUCAST برای خواندنِ مرزِ هاله (بخش ۴-۲). سپس مرز به‌صورت جهت‌به‌جهت با یافتنِ قله‌ی گرادیانِ محلی بسط داده می‌شود، محدود به دو سقفِ هندسیِ همیشه‌فعال (نیمسازِ عمود تا دیسکِ همسایه، و لبه‌ی فیزیکیِ پتری).</w:t>
+        <w:t xml:space="preserve">این بخش پرچالش‌ترین مرحله‌ی پروژه بوده است. رویکردهای اولیه‌ای که با یک گیتِ وجود/عدم‌وجود تصمیم می‌گرفتند «آیا اصلاً هاله‌ای هست؟» رد شدند (جدول ۳)؛ معماریِ نهایی همیشه یک دایره‌ی هندسی برازش و اصلاح می‌کند، و جداگانه یک معیارِ آماری تعیین می‌کند که آیا برازش یک هاله‌ی واقعی نشان می‌دهد یا نویز (گزارش‌شده به‌صورتِ «تشکیل‌نشده»؛ بخش ۳-۱). شعاعِ پایه از یک پروفایلِ شعاعیِ تجمیعی و همه‌جهته به‌دست می‌آید؛ مرز، اولین شعاعی است که پس از آن مقادیر در یک باندِ نویز-محور حولِ پس‌زمینه باقی می‌مانند («همگراییِ دائمی به پس‌زمینه»)—هم‌راستا با تعریفِ رسمیِ EUCAST (بخش ۴-۲). سپس مرز جهت‌به‌جهت با یافتنِ قله‌ی گرادیانِ محلی بسط می‌یابد، محدود به دو سقفِ هندسیِ همیشه‌فعال (نیمسازِ عمود تا دیسکِ همسایه، و لبه‌ی پتری).</w:t>
       </w:r>
     </w:p>
     <w:p>
@@ -700,7 +700,7 @@
           <w:rFonts w:hint="cs"/>
           <w:rtl/>
         </w:rPr>
-        <w:t xml:space="preserve">در نهایت یک لایه‌ی اصلاحِ رخدادهای زاویه‌ایِ ایزوله—جایگزینیِ هر جهتی که شعاعش بیش از ۱٫۲ برابرِ میانه‌ی همسایگیِ محلی‌اش باشد، با همان میانه—رخدادهایی نظیر «لنگرشدن به لبه‌ی پتری» را رفع می‌کند. این آستانه پس از بررسیِ مستقیمِ خروجی و تست روی چند عکسِ متنوع از ۱٫۴ به ۱٫۲ بازکالیبره شد (جزئیات در جدول ۲). شکل ۴ مرزِ پایه را در برابرِ مرزِ نهایی، پس از این اصلاح، روی یک دیسکِ واقعی مقایسه می‌کند.</w:t>
+        <w:t xml:space="preserve">در نهایت یک لایه‌ی اصلاحِ رخدادهای زاویه‌ایِ ایزوله—جایگزینیِ هر جهتی با شعاعِ بیش از ۱٫۲ برابرِ میانه‌ی همسایگیِ محلی—رخدادهایی نظیر «لنگرشدن به لبه‌ی پتری» را رفع می‌کند؛ این آستانه پس از بررسیِ خروجی روی چند عکسِ متنوع از ۱٫۴ به ۱٫۲ بازکالیبره شد (جدول ۳). شکل ۴ مرزِ پایه و مرزِ نهایی را مقایسه می‌کند.</w:t>
       </w:r>
     </w:p>
     <w:p>
@@ -713,7 +713,7 @@
         </w:rPr>
         <w:drawing>
           <wp:inline distT="0" distB="0" distL="0" distR="0">
-            <wp:extent cx="1431375" cy="1554064"/>
+            <wp:extent cx="1399609" cy="1519575"/>
             <wp:effectExtent l="0" t="0" r="0" b="0"/>
             <wp:docPr id="105" name="Picture 105"/>
             <wp:cNvGraphicFramePr>
@@ -735,7 +735,7 @@
                   <pic:spPr>
                     <a:xfrm>
                       <a:off x="0" y="0"/>
-                      <a:ext cx="1431375" cy="1554064"/>
+                      <a:ext cx="1399609" cy="1519575"/>
                     </a:xfrm>
                     <a:prstGeom prst="rect">
                       <a:avLst/>
@@ -756,7 +756,7 @@
         </w:rPr>
         <w:drawing>
           <wp:inline distT="0" distB="0" distL="0" distR="0">
-            <wp:extent cx="1431375" cy="1486585"/>
+            <wp:extent cx="1463140" cy="1519575"/>
             <wp:effectExtent l="0" t="0" r="0" b="0"/>
             <wp:docPr id="106" name="Picture 106"/>
             <wp:cNvGraphicFramePr>
@@ -778,7 +778,7 @@
                   <pic:spPr>
                     <a:xfrm>
                       <a:off x="0" y="0"/>
-                      <a:ext cx="1431375" cy="1486585"/>
+                      <a:ext cx="1463140" cy="1519575"/>
                     </a:xfrm>
                     <a:prstGeom prst="rect">
                       <a:avLst/>
@@ -826,7 +826,7 @@
           <w:rFonts w:hint="cs"/>
           <w:rtl/>
         </w:rPr>
-        <w:t xml:space="preserve">برای علامت‌گذاریِ رخدادهای موضعیِ غیرعادی—مانند کلونیِ مقاومِ نقطه‌ای یا حبابِ هوا—ناحیه‌ی جست‌وجو از شکلِ واقعیِ نامتقارنِ مرزِ هاله گرفته می‌شود؛ سیگنالِ باقیمانده با آستانه‌ی robust مبتنی بر MAD دوتایی و مؤلفه‌های متصل برچسب‌گذاری می‌شوند، و برای هر رخداد تعداد، مساحت و برآوردِ حجمِ کروی گزارش می‌شود. این ماژول در حالِ حاضر یک کارِ در حالِ انجام (work in progress) است: تاکنون روی نمونه‌ی واقعیِ دارای حباب به‌طور عمیق اعتبارسنجی نشده. خروجیِ نهاییِ گزارش برای هر دیسک شامل مختصاتِ مرکز، قطرِ دیسک و قطرِ هاله (یا وضعیتِ «تشکیل‌نشده»)، بر حسبِ میلی‌متر، است.</w:t>
+        <w:t xml:space="preserve">برای علامت‌گذاریِ رخدادهای موضعیِ غیرعادی—مانند کلونیِ مقاومِ نقطه‌ای یا حبابِ هوا—ناحیه‌ی جست‌وجو از شکلِ واقعیِ نامتقارنِ مرزِ هاله گرفته می‌شود؛ سیگنالِ باقیمانده با آستانه‌ی robust مبتنی بر MAD دوتایی می‌شود. این ماژول یک کارِ در حالِ انجام است، تاکنون روی نمونه‌ی واقعیِ دارای حباب اعتبارسنجی نشده. خروجیِ نهاییِ گزارش برای هر دیسک شامل مختصاتِ مرکز، قطرِ دیسک و قطرِ هاله (یا «تشکیل‌نشده»)، بر حسبِ میلی‌متر، است.</w:t>
       </w:r>
     </w:p>
     <w:p>
@@ -852,7 +852,7 @@
           <w:rFonts w:hint="cs"/>
           <w:rtl/>
         </w:rPr>
-        <w:t xml:space="preserve">شکل ۵ خروجیِ کاملِ پایپ‌لاین—تشخیص دیسک، مرز هاله، و رخداد حباب—را روی یک عکسِ واقعی (۹ دیسک روی یک ظرف) نشان می‌دهد. جدول ۱ گزارشِ عددیِ متناظر را فهرست می‌کند: قطرِ دیسک‌ها از ۴٫۹ تا ۷٫۷ میلی‌متر و قطرِ هاله‌ها از ۵٫۶ تا ۱۷٫۷ میلی‌متر متغیر است—تنوعِ واقع‌گرایانه‌ای که شاملِ چند دیسکِ عملاً بدونِ هاله (مقاوم) هم می‌شود؛ روی همین نمونه، ماژول ۱۷ یک رخدادِ حباب در مجاورتِ یکی از دیسک‌های دارای هاله‌ی بزرگ گزارش کرد.</w:t>
+        <w:t xml:space="preserve">شکل ۵ خروجیِ کاملِ پایپ‌لاین—تشخیص دیسک، مرز هاله، و رخداد حباب—را روی یک عکسِ واقعی (۹ دیسک روی یک ظرف) نشان می‌دهد. جدول ۱ گزارشِ عددیِ متناظر را فهرست می‌کند: قطرِ دیسک‌ها از ۴٫۹ تا ۷٫۷mm و قطرِ هاله‌ها از ۵٫۶ تا ۱۷٫۷mm متغیر است، شاملِ چند دیسکِ عملاً بدونِ هاله (مقاوم)؛ ماژول ۱۷ نیز یک رخدادِ حباب گزارش کرد.</w:t>
       </w:r>
     </w:p>
     <w:p>
@@ -865,7 +865,7 @@
         </w:rPr>
         <w:drawing>
           <wp:inline distT="0" distB="0" distL="0" distR="0">
-            <wp:extent cx="924250" cy="1269303"/>
+            <wp:extent cx="821556" cy="1128271"/>
             <wp:effectExtent l="0" t="0" r="0" b="0"/>
             <wp:docPr id="107" name="Picture 107"/>
             <wp:cNvGraphicFramePr>
@@ -887,7 +887,7 @@
                   <pic:spPr>
                     <a:xfrm>
                       <a:off x="0" y="0"/>
-                      <a:ext cx="924250" cy="1269303"/>
+                      <a:ext cx="821556" cy="1128271"/>
                     </a:xfrm>
                     <a:prstGeom prst="rect">
                       <a:avLst/>
@@ -908,7 +908,7 @@
         </w:rPr>
         <w:drawing>
           <wp:inline distT="0" distB="0" distL="0" distR="0">
-            <wp:extent cx="924250" cy="959679"/>
+            <wp:extent cx="1086617" cy="1128271"/>
             <wp:effectExtent l="0" t="0" r="0" b="0"/>
             <wp:docPr id="108" name="Picture 108"/>
             <wp:cNvGraphicFramePr>
@@ -930,7 +930,7 @@
                   <pic:spPr>
                     <a:xfrm>
                       <a:off x="0" y="0"/>
-                      <a:ext cx="924250" cy="959679"/>
+                      <a:ext cx="1086617" cy="1128271"/>
                     </a:xfrm>
                     <a:prstGeom prst="rect">
                       <a:avLst/>
@@ -951,7 +951,7 @@
         </w:rPr>
         <w:drawing>
           <wp:inline distT="0" distB="0" distL="0" distR="0">
-            <wp:extent cx="924250" cy="1206146"/>
+            <wp:extent cx="864575" cy="1128271"/>
             <wp:effectExtent l="0" t="0" r="0" b="0"/>
             <wp:docPr id="109" name="Picture 109"/>
             <wp:cNvGraphicFramePr>
@@ -973,7 +973,7 @@
                   <pic:spPr>
                     <a:xfrm>
                       <a:off x="0" y="0"/>
-                      <a:ext cx="924250" cy="1206146"/>
+                      <a:ext cx="864575" cy="1128271"/>
                     </a:xfrm>
                     <a:prstGeom prst="rect">
                       <a:avLst/>
@@ -1030,6 +1030,10 @@
         <w:gridCol w:w="1950"/>
       </w:tblGrid>
       <w:tr>
+        <w:trPr>
+          <w:cantSplit/>
+          <w:tblHeader/>
+        </w:trPr>
         <w:tc>
           <w:tcPr>
             <w:tcW w:w="700" w:type="dxa"/>
@@ -1098,6 +1102,9 @@
         </w:tc>
       </w:tr>
       <w:tr>
+        <w:trPr>
+          <w:cantSplit/>
+        </w:trPr>
         <w:tc>
           <w:tcPr>
             <w:tcW w:w="700" w:type="dxa"/>
@@ -1163,6 +1170,9 @@
         </w:tc>
       </w:tr>
       <w:tr>
+        <w:trPr>
+          <w:cantSplit/>
+        </w:trPr>
         <w:tc>
           <w:tcPr>
             <w:tcW w:w="700" w:type="dxa"/>
@@ -1228,6 +1238,9 @@
         </w:tc>
       </w:tr>
       <w:tr>
+        <w:trPr>
+          <w:cantSplit/>
+        </w:trPr>
         <w:tc>
           <w:tcPr>
             <w:tcW w:w="700" w:type="dxa"/>
@@ -1293,6 +1306,9 @@
         </w:tc>
       </w:tr>
       <w:tr>
+        <w:trPr>
+          <w:cantSplit/>
+        </w:trPr>
         <w:tc>
           <w:tcPr>
             <w:tcW w:w="700" w:type="dxa"/>
@@ -1358,6 +1374,9 @@
         </w:tc>
       </w:tr>
       <w:tr>
+        <w:trPr>
+          <w:cantSplit/>
+        </w:trPr>
         <w:tc>
           <w:tcPr>
             <w:tcW w:w="700" w:type="dxa"/>
@@ -1423,6 +1442,9 @@
         </w:tc>
       </w:tr>
       <w:tr>
+        <w:trPr>
+          <w:cantSplit/>
+        </w:trPr>
         <w:tc>
           <w:tcPr>
             <w:tcW w:w="700" w:type="dxa"/>
@@ -1488,6 +1510,9 @@
         </w:tc>
       </w:tr>
       <w:tr>
+        <w:trPr>
+          <w:cantSplit/>
+        </w:trPr>
         <w:tc>
           <w:tcPr>
             <w:tcW w:w="700" w:type="dxa"/>
@@ -1553,6 +1578,9 @@
         </w:tc>
       </w:tr>
       <w:tr>
+        <w:trPr>
+          <w:cantSplit/>
+        </w:trPr>
         <w:tc>
           <w:tcPr>
             <w:tcW w:w="700" w:type="dxa"/>
@@ -1618,6 +1646,9 @@
         </w:tc>
       </w:tr>
       <w:tr>
+        <w:trPr>
+          <w:cantSplit/>
+        </w:trPr>
         <w:tc>
           <w:tcPr>
             <w:tcW w:w="700" w:type="dxa"/>
@@ -1693,9 +1724,362 @@
           <w:rFonts w:hint="cs"/>
           <w:rtl/>
         </w:rPr>
-        <w:t xml:space="preserve">به‌دلیلِ نبودِ ground truth کولیسی (بخش ۲-۱)، اعتبارسنجی عمدتاً کیفی/بصری بوده: هر تغییرِ الگوریتمی، پیش از قطعی‌شدن، روی چند عکسِ متنوع اجرا و overlay آن با بازرسیِ مستقیم تایید شده—از جمله رفعِ «پرتگاهِ ادغام» و رفعِ لنگرشدنِ مرزِ هاله (بخش ۲-۵)، که روی چند عکسِ چالشیِ پتریِ مربعی نیز بدونِ رگرسیون تکرار شد.</w:t>
+        <w:t xml:space="preserve">روی مجموعه‌ی ۷۸-عکسیِ اصلی، اعتبارسنجی عمدتاً کیفی/بصری بوده: هر تغییرِ الگوریتمی، پیش از قطعی‌شدن، روی چند عکسِ متنوع اجرا و overlay آن با بازرسیِ مستقیم تایید شده—از جمله رفعِ «پرتگاهِ ادغام» و رفعِ لنگرشدنِ مرزِ هاله (بخش ۲-۵)، که روی چند عکسِ چالشیِ پتریِ مربعی نیز بدونِ رگرسیون تکرار شد.</w:t>
       </w:r>
     </w:p>
+    <w:p>
+      <w:pPr>
+        <w:pStyle w:val="Heading2"/>
+      </w:pPr>
+      <w:r>
+        <w:rPr>
+          <w:b/>
+          <w:bCs/>
+          <w:rFonts w:hint="cs"/>
+          <w:rtl/>
+        </w:rPr>
+        <w:t xml:space="preserve">ارزیابی کمّی در برابر Ground Truth</w:t>
+      </w:r>
+    </w:p>
+    <w:p>
+      <w:pPr>
+        <w:pStyle w:val="Paragraph"/>
+      </w:pPr>
+      <w:r>
+        <w:rPr>
+          <w:rFonts w:hint="cs"/>
+          <w:rtl/>
+        </w:rPr>
+        <w:t xml:space="preserve">برای ارزیابیِ کمّی، دیسک‌های یک زیرمجموعه‌ی مستقلِ ۱۱ عکسی با یک لوکیتورِ Hough-circle مجزا از پایپ‌لاینِ تحتِ ارزیابی شماره‌گذاری شدند—تا خطای سیستماتیکِ خودِ سیستم در حقیقتِ زمینی جذب نشود—و سپس هر دیسک توسط یک کارشناسِ آزمایشگاه، روی نسخه‌ی چاپیِ عکس، خوانده و ثبت شد (۹۳ دیسک؛ ۶۴ دارایِ قطرِ هاله‌ی ثبت‌شده، ۲۹ بدونِ هاله). ارزیابی با اجرایِ بدون‌تغییرِ نوت‌بوک روی هر عکس انجام و دیسک‌ها صرفاً بر اساسِ نزدیک‌ترینِ موقعیت (نه ترتیبِ داخلیِ پایپ‌لاین) تطبیق داده شدند. جدول ۲ نتایج را خلاصه می‌کند (خطای قطر با MAE، بایاس، و Bland–Altman </w:t>
+      </w:r>
+      <w:r>
+        <w:t xml:space="preserve">[11]</w:t>
+      </w:r>
+      <w:r>
+        <w:rPr>
+          <w:rFonts w:hint="cs"/>
+          <w:rtl/>
+        </w:rPr>
+        <w:t xml:space="preserve">)؛ این نتایج روی یک سیستمِ کاملاً مجزا نیز عیناً بازتولید شدند.</w:t>
+      </w:r>
+    </w:p>
+    <w:p>
+      <w:pPr>
+        <w:pStyle w:val="TableTitle"/>
+      </w:pPr>
+      <w:r>
+        <w:rPr>
+          <w:rFonts w:hint="cs"/>
+          <w:rtl/>
+        </w:rPr>
+        <w:t xml:space="preserve">جدول ۲: نتایجِ ارزیابیِ کمّی در برابرِ حقیقتِ زمینیِ کارشناسی (۱۱ عکس، ۹۳ دیسک).</w:t>
+      </w:r>
+    </w:p>
+    <w:tbl>
+      <w:tblPr>
+        <w:bidiVisual/>
+        <w:tblW w:w="4600" w:type="dxa"/>
+        <w:tblBorders>
+          <w:top w:val="single" w:sz="4" w:space="0" w:color="auto"/>
+          <w:left w:val="single" w:sz="4" w:space="0" w:color="auto"/>
+          <w:bottom w:val="single" w:sz="4" w:space="0" w:color="auto"/>
+          <w:right w:val="single" w:sz="4" w:space="0" w:color="auto"/>
+          <w:insideH w:val="single" w:sz="4" w:space="0" w:color="auto"/>
+          <w:insideV w:val="single" w:sz="4" w:space="0" w:color="auto"/>
+        </w:tblBorders>
+        <w:tblLook w:val="04A0" w:firstRow="1" w:lastRow="0" w:firstColumn="1" w:lastColumn="0" w:noHBand="0" w:noVBand="1"/>
+      </w:tblPr>
+      <w:tblGrid>
+        <w:gridCol w:w="2700"/>
+        <w:gridCol w:w="1900"/>
+      </w:tblGrid>
+      <w:tr>
+        <w:trPr>
+          <w:cantSplit/>
+          <w:tblHeader/>
+        </w:trPr>
+        <w:tc>
+          <w:tcPr>
+            <w:tcW w:w="2700" w:type="dxa"/>
+            <w:shd w:val="clear" w:color="auto" w:fill="D9D9D9"/>
+            <w:vAlign w:val="center"/>
+          </w:tcPr>
+          <w:p>
+            <w:pPr>
+              <w:bidi/>
+              <w:jc w:val="center"/>
+            </w:pPr>
+            <w:r>
+              <w:rPr>
+                <w:sz w:val="15"/>
+                <w:szCs w:val="15"/>
+                <w:rFonts w:hint="cs"/>
+                <w:rtl/>
+              </w:rPr>
+              <w:t xml:space="preserve">معیار</w:t>
+            </w:r>
+          </w:p>
+        </w:tc>
+        <w:tc>
+          <w:tcPr>
+            <w:tcW w:w="1900" w:type="dxa"/>
+            <w:shd w:val="clear" w:color="auto" w:fill="D9D9D9"/>
+            <w:vAlign w:val="center"/>
+          </w:tcPr>
+          <w:p>
+            <w:pPr>
+              <w:bidi/>
+              <w:jc w:val="center"/>
+            </w:pPr>
+            <w:r>
+              <w:rPr>
+                <w:sz w:val="15"/>
+                <w:szCs w:val="15"/>
+                <w:rFonts w:hint="cs"/>
+                <w:rtl/>
+              </w:rPr>
+              <w:t xml:space="preserve">مقدار</w:t>
+            </w:r>
+          </w:p>
+        </w:tc>
+      </w:tr>
+      <w:tr>
+        <w:trPr>
+          <w:cantSplit/>
+        </w:trPr>
+        <w:tc>
+          <w:tcPr>
+            <w:tcW w:w="2700" w:type="dxa"/>
+            <w:vAlign w:val="center"/>
+          </w:tcPr>
+          <w:p>
+            <w:pPr>
+              <w:bidi/>
+              <w:jc w:val="center"/>
+            </w:pPr>
+            <w:r>
+              <w:rPr>
+                <w:sz w:val="15"/>
+                <w:szCs w:val="15"/>
+                <w:rFonts w:hint="cs"/>
+                <w:rtl/>
+              </w:rPr>
+              <w:t xml:space="preserve">تشخیصِ ظرفِ پتری (۱۱ عکس)</w:t>
+            </w:r>
+          </w:p>
+        </w:tc>
+        <w:tc>
+          <w:tcPr>
+            <w:tcW w:w="1900" w:type="dxa"/>
+            <w:vAlign w:val="center"/>
+          </w:tcPr>
+          <w:p>
+            <w:pPr>
+              <w:bidi/>
+              <w:jc w:val="center"/>
+            </w:pPr>
+            <w:r>
+              <w:rPr>
+                <w:sz w:val="15"/>
+                <w:szCs w:val="15"/>
+                <w:rFonts w:hint="cs"/>
+                <w:rtl/>
+              </w:rPr>
+              <w:t xml:space="preserve">۱۱/۱۱ (۱۰۰٪)</w:t>
+            </w:r>
+          </w:p>
+        </w:tc>
+      </w:tr>
+      <w:tr>
+        <w:trPr>
+          <w:cantSplit/>
+        </w:trPr>
+        <w:tc>
+          <w:tcPr>
+            <w:tcW w:w="2700" w:type="dxa"/>
+            <w:vAlign w:val="center"/>
+          </w:tcPr>
+          <w:p>
+            <w:pPr>
+              <w:bidi/>
+              <w:jc w:val="center"/>
+            </w:pPr>
+            <w:r>
+              <w:rPr>
+                <w:sz w:val="15"/>
+                <w:szCs w:val="15"/>
+                <w:rFonts w:hint="cs"/>
+                <w:rtl/>
+              </w:rPr>
+              <w:t xml:space="preserve">تشخیصِ دیسک: Precision / Recall / F1 (۹۳ دیسک)</w:t>
+            </w:r>
+          </w:p>
+        </w:tc>
+        <w:tc>
+          <w:tcPr>
+            <w:tcW w:w="1900" w:type="dxa"/>
+            <w:vAlign w:val="center"/>
+          </w:tcPr>
+          <w:p>
+            <w:pPr>
+              <w:bidi/>
+              <w:jc w:val="center"/>
+            </w:pPr>
+            <w:r>
+              <w:rPr>
+                <w:sz w:val="15"/>
+                <w:szCs w:val="15"/>
+                <w:rFonts w:hint="cs"/>
+                <w:rtl/>
+              </w:rPr>
+              <w:t xml:space="preserve">۰٫۹۸۹ / ۰٫۹۷۸ / ۰٫۹۸۴</w:t>
+            </w:r>
+          </w:p>
+        </w:tc>
+      </w:tr>
+      <w:tr>
+        <w:trPr>
+          <w:cantSplit/>
+        </w:trPr>
+        <w:tc>
+          <w:tcPr>
+            <w:tcW w:w="2700" w:type="dxa"/>
+            <w:vAlign w:val="center"/>
+          </w:tcPr>
+          <w:p>
+            <w:pPr>
+              <w:bidi/>
+              <w:jc w:val="center"/>
+            </w:pPr>
+            <w:r>
+              <w:rPr>
+                <w:sz w:val="15"/>
+                <w:szCs w:val="15"/>
+                <w:rFonts w:hint="cs"/>
+                <w:rtl/>
+              </w:rPr>
+              <w:t xml:space="preserve">حضورِ هاله: Accuracy / Precision / Recall (n=۹۱)</w:t>
+            </w:r>
+          </w:p>
+        </w:tc>
+        <w:tc>
+          <w:tcPr>
+            <w:tcW w:w="1900" w:type="dxa"/>
+            <w:vAlign w:val="center"/>
+          </w:tcPr>
+          <w:p>
+            <w:pPr>
+              <w:bidi/>
+              <w:jc w:val="center"/>
+            </w:pPr>
+            <w:r>
+              <w:rPr>
+                <w:sz w:val="15"/>
+                <w:szCs w:val="15"/>
+                <w:rFonts w:hint="cs"/>
+                <w:rtl/>
+              </w:rPr>
+              <w:t xml:space="preserve">۰٫۷۸۰ / ۰٫۸۰۳ / ۰٫۹۰۵</w:t>
+            </w:r>
+          </w:p>
+        </w:tc>
+      </w:tr>
+      <w:tr>
+        <w:trPr>
+          <w:cantSplit/>
+        </w:trPr>
+        <w:tc>
+          <w:tcPr>
+            <w:tcW w:w="2700" w:type="dxa"/>
+            <w:vAlign w:val="center"/>
+          </w:tcPr>
+          <w:p>
+            <w:pPr>
+              <w:bidi/>
+              <w:jc w:val="center"/>
+            </w:pPr>
+            <w:r>
+              <w:rPr>
+                <w:sz w:val="15"/>
+                <w:szCs w:val="15"/>
+                <w:rFonts w:hint="cs"/>
+                <w:rtl/>
+              </w:rPr>
+              <w:t xml:space="preserve">قطرِ هاله: MAE / بایاس / حدودِ توافقِ ۹۵٪ (n=۵۷)</w:t>
+            </w:r>
+          </w:p>
+        </w:tc>
+        <w:tc>
+          <w:tcPr>
+            <w:tcW w:w="1900" w:type="dxa"/>
+            <w:vAlign w:val="center"/>
+          </w:tcPr>
+          <w:p>
+            <w:pPr>
+              <w:bidi/>
+              <w:jc w:val="center"/>
+            </w:pPr>
+            <w:r>
+              <w:rPr>
+                <w:sz w:val="15"/>
+                <w:szCs w:val="15"/>
+                <w:rFonts w:hint="cs"/>
+                <w:rtl/>
+              </w:rPr>
+              <w:t xml:space="preserve">۵٫۵۰ / −۰٫۵۳ / [−۱۶٫۱،+۱۵٫۱] mm</w:t>
+            </w:r>
+          </w:p>
+        </w:tc>
+      </w:tr>
+      <w:tr>
+        <w:trPr>
+          <w:cantSplit/>
+        </w:trPr>
+        <w:tc>
+          <w:tcPr>
+            <w:tcW w:w="2700" w:type="dxa"/>
+            <w:vAlign w:val="center"/>
+          </w:tcPr>
+          <w:p>
+            <w:pPr>
+              <w:bidi/>
+              <w:jc w:val="center"/>
+            </w:pPr>
+            <w:r>
+              <w:rPr>
+                <w:sz w:val="15"/>
+                <w:szCs w:val="15"/>
+                <w:rFonts w:hint="cs"/>
+                <w:rtl/>
+              </w:rPr>
+              <w:t xml:space="preserve">قطرِ دیسک (خودسازگاری): MAE / بایاس (n=۹۱)</w:t>
+            </w:r>
+          </w:p>
+        </w:tc>
+        <w:tc>
+          <w:tcPr>
+            <w:tcW w:w="1900" w:type="dxa"/>
+            <w:vAlign w:val="center"/>
+          </w:tcPr>
+          <w:p>
+            <w:pPr>
+              <w:bidi/>
+              <w:jc w:val="center"/>
+            </w:pPr>
+            <w:r>
+              <w:rPr>
+                <w:sz w:val="15"/>
+                <w:szCs w:val="15"/>
+                <w:rFonts w:hint="cs"/>
+                <w:rtl/>
+              </w:rPr>
+              <w:t xml:space="preserve">۰٫۱۷ / ۰٫۰۰ mm</w:t>
+            </w:r>
+          </w:p>
+        </w:tc>
+      </w:tr>
+    </w:tbl>
+    <w:p/>
     <w:p>
       <w:pPr>
         <w:pStyle w:val="Heading1"/>
@@ -1733,7 +2117,7 @@
           <w:rFonts w:hint="cs"/>
           <w:rtl/>
         </w:rPr>
-        <w:t xml:space="preserve">تصمیم‌های نهاییِ این پایپ‌لاین از آزمایشِ تجربیِ مقایسه‌ای به‌دست آمده‌اند، نه از اولین ایده. جدول ۲ مهم‌ترین طراحی‌های ردشده، دلیلِ ردشدن هرکدام، و طراحیِ نهاییِ جایگزین را خلاصه می‌کند؛ این رد‌شدن‌ها خودشان محتوای علمیِ معتبری‌اند.</w:t>
+        <w:t xml:space="preserve">تصمیم‌های نهاییِ این پایپ‌لاین از آزمایشِ تجربیِ مقایسه‌ای به‌دست آمده‌اند، نه از اولین ایده. جدول ۳ مهم‌ترین طراحی‌های ردشده، دلیلِ ردشدن هرکدام، و طراحیِ نهاییِ جایگزین را خلاصه می‌کند؛ این رد‌شدن‌ها خودشان محتوای علمیِ معتبری‌اند.</w:t>
       </w:r>
     </w:p>
     <w:p>
@@ -1757,7 +2141,7 @@
           <w:rFonts w:hint="cs"/>
           <w:rtl/>
         </w:rPr>
-        <w:t xml:space="preserve">جدول ۲: مقایسه‌ی طراحی‌های پذیرفته‌شده در برابر ردشده به تفکیک ماژول (خلاصه‌شده از تاریخچه‌ی توسعه).</w:t>
+        <w:t xml:space="preserve">جدول ۳: مقایسه‌ی طراحی‌های پذیرفته‌شده در برابر ردشده به تفکیک ماژول (خلاصه‌شده از تاریخچه‌ی توسعه).</w:t>
       </w:r>
     </w:p>
     <w:tbl>
@@ -1781,6 +2165,10 @@
         <w:gridCol w:w="2438"/>
       </w:tblGrid>
       <w:tr>
+        <w:trPr>
+          <w:cantSplit/>
+          <w:tblHeader/>
+        </w:trPr>
         <w:tc>
           <w:tcPr>
             <w:tcW w:w="1300" w:type="dxa"/>
@@ -1871,6 +2259,9 @@
         </w:tc>
       </w:tr>
       <w:tr>
+        <w:trPr>
+          <w:cantSplit/>
+        </w:trPr>
         <w:tc>
           <w:tcPr>
             <w:tcW w:w="1300" w:type="dxa"/>
@@ -1957,6 +2348,9 @@
         </w:tc>
       </w:tr>
       <w:tr>
+        <w:trPr>
+          <w:cantSplit/>
+        </w:trPr>
         <w:tc>
           <w:tcPr>
             <w:tcW w:w="1300" w:type="dxa"/>
@@ -1995,7 +2389,7 @@
                 <w:rFonts w:hint="cs"/>
                 <w:rtl/>
               </w:rPr>
-              <w:t xml:space="preserve">ادغامِ سه‌شاخه‌ایِ هم‌وزن (هاف+بلاب+DT مستقل)</w:t>
+              <w:t xml:space="preserve">ادغامِ سه‌شاخه‌ای (DT مستقل) + گیتِ سخت/دودویی + تاییدِ ظاهریِ مستقل</w:t>
             </w:r>
           </w:p>
         </w:tc>
@@ -2016,7 +2410,7 @@
                 <w:rFonts w:hint="cs"/>
                 <w:rtl/>
               </w:rPr>
-              <w:t xml:space="preserve">DT به‌عنوان رأی‌دهنده‌ی مستقل، ناسازگار با مقیاس و نویزپذیر بود</w:t>
+              <w:t xml:space="preserve">DT مستقل ناسازگار با مقیاس بود؛ گیت و تاییدِ ظاهری کاندیدهای معتبر را کاذب رد می‌کردند</w:t>
             </w:r>
           </w:p>
         </w:tc>
@@ -2037,98 +2431,15 @@
                 <w:rFonts w:hint="cs"/>
                 <w:rtl/>
               </w:rPr>
-              <w:t xml:space="preserve">ادغامِ دوشاخه‌ای؛ DT فقط ابزار (مارکر واترشد+برآورد شعاع)</w:t>
+              <w:t xml:space="preserve">ادغامِ دوشاخه‌ای (DT فقط ابزار)؛ تصمیم فقط بر پایه‌ی امتیازِ پیوسته</w:t>
             </w:r>
           </w:p>
         </w:tc>
       </w:tr>
       <w:tr>
-        <w:tc>
-          <w:tcPr>
-            <w:tcW w:w="1300" w:type="dxa"/>
-            <w:vAlign w:val="center"/>
-          </w:tcPr>
-          <w:p>
-            <w:pPr>
-              <w:bidi/>
-              <w:jc w:val="center"/>
-            </w:pPr>
-            <w:r>
-              <w:rPr>
-                <w:sz w:val="15"/>
-                <w:szCs w:val="15"/>
-                <w:rFonts w:hint="cs"/>
-                <w:rtl/>
-              </w:rPr>
-              <w:t xml:space="preserve">تشخیص دیسک</w:t>
-            </w:r>
-          </w:p>
-        </w:tc>
-        <w:tc>
-          <w:tcPr>
-            <w:tcW w:w="2700" w:type="dxa"/>
-            <w:vAlign w:val="center"/>
-          </w:tcPr>
-          <w:p>
-            <w:pPr>
-              <w:bidi/>
-              <w:jc w:val="center"/>
-            </w:pPr>
-            <w:r>
-              <w:rPr>
-                <w:sz w:val="15"/>
-                <w:szCs w:val="15"/>
-                <w:rFonts w:hint="cs"/>
-                <w:rtl/>
-              </w:rPr>
-              <w:t xml:space="preserve">گیتِ سخت/دودوییِ ادغام + ماژولِ تاییدِ ظاهریِ مستقل</w:t>
-            </w:r>
-          </w:p>
-        </w:tc>
-        <w:tc>
-          <w:tcPr>
-            <w:tcW w:w="3200" w:type="dxa"/>
-            <w:vAlign w:val="center"/>
-          </w:tcPr>
-          <w:p>
-            <w:pPr>
-              <w:bidi/>
-              <w:jc w:val="center"/>
-            </w:pPr>
-            <w:r>
-              <w:rPr>
-                <w:sz w:val="15"/>
-                <w:szCs w:val="15"/>
-                <w:rFonts w:hint="cs"/>
-                <w:rtl/>
-              </w:rPr>
-              <w:t xml:space="preserve">هر دو کاندیدهای معتبر را کاذب رد می‌کردند (پرتگاهِ آستانه / overfit به نمونه‌های خاص)</w:t>
-            </w:r>
-          </w:p>
-        </w:tc>
-        <w:tc>
-          <w:tcPr>
-            <w:tcW w:w="2438" w:type="dxa"/>
-            <w:vAlign w:val="center"/>
-          </w:tcPr>
-          <w:p>
-            <w:pPr>
-              <w:bidi/>
-              <w:jc w:val="center"/>
-            </w:pPr>
-            <w:r>
-              <w:rPr>
-                <w:sz w:val="15"/>
-                <w:szCs w:val="15"/>
-                <w:rFonts w:hint="cs"/>
-                <w:rtl/>
-              </w:rPr>
-              <w:t xml:space="preserve">حذفِ هر دو؛ تصمیم فقط بر پایه‌ی امتیازِ پیوسته‌ی ادغام</w:t>
-            </w:r>
-          </w:p>
-        </w:tc>
-      </w:tr>
-      <w:tr>
+        <w:trPr>
+          <w:cantSplit/>
+        </w:trPr>
         <w:tc>
           <w:tcPr>
             <w:tcW w:w="1300" w:type="dxa"/>
@@ -2167,7 +2478,17 @@
                 <w:rFonts w:hint="cs"/>
                 <w:rtl/>
               </w:rPr>
-              <w:t xml:space="preserve">سه رویکردِ گیتِ وجود/عدم‌وجود (کنتراست شدت/بافت/پیوستگیِ کمانی)</w:t>
+              <w:t xml:space="preserve">گیتِ وجود/عدم‌وجود (۳ رویکرد) + GrabCut </w:t>
+            </w:r>
+            <w:r>
+              <w:t xml:space="preserve">[10]</w:t>
+            </w:r>
+            <w:r>
+              <w:rPr>
+                <w:rFonts w:hint="cs"/>
+                <w:rtl/>
+              </w:rPr>
+              <w:t xml:space="preserve"> + برازشِ سیگموئید</w:t>
             </w:r>
           </w:p>
         </w:tc>
@@ -2188,7 +2509,7 @@
                 <w:rFonts w:hint="cs"/>
                 <w:rtl/>
               </w:rPr>
-              <w:t xml:space="preserve">هر سه با بازرسیِ بصریِ مستقیم رد شدند—هاله‌های واقعی را حذف یا نویز را می‌پذیرفتند</w:t>
+              <w:t xml:space="preserve">یا هاله‌های واقعی را حذف/نویز را می‌پذیرفتند، یا بدونِ لبه‌ی قوی نشتی/تیغه‌ی کاذب تولید می‌کردند</w:t>
             </w:r>
           </w:p>
         </w:tc>
@@ -2209,108 +2530,15 @@
                 <w:rFonts w:hint="cs"/>
                 <w:rtl/>
               </w:rPr>
-              <w:t xml:space="preserve">حذفِ کاملِ گیتِ وجود؛ همیشه یک دایره برازش می‌شود</w:t>
+              <w:t xml:space="preserve">حذفِ گیتِ وجود؛ پروفایلِ شعاعیِ تجمیعی + همگراییِ دائمی + بسطِ per-angle</w:t>
             </w:r>
           </w:p>
         </w:tc>
       </w:tr>
       <w:tr>
-        <w:tc>
-          <w:tcPr>
-            <w:tcW w:w="1300" w:type="dxa"/>
-            <w:vAlign w:val="center"/>
-          </w:tcPr>
-          <w:p>
-            <w:pPr>
-              <w:bidi/>
-              <w:jc w:val="center"/>
-            </w:pPr>
-            <w:r>
-              <w:rPr>
-                <w:sz w:val="15"/>
-                <w:szCs w:val="15"/>
-                <w:rFonts w:hint="cs"/>
-                <w:rtl/>
-              </w:rPr>
-              <w:t xml:space="preserve">مرز هاله</w:t>
-            </w:r>
-          </w:p>
-        </w:tc>
-        <w:tc>
-          <w:tcPr>
-            <w:tcW w:w="2700" w:type="dxa"/>
-            <w:vAlign w:val="center"/>
-          </w:tcPr>
-          <w:p>
-            <w:pPr>
-              <w:bidi/>
-              <w:jc w:val="center"/>
-            </w:pPr>
-            <w:r>
-              <w:rPr>
-                <w:sz w:val="15"/>
-                <w:szCs w:val="15"/>
-                <w:rFonts w:hint="cs"/>
-                <w:rtl/>
-              </w:rPr>
-              <w:t xml:space="preserve">GrabCut </w:t>
-            </w:r>
-            <w:r>
-              <w:t xml:space="preserve">[10]</w:t>
-            </w:r>
-            <w:r>
-              <w:rPr>
-                <w:rFonts w:hint="cs"/>
-                <w:rtl/>
-              </w:rPr>
-              <w:t xml:space="preserve"> و برازشِ سیگموئید</w:t>
-            </w:r>
-          </w:p>
-        </w:tc>
-        <w:tc>
-          <w:tcPr>
-            <w:tcW w:w="3200" w:type="dxa"/>
-            <w:vAlign w:val="center"/>
-          </w:tcPr>
-          <w:p>
-            <w:pPr>
-              <w:bidi/>
-              <w:jc w:val="center"/>
-            </w:pPr>
-            <w:r>
-              <w:rPr>
-                <w:sz w:val="15"/>
-                <w:szCs w:val="15"/>
-                <w:rFonts w:hint="cs"/>
-                <w:rtl/>
-              </w:rPr>
-              <w:t xml:space="preserve">بدونِ لبه‌ی قوی، نشتیِ شدید تولید می‌کرد؛ فرضِ شکلِ ثابتِ گذار تیغه‌های کاذب می‌ساخت</w:t>
-            </w:r>
-          </w:p>
-        </w:tc>
-        <w:tc>
-          <w:tcPr>
-            <w:tcW w:w="2438" w:type="dxa"/>
-            <w:vAlign w:val="center"/>
-          </w:tcPr>
-          <w:p>
-            <w:pPr>
-              <w:bidi/>
-              <w:jc w:val="center"/>
-            </w:pPr>
-            <w:r>
-              <w:rPr>
-                <w:sz w:val="15"/>
-                <w:szCs w:val="15"/>
-                <w:rFonts w:hint="cs"/>
-                <w:rtl/>
-              </w:rPr>
-              <w:t xml:space="preserve">پروفایلِ شعاعیِ تجمیعی + همگراییِ دائمی به پس‌زمینه + بسطِ per-angle</w:t>
-            </w:r>
-          </w:p>
-        </w:tc>
-      </w:tr>
-      <w:tr>
+        <w:trPr>
+          <w:cantSplit/>
+        </w:trPr>
         <w:tc>
           <w:tcPr>
             <w:tcW w:w="1300" w:type="dxa"/>
@@ -2443,7 +2671,7 @@
           <w:rFonts w:hint="cs"/>
           <w:rtl/>
         </w:rPr>
-        <w:t xml:space="preserve"> مرزِ هاله را «نقطه‌ی نمایانگرِ عدمِ‌رشد» تعریف می‌کند، نه یک آستانه‌ی نرم یا میانی—دقیقاً همان چیزی که معیارِ «همگراییِ دائمی به پس‌زمینه»ی این پایپ‌لاین (بخش ۲-۵) به‌صورت آماری مدل می‌کند. با این حال، روشِ استانداردِ خواندن—از پشتِ پتری و در برابرِ پس‌زمینه‌ی تیره—با روشِ عکس‌برداریِ فعلیِ این مجموعه‌داده (نورِ مستقیم از روبه‌رو) یکسان نیست؛ این عدمِ‌تطابق می‌تواند توضیح‌دهنده‌ی بخشی از رخدادهای موضعیِ نویزی باشد که این کار با آن‌ها دست‌وپنجه نرم کرده است.</w:t>
+        <w:t xml:space="preserve"> مرزِ هاله را «نقطه‌ی نمایانگرِ عدمِ‌رشد» تعریف می‌کند—دقیقاً همان چیزی که معیارِ «همگراییِ دائمی به پس‌زمینه»ی این پایپ‌لاین (بخش ۲-۵) به‌صورت آماری مدل می‌کند. با این حال، روشِ استانداردِ خواندن (از پشتِ پتری) با روشِ عکس‌برداریِ این مجموعه‌داده (نورِ مستقیم) یکسان نیست؛ این عدمِ‌تطابق می‌تواند توضیح‌دهنده‌ی بخشی از رخدادهای موضعیِ نویزی باشد.</w:t>
       </w:r>
     </w:p>
     <w:p>
@@ -2469,43 +2697,7 @@
           <w:rFonts w:hint="cs"/>
           <w:rtl/>
         </w:rPr>
-        <w:t xml:space="preserve">(۱) نبودِ ground truth کولیسی برای هیچ‌کدام از ۷۸ عکس (اعتبارسنجی عمدتاً کیفی/بصری بوده)؛ رفعِ این محدودیت—با ارزیابیِ کمّی روی یک زیرمجموعه از نمونه‌ها—در حالِ حاضر در دستِ اقدام است.</w:t>
-      </w:r>
-    </w:p>
-    <w:p>
-      <w:pPr>
-        <w:pStyle w:val="Paragraph"/>
-      </w:pPr>
-      <w:r>
-        <w:rPr>
-          <w:rFonts w:hint="cs"/>
-          <w:rtl/>
-        </w:rPr>
-        <w:t xml:space="preserve">(۲) روی یک عکسِ خاص، ماژولِ تشخیصِ پتری همچنان یک ظرفِ منفردِ واقعی را به‌اشتباه به چند کاندیدِ هم‌پوشانِ کاذب تقسیم می‌کند؛ این مورد عمداً خارج از محدوده‌ی این کار رفع نشده است.</w:t>
-      </w:r>
-    </w:p>
-    <w:p>
-      <w:pPr>
-        <w:pStyle w:val="Paragraph"/>
-      </w:pPr>
-      <w:r>
-        <w:rPr>
-          <w:rFonts w:hint="cs"/>
-          <w:rtl/>
-        </w:rPr>
-        <w:t xml:space="preserve">(۳) ماژولِ تشخیصِ حباب یک کارِ در حالِ انجام است و هنوز با نمونه‌ی واقعیِ دارای حباب به‌طور عمیق اعتبارسنجی نشده.</w:t>
-      </w:r>
-    </w:p>
-    <w:p>
-      <w:pPr>
-        <w:pStyle w:val="Paragraph"/>
-      </w:pPr>
-      <w:r>
-        <w:rPr>
-          <w:rFonts w:hint="cs"/>
-          <w:rtl/>
-        </w:rPr>
-        <w:t xml:space="preserve">(۴) طبقه‌بندیِ حساس/متوسط/مقاوم بر اساسِ جدول‌های نقطه‌قطعِ EUCAST هنوز پیاده‌سازی نشده؛ پایپ‌لاین فقط قطر را گزارش می‌کند، و جزئیاتِ ساختاریافته‌ی نمونه‌ها (نوع باکتری، آنتی‌بیوتیک‌ها، شرایطِ کشت) هنوز مستند نشده‌اند.</w:t>
+        <w:t xml:space="preserve">حجمِ نمونه‌ی ارزیابیِ کمّی (۱۱ عکس، ۹۳ دیسک) محدود است—توصیفِ اولیه‌ی دقت، نه اعتبارسنجیِ قطعی. خطایِ قطرِ هاله متوسط است (MAE=۵٫۵mm، عمدتاً نشتِ سیگنال/vignetting)، و آستانه‌ی گیتِ حضور Recall را به‌نفعِ Precision معامله می‌کند. ماژولِ تشخیصِ پتری روی یک عکسِ خاص همچنان دچارِ تقسیمِ کاذب است (عمداً رفع‌نشده)؛ ماژولِ حباب کارِ در حالِ انجام است؛ طبقه‌بندیِ EUCAST پیاده‌سازی نشده؛ و جزئیاتِ ترکیبِ نمونه‌ها مستند نشده‌اند.</w:t>
       </w:r>
     </w:p>
     <w:p>
@@ -2531,8 +2723,20 @@
           <w:rFonts w:hint="cs"/>
           <w:rtl/>
         </w:rPr>
-        <w:t xml:space="preserve">در این مقاله یک پایپ‌لاینِ کاملاً کلاسیکِ بینایی ماشین برای تشخیص و اندازه‌گیریِ خودکارِ آنتی‌بایوگرامِ دیسک-دیفیوژن از روی تصویرِ تلفن‌همراه ارائه شد که ظرفِ پتری، دیسک‌های آنتی‌بیوتیک، مرزِ هاله‌ی بازدارندگی و رخدادهای غیرعادیِ داخلِ هاله را تشخیص می‌دهد؛ طراحیِ نهایی حاصلِ چندین دورِ آزمایشِ تجربیِ مقایسه‌ای است (جدول ۲)، و معیارِ نهاییِ مرزِ هاله با تعریفِ رسمیِ EUCAST هم‌راستاست. مهم‌ترین گامِ باقی‌مانده—تکمیلِ ارزیابیِ کمّی در برابرِ ground truth کولیسی—هم‌اکنون در دستِ اقدام است؛ کارِ آینده همچنین شاملِ طبقه‌بندیِ حساس/متوسط/مقاوم بر اساسِ EUCAST، تکمیلِ ماژولِ حباب، و ترجمه‌ی پایپ‌لاین به ++C خواهد بود.</w:t>
+        <w:t xml:space="preserve">در این مقاله یک پایپ‌لاینِ کاملاً کلاسیکِ بینایی ماشین برای تشخیص و اندازه‌گیریِ خودکارِ آنتی‌بایوگرامِ دیسک-دیفیوژن از روی تصویرِ تلفن‌همراه ارائه شد که ظرفِ پتری، دیسک‌های آنتی‌بیوتیک، مرزِ هاله‌ی بازدارندگی و رخدادهای غیرعادیِ داخلِ هاله را تشخیص می‌دهد؛ طراحیِ نهایی حاصلِ چندین دورِ آزمایشِ تجربیِ مقایسه‌ای است (جدول ۳)، و معیارِ نهاییِ مرزِ هاله با تعریفِ رسمیِ EUCAST هم‌راستاست. ارزیابیِ کمّی در برابرِ حقیقتِ زمینیِ کارشناسی (بخش ۳-۱) F1=۰٫۹۸۴ برایِ تشخیصِ دیسک و MAE=۵٫۵۰mm برایِ قطرِ هاله نشان داد، با بازتولیدِ مستقل روی سیستمی مجزا. کارِ آینده شاملِ بزرگ‌ترکردنِ دیتاستِ مرجع، طبقه‌بندیِ حساس/متوسط/مقاوم بر اساسِ EUCAST، بهبودِ توازنِ Recall/Precision در تشخیصِ حضورِ هاله، تکمیلِ ماژولِ حباب، و ترجمه‌ی پایپ‌لاین به ++C خواهد بود.</w:t>
       </w:r>
+    </w:p>
+    <w:p>
+      <w:pPr>
+        <w:sectPr>
+          <w:type w:val="continuous"/>
+          <w:pgSz w:w="11906" w:h="16838" w:code="9"/>
+          <w:pgMar w:top="1418" w:right="1134" w:bottom="1418" w:left="1134" w:header="851" w:footer="567" w:gutter="0"/>
+          <w:cols w:num="2" w:space="340"/>
+          <w:bidi/>
+          <w:rtlGutter/>
+        </w:sectPr>
+      </w:pPr>
     </w:p>
     <w:p>
       <w:pPr>
@@ -2579,7 +2783,7 @@
         <w:pStyle w:val="References"/>
       </w:pPr>
       <w:r>
-        <w:t xml:space="preserve">A. Gavoille, B. Bardy, and A. Andremont, “Measurement of inhibition zone diameter in disk susceptibility tests by computerized image analysis,” Computers in Biology and Medicine, vol. 24, no. 3, pp. 179–188, 1994.</w:t>
+        <w:t xml:space="preserve">A. Gavoille, B. Bardy, and A. Andremont, “Measurement of inhibition zone diameter in disk susceptibility tests by computerized image analysis,” Comput. Biol. Med., vol. 24, no. 3, pp. 179–188, 1994.</w:t>
       </w:r>
     </w:p>
     <w:p>
@@ -2587,7 +2791,7 @@
         <w:pStyle w:val="References"/>
       </w:pPr>
       <w:r>
-        <w:t xml:space="preserve">H. S. Bhargav, S. D. Shastri, S. P. Poornav, K. M. Darshan, and M. M. Nayak, “Measurement of the zone of inhibition of an antibiotic,” in Proc. 2016 IEEE 6th Int. Conf. Advanced Computing (IACC), 2016, pp. 409–414.</w:t>
+        <w:t xml:space="preserve">H. S. Bhargav et al., “Measurement of the zone of inhibition of an antibiotic,” in Proc. IEEE 6th Int. Conf. Advanced Computing (IACC), 2016, pp. 409–414.</w:t>
       </w:r>
     </w:p>
     <w:p>
@@ -2595,7 +2799,7 @@
         <w:pStyle w:val="References"/>
       </w:pPr>
       <w:r>
-        <w:t xml:space="preserve">C. A. Alonso, C. Domínguez, J. Heras, E. J. Mata, V. Pascual, C. Torres, and M. Zarazaga, “AntibiogramJ: A tool for analysing images from disk diffusion tests,” Computer Methods and Programs in Biomedicine, vol. 143, pp. 159–169, 2017.</w:t>
+        <w:t xml:space="preserve">C. A. Alonso et al., “AntibiogramJ: A tool for analysing images from disk diffusion tests,” Comput. Methods Programs Biomed., vol. 143, pp. 159–169, 2017.</w:t>
       </w:r>
     </w:p>
     <w:p>
@@ -2603,7 +2807,7 @@
         <w:pStyle w:val="References"/>
       </w:pPr>
       <w:r>
-        <w:t xml:space="preserve">B. K. Priya, D. A. Reddy, A. D. Rani, N. Kalahasthi, W. G. Soliman, and D. R. K. Reddy, “Automatic inhibition zone diameter measurement for disc diffusion test using image segmentation,” IETE Journal of Research, vol. 69, no. 8, pp. 5708–5725, 2023.</w:t>
+        <w:t xml:space="preserve">B. K. Priya et al., “Automatic inhibition zone diameter measurement for disc diffusion test using image segmentation,” IETE J. Res., vol. 69, no. 8, pp. 5708–5725, 2023.</w:t>
       </w:r>
     </w:p>
     <w:p>
@@ -2611,7 +2815,7 @@
         <w:pStyle w:val="References"/>
       </w:pPr>
       <w:r>
-        <w:t xml:space="preserve">M. Pascucci, G. Royer, J. Adamek, et al., “AI-based mobile application to fight antibiotic resistance,” Nature Communications, vol. 12, art. no. 1173, 2021.</w:t>
+        <w:t xml:space="preserve">M. Pascucci et al., “AI-based mobile application to fight antibiotic resistance,” Nat. Commun., vol. 12, art. no. 1173, 2021.</w:t>
       </w:r>
     </w:p>
     <w:p>
@@ -2619,7 +2823,7 @@
         <w:pStyle w:val="References"/>
       </w:pPr>
       <w:r>
-        <w:t xml:space="preserve">E. Gullu, S. Bora, and B. Beynek, “Exploiting image processing and artificial intelligence techniques for the determination of antimicrobial susceptibility,” Applied Sciences, vol. 14, no. 9, art. no. 3950, 2024.</w:t>
+        <w:t xml:space="preserve">E. Gullu, S. Bora, and B. Beynek, “Exploiting image processing and AI techniques for the determination of antimicrobial susceptibility,” Appl. Sci., vol. 14, no. 9, art. no. 3950, 2024.</w:t>
       </w:r>
     </w:p>
     <w:p>
@@ -2643,7 +2847,7 @@
         <w:pStyle w:val="References"/>
       </w:pPr>
       <w:r>
-        <w:t xml:space="preserve">N. Otsu, “A threshold selection method from gray-level histograms,” IEEE Transactions on Systems, Man, and Cybernetics, vol. 9, no. 1, pp. 62–66, 1979.</w:t>
+        <w:t xml:space="preserve">N. Otsu, “A threshold selection method from gray-level histograms,” IEEE Trans. Syst., Man, Cybern., vol. 9, no. 1, pp. 62–66, 1979.</w:t>
       </w:r>
     </w:p>
     <w:p>
@@ -2651,8 +2855,28 @@
         <w:pStyle w:val="References"/>
       </w:pPr>
       <w:r>
-        <w:t xml:space="preserve">C. Rother, V. Kolmogorov, and A. Blake, “‘GrabCut’: Interactive foreground extraction using iterated graph cuts,” ACM Transactions on Graphics, vol. 23, no. 3, pp. 309–314, 2004.</w:t>
+        <w:t xml:space="preserve">C. Rother, V. Kolmogorov, and A. Blake, “‘GrabCut’: Interactive foreground extraction using iterated graph cuts,” ACM Trans. Graph., vol. 23, no. 3, pp. 309–314, 2004.</w:t>
       </w:r>
+    </w:p>
+    <w:p>
+      <w:pPr>
+        <w:pStyle w:val="References"/>
+      </w:pPr>
+      <w:r>
+        <w:t xml:space="preserve">J. M. Bland and D. G. Altman, “Statistical methods for assessing agreement between two methods of clinical measurement,” The Lancet, vol. 327, no. 8476, pp. 307–310, 1986.</w:t>
+      </w:r>
+    </w:p>
+    <w:p>
+      <w:pPr>
+        <w:sectPr>
+          <w:type w:val="continuous"/>
+          <w:pgSz w:w="11906" w:h="16838" w:code="9"/>
+          <w:pgMar w:top="1418" w:right="1134" w:bottom="1418" w:left="1134" w:header="851" w:footer="567" w:gutter="0"/>
+          <w:cols w:num="1"/>
+          <w:bidi/>
+          <w:rtlGutter/>
+        </w:sectPr>
+      </w:pPr>
     </w:p>
     <w:p/>
     <w:sectPr>

--- a/paper_figures/Antibiogram_Paper_Draft.docx
+++ b/paper_figures/Antibiogram_Paper_Draft.docx
@@ -35,40 +35,40 @@
           <w:rFonts w:hint="cs"/>
           <w:rtl/>
         </w:rPr>
-        <w:t xml:space="preserve">، محمدرضا یزدچی</w:t>
+        <w:t xml:space="preserve">، غزل مقاره‌زاده اصفهانی</w:t>
       </w:r>
       <w:r>
-        <w:t xml:space="preserve">۲،*</w:t>
+        <w:t xml:space="preserve">۱</w:t>
       </w:r>
       <w:r>
         <w:rPr>
           <w:rFonts w:hint="cs"/>
           <w:rtl/>
         </w:rPr>
-        <w:t xml:space="preserve">، [PLACEHOLDER: مقاره‌زاده]</w:t>
+        <w:t xml:space="preserve">، محمدرضا یزدچی</w:t>
       </w:r>
       <w:r>
-        <w:t xml:space="preserve">۳</w:t>
+        <w:t xml:space="preserve">۱،*</w:t>
       </w:r>
       <w:r>
         <w:rPr>
           <w:rFonts w:hint="cs"/>
           <w:rtl/>
         </w:rPr>
-        <w:t xml:space="preserve">، [PLACEHOLDER: هاشمی‌پور]</w:t>
+        <w:t xml:space="preserve">، داریوش شکری</w:t>
       </w:r>
       <w:r>
-        <w:t xml:space="preserve">۴</w:t>
+        <w:t xml:space="preserve">۲</w:t>
       </w:r>
       <w:r>
         <w:rPr>
           <w:rFonts w:hint="cs"/>
           <w:rtl/>
         </w:rPr>
-        <w:t xml:space="preserve">، [PLACEHOLDER: دکتر شکری]</w:t>
+        <w:t xml:space="preserve">، سید محمدعلی هاشمی‌پور</w:t>
       </w:r>
       <w:r>
-        <w:t xml:space="preserve">۵</w:t>
+        <w:t xml:space="preserve">۳</w:t>
       </w:r>
     </w:p>
     <w:p>
@@ -80,7 +80,7 @@
           <w:rFonts w:hint="cs"/>
           <w:rtl/>
         </w:rPr>
-        <w:t xml:space="preserve">(نویسنده‌ی مسئول با علامت * مشخص شده است — ترتیب و وضعیتِ نویسنده‌ی مسئول در میانِ نویسندگانِ ۳ تا ۵ هنوز تاییدنشده است)</w:t>
+        <w:t xml:space="preserve">(نویسنده‌ی مسئول با علامت * مشخص شده است)</w:t>
       </w:r>
     </w:p>
     <w:p>
@@ -92,7 +92,7 @@
           <w:rFonts w:hint="cs"/>
           <w:rtl/>
         </w:rPr>
-        <w:t xml:space="preserve">۱ [PLACEHOLDER: گروه آموزشی و دانشگاه/مؤسسه‌ی نویسنده‌ی اول]</w:t>
+        <w:t xml:space="preserve">۱ گروه مهندسی پزشکی، دانشکده‌ی مهندسی، دانشگاه اصفهان، اصفهان، ایران</w:t>
       </w:r>
     </w:p>
     <w:p>
@@ -104,7 +104,7 @@
           <w:rFonts w:hint="cs"/>
           <w:rtl/>
         </w:rPr>
-        <w:t xml:space="preserve">۲ [PLACEHOLDER: گروه آموزشی و دانشگاه/مؤسسه‌ی نویسنده‌ی مسئول]</w:t>
+        <w:t xml:space="preserve">۲ شرکت دارا ویرا آزما، مرکز رشد و کارآفرینیِ دانشگاه اصفهان / آزمایشگاه خصوصی نوبل، اصفهان، ایران</w:t>
       </w:r>
     </w:p>
     <w:p>
@@ -116,7 +116,7 @@
           <w:rFonts w:hint="cs"/>
           <w:rtl/>
         </w:rPr>
-        <w:t xml:space="preserve">۳ [PLACEHOLDER: وابستگی سازمانیِ مقاره‌زاده]</w:t>
+        <w:t xml:space="preserve">۳ شرکت نیلگون سپهر سلامت، واحد تحقیق و توسعه، اصفهان، ایران</w:t>
       </w:r>
     </w:p>
     <w:p>
@@ -124,31 +124,7 @@
         <w:pStyle w:val="Affiliations"/>
       </w:pPr>
       <w:r>
-        <w:rPr>
-          <w:rFonts w:hint="cs"/>
-          <w:rtl/>
-        </w:rPr>
-        <w:t xml:space="preserve">۴ [PLACEHOLDER: وابستگی سازمانیِ هاشمی‌پور]</w:t>
-      </w:r>
-    </w:p>
-    <w:p>
-      <w:pPr>
-        <w:pStyle w:val="Affiliations"/>
-      </w:pPr>
-      <w:r>
-        <w:rPr>
-          <w:rFonts w:hint="cs"/>
-          <w:rtl/>
-        </w:rPr>
-        <w:t xml:space="preserve">۵ [PLACEHOLDER: وابستگی سازمانیِ دکتر شکری]</w:t>
-      </w:r>
-    </w:p>
-    <w:p>
-      <w:pPr>
-        <w:pStyle w:val="Affiliations"/>
-      </w:pPr>
-      <w:r>
-        <w:t xml:space="preserve">[PLACEHOLDER: پست الکترونیکی نویسندگان به ترتیب شماره‌ی اختصاص‌یافته]</w:t>
+        <w:t xml:space="preserve">mahyarhaddadha@gmail.com, gh.mogharehzadeh@eng.ui.ac.ir, yazdchi@eng.ui.ac.ir, dariush.shokri61@yahoo.com, M.alihashemip@gmail.com</w:t>
       </w:r>
     </w:p>
     <w:p>

--- a/paper_figures/Antibiogram_Paper_Draft.docx
+++ b/paper_figures/Antibiogram_Paper_Draft.docx
@@ -512,7 +512,17 @@
           <w:rFonts w:hint="cs"/>
           <w:rtl/>
         </w:rPr>
-        <w:t xml:space="preserve">شکل ۱: تشخیص هم‌زمان دو ظرف پتری واقعی و مجاور در یک قاب؛ هر ظرف با کانتور و برچسب مستقل خودش (Petri #1 / Petri #2) مشخص شده است.</w:t>
+        <w:t xml:space="preserve">شکل ۱: تشخیص هم‌زمان دو ظرف پتری واقعی و مجاور در یک قاب؛ هر ظرف با کانتور و برچسب مستقل خودش (</w:t>
+      </w:r>
+      <w:r>
+        <w:t xml:space="preserve">Petri #1 / Petri #2</w:t>
+      </w:r>
+      <w:r>
+        <w:rPr>
+          <w:rFonts w:hint="cs"/>
+          <w:rtl/>
+        </w:rPr>
+        <w:t xml:space="preserve">) مشخص شده است.</w:t>
       </w:r>
     </w:p>
     <w:p>
@@ -1023,6 +1033,8 @@
             </w:pPr>
             <w:r>
               <w:rPr>
+                <w:b/>
+                <w:bCs/>
                 <w:sz w:val="15"/>
                 <w:szCs w:val="15"/>
                 <w:rFonts w:hint="cs"/>
@@ -1045,6 +1057,8 @@
             </w:pPr>
             <w:r>
               <w:rPr>
+                <w:b/>
+                <w:bCs/>
                 <w:sz w:val="15"/>
                 <w:szCs w:val="15"/>
                 <w:rFonts w:hint="cs"/>
@@ -1067,6 +1081,8 @@
             </w:pPr>
             <w:r>
               <w:rPr>
+                <w:b/>
+                <w:bCs/>
                 <w:sz w:val="15"/>
                 <w:szCs w:val="15"/>
                 <w:rFonts w:hint="cs"/>
@@ -1766,8 +1782,8 @@
         <w:tblLook w:val="04A0" w:firstRow="1" w:lastRow="0" w:firstColumn="1" w:lastColumn="0" w:noHBand="0" w:noVBand="1"/>
       </w:tblPr>
       <w:tblGrid>
-        <w:gridCol w:w="2700"/>
-        <w:gridCol w:w="1900"/>
+        <w:gridCol w:w="2350"/>
+        <w:gridCol w:w="2250"/>
       </w:tblGrid>
       <w:tr>
         <w:trPr>
@@ -1776,7 +1792,7 @@
         </w:trPr>
         <w:tc>
           <w:tcPr>
-            <w:tcW w:w="2700" w:type="dxa"/>
+            <w:tcW w:w="2350" w:type="dxa"/>
             <w:shd w:val="clear" w:color="auto" w:fill="D9D9D9"/>
             <w:vAlign w:val="center"/>
           </w:tcPr>
@@ -1787,6 +1803,8 @@
             </w:pPr>
             <w:r>
               <w:rPr>
+                <w:b/>
+                <w:bCs/>
                 <w:sz w:val="15"/>
                 <w:szCs w:val="15"/>
                 <w:rFonts w:hint="cs"/>
@@ -1798,7 +1816,7 @@
         </w:tc>
         <w:tc>
           <w:tcPr>
-            <w:tcW w:w="1900" w:type="dxa"/>
+            <w:tcW w:w="2250" w:type="dxa"/>
             <w:shd w:val="clear" w:color="auto" w:fill="D9D9D9"/>
             <w:vAlign w:val="center"/>
           </w:tcPr>
@@ -1809,6 +1827,8 @@
             </w:pPr>
             <w:r>
               <w:rPr>
+                <w:b/>
+                <w:bCs/>
                 <w:sz w:val="15"/>
                 <w:szCs w:val="15"/>
                 <w:rFonts w:hint="cs"/>
@@ -1825,7 +1845,7 @@
         </w:trPr>
         <w:tc>
           <w:tcPr>
-            <w:tcW w:w="2700" w:type="dxa"/>
+            <w:tcW w:w="2350" w:type="dxa"/>
             <w:vAlign w:val="center"/>
           </w:tcPr>
           <w:p>
@@ -1846,7 +1866,31 @@
         </w:tc>
         <w:tc>
           <w:tcPr>
-            <w:tcW w:w="1900" w:type="dxa"/>
+            <w:tcW w:w="2250" w:type="dxa"/>
+            <w:vAlign w:val="center"/>
+          </w:tcPr>
+          <w:p>
+            <w:pPr>
+              <w:bidi/>
+              <w:jc w:val="center"/>
+            </w:pPr>
+            <w:r>
+              <w:rPr>
+                <w:sz w:val="15"/>
+                <w:szCs w:val="15"/>
+              </w:rPr>
+              <w:t xml:space="preserve">۱۱/۱۱ (۱۰۰٪)</w:t>
+            </w:r>
+          </w:p>
+        </w:tc>
+      </w:tr>
+      <w:tr>
+        <w:trPr>
+          <w:cantSplit/>
+        </w:trPr>
+        <w:tc>
+          <w:tcPr>
+            <w:tcW w:w="2350" w:type="dxa"/>
             <w:vAlign w:val="center"/>
           </w:tcPr>
           <w:p>
@@ -1861,7 +1905,42 @@
                 <w:rFonts w:hint="cs"/>
                 <w:rtl/>
               </w:rPr>
-              <w:t xml:space="preserve">۱۱/۱۱ (۱۰۰٪)</w:t>
+              <w:t xml:space="preserve">تشخیصِ دیسک: </w:t>
+            </w:r>
+            <w:r>
+              <w:rPr>
+                <w:sz w:val="15"/>
+                <w:szCs w:val="15"/>
+              </w:rPr>
+              <w:t xml:space="preserve">Precision / Recall / F1</w:t>
+            </w:r>
+            <w:r>
+              <w:rPr>
+                <w:sz w:val="15"/>
+                <w:szCs w:val="15"/>
+                <w:rFonts w:hint="cs"/>
+                <w:rtl/>
+              </w:rPr>
+              <w:t xml:space="preserve"> (۹۳ دیسک)</w:t>
+            </w:r>
+          </w:p>
+        </w:tc>
+        <w:tc>
+          <w:tcPr>
+            <w:tcW w:w="2250" w:type="dxa"/>
+            <w:vAlign w:val="center"/>
+          </w:tcPr>
+          <w:p>
+            <w:pPr>
+              <w:bidi/>
+              <w:jc w:val="center"/>
+            </w:pPr>
+            <w:r>
+              <w:rPr>
+                <w:sz w:val="15"/>
+                <w:szCs w:val="15"/>
+              </w:rPr>
+              <w:t xml:space="preserve">۰٫۹۸۹ / ۰٫۹۷۸ / ۰٫۹۸۴</w:t>
             </w:r>
           </w:p>
         </w:tc>
@@ -1872,7 +1951,7 @@
         </w:trPr>
         <w:tc>
           <w:tcPr>
-            <w:tcW w:w="2700" w:type="dxa"/>
+            <w:tcW w:w="2350" w:type="dxa"/>
             <w:vAlign w:val="center"/>
           </w:tcPr>
           <w:p>
@@ -1887,13 +1966,60 @@
                 <w:rFonts w:hint="cs"/>
                 <w:rtl/>
               </w:rPr>
-              <w:t xml:space="preserve">تشخیصِ دیسک: Precision / Recall / F1 (۹۳ دیسک)</w:t>
+              <w:t xml:space="preserve">حضورِ هاله: </w:t>
+            </w:r>
+            <w:r>
+              <w:rPr>
+                <w:sz w:val="15"/>
+                <w:szCs w:val="15"/>
+              </w:rPr>
+              <w:t xml:space="preserve">Accuracy / Precision / Recall</w:t>
+            </w:r>
+            <w:r>
+              <w:rPr>
+                <w:sz w:val="15"/>
+                <w:szCs w:val="15"/>
+                <w:rFonts w:hint="cs"/>
+                <w:rtl/>
+              </w:rPr>
+              <w:t xml:space="preserve"> </w:t>
+            </w:r>
+            <w:r>
+              <w:rPr>
+                <w:sz w:val="15"/>
+                <w:szCs w:val="15"/>
+              </w:rPr>
+              <w:t xml:space="preserve">(n=۹۱)</w:t>
             </w:r>
           </w:p>
         </w:tc>
         <w:tc>
           <w:tcPr>
-            <w:tcW w:w="1900" w:type="dxa"/>
+            <w:tcW w:w="2250" w:type="dxa"/>
+            <w:vAlign w:val="center"/>
+          </w:tcPr>
+          <w:p>
+            <w:pPr>
+              <w:bidi/>
+              <w:jc w:val="center"/>
+            </w:pPr>
+            <w:r>
+              <w:rPr>
+                <w:sz w:val="15"/>
+                <w:szCs w:val="15"/>
+              </w:rPr>
+              <w:t xml:space="preserve">۰٫۷۸۰ / ۰٫۸۰۳ / ۰٫۹۰۵</w:t>
+            </w:r>
+          </w:p>
+        </w:tc>
+      </w:tr>
+      <w:tr>
+        <w:trPr>
+          <w:cantSplit/>
+        </w:trPr>
+        <w:tc>
+          <w:tcPr>
+            <w:tcW w:w="2350" w:type="dxa"/>
             <w:vAlign w:val="center"/>
           </w:tcPr>
           <w:p>
@@ -1908,7 +2034,33 @@
                 <w:rFonts w:hint="cs"/>
                 <w:rtl/>
               </w:rPr>
-              <w:t xml:space="preserve">۰٫۹۸۹ / ۰٫۹۷۸ / ۰٫۹۸۴</w:t>
+              <w:t xml:space="preserve">قطرِ هاله: MAE، بایاس و حدودِ توافقِ ۹۵٪ </w:t>
+            </w:r>
+            <w:r>
+              <w:rPr>
+                <w:sz w:val="15"/>
+                <w:szCs w:val="15"/>
+              </w:rPr>
+              <w:t xml:space="preserve">(n=۵۷)</w:t>
+            </w:r>
+          </w:p>
+        </w:tc>
+        <w:tc>
+          <w:tcPr>
+            <w:tcW w:w="2250" w:type="dxa"/>
+            <w:vAlign w:val="center"/>
+          </w:tcPr>
+          <w:p>
+            <w:pPr>
+              <w:bidi/>
+              <w:jc w:val="center"/>
+            </w:pPr>
+            <w:r>
+              <w:rPr>
+                <w:sz w:val="15"/>
+                <w:szCs w:val="15"/>
+              </w:rPr>
+              <w:t xml:space="preserve">۵٫۵۰ / −۰٫۵۳ / [−۱۶٫۱،+۱۵٫۱] mm</w:t>
             </w:r>
           </w:p>
         </w:tc>
@@ -1919,7 +2071,7 @@
         </w:trPr>
         <w:tc>
           <w:tcPr>
-            <w:tcW w:w="2700" w:type="dxa"/>
+            <w:tcW w:w="2350" w:type="dxa"/>
             <w:vAlign w:val="center"/>
           </w:tcPr>
           <w:p>
@@ -1934,13 +2086,20 @@
                 <w:rFonts w:hint="cs"/>
                 <w:rtl/>
               </w:rPr>
-              <w:t xml:space="preserve">حضورِ هاله: Accuracy / Precision / Recall (n=۹۱)</w:t>
+              <w:t xml:space="preserve">قطرِ دیسک (خودسازگاری): MAE و بایاس </w:t>
+            </w:r>
+            <w:r>
+              <w:rPr>
+                <w:sz w:val="15"/>
+                <w:szCs w:val="15"/>
+              </w:rPr>
+              <w:t xml:space="preserve">(n=۹۱)</w:t>
             </w:r>
           </w:p>
         </w:tc>
         <w:tc>
           <w:tcPr>
-            <w:tcW w:w="1900" w:type="dxa"/>
+            <w:tcW w:w="2250" w:type="dxa"/>
             <w:vAlign w:val="center"/>
           </w:tcPr>
           <w:p>
@@ -1952,102 +2111,6 @@
               <w:rPr>
                 <w:sz w:val="15"/>
                 <w:szCs w:val="15"/>
-                <w:rFonts w:hint="cs"/>
-                <w:rtl/>
-              </w:rPr>
-              <w:t xml:space="preserve">۰٫۷۸۰ / ۰٫۸۰۳ / ۰٫۹۰۵</w:t>
-            </w:r>
-          </w:p>
-        </w:tc>
-      </w:tr>
-      <w:tr>
-        <w:trPr>
-          <w:cantSplit/>
-        </w:trPr>
-        <w:tc>
-          <w:tcPr>
-            <w:tcW w:w="2700" w:type="dxa"/>
-            <w:vAlign w:val="center"/>
-          </w:tcPr>
-          <w:p>
-            <w:pPr>
-              <w:bidi/>
-              <w:jc w:val="center"/>
-            </w:pPr>
-            <w:r>
-              <w:rPr>
-                <w:sz w:val="15"/>
-                <w:szCs w:val="15"/>
-                <w:rFonts w:hint="cs"/>
-                <w:rtl/>
-              </w:rPr>
-              <w:t xml:space="preserve">قطرِ هاله: MAE / بایاس / حدودِ توافقِ ۹۵٪ (n=۵۷)</w:t>
-            </w:r>
-          </w:p>
-        </w:tc>
-        <w:tc>
-          <w:tcPr>
-            <w:tcW w:w="1900" w:type="dxa"/>
-            <w:vAlign w:val="center"/>
-          </w:tcPr>
-          <w:p>
-            <w:pPr>
-              <w:bidi/>
-              <w:jc w:val="center"/>
-            </w:pPr>
-            <w:r>
-              <w:rPr>
-                <w:sz w:val="15"/>
-                <w:szCs w:val="15"/>
-                <w:rFonts w:hint="cs"/>
-                <w:rtl/>
-              </w:rPr>
-              <w:t xml:space="preserve">۵٫۵۰ / −۰٫۵۳ / [−۱۶٫۱،+۱۵٫۱] mm</w:t>
-            </w:r>
-          </w:p>
-        </w:tc>
-      </w:tr>
-      <w:tr>
-        <w:trPr>
-          <w:cantSplit/>
-        </w:trPr>
-        <w:tc>
-          <w:tcPr>
-            <w:tcW w:w="2700" w:type="dxa"/>
-            <w:vAlign w:val="center"/>
-          </w:tcPr>
-          <w:p>
-            <w:pPr>
-              <w:bidi/>
-              <w:jc w:val="center"/>
-            </w:pPr>
-            <w:r>
-              <w:rPr>
-                <w:sz w:val="15"/>
-                <w:szCs w:val="15"/>
-                <w:rFonts w:hint="cs"/>
-                <w:rtl/>
-              </w:rPr>
-              <w:t xml:space="preserve">قطرِ دیسک (خودسازگاری): MAE / بایاس (n=۹۱)</w:t>
-            </w:r>
-          </w:p>
-        </w:tc>
-        <w:tc>
-          <w:tcPr>
-            <w:tcW w:w="1900" w:type="dxa"/>
-            <w:vAlign w:val="center"/>
-          </w:tcPr>
-          <w:p>
-            <w:pPr>
-              <w:bidi/>
-              <w:jc w:val="center"/>
-            </w:pPr>
-            <w:r>
-              <w:rPr>
-                <w:sz w:val="15"/>
-                <w:szCs w:val="15"/>
-                <w:rFonts w:hint="cs"/>
-                <w:rtl/>
               </w:rPr>
               <w:t xml:space="preserve">۰٫۱۷ / ۰٫۰۰ mm</w:t>
             </w:r>
@@ -2158,6 +2221,8 @@
             </w:pPr>
             <w:r>
               <w:rPr>
+                <w:b/>
+                <w:bCs/>
                 <w:sz w:val="15"/>
                 <w:szCs w:val="15"/>
                 <w:rFonts w:hint="cs"/>
@@ -2180,6 +2245,8 @@
             </w:pPr>
             <w:r>
               <w:rPr>
+                <w:b/>
+                <w:bCs/>
                 <w:sz w:val="15"/>
                 <w:szCs w:val="15"/>
                 <w:rFonts w:hint="cs"/>
@@ -2202,6 +2269,8 @@
             </w:pPr>
             <w:r>
               <w:rPr>
+                <w:b/>
+                <w:bCs/>
                 <w:sz w:val="15"/>
                 <w:szCs w:val="15"/>
                 <w:rFonts w:hint="cs"/>
@@ -2224,6 +2293,8 @@
             </w:pPr>
             <w:r>
               <w:rPr>
+                <w:b/>
+                <w:bCs/>
                 <w:sz w:val="15"/>
                 <w:szCs w:val="15"/>
                 <w:rFonts w:hint="cs"/>
@@ -2457,10 +2528,16 @@
               <w:t xml:space="preserve">گیتِ وجود/عدم‌وجود (۳ رویکرد) + GrabCut </w:t>
             </w:r>
             <w:r>
+              <w:rPr>
+                <w:sz w:val="15"/>
+                <w:szCs w:val="15"/>
+              </w:rPr>
               <w:t xml:space="preserve">[10]</w:t>
             </w:r>
             <w:r>
               <w:rPr>
+                <w:sz w:val="15"/>
+                <w:szCs w:val="15"/>
                 <w:rFonts w:hint="cs"/>
                 <w:rtl/>
               </w:rPr>
@@ -2673,7 +2750,7 @@
           <w:rFonts w:hint="cs"/>
           <w:rtl/>
         </w:rPr>
-        <w:t xml:space="preserve">حجمِ نمونه‌ی ارزیابیِ کمّی (۱۱ عکس، ۹۳ دیسک) محدود است—توصیفِ اولیه‌ی دقت، نه اعتبارسنجیِ قطعی. خطایِ قطرِ هاله متوسط است (MAE=۵٫۵mm، عمدتاً نشتِ سیگنال/vignetting)، و آستانه‌ی گیتِ حضور Recall را به‌نفعِ Precision معامله می‌کند. ماژولِ تشخیصِ پتری روی یک عکسِ خاص همچنان دچارِ تقسیمِ کاذب است (عمداً رفع‌نشده)؛ ماژولِ حباب کارِ در حالِ انجام است؛ طبقه‌بندیِ EUCAST پیاده‌سازی نشده؛ و جزئیاتِ ترکیبِ نمونه‌ها مستند نشده‌اند.</w:t>
+        <w:t xml:space="preserve">حجمِ نمونه‌ی ارزیابیِ کمّی (۱۱ عکس، ۹۳ دیسک) محدود است—توصیفِ اولیه‌ی دقت، نه اعتبارسنجیِ قطعی. خطایِ قطرِ هاله متوسط است (MAE=۵٫۵mm، عمدتاً نشتِ سیگنال و vignetting)، و آستانه‌ی گیتِ حضور Recall را به‌نفعِ Precision معامله می‌کند. ماژولِ تشخیصِ پتری روی یک عکسِ خاص همچنان دچارِ تقسیمِ کاذب است (عمداً رفع‌نشده)؛ ماژولِ حباب کارِ در حالِ انجام است؛ طبقه‌بندیِ EUCAST پیاده‌سازی نشده؛ و جزئیاتِ ترکیبِ نمونه‌ها مستند نشده‌اند.</w:t>
       </w:r>
     </w:p>
     <w:p>
@@ -2699,7 +2776,17 @@
           <w:rFonts w:hint="cs"/>
           <w:rtl/>
         </w:rPr>
-        <w:t xml:space="preserve">در این مقاله یک پایپ‌لاینِ کاملاً کلاسیکِ بینایی ماشین برای تشخیص و اندازه‌گیریِ خودکارِ آنتی‌بایوگرامِ دیسک-دیفیوژن از روی تصویرِ تلفن‌همراه ارائه شد که ظرفِ پتری، دیسک‌های آنتی‌بیوتیک، مرزِ هاله‌ی بازدارندگی و رخدادهای غیرعادیِ داخلِ هاله را تشخیص می‌دهد؛ طراحیِ نهایی حاصلِ چندین دورِ آزمایشِ تجربیِ مقایسه‌ای است (جدول ۳)، و معیارِ نهاییِ مرزِ هاله با تعریفِ رسمیِ EUCAST هم‌راستاست. ارزیابیِ کمّی در برابرِ حقیقتِ زمینیِ کارشناسی (بخش ۳-۱) F1=۰٫۹۸۴ برایِ تشخیصِ دیسک و MAE=۵٫۵۰mm برایِ قطرِ هاله نشان داد، با بازتولیدِ مستقل روی سیستمی مجزا. کارِ آینده شاملِ بزرگ‌ترکردنِ دیتاستِ مرجع، طبقه‌بندیِ حساس/متوسط/مقاوم بر اساسِ EUCAST، بهبودِ توازنِ Recall/Precision در تشخیصِ حضورِ هاله، تکمیلِ ماژولِ حباب، و ترجمه‌ی پایپ‌لاین به ++C خواهد بود.</w:t>
+        <w:t xml:space="preserve">در این مقاله یک پایپ‌لاینِ کاملاً کلاسیکِ بینایی ماشین برای تشخیص و اندازه‌گیریِ خودکارِ آنتی‌بایوگرامِ دیسک-دیفیوژن از روی تصویرِ تلفن‌همراه ارائه شد که ظرفِ پتری، دیسک‌های آنتی‌بیوتیک، مرزِ هاله‌ی بازدارندگی و رخدادهای غیرعادیِ داخلِ هاله را تشخیص می‌دهد؛ طراحیِ نهایی حاصلِ چندین دورِ آزمایشِ تجربیِ مقایسه‌ای است (جدول ۳)، و معیارِ نهاییِ مرزِ هاله با تعریفِ رسمیِ EUCAST هم‌راستاست. ارزیابیِ کمّی در برابرِ حقیقتِ زمینیِ کارشناسی (بخش ۳-۱) F1=۰٫۹۸۴ برایِ تشخیصِ دیسک و MAE=۵٫۵۰mm برایِ قطرِ هاله نشان داد، با بازتولیدِ مستقل روی سیستمی مجزا. کارِ آینده شاملِ بزرگ‌ترکردنِ دیتاستِ مرجع، طبقه‌بندیِ حساس/متوسط/مقاوم بر اساسِ EUCAST، بهبودِ توازنِ </w:t>
+      </w:r>
+      <w:r>
+        <w:t xml:space="preserve">Recall/Precision</w:t>
+      </w:r>
+      <w:r>
+        <w:rPr>
+          <w:rFonts w:hint="cs"/>
+          <w:rtl/>
+        </w:rPr>
+        <w:t xml:space="preserve"> در تشخیصِ حضورِ هاله، تکمیلِ ماژولِ حباب، و ترجمه‌ی پایپ‌لاین به ++C خواهد بود.</w:t>
       </w:r>
     </w:p>
     <w:p>

--- a/paper_figures/Antibiogram_Paper_Draft.docx
+++ b/paper_figures/Antibiogram_Paper_Draft.docx
@@ -1,208 +1,226 @@
 
 <file path=word/document.xml><?xml version="1.0" encoding="utf-8"?>
-<w:document xmlns:wpc="http://schemas.microsoft.com/office/word/2010/wordprocessingCanvas" xmlns:cx="http://schemas.microsoft.com/office/drawing/2014/chartex" xmlns:cx1="http://schemas.microsoft.com/office/drawing/2015/9/8/chartex" xmlns:cx2="http://schemas.microsoft.com/office/drawing/2015/10/21/chartex" xmlns:cx3="http://schemas.microsoft.com/office/drawing/2016/5/9/chartex" xmlns:cx4="http://schemas.microsoft.com/office/drawing/2016/5/10/chartex" xmlns:cx5="http://schemas.microsoft.com/office/drawing/2016/5/11/chartex" xmlns:cx6="http://schemas.microsoft.com/office/drawing/2016/5/12/chartex" xmlns:cx7="http://schemas.microsoft.com/office/drawing/2016/5/13/chartex" xmlns:cx8="http://schemas.microsoft.com/office/drawing/2016/5/14/chartex" xmlns:mc="http://schemas.openxmlformats.org/markup-compatibility/2006" xmlns:aink="http://schemas.microsoft.com/office/drawing/2016/ink" xmlns:am3d="http://schemas.microsoft.com/office/drawing/2017/model3d" xmlns:o="urn:schemas-microsoft-com:office:office" xmlns:oel="http://schemas.microsoft.com/office/2019/extlst" xmlns:r="http://schemas.openxmlformats.org/officeDocument/2006/relationships" xmlns:m="http://schemas.openxmlformats.org/officeDocument/2006/math" xmlns:v="urn:schemas-microsoft-com:vml" xmlns:wp14="http://schemas.microsoft.com/office/word/2010/wordprocessingDrawing" xmlns:wp="http://schemas.openxmlformats.org/drawingml/2006/wordprocessingDrawing" xmlns:w10="urn:schemas-microsoft-com:office:word" xmlns:w="http://schemas.openxmlformats.org/wordprocessingml/2006/main" xmlns:w14="http://schemas.microsoft.com/office/word/2010/wordml" xmlns:w15="http://schemas.microsoft.com/office/word/2012/wordml" xmlns:w16cex="http://schemas.microsoft.com/office/word/2018/wordml/cex" xmlns:w16cid="http://schemas.microsoft.com/office/word/2016/wordml/cid" xmlns:w16="http://schemas.microsoft.com/office/word/2018/wordml" xmlns:w16du="http://schemas.microsoft.com/office/word/2023/wordml/word16du" xmlns:w16sdtdh="http://schemas.microsoft.com/office/word/2020/wordml/sdtdatahash" xmlns:w16se="http://schemas.microsoft.com/office/word/2015/wordml/symex" xmlns:wpg="http://schemas.microsoft.com/office/word/2010/wordprocessingGroup" xmlns:wpi="http://schemas.microsoft.com/office/word/2010/wordprocessingInk" xmlns:wne="http://schemas.microsoft.com/office/word/2006/wordml" xmlns:wps="http://schemas.microsoft.com/office/word/2010/wordprocessingShape" mc:Ignorable="w14 w15 w16se w16cid w16 w16cex w16sdtdh w16du wp14">
+<w:document xmlns:wpc="http://schemas.microsoft.com/office/word/2010/wordprocessingCanvas" xmlns:cx="http://schemas.microsoft.com/office/drawing/2014/chartex" xmlns:cx1="http://schemas.microsoft.com/office/drawing/2015/9/8/chartex" xmlns:cx2="http://schemas.microsoft.com/office/drawing/2015/10/21/chartex" xmlns:cx3="http://schemas.microsoft.com/office/drawing/2016/5/9/chartex" xmlns:cx4="http://schemas.microsoft.com/office/drawing/2016/5/10/chartex" xmlns:cx5="http://schemas.microsoft.com/office/drawing/2016/5/11/chartex" xmlns:cx6="http://schemas.microsoft.com/office/drawing/2016/5/12/chartex" xmlns:cx7="http://schemas.microsoft.com/office/drawing/2016/5/13/chartex" xmlns:cx8="http://schemas.microsoft.com/office/drawing/2016/5/14/chartex" xmlns:mc="http://schemas.openxmlformats.org/markup-compatibility/2006" xmlns:aink="http://schemas.microsoft.com/office/drawing/2016/ink" xmlns:am3d="http://schemas.microsoft.com/office/drawing/2017/model3d" xmlns:o="urn:schemas-microsoft-com:office:office" xmlns:oel="http://schemas.microsoft.com/office/2019/extlst" xmlns:r="http://schemas.openxmlformats.org/officeDocument/2006/relationships" xmlns:m="http://schemas.openxmlformats.org/officeDocument/2006/math" xmlns:v="urn:schemas-microsoft-com:vml" xmlns:wp14="http://schemas.microsoft.com/office/word/2010/wordprocessingDrawing" xmlns:wp="http://schemas.openxmlformats.org/drawingml/2006/wordprocessingDrawing" xmlns:w10="urn:schemas-microsoft-com:office:word" xmlns:w="http://schemas.openxmlformats.org/wordprocessingml/2006/main" xmlns:w14="http://schemas.microsoft.com/office/word/2010/wordml" xmlns:w15="http://schemas.microsoft.com/office/word/2012/wordml" xmlns:w16cex="http://schemas.microsoft.com/office/word/2018/wordml/cex" xmlns:w16cid="http://schemas.microsoft.com/office/word/2016/wordml/cid" xmlns:w16="http://schemas.microsoft.com/office/word/2018/wordml" xmlns:w16du="http://schemas.microsoft.com/office/word/2023/wordml/word16du" xmlns:w16sdtdh="http://schemas.microsoft.com/office/word/2020/wordml/sdtdatahash" xmlns:w16sdtfl="http://schemas.microsoft.com/office/word/2024/wordml/sdtformatlock" xmlns:w16se="http://schemas.microsoft.com/office/word/2015/wordml/symex" xmlns:wpg="http://schemas.microsoft.com/office/word/2010/wordprocessingGroup" xmlns:wpi="http://schemas.microsoft.com/office/word/2010/wordprocessingInk" xmlns:wne="http://schemas.microsoft.com/office/word/2006/wordml" xmlns:wps="http://schemas.microsoft.com/office/word/2010/wordprocessingShape" mc:Ignorable="w14 w15 w16se w16cid w16 w16cex w16sdtdh w16sdtfl w16du wp14">
   <w:body>
     <w:p>
       <w:pPr>
         <w:pStyle w:val="Title"/>
-      </w:pPr>
-      <w:r>
-        <w:rPr>
-          <w:b/>
-          <w:bCs/>
-          <w:rFonts w:hint="cs"/>
-          <w:rtl/>
-        </w:rPr>
-        <w:t xml:space="preserve">اندازه‌گیری تفسیرپذیر و خودکار آنتی‌بایوگرام دیسک-دیفیوژن از تصاویر تلفن همراه با بینایی ماشین کلاسیک</w:t>
-      </w:r>
-    </w:p>
-    <w:p>
-      <w:pPr>
-        <w:pStyle w:val="Authors"/>
       </w:pPr>
       <w:r>
         <w:rPr>
           <w:rFonts w:hint="cs"/>
           <w:rtl/>
         </w:rPr>
-        <w:t xml:space="preserve">مهیار حدادها</w:t>
-      </w:r>
-      <w:r>
-        <w:t xml:space="preserve">۱</w:t>
-      </w:r>
+        <w:t>اندازه‌گیری تفسیرپذیر و خودکار آنتی‌بایوگرام دیسک-دیفیوژن از تصاویر تلفن همراه با بینایی ماشین کلاسیک</w:t>
+      </w:r>
+    </w:p>
+    <w:p>
+      <w:pPr>
+        <w:pStyle w:val="Authors"/>
+        <w:framePr w:wrap="around"/>
+      </w:pPr>
       <w:r>
         <w:rPr>
           <w:rFonts w:hint="cs"/>
           <w:rtl/>
         </w:rPr>
-        <w:t xml:space="preserve">، غزل مقاره‌زاده اصفهانی</w:t>
-      </w:r>
-      <w:r>
-        <w:t xml:space="preserve">۱</w:t>
+        <w:t>مهیار حدادها</w:t>
+      </w:r>
+      <w:r>
+        <w:t>۱</w:t>
       </w:r>
       <w:r>
         <w:rPr>
           <w:rFonts w:hint="cs"/>
           <w:rtl/>
         </w:rPr>
-        <w:t xml:space="preserve">، محمدرضا یزدچی</w:t>
-      </w:r>
-      <w:r>
-        <w:t xml:space="preserve">۱،*</w:t>
+        <w:t>، غزل مقاره‌زاده اصفهانی</w:t>
+      </w:r>
+      <w:r>
+        <w:t>۱</w:t>
       </w:r>
       <w:r>
         <w:rPr>
           <w:rFonts w:hint="cs"/>
           <w:rtl/>
         </w:rPr>
-        <w:t xml:space="preserve">، داریوش شکری</w:t>
-      </w:r>
-      <w:r>
-        <w:t xml:space="preserve">۲</w:t>
+        <w:t>، محمدرضا یزدچی</w:t>
+      </w:r>
+      <w:r>
+        <w:t>۱،*</w:t>
       </w:r>
       <w:r>
         <w:rPr>
           <w:rFonts w:hint="cs"/>
           <w:rtl/>
         </w:rPr>
-        <w:t xml:space="preserve">، سید محمدعلی هاشمی‌پور</w:t>
-      </w:r>
-      <w:r>
-        <w:t xml:space="preserve">۳</w:t>
-      </w:r>
-    </w:p>
-    <w:p>
-      <w:pPr>
-        <w:pStyle w:val="Authors"/>
-      </w:pPr>
+        <w:t>، داریوش شکری</w:t>
+      </w:r>
+      <w:r>
+        <w:t>۲</w:t>
+      </w:r>
       <w:r>
         <w:rPr>
           <w:rFonts w:hint="cs"/>
           <w:rtl/>
         </w:rPr>
-        <w:t xml:space="preserve">(نویسنده‌ی مسئول با علامت * مشخص شده است)</w:t>
+        <w:t>، سید محمدعلی هاشمی‌پور</w:t>
+      </w:r>
+      <w:r>
+        <w:t>۳</w:t>
       </w:r>
     </w:p>
     <w:p>
       <w:pPr>
-        <w:pStyle w:val="Affiliations"/>
+        <w:pStyle w:val="Authors"/>
+        <w:framePr w:wrap="around"/>
       </w:pPr>
       <w:r>
         <w:rPr>
           <w:rFonts w:hint="cs"/>
           <w:rtl/>
         </w:rPr>
-        <w:t xml:space="preserve">۱ گروه مهندسی پزشکی، دانشکده‌ی مهندسی، دانشگاه اصفهان، اصفهان، ایران</w:t>
+        <w:t>(نویسنده‌ی مسئول با علامت * مشخص شده است)</w:t>
       </w:r>
     </w:p>
     <w:p>
       <w:pPr>
         <w:pStyle w:val="Affiliations"/>
+        <w:framePr w:wrap="around"/>
       </w:pPr>
       <w:r>
         <w:rPr>
           <w:rFonts w:hint="cs"/>
           <w:rtl/>
         </w:rPr>
-        <w:t xml:space="preserve">۲ شرکت دارا ویرا آزما، مرکز رشد و کارآفرینیِ دانشگاه اصفهان / آزمایشگاه خصوصی نوبل، اصفهان، ایران</w:t>
+        <w:t>۱ گروه مهندسی پزشکی، دانشکده‌ی مهندسی، دانشگاه اصفهان، اصفهان، ایران</w:t>
       </w:r>
     </w:p>
     <w:p>
       <w:pPr>
         <w:pStyle w:val="Affiliations"/>
+        <w:framePr w:wrap="around"/>
       </w:pPr>
       <w:r>
         <w:rPr>
           <w:rFonts w:hint="cs"/>
           <w:rtl/>
         </w:rPr>
-        <w:t xml:space="preserve">۳ شرکت نیلگون سپهر سلامت، واحد تحقیق و توسعه، اصفهان، ایران</w:t>
+        <w:t>۲ شرکت دارا ویرا آزما، مرکز رشد و کارآفرینیِ دانشگاه اصفهان / آزمایشگاه خصوصی نوبل، اصفهان، ایران</w:t>
       </w:r>
     </w:p>
     <w:p>
       <w:pPr>
         <w:pStyle w:val="Affiliations"/>
-      </w:pPr>
-      <w:r>
-        <w:t xml:space="preserve">mahyarhaddadha@gmail.com, gh.mogharehzadeh@eng.ui.ac.ir, yazdchi@eng.ui.ac.ir, dariush.shokri61@yahoo.com, M.alihashemip@gmail.com</w:t>
-      </w:r>
-    </w:p>
-    <w:p>
-      <w:pPr>
-        <w:pStyle w:val="Abstract"/>
-      </w:pPr>
-      <w:r>
-        <w:rPr>
-          <w:b/>
-          <w:bCs/>
-          <w:rFonts w:hint="cs"/>
-          <w:rtl/>
-        </w:rPr>
-        <w:t xml:space="preserve">چکیده - </w:t>
-      </w:r>
+        <w:framePr w:wrap="around"/>
+      </w:pPr>
       <w:r>
         <w:rPr>
           <w:rFonts w:hint="cs"/>
           <w:rtl/>
         </w:rPr>
-        <w:t xml:space="preserve">در آنتی‌بایوگرام دیسک-دیفیوژن (کربی-باوئر)، قطر هاله‌ی عدم‌رشد اطراف هر دیسک آنتی‌بیوتیکی معمولاً به‌صورت دستی و با کولیس اندازه‌گیری می‌شود؛ روشی کند، وابسته به مهارت اپراتور و مستعد خطا. در این مقاله یک پایپ‌لاین کاملاً کلاسیک بینایی ماشین (بدون یادگیری ماشین) ارائه می‌شود که از روی یک عکس ساده‌ی تلفن‌همراه از یک یا چند ظرف پتری، به‌ترتیب ظرف(ها)، دیسک‌های آنتی‌بیوتیک، مرز هاله‌ی بازدارندگی و رخدادهای غیرعادی داخل هاله را تشخیص می‌دهد. تشخیص ظرف با آستانه‌گذاری چندسطحیِ ناحیه‌ای پس از تصحیح نور انجام می‌شود؛ تشخیص دیسک از ادغام دو‌شاخه‌ای هاف و بلاب حاصل می‌شود؛ و مرز هاله با یک پروفایل شعاعیِ مبتنی بر «همگرایی دائمی به پس‌زمینه»، بسط نامتقارن جهت‌به‌جهت مبتنی بر گرادیان، و رفع رخدادهای زاویه‌ای موضعی به‌دست می‌آید. تمام پارامترهای هندسی نسبت به اندازه‌ی ظرف یا دیسک تعریف شده‌اند، نه پیکسل مطلق، تا پایپ‌لاین بدون آموزش مجدد روی دوربین، نور و مقیاس متفاوت کار کند. عملکرد به‌صورت کیفی روی هفتادوهشت عکس واقعی اعتبارسنجی شده و چند طراحی جایگزین—از جمله GrabCut، برازش سیگموئید و معماری پیشنهادی کاربر—به‌صورت تجربی آزموده و رد شده‌اند. ارزیابی کمّی روی یک دیتاستِ مرجعِ مستقل و کارشناسی‌شده (۱۱ عکس، ۹۳ دیسک) نشان می‌دهد: تشخیصِ دیسک F1=۰٫۹۸۴، خطای قطرِ هاله MAE=۵٫۵۰mm (بایاسِ −۰٫۵۳mm)، و خطای قطرِ دیسک MAE=۰٫۱۷mm؛ این نتایج روی سیستمی مستقل و مجزا نیز عیناً بازتولید شدند.</w:t>
+        <w:t>۳ شرکت نیلگون سپهر سلامت، واحد تحقیق و توسعه، اصفهان، ایران</w:t>
       </w:r>
     </w:p>
     <w:p>
       <w:pPr>
-        <w:pStyle w:val="Index"/>
+        <w:pStyle w:val="Affiliations"/>
+        <w:framePr w:wrap="around"/>
+      </w:pPr>
+      <w:r>
+        <w:t>mahyarhaddadha@gmail.com, gh.mogharehzadeh@eng.ui.ac.ir, yazdchi@eng.ui.ac.ir, dariush.shokri61@yahoo.com, M.alihashemip@gmail.com</w:t>
+      </w:r>
+    </w:p>
+    <w:p>
+      <w:pPr>
+        <w:pStyle w:val="Abstract"/>
       </w:pPr>
       <w:r>
         <w:rPr>
+          <w:rFonts w:hint="cs"/>
           <w:b/>
-          <w:bCs/>
-          <w:rFonts w:hint="cs"/>
           <w:rtl/>
         </w:rPr>
-        <w:t xml:space="preserve">واژه‌های کلیدی: </w:t>
+        <w:t xml:space="preserve">چکیده - </w:t>
       </w:r>
       <w:r>
         <w:rPr>
           <w:rFonts w:hint="cs"/>
           <w:rtl/>
         </w:rPr>
-        <w:t xml:space="preserve">آنتی‌بایوگرام، بینایی ماشین کلاسیک، پردازش تصویر پزشکی، تبدیل هاف، تست دیسک-دیفیوژن، تقسیم‌بندی تصویر، دیسک آنتی‌بیوتیک، هاله‌ی بازدارندگی</w:t>
+        <w:t>در آنتی‌بایوگرام دیسک-دیفیوژن (کربی-باوئر)، قطر هاله‌ی عدم‌رشد اطراف هر دیسک آنتی‌بیوتیکی معمولاً به‌صورت دستی و با کولیس اندازه‌گیری می‌شود؛ روشی کند، وابسته به مهارت اپراتور و مستعد خطا. در این مقاله یک پایپ‌لاین کاملاً کلاسیک بینایی ماشین (بدون یادگیری ماشین) ارائه می‌شود که از روی یک عکس ساده‌ی تلفن‌همراه از یک یا چند ظرف پتری، به‌ترتیب ظرف(ها)، دیسک‌های آنتی‌بیوتیک، مرز هاله‌ی بازدارندگی و رخدادهای غیرعادی داخل هاله را تشخیص می‌دهد. تشخیص ظرف با آستانه‌گذاری چندسطحیِ ناحیه‌ای پس از تصحیح نور انجام می‌شود؛ تشخیص دیسک از ادغام دو‌شاخه‌ای هاف و بلاب حاصل می‌شود؛ و مرز هاله با یک پروفایل شعاعیِ مبتنی بر «همگرایی دائمی به پس‌زمینه»، بسط نامتقارن جهت‌به‌جهت مبتنی بر گرادیان، و رفع رخدادهای زاویه‌ای موضعی به‌دست می‌آید. تمام پارامترهای هندسی نسبت به اندازه‌ی ظرف یا دیسک تعریف شده‌اند، نه پیکسل مطلق، تا پایپ‌لاین بدون آموزش مجدد روی دوربین، نور و مقیاس متفاوت کار کند. عملکرد به‌صورت کیفی روی هفتادوهشت عکس واقعی اعتبارسنجی شده و چند طراحی جایگزین—از جمله GrabCut، برازش سیگموئید و معماری پیشنهادی کاربر—به‌صورت تجربی آزموده و رد شده‌اند. ارزیابی کمّی روی یک دیتاستِ مرجعِ مستقل و کارشناسی‌شده (۱۱ عکس، ۹۳ دیسک) نشان می‌دهد: تشخیصِ دیسک F1=۰٫۹۸۴، خطای قطرِ هاله MAE=۵٫۵۰mm (بایاسِ −۰٫۵۳mm)، و خطای قطرِ دیسک MAE=۰٫۱۷mm؛ این نتایج روی سیستمی مستقل و مجزا نیز عیناً بازتولید شدند.</w:t>
       </w:r>
     </w:p>
     <w:p>
       <w:pPr>
-        <w:pStyle w:val="Heading1"/>
+        <w:pStyle w:val="Index"/>
       </w:pPr>
       <w:r>
         <w:rPr>
+          <w:rFonts w:hint="cs"/>
           <w:b/>
           <w:bCs/>
-          <w:rFonts w:hint="cs"/>
           <w:rtl/>
         </w:rPr>
-        <w:t xml:space="preserve">مقدمه</w:t>
-      </w:r>
-    </w:p>
-    <w:p>
-      <w:pPr>
-        <w:pStyle w:val="Paragraph"/>
-      </w:pPr>
+        <w:t xml:space="preserve">واژه‌های کلیدی: </w:t>
+      </w:r>
       <w:r>
         <w:rPr>
           <w:rFonts w:hint="cs"/>
           <w:rtl/>
         </w:rPr>
-        <w:t xml:space="preserve">تست آنتی‌بایوگرام دیسک-دیفیوژن (کربی-باوئر) یکی از رایج‌ترین روش‌های آزمایشگاهی برای سنجش حساسیت باکتری به آنتی‌بیوتیک است: دیسک‌های آغشته به آنتی‌بیوتیک روی محیط کشت آگار حاوی باکتری قرار می‌گیرند و پس از انکوباسیون، در صورت حساس‌بودن باکتری، حلقه‌ای بدون رشد (هاله‌ی بازدارندگی) دور دیسک شکل می‌گیرد که قطرش، طبق جدول‌های استاندارد نظیر EUCAST، به دسته‌های حساس، متوسط و مقاوم تبدیل می‌شود. در عمل این قطر معمولاً با کولیس و به‌صورت دستی اندازه‌گیری می‌شود؛ روشی کند، وابسته به مهارت اپراتور و مستعد خطای انسانی و تغییرپذیری بین‌آزمایشگاهی. از دهه‌ی ۱۹۹۰ سامانه‌های تحلیل تصویر رایانه‌ای برای خودکارسازی این اندازه‌گیری با توافق قابل‌قبول در برابر روش دستی گزارش شده‌اند </w:t>
-      </w:r>
-      <w:r>
-        <w:t xml:space="preserve">[1]</w:t>
+        <w:t>آنتی‌بایوگرام، بینایی ماشین کلاسیک، پردازش تصویر پزشکی، تبدیل هاف، تست دیسک-دیفیوژن، تقسیم‌بندی تصویر، دیسک آنتی‌بیوتیک، هاله‌ی بازدارندگی</w:t>
       </w:r>
       <w:r>
         <w:rPr>
           <w:rFonts w:hint="cs"/>
           <w:rtl/>
         </w:rPr>
-        <w:t xml:space="preserve">.</w:t>
+        <w:t xml:space="preserve">، </w:t>
+      </w:r>
+      <w:r>
+        <w:t>OpenCV</w:t>
+      </w:r>
+    </w:p>
+    <w:p>
+      <w:pPr>
+        <w:pStyle w:val="Heading1"/>
+      </w:pPr>
+      <w:r>
+        <w:rPr>
+          <w:rFonts w:hint="cs"/>
+          <w:rtl/>
+        </w:rPr>
+        <w:t>مقدمه</w:t>
+      </w:r>
+    </w:p>
+    <w:p>
+      <w:pPr>
+        <w:pStyle w:val="Paragraph"/>
+      </w:pPr>
+      <w:r>
+        <w:rPr>
+          <w:rFonts w:hint="cs"/>
+          <w:rtl/>
+        </w:rPr>
+        <w:t xml:space="preserve">تست آنتی‌بایوگرام دیسک-دیفیوژن (کربی-باوئر) یکی از رایج‌ترین روش‌های آزمایشگاهی برای سنجش حساسیت باکتری به آنتی‌بیوتیک است: دیسک‌های آغشته به آنتی‌بیوتیک روی محیط کشت آگار حاوی باکتری قرار می‌گیرند و پس از انکوباسیون، در صورت حساس‌بودن باکتری، حلقه‌ای بدون رشد (هاله‌ی بازدارندگی) دور دیسک شکل می‌گیرد که قطرش، طبق جدول‌های استاندارد نظیر EUCAST، به دسته‌های حساس، متوسط و مقاوم تبدیل می‌شود. در عمل این قطر معمولاً با کولیس و به‌صورت دستی اندازه‌گیری می‌شود؛ روشی کند، وابسته به مهارت اپراتور و مستعد خطای انسانی و تغییرپذیری بین‌آزمایشگاهی. از دهه‌ی ۱۹۹۰ سامانه‌های تحلیل تصویر </w:t>
+      </w:r>
+      <w:r>
+        <w:rPr>
+          <w:rFonts w:hint="cs"/>
+          <w:rtl/>
+        </w:rPr>
+        <w:t xml:space="preserve">رایانه‌ای برای خودکارسازی این اندازه‌گیری با توافق قابل‌قبول در برابر روش دستی گزارش شده‌اند </w:t>
+      </w:r>
+      <w:r>
+        <w:t>[1]</w:t>
+      </w:r>
+      <w:r>
+        <w:rPr>
+          <w:rFonts w:hint="cs"/>
+          <w:rtl/>
+        </w:rPr>
+        <w:t>.</w:t>
       </w:r>
     </w:p>
     <w:p>
@@ -217,7 +235,7 @@
         <w:t xml:space="preserve">رویکردهای بعدی عمدتاً حول تبدیل دایره‌ایِ هاف </w:t>
       </w:r>
       <w:r>
-        <w:t xml:space="preserve">[2]</w:t>
+        <w:t>[2]</w:t>
       </w:r>
       <w:r>
         <w:rPr>
@@ -227,7 +245,7 @@
         <w:t xml:space="preserve">، ابزارهای مبتنی بر آستانه‌گذاریِ کلاسیک به‌همراه بازشناسی نوریِ کدِ چاپ‌شده‌ی روی دیسک مانند AntibiogramJ </w:t>
       </w:r>
       <w:r>
-        <w:t xml:space="preserve">[3]</w:t>
+        <w:t>[3]</w:t>
       </w:r>
       <w:r>
         <w:rPr>
@@ -237,7 +255,7 @@
         <w:t xml:space="preserve">، و مقایسه‌ی چند روشِ تقسیم‌بندی روی مجموعه‌داده‌ای با ۱۷۰ عکس و ۵۱۳ هاله </w:t>
       </w:r>
       <w:r>
-        <w:t xml:space="preserve">[4]</w:t>
+        <w:t>[4]</w:t>
       </w:r>
       <w:r>
         <w:rPr>
@@ -247,7 +265,7 @@
         <w:t xml:space="preserve"> متمرکز بوده‌اند. اخیراً رویکردهای مبتنی بر یادگیریِ عمیق نیز مطرح شده‌اند: یک اپلیکیشنِ موبایل با توافقِ ۹۰ تا ۹۸ درصد در برابرِ اندازه‌گیریِ دستی </w:t>
       </w:r>
       <w:r>
-        <w:t xml:space="preserve">[5]</w:t>
+        <w:t>[5]</w:t>
       </w:r>
       <w:r>
         <w:rPr>
@@ -257,14 +275,14 @@
         <w:t xml:space="preserve">، و ترکیبِ تحلیلِ رنگ با طبقه‌بندیِ یادگیری‌محور </w:t>
       </w:r>
       <w:r>
-        <w:t xml:space="preserve">[6]</w:t>
+        <w:t>[6]</w:t>
       </w:r>
       <w:r>
         <w:rPr>
           <w:rFonts w:hint="cs"/>
           <w:rtl/>
         </w:rPr>
-        <w:t xml:space="preserve">. این کارها نشان می‌دهند خودکارسازی مفید است، اما معمولاً به مجموعه‌داده‌ی برچسب‌خورده‌ی حجیم نیاز دارند یا برای شرایطِ تصویربرداریِ محدودی طراحی شده‌اند.</w:t>
+        <w:t>. این کارها نشان می‌دهند خودکارسازی مفید است، اما معمولاً به مجموعه‌داده‌ی برچسب‌خورده‌ی حجیم نیاز دارند یا برای شرایطِ تصویربرداریِ محدودی طراحی شده‌اند.</w:t>
       </w:r>
     </w:p>
     <w:p>
@@ -276,7 +294,7 @@
           <w:rFonts w:hint="cs"/>
           <w:rtl/>
         </w:rPr>
-        <w:t xml:space="preserve">در این مقاله یک پایپ‌لاین کاملاً کلاسیک بینایی ماشین ارائه می‌شود که از یک عکس ساده‌ی تلفن‌همراه، حتی با چند ظرف پتری هم‌زمان، ظرف(ها)، دیسک‌های آنتی‌بیوتیک، مرز هاله و رخدادهای غیرعادیِ داخل هاله (کارِ در حالِ انجام) را تشخیص می‌دهد. انتخاب رویکرد کلاسیک یک تصمیم طراحیِ آگاهانه است: (۱) به مجموعه‌داده‌ی برچسب‌خورده‌ی حجیم نیاز ندارد؛ (۲) تفسیرپذیر است—مهم برای کاربردِ آزمایشگاهیِ نیازمندِ قابلیتِ ممیزی؛ (۳) برای پیاده‌سازی روی سخت‌افزار سبک به ++C قابل‌ترجمه است؛ و (۴) پارامترها نسبی‌اند، پس بدون آموزشِ مجدد روی دوربین، نور و مقیاسِ متفاوت کار می‌کند.</w:t>
+        <w:t>در این مقاله یک پایپ‌لاین کاملاً کلاسیک بینایی ماشین ارائه می‌شود که از یک عکس ساده‌ی تلفن‌همراه، حتی با چند ظرف پتری هم‌زمان، ظرف(ها)، دیسک‌های آنتی‌بیوتیک، مرز هاله و رخدادهای غیرعادیِ داخل هاله (کارِ در حالِ انجام) را تشخیص می‌دهد. انتخاب رویکرد کلاسیک یک تصمیم طراحیِ آگاهانه است: (۱) به مجموعه‌داده‌ی برچسب‌خورده‌ی حجیم نیاز ندارد؛ (۲) تفسیرپذیر است—مهم برای کاربردِ آزمایشگاهیِ نیازمندِ قابلیتِ ممیزی؛ (۳) برای پیاده‌سازی روی سخت‌افزار سبک به ++C قابل‌ترجمه است؛ و (۴) پارامترها نسبی‌اند، پس بدون آموزشِ مجدد روی دوربین، نور و مقیاسِ متفاوت کار می‌کند.</w:t>
       </w:r>
     </w:p>
     <w:p>
@@ -285,12 +303,10 @@
       </w:pPr>
       <w:r>
         <w:rPr>
-          <w:b/>
-          <w:bCs/>
           <w:rFonts w:hint="cs"/>
           <w:rtl/>
         </w:rPr>
-        <w:t xml:space="preserve">مواد و روش‌ها</w:t>
+        <w:t>مواد و روش‌ها</w:t>
       </w:r>
     </w:p>
     <w:p>
@@ -299,12 +315,10 @@
       </w:pPr>
       <w:r>
         <w:rPr>
-          <w:b/>
-          <w:bCs/>
           <w:rFonts w:hint="cs"/>
           <w:rtl/>
         </w:rPr>
-        <w:t xml:space="preserve">داده‌ها</w:t>
+        <w:t>داده‌ها</w:t>
       </w:r>
     </w:p>
     <w:p>
@@ -319,40 +333,46 @@
         <w:t xml:space="preserve">مجموعه‌داده‌ی اصلی شامل هفتادوهشت عکس واقعی است که با دوربین تلفن‌همراه گرفته شده‌اند؛ هر عکس حاوی یک یا چند ظرف پتری است (اکثراً یک ظرف، بعضاً دو پتری). سند مرجع EUCAST (جدول‌های نقطه‌قطع نسخه‌ی ۱۶.۰ </w:t>
       </w:r>
       <w:r>
-        <w:t xml:space="preserve">[7]</w:t>
+        <w:t>[7]</w:t>
       </w:r>
       <w:r>
         <w:rPr>
           <w:rFonts w:hint="cs"/>
           <w:rtl/>
         </w:rPr>
-        <w:t xml:space="preserve">) برای بررسیِ روش استانداردِ خواندنِ مرز هاله استفاده شده (بخش ۴-۲)؛ پایپ‌لاین فقط قطر را گزارش می‌کند. برای ارزیابیِ کمّی (بخش ۳-۱)، یک زیرمجموعه‌ی مستقلِ ۱۱ عکس با حقیقتِ زمینیِ کارشناسی ساخته شد. جزئیاتِ ساختاریافته‌ی باقیِ نمونه‌ها [PLACEHOLDER: نوع باکتری، آنتی‌بیوتیک‌ها، شرایط انکوباسیون و محیط کشت] هنوز تکمیل نشده‌اند؛ هیچ داده یا تصویرِ بیمار در این مجموعه وجود ندارد.</w:t>
+        <w:t>) برای بررسیِ روش استانداردِ خواندنِ مرز هاله استفاده شده (بخش ۴-۲)؛ پایپ‌لاین فقط قطر را گزارش می‌کند. برای ارزیابیِ کمّی (بخش ۳-۱)، یک زیرمجموعه‌ی مستقلِ ۱۱ عکس با حقیقتِ زمینیِ کارشناسی ساخته شد. هیچ داده یا تصویرِ بیمار در این مجموعه وجود ندارد.</w:t>
       </w:r>
     </w:p>
     <w:p>
       <w:pPr>
         <w:pStyle w:val="Heading2"/>
-      </w:pPr>
-      <w:r>
-        <w:rPr>
-          <w:b/>
-          <w:bCs/>
-          <w:rFonts w:hint="cs"/>
-          <w:rtl/>
-        </w:rPr>
-        <w:t xml:space="preserve">معماری کلی پایپ‌لاین</w:t>
-      </w:r>
-    </w:p>
-    <w:p>
-      <w:pPr>
-        <w:pStyle w:val="Paragraph"/>
       </w:pPr>
       <w:r>
         <w:rPr>
           <w:rFonts w:hint="cs"/>
           <w:rtl/>
         </w:rPr>
-        <w:t xml:space="preserve">جریان پردازش برای هر عکس این چهار مرحله را به‌ترتیب طی می‌کند: تشخیص ظرف(های) پتری (بخش ۲-۳)، تشخیص دیسک‌های آنتی‌بیوتیک با ادغام دو‌شاخه‌ای (بخش ۲-۴)، برازش و اصلاح مرز هاله‌ی بازدارندگی (بخش ۲-۵)، و تشخیص رخدادهای غیرعادی داخل هاله (بخش ۲-۶)؛ در پایان یک گزارش عددی برای هر دیسک تولید می‌شود. سه اصل طراحی در طول کل پایپ‌لاین رعایت شده: عدم استفاده از مقدار پیکسلی مطلق (هر پارامتر نسبت به قطر ظرف یا دیسک تعریف می‌شود)، قطعیت کامل (پیش‌نیاز ترجمه‌ی آینده به ++C)، و اعتبارسنجیِ هر تغییر روی چند عکسِ متنوع پیش از قطعی‌شدن، برای پرهیز از بیش‌برازش به یک نمونه. شکل ۲ این جریان را خلاصه می‌کند.</w:t>
+        <w:t>معماری کلی پایپ‌لاین</w:t>
+      </w:r>
+    </w:p>
+    <w:p>
+      <w:pPr>
+        <w:pStyle w:val="Paragraph"/>
+      </w:pPr>
+      <w:r>
+        <w:rPr>
+          <w:rFonts w:hint="cs"/>
+          <w:rtl/>
+        </w:rPr>
+        <w:t xml:space="preserve">جریان پردازش برای هر عکس این چهار مرحله را به‌ترتیب طی می‌کند: تشخیص ظرف(های) پتری (بخش ۲-۳)، تشخیص دیسک‌های آنتی‌بیوتیک با ادغام دو‌شاخه‌ای (بخش ۲-۴)، برازش و اصلاح مرز هاله‌ی بازدارندگی (بخش ۲-۵)، و تشخیص رخدادهای غیرعادی داخل هاله (بخش ۲-۶)؛ در پایان یک گزارش عددی برای هر دیسک تولید می‌شود. سه اصل طراحی در طول کل پایپ‌لاین رعایت شده: عدم استفاده از مقدار پیکسلی مطلق (هر پارامتر نسبت به قطر ظرف یا دیسک تعریف می‌شود)، قطعیت کامل (پیش‌نیاز ترجمه‌ی آینده به ++C)، و اعتبارسنجیِ هر تغییر </w:t>
+      </w:r>
+      <w:r>
+        <w:rPr>
+          <w:rFonts w:hint="cs"/>
+          <w:rtl/>
+        </w:rPr>
+        <w:lastRenderedPageBreak/>
+        <w:t>روی چند عکسِ متنوع پیش از قطعی‌شدن، برای پرهیز از بیش‌برازش به یک نمونه. شکل ۲ این جریان را خلاصه می‌کند.</w:t>
       </w:r>
     </w:p>
     <w:p>
@@ -364,7 +384,7 @@
           <w:noProof/>
         </w:rPr>
         <w:drawing>
-          <wp:inline distT="0" distB="0" distL="0" distR="0">
+          <wp:inline distT="0" distB="0" distL="0" distR="0" wp14:anchorId="23AC4372" wp14:editId="22A42BA8">
             <wp:extent cx="2952750" cy="3927581"/>
             <wp:effectExtent l="0" t="0" r="0" b="0"/>
             <wp:docPr id="101" name="Picture 101"/>
@@ -379,7 +399,7 @@
                     <pic:cNvPicPr/>
                   </pic:nvPicPr>
                   <pic:blipFill>
-                    <a:blip r:embed="rId20"/>
+                    <a:blip r:embed="rId7"/>
                     <a:stretch>
                       <a:fillRect/>
                     </a:stretch>
@@ -409,7 +429,7 @@
           <w:rFonts w:hint="cs"/>
           <w:rtl/>
         </w:rPr>
-        <w:t xml:space="preserve">شکل ۲: نمودار کلی معماری پایپ‌لاین. ماژول‌های ۵ تا ۱۷ برای هر ظرف پتری به‌طور مستقل اجرا می‌شوند.</w:t>
+        <w:t>شکل ۲: نمودار کلی معماری پایپ‌لاین. ماژول‌های ۵ تا ۱۷ برای هر ظرف پتری به‌طور مستقل اجرا می‌شوند.</w:t>
       </w:r>
     </w:p>
     <w:p>
@@ -418,12 +438,10 @@
       </w:pPr>
       <w:r>
         <w:rPr>
-          <w:b/>
-          <w:bCs/>
           <w:rFonts w:hint="cs"/>
           <w:rtl/>
         </w:rPr>
-        <w:t xml:space="preserve">تشخیص ظرف پتری</w:t>
+        <w:t>تشخیص ظرف پتری</w:t>
       </w:r>
     </w:p>
     <w:p>
@@ -438,7 +456,7 @@
         <w:t xml:space="preserve">چالش اصلیِ این مرحله، آستانه‌گذاری در حضور نور ناهموار است </w:t>
       </w:r>
       <w:r>
-        <w:t xml:space="preserve">[8]</w:t>
+        <w:t>[8]</w:t>
       </w:r>
       <w:r>
         <w:rPr>
@@ -448,14 +466,14 @@
         <w:t xml:space="preserve">. راه‌حل، تصحیحِ میدانِ روشنایی پیش از سگمنتیشنِ ناحیه‌ای با آستانه‌گذاریِ چندسطحیِ Otsu </w:t>
       </w:r>
       <w:r>
-        <w:t xml:space="preserve">[9]</w:t>
+        <w:t>[9]</w:t>
       </w:r>
       <w:r>
         <w:rPr>
           <w:rFonts w:hint="cs"/>
           <w:rtl/>
         </w:rPr>
-        <w:t xml:space="preserve"> است؛ هاف و کانتور تنها مسیرِ مکمل/تاییدکننده‌اند. تشخیصِ چندگانه (شکل ۱) با نگه‌داشتنِ کانتورهای معتبر و دو خودآزماییِ hypothesize-and-verify انجام می‌شود.</w:t>
+        <w:t xml:space="preserve"> است. تشخیصِ چندگانه (شکل ۱) با نگه‌داشتنِ کانتورهای معتبر و دو خودآزماییِ hypothesize-and-verify انجام می‌شود.</w:t>
       </w:r>
     </w:p>
     <w:p>
@@ -467,7 +485,7 @@
           <w:noProof/>
         </w:rPr>
         <w:drawing>
-          <wp:inline distT="0" distB="0" distL="0" distR="0">
+          <wp:inline distT="0" distB="0" distL="0" distR="0" wp14:anchorId="0F2B8B33" wp14:editId="1487DBBA">
             <wp:extent cx="2952750" cy="3937000"/>
             <wp:effectExtent l="0" t="0" r="0" b="0"/>
             <wp:docPr id="102" name="Picture 102"/>
@@ -482,7 +500,7 @@
                     <pic:cNvPicPr/>
                   </pic:nvPicPr>
                   <pic:blipFill>
-                    <a:blip r:embed="rId21"/>
+                    <a:blip r:embed="rId8"/>
                     <a:stretch>
                       <a:fillRect/>
                     </a:stretch>
@@ -512,43 +530,41 @@
           <w:rFonts w:hint="cs"/>
           <w:rtl/>
         </w:rPr>
-        <w:t xml:space="preserve">شکل ۱: تشخیص هم‌زمان دو ظرف پتری واقعی و مجاور در یک قاب؛ هر ظرف با کانتور و برچسب مستقل خودش (</w:t>
-      </w:r>
-      <w:r>
-        <w:t xml:space="preserve">Petri #1 / Petri #2</w:t>
+        <w:t>شکل ۱: تشخیص هم‌زمان دو ظرف پتری واقعی و مجاور در یک قاب؛ هر ظرف با کانتور و برچسب مستقل خودش (</w:t>
+      </w:r>
+      <w:r>
+        <w:t>Petri #1 / Petri #2</w:t>
       </w:r>
       <w:r>
         <w:rPr>
           <w:rFonts w:hint="cs"/>
           <w:rtl/>
         </w:rPr>
-        <w:t xml:space="preserve">) مشخص شده است.</w:t>
+        <w:t>) مشخص شده است.</w:t>
       </w:r>
     </w:p>
     <w:p>
       <w:pPr>
         <w:pStyle w:val="Heading2"/>
-      </w:pPr>
-      <w:r>
-        <w:rPr>
-          <w:b/>
-          <w:bCs/>
-          <w:rFonts w:hint="cs"/>
-          <w:rtl/>
-        </w:rPr>
-        <w:t xml:space="preserve">تشخیص دیسک‌های آنتی‌بیوتیک</w:t>
-      </w:r>
-    </w:p>
-    <w:p>
-      <w:pPr>
-        <w:pStyle w:val="Paragraph"/>
       </w:pPr>
       <w:r>
         <w:rPr>
           <w:rFonts w:hint="cs"/>
           <w:rtl/>
         </w:rPr>
-        <w:t xml:space="preserve">تشخیص دیسک از ادغامِ دو شاخه‌ی مکمل به‌دست می‌آید: شاخه‌ی هاف به‌عنوانِ مسیرِ اصلی، و شاخه‌ی تحلیلِ بلاب/واترشد به‌عنوانِ مسیرِ پوششی برای دیسک‌های چسبیده. اعتبارسنجیِ هندسی روی اجتماعِ دو ماسک اجرا می‌شود تا شکستِ موضعیِ یک شاخه کل کاندید را نکِشد. پیش‌تر یک گیتِ دودوییِ سخت کاندیدهای معتبرِ نزدیکِ آستانه را حذف می‌کرد؛ این گیت با یک آستانه‌ی امتیازِ پیوسته جایگزین شد (جدول ۳). شکل ۳ تصویرِ ویژگیِ ورودی و نتیجه‌ی ادغام را نشان می‌دهد.</w:t>
+        <w:t>تشخیص دیسک‌های آنتی‌بیوتیک</w:t>
+      </w:r>
+    </w:p>
+    <w:p>
+      <w:pPr>
+        <w:pStyle w:val="Paragraph"/>
+      </w:pPr>
+      <w:r>
+        <w:rPr>
+          <w:rFonts w:hint="cs"/>
+          <w:rtl/>
+        </w:rPr>
+        <w:t>تشخیص دیسک از ادغامِ دو شاخه‌ی مکمل به‌دست می‌آید: شاخه‌ی هاف به‌عنوانِ مسیرِ اصلی، و شاخه‌ی تحلیلِ بلاب/واترشد به‌عنوانِ مسیرِ پوششی برای دیسک‌های چسبیده. اعتبارسنجیِ هندسی روی اجتماعِ دو ماسک اجرا می‌شود تا شکستِ موضعیِ یک شاخه کل کاندید را نکِشد. پیش‌تر یک گیتِ دودوییِ سخت کاندیدهای معتبرِ نزدیکِ آستانه را حذف می‌کرد؛ این گیت با یک آستانه‌ی امتیازِ پیوسته جایگزین شد (جدول ۳). شکل ۳ تصویرِ ویژگیِ ورودی و نتیجه‌ی ادغام را نشان می‌دهد.</w:t>
       </w:r>
     </w:p>
     <w:p>
@@ -560,7 +576,7 @@
           <w:noProof/>
         </w:rPr>
         <w:drawing>
-          <wp:inline distT="0" distB="0" distL="0" distR="0">
+          <wp:inline distT="0" distB="0" distL="0" distR="0" wp14:anchorId="3B052AE3" wp14:editId="504B28C5">
             <wp:extent cx="1605077" cy="1726604"/>
             <wp:effectExtent l="0" t="0" r="0" b="0"/>
             <wp:docPr id="103" name="Picture 103"/>
@@ -575,7 +591,7 @@
                     <pic:cNvPicPr/>
                   </pic:nvPicPr>
                   <pic:blipFill>
-                    <a:blip r:embed="rId22"/>
+                    <a:blip r:embed="rId9"/>
                     <a:stretch>
                       <a:fillRect/>
                     </a:stretch>
@@ -603,7 +619,7 @@
           <w:noProof/>
         </w:rPr>
         <w:drawing>
-          <wp:inline distT="0" distB="0" distL="0" distR="0">
+          <wp:inline distT="0" distB="0" distL="0" distR="0" wp14:anchorId="6E67F364" wp14:editId="24F13DC3">
             <wp:extent cx="1257672" cy="1726604"/>
             <wp:effectExtent l="0" t="0" r="0" b="0"/>
             <wp:docPr id="104" name="Picture 104"/>
@@ -618,7 +634,7 @@
                     <pic:cNvPicPr/>
                   </pic:nvPicPr>
                   <pic:blipFill>
-                    <a:blip r:embed="rId23"/>
+                    <a:blip r:embed="rId10"/>
                     <a:stretch>
                       <a:fillRect/>
                     </a:stretch>
@@ -648,33 +664,20 @@
           <w:rFonts w:hint="cs"/>
           <w:rtl/>
         </w:rPr>
-        <w:t xml:space="preserve">شکل ۳: تشخیص دیسک بر پایه‌ی ادغام دو‌شاخه‌ای. راست: تصویرِ ویژگیِ نورمال‌شده (ماژول ۵)، ورودیِ هر دو شاخه‌ی هاف/بلاب. چپ: نتیجه‌ی نهاییِ ادغام (ماژول ۱۴).</w:t>
+        <w:t>شکل ۳: تشخیص دیسک بر پایه‌ی ادغام دو‌شاخه‌ای. راست: تصویرِ ویژگیِ نورمال‌شده (ماژول ۵)، ورودیِ هر دو شاخه‌ی هاف/بلاب. چپ: نتیجه‌ی نهاییِ ادغام (ماژول ۱۴).</w:t>
       </w:r>
     </w:p>
     <w:p>
       <w:pPr>
         <w:pStyle w:val="Heading2"/>
-      </w:pPr>
-      <w:r>
-        <w:rPr>
-          <w:b/>
-          <w:bCs/>
-          <w:rFonts w:hint="cs"/>
-          <w:rtl/>
-        </w:rPr>
-        <w:t xml:space="preserve">تشخیص مرز هاله‌ی بازدارندگی</w:t>
-      </w:r>
-    </w:p>
-    <w:p>
-      <w:pPr>
-        <w:pStyle w:val="Paragraph"/>
       </w:pPr>
       <w:r>
         <w:rPr>
           <w:rFonts w:hint="cs"/>
           <w:rtl/>
         </w:rPr>
-        <w:t xml:space="preserve">این بخش پرچالش‌ترین مرحله‌ی پروژه بوده است. رویکردهای اولیه‌ای که با یک گیتِ وجود/عدم‌وجود تصمیم می‌گرفتند «آیا اصلاً هاله‌ای هست؟» رد شدند (جدول ۳)؛ معماریِ نهایی همیشه یک دایره‌ی هندسی برازش و اصلاح می‌کند، و جداگانه یک معیارِ آماری تعیین می‌کند که آیا برازش یک هاله‌ی واقعی نشان می‌دهد یا نویز (گزارش‌شده به‌صورتِ «تشکیل‌نشده»؛ بخش ۳-۱). شعاعِ پایه از یک پروفایلِ شعاعیِ تجمیعی و همه‌جهته به‌دست می‌آید؛ مرز، اولین شعاعی است که پس از آن مقادیر در یک باندِ نویز-محور حولِ پس‌زمینه باقی می‌مانند («همگراییِ دائمی به پس‌زمینه»)—هم‌راستا با تعریفِ رسمیِ EUCAST (بخش ۴-۲). سپس مرز جهت‌به‌جهت با یافتنِ قله‌ی گرادیانِ محلی بسط می‌یابد، محدود به دو سقفِ هندسیِ همیشه‌فعال (نیمسازِ عمود تا دیسکِ همسایه، و لبه‌ی پتری).</w:t>
+        <w:lastRenderedPageBreak/>
+        <w:t>تشخیص مرز هاله‌ی بازدارندگی</w:t>
       </w:r>
     </w:p>
     <w:p>
@@ -686,7 +689,19 @@
           <w:rFonts w:hint="cs"/>
           <w:rtl/>
         </w:rPr>
-        <w:t xml:space="preserve">در نهایت یک لایه‌ی اصلاحِ رخدادهای زاویه‌ایِ ایزوله—جایگزینیِ هر جهتی با شعاعِ بیش از ۱٫۲ برابرِ میانه‌ی همسایگیِ محلی—رخدادهایی نظیر «لنگرشدن به لبه‌ی پتری» را رفع می‌کند؛ این آستانه پس از بررسیِ خروجی روی چند عکسِ متنوع از ۱٫۴ به ۱٫۲ بازکالیبره شد (جدول ۳). شکل ۴ مرزِ پایه و مرزِ نهایی را مقایسه می‌کند.</w:t>
+        <w:t>این بخش پرچالش‌ترین مرحله‌ی پروژه بوده است. رویکردهای اولیه‌ای که با یک گیتِ وجود/عدم‌وجود تصمیم می‌گرفتند «آیا اصلاً هاله‌ای هست؟» رد شدند (جدول ۳)؛ معماریِ نهایی همیشه یک دایره‌ی هندسی برازش و اصلاح می‌کند، و جداگانه یک معیارِ آماری تعیین می‌کند که آیا برازش یک هاله‌ی واقعی نشان می‌دهد یا نویز (گزارش‌شده به‌صورتِ «تشکیل‌نشده»؛ بخش ۳-۱). شعاعِ پایه از یک پروفایلِ شعاعیِ تجمیعی و همه‌جهته به‌دست می‌آید؛ مرز، اولین شعاعی است که پس از آن مقادیر در یک باندِ نویز-محور حولِ پس‌زمینه باقی می‌مانند («همگراییِ دائمی به پس‌زمینه»)—هم‌راستا با تعریفِ رسمیِ EUCAST (بخش ۴-۲). سپس مرز جهت‌به‌جهت با یافتنِ قله‌ی گرادیانِ محلی بسط می‌یابد، محدود به دو سقفِ هندسیِ همیشه‌فعال (نیمسازِ عمود تا دیسکِ همسایه، و لبه‌ی پتری).</w:t>
+      </w:r>
+    </w:p>
+    <w:p>
+      <w:pPr>
+        <w:pStyle w:val="Paragraph"/>
+      </w:pPr>
+      <w:r>
+        <w:rPr>
+          <w:rFonts w:hint="cs"/>
+          <w:rtl/>
+        </w:rPr>
+        <w:t>در نهایت یک لایه‌ی اصلاحِ رخدادهای زاویه‌ایِ ایزوله—جایگزینیِ هر جهتی با شعاعِ بیش از ۱٫۲ برابرِ میانه‌ی همسایگیِ محلی—رخدادهایی نظیر «لنگرشدن به لبه‌ی پتری» را رفع می‌کند؛ این آستانه پس از بررسیِ خروجی روی چند عکسِ متنوع بازکالیبره شد (جدول ۳). شکل ۴ مرزِ پایه و مرزِ نهایی را مقایسه می‌کند.</w:t>
       </w:r>
     </w:p>
     <w:p>
@@ -698,7 +713,7 @@
           <w:noProof/>
         </w:rPr>
         <w:drawing>
-          <wp:inline distT="0" distB="0" distL="0" distR="0">
+          <wp:inline distT="0" distB="0" distL="0" distR="0" wp14:anchorId="55DB342F" wp14:editId="556DE0D0">
             <wp:extent cx="1399609" cy="1519575"/>
             <wp:effectExtent l="0" t="0" r="0" b="0"/>
             <wp:docPr id="105" name="Picture 105"/>
@@ -713,7 +728,7 @@
                     <pic:cNvPicPr/>
                   </pic:nvPicPr>
                   <pic:blipFill>
-                    <a:blip r:embed="rId24"/>
+                    <a:blip r:embed="rId11"/>
                     <a:stretch>
                       <a:fillRect/>
                     </a:stretch>
@@ -741,7 +756,7 @@
           <w:noProof/>
         </w:rPr>
         <w:drawing>
-          <wp:inline distT="0" distB="0" distL="0" distR="0">
+          <wp:inline distT="0" distB="0" distL="0" distR="0" wp14:anchorId="7356816C" wp14:editId="58B001B9">
             <wp:extent cx="1463140" cy="1519575"/>
             <wp:effectExtent l="0" t="0" r="0" b="0"/>
             <wp:docPr id="106" name="Picture 106"/>
@@ -756,7 +771,7 @@
                     <pic:cNvPicPr/>
                   </pic:nvPicPr>
                   <pic:blipFill>
-                    <a:blip r:embed="rId25"/>
+                    <a:blip r:embed="rId12"/>
                     <a:stretch>
                       <a:fillRect/>
                     </a:stretch>
@@ -786,47 +801,19 @@
           <w:rFonts w:hint="cs"/>
           <w:rtl/>
         </w:rPr>
-        <w:t xml:space="preserve">شکل ۴: مرزِ هاله روی یک عکسِ واقعی. راست: دایره‌ی پایه با سقفِ هندسی (ماژول ۱۶). چپ: مرزِ نهایی پس از بسطِ per-angle و رفعِ رخدادهای زاویه‌ای (ماژول ۱۶.۶).</w:t>
+        <w:t>شکل ۴: مرزِ هاله روی یک عکسِ واقعی. راست: دایره‌ی پایه با سقفِ هندسی (ماژول ۱۶). چپ: مرزِ نهایی پس از بسطِ per-angle و رفعِ رخدادهای زاویه‌ای (ماژول ۱۶.۶).</w:t>
       </w:r>
     </w:p>
     <w:p>
       <w:pPr>
         <w:pStyle w:val="Heading2"/>
-      </w:pPr>
-      <w:r>
-        <w:rPr>
-          <w:b/>
-          <w:bCs/>
-          <w:rFonts w:hint="cs"/>
-          <w:rtl/>
-        </w:rPr>
-        <w:t xml:space="preserve">تشخیص رخداد و حباب داخل هاله</w:t>
-      </w:r>
-    </w:p>
-    <w:p>
-      <w:pPr>
-        <w:pStyle w:val="Paragraph"/>
       </w:pPr>
       <w:r>
         <w:rPr>
           <w:rFonts w:hint="cs"/>
           <w:rtl/>
         </w:rPr>
-        <w:t xml:space="preserve">برای علامت‌گذاریِ رخدادهای موضعیِ غیرعادی—مانند کلونیِ مقاومِ نقطه‌ای یا حبابِ هوا—ناحیه‌ی جست‌وجو از شکلِ واقعیِ نامتقارنِ مرزِ هاله گرفته می‌شود؛ سیگنالِ باقیمانده با آستانه‌ی robust مبتنی بر MAD دوتایی می‌شود. این ماژول یک کارِ در حالِ انجام است، تاکنون روی نمونه‌ی واقعیِ دارای حباب اعتبارسنجی نشده. خروجیِ نهاییِ گزارش برای هر دیسک شامل مختصاتِ مرکز، قطرِ دیسک و قطرِ هاله (یا «تشکیل‌نشده»)، بر حسبِ میلی‌متر، است.</w:t>
-      </w:r>
-    </w:p>
-    <w:p>
-      <w:pPr>
-        <w:pStyle w:val="Heading1"/>
-      </w:pPr>
-      <w:r>
-        <w:rPr>
-          <w:b/>
-          <w:bCs/>
-          <w:rFonts w:hint="cs"/>
-          <w:rtl/>
-        </w:rPr>
-        <w:t xml:space="preserve">نتایج</w:t>
+        <w:t>تشخیص رخداد و حباب داخل هاله</w:t>
       </w:r>
     </w:p>
     <w:p>
@@ -838,7 +825,38 @@
           <w:rFonts w:hint="cs"/>
           <w:rtl/>
         </w:rPr>
-        <w:t xml:space="preserve">شکل ۵ خروجیِ کاملِ پایپ‌لاین—تشخیص دیسک، مرز هاله، و رخداد حباب—را روی یک عکسِ واقعی (۹ دیسک روی یک ظرف) نشان می‌دهد. جدول ۱ گزارشِ عددیِ متناظر را فهرست می‌کند: قطرِ دیسک‌ها از ۴٫۹ تا ۷٫۷mm و قطرِ هاله‌ها از ۵٫۶ تا ۱۷٫۷mm متغیر است، شاملِ چند دیسکِ عملاً بدونِ هاله (مقاوم)؛ ماژول ۱۷ نیز یک رخدادِ حباب گزارش کرد.</w:t>
+        <w:t>برای علامت‌گذاریِ رخدادهای موضعیِ غیرعادی—مانند کلونیِ مقاومِ نقطه‌ای یا حبابِ هوا—ناحیه‌ی جست‌وجو از شکلِ واقعیِ نامتقارنِ مرزِ هاله گرفته می‌شود؛ سیگنالِ باقیمانده با آستانه‌ی robust مبتنی بر MAD دوتایی می‌شود. این ماژول یک کارِ در حالِ انجام است، تاکنون روی نمونه‌ی واقعیِ دارای حباب اعتبارسنجی نشده. خروجیِ نهاییِ گزارش برای هر دیسک شامل مختصاتِ مرکز، قطرِ دیسک و قطرِ هاله (یا «تشکیل‌نشده»)، بر حسبِ میلی‌متر، است.</w:t>
+      </w:r>
+    </w:p>
+    <w:p>
+      <w:pPr>
+        <w:pStyle w:val="Heading1"/>
+      </w:pPr>
+      <w:r>
+        <w:rPr>
+          <w:rFonts w:hint="cs"/>
+          <w:rtl/>
+        </w:rPr>
+        <w:t>نتایج</w:t>
+      </w:r>
+    </w:p>
+    <w:p>
+      <w:pPr>
+        <w:pStyle w:val="Paragraph"/>
+      </w:pPr>
+      <w:r>
+        <w:rPr>
+          <w:rFonts w:hint="cs"/>
+          <w:rtl/>
+        </w:rPr>
+        <w:t xml:space="preserve">شکل ۵ خروجیِ کاملِ پایپ‌لاین—تشخیص دیسک، مرز هاله، و رخداد حباب—را روی یک عکسِ واقعی (۹ دیسک روی یک ظرف) نشان می‌دهد. جدول ۱ گزارشِ عددیِ متناظر را فهرست می‌کند: قطرِ دیسک‌ها از ۴٫۹ تا </w:t>
+      </w:r>
+      <w:r>
+        <w:rPr>
+          <w:rFonts w:hint="cs"/>
+          <w:rtl/>
+        </w:rPr>
+        <w:t>۷٫۷mm و قطرِ هاله‌ها از ۵٫۶ تا ۱۷٫۷mm متغیر است، شاملِ چند دیسکِ عملاً بدونِ هاله (مقاوم)؛ ماژول ۱۷ نیز یک رخدادِ حباب گزارش کرد.</w:t>
       </w:r>
     </w:p>
     <w:p>
@@ -850,7 +868,7 @@
           <w:noProof/>
         </w:rPr>
         <w:drawing>
-          <wp:inline distT="0" distB="0" distL="0" distR="0">
+          <wp:inline distT="0" distB="0" distL="0" distR="0" wp14:anchorId="733EE8DA" wp14:editId="4F77DA72">
             <wp:extent cx="821556" cy="1128271"/>
             <wp:effectExtent l="0" t="0" r="0" b="0"/>
             <wp:docPr id="107" name="Picture 107"/>
@@ -865,7 +883,7 @@
                     <pic:cNvPicPr/>
                   </pic:nvPicPr>
                   <pic:blipFill>
-                    <a:blip r:embed="rId26"/>
+                    <a:blip r:embed="rId13"/>
                     <a:stretch>
                       <a:fillRect/>
                     </a:stretch>
@@ -893,7 +911,7 @@
           <w:noProof/>
         </w:rPr>
         <w:drawing>
-          <wp:inline distT="0" distB="0" distL="0" distR="0">
+          <wp:inline distT="0" distB="0" distL="0" distR="0" wp14:anchorId="44042CF1" wp14:editId="6F3CF81C">
             <wp:extent cx="1086617" cy="1128271"/>
             <wp:effectExtent l="0" t="0" r="0" b="0"/>
             <wp:docPr id="108" name="Picture 108"/>
@@ -908,7 +926,7 @@
                     <pic:cNvPicPr/>
                   </pic:nvPicPr>
                   <pic:blipFill>
-                    <a:blip r:embed="rId27"/>
+                    <a:blip r:embed="rId14"/>
                     <a:stretch>
                       <a:fillRect/>
                     </a:stretch>
@@ -936,7 +954,7 @@
           <w:noProof/>
         </w:rPr>
         <w:drawing>
-          <wp:inline distT="0" distB="0" distL="0" distR="0">
+          <wp:inline distT="0" distB="0" distL="0" distR="0" wp14:anchorId="11072CDB" wp14:editId="5B508993">
             <wp:extent cx="864575" cy="1128271"/>
             <wp:effectExtent l="0" t="0" r="0" b="0"/>
             <wp:docPr id="109" name="Picture 109"/>
@@ -951,7 +969,7 @@
                     <pic:cNvPicPr/>
                   </pic:nvPicPr>
                   <pic:blipFill>
-                    <a:blip r:embed="rId28"/>
+                    <a:blip r:embed="rId15"/>
                     <a:stretch>
                       <a:fillRect/>
                     </a:stretch>
@@ -981,7 +999,7 @@
           <w:rFonts w:hint="cs"/>
           <w:rtl/>
         </w:rPr>
-        <w:t xml:space="preserve">شکل ۵: خروجی سرتاسریِ پایپ‌لاین روی یک نمونه‌ی واقعی. از راست به چپ: (الف) نتیجه‌ی نهاییِ ادغام برای تشخیص نُه دیسک، (ب) مرز نهاییِ هاله‌ی بازدارندگی برای هر دیسک، (پ) ناحیه‌ی جست‌وجوی رخداد/حباب؛ یک رخداد (دایره‌ی بنفش کوچک) نزدیکِ دیسکِ CZ30 شناسایی شد.</w:t>
+        <w:t>شکل ۵: خروجی سرتاسریِ پایپ‌لاین روی یک نمونه‌ی واقعی. از راست به چپ: (الف) نتیجه‌ی نهاییِ ادغام برای تشخیص نُه دیسک، (ب) مرز نهاییِ هاله‌ی بازدارندگی برای هر دیسک، (پ) ناحیه‌ی جست‌وجوی رخداد/حباب؛ یک رخداد (دایره‌ی بنفش کوچک) نزدیکِ دیسکِ CZ30 شناسایی شد.</w:t>
       </w:r>
     </w:p>
     <w:p>
@@ -993,7 +1011,7 @@
           <w:rFonts w:hint="cs"/>
           <w:rtl/>
         </w:rPr>
-        <w:t xml:space="preserve">جدول ۱: گزارش خروجی نهایی پایپ‌لاین برای یک ظرف واقعی (۹ دیسک، روش تشخیص ظرف: hough_fallback، اطمینان=۰٫۸۲).</w:t>
+        <w:t>جدول ۱: گزارش خروجی نهایی پایپ‌لاین برای یک ظرف واقعی (۹ دیسک، روش تشخیص ظرف: hough_fallback، اطمینان=۰٫۸۲).</w:t>
       </w:r>
     </w:p>
     <w:tbl>
@@ -1028,19 +1046,18 @@
           </w:tcPr>
           <w:p>
             <w:pPr>
-              <w:bidi/>
               <w:jc w:val="center"/>
             </w:pPr>
             <w:r>
               <w:rPr>
+                <w:rFonts w:hint="cs"/>
                 <w:b/>
                 <w:bCs/>
                 <w:sz w:val="15"/>
                 <w:szCs w:val="15"/>
-                <w:rFonts w:hint="cs"/>
                 <w:rtl/>
               </w:rPr>
-              <w:t xml:space="preserve">دیسک</w:t>
+              <w:t>دیسک</w:t>
             </w:r>
           </w:p>
         </w:tc>
@@ -1052,19 +1069,18 @@
           </w:tcPr>
           <w:p>
             <w:pPr>
-              <w:bidi/>
               <w:jc w:val="center"/>
             </w:pPr>
             <w:r>
               <w:rPr>
+                <w:rFonts w:hint="cs"/>
                 <w:b/>
                 <w:bCs/>
                 <w:sz w:val="15"/>
                 <w:szCs w:val="15"/>
-                <w:rFonts w:hint="cs"/>
                 <w:rtl/>
               </w:rPr>
-              <w:t xml:space="preserve">قطر دیسک (mm)</w:t>
+              <w:t>قطر دیسک (mm)</w:t>
             </w:r>
           </w:p>
         </w:tc>
@@ -1076,19 +1092,18 @@
           </w:tcPr>
           <w:p>
             <w:pPr>
-              <w:bidi/>
               <w:jc w:val="center"/>
             </w:pPr>
             <w:r>
               <w:rPr>
+                <w:rFonts w:hint="cs"/>
                 <w:b/>
                 <w:bCs/>
                 <w:sz w:val="15"/>
                 <w:szCs w:val="15"/>
-                <w:rFonts w:hint="cs"/>
                 <w:rtl/>
               </w:rPr>
-              <w:t xml:space="preserve">قطر هاله (mm)</w:t>
+              <w:t>قطر هاله (mm)</w:t>
             </w:r>
           </w:p>
         </w:tc>
@@ -1104,17 +1119,16 @@
           </w:tcPr>
           <w:p>
             <w:pPr>
-              <w:bidi/>
               <w:jc w:val="center"/>
             </w:pPr>
             <w:r>
               <w:rPr>
+                <w:rFonts w:hint="cs"/>
                 <w:sz w:val="15"/>
                 <w:szCs w:val="15"/>
-                <w:rFonts w:hint="cs"/>
                 <w:rtl/>
               </w:rPr>
-              <w:t xml:space="preserve">۱</w:t>
+              <w:t>۱</w:t>
             </w:r>
           </w:p>
         </w:tc>
@@ -1125,17 +1139,16 @@
           </w:tcPr>
           <w:p>
             <w:pPr>
-              <w:bidi/>
               <w:jc w:val="center"/>
             </w:pPr>
             <w:r>
               <w:rPr>
+                <w:rFonts w:hint="cs"/>
                 <w:sz w:val="15"/>
                 <w:szCs w:val="15"/>
-                <w:rFonts w:hint="cs"/>
                 <w:rtl/>
               </w:rPr>
-              <w:t xml:space="preserve">۷٫۷</w:t>
+              <w:t>۷٫۷</w:t>
             </w:r>
           </w:p>
         </w:tc>
@@ -1146,17 +1159,16 @@
           </w:tcPr>
           <w:p>
             <w:pPr>
-              <w:bidi/>
               <w:jc w:val="center"/>
             </w:pPr>
             <w:r>
               <w:rPr>
+                <w:rFonts w:hint="cs"/>
                 <w:sz w:val="15"/>
                 <w:szCs w:val="15"/>
-                <w:rFonts w:hint="cs"/>
                 <w:rtl/>
               </w:rPr>
-              <w:t xml:space="preserve">۱۷٫۷</w:t>
+              <w:t>۱۷٫۷</w:t>
             </w:r>
           </w:p>
         </w:tc>
@@ -1172,17 +1184,16 @@
           </w:tcPr>
           <w:p>
             <w:pPr>
-              <w:bidi/>
               <w:jc w:val="center"/>
             </w:pPr>
             <w:r>
               <w:rPr>
+                <w:rFonts w:hint="cs"/>
                 <w:sz w:val="15"/>
                 <w:szCs w:val="15"/>
-                <w:rFonts w:hint="cs"/>
                 <w:rtl/>
               </w:rPr>
-              <w:t xml:space="preserve">۲</w:t>
+              <w:t>۲</w:t>
             </w:r>
           </w:p>
         </w:tc>
@@ -1193,17 +1204,16 @@
           </w:tcPr>
           <w:p>
             <w:pPr>
-              <w:bidi/>
               <w:jc w:val="center"/>
             </w:pPr>
             <w:r>
               <w:rPr>
+                <w:rFonts w:hint="cs"/>
                 <w:sz w:val="15"/>
                 <w:szCs w:val="15"/>
-                <w:rFonts w:hint="cs"/>
                 <w:rtl/>
               </w:rPr>
-              <w:t xml:space="preserve">۵٫۰</w:t>
+              <w:t>۵٫۰</w:t>
             </w:r>
           </w:p>
         </w:tc>
@@ -1214,17 +1224,16 @@
           </w:tcPr>
           <w:p>
             <w:pPr>
-              <w:bidi/>
               <w:jc w:val="center"/>
             </w:pPr>
             <w:r>
               <w:rPr>
+                <w:rFonts w:hint="cs"/>
                 <w:sz w:val="15"/>
                 <w:szCs w:val="15"/>
-                <w:rFonts w:hint="cs"/>
                 <w:rtl/>
               </w:rPr>
-              <w:t xml:space="preserve">۵٫۸</w:t>
+              <w:t>۵٫۸</w:t>
             </w:r>
           </w:p>
         </w:tc>
@@ -1240,17 +1249,16 @@
           </w:tcPr>
           <w:p>
             <w:pPr>
-              <w:bidi/>
               <w:jc w:val="center"/>
             </w:pPr>
             <w:r>
               <w:rPr>
+                <w:rFonts w:hint="cs"/>
                 <w:sz w:val="15"/>
                 <w:szCs w:val="15"/>
-                <w:rFonts w:hint="cs"/>
                 <w:rtl/>
               </w:rPr>
-              <w:t xml:space="preserve">۳</w:t>
+              <w:t>۳</w:t>
             </w:r>
           </w:p>
         </w:tc>
@@ -1261,17 +1269,16 @@
           </w:tcPr>
           <w:p>
             <w:pPr>
-              <w:bidi/>
               <w:jc w:val="center"/>
             </w:pPr>
             <w:r>
               <w:rPr>
+                <w:rFonts w:hint="cs"/>
                 <w:sz w:val="15"/>
                 <w:szCs w:val="15"/>
-                <w:rFonts w:hint="cs"/>
                 <w:rtl/>
               </w:rPr>
-              <w:t xml:space="preserve">۴٫۹</w:t>
+              <w:t>۴٫۹</w:t>
             </w:r>
           </w:p>
         </w:tc>
@@ -1282,17 +1289,16 @@
           </w:tcPr>
           <w:p>
             <w:pPr>
-              <w:bidi/>
               <w:jc w:val="center"/>
             </w:pPr>
             <w:r>
               <w:rPr>
+                <w:rFonts w:hint="cs"/>
                 <w:sz w:val="15"/>
                 <w:szCs w:val="15"/>
-                <w:rFonts w:hint="cs"/>
                 <w:rtl/>
               </w:rPr>
-              <w:t xml:space="preserve">۵٫۷</w:t>
+              <w:t>۵٫۷</w:t>
             </w:r>
           </w:p>
         </w:tc>
@@ -1308,17 +1314,16 @@
           </w:tcPr>
           <w:p>
             <w:pPr>
-              <w:bidi/>
               <w:jc w:val="center"/>
             </w:pPr>
             <w:r>
               <w:rPr>
+                <w:rFonts w:hint="cs"/>
                 <w:sz w:val="15"/>
                 <w:szCs w:val="15"/>
-                <w:rFonts w:hint="cs"/>
                 <w:rtl/>
               </w:rPr>
-              <w:t xml:space="preserve">۴</w:t>
+              <w:t>۴</w:t>
             </w:r>
           </w:p>
         </w:tc>
@@ -1329,17 +1334,16 @@
           </w:tcPr>
           <w:p>
             <w:pPr>
-              <w:bidi/>
               <w:jc w:val="center"/>
             </w:pPr>
             <w:r>
               <w:rPr>
+                <w:rFonts w:hint="cs"/>
                 <w:sz w:val="15"/>
                 <w:szCs w:val="15"/>
-                <w:rFonts w:hint="cs"/>
                 <w:rtl/>
               </w:rPr>
-              <w:t xml:space="preserve">۴٫۹</w:t>
+              <w:t>۴٫۹</w:t>
             </w:r>
           </w:p>
         </w:tc>
@@ -1350,17 +1354,16 @@
           </w:tcPr>
           <w:p>
             <w:pPr>
-              <w:bidi/>
               <w:jc w:val="center"/>
             </w:pPr>
             <w:r>
               <w:rPr>
+                <w:rFonts w:hint="cs"/>
                 <w:sz w:val="15"/>
                 <w:szCs w:val="15"/>
-                <w:rFonts w:hint="cs"/>
                 <w:rtl/>
               </w:rPr>
-              <w:t xml:space="preserve">۵٫۷</w:t>
+              <w:t>۵٫۷</w:t>
             </w:r>
           </w:p>
         </w:tc>
@@ -1376,17 +1379,16 @@
           </w:tcPr>
           <w:p>
             <w:pPr>
-              <w:bidi/>
               <w:jc w:val="center"/>
             </w:pPr>
             <w:r>
               <w:rPr>
+                <w:rFonts w:hint="cs"/>
                 <w:sz w:val="15"/>
                 <w:szCs w:val="15"/>
-                <w:rFonts w:hint="cs"/>
                 <w:rtl/>
               </w:rPr>
-              <w:t xml:space="preserve">۵</w:t>
+              <w:t>۵</w:t>
             </w:r>
           </w:p>
         </w:tc>
@@ -1397,17 +1399,16 @@
           </w:tcPr>
           <w:p>
             <w:pPr>
-              <w:bidi/>
               <w:jc w:val="center"/>
             </w:pPr>
             <w:r>
               <w:rPr>
+                <w:rFonts w:hint="cs"/>
                 <w:sz w:val="15"/>
                 <w:szCs w:val="15"/>
-                <w:rFonts w:hint="cs"/>
                 <w:rtl/>
               </w:rPr>
-              <w:t xml:space="preserve">۴٫۹</w:t>
+              <w:t>۴٫۹</w:t>
             </w:r>
           </w:p>
         </w:tc>
@@ -1418,17 +1419,16 @@
           </w:tcPr>
           <w:p>
             <w:pPr>
-              <w:bidi/>
               <w:jc w:val="center"/>
             </w:pPr>
             <w:r>
               <w:rPr>
+                <w:rFonts w:hint="cs"/>
                 <w:sz w:val="15"/>
                 <w:szCs w:val="15"/>
-                <w:rFonts w:hint="cs"/>
                 <w:rtl/>
               </w:rPr>
-              <w:t xml:space="preserve">۱۳٫۲</w:t>
+              <w:t>۱۳٫۲</w:t>
             </w:r>
           </w:p>
         </w:tc>
@@ -1444,17 +1444,16 @@
           </w:tcPr>
           <w:p>
             <w:pPr>
-              <w:bidi/>
               <w:jc w:val="center"/>
             </w:pPr>
             <w:r>
               <w:rPr>
+                <w:rFonts w:hint="cs"/>
                 <w:sz w:val="15"/>
                 <w:szCs w:val="15"/>
-                <w:rFonts w:hint="cs"/>
                 <w:rtl/>
               </w:rPr>
-              <w:t xml:space="preserve">۶</w:t>
+              <w:t>۶</w:t>
             </w:r>
           </w:p>
         </w:tc>
@@ -1465,17 +1464,16 @@
           </w:tcPr>
           <w:p>
             <w:pPr>
-              <w:bidi/>
               <w:jc w:val="center"/>
             </w:pPr>
             <w:r>
               <w:rPr>
+                <w:rFonts w:hint="cs"/>
                 <w:sz w:val="15"/>
                 <w:szCs w:val="15"/>
-                <w:rFonts w:hint="cs"/>
                 <w:rtl/>
               </w:rPr>
-              <w:t xml:space="preserve">۴٫۹</w:t>
+              <w:t>۴٫۹</w:t>
             </w:r>
           </w:p>
         </w:tc>
@@ -1486,17 +1484,16 @@
           </w:tcPr>
           <w:p>
             <w:pPr>
-              <w:bidi/>
               <w:jc w:val="center"/>
             </w:pPr>
             <w:r>
               <w:rPr>
+                <w:rFonts w:hint="cs"/>
                 <w:sz w:val="15"/>
                 <w:szCs w:val="15"/>
-                <w:rFonts w:hint="cs"/>
                 <w:rtl/>
               </w:rPr>
-              <w:t xml:space="preserve">۵٫۷</w:t>
+              <w:t>۵٫۷</w:t>
             </w:r>
           </w:p>
         </w:tc>
@@ -1512,17 +1509,16 @@
           </w:tcPr>
           <w:p>
             <w:pPr>
-              <w:bidi/>
               <w:jc w:val="center"/>
             </w:pPr>
             <w:r>
               <w:rPr>
+                <w:rFonts w:hint="cs"/>
                 <w:sz w:val="15"/>
                 <w:szCs w:val="15"/>
-                <w:rFonts w:hint="cs"/>
                 <w:rtl/>
               </w:rPr>
-              <w:t xml:space="preserve">۷</w:t>
+              <w:t>۷</w:t>
             </w:r>
           </w:p>
         </w:tc>
@@ -1533,17 +1529,16 @@
           </w:tcPr>
           <w:p>
             <w:pPr>
-              <w:bidi/>
               <w:jc w:val="center"/>
             </w:pPr>
             <w:r>
               <w:rPr>
+                <w:rFonts w:hint="cs"/>
                 <w:sz w:val="15"/>
                 <w:szCs w:val="15"/>
-                <w:rFonts w:hint="cs"/>
                 <w:rtl/>
               </w:rPr>
-              <w:t xml:space="preserve">۴٫۹</w:t>
+              <w:t>۴٫۹</w:t>
             </w:r>
           </w:p>
         </w:tc>
@@ -1554,17 +1549,16 @@
           </w:tcPr>
           <w:p>
             <w:pPr>
-              <w:bidi/>
               <w:jc w:val="center"/>
             </w:pPr>
             <w:r>
               <w:rPr>
+                <w:rFonts w:hint="cs"/>
                 <w:sz w:val="15"/>
                 <w:szCs w:val="15"/>
-                <w:rFonts w:hint="cs"/>
                 <w:rtl/>
               </w:rPr>
-              <w:t xml:space="preserve">۵٫۷</w:t>
+              <w:t>۵٫۷</w:t>
             </w:r>
           </w:p>
         </w:tc>
@@ -1580,17 +1574,16 @@
           </w:tcPr>
           <w:p>
             <w:pPr>
-              <w:bidi/>
               <w:jc w:val="center"/>
             </w:pPr>
             <w:r>
               <w:rPr>
+                <w:rFonts w:hint="cs"/>
                 <w:sz w:val="15"/>
                 <w:szCs w:val="15"/>
-                <w:rFonts w:hint="cs"/>
                 <w:rtl/>
               </w:rPr>
-              <w:t xml:space="preserve">۸</w:t>
+              <w:t>۸</w:t>
             </w:r>
           </w:p>
         </w:tc>
@@ -1601,17 +1594,16 @@
           </w:tcPr>
           <w:p>
             <w:pPr>
-              <w:bidi/>
               <w:jc w:val="center"/>
             </w:pPr>
             <w:r>
               <w:rPr>
+                <w:rFonts w:hint="cs"/>
                 <w:sz w:val="15"/>
                 <w:szCs w:val="15"/>
-                <w:rFonts w:hint="cs"/>
                 <w:rtl/>
               </w:rPr>
-              <w:t xml:space="preserve">۷٫۷</w:t>
+              <w:t>۷٫۷</w:t>
             </w:r>
           </w:p>
         </w:tc>
@@ -1622,17 +1614,16 @@
           </w:tcPr>
           <w:p>
             <w:pPr>
-              <w:bidi/>
               <w:jc w:val="center"/>
             </w:pPr>
             <w:r>
               <w:rPr>
+                <w:rFonts w:hint="cs"/>
                 <w:sz w:val="15"/>
                 <w:szCs w:val="15"/>
-                <w:rFonts w:hint="cs"/>
                 <w:rtl/>
               </w:rPr>
-              <w:t xml:space="preserve">۸٫۹</w:t>
+              <w:t>۸٫۹</w:t>
             </w:r>
           </w:p>
         </w:tc>
@@ -1648,17 +1639,16 @@
           </w:tcPr>
           <w:p>
             <w:pPr>
-              <w:bidi/>
               <w:jc w:val="center"/>
             </w:pPr>
             <w:r>
               <w:rPr>
+                <w:rFonts w:hint="cs"/>
                 <w:sz w:val="15"/>
                 <w:szCs w:val="15"/>
-                <w:rFonts w:hint="cs"/>
                 <w:rtl/>
               </w:rPr>
-              <w:t xml:space="preserve">۹</w:t>
+              <w:t>۹</w:t>
             </w:r>
           </w:p>
         </w:tc>
@@ -1669,17 +1659,16 @@
           </w:tcPr>
           <w:p>
             <w:pPr>
-              <w:bidi/>
               <w:jc w:val="center"/>
             </w:pPr>
             <w:r>
               <w:rPr>
+                <w:rFonts w:hint="cs"/>
                 <w:sz w:val="15"/>
                 <w:szCs w:val="15"/>
-                <w:rFonts w:hint="cs"/>
                 <w:rtl/>
               </w:rPr>
-              <w:t xml:space="preserve">۵٫۱</w:t>
+              <w:t>۵٫۱</w:t>
             </w:r>
           </w:p>
         </w:tc>
@@ -1690,17 +1679,16 @@
           </w:tcPr>
           <w:p>
             <w:pPr>
-              <w:bidi/>
               <w:jc w:val="center"/>
             </w:pPr>
             <w:r>
               <w:rPr>
+                <w:rFonts w:hint="cs"/>
                 <w:sz w:val="15"/>
                 <w:szCs w:val="15"/>
-                <w:rFonts w:hint="cs"/>
                 <w:rtl/>
               </w:rPr>
-              <w:t xml:space="preserve">۹٫۰</w:t>
+              <w:t>۹٫۰</w:t>
             </w:r>
           </w:p>
         </w:tc>
@@ -1716,55 +1704,149 @@
           <w:rFonts w:hint="cs"/>
           <w:rtl/>
         </w:rPr>
-        <w:t xml:space="preserve">روی مجموعه‌ی ۷۸-عکسیِ اصلی، اعتبارسنجی عمدتاً کیفی/بصری بوده: هر تغییرِ الگوریتمی، پیش از قطعی‌شدن، روی چند عکسِ متنوع اجرا و overlay آن با بازرسیِ مستقیم تایید شده—از جمله رفعِ «پرتگاهِ ادغام» و رفعِ لنگرشدنِ مرزِ هاله (بخش ۲-۵)، که روی چند عکسِ چالشیِ پتریِ مربعی نیز بدونِ رگرسیون تکرار شد.</w:t>
+        <w:t>روی مجموعه‌ی ۷۸-عکسیِ اصلی، اعتبارسنجی عمدتاً کیفی/بصری بوده: هر تغییرِ الگوریتمی، پیش از قطعی‌شدن، روی چند عکسِ متنوع اجرا و overlay آن با بازرسیِ مستقیم تایید شده—از جمله رفعِ «پرتگاهِ ادغام» و رفعِ لنگرشدنِ مرزِ هاله (بخش ۲-۵)، که روی چند عکسِ چالشیِ پتریِ مربعی نیز بدونِ رگرسیون تکرار شد.</w:t>
       </w:r>
     </w:p>
     <w:p>
       <w:pPr>
         <w:pStyle w:val="Heading2"/>
-      </w:pPr>
-      <w:r>
-        <w:rPr>
-          <w:b/>
-          <w:bCs/>
-          <w:rFonts w:hint="cs"/>
-          <w:rtl/>
-        </w:rPr>
-        <w:t xml:space="preserve">ارزیابی کمّی در برابر Ground Truth</w:t>
-      </w:r>
-    </w:p>
-    <w:p>
-      <w:pPr>
-        <w:pStyle w:val="Paragraph"/>
       </w:pPr>
       <w:r>
         <w:rPr>
           <w:rFonts w:hint="cs"/>
           <w:rtl/>
         </w:rPr>
-        <w:t xml:space="preserve">برای ارزیابیِ کمّی، دیسک‌های یک زیرمجموعه‌ی مستقلِ ۱۱ عکسی با یک لوکیتورِ Hough-circle مجزا از پایپ‌لاینِ تحتِ ارزیابی شماره‌گذاری شدند—تا خطای سیستماتیکِ خودِ سیستم در حقیقتِ زمینی جذب نشود—و سپس هر دیسک توسط یک کارشناسِ آزمایشگاه، روی نسخه‌ی چاپیِ عکس، خوانده و ثبت شد (۹۳ دیسک؛ ۶۴ دارایِ قطرِ هاله‌ی ثبت‌شده، ۲۹ بدونِ هاله). ارزیابی با اجرایِ بدون‌تغییرِ نوت‌بوک روی هر عکس انجام و دیسک‌ها صرفاً بر اساسِ نزدیک‌ترینِ موقعیت (نه ترتیبِ داخلیِ پایپ‌لاین) تطبیق داده شدند. جدول ۲ نتایج را خلاصه می‌کند (خطای قطر با MAE، بایاس، و Bland–Altman </w:t>
-      </w:r>
-      <w:r>
-        <w:t xml:space="preserve">[11]</w:t>
-      </w:r>
+        <w:t>ارزیابی کمّی در برابر Ground Truth</w:t>
+      </w:r>
+    </w:p>
+    <w:p>
+      <w:pPr>
+        <w:pStyle w:val="Paragraph"/>
+      </w:pPr>
       <w:r>
         <w:rPr>
           <w:rFonts w:hint="cs"/>
           <w:rtl/>
         </w:rPr>
-        <w:t xml:space="preserve">)؛ این نتایج روی یک سیستمِ کاملاً مجزا نیز عیناً بازتولید شدند.</w:t>
-      </w:r>
-    </w:p>
-    <w:p>
-      <w:pPr>
-        <w:pStyle w:val="TableTitle"/>
-      </w:pPr>
+        <w:t xml:space="preserve">برای ارزیابیِ کمّی، دیسک‌های یک زیرمجموعه‌ی مستقلِ ۱۱ عکسی با یک لوکیتورِ </w:t>
+      </w:r>
+      <w:r>
+        <w:rPr>
+          <w:rFonts w:asciiTheme="majorBidi" w:hAnsiTheme="majorBidi" w:cstheme="majorBidi"/>
+          <w:rtl/>
+        </w:rPr>
+        <w:t>Hough-circle</w:t>
+      </w:r>
       <w:r>
         <w:rPr>
           <w:rFonts w:hint="cs"/>
           <w:rtl/>
         </w:rPr>
-        <w:t xml:space="preserve">جدول ۲: نتایجِ ارزیابیِ کمّی در برابرِ حقیقتِ زمینیِ کارشناسی (۱۱ عکس، ۹۳ دیسک).</w:t>
+        <w:t xml:space="preserve"> مجزا از پایپ‌لاینِ تحتِ ارزیابی شماره‌گذاری شدند—تا خطای سیستماتیکِ خودِ سیستم در </w:t>
+      </w:r>
+      <w:r>
+        <w:rPr>
+          <w:sz w:val="24"/>
+          <w:szCs w:val="28"/>
+        </w:rPr>
+        <w:t>Ground Truth</w:t>
+      </w:r>
+      <w:r>
+        <w:rPr>
+          <w:rFonts w:hint="cs"/>
+          <w:sz w:val="24"/>
+          <w:szCs w:val="28"/>
+          <w:rtl/>
+        </w:rPr>
+        <w:t xml:space="preserve"> </w:t>
+      </w:r>
+      <w:r>
+        <w:rPr>
+          <w:rFonts w:hint="cs"/>
+          <w:rtl/>
+        </w:rPr>
+        <w:t xml:space="preserve">جذب نشود—و سپس هر دیسک توسط یک کارشناسِ آزمایشگاه، روی نسخه‌ی چاپیِ عکس، خوانده و ثبت شد (۹۳ دیسک؛ ۶۴ </w:t>
+      </w:r>
+      <w:r>
+        <w:rPr>
+          <w:rFonts w:hint="cs"/>
+          <w:rtl/>
+        </w:rPr>
+        <w:t xml:space="preserve">دیسک </w:t>
+      </w:r>
+      <w:r>
+        <w:rPr>
+          <w:rFonts w:hint="cs"/>
+          <w:rtl/>
+        </w:rPr>
+        <w:t xml:space="preserve">دارایِ قطرِ هاله‌ی ثبت‌شده، ۲۹ </w:t>
+      </w:r>
+      <w:r>
+        <w:rPr>
+          <w:rFonts w:hint="cs"/>
+          <w:rtl/>
+        </w:rPr>
+        <w:t xml:space="preserve">دیسک </w:t>
+      </w:r>
+      <w:r>
+        <w:rPr>
+          <w:rFonts w:hint="cs"/>
+          <w:rtl/>
+        </w:rPr>
+        <w:t xml:space="preserve">بدونِ هاله). ارزیابی با اجرایِ بدون‌تغییرِ نوت‌بوک روی هر عکس انجام و دیسک‌ها صرفاً بر اساسِ نزدیک‌ترینِ موقعیت (نه ترتیبِ داخلیِ پایپ‌لاین) تطبیق داده شدند. جدول ۲ نتایج را خلاصه می‌کند (خطای قطر با MAE، بایاس، و Bland–Altman </w:t>
+      </w:r>
+      <w:r>
+        <w:t>[11]</w:t>
+      </w:r>
+      <w:r>
+        <w:rPr>
+          <w:rFonts w:hint="cs"/>
+          <w:rtl/>
+        </w:rPr>
+        <w:t>)؛ این نتایج روی یک سیستمِ کاملاً مجزا نیز عیناً بازتولید شدند.</w:t>
+      </w:r>
+    </w:p>
+    <w:p>
+      <w:pPr>
+        <w:pStyle w:val="TableTitle"/>
+      </w:pPr>
+      <w:r>
+        <w:rPr>
+          <w:rFonts w:hint="cs"/>
+          <w:rtl/>
+        </w:rPr>
+        <w:t>جدول ۲: نتایجِ ارزیابیِ کمّی در برابرِ</w:t>
+      </w:r>
+      <w:r>
+        <w:rPr>
+          <w:rFonts w:hint="cs"/>
+          <w:sz w:val="14"/>
+          <w:szCs w:val="14"/>
+          <w:rtl/>
+        </w:rPr>
+        <w:t xml:space="preserve"> </w:t>
+      </w:r>
+      <w:r>
+        <w:rPr>
+          <w:szCs w:val="20"/>
+        </w:rPr>
+        <w:t>Ground Truth</w:t>
+      </w:r>
+      <w:r>
+        <w:rPr>
+          <w:rFonts w:hint="cs"/>
+          <w:sz w:val="14"/>
+          <w:szCs w:val="14"/>
+          <w:rtl/>
+        </w:rPr>
+        <w:t xml:space="preserve"> </w:t>
+      </w:r>
+      <w:r>
+        <w:rPr>
+          <w:rFonts w:hint="cs"/>
+          <w:rtl/>
+        </w:rPr>
+        <w:t>کارشناسی (۱۱ عکس، ۹۳ دیسک).</w:t>
       </w:r>
     </w:p>
     <w:tbl>
@@ -1782,8 +1864,8 @@
         <w:tblLook w:val="04A0" w:firstRow="1" w:lastRow="0" w:firstColumn="1" w:lastColumn="0" w:noHBand="0" w:noVBand="1"/>
       </w:tblPr>
       <w:tblGrid>
-        <w:gridCol w:w="2350"/>
-        <w:gridCol w:w="2250"/>
+        <w:gridCol w:w="2087"/>
+        <w:gridCol w:w="2513"/>
       </w:tblGrid>
       <w:tr>
         <w:trPr>
@@ -1792,49 +1874,47 @@
         </w:trPr>
         <w:tc>
           <w:tcPr>
-            <w:tcW w:w="2350" w:type="dxa"/>
+            <w:tcW w:w="2087" w:type="dxa"/>
             <w:shd w:val="clear" w:color="auto" w:fill="D9D9D9"/>
             <w:vAlign w:val="center"/>
           </w:tcPr>
           <w:p>
             <w:pPr>
-              <w:bidi/>
               <w:jc w:val="center"/>
             </w:pPr>
             <w:r>
               <w:rPr>
+                <w:rFonts w:hint="cs"/>
                 <w:b/>
                 <w:bCs/>
                 <w:sz w:val="15"/>
                 <w:szCs w:val="15"/>
-                <w:rFonts w:hint="cs"/>
                 <w:rtl/>
               </w:rPr>
-              <w:t xml:space="preserve">معیار</w:t>
+              <w:t>معیار</w:t>
             </w:r>
           </w:p>
         </w:tc>
         <w:tc>
           <w:tcPr>
-            <w:tcW w:w="2250" w:type="dxa"/>
+            <w:tcW w:w="2513" w:type="dxa"/>
             <w:shd w:val="clear" w:color="auto" w:fill="D9D9D9"/>
             <w:vAlign w:val="center"/>
           </w:tcPr>
           <w:p>
             <w:pPr>
-              <w:bidi/>
               <w:jc w:val="center"/>
             </w:pPr>
             <w:r>
               <w:rPr>
+                <w:rFonts w:hint="cs"/>
                 <w:b/>
                 <w:bCs/>
                 <w:sz w:val="15"/>
                 <w:szCs w:val="15"/>
-                <w:rFonts w:hint="cs"/>
                 <w:rtl/>
               </w:rPr>
-              <w:t xml:space="preserve">مقدار</w:t>
+              <w:t>مقدار</w:t>
             </w:r>
           </w:p>
         </w:tc>
@@ -1845,33 +1925,31 @@
         </w:trPr>
         <w:tc>
           <w:tcPr>
-            <w:tcW w:w="2350" w:type="dxa"/>
+            <w:tcW w:w="2087" w:type="dxa"/>
             <w:vAlign w:val="center"/>
           </w:tcPr>
           <w:p>
             <w:pPr>
-              <w:bidi/>
               <w:jc w:val="center"/>
             </w:pPr>
             <w:r>
               <w:rPr>
+                <w:rFonts w:hint="cs"/>
                 <w:sz w:val="15"/>
                 <w:szCs w:val="15"/>
-                <w:rFonts w:hint="cs"/>
                 <w:rtl/>
               </w:rPr>
-              <w:t xml:space="preserve">تشخیصِ ظرفِ پتری (۱۱ عکس)</w:t>
+              <w:t>تشخیصِ ظرفِ پتری (۱۱ عکس)</w:t>
             </w:r>
           </w:p>
         </w:tc>
         <w:tc>
           <w:tcPr>
-            <w:tcW w:w="2250" w:type="dxa"/>
+            <w:tcW w:w="2513" w:type="dxa"/>
             <w:vAlign w:val="center"/>
           </w:tcPr>
           <w:p>
             <w:pPr>
-              <w:bidi/>
               <w:jc w:val="center"/>
             </w:pPr>
             <w:r>
@@ -1879,7 +1957,7 @@
                 <w:sz w:val="15"/>
                 <w:szCs w:val="15"/>
               </w:rPr>
-              <w:t xml:space="preserve">۱۱/۱۱ (۱۰۰٪)</w:t>
+              <w:t>۱۱/۱۱ (۱۰۰٪)</w:t>
             </w:r>
           </w:p>
         </w:tc>
@@ -1890,19 +1968,18 @@
         </w:trPr>
         <w:tc>
           <w:tcPr>
-            <w:tcW w:w="2350" w:type="dxa"/>
+            <w:tcW w:w="2087" w:type="dxa"/>
             <w:vAlign w:val="center"/>
           </w:tcPr>
           <w:p>
             <w:pPr>
-              <w:bidi/>
               <w:jc w:val="center"/>
             </w:pPr>
             <w:r>
               <w:rPr>
+                <w:rFonts w:hint="cs"/>
                 <w:sz w:val="15"/>
                 <w:szCs w:val="15"/>
-                <w:rFonts w:hint="cs"/>
                 <w:rtl/>
               </w:rPr>
               <w:t xml:space="preserve">تشخیصِ دیسک: </w:t>
@@ -1912,13 +1989,13 @@
                 <w:sz w:val="15"/>
                 <w:szCs w:val="15"/>
               </w:rPr>
-              <w:t xml:space="preserve">Precision / Recall / F1</w:t>
+              <w:t>Precision / Recall / F1</w:t>
             </w:r>
             <w:r>
               <w:rPr>
+                <w:rFonts w:hint="cs"/>
                 <w:sz w:val="15"/>
                 <w:szCs w:val="15"/>
-                <w:rFonts w:hint="cs"/>
                 <w:rtl/>
               </w:rPr>
               <w:t xml:space="preserve"> (۹۳ دیسک)</w:t>
@@ -1927,20 +2004,59 @@
         </w:tc>
         <w:tc>
           <w:tcPr>
-            <w:tcW w:w="2250" w:type="dxa"/>
+            <w:tcW w:w="2513" w:type="dxa"/>
             <w:vAlign w:val="center"/>
           </w:tcPr>
           <w:p>
             <w:pPr>
-              <w:bidi/>
               <w:jc w:val="center"/>
+              <w:rPr>
+                <w:rFonts w:hint="cs"/>
+                <w:sz w:val="15"/>
+                <w:szCs w:val="15"/>
+                <w:rtl/>
+                <w:lang w:bidi="fa-IR"/>
+              </w:rPr>
             </w:pPr>
             <w:r>
               <w:rPr>
+                <w:rFonts w:hint="cs"/>
                 <w:sz w:val="15"/>
                 <w:szCs w:val="15"/>
+                <w:rtl/>
+                <w:lang w:bidi="fa-IR"/>
               </w:rPr>
-              <w:t xml:space="preserve">۰٫۹۸۹ / ۰٫۹۷۸ / ۰٫۹۸۴</w:t>
+              <w:t>۹۸</w:t>
+            </w:r>
+            <w:r>
+              <w:rPr>
+                <w:rFonts w:hint="cs"/>
+                <w:sz w:val="15"/>
+                <w:szCs w:val="15"/>
+                <w:rtl/>
+                <w:lang w:bidi="fa-IR"/>
+              </w:rPr>
+              <w:t>۴</w:t>
+            </w:r>
+            <w:r>
+              <w:rPr>
+                <w:rFonts w:hint="cs"/>
+                <w:sz w:val="15"/>
+                <w:szCs w:val="15"/>
+                <w:rtl/>
+                <w:lang w:bidi="fa-IR"/>
+              </w:rPr>
+              <w:t>/۰</w:t>
+            </w:r>
+            <w:r>
+              <w:rPr>
+                <w:rFonts w:hint="cs"/>
+                <w:sz w:val="15"/>
+                <w:szCs w:val="15"/>
+                <w:rtl/>
+                <w:lang w:bidi="fa-IR"/>
+              </w:rPr>
+              <w:t>، ۹۷۹/۰، ۹۸۹/۰</w:t>
             </w:r>
           </w:p>
         </w:tc>
@@ -1951,19 +2067,18 @@
         </w:trPr>
         <w:tc>
           <w:tcPr>
-            <w:tcW w:w="2350" w:type="dxa"/>
+            <w:tcW w:w="2087" w:type="dxa"/>
             <w:vAlign w:val="center"/>
           </w:tcPr>
           <w:p>
             <w:pPr>
-              <w:bidi/>
               <w:jc w:val="center"/>
             </w:pPr>
             <w:r>
               <w:rPr>
+                <w:rFonts w:hint="cs"/>
                 <w:sz w:val="15"/>
                 <w:szCs w:val="15"/>
-                <w:rFonts w:hint="cs"/>
                 <w:rtl/>
               </w:rPr>
               <w:t xml:space="preserve">حضورِ هاله: </w:t>
@@ -1973,13 +2088,13 @@
                 <w:sz w:val="15"/>
                 <w:szCs w:val="15"/>
               </w:rPr>
-              <w:t xml:space="preserve">Accuracy / Precision / Recall</w:t>
+              <w:t>Accuracy / Precision / Recall</w:t>
             </w:r>
             <w:r>
               <w:rPr>
+                <w:rFonts w:hint="cs"/>
                 <w:sz w:val="15"/>
                 <w:szCs w:val="15"/>
-                <w:rFonts w:hint="cs"/>
                 <w:rtl/>
               </w:rPr>
               <w:t xml:space="preserve"> </w:t>
@@ -1989,26 +2104,35 @@
                 <w:sz w:val="15"/>
                 <w:szCs w:val="15"/>
               </w:rPr>
-              <w:t xml:space="preserve">(n=۹۱)</w:t>
+              <w:t>(n=۹۱)</w:t>
             </w:r>
           </w:p>
         </w:tc>
         <w:tc>
           <w:tcPr>
-            <w:tcW w:w="2250" w:type="dxa"/>
+            <w:tcW w:w="2513" w:type="dxa"/>
             <w:vAlign w:val="center"/>
           </w:tcPr>
           <w:p>
             <w:pPr>
-              <w:bidi/>
               <w:jc w:val="center"/>
+              <w:rPr>
+                <w:rFonts w:hint="cs"/>
+                <w:sz w:val="15"/>
+                <w:szCs w:val="15"/>
+                <w:rtl/>
+                <w:lang w:bidi="fa-IR"/>
+              </w:rPr>
             </w:pPr>
             <w:r>
               <w:rPr>
+                <w:rFonts w:hint="cs"/>
                 <w:sz w:val="15"/>
                 <w:szCs w:val="15"/>
+                <w:rtl/>
+                <w:lang w:bidi="fa-IR"/>
               </w:rPr>
-              <w:t xml:space="preserve">۰٫۷۸۰ / ۰٫۸۰۳ / ۰٫۹۰۵</w:t>
+              <w:t>۹۰۵/۰، ۸۰۳/۰، ۷۸۰/۰</w:t>
             </w:r>
           </w:p>
         </w:tc>
@@ -2019,21 +2143,21 @@
         </w:trPr>
         <w:tc>
           <w:tcPr>
-            <w:tcW w:w="2350" w:type="dxa"/>
+            <w:tcW w:w="2087" w:type="dxa"/>
             <w:vAlign w:val="center"/>
           </w:tcPr>
           <w:p>
             <w:pPr>
-              <w:bidi/>
               <w:jc w:val="center"/>
             </w:pPr>
             <w:r>
               <w:rPr>
+                <w:rFonts w:hint="cs"/>
                 <w:sz w:val="15"/>
                 <w:szCs w:val="15"/>
-                <w:rFonts w:hint="cs"/>
                 <w:rtl/>
               </w:rPr>
+              <w:lastRenderedPageBreak/>
               <w:t xml:space="preserve">قطرِ هاله: MAE، بایاس و حدودِ توافقِ ۹۵٪ </w:t>
             </w:r>
             <w:r>
@@ -2041,26 +2165,124 @@
                 <w:sz w:val="15"/>
                 <w:szCs w:val="15"/>
               </w:rPr>
-              <w:t xml:space="preserve">(n=۵۷)</w:t>
+              <w:t>(n=۵۷)</w:t>
             </w:r>
           </w:p>
         </w:tc>
         <w:tc>
           <w:tcPr>
-            <w:tcW w:w="2250" w:type="dxa"/>
+            <w:tcW w:w="2513" w:type="dxa"/>
             <w:vAlign w:val="center"/>
           </w:tcPr>
           <w:p>
             <w:pPr>
-              <w:bidi/>
               <w:jc w:val="center"/>
+              <w:rPr>
+                <w:rFonts w:asciiTheme="majorBidi" w:hAnsiTheme="majorBidi" w:cstheme="majorBidi"/>
+                <w:sz w:val="15"/>
+                <w:szCs w:val="15"/>
+                <w:lang w:bidi="fa-IR"/>
+              </w:rPr>
             </w:pPr>
             <w:r>
               <w:rPr>
+                <w:rFonts w:asciiTheme="majorBidi" w:hAnsiTheme="majorBidi" w:cstheme="majorBidi"/>
                 <w:sz w:val="15"/>
                 <w:szCs w:val="15"/>
+                <w:lang w:bidi="fa-IR"/>
               </w:rPr>
-              <w:t xml:space="preserve">۵٫۵۰ / −۰٫۵۳ / [−۱۶٫۱،+۱۵٫۱] mm</w:t>
+              <w:t>] mm</w:t>
+            </w:r>
+            <w:r>
+              <w:rPr>
+                <w:rFonts w:asciiTheme="majorBidi" w:hAnsiTheme="majorBidi" w:cstheme="majorBidi"/>
+                <w:sz w:val="15"/>
+                <w:szCs w:val="15"/>
+                <w:rtl/>
+                <w:lang w:bidi="fa-IR"/>
+              </w:rPr>
+              <w:t>۱۲/۱۶-</w:t>
+            </w:r>
+            <w:r>
+              <w:rPr>
+                <w:rFonts w:asciiTheme="majorBidi" w:hAnsiTheme="majorBidi" w:cstheme="majorBidi" w:hint="cs"/>
+                <w:sz w:val="15"/>
+                <w:szCs w:val="15"/>
+                <w:rtl/>
+                <w:lang w:bidi="fa-IR"/>
+              </w:rPr>
+              <w:t xml:space="preserve"> ،</w:t>
+            </w:r>
+            <w:r>
+              <w:rPr>
+                <w:rFonts w:asciiTheme="majorBidi" w:hAnsiTheme="majorBidi" w:cstheme="majorBidi"/>
+                <w:sz w:val="15"/>
+                <w:szCs w:val="15"/>
+                <w:rtl/>
+                <w:lang w:bidi="fa-IR"/>
+              </w:rPr>
+              <w:t xml:space="preserve"> ۰۵/۱۵</w:t>
+            </w:r>
+            <w:proofErr w:type="gramStart"/>
+            <w:r>
+              <w:rPr>
+                <w:rFonts w:asciiTheme="majorBidi" w:hAnsiTheme="majorBidi" w:cstheme="majorBidi"/>
+                <w:sz w:val="15"/>
+                <w:szCs w:val="15"/>
+                <w:rtl/>
+                <w:lang w:bidi="fa-IR"/>
+              </w:rPr>
+              <w:t>+</w:t>
+            </w:r>
+            <w:r>
+              <w:rPr>
+                <w:rFonts w:asciiTheme="majorBidi" w:hAnsiTheme="majorBidi" w:cstheme="majorBidi"/>
+                <w:sz w:val="15"/>
+                <w:szCs w:val="15"/>
+                <w:lang w:bidi="fa-IR"/>
+              </w:rPr>
+              <w:t>[</w:t>
+            </w:r>
+            <w:proofErr w:type="gramEnd"/>
+            <w:r>
+              <w:rPr>
+                <w:rFonts w:asciiTheme="majorBidi" w:hAnsiTheme="majorBidi" w:cstheme="majorBidi" w:hint="cs"/>
+                <w:sz w:val="15"/>
+                <w:szCs w:val="15"/>
+                <w:rtl/>
+                <w:lang w:bidi="fa-IR"/>
+              </w:rPr>
+              <w:t>،</w:t>
+            </w:r>
+            <w:r>
+              <w:rPr>
+                <w:rFonts w:asciiTheme="majorBidi" w:hAnsiTheme="majorBidi" w:cstheme="majorBidi"/>
+                <w:sz w:val="15"/>
+                <w:szCs w:val="15"/>
+                <w:rtl/>
+                <w:lang w:bidi="fa-IR"/>
+              </w:rPr>
+              <w:t xml:space="preserve"> ۵۳/۰-</w:t>
+            </w:r>
+            <w:r>
+              <w:rPr>
+                <w:rFonts w:asciiTheme="majorBidi" w:hAnsiTheme="majorBidi" w:cstheme="majorBidi" w:hint="cs"/>
+                <w:sz w:val="15"/>
+                <w:szCs w:val="15"/>
+                <w:rtl/>
+                <w:lang w:bidi="fa-IR"/>
+              </w:rPr>
+              <w:t xml:space="preserve"> ،</w:t>
+            </w:r>
+            <w:r>
+              <w:rPr>
+                <w:rFonts w:asciiTheme="majorBidi" w:hAnsiTheme="majorBidi" w:cstheme="majorBidi"/>
+                <w:sz w:val="15"/>
+                <w:szCs w:val="15"/>
+                <w:rtl/>
+                <w:lang w:bidi="fa-IR"/>
+              </w:rPr>
+              <w:t xml:space="preserve"> ۵۰/۵</w:t>
             </w:r>
           </w:p>
         </w:tc>
@@ -2071,19 +2293,18 @@
         </w:trPr>
         <w:tc>
           <w:tcPr>
-            <w:tcW w:w="2350" w:type="dxa"/>
+            <w:tcW w:w="2087" w:type="dxa"/>
             <w:vAlign w:val="center"/>
           </w:tcPr>
           <w:p>
             <w:pPr>
-              <w:bidi/>
               <w:jc w:val="center"/>
             </w:pPr>
             <w:r>
               <w:rPr>
+                <w:rFonts w:hint="cs"/>
                 <w:sz w:val="15"/>
                 <w:szCs w:val="15"/>
-                <w:rFonts w:hint="cs"/>
                 <w:rtl/>
               </w:rPr>
               <w:t xml:space="preserve">قطرِ دیسک (خودسازگاری): MAE و بایاس </w:t>
@@ -2093,26 +2314,47 @@
                 <w:sz w:val="15"/>
                 <w:szCs w:val="15"/>
               </w:rPr>
-              <w:t xml:space="preserve">(n=۹۱)</w:t>
+              <w:t>(n=۹۱)</w:t>
             </w:r>
           </w:p>
         </w:tc>
         <w:tc>
           <w:tcPr>
-            <w:tcW w:w="2250" w:type="dxa"/>
+            <w:tcW w:w="2513" w:type="dxa"/>
             <w:vAlign w:val="center"/>
           </w:tcPr>
           <w:p>
             <w:pPr>
-              <w:bidi/>
               <w:jc w:val="center"/>
+              <w:rPr>
+                <w:rFonts w:hint="cs"/>
+                <w:lang w:bidi="fa-IR"/>
+              </w:rPr>
             </w:pPr>
             <w:r>
               <w:rPr>
                 <w:sz w:val="15"/>
                 <w:szCs w:val="15"/>
               </w:rPr>
-              <w:t xml:space="preserve">۰٫۱۷ / ۰٫۰۰ mm</w:t>
+              <w:t>mm</w:t>
+            </w:r>
+            <w:r>
+              <w:rPr>
+                <w:rFonts w:hint="cs"/>
+                <w:sz w:val="15"/>
+                <w:szCs w:val="15"/>
+                <w:rtl/>
+              </w:rPr>
+              <w:t xml:space="preserve"> </w:t>
+            </w:r>
+            <w:r>
+              <w:rPr>
+                <w:rFonts w:hint="cs"/>
+                <w:sz w:val="15"/>
+                <w:szCs w:val="15"/>
+                <w:rtl/>
+              </w:rPr>
+              <w:t>۰۰/۰ ، ۱۷/۰</w:t>
             </w:r>
           </w:p>
         </w:tc>
@@ -2125,38 +2367,34 @@
       </w:pPr>
       <w:r>
         <w:rPr>
-          <w:b/>
-          <w:bCs/>
           <w:rFonts w:hint="cs"/>
           <w:rtl/>
         </w:rPr>
-        <w:t xml:space="preserve">بحث</w:t>
+        <w:t>بحث</w:t>
       </w:r>
     </w:p>
     <w:p>
       <w:pPr>
         <w:pStyle w:val="Heading2"/>
-      </w:pPr>
-      <w:r>
-        <w:rPr>
-          <w:b/>
-          <w:bCs/>
-          <w:rFonts w:hint="cs"/>
-          <w:rtl/>
-        </w:rPr>
-        <w:t xml:space="preserve">مقایسه‌ی طراحی‌های پذیرفته‌شده در برابر ردشده</w:t>
-      </w:r>
-    </w:p>
-    <w:p>
-      <w:pPr>
-        <w:pStyle w:val="Paragraph"/>
       </w:pPr>
       <w:r>
         <w:rPr>
           <w:rFonts w:hint="cs"/>
           <w:rtl/>
         </w:rPr>
-        <w:t xml:space="preserve">تصمیم‌های نهاییِ این پایپ‌لاین از آزمایشِ تجربیِ مقایسه‌ای به‌دست آمده‌اند، نه از اولین ایده. جدول ۳ مهم‌ترین طراحی‌های ردشده، دلیلِ ردشدن هرکدام، و طراحیِ نهاییِ جایگزین را خلاصه می‌کند؛ این رد‌شدن‌ها خودشان محتوای علمیِ معتبری‌اند.</w:t>
+        <w:t>مقایسه‌ی طراحی‌های پذیرفته‌شده در برابر ردشده</w:t>
+      </w:r>
+    </w:p>
+    <w:p>
+      <w:pPr>
+        <w:pStyle w:val="Paragraph"/>
+      </w:pPr>
+      <w:r>
+        <w:rPr>
+          <w:rFonts w:hint="cs"/>
+          <w:rtl/>
+        </w:rPr>
+        <w:t>تصمیم‌های نهاییِ این پایپ‌لاین از آزمایشِ تجربیِ مقایسه‌ای به‌دست آمده‌اند، نه از اولین ایده. جدول ۳ مهم‌ترین طراحی‌های ردشده، دلیلِ ردشدن هرکدام، و طراحیِ نهاییِ جایگزین را خلاصه می‌کند؛ این رد‌شدن‌ها خودشان محتوای علمیِ معتبری‌اند.</w:t>
       </w:r>
     </w:p>
     <w:p>
@@ -2174,13 +2412,21 @@
     <w:p>
       <w:pPr>
         <w:pStyle w:val="TableTitle"/>
+        <w:rPr>
+          <w:rtl/>
+        </w:rPr>
+      </w:pPr>
+    </w:p>
+    <w:p>
+      <w:pPr>
+        <w:pStyle w:val="TableTitle"/>
       </w:pPr>
       <w:r>
         <w:rPr>
           <w:rFonts w:hint="cs"/>
           <w:rtl/>
         </w:rPr>
-        <w:t xml:space="preserve">جدول ۳: مقایسه‌ی طراحی‌های پذیرفته‌شده در برابر ردشده به تفکیک ماژول (خلاصه‌شده از تاریخچه‌ی توسعه).</w:t>
+        <w:t>جدول ۳: مقایسه‌ی طراحی‌های پذیرفته‌شده در برابر ردشده به تفکیک ماژول (خلاصه‌شده از تاریخچه‌ی توسعه).</w:t>
       </w:r>
     </w:p>
     <w:tbl>
@@ -2216,19 +2462,18 @@
           </w:tcPr>
           <w:p>
             <w:pPr>
-              <w:bidi/>
               <w:jc w:val="center"/>
             </w:pPr>
             <w:r>
               <w:rPr>
+                <w:rFonts w:hint="cs"/>
                 <w:b/>
                 <w:bCs/>
                 <w:sz w:val="15"/>
                 <w:szCs w:val="15"/>
-                <w:rFonts w:hint="cs"/>
                 <w:rtl/>
               </w:rPr>
-              <w:t xml:space="preserve">ماژول</w:t>
+              <w:t>ماژول</w:t>
             </w:r>
           </w:p>
         </w:tc>
@@ -2240,19 +2485,18 @@
           </w:tcPr>
           <w:p>
             <w:pPr>
-              <w:bidi/>
               <w:jc w:val="center"/>
             </w:pPr>
             <w:r>
               <w:rPr>
+                <w:rFonts w:hint="cs"/>
                 <w:b/>
                 <w:bCs/>
                 <w:sz w:val="15"/>
                 <w:szCs w:val="15"/>
-                <w:rFonts w:hint="cs"/>
                 <w:rtl/>
               </w:rPr>
-              <w:t xml:space="preserve">طراحی ردشده</w:t>
+              <w:t>طراحی ردشده</w:t>
             </w:r>
           </w:p>
         </w:tc>
@@ -2264,19 +2508,18 @@
           </w:tcPr>
           <w:p>
             <w:pPr>
-              <w:bidi/>
               <w:jc w:val="center"/>
             </w:pPr>
             <w:r>
               <w:rPr>
+                <w:rFonts w:hint="cs"/>
                 <w:b/>
                 <w:bCs/>
                 <w:sz w:val="15"/>
                 <w:szCs w:val="15"/>
-                <w:rFonts w:hint="cs"/>
                 <w:rtl/>
               </w:rPr>
-              <w:t xml:space="preserve">دلیل رد</w:t>
+              <w:t>دلیل رد</w:t>
             </w:r>
           </w:p>
         </w:tc>
@@ -2288,19 +2531,18 @@
           </w:tcPr>
           <w:p>
             <w:pPr>
-              <w:bidi/>
               <w:jc w:val="center"/>
             </w:pPr>
             <w:r>
               <w:rPr>
+                <w:rFonts w:hint="cs"/>
                 <w:b/>
                 <w:bCs/>
                 <w:sz w:val="15"/>
                 <w:szCs w:val="15"/>
-                <w:rFonts w:hint="cs"/>
                 <w:rtl/>
               </w:rPr>
-              <w:t xml:space="preserve">طراحی نهایی</w:t>
+              <w:t>طراحی نهایی</w:t>
             </w:r>
           </w:p>
         </w:tc>
@@ -2316,17 +2558,16 @@
           </w:tcPr>
           <w:p>
             <w:pPr>
-              <w:bidi/>
               <w:jc w:val="center"/>
             </w:pPr>
             <w:r>
               <w:rPr>
+                <w:rFonts w:hint="cs"/>
                 <w:sz w:val="15"/>
                 <w:szCs w:val="15"/>
-                <w:rFonts w:hint="cs"/>
                 <w:rtl/>
               </w:rPr>
-              <w:t xml:space="preserve">تشخیص پتری</w:t>
+              <w:t>تشخیص پتری</w:t>
             </w:r>
           </w:p>
         </w:tc>
@@ -2337,17 +2578,16 @@
           </w:tcPr>
           <w:p>
             <w:pPr>
-              <w:bidi/>
               <w:jc w:val="center"/>
             </w:pPr>
             <w:r>
               <w:rPr>
+                <w:rFonts w:hint="cs"/>
                 <w:sz w:val="15"/>
                 <w:szCs w:val="15"/>
-                <w:rFonts w:hint="cs"/>
                 <w:rtl/>
               </w:rPr>
-              <w:t xml:space="preserve">شکستنِ پتری با واترشد (Watershed-splitting)</w:t>
+              <w:t>شکستنِ پتری با واترشد (Watershed-splitting)</w:t>
             </w:r>
           </w:p>
         </w:tc>
@@ -2358,17 +2598,16 @@
           </w:tcPr>
           <w:p>
             <w:pPr>
-              <w:bidi/>
               <w:jc w:val="center"/>
             </w:pPr>
             <w:r>
               <w:rPr>
+                <w:rFonts w:hint="cs"/>
                 <w:sz w:val="15"/>
                 <w:szCs w:val="15"/>
-                <w:rFonts w:hint="cs"/>
                 <w:rtl/>
               </w:rPr>
-              <w:t xml:space="preserve">قله‌های کاذبِ تبدیل فاصله روی پتری‌های سالم—به‌ویژه مربعی—ظرفِ کامل را به قطعاتِ کوچک‌تر می‌شکست</w:t>
+              <w:t>قله‌های کاذبِ تبدیل فاصله روی پتری‌های سالم—به‌ویژه مربعی—ظرفِ کامل را به قطعاتِ کوچک‌تر می‌شکست</w:t>
             </w:r>
           </w:p>
         </w:tc>
@@ -2379,17 +2618,16 @@
           </w:tcPr>
           <w:p>
             <w:pPr>
-              <w:bidi/>
               <w:jc w:val="center"/>
             </w:pPr>
             <w:r>
               <w:rPr>
+                <w:rFonts w:hint="cs"/>
                 <w:sz w:val="15"/>
                 <w:szCs w:val="15"/>
-                <w:rFonts w:hint="cs"/>
                 <w:rtl/>
               </w:rPr>
-              <w:t xml:space="preserve">سگمنتیشن ناحیه‌ای Multi-Otsu؛ هاف فقط تاییدکننده</w:t>
+              <w:t>سگمنتیشن ناحیه‌ای Multi-Otsu؛ هاف فقط تاییدکننده</w:t>
             </w:r>
           </w:p>
         </w:tc>
@@ -2405,17 +2643,16 @@
           </w:tcPr>
           <w:p>
             <w:pPr>
-              <w:bidi/>
               <w:jc w:val="center"/>
             </w:pPr>
             <w:r>
               <w:rPr>
+                <w:rFonts w:hint="cs"/>
                 <w:sz w:val="15"/>
                 <w:szCs w:val="15"/>
-                <w:rFonts w:hint="cs"/>
                 <w:rtl/>
               </w:rPr>
-              <w:t xml:space="preserve">تشخیص دیسک</w:t>
+              <w:t>تشخیص دیسک</w:t>
             </w:r>
           </w:p>
         </w:tc>
@@ -2426,17 +2663,16 @@
           </w:tcPr>
           <w:p>
             <w:pPr>
-              <w:bidi/>
               <w:jc w:val="center"/>
             </w:pPr>
             <w:r>
               <w:rPr>
+                <w:rFonts w:hint="cs"/>
                 <w:sz w:val="15"/>
                 <w:szCs w:val="15"/>
-                <w:rFonts w:hint="cs"/>
                 <w:rtl/>
               </w:rPr>
-              <w:t xml:space="preserve">ادغامِ سه‌شاخه‌ای (DT مستقل) + گیتِ سخت/دودویی + تاییدِ ظاهریِ مستقل</w:t>
+              <w:t>ادغامِ سه‌شاخه‌ای (DT مستقل) + گیتِ سخت/دودویی + تاییدِ ظاهریِ مستقل</w:t>
             </w:r>
           </w:p>
         </w:tc>
@@ -2447,17 +2683,16 @@
           </w:tcPr>
           <w:p>
             <w:pPr>
-              <w:bidi/>
               <w:jc w:val="center"/>
             </w:pPr>
             <w:r>
               <w:rPr>
+                <w:rFonts w:hint="cs"/>
                 <w:sz w:val="15"/>
                 <w:szCs w:val="15"/>
-                <w:rFonts w:hint="cs"/>
                 <w:rtl/>
               </w:rPr>
-              <w:t xml:space="preserve">DT مستقل ناسازگار با مقیاس بود؛ گیت و تاییدِ ظاهری کاندیدهای معتبر را کاذب رد می‌کردند</w:t>
+              <w:t>DT مستقل ناسازگار با مقیاس بود؛ گیت و تاییدِ ظاهری کاندیدهای معتبر را کاذب رد می‌کردند</w:t>
             </w:r>
           </w:p>
         </w:tc>
@@ -2468,17 +2703,16 @@
           </w:tcPr>
           <w:p>
             <w:pPr>
-              <w:bidi/>
               <w:jc w:val="center"/>
             </w:pPr>
             <w:r>
               <w:rPr>
+                <w:rFonts w:hint="cs"/>
                 <w:sz w:val="15"/>
                 <w:szCs w:val="15"/>
-                <w:rFonts w:hint="cs"/>
                 <w:rtl/>
               </w:rPr>
-              <w:t xml:space="preserve">ادغامِ دوشاخه‌ای (DT فقط ابزار)؛ تصمیم فقط بر پایه‌ی امتیازِ پیوسته</w:t>
+              <w:t>ادغامِ دوشاخه‌ای (DT فقط ابزار)؛ تصمیم فقط بر پایه‌ی امتیازِ پیوسته</w:t>
             </w:r>
           </w:p>
         </w:tc>
@@ -2494,17 +2728,16 @@
           </w:tcPr>
           <w:p>
             <w:pPr>
-              <w:bidi/>
               <w:jc w:val="center"/>
             </w:pPr>
             <w:r>
               <w:rPr>
+                <w:rFonts w:hint="cs"/>
                 <w:sz w:val="15"/>
                 <w:szCs w:val="15"/>
-                <w:rFonts w:hint="cs"/>
                 <w:rtl/>
               </w:rPr>
-              <w:t xml:space="preserve">مرز هاله</w:t>
+              <w:t>مرز هاله</w:t>
             </w:r>
           </w:p>
         </w:tc>
@@ -2515,14 +2748,13 @@
           </w:tcPr>
           <w:p>
             <w:pPr>
-              <w:bidi/>
               <w:jc w:val="center"/>
             </w:pPr>
             <w:r>
               <w:rPr>
+                <w:rFonts w:hint="cs"/>
                 <w:sz w:val="15"/>
                 <w:szCs w:val="15"/>
-                <w:rFonts w:hint="cs"/>
                 <w:rtl/>
               </w:rPr>
               <w:t xml:space="preserve">گیتِ وجود/عدم‌وجود (۳ رویکرد) + GrabCut </w:t>
@@ -2532,13 +2764,13 @@
                 <w:sz w:val="15"/>
                 <w:szCs w:val="15"/>
               </w:rPr>
-              <w:t xml:space="preserve">[10]</w:t>
+              <w:t>[10]</w:t>
             </w:r>
             <w:r>
               <w:rPr>
+                <w:rFonts w:hint="cs"/>
                 <w:sz w:val="15"/>
                 <w:szCs w:val="15"/>
-                <w:rFonts w:hint="cs"/>
                 <w:rtl/>
               </w:rPr>
               <w:t xml:space="preserve"> + برازشِ سیگموئید</w:t>
@@ -2552,17 +2784,16 @@
           </w:tcPr>
           <w:p>
             <w:pPr>
-              <w:bidi/>
               <w:jc w:val="center"/>
             </w:pPr>
             <w:r>
               <w:rPr>
+                <w:rFonts w:hint="cs"/>
                 <w:sz w:val="15"/>
                 <w:szCs w:val="15"/>
-                <w:rFonts w:hint="cs"/>
                 <w:rtl/>
               </w:rPr>
-              <w:t xml:space="preserve">یا هاله‌های واقعی را حذف/نویز را می‌پذیرفتند، یا بدونِ لبه‌ی قوی نشتی/تیغه‌ی کاذب تولید می‌کردند</w:t>
+              <w:t>یا هاله‌های واقعی را حذف/نویز را می‌پذیرفتند، یا بدونِ لبه‌ی قوی نشتی/تیغه‌ی کاذب تولید می‌کردند</w:t>
             </w:r>
           </w:p>
         </w:tc>
@@ -2573,17 +2804,16 @@
           </w:tcPr>
           <w:p>
             <w:pPr>
-              <w:bidi/>
               <w:jc w:val="center"/>
             </w:pPr>
             <w:r>
               <w:rPr>
+                <w:rFonts w:hint="cs"/>
                 <w:sz w:val="15"/>
                 <w:szCs w:val="15"/>
-                <w:rFonts w:hint="cs"/>
                 <w:rtl/>
               </w:rPr>
-              <w:t xml:space="preserve">حذفِ گیتِ وجود؛ پروفایلِ شعاعیِ تجمیعی + همگراییِ دائمی + بسطِ per-angle</w:t>
+              <w:t>حذفِ گیتِ وجود؛ پروفایلِ شعاعیِ تجمیعی + همگراییِ دائمی + بسطِ per-angle</w:t>
             </w:r>
           </w:p>
         </w:tc>
@@ -2599,17 +2829,16 @@
           </w:tcPr>
           <w:p>
             <w:pPr>
-              <w:bidi/>
               <w:jc w:val="center"/>
             </w:pPr>
             <w:r>
               <w:rPr>
+                <w:rFonts w:hint="cs"/>
                 <w:sz w:val="15"/>
                 <w:szCs w:val="15"/>
-                <w:rFonts w:hint="cs"/>
                 <w:rtl/>
               </w:rPr>
-              <w:t xml:space="preserve">مرز هاله</w:t>
+              <w:t>مرز هاله</w:t>
             </w:r>
           </w:p>
         </w:tc>
@@ -2620,17 +2849,16 @@
           </w:tcPr>
           <w:p>
             <w:pPr>
-              <w:bidi/>
               <w:jc w:val="center"/>
             </w:pPr>
             <w:r>
               <w:rPr>
+                <w:rFonts w:hint="cs"/>
                 <w:sz w:val="15"/>
                 <w:szCs w:val="15"/>
-                <w:rFonts w:hint="cs"/>
                 <w:rtl/>
               </w:rPr>
-              <w:t xml:space="preserve">پیشنهادِ کاربر: میانه‌ی ۳۶ کمانِ ده‌درجه + رشدِ دایره + سقفِ EUCAST</w:t>
+              <w:t>پیشنهادِ کاربر: میانه‌ی ۳۶ کمانِ ده‌درجه + رشدِ دایره + سقفِ EUCAST</w:t>
             </w:r>
           </w:p>
         </w:tc>
@@ -2641,17 +2869,16 @@
           </w:tcPr>
           <w:p>
             <w:pPr>
-              <w:bidi/>
               <w:jc w:val="center"/>
             </w:pPr>
             <w:r>
               <w:rPr>
+                <w:rFonts w:hint="cs"/>
                 <w:sz w:val="15"/>
                 <w:szCs w:val="15"/>
-                <w:rFonts w:hint="cs"/>
                 <w:rtl/>
               </w:rPr>
-              <w:t xml:space="preserve">نویزِ per-arc بالاتر از پروفایلِ تجمیعی؛ استانداردِ عمومیِ فاصله‌ی بین‌دیسکی در EUCAST یافت نشد</w:t>
+              <w:t>نویزِ per-arc بالاتر از پروفایلِ تجمیعی؛ استانداردِ عمومیِ فاصله‌ی بین‌دیسکی در EUCAST یافت نشد</w:t>
             </w:r>
           </w:p>
         </w:tc>
@@ -2662,17 +2889,16 @@
           </w:tcPr>
           <w:p>
             <w:pPr>
-              <w:bidi/>
               <w:jc w:val="center"/>
             </w:pPr>
             <w:r>
               <w:rPr>
+                <w:rFonts w:hint="cs"/>
                 <w:sz w:val="15"/>
                 <w:szCs w:val="15"/>
-                <w:rFonts w:hint="cs"/>
                 <w:rtl/>
               </w:rPr>
-              <w:t xml:space="preserve">سقف‌های هندسیِ مخصوصِ همان تصویر (Voronoi+لبه‌ی پتری) دقیق‌تر بودند</w:t>
+              <w:t>سقف‌های هندسیِ مخصوصِ همان تصویر (Voronoi+لبه‌ی پتری) دقیق‌تر بودند</w:t>
             </w:r>
           </w:p>
         </w:tc>
@@ -2685,7 +2911,7 @@
           <w:type w:val="continuous"/>
           <w:pgSz w:w="11906" w:h="16838" w:code="9"/>
           <w:pgMar w:top="1418" w:right="1134" w:bottom="1418" w:left="1134" w:header="851" w:footer="567" w:gutter="0"/>
-          <w:cols w:num="1"/>
+          <w:cols w:space="720"/>
           <w:bidi/>
           <w:rtlGutter/>
         </w:sectPr>
@@ -2697,12 +2923,10 @@
       </w:pPr>
       <w:r>
         <w:rPr>
-          <w:b/>
-          <w:bCs/>
           <w:rFonts w:hint="cs"/>
           <w:rtl/>
         </w:rPr>
-        <w:t xml:space="preserve">همخوانی با استاندارد خواندن EUCAST</w:t>
+        <w:t>همخوانی با استاندارد خواندن EUCAST</w:t>
       </w:r>
     </w:p>
     <w:p>
@@ -2717,7 +2941,7 @@
         <w:t xml:space="preserve">متنِ رسمیِ EUCAST </w:t>
       </w:r>
       <w:r>
-        <w:t xml:space="preserve">[7]</w:t>
+        <w:t>[7]</w:t>
       </w:r>
       <w:r>
         <w:rPr>
@@ -2733,12 +2957,10 @@
       </w:pPr>
       <w:r>
         <w:rPr>
-          <w:b/>
-          <w:bCs/>
           <w:rFonts w:hint="cs"/>
           <w:rtl/>
         </w:rPr>
-        <w:t xml:space="preserve">محدودیت‌ها</w:t>
+        <w:t>محدودیت‌ها</w:t>
       </w:r>
     </w:p>
     <w:p>
@@ -2750,21 +2972,26 @@
           <w:rFonts w:hint="cs"/>
           <w:rtl/>
         </w:rPr>
-        <w:t xml:space="preserve">حجمِ نمونه‌ی ارزیابیِ کمّی (۱۱ عکس، ۹۳ دیسک) محدود است—توصیفِ اولیه‌ی دقت، نه اعتبارسنجیِ قطعی. خطایِ قطرِ هاله متوسط است (MAE=۵٫۵mm، عمدتاً نشتِ سیگنال و vignetting)، و آستانه‌ی گیتِ حضور Recall را به‌نفعِ Precision معامله می‌کند. ماژولِ تشخیصِ پتری روی یک عکسِ خاص همچنان دچارِ تقسیمِ کاذب است (عمداً رفع‌نشده)؛ ماژولِ حباب کارِ در حالِ انجام است؛ طبقه‌بندیِ EUCAST پیاده‌سازی نشده؛ و جزئیاتِ ترکیبِ نمونه‌ها مستند نشده‌اند.</w:t>
-      </w:r>
-    </w:p>
-    <w:p>
-      <w:pPr>
-        <w:pStyle w:val="Heading1"/>
-      </w:pPr>
+        <w:t xml:space="preserve">حجمِ نمونه‌ی ارزیابیِ کمّی (۱۱ عکس، ۹۳ دیسک) محدود است—توصیفِ اولیه‌ی دقت، نه اعتبارسنجیِ قطعی. خطایِ قطرِ هاله متوسط است (MAE=۵٫۵mm، عمدتاً نشتِ سیگنال و vignetting)، و آستانه‌ی گیتِ حضور Recall را به‌نفعِ Precision معامله می‌کند. ماژولِ تشخیصِ پتری روی یک عکسِ خاص همچنان دچارِ تقسیمِ کاذب است (عمداً رفع‌نشده)؛ ماژولِ حباب کارِ در حالِ انجام </w:t>
+      </w:r>
       <w:r>
         <w:rPr>
-          <w:b/>
-          <w:bCs/>
           <w:rFonts w:hint="cs"/>
           <w:rtl/>
         </w:rPr>
-        <w:t xml:space="preserve">نتیجه‌گیری</w:t>
+        <w:t>است؛ طبقه‌بندیِ EUCAST پیاده‌سازی نشده؛ و جزئیاتِ ترکیبِ نمونه‌ها مستند نشده‌اند.</w:t>
+      </w:r>
+    </w:p>
+    <w:p>
+      <w:pPr>
+        <w:pStyle w:val="Heading1"/>
+      </w:pPr>
+      <w:r>
+        <w:rPr>
+          <w:rFonts w:hint="cs"/>
+          <w:rtl/>
+        </w:rPr>
+        <w:t>نتیجه‌گیری</w:t>
       </w:r>
     </w:p>
     <w:p>
@@ -2779,7 +3006,7 @@
         <w:t xml:space="preserve">در این مقاله یک پایپ‌لاینِ کاملاً کلاسیکِ بینایی ماشین برای تشخیص و اندازه‌گیریِ خودکارِ آنتی‌بایوگرامِ دیسک-دیفیوژن از روی تصویرِ تلفن‌همراه ارائه شد که ظرفِ پتری، دیسک‌های آنتی‌بیوتیک، مرزِ هاله‌ی بازدارندگی و رخدادهای غیرعادیِ داخلِ هاله را تشخیص می‌دهد؛ طراحیِ نهایی حاصلِ چندین دورِ آزمایشِ تجربیِ مقایسه‌ای است (جدول ۳)، و معیارِ نهاییِ مرزِ هاله با تعریفِ رسمیِ EUCAST هم‌راستاست. ارزیابیِ کمّی در برابرِ حقیقتِ زمینیِ کارشناسی (بخش ۳-۱) F1=۰٫۹۸۴ برایِ تشخیصِ دیسک و MAE=۵٫۵۰mm برایِ قطرِ هاله نشان داد، با بازتولیدِ مستقل روی سیستمی مجزا. کارِ آینده شاملِ بزرگ‌ترکردنِ دیتاستِ مرجع، طبقه‌بندیِ حساس/متوسط/مقاوم بر اساسِ EUCAST، بهبودِ توازنِ </w:t>
       </w:r>
       <w:r>
-        <w:t xml:space="preserve">Recall/Precision</w:t>
+        <w:t>Recall/Precision</w:t>
       </w:r>
       <w:r>
         <w:rPr>
@@ -2807,38 +3034,50 @@
       </w:pPr>
       <w:r>
         <w:rPr>
-          <w:b/>
-          <w:bCs/>
           <w:rFonts w:hint="cs"/>
           <w:rtl/>
         </w:rPr>
-        <w:t xml:space="preserve">قدردانی</w:t>
+        <w:t>مراجع</w:t>
       </w:r>
     </w:p>
     <w:p>
       <w:pPr>
-        <w:pStyle w:val="Paragraph"/>
-      </w:pPr>
-      <w:r>
-        <w:rPr>
-          <w:rFonts w:hint="cs"/>
-          <w:rtl/>
-        </w:rPr>
-        <w:t xml:space="preserve">[PLACEHOLDER: در صورت وجود حمایتِ مالی، آزمایشگاهی یا سازمانی، در این بخش ذکر شود.]</w:t>
+        <w:pStyle w:val="References"/>
+      </w:pPr>
+      <w:r>
+        <w:t xml:space="preserve">A. </w:t>
+      </w:r>
+      <w:proofErr w:type="spellStart"/>
+      <w:r>
+        <w:t>Gavoille</w:t>
+      </w:r>
+      <w:proofErr w:type="spellEnd"/>
+      <w:r>
+        <w:t xml:space="preserve">, B. Bardy, and A. </w:t>
+      </w:r>
+      <w:proofErr w:type="spellStart"/>
+      <w:r>
+        <w:t>Andremont</w:t>
+      </w:r>
+      <w:proofErr w:type="spellEnd"/>
+      <w:r>
+        <w:t xml:space="preserve">, “Measurement of inhibition zone diameter in disk susceptibility tests by computerized image analysis,” </w:t>
+      </w:r>
+      <w:proofErr w:type="spellStart"/>
+      <w:r>
+        <w:t>Comput</w:t>
+      </w:r>
+      <w:proofErr w:type="spellEnd"/>
+      <w:r>
+        <w:t>. Biol. Med., vol. 24, no. 3, pp. 179–188, 1994.</w:t>
       </w:r>
     </w:p>
     <w:p>
       <w:pPr>
-        <w:pStyle w:val="Heading"/>
-      </w:pPr>
-      <w:r>
-        <w:rPr>
-          <w:b/>
-          <w:bCs/>
-          <w:rFonts w:hint="cs"/>
-          <w:rtl/>
-        </w:rPr>
-        <w:t xml:space="preserve">مراجع</w:t>
+        <w:pStyle w:val="References"/>
+      </w:pPr>
+      <w:r>
+        <w:t>H. S. Bhargav et al., “Measurement of the zone of inhibition of an antibiotic,” in Proc. IEEE 6th Int. Conf. Advanced Computing (IACC), 2016, pp. 409–414.</w:t>
       </w:r>
     </w:p>
     <w:p>
@@ -2846,7 +3085,31 @@
         <w:pStyle w:val="References"/>
       </w:pPr>
       <w:r>
-        <w:t xml:space="preserve">A. Gavoille, B. Bardy, and A. Andremont, “Measurement of inhibition zone diameter in disk susceptibility tests by computerized image analysis,” Comput. Biol. Med., vol. 24, no. 3, pp. 179–188, 1994.</w:t>
+        <w:t>C. A. Alonso et al., “</w:t>
+      </w:r>
+      <w:proofErr w:type="spellStart"/>
+      <w:r>
+        <w:t>AntibiogramJ</w:t>
+      </w:r>
+      <w:proofErr w:type="spellEnd"/>
+      <w:r>
+        <w:t xml:space="preserve">: A tool for </w:t>
+      </w:r>
+      <w:proofErr w:type="spellStart"/>
+      <w:r>
+        <w:t>analysing</w:t>
+      </w:r>
+      <w:proofErr w:type="spellEnd"/>
+      <w:r>
+        <w:t xml:space="preserve"> images from disk diffusion tests,” </w:t>
+      </w:r>
+      <w:proofErr w:type="spellStart"/>
+      <w:r>
+        <w:t>Comput</w:t>
+      </w:r>
+      <w:proofErr w:type="spellEnd"/>
+      <w:r>
+        <w:t>. Methods Programs Biomed., vol. 143, pp. 159–169, 2017.</w:t>
       </w:r>
     </w:p>
     <w:p>
@@ -2854,7 +3117,7 @@
         <w:pStyle w:val="References"/>
       </w:pPr>
       <w:r>
-        <w:t xml:space="preserve">H. S. Bhargav et al., “Measurement of the zone of inhibition of an antibiotic,” in Proc. IEEE 6th Int. Conf. Advanced Computing (IACC), 2016, pp. 409–414.</w:t>
+        <w:t>B. K. Priya et al., “Automatic inhibition zone diameter measurement for disc diffusion test using image segmentation,” IETE J. Res., vol. 69, no. 8, pp. 5708–5725, 2023.</w:t>
       </w:r>
     </w:p>
     <w:p>
@@ -2862,7 +3125,7 @@
         <w:pStyle w:val="References"/>
       </w:pPr>
       <w:r>
-        <w:t xml:space="preserve">C. A. Alonso et al., “AntibiogramJ: A tool for analysing images from disk diffusion tests,” Comput. Methods Programs Biomed., vol. 143, pp. 159–169, 2017.</w:t>
+        <w:t>M. Pascucci et al., “AI-based mobile application to fight antibiotic resistance,” Nat. Commun., vol. 12, art. no. 1173, 2021.</w:t>
       </w:r>
     </w:p>
     <w:p>
@@ -2870,7 +3133,15 @@
         <w:pStyle w:val="References"/>
       </w:pPr>
       <w:r>
-        <w:t xml:space="preserve">B. K. Priya et al., “Automatic inhibition zone diameter measurement for disc diffusion test using image segmentation,” IETE J. Res., vol. 69, no. 8, pp. 5708–5725, 2023.</w:t>
+        <w:t xml:space="preserve">E. Gullu, S. Bora, and B. </w:t>
+      </w:r>
+      <w:proofErr w:type="spellStart"/>
+      <w:r>
+        <w:t>Beynek</w:t>
+      </w:r>
+      <w:proofErr w:type="spellEnd"/>
+      <w:r>
+        <w:t>, “Exploiting image processing and AI techniques for the determination of antimicrobial susceptibility,” Appl. Sci., vol. 14, no. 9, art. no. 3950, 2024.</w:t>
       </w:r>
     </w:p>
     <w:p>
@@ -2878,7 +3149,7 @@
         <w:pStyle w:val="References"/>
       </w:pPr>
       <w:r>
-        <w:t xml:space="preserve">M. Pascucci et al., “AI-based mobile application to fight antibiotic resistance,” Nat. Commun., vol. 12, art. no. 1173, 2021.</w:t>
+        <w:t>European Committee on Antimicrobial Susceptibility Testing (EUCAST), Breakpoint Tables for Interpretation of MICs and Zone Diameters, version 16.0, 2026.</w:t>
       </w:r>
     </w:p>
     <w:p>
@@ -2886,7 +3157,7 @@
         <w:pStyle w:val="References"/>
       </w:pPr>
       <w:r>
-        <w:t xml:space="preserve">E. Gullu, S. Bora, and B. Beynek, “Exploiting image processing and AI techniques for the determination of antimicrobial susceptibility,” Appl. Sci., vol. 14, no. 9, art. no. 3950, 2024.</w:t>
+        <w:t>R. C. Gonzalez and R. E. Woods, Digital Image Processing, 4th ed. Pearson, 2018.</w:t>
       </w:r>
     </w:p>
     <w:p>
@@ -2894,7 +3165,15 @@
         <w:pStyle w:val="References"/>
       </w:pPr>
       <w:r>
-        <w:t xml:space="preserve">European Committee on Antimicrobial Susceptibility Testing (EUCAST), Breakpoint Tables for Interpretation of MICs and Zone Diameters, version 16.0, 2026.</w:t>
+        <w:t xml:space="preserve">N. Otsu, “A threshold selection method from gray-level histograms,” IEEE Trans. Syst., Man, </w:t>
+      </w:r>
+      <w:proofErr w:type="spellStart"/>
+      <w:r>
+        <w:t>Cybern</w:t>
+      </w:r>
+      <w:proofErr w:type="spellEnd"/>
+      <w:r>
+        <w:t>., vol. 9, no. 1, pp. 62–66, 1979.</w:t>
       </w:r>
     </w:p>
     <w:p>
@@ -2902,7 +3181,15 @@
         <w:pStyle w:val="References"/>
       </w:pPr>
       <w:r>
-        <w:t xml:space="preserve">R. C. Gonzalez and R. E. Woods, Digital Image Processing, 4th ed. Pearson, 2018.</w:t>
+        <w:t>C. Rother, V. Kolmogorov, and A. Blake, “‘</w:t>
+      </w:r>
+      <w:proofErr w:type="spellStart"/>
+      <w:r>
+        <w:t>GrabCut</w:t>
+      </w:r>
+      <w:proofErr w:type="spellEnd"/>
+      <w:r>
+        <w:t>’: Interactive foreground extraction using iterated graph cuts,” ACM Trans. Graph., vol. 23, no. 3, pp. 309–314, 2004.</w:t>
       </w:r>
     </w:p>
     <w:p>
@@ -2910,23 +3197,8 @@
         <w:pStyle w:val="References"/>
       </w:pPr>
       <w:r>
-        <w:t xml:space="preserve">N. Otsu, “A threshold selection method from gray-level histograms,” IEEE Trans. Syst., Man, Cybern., vol. 9, no. 1, pp. 62–66, 1979.</w:t>
-      </w:r>
-    </w:p>
-    <w:p>
-      <w:pPr>
-        <w:pStyle w:val="References"/>
-      </w:pPr>
-      <w:r>
-        <w:t xml:space="preserve">C. Rother, V. Kolmogorov, and A. Blake, “‘GrabCut’: Interactive foreground extraction using iterated graph cuts,” ACM Trans. Graph., vol. 23, no. 3, pp. 309–314, 2004.</w:t>
-      </w:r>
-    </w:p>
-    <w:p>
-      <w:pPr>
-        <w:pStyle w:val="References"/>
-      </w:pPr>
-      <w:r>
-        <w:t xml:space="preserve">J. M. Bland and D. G. Altman, “Statistical methods for assessing agreement between two methods of clinical measurement,” The Lancet, vol. 327, no. 8476, pp. 307–310, 1986.</w:t>
+        <w:lastRenderedPageBreak/>
+        <w:t>J. M. Bland and D. G. Altman, “Statistical methods for assessing agreement between two methods of clinical measurement,” The Lancet, vol. 327, no. 8476, pp. 307–310, 1986.</w:t>
       </w:r>
     </w:p>
     <w:p>
@@ -2935,7 +3207,7 @@
           <w:type w:val="continuous"/>
           <w:pgSz w:w="11906" w:h="16838" w:code="9"/>
           <w:pgMar w:top="1418" w:right="1134" w:bottom="1418" w:left="1134" w:header="851" w:footer="567" w:gutter="0"/>
-          <w:cols w:num="1"/>
+          <w:cols w:space="720"/>
           <w:bidi/>
           <w:rtlGutter/>
         </w:sectPr>
@@ -2958,7 +3230,7 @@
 </file>
 
 <file path=word/endnotes.xml><?xml version="1.0" encoding="utf-8"?>
-<w:endnotes xmlns:wpc="http://schemas.microsoft.com/office/word/2010/wordprocessingCanvas" xmlns:cx="http://schemas.microsoft.com/office/drawing/2014/chartex" xmlns:cx1="http://schemas.microsoft.com/office/drawing/2015/9/8/chartex" xmlns:cx2="http://schemas.microsoft.com/office/drawing/2015/10/21/chartex" xmlns:cx3="http://schemas.microsoft.com/office/drawing/2016/5/9/chartex" xmlns:cx4="http://schemas.microsoft.com/office/drawing/2016/5/10/chartex" xmlns:cx5="http://schemas.microsoft.com/office/drawing/2016/5/11/chartex" xmlns:cx6="http://schemas.microsoft.com/office/drawing/2016/5/12/chartex" xmlns:cx7="http://schemas.microsoft.com/office/drawing/2016/5/13/chartex" xmlns:cx8="http://schemas.microsoft.com/office/drawing/2016/5/14/chartex" xmlns:mc="http://schemas.openxmlformats.org/markup-compatibility/2006" xmlns:aink="http://schemas.microsoft.com/office/drawing/2016/ink" xmlns:am3d="http://schemas.microsoft.com/office/drawing/2017/model3d" xmlns:o="urn:schemas-microsoft-com:office:office" xmlns:oel="http://schemas.microsoft.com/office/2019/extlst" xmlns:r="http://schemas.openxmlformats.org/officeDocument/2006/relationships" xmlns:m="http://schemas.openxmlformats.org/officeDocument/2006/math" xmlns:v="urn:schemas-microsoft-com:vml" xmlns:wp14="http://schemas.microsoft.com/office/word/2010/wordprocessingDrawing" xmlns:wp="http://schemas.openxmlformats.org/drawingml/2006/wordprocessingDrawing" xmlns:w10="urn:schemas-microsoft-com:office:word" xmlns:w="http://schemas.openxmlformats.org/wordprocessingml/2006/main" xmlns:w14="http://schemas.microsoft.com/office/word/2010/wordml" xmlns:w15="http://schemas.microsoft.com/office/word/2012/wordml" xmlns:w16cex="http://schemas.microsoft.com/office/word/2018/wordml/cex" xmlns:w16cid="http://schemas.microsoft.com/office/word/2016/wordml/cid" xmlns:w16="http://schemas.microsoft.com/office/word/2018/wordml" xmlns:w16du="http://schemas.microsoft.com/office/word/2023/wordml/word16du" xmlns:w16sdtdh="http://schemas.microsoft.com/office/word/2020/wordml/sdtdatahash" xmlns:w16se="http://schemas.microsoft.com/office/word/2015/wordml/symex" xmlns:wpg="http://schemas.microsoft.com/office/word/2010/wordprocessingGroup" xmlns:wpi="http://schemas.microsoft.com/office/word/2010/wordprocessingInk" xmlns:wne="http://schemas.microsoft.com/office/word/2006/wordml" xmlns:wps="http://schemas.microsoft.com/office/word/2010/wordprocessingShape" mc:Ignorable="w14 w15 w16se w16cid w16 w16cex w16sdtdh w16du wp14">
+<w:endnotes xmlns:wpc="http://schemas.microsoft.com/office/word/2010/wordprocessingCanvas" xmlns:cx="http://schemas.microsoft.com/office/drawing/2014/chartex" xmlns:cx1="http://schemas.microsoft.com/office/drawing/2015/9/8/chartex" xmlns:cx2="http://schemas.microsoft.com/office/drawing/2015/10/21/chartex" xmlns:cx3="http://schemas.microsoft.com/office/drawing/2016/5/9/chartex" xmlns:cx4="http://schemas.microsoft.com/office/drawing/2016/5/10/chartex" xmlns:cx5="http://schemas.microsoft.com/office/drawing/2016/5/11/chartex" xmlns:cx6="http://schemas.microsoft.com/office/drawing/2016/5/12/chartex" xmlns:cx7="http://schemas.microsoft.com/office/drawing/2016/5/13/chartex" xmlns:cx8="http://schemas.microsoft.com/office/drawing/2016/5/14/chartex" xmlns:mc="http://schemas.openxmlformats.org/markup-compatibility/2006" xmlns:aink="http://schemas.microsoft.com/office/drawing/2016/ink" xmlns:am3d="http://schemas.microsoft.com/office/drawing/2017/model3d" xmlns:o="urn:schemas-microsoft-com:office:office" xmlns:oel="http://schemas.microsoft.com/office/2019/extlst" xmlns:r="http://schemas.openxmlformats.org/officeDocument/2006/relationships" xmlns:m="http://schemas.openxmlformats.org/officeDocument/2006/math" xmlns:v="urn:schemas-microsoft-com:vml" xmlns:wp14="http://schemas.microsoft.com/office/word/2010/wordprocessingDrawing" xmlns:wp="http://schemas.openxmlformats.org/drawingml/2006/wordprocessingDrawing" xmlns:w10="urn:schemas-microsoft-com:office:word" xmlns:w="http://schemas.openxmlformats.org/wordprocessingml/2006/main" xmlns:w14="http://schemas.microsoft.com/office/word/2010/wordml" xmlns:w15="http://schemas.microsoft.com/office/word/2012/wordml" xmlns:w16cex="http://schemas.microsoft.com/office/word/2018/wordml/cex" xmlns:w16cid="http://schemas.microsoft.com/office/word/2016/wordml/cid" xmlns:w16="http://schemas.microsoft.com/office/word/2018/wordml" xmlns:w16du="http://schemas.microsoft.com/office/word/2023/wordml/word16du" xmlns:w16sdtdh="http://schemas.microsoft.com/office/word/2020/wordml/sdtdatahash" xmlns:w16sdtfl="http://schemas.microsoft.com/office/word/2024/wordml/sdtformatlock" xmlns:w16se="http://schemas.microsoft.com/office/word/2015/wordml/symex" xmlns:wpg="http://schemas.microsoft.com/office/word/2010/wordprocessingGroup" xmlns:wpi="http://schemas.microsoft.com/office/word/2010/wordprocessingInk" xmlns:wne="http://schemas.microsoft.com/office/word/2006/wordml" xmlns:wps="http://schemas.microsoft.com/office/word/2010/wordprocessingShape" mc:Ignorable="w14 w15 w16se w16cid w16 w16cex w16sdtdh w16sdtfl w16du wp14">
   <w:endnote w:type="separator" w:id="-1">
     <w:p>
       <w:r>
@@ -2978,69 +3250,8 @@
 </w:endnotes>
 </file>
 
-<file path=word/footer1.xml><?xml version="1.0" encoding="utf-8"?>
-<w:ftr xmlns:wpc="http://schemas.microsoft.com/office/word/2010/wordprocessingCanvas" xmlns:cx="http://schemas.microsoft.com/office/drawing/2014/chartex" xmlns:cx1="http://schemas.microsoft.com/office/drawing/2015/9/8/chartex" xmlns:cx2="http://schemas.microsoft.com/office/drawing/2015/10/21/chartex" xmlns:cx3="http://schemas.microsoft.com/office/drawing/2016/5/9/chartex" xmlns:cx4="http://schemas.microsoft.com/office/drawing/2016/5/10/chartex" xmlns:cx5="http://schemas.microsoft.com/office/drawing/2016/5/11/chartex" xmlns:cx6="http://schemas.microsoft.com/office/drawing/2016/5/12/chartex" xmlns:cx7="http://schemas.microsoft.com/office/drawing/2016/5/13/chartex" xmlns:cx8="http://schemas.microsoft.com/office/drawing/2016/5/14/chartex" xmlns:mc="http://schemas.openxmlformats.org/markup-compatibility/2006" xmlns:aink="http://schemas.microsoft.com/office/drawing/2016/ink" xmlns:am3d="http://schemas.microsoft.com/office/drawing/2017/model3d" xmlns:o="urn:schemas-microsoft-com:office:office" xmlns:oel="http://schemas.microsoft.com/office/2019/extlst" xmlns:r="http://schemas.openxmlformats.org/officeDocument/2006/relationships" xmlns:m="http://schemas.openxmlformats.org/officeDocument/2006/math" xmlns:v="urn:schemas-microsoft-com:vml" xmlns:wp14="http://schemas.microsoft.com/office/word/2010/wordprocessingDrawing" xmlns:wp="http://schemas.openxmlformats.org/drawingml/2006/wordprocessingDrawing" xmlns:w10="urn:schemas-microsoft-com:office:word" xmlns:w="http://schemas.openxmlformats.org/wordprocessingml/2006/main" xmlns:w14="http://schemas.microsoft.com/office/word/2010/wordml" xmlns:w15="http://schemas.microsoft.com/office/word/2012/wordml" xmlns:w16cex="http://schemas.microsoft.com/office/word/2018/wordml/cex" xmlns:w16cid="http://schemas.microsoft.com/office/word/2016/wordml/cid" xmlns:w16="http://schemas.microsoft.com/office/word/2018/wordml" xmlns:w16du="http://schemas.microsoft.com/office/word/2023/wordml/word16du" xmlns:w16sdtdh="http://schemas.microsoft.com/office/word/2020/wordml/sdtdatahash" xmlns:w16se="http://schemas.microsoft.com/office/word/2015/wordml/symex" xmlns:wpg="http://schemas.microsoft.com/office/word/2010/wordprocessingGroup" xmlns:wpi="http://schemas.microsoft.com/office/word/2010/wordprocessingInk" xmlns:wne="http://schemas.microsoft.com/office/word/2006/wordml" xmlns:wps="http://schemas.microsoft.com/office/word/2010/wordprocessingShape" mc:Ignorable="w14 w15 w16se w16cid w16 w16cex w16sdtdh w16du wp14">
-  <w:p>
-    <w:pPr>
-      <w:pStyle w:val="Footer"/>
-      <w:framePr w:wrap="around" w:vAnchor="text" w:hAnchor="text" w:xAlign="center" w:y="1"/>
-      <w:rPr>
-        <w:rStyle w:val="PageNumber"/>
-      </w:rPr>
-    </w:pPr>
-    <w:r>
-      <w:rPr>
-        <w:rStyle w:val="PageNumber"/>
-        <w:rtl/>
-      </w:rPr>
-      <w:fldChar w:fldCharType="begin"/>
-    </w:r>
-    <w:r>
-      <w:rPr>
-        <w:rStyle w:val="PageNumber"/>
-      </w:rPr>
-      <w:instrText xml:space="preserve">PAGE  </w:instrText>
-    </w:r>
-    <w:r>
-      <w:rPr>
-        <w:rStyle w:val="PageNumber"/>
-        <w:rtl/>
-      </w:rPr>
-      <w:fldChar w:fldCharType="separate"/>
-    </w:r>
-    <w:r>
-      <w:rPr>
-        <w:rStyle w:val="PageNumber"/>
-        <w:noProof/>
-        <w:rtl/>
-      </w:rPr>
-      <w:t>4</w:t>
-    </w:r>
-    <w:r>
-      <w:rPr>
-        <w:rStyle w:val="PageNumber"/>
-        <w:rtl/>
-      </w:rPr>
-      <w:fldChar w:fldCharType="end"/>
-    </w:r>
-  </w:p>
-  <w:p>
-    <w:pPr>
-      <w:pStyle w:val="Footer"/>
-    </w:pPr>
-    <w:r>
-      <w:rPr>
-        <w:rFonts w:hint="cs"/>
-        <w:rtl/>
-      </w:rPr>
-      <w:tab/>
-    </w:r>
-  </w:p>
-</w:ftr>
-</file>
-
 <file path=word/footnotes.xml><?xml version="1.0" encoding="utf-8"?>
-<w:footnotes xmlns:wpc="http://schemas.microsoft.com/office/word/2010/wordprocessingCanvas" xmlns:cx="http://schemas.microsoft.com/office/drawing/2014/chartex" xmlns:cx1="http://schemas.microsoft.com/office/drawing/2015/9/8/chartex" xmlns:cx2="http://schemas.microsoft.com/office/drawing/2015/10/21/chartex" xmlns:cx3="http://schemas.microsoft.com/office/drawing/2016/5/9/chartex" xmlns:cx4="http://schemas.microsoft.com/office/drawing/2016/5/10/chartex" xmlns:cx5="http://schemas.microsoft.com/office/drawing/2016/5/11/chartex" xmlns:cx6="http://schemas.microsoft.com/office/drawing/2016/5/12/chartex" xmlns:cx7="http://schemas.microsoft.com/office/drawing/2016/5/13/chartex" xmlns:cx8="http://schemas.microsoft.com/office/drawing/2016/5/14/chartex" xmlns:mc="http://schemas.openxmlformats.org/markup-compatibility/2006" xmlns:aink="http://schemas.microsoft.com/office/drawing/2016/ink" xmlns:am3d="http://schemas.microsoft.com/office/drawing/2017/model3d" xmlns:o="urn:schemas-microsoft-com:office:office" xmlns:oel="http://schemas.microsoft.com/office/2019/extlst" xmlns:r="http://schemas.openxmlformats.org/officeDocument/2006/relationships" xmlns:m="http://schemas.openxmlformats.org/officeDocument/2006/math" xmlns:v="urn:schemas-microsoft-com:vml" xmlns:wp14="http://schemas.microsoft.com/office/word/2010/wordprocessingDrawing" xmlns:wp="http://schemas.openxmlformats.org/drawingml/2006/wordprocessingDrawing" xmlns:w10="urn:schemas-microsoft-com:office:word" xmlns:w="http://schemas.openxmlformats.org/wordprocessingml/2006/main" xmlns:w14="http://schemas.microsoft.com/office/word/2010/wordml" xmlns:w15="http://schemas.microsoft.com/office/word/2012/wordml" xmlns:w16cex="http://schemas.microsoft.com/office/word/2018/wordml/cex" xmlns:w16cid="http://schemas.microsoft.com/office/word/2016/wordml/cid" xmlns:w16="http://schemas.microsoft.com/office/word/2018/wordml" xmlns:w16du="http://schemas.microsoft.com/office/word/2023/wordml/word16du" xmlns:w16sdtdh="http://schemas.microsoft.com/office/word/2020/wordml/sdtdatahash" xmlns:w16se="http://schemas.microsoft.com/office/word/2015/wordml/symex" xmlns:wpg="http://schemas.microsoft.com/office/word/2010/wordprocessingGroup" xmlns:wpi="http://schemas.microsoft.com/office/word/2010/wordprocessingInk" xmlns:wne="http://schemas.microsoft.com/office/word/2006/wordml" xmlns:wps="http://schemas.microsoft.com/office/word/2010/wordprocessingShape" mc:Ignorable="w14 w15 w16se w16cid w16 w16cex w16sdtdh w16du wp14">
+<w:footnotes xmlns:wpc="http://schemas.microsoft.com/office/word/2010/wordprocessingCanvas" xmlns:cx="http://schemas.microsoft.com/office/drawing/2014/chartex" xmlns:cx1="http://schemas.microsoft.com/office/drawing/2015/9/8/chartex" xmlns:cx2="http://schemas.microsoft.com/office/drawing/2015/10/21/chartex" xmlns:cx3="http://schemas.microsoft.com/office/drawing/2016/5/9/chartex" xmlns:cx4="http://schemas.microsoft.com/office/drawing/2016/5/10/chartex" xmlns:cx5="http://schemas.microsoft.com/office/drawing/2016/5/11/chartex" xmlns:cx6="http://schemas.microsoft.com/office/drawing/2016/5/12/chartex" xmlns:cx7="http://schemas.microsoft.com/office/drawing/2016/5/13/chartex" xmlns:cx8="http://schemas.microsoft.com/office/drawing/2016/5/14/chartex" xmlns:mc="http://schemas.openxmlformats.org/markup-compatibility/2006" xmlns:aink="http://schemas.microsoft.com/office/drawing/2016/ink" xmlns:am3d="http://schemas.microsoft.com/office/drawing/2017/model3d" xmlns:o="urn:schemas-microsoft-com:office:office" xmlns:oel="http://schemas.microsoft.com/office/2019/extlst" xmlns:r="http://schemas.openxmlformats.org/officeDocument/2006/relationships" xmlns:m="http://schemas.openxmlformats.org/officeDocument/2006/math" xmlns:v="urn:schemas-microsoft-com:vml" xmlns:wp14="http://schemas.microsoft.com/office/word/2010/wordprocessingDrawing" xmlns:wp="http://schemas.openxmlformats.org/drawingml/2006/wordprocessingDrawing" xmlns:w10="urn:schemas-microsoft-com:office:word" xmlns:w="http://schemas.openxmlformats.org/wordprocessingml/2006/main" xmlns:w14="http://schemas.microsoft.com/office/word/2010/wordml" xmlns:w15="http://schemas.microsoft.com/office/word/2012/wordml" xmlns:w16cex="http://schemas.microsoft.com/office/word/2018/wordml/cex" xmlns:w16cid="http://schemas.microsoft.com/office/word/2016/wordml/cid" xmlns:w16="http://schemas.microsoft.com/office/word/2018/wordml" xmlns:w16du="http://schemas.microsoft.com/office/word/2023/wordml/word16du" xmlns:w16sdtdh="http://schemas.microsoft.com/office/word/2020/wordml/sdtdatahash" xmlns:w16sdtfl="http://schemas.microsoft.com/office/word/2024/wordml/sdtformatlock" xmlns:w16se="http://schemas.microsoft.com/office/word/2015/wordml/symex" xmlns:wpg="http://schemas.microsoft.com/office/word/2010/wordprocessingGroup" xmlns:wpi="http://schemas.microsoft.com/office/word/2010/wordprocessingInk" xmlns:wne="http://schemas.microsoft.com/office/word/2006/wordml" xmlns:wps="http://schemas.microsoft.com/office/word/2010/wordprocessingShape" mc:Ignorable="w14 w15 w16se w16cid w16 w16cex w16sdtdh w16sdtfl w16du wp14">
   <w:footnote w:type="separator" w:id="-1">
     <w:p>
       <w:r>
@@ -3060,39 +3271,8 @@
 </w:footnotes>
 </file>
 
-<file path=word/header1.xml><?xml version="1.0" encoding="utf-8"?>
-<w:hdr xmlns:wpc="http://schemas.microsoft.com/office/word/2010/wordprocessingCanvas" xmlns:cx="http://schemas.microsoft.com/office/drawing/2014/chartex" xmlns:cx1="http://schemas.microsoft.com/office/drawing/2015/9/8/chartex" xmlns:cx2="http://schemas.microsoft.com/office/drawing/2015/10/21/chartex" xmlns:cx3="http://schemas.microsoft.com/office/drawing/2016/5/9/chartex" xmlns:cx4="http://schemas.microsoft.com/office/drawing/2016/5/10/chartex" xmlns:cx5="http://schemas.microsoft.com/office/drawing/2016/5/11/chartex" xmlns:cx6="http://schemas.microsoft.com/office/drawing/2016/5/12/chartex" xmlns:cx7="http://schemas.microsoft.com/office/drawing/2016/5/13/chartex" xmlns:cx8="http://schemas.microsoft.com/office/drawing/2016/5/14/chartex" xmlns:mc="http://schemas.openxmlformats.org/markup-compatibility/2006" xmlns:aink="http://schemas.microsoft.com/office/drawing/2016/ink" xmlns:am3d="http://schemas.microsoft.com/office/drawing/2017/model3d" xmlns:o="urn:schemas-microsoft-com:office:office" xmlns:oel="http://schemas.microsoft.com/office/2019/extlst" xmlns:r="http://schemas.openxmlformats.org/officeDocument/2006/relationships" xmlns:m="http://schemas.openxmlformats.org/officeDocument/2006/math" xmlns:v="urn:schemas-microsoft-com:vml" xmlns:wp14="http://schemas.microsoft.com/office/word/2010/wordprocessingDrawing" xmlns:wp="http://schemas.openxmlformats.org/drawingml/2006/wordprocessingDrawing" xmlns:w10="urn:schemas-microsoft-com:office:word" xmlns:w="http://schemas.openxmlformats.org/wordprocessingml/2006/main" xmlns:w14="http://schemas.microsoft.com/office/word/2010/wordml" xmlns:w15="http://schemas.microsoft.com/office/word/2012/wordml" xmlns:w16cex="http://schemas.microsoft.com/office/word/2018/wordml/cex" xmlns:w16cid="http://schemas.microsoft.com/office/word/2016/wordml/cid" xmlns:w16="http://schemas.microsoft.com/office/word/2018/wordml" xmlns:w16du="http://schemas.microsoft.com/office/word/2023/wordml/word16du" xmlns:w16sdtdh="http://schemas.microsoft.com/office/word/2020/wordml/sdtdatahash" xmlns:w16se="http://schemas.microsoft.com/office/word/2015/wordml/symex" xmlns:wpg="http://schemas.microsoft.com/office/word/2010/wordprocessingGroup" xmlns:wpi="http://schemas.microsoft.com/office/word/2010/wordprocessingInk" xmlns:wne="http://schemas.microsoft.com/office/word/2006/wordml" xmlns:wps="http://schemas.microsoft.com/office/word/2010/wordprocessingShape" mc:Ignorable="w14 w15 w16se w16cid w16 w16cex w16sdtdh w16du wp14">
-  <w:p>
-    <w:pPr>
-      <w:pStyle w:val="Header"/>
-      <w:rPr>
-        <w:rtl/>
-        <w:lang w:bidi="fa-IR"/>
-      </w:rPr>
-    </w:pPr>
-    <w:r>
-      <w:tab/>
-    </w:r>
-    <w:r>
-      <w:rPr>
-        <w:rFonts w:hint="cs"/>
-        <w:rtl/>
-        <w:lang w:bidi="fa-IR"/>
-      </w:rPr>
-      <w:t>11 تا 13 بهمن 1384، دانشگاه شیراز</w:t>
-    </w:r>
-  </w:p>
-</w:hdr>
-</file>
-
-<file path=word/header2.xml><?xml version="1.0" encoding="utf-8"?>
-<w:hdr xmlns:wpc="http://schemas.microsoft.com/office/word/2010/wordprocessingCanvas" xmlns:cx="http://schemas.microsoft.com/office/drawing/2014/chartex" xmlns:cx1="http://schemas.microsoft.com/office/drawing/2015/9/8/chartex" xmlns:cx2="http://schemas.microsoft.com/office/drawing/2015/10/21/chartex" xmlns:cx3="http://schemas.microsoft.com/office/drawing/2016/5/9/chartex" xmlns:cx4="http://schemas.microsoft.com/office/drawing/2016/5/10/chartex" xmlns:cx5="http://schemas.microsoft.com/office/drawing/2016/5/11/chartex" xmlns:cx6="http://schemas.microsoft.com/office/drawing/2016/5/12/chartex" xmlns:cx7="http://schemas.microsoft.com/office/drawing/2016/5/13/chartex" xmlns:cx8="http://schemas.microsoft.com/office/drawing/2016/5/14/chartex" xmlns:mc="http://schemas.openxmlformats.org/markup-compatibility/2006" xmlns:aink="http://schemas.microsoft.com/office/drawing/2016/ink" xmlns:am3d="http://schemas.microsoft.com/office/drawing/2017/model3d" xmlns:o="urn:schemas-microsoft-com:office:office" xmlns:oel="http://schemas.microsoft.com/office/2019/extlst" xmlns:r="http://schemas.openxmlformats.org/officeDocument/2006/relationships" xmlns:m="http://schemas.openxmlformats.org/officeDocument/2006/math" xmlns:v="urn:schemas-microsoft-com:vml" xmlns:wp14="http://schemas.microsoft.com/office/word/2010/wordprocessingDrawing" xmlns:wp="http://schemas.openxmlformats.org/drawingml/2006/wordprocessingDrawing" xmlns:w10="urn:schemas-microsoft-com:office:word" xmlns:w="http://schemas.openxmlformats.org/wordprocessingml/2006/main" xmlns:w14="http://schemas.microsoft.com/office/word/2010/wordml" xmlns:w15="http://schemas.microsoft.com/office/word/2012/wordml" xmlns:w16cex="http://schemas.microsoft.com/office/word/2018/wordml/cex" xmlns:w16cid="http://schemas.microsoft.com/office/word/2016/wordml/cid" xmlns:w16="http://schemas.microsoft.com/office/word/2018/wordml" xmlns:w16du="http://schemas.microsoft.com/office/word/2023/wordml/word16du" xmlns:w16sdtdh="http://schemas.microsoft.com/office/word/2020/wordml/sdtdatahash" xmlns:w16se="http://schemas.microsoft.com/office/word/2015/wordml/symex" xmlns:wpg="http://schemas.microsoft.com/office/word/2010/wordprocessingGroup" xmlns:wpi="http://schemas.microsoft.com/office/word/2010/wordprocessingInk" xmlns:wne="http://schemas.microsoft.com/office/word/2006/wordml" xmlns:wps="http://schemas.microsoft.com/office/word/2010/wordprocessingShape" mc:Ignorable="w14 w15 w16se w16cid w16 w16cex w16sdtdh w16du wp14">
-  <w:p/>
-</w:hdr>
-</file>
-
 <file path=word/numbering.xml><?xml version="1.0" encoding="utf-8"?>
-<w:numbering xmlns:wpc="http://schemas.microsoft.com/office/word/2010/wordprocessingCanvas" xmlns:cx="http://schemas.microsoft.com/office/drawing/2014/chartex" xmlns:cx1="http://schemas.microsoft.com/office/drawing/2015/9/8/chartex" xmlns:cx2="http://schemas.microsoft.com/office/drawing/2015/10/21/chartex" xmlns:cx3="http://schemas.microsoft.com/office/drawing/2016/5/9/chartex" xmlns:cx4="http://schemas.microsoft.com/office/drawing/2016/5/10/chartex" xmlns:cx5="http://schemas.microsoft.com/office/drawing/2016/5/11/chartex" xmlns:cx6="http://schemas.microsoft.com/office/drawing/2016/5/12/chartex" xmlns:cx7="http://schemas.microsoft.com/office/drawing/2016/5/13/chartex" xmlns:cx8="http://schemas.microsoft.com/office/drawing/2016/5/14/chartex" xmlns:mc="http://schemas.openxmlformats.org/markup-compatibility/2006" xmlns:aink="http://schemas.microsoft.com/office/drawing/2016/ink" xmlns:am3d="http://schemas.microsoft.com/office/drawing/2017/model3d" xmlns:o="urn:schemas-microsoft-com:office:office" xmlns:oel="http://schemas.microsoft.com/office/2019/extlst" xmlns:r="http://schemas.openxmlformats.org/officeDocument/2006/relationships" xmlns:m="http://schemas.openxmlformats.org/officeDocument/2006/math" xmlns:v="urn:schemas-microsoft-com:vml" xmlns:wp14="http://schemas.microsoft.com/office/word/2010/wordprocessingDrawing" xmlns:wp="http://schemas.openxmlformats.org/drawingml/2006/wordprocessingDrawing" xmlns:w10="urn:schemas-microsoft-com:office:word" xmlns:w="http://schemas.openxmlformats.org/wordprocessingml/2006/main" xmlns:w14="http://schemas.microsoft.com/office/word/2010/wordml" xmlns:w15="http://schemas.microsoft.com/office/word/2012/wordml" xmlns:w16cex="http://schemas.microsoft.com/office/word/2018/wordml/cex" xmlns:w16cid="http://schemas.microsoft.com/office/word/2016/wordml/cid" xmlns:w16="http://schemas.microsoft.com/office/word/2018/wordml" xmlns:w16du="http://schemas.microsoft.com/office/word/2023/wordml/word16du" xmlns:w16sdtdh="http://schemas.microsoft.com/office/word/2020/wordml/sdtdatahash" xmlns:w16se="http://schemas.microsoft.com/office/word/2015/wordml/symex" xmlns:wpg="http://schemas.microsoft.com/office/word/2010/wordprocessingGroup" xmlns:wpi="http://schemas.microsoft.com/office/word/2010/wordprocessingInk" xmlns:wne="http://schemas.microsoft.com/office/word/2006/wordml" xmlns:wps="http://schemas.microsoft.com/office/word/2010/wordprocessingShape" mc:Ignorable="w14 w15 w16se w16cid w16 w16cex w16sdtdh w16du wp14">
+<w:numbering xmlns:wpc="http://schemas.microsoft.com/office/word/2010/wordprocessingCanvas" xmlns:cx="http://schemas.microsoft.com/office/drawing/2014/chartex" xmlns:cx1="http://schemas.microsoft.com/office/drawing/2015/9/8/chartex" xmlns:cx2="http://schemas.microsoft.com/office/drawing/2015/10/21/chartex" xmlns:cx3="http://schemas.microsoft.com/office/drawing/2016/5/9/chartex" xmlns:cx4="http://schemas.microsoft.com/office/drawing/2016/5/10/chartex" xmlns:cx5="http://schemas.microsoft.com/office/drawing/2016/5/11/chartex" xmlns:cx6="http://schemas.microsoft.com/office/drawing/2016/5/12/chartex" xmlns:cx7="http://schemas.microsoft.com/office/drawing/2016/5/13/chartex" xmlns:cx8="http://schemas.microsoft.com/office/drawing/2016/5/14/chartex" xmlns:mc="http://schemas.openxmlformats.org/markup-compatibility/2006" xmlns:aink="http://schemas.microsoft.com/office/drawing/2016/ink" xmlns:am3d="http://schemas.microsoft.com/office/drawing/2017/model3d" xmlns:o="urn:schemas-microsoft-com:office:office" xmlns:oel="http://schemas.microsoft.com/office/2019/extlst" xmlns:r="http://schemas.openxmlformats.org/officeDocument/2006/relationships" xmlns:m="http://schemas.openxmlformats.org/officeDocument/2006/math" xmlns:v="urn:schemas-microsoft-com:vml" xmlns:wp14="http://schemas.microsoft.com/office/word/2010/wordprocessingDrawing" xmlns:wp="http://schemas.openxmlformats.org/drawingml/2006/wordprocessingDrawing" xmlns:w10="urn:schemas-microsoft-com:office:word" xmlns:w="http://schemas.openxmlformats.org/wordprocessingml/2006/main" xmlns:w14="http://schemas.microsoft.com/office/word/2010/wordml" xmlns:w15="http://schemas.microsoft.com/office/word/2012/wordml" xmlns:w16cex="http://schemas.microsoft.com/office/word/2018/wordml/cex" xmlns:w16cid="http://schemas.microsoft.com/office/word/2016/wordml/cid" xmlns:w16="http://schemas.microsoft.com/office/word/2018/wordml" xmlns:w16du="http://schemas.microsoft.com/office/word/2023/wordml/word16du" xmlns:w16sdtdh="http://schemas.microsoft.com/office/word/2020/wordml/sdtdatahash" xmlns:w16sdtfl="http://schemas.microsoft.com/office/word/2024/wordml/sdtformatlock" xmlns:w16se="http://schemas.microsoft.com/office/word/2015/wordml/symex" xmlns:wpg="http://schemas.microsoft.com/office/word/2010/wordprocessingGroup" xmlns:wpi="http://schemas.microsoft.com/office/word/2010/wordprocessingInk" xmlns:wne="http://schemas.microsoft.com/office/word/2006/wordml" xmlns:wps="http://schemas.microsoft.com/office/word/2010/wordprocessingShape" mc:Ignorable="w14 w15 w16se w16cid w16 w16cex w16sdtdh w16sdtfl w16du wp14">
   <w:abstractNum w:abstractNumId="0" w15:restartNumberingAfterBreak="0">
     <w:nsid w:val="FFFFFF7C"/>
     <w:multiLevelType w:val="singleLevel"/>
@@ -6165,7 +6345,7 @@
 </file>
 
 <file path=word/styles.xml><?xml version="1.0" encoding="utf-8"?>
-<w:styles xmlns:mc="http://schemas.openxmlformats.org/markup-compatibility/2006" xmlns:r="http://schemas.openxmlformats.org/officeDocument/2006/relationships" xmlns:w="http://schemas.openxmlformats.org/wordprocessingml/2006/main" xmlns:w14="http://schemas.microsoft.com/office/word/2010/wordml" xmlns:w15="http://schemas.microsoft.com/office/word/2012/wordml" xmlns:w16cex="http://schemas.microsoft.com/office/word/2018/wordml/cex" xmlns:w16cid="http://schemas.microsoft.com/office/word/2016/wordml/cid" xmlns:w16="http://schemas.microsoft.com/office/word/2018/wordml" xmlns:w16du="http://schemas.microsoft.com/office/word/2023/wordml/word16du" xmlns:w16sdtdh="http://schemas.microsoft.com/office/word/2020/wordml/sdtdatahash" xmlns:w16se="http://schemas.microsoft.com/office/word/2015/wordml/symex" mc:Ignorable="w14 w15 w16se w16cid w16 w16cex w16sdtdh w16du">
+<w:styles xmlns:mc="http://schemas.openxmlformats.org/markup-compatibility/2006" xmlns:r="http://schemas.openxmlformats.org/officeDocument/2006/relationships" xmlns:w="http://schemas.openxmlformats.org/wordprocessingml/2006/main" xmlns:w14="http://schemas.microsoft.com/office/word/2010/wordml" xmlns:w15="http://schemas.microsoft.com/office/word/2012/wordml" xmlns:w16cex="http://schemas.microsoft.com/office/word/2018/wordml/cex" xmlns:w16cid="http://schemas.microsoft.com/office/word/2016/wordml/cid" xmlns:w16="http://schemas.microsoft.com/office/word/2018/wordml" xmlns:w16du="http://schemas.microsoft.com/office/word/2023/wordml/word16du" xmlns:w16sdtdh="http://schemas.microsoft.com/office/word/2020/wordml/sdtdatahash" xmlns:w16sdtfl="http://schemas.microsoft.com/office/word/2024/wordml/sdtformatlock" xmlns:w16se="http://schemas.microsoft.com/office/word/2015/wordml/symex" mc:Ignorable="w14 w15 w16se w16cid w16 w16cex w16sdtdh w16sdtfl w16du">
   <w:docDefaults>
     <w:rPrDefault>
       <w:rPr>

--- a/paper_figures/Antibiogram_Paper_Draft.docx
+++ b/paper_figures/Antibiogram_Paper_Draft.docx
@@ -1,197 +1,236 @@
 
 <file path=word/document.xml><?xml version="1.0" encoding="utf-8"?>
-<w:document xmlns:wpc="http://schemas.microsoft.com/office/word/2010/wordprocessingCanvas" xmlns:cx="http://schemas.microsoft.com/office/drawing/2014/chartex" xmlns:cx1="http://schemas.microsoft.com/office/drawing/2015/9/8/chartex" xmlns:cx2="http://schemas.microsoft.com/office/drawing/2015/10/21/chartex" xmlns:cx3="http://schemas.microsoft.com/office/drawing/2016/5/9/chartex" xmlns:cx4="http://schemas.microsoft.com/office/drawing/2016/5/10/chartex" xmlns:cx5="http://schemas.microsoft.com/office/drawing/2016/5/11/chartex" xmlns:cx6="http://schemas.microsoft.com/office/drawing/2016/5/12/chartex" xmlns:cx7="http://schemas.microsoft.com/office/drawing/2016/5/13/chartex" xmlns:cx8="http://schemas.microsoft.com/office/drawing/2016/5/14/chartex" xmlns:mc="http://schemas.openxmlformats.org/markup-compatibility/2006" xmlns:aink="http://schemas.microsoft.com/office/drawing/2016/ink" xmlns:am3d="http://schemas.microsoft.com/office/drawing/2017/model3d" xmlns:o="urn:schemas-microsoft-com:office:office" xmlns:oel="http://schemas.microsoft.com/office/2019/extlst" xmlns:r="http://schemas.openxmlformats.org/officeDocument/2006/relationships" xmlns:m="http://schemas.openxmlformats.org/officeDocument/2006/math" xmlns:v="urn:schemas-microsoft-com:vml" xmlns:wp14="http://schemas.microsoft.com/office/word/2010/wordprocessingDrawing" xmlns:wp="http://schemas.openxmlformats.org/drawingml/2006/wordprocessingDrawing" xmlns:w10="urn:schemas-microsoft-com:office:word" xmlns:w="http://schemas.openxmlformats.org/wordprocessingml/2006/main" xmlns:w14="http://schemas.microsoft.com/office/word/2010/wordml" xmlns:w15="http://schemas.microsoft.com/office/word/2012/wordml" xmlns:w16cex="http://schemas.microsoft.com/office/word/2018/wordml/cex" xmlns:w16cid="http://schemas.microsoft.com/office/word/2016/wordml/cid" xmlns:w16="http://schemas.microsoft.com/office/word/2018/wordml" xmlns:w16du="http://schemas.microsoft.com/office/word/2023/wordml/word16du" xmlns:w16sdtdh="http://schemas.microsoft.com/office/word/2020/wordml/sdtdatahash" xmlns:w16sdtfl="http://schemas.microsoft.com/office/word/2024/wordml/sdtformatlock" xmlns:w16se="http://schemas.microsoft.com/office/word/2015/wordml/symex" xmlns:wpg="http://schemas.microsoft.com/office/word/2010/wordprocessingGroup" xmlns:wpi="http://schemas.microsoft.com/office/word/2010/wordprocessingInk" xmlns:wne="http://schemas.microsoft.com/office/word/2006/wordml" xmlns:wps="http://schemas.microsoft.com/office/word/2010/wordprocessingShape" mc:Ignorable="w14 w15 w16se w16cid w16 w16cex w16sdtdh w16sdtfl w16du wp14">
+<w:document xmlns:wpc="http://schemas.microsoft.com/office/word/2010/wordprocessingCanvas" xmlns:cx="http://schemas.microsoft.com/office/drawing/2014/chartex" xmlns:cx1="http://schemas.microsoft.com/office/drawing/2015/9/8/chartex" xmlns:cx2="http://schemas.microsoft.com/office/drawing/2015/10/21/chartex" xmlns:cx3="http://schemas.microsoft.com/office/drawing/2016/5/9/chartex" xmlns:cx4="http://schemas.microsoft.com/office/drawing/2016/5/10/chartex" xmlns:cx5="http://schemas.microsoft.com/office/drawing/2016/5/11/chartex" xmlns:cx6="http://schemas.microsoft.com/office/drawing/2016/5/12/chartex" xmlns:cx7="http://schemas.microsoft.com/office/drawing/2016/5/13/chartex" xmlns:cx8="http://schemas.microsoft.com/office/drawing/2016/5/14/chartex" xmlns:mc="http://schemas.openxmlformats.org/markup-compatibility/2006" xmlns:aink="http://schemas.microsoft.com/office/drawing/2016/ink" xmlns:am3d="http://schemas.microsoft.com/office/drawing/2017/model3d" xmlns:o="urn:schemas-microsoft-com:office:office" xmlns:oel="http://schemas.microsoft.com/office/2019/extlst" xmlns:r="http://schemas.openxmlformats.org/officeDocument/2006/relationships" xmlns:m="http://schemas.openxmlformats.org/officeDocument/2006/math" xmlns:v="urn:schemas-microsoft-com:vml" xmlns:wp14="http://schemas.microsoft.com/office/word/2010/wordprocessingDrawing" xmlns:wp="http://schemas.openxmlformats.org/drawingml/2006/wordprocessingDrawing" xmlns:w10="urn:schemas-microsoft-com:office:word" xmlns:w="http://schemas.openxmlformats.org/wordprocessingml/2006/main" xmlns:w14="http://schemas.microsoft.com/office/word/2010/wordml" xmlns:w15="http://schemas.microsoft.com/office/word/2012/wordml" xmlns:w16cex="http://schemas.microsoft.com/office/word/2018/wordml/cex" xmlns:w16cid="http://schemas.microsoft.com/office/word/2016/wordml/cid" xmlns:w16="http://schemas.microsoft.com/office/word/2018/wordml" xmlns:w16du="http://schemas.microsoft.com/office/word/2023/wordml/word16du" xmlns:w16sdtdh="http://schemas.microsoft.com/office/word/2020/wordml/sdtdatahash" xmlns:w16se="http://schemas.microsoft.com/office/word/2015/wordml/symex" xmlns:wpg="http://schemas.microsoft.com/office/word/2010/wordprocessingGroup" xmlns:wpi="http://schemas.microsoft.com/office/word/2010/wordprocessingInk" xmlns:wne="http://schemas.microsoft.com/office/word/2006/wordml" xmlns:wps="http://schemas.microsoft.com/office/word/2010/wordprocessingShape" mc:Ignorable="w14 w15 w16se w16cid w16 w16cex w16sdtdh w16du wp14">
   <w:body>
     <w:p>
       <w:pPr>
         <w:pStyle w:val="Title"/>
+      </w:pPr>
+      <w:r>
+        <w:rPr>
+          <w:b/>
+          <w:bCs/>
+          <w:rFonts w:hint="cs"/>
+          <w:rtl/>
+        </w:rPr>
+        <w:t xml:space="preserve">اندازه‌گیری تفسیرپذیر و خودکار آنتی‌بایوگرام دیسک-دیفیوژن از تصاویر تلفن همراه با بینایی ماشین کلاسیک</w:t>
+      </w:r>
+    </w:p>
+    <w:p>
+      <w:pPr>
+        <w:pStyle w:val="Authors"/>
       </w:pPr>
       <w:r>
         <w:rPr>
           <w:rFonts w:hint="cs"/>
           <w:rtl/>
         </w:rPr>
-        <w:t>اندازه‌گیری تفسیرپذیر و خودکار آنتی‌بایوگرام دیسک-دیفیوژن از تصاویر تلفن همراه با بینایی ماشین کلاسیک</w:t>
-      </w:r>
-    </w:p>
-    <w:p>
-      <w:pPr>
-        <w:pStyle w:val="Authors"/>
-        <w:framePr w:wrap="around"/>
-      </w:pPr>
+        <w:t xml:space="preserve">غزل مقاره‌زاده اصفهانی</w:t>
+      </w:r>
+      <w:r>
+        <w:t xml:space="preserve">۱</w:t>
+      </w:r>
       <w:r>
         <w:rPr>
           <w:rFonts w:hint="cs"/>
           <w:rtl/>
         </w:rPr>
-        <w:t>مهیار حدادها</w:t>
-      </w:r>
-      <w:r>
-        <w:t>۱</w:t>
+        <w:t xml:space="preserve">، محمدرضا یزدچی</w:t>
+      </w:r>
+      <w:r>
+        <w:t xml:space="preserve">۲</w:t>
+      </w:r>
+      <w:r>
+        <w:t xml:space="preserve">*</w:t>
+      </w:r>
+      <w:r>
+        <w:rPr>
+          <w:rStyle w:val="FootnoteReference"/>
+        </w:rPr>
+        <w:footnoteReference w:id="1"/>
       </w:r>
       <w:r>
         <w:rPr>
           <w:rFonts w:hint="cs"/>
           <w:rtl/>
         </w:rPr>
-        <w:t>، غزل مقاره‌زاده اصفهانی</w:t>
-      </w:r>
-      <w:r>
-        <w:t>۱</w:t>
+        <w:t xml:space="preserve">، داریوش شکری</w:t>
+      </w:r>
+      <w:r>
+        <w:t xml:space="preserve">۳</w:t>
       </w:r>
       <w:r>
         <w:rPr>
           <w:rFonts w:hint="cs"/>
           <w:rtl/>
         </w:rPr>
-        <w:t>، محمدرضا یزدچی</w:t>
-      </w:r>
-      <w:r>
-        <w:t>۱،*</w:t>
+        <w:t xml:space="preserve">، سید محمدعلی هاشمی‌پور</w:t>
+      </w:r>
+      <w:r>
+        <w:t xml:space="preserve">۴</w:t>
       </w:r>
       <w:r>
         <w:rPr>
           <w:rFonts w:hint="cs"/>
           <w:rtl/>
         </w:rPr>
-        <w:t>، داریوش شکری</w:t>
-      </w:r>
-      <w:r>
-        <w:t>۲</w:t>
-      </w:r>
+        <w:t xml:space="preserve">، مهیار حدادها</w:t>
+      </w:r>
+      <w:r>
+        <w:t xml:space="preserve">۵</w:t>
+      </w:r>
+    </w:p>
+    <w:p>
+      <w:pPr>
+        <w:pStyle w:val="Affiliations"/>
+      </w:pPr>
       <w:r>
         <w:rPr>
           <w:rFonts w:hint="cs"/>
           <w:rtl/>
         </w:rPr>
-        <w:t>، سید محمدعلی هاشمی‌پور</w:t>
-      </w:r>
-      <w:r>
-        <w:t>۳</w:t>
+        <w:t xml:space="preserve">۱ گروه مهندسی پزشکی، دانشکده‌ی مهندسی، دانشگاه اصفهان، اصفهان، ایران</w:t>
       </w:r>
     </w:p>
     <w:p>
       <w:pPr>
-        <w:pStyle w:val="Authors"/>
-        <w:framePr w:wrap="around"/>
+        <w:pStyle w:val="Affiliations"/>
       </w:pPr>
       <w:r>
         <w:rPr>
           <w:rFonts w:hint="cs"/>
           <w:rtl/>
         </w:rPr>
-        <w:t>(نویسنده‌ی مسئول با علامت * مشخص شده است)</w:t>
+        <w:t xml:space="preserve">۲ گروه مهندسی پزشکی، دانشکده‌ی مهندسی، دانشگاه اصفهان، اصفهان، ایران</w:t>
       </w:r>
     </w:p>
     <w:p>
       <w:pPr>
         <w:pStyle w:val="Affiliations"/>
-        <w:framePr w:wrap="around"/>
       </w:pPr>
       <w:r>
         <w:rPr>
           <w:rFonts w:hint="cs"/>
           <w:rtl/>
         </w:rPr>
-        <w:t>۱ گروه مهندسی پزشکی، دانشکده‌ی مهندسی، دانشگاه اصفهان، اصفهان، ایران</w:t>
+        <w:t xml:space="preserve">۳ شرکت دارا ویرا آزما، مرکز رشد و کارآفرینی دانشگاه اصفهان و آزمایشگاه خصوصی نوبل، اصفهان، ایران</w:t>
       </w:r>
     </w:p>
     <w:p>
       <w:pPr>
         <w:pStyle w:val="Affiliations"/>
-        <w:framePr w:wrap="around"/>
       </w:pPr>
       <w:r>
         <w:rPr>
           <w:rFonts w:hint="cs"/>
           <w:rtl/>
         </w:rPr>
-        <w:t>۲ شرکت دارا ویرا آزما، مرکز رشد و کارآفرینیِ دانشگاه اصفهان / آزمایشگاه خصوصی نوبل، اصفهان، ایران</w:t>
+        <w:t xml:space="preserve">۴ شرکت نیلگون سپهر سلامت، واحد تحقیق و توسعه، اصفهان، ایران</w:t>
       </w:r>
     </w:p>
     <w:p>
       <w:pPr>
         <w:pStyle w:val="Affiliations"/>
-        <w:framePr w:wrap="around"/>
       </w:pPr>
       <w:r>
         <w:rPr>
           <w:rFonts w:hint="cs"/>
           <w:rtl/>
         </w:rPr>
-        <w:t>۳ شرکت نیلگون سپهر سلامت، واحد تحقیق و توسعه، اصفهان، ایران</w:t>
+        <w:t xml:space="preserve">۵ گروه مهندسی پزشکی، دانشکده‌ی مهندسی، دانشگاه اصفهان، اصفهان، ایران</w:t>
       </w:r>
     </w:p>
     <w:p>
       <w:pPr>
         <w:pStyle w:val="Affiliations"/>
-        <w:framePr w:wrap="around"/>
-      </w:pPr>
-      <w:r>
-        <w:t>mahyarhaddadha@gmail.com, gh.mogharehzadeh@eng.ui.ac.ir, yazdchi@eng.ui.ac.ir, dariush.shokri61@yahoo.com, M.alihashemip@gmail.com</w:t>
+      </w:pPr>
+      <w:r>
+        <w:t xml:space="preserve">gh.mogharehzadeh@eng.ui.ac.ir, yazdchi@eng.ui.ac.ir, dariush.shokri61@yahoo.com, M.alihashemip@gmail.com, mahyarhaddadha@gmail.com</w:t>
       </w:r>
     </w:p>
     <w:p>
       <w:pPr>
         <w:pStyle w:val="Abstract"/>
       </w:pPr>
-      <w:r>
-        <w:rPr>
-          <w:rFonts w:hint="cs"/>
-          <w:b/>
-          <w:rtl/>
-        </w:rPr>
-        <w:t xml:space="preserve">چکیده - </w:t>
-      </w:r>
       <w:r>
         <w:rPr>
           <w:rFonts w:hint="cs"/>
           <w:rtl/>
         </w:rPr>
-        <w:t>در آنتی‌بایوگرام دیسک-دیفیوژن (کربی-باوئر)، قطر هاله‌ی عدم‌رشد اطراف هر دیسک آنتی‌بیوتیکی معمولاً به‌صورت دستی و با کولیس اندازه‌گیری می‌شود؛ روشی کند، وابسته به مهارت اپراتور و مستعد خطا. در این مقاله یک پایپ‌لاین کاملاً کلاسیک بینایی ماشین (بدون یادگیری ماشین) ارائه می‌شود که از روی یک عکس ساده‌ی تلفن‌همراه از یک یا چند ظرف پتری، به‌ترتیب ظرف(ها)، دیسک‌های آنتی‌بیوتیک، مرز هاله‌ی بازدارندگی و رخدادهای غیرعادی داخل هاله را تشخیص می‌دهد. تشخیص ظرف با آستانه‌گذاری چندسطحیِ ناحیه‌ای پس از تصحیح نور انجام می‌شود؛ تشخیص دیسک از ادغام دو‌شاخه‌ای هاف و بلاب حاصل می‌شود؛ و مرز هاله با یک پروفایل شعاعیِ مبتنی بر «همگرایی دائمی به پس‌زمینه»، بسط نامتقارن جهت‌به‌جهت مبتنی بر گرادیان، و رفع رخدادهای زاویه‌ای موضعی به‌دست می‌آید. تمام پارامترهای هندسی نسبت به اندازه‌ی ظرف یا دیسک تعریف شده‌اند، نه پیکسل مطلق، تا پایپ‌لاین بدون آموزش مجدد روی دوربین، نور و مقیاس متفاوت کار کند. عملکرد به‌صورت کیفی روی هفتادوهشت عکس واقعی اعتبارسنجی شده و چند طراحی جایگزین—از جمله GrabCut، برازش سیگموئید و معماری پیشنهادی کاربر—به‌صورت تجربی آزموده و رد شده‌اند. ارزیابی کمّی روی یک دیتاستِ مرجعِ مستقل و کارشناسی‌شده (۱۱ عکس، ۹۳ دیسک) نشان می‌دهد: تشخیصِ دیسک F1=۰٫۹۸۴، خطای قطرِ هاله MAE=۵٫۵۰mm (بایاسِ −۰٫۵۳mm)، و خطای قطرِ دیسک MAE=۰٫۱۷mm؛ این نتایج روی سیستمی مستقل و مجزا نیز عیناً بازتولید شدند.</w:t>
-      </w:r>
-    </w:p>
-    <w:p>
-      <w:pPr>
-        <w:pStyle w:val="Index"/>
-      </w:pPr>
+        <w:t xml:space="preserve">چکیده − قطرِ هاله‌ی عدمِ‌رشد اطرافِ هر دیسکِ آنتی‌بیوتیکی، در آزمونِ رایجِ دیسک-دیفیوژن، معمولاً به‌صورتِ دستی و با کولیس اندازه‌گیری می‌شود. در این مقاله، فرآیندی</w:t>
+      </w:r>
       <w:r>
         <w:rPr>
-          <w:rFonts w:hint="cs"/>
-          <w:b/>
-          <w:bCs/>
-          <w:rtl/>
+          <w:rStyle w:val="FootnoteReference"/>
         </w:rPr>
-        <w:t xml:space="preserve">واژه‌های کلیدی: </w:t>
+        <w:footnoteReference w:id="2"/>
       </w:r>
       <w:r>
         <w:rPr>
           <w:rFonts w:hint="cs"/>
           <w:rtl/>
         </w:rPr>
-        <w:t>آنتی‌بایوگرام، بینایی ماشین کلاسیک، پردازش تصویر پزشکی، تبدیل هاف، تست دیسک-دیفیوژن، تقسیم‌بندی تصویر، دیسک آنتی‌بیوتیک، هاله‌ی بازدارندگی</w:t>
+        <w:t xml:space="preserve"> تماماً کلاسیک در بینایی ماشین معرفی می‌شود که بدونِ استفاده از یادگیریِ ماشین، تنها از رویِ یک عکسِ ساده‌ی تلفن‌همراه، ظرف یا ظرف‌هایِ پتری، دیسک‌هایِ آنتی‌بیوتیک، مرزِ هاله‌ی عدمِ‌رشد، و رخدادهایِ غیرعادیِ داخلِ هاله را به‌ترتیب تشخیص می‌دهد. ظرفِ پتری با آستانه‌گذاریِ چندسطحیِ ناحیه‌ای شناسایی می‌شود؛ دیسک‌ها با ترکیبِ دو روشِ مکمل استخراج می‌شوند؛ و مرزِ هاله از ادغامِ سه شاخه‌ی مستقل—مبتنی بر پروفایلِ شعاعی، ناحیه‌بندی، و رشدِ کنترل‌شده—به‌دست می‌آید. تمامِ پارامترهایِ هندسی نسبت به اندازه‌ی ظرف یا دیسک تعریف شده‌اند، نه پیکسلِ مطلق، تا فرآیند بدونِ آموزشِ مجدد، رویِ دوربین، نور و مقیاسِ متفاوت هم کار کند. ارزیابیِ کمّی رویِ یک مجموعه‌داده‌ی مستقل و کارشناسی‌شده (۱۱ عکس، ۹۳ دیسک) نشان می‌دهد امتیازِ F1 برایِ تشخیصِ دیسک به ۰٫۹۸۹ و خطایِ میانگینِ قطرِ هاله به ۳٫۸۵ میلی‌متر می‌رسد؛ این نتایج، بدونِ هیچ تغییری، رویِ دو سامانه‌ی کاملاً مستقلِ دیگر نیز بازتولید شدند. طبقه‌بندیِ بالینیِ حساس/متوسط/مقاوم، بر اساسِ استانداردِ</w:t>
+      </w:r>
+      <w:r>
+        <w:rPr>
+          <w:rStyle w:val="FootnoteReference"/>
+        </w:rPr>
+        <w:footnoteReference w:id="3"/>
       </w:r>
       <w:r>
         <w:rPr>
           <w:rFonts w:hint="cs"/>
           <w:rtl/>
         </w:rPr>
-        <w:t xml:space="preserve">، </w:t>
-      </w:r>
-      <w:r>
-        <w:t>OpenCV</w:t>
+        <w:t xml:space="preserve"> اروپاییِ ارزیابیِ حساسیتِ میکروبی، نیز پیاده‌سازی و سنجیده شد. نتایج نشان می‌دهند دقتِ فعلیِ فرآیند هنوز به سطحِ پذیرشِ بالینی نرسیده است، اما مسیرِ بهبودِ آن—به‌کمکِ یک مدلِ ریاضیِ مبتنی بر فیزیکِ نفوذِ دارو—در این مقاله مشخص شده است.</w:t>
       </w:r>
     </w:p>
     <w:p>
       <w:pPr>
-        <w:pStyle w:val="Heading1"/>
-      </w:pPr>
+        <w:pStyle w:val="Index"/>
+      </w:pPr>
+      <w:r>
+        <w:rPr>
+          <w:b/>
+          <w:bCs/>
+          <w:rFonts w:hint="cs"/>
+          <w:rtl/>
+        </w:rPr>
+        <w:t xml:space="preserve">واژه‌های کلیدی: </w:t>
+      </w:r>
       <w:r>
         <w:rPr>
           <w:rFonts w:hint="cs"/>
           <w:rtl/>
         </w:rPr>
-        <w:t>مقدمه</w:t>
+        <w:t xml:space="preserve">آنتی‌بایوگرام، بینایی ماشین کلاسیک، پردازش تصویر پزشکی، تشخیص دیسک-دیفیوژن، تقسیم‌بندی تصویر، هاله‌ی عدم‌رشد، استاندارد EUCAST</w:t>
+      </w:r>
+    </w:p>
+    <w:p>
+      <w:pPr>
+        <w:sectPr>
+          <w:type w:val="continuous"/>
+          <w:pgSz w:w="11906" w:h="16838" w:code="9"/>
+          <w:pgMar w:top="1418" w:right="1134" w:bottom="1418" w:left="1134" w:header="851" w:footer="567" w:gutter="0"/>
+          <w:cols w:num="1"/>
+          <w:bidi/>
+          <w:rtlGutter/>
+        </w:sectPr>
+      </w:pPr>
+    </w:p>
+    <w:p>
+      <w:pPr>
+        <w:pStyle w:val="Heading1"/>
+      </w:pPr>
+      <w:r>
+        <w:rPr>
+          <w:b/>
+          <w:bCs/>
+          <w:rFonts w:hint="cs"/>
+          <w:rtl/>
+        </w:rPr>
+        <w:t xml:space="preserve">مقدمه</w:t>
       </w:r>
     </w:p>
     <w:p>
@@ -203,86 +242,114 @@
           <w:rFonts w:hint="cs"/>
           <w:rtl/>
         </w:rPr>
-        <w:t xml:space="preserve">تست آنتی‌بایوگرام دیسک-دیفیوژن (کربی-باوئر) یکی از رایج‌ترین روش‌های آزمایشگاهی برای سنجش حساسیت باکتری به آنتی‌بیوتیک است: دیسک‌های آغشته به آنتی‌بیوتیک روی محیط کشت آگار حاوی باکتری قرار می‌گیرند و پس از انکوباسیون، در صورت حساس‌بودن باکتری، حلقه‌ای بدون رشد (هاله‌ی بازدارندگی) دور دیسک شکل می‌گیرد که قطرش، طبق جدول‌های استاندارد نظیر EUCAST، به دسته‌های حساس، متوسط و مقاوم تبدیل می‌شود. در عمل این قطر معمولاً با کولیس و به‌صورت دستی اندازه‌گیری می‌شود؛ روشی کند، وابسته به مهارت اپراتور و مستعد خطای انسانی و تغییرپذیری بین‌آزمایشگاهی. از دهه‌ی ۱۹۹۰ سامانه‌های تحلیل تصویر </w:t>
-      </w:r>
+        <w:t xml:space="preserve">مقاومتِ باکتری‌ها در برابرِ آنتی‌بیوتیک‌ها، یکی از جدی‌ترین چالش‌های سلامتِ عمومی در جهان به‌شمار می‌رود. برای انتخابِ درستِ دارو برایِ هر بیمار، پزشک باید از پیش بداند باکتریِ عاملِ بیماری به کدام آنتی‌بیوتیک حساس است.</w:t>
+      </w:r>
+    </w:p>
+    <w:p>
+      <w:pPr>
+        <w:pStyle w:val="Paragraph"/>
+      </w:pPr>
       <w:r>
         <w:rPr>
           <w:rFonts w:hint="cs"/>
           <w:rtl/>
         </w:rPr>
-        <w:t xml:space="preserve">رایانه‌ای برای خودکارسازی این اندازه‌گیری با توافق قابل‌قبول در برابر روش دستی گزارش شده‌اند </w:t>
-      </w:r>
-      <w:r>
-        <w:t>[1]</w:t>
+        <w:t xml:space="preserve">یکی از رایج‌ترین روش‌های آزمایشگاهی برایِ این سنجش، آزمونِ دیسک-دیفیوژن</w:t>
+      </w:r>
+      <w:r>
+        <w:rPr>
+          <w:rStyle w:val="FootnoteReference"/>
+        </w:rPr>
+        <w:footnoteReference w:id="4"/>
       </w:r>
       <w:r>
         <w:rPr>
           <w:rFonts w:hint="cs"/>
           <w:rtl/>
         </w:rPr>
-        <w:t>.</w:t>
-      </w:r>
-    </w:p>
-    <w:p>
-      <w:pPr>
-        <w:pStyle w:val="Paragraph"/>
-      </w:pPr>
+        <w:t xml:space="preserve"> است که آزمونِ کربی-بائر</w:t>
+      </w:r>
+      <w:r>
+        <w:rPr>
+          <w:rStyle w:val="FootnoteReference"/>
+        </w:rPr>
+        <w:footnoteReference w:id="5"/>
+      </w:r>
       <w:r>
         <w:rPr>
           <w:rFonts w:hint="cs"/>
           <w:rtl/>
         </w:rPr>
-        <w:t xml:space="preserve">رویکردهای بعدی عمدتاً حول تبدیل دایره‌ایِ هاف </w:t>
-      </w:r>
-      <w:r>
-        <w:t>[2]</w:t>
+        <w:t xml:space="preserve"> نیز نامیده می‌شود. در این آزمون، دیسک‌های کوچکِ کاغذی که هرکدام به یک آنتی‌بیوتیکِ مشخص آغشته شده‌اند، رویِ سطحِ یک ظرفِ کشتِ باکتری، یعنی ظرفِ پتری</w:t>
+      </w:r>
+      <w:r>
+        <w:rPr>
+          <w:rStyle w:val="FootnoteReference"/>
+        </w:rPr>
+        <w:footnoteReference w:id="6"/>
       </w:r>
       <w:r>
         <w:rPr>
           <w:rFonts w:hint="cs"/>
           <w:rtl/>
         </w:rPr>
-        <w:t xml:space="preserve">، ابزارهای مبتنی بر آستانه‌گذاریِ کلاسیک به‌همراه بازشناسی نوریِ کدِ چاپ‌شده‌ی روی دیسک مانند AntibiogramJ </w:t>
-      </w:r>
-      <w:r>
-        <w:t>[3]</w:t>
-      </w:r>
+        <w:t xml:space="preserve">، قرار می‌گیرند. اگر باکتری نسبت به آن آنتی‌بیوتیک حساس باشد، دورِ دیسک یک منطقه‌ی دایره‌ای بدونِ رشدِ باکتری شکل می‌گیرد که هاله‌ی عدمِ‌رشد نام دارد. هرچه قطرِ این هاله بزرگ‌تر باشد، باکتری به آن دارو حساس‌تر است.</w:t>
+      </w:r>
+    </w:p>
+    <w:p>
+      <w:pPr>
+        <w:pStyle w:val="Paragraph"/>
+      </w:pPr>
       <w:r>
         <w:rPr>
           <w:rFonts w:hint="cs"/>
           <w:rtl/>
         </w:rPr>
-        <w:t xml:space="preserve">، و مقایسه‌ی چند روشِ تقسیم‌بندی روی مجموعه‌داده‌ای با ۱۷۰ عکس و ۵۱۳ هاله </w:t>
-      </w:r>
-      <w:r>
-        <w:t>[4]</w:t>
-      </w:r>
+        <w:t xml:space="preserve">در روالِ رایجِ آزمایشگاهی، قطرِ هاله با خط‌کش یا کولیس و به‌صورتِ دستی اندازه‌گیری می‌شود. این اندازه‌گیریِ دستی هم زمان‌بر است، هم به مهارتِ فردِ اندازه‌گیرنده وابسته است، و هم می‌تواند بینِ افرادِ مختلف، یا حتی برایِ یک نفر در دو نوبتِ جداگانه، نتیجه‌ی کمی متفاوت بدهد.</w:t>
+      </w:r>
+    </w:p>
+    <w:p>
+      <w:pPr>
+        <w:pStyle w:val="Paragraph"/>
+      </w:pPr>
       <w:r>
         <w:rPr>
           <w:rFonts w:hint="cs"/>
           <w:rtl/>
         </w:rPr>
-        <w:t xml:space="preserve"> متمرکز بوده‌اند. اخیراً رویکردهای مبتنی بر یادگیریِ عمیق نیز مطرح شده‌اند: یک اپلیکیشنِ موبایل با توافقِ ۹۰ تا ۹۸ درصد در برابرِ اندازه‌گیریِ دستی </w:t>
-      </w:r>
-      <w:r>
-        <w:t>[5]</w:t>
+        <w:t xml:space="preserve">برایِ خودکارسازیِ همین اندازه‌گیری، از دهه‌ی ۱۹۹۰ تاکنون سامانه‌های گوناگونِ تحلیلِ تصویر پیشنهاد شده‌اند</w:t>
+      </w:r>
+      <w:r>
+        <w:t xml:space="preserve">[۱]</w:t>
+      </w:r>
+      <w:r>
+        <w:t xml:space="preserve">[۲]</w:t>
+      </w:r>
+      <w:r>
+        <w:t xml:space="preserve">[۳]</w:t>
+      </w:r>
+      <w:r>
+        <w:t xml:space="preserve">[۴]</w:t>
       </w:r>
       <w:r>
         <w:rPr>
           <w:rFonts w:hint="cs"/>
           <w:rtl/>
         </w:rPr>
-        <w:t xml:space="preserve">، و ترکیبِ تحلیلِ رنگ با طبقه‌بندیِ یادگیری‌محور </w:t>
-      </w:r>
-      <w:r>
-        <w:t>[6]</w:t>
+        <w:t xml:space="preserve">، و اخیراً چند اپلیکیشنِ موبایلِ مبتنی بر یادگیریِ ماشین نیز به همین هدف معرفی شده‌اند</w:t>
+      </w:r>
+      <w:r>
+        <w:t xml:space="preserve">[۵]</w:t>
+      </w:r>
+      <w:r>
+        <w:t xml:space="preserve">[۶]</w:t>
       </w:r>
       <w:r>
         <w:rPr>
           <w:rFonts w:hint="cs"/>
           <w:rtl/>
         </w:rPr>
-        <w:t>. این کارها نشان می‌دهند خودکارسازی مفید است، اما معمولاً به مجموعه‌داده‌ی برچسب‌خورده‌ی حجیم نیاز دارند یا برای شرایطِ تصویربرداریِ محدودی طراحی شده‌اند.</w:t>
+        <w:t xml:space="preserve">. این کارها نشان می‌دهند خودکارسازیِ این آزمون شدنی و مفید است، هرچند بیشترِ آن‌ها یا به مجموعه‌داده‌ی برچسب‌خورده‌ی حجیم نیاز دارند، یا برایِ شرایطِ تصویربرداریِ محدودی طراحی شده‌اند.</w:t>
       </w:r>
     </w:p>
     <w:p>
@@ -294,31 +361,32 @@
           <w:rFonts w:hint="cs"/>
           <w:rtl/>
         </w:rPr>
-        <w:t>در این مقاله یک پایپ‌لاین کاملاً کلاسیک بینایی ماشین ارائه می‌شود که از یک عکس ساده‌ی تلفن‌همراه، حتی با چند ظرف پتری هم‌زمان، ظرف(ها)، دیسک‌های آنتی‌بیوتیک، مرز هاله و رخدادهای غیرعادیِ داخل هاله (کارِ در حالِ انجام) را تشخیص می‌دهد. انتخاب رویکرد کلاسیک یک تصمیم طراحیِ آگاهانه است: (۱) به مجموعه‌داده‌ی برچسب‌خورده‌ی حجیم نیاز ندارد؛ (۲) تفسیرپذیر است—مهم برای کاربردِ آزمایشگاهیِ نیازمندِ قابلیتِ ممیزی؛ (۳) برای پیاده‌سازی روی سخت‌افزار سبک به ++C قابل‌ترجمه است؛ و (۴) پارامترها نسبی‌اند، پس بدون آموزشِ مجدد روی دوربین، نور و مقیاسِ متفاوت کار می‌کند.</w:t>
+        <w:t xml:space="preserve">در سال‌های اخیر، عکسِ گرفته‌شده با تلفنِ همراه به ابزاری ساده و در دسترس برایِ مستندسازی، و حتی اندازه‌گیریِ خودکارِ این آزمون، تبدیل شده است. در این مقاله، فرآیندی معرفی می‌شود که تنها از رویِ یک عکسِ ساده، بدونِ نیاز به دوربینِ تخصصی یا نورپردازیِ کنترل‌شده، محلِ ظرفِ پتری، محلِ دیسک‌های آنتی‌بیوتیک، و مرزِ دقیقِ هاله‌ی عدمِ‌رشد را به‌ترتیب تشخیص می‌دهد و قطرِ هر هاله را بر حسبِ میلی‌متر گزارش می‌کند.</w:t>
       </w:r>
     </w:p>
     <w:p>
       <w:pPr>
-        <w:pStyle w:val="Heading1"/>
+        <w:pStyle w:val="Paragraph"/>
       </w:pPr>
       <w:r>
         <w:rPr>
           <w:rFonts w:hint="cs"/>
           <w:rtl/>
         </w:rPr>
-        <w:t>مواد و روش‌ها</w:t>
-      </w:r>
-    </w:p>
-    <w:p>
-      <w:pPr>
-        <w:pStyle w:val="Heading2"/>
-      </w:pPr>
+        <w:t xml:space="preserve">برخلافِ بسیاری از سامانه‌های مشابه که بر یادگیریِ عمیق</w:t>
+      </w:r>
+      <w:r>
+        <w:rPr>
+          <w:rStyle w:val="FootnoteReference"/>
+        </w:rPr>
+        <w:footnoteReference w:id="7"/>
+      </w:r>
       <w:r>
         <w:rPr>
           <w:rFonts w:hint="cs"/>
           <w:rtl/>
         </w:rPr>
-        <w:t>داده‌ها</w:t>
+        <w:t xml:space="preserve"> تکیه دارند، این فرآیند تماماً بر پایه‌ی روش‌های کلاسیکِ بینایی ماشین ساخته شده و به هیچ داده‌ی آموزشی نیاز ندارد. این انتخاب باعث می‌شود رفتارِ سامانه در هر مرحله قابلِ توضیح باشد، ویژگی‌ای که برایِ کاربردِ آزمایشگاهی و تجاری اهمیتِ زیادی دارد. افزون بر اندازه‌گیریِ قطر، این فرآیند نتیجه را طبقِ استانداردِ بین‌المللیِ EUCAST نیز به سه دسته‌ی حساس، متوسط، و مقاوم طبقه‌بندی می‌کند.</w:t>
       </w:r>
     </w:p>
     <w:p>
@@ -330,49 +398,59 @@
           <w:rFonts w:hint="cs"/>
           <w:rtl/>
         </w:rPr>
-        <w:t xml:space="preserve">مجموعه‌داده‌ی اصلی شامل هفتادوهشت عکس واقعی است که با دوربین تلفن‌همراه گرفته شده‌اند؛ هر عکس حاوی یک یا چند ظرف پتری است (اکثراً یک ظرف، بعضاً دو پتری). سند مرجع EUCAST (جدول‌های نقطه‌قطع نسخه‌ی ۱۶.۰ </w:t>
-      </w:r>
-      <w:r>
-        <w:t>[7]</w:t>
-      </w:r>
+        <w:t xml:space="preserve">در ادامه‌ی این مقاله، ابتدا روشِ کار توضیح داده می‌شود، سپس نتایجِ ارزیابیِ آن رویِ یک مجموعه‌داده‌ی مستقل و کارشناسی‌شده ارائه می‌شود، و در پایان محدودیت‌های فعلی و مسیرِ پیشنهادی برایِ بهبودِ دقت بررسی می‌شود.</w:t>
+      </w:r>
+    </w:p>
+    <w:p>
+      <w:pPr>
+        <w:pStyle w:val="Heading1"/>
+      </w:pPr>
+      <w:r>
+        <w:rPr>
+          <w:b/>
+          <w:bCs/>
+          <w:rFonts w:hint="cs"/>
+          <w:rtl/>
+        </w:rPr>
+        <w:t xml:space="preserve">مواد و روش‌ها</w:t>
+      </w:r>
+    </w:p>
+    <w:p>
+      <w:pPr>
+        <w:pStyle w:val="Heading2"/>
+      </w:pPr>
+      <w:r>
+        <w:rPr>
+          <w:b/>
+          <w:bCs/>
+          <w:rFonts w:hint="cs"/>
+          <w:rtl/>
+        </w:rPr>
+        <w:t xml:space="preserve">داده‌ها و تجهیزاتِ تصویربرداری</w:t>
+      </w:r>
+    </w:p>
+    <w:p>
+      <w:pPr>
+        <w:pStyle w:val="Paragraph"/>
+      </w:pPr>
       <w:r>
         <w:rPr>
           <w:rFonts w:hint="cs"/>
           <w:rtl/>
         </w:rPr>
-        <w:t>) برای بررسیِ روش استانداردِ خواندنِ مرز هاله استفاده شده (بخش ۴-۲)؛ پایپ‌لاین فقط قطر را گزارش می‌کند. برای ارزیابیِ کمّی (بخش ۳-۱)، یک زیرمجموعه‌ی مستقلِ ۱۱ عکس با حقیقتِ زمینیِ کارشناسی ساخته شد. هیچ داده یا تصویرِ بیمار در این مجموعه وجود ندارد.</w:t>
+        <w:t xml:space="preserve">ورودیِ فرآیند تنها یک عکسِ دیجیتال از یک یا چند ظرفِ پتری است که با یک تلفنِ همراهِ معمولی گرفته می‌شود. هر ظرف می‌تواند شاملِ چندین دیسکِ آنتی‌بیوتیکِ استاندارد، با قطرِ فیزیکیِ ۶ میلی‌متر، باشد که رویِ سطحِ محیطِ کشت چیده شده‌اند.</w:t>
       </w:r>
     </w:p>
     <w:p>
       <w:pPr>
-        <w:pStyle w:val="Heading2"/>
+        <w:pStyle w:val="Paragraph"/>
       </w:pPr>
       <w:r>
         <w:rPr>
           <w:rFonts w:hint="cs"/>
           <w:rtl/>
         </w:rPr>
-        <w:t>معماری کلی پایپ‌لاین</w:t>
-      </w:r>
-    </w:p>
-    <w:p>
-      <w:pPr>
-        <w:pStyle w:val="Paragraph"/>
-      </w:pPr>
-      <w:r>
-        <w:rPr>
-          <w:rFonts w:hint="cs"/>
-          <w:rtl/>
-        </w:rPr>
-        <w:t xml:space="preserve">جریان پردازش برای هر عکس این چهار مرحله را به‌ترتیب طی می‌کند: تشخیص ظرف(های) پتری (بخش ۲-۳)، تشخیص دیسک‌های آنتی‌بیوتیک با ادغام دو‌شاخه‌ای (بخش ۲-۴)، برازش و اصلاح مرز هاله‌ی بازدارندگی (بخش ۲-۵)، و تشخیص رخدادهای غیرعادی داخل هاله (بخش ۲-۶)؛ در پایان یک گزارش عددی برای هر دیسک تولید می‌شود. سه اصل طراحی در طول کل پایپ‌لاین رعایت شده: عدم استفاده از مقدار پیکسلی مطلق (هر پارامتر نسبت به قطر ظرف یا دیسک تعریف می‌شود)، قطعیت کامل (پیش‌نیاز ترجمه‌ی آینده به ++C)، و اعتبارسنجیِ هر تغییر </w:t>
-      </w:r>
-      <w:r>
-        <w:rPr>
-          <w:rFonts w:hint="cs"/>
-          <w:rtl/>
-        </w:rPr>
-        <w:lastRenderedPageBreak/>
-        <w:t>روی چند عکسِ متنوع پیش از قطعی‌شدن، برای پرهیز از بیش‌برازش به یک نمونه. شکل ۲ این جریان را خلاصه می‌کند.</w:t>
+        <w:t xml:space="preserve">تمامیِ پارامترهای هندسیِ فرآیند نسبت به اندازه‌ی خودِ ظرف یا دیسک تعریف شده‌اند، نه بر حسبِ پیکسلِ مطلق. به همین دلیل، این روش بدونِ نیاز به کالیبراسیونِ مجدد، با دوربین‌ها، فاصله‌ها، و شرایطِ نوریِ متفاوت نیز کار می‌کند.</w:t>
       </w:r>
     </w:p>
     <w:p>
@@ -384,8 +462,8 @@
           <w:noProof/>
         </w:rPr>
         <w:drawing>
-          <wp:inline distT="0" distB="0" distL="0" distR="0" wp14:anchorId="23AC4372" wp14:editId="22A42BA8">
-            <wp:extent cx="2952750" cy="3927581"/>
+          <wp:inline distT="0" distB="0" distL="0" distR="0">
+            <wp:extent cx="2952750" cy="4252525"/>
             <wp:effectExtent l="0" t="0" r="0" b="0"/>
             <wp:docPr id="101" name="Picture 101"/>
             <wp:cNvGraphicFramePr>
@@ -399,7 +477,7 @@
                     <pic:cNvPicPr/>
                   </pic:nvPicPr>
                   <pic:blipFill>
-                    <a:blip r:embed="rId7"/>
+                    <a:blip r:embed="rId20"/>
                     <a:stretch>
                       <a:fillRect/>
                     </a:stretch>
@@ -407,7 +485,7 @@
                   <pic:spPr>
                     <a:xfrm>
                       <a:off x="0" y="0"/>
-                      <a:ext cx="2952750" cy="3927581"/>
+                      <a:ext cx="2952750" cy="4252525"/>
                     </a:xfrm>
                     <a:prstGeom prst="rect">
                       <a:avLst/>
@@ -429,51 +507,699 @@
           <w:rFonts w:hint="cs"/>
           <w:rtl/>
         </w:rPr>
-        <w:t>شکل ۲: نمودار کلی معماری پایپ‌لاین. ماژول‌های ۵ تا ۱۷ برای هر ظرف پتری به‌طور مستقل اجرا می‌شوند.</w:t>
+        <w:t xml:space="preserve">شکل ۱ — نمایِ کلیِ مراحلِ فرآیند: از عکسِ ورودی تا گزارشِ نهاییِ قطرِ هر هاله.</w:t>
       </w:r>
     </w:p>
     <w:p>
       <w:pPr>
         <w:pStyle w:val="Heading2"/>
+      </w:pPr>
+      <w:r>
+        <w:rPr>
+          <w:b/>
+          <w:bCs/>
+          <w:rFonts w:hint="cs"/>
+          <w:rtl/>
+        </w:rPr>
+        <w:t xml:space="preserve">تشخیصِ ظرفِ پتری</w:t>
+      </w:r>
+    </w:p>
+    <w:p>
+      <w:pPr>
+        <w:pStyle w:val="Paragraph"/>
       </w:pPr>
       <w:r>
         <w:rPr>
           <w:rFonts w:hint="cs"/>
           <w:rtl/>
         </w:rPr>
-        <w:t>تشخیص ظرف پتری</w:t>
-      </w:r>
-    </w:p>
-    <w:p>
-      <w:pPr>
-        <w:pStyle w:val="Paragraph"/>
-      </w:pPr>
+        <w:t xml:space="preserve">در نخستین گام، محلِ دقیقِ ظرفِ پتری در عکس با یک روشِ آستانه‌گذاریِ ناحیه‌ایِ چندسطحی، بر پایه‌ی روشِ اُتسو</w:t>
+      </w:r>
+      <w:r>
+        <w:rPr>
+          <w:rStyle w:val="FootnoteReference"/>
+        </w:rPr>
+        <w:footnoteReference w:id="8"/>
+      </w:r>
+      <w:r>
+        <w:t xml:space="preserve">[۸]</w:t>
+      </w:r>
       <w:r>
         <w:rPr>
           <w:rFonts w:hint="cs"/>
           <w:rtl/>
         </w:rPr>
-        <w:t xml:space="preserve">چالش اصلیِ این مرحله، آستانه‌گذاری در حضور نور ناهموار است </w:t>
-      </w:r>
-      <w:r>
-        <w:t>[8]</w:t>
-      </w:r>
+        <w:t xml:space="preserve">، مشخص می‌شود. این روش، پیش از هر تحلیلِ دیگری، ناهمواریِ نورِ عکس را اصلاح می‌کند و سپس لبه‌ی ظرف را از پس‌زمینه جدا می‌کند. در ارزیابیِ این مقاله، این گام رویِ تمامیِ ۱۱ عکسِ آزمایش‌شده، بدونِ خطا، ظرفِ پتری را به‌درستی تشخیص داد.</w:t>
+      </w:r>
+    </w:p>
+    <w:p>
+      <w:pPr>
+        <w:pStyle w:val="Heading2"/>
+      </w:pPr>
+      <w:r>
+        <w:rPr>
+          <w:b/>
+          <w:bCs/>
+          <w:rFonts w:hint="cs"/>
+          <w:rtl/>
+        </w:rPr>
+        <w:t xml:space="preserve">تشخیصِ دیسک‌های آنتی‌بیوتیک</w:t>
+      </w:r>
+    </w:p>
+    <w:p>
+      <w:pPr>
+        <w:pStyle w:val="Paragraph"/>
+      </w:pPr>
       <w:r>
         <w:rPr>
           <w:rFonts w:hint="cs"/>
           <w:rtl/>
         </w:rPr>
-        <w:t xml:space="preserve">. راه‌حل، تصحیحِ میدانِ روشنایی پیش از سگمنتیشنِ ناحیه‌ای با آستانه‌گذاریِ چندسطحیِ Otsu </w:t>
-      </w:r>
-      <w:r>
-        <w:t>[9]</w:t>
+        <w:t xml:space="preserve">پس از مشخص شدنِ ناحیه‌ی ظرف، دیسک‌های آنتی‌بیوتیکی با ترکیبِ دو روشِ مکملِ تشخیصِ دایره جست‌وجو می‌شوند. یک روش، بر پایه‌ی تبدیلِ هافِ</w:t>
+      </w:r>
+      <w:r>
+        <w:rPr>
+          <w:rStyle w:val="FootnoteReference"/>
+        </w:rPr>
+        <w:footnoteReference w:id="9"/>
       </w:r>
       <w:r>
         <w:rPr>
           <w:rFonts w:hint="cs"/>
           <w:rtl/>
         </w:rPr>
-        <w:t xml:space="preserve"> است. تشخیصِ چندگانه (شکل ۱) با نگه‌داشتنِ کانتورهای معتبر و دو خودآزماییِ hypothesize-and-verify انجام می‌شود.</w:t>
+        <w:t xml:space="preserve"> دایره‌ای، دایره‌های احتمالی را می‌یابد. روشِ دیگر، همین کار را از رویِ ویژگی‌های رنگی و بافتیِ دیسک‌ها انجام می‌دهد. نتیجه‌ی این دو روش با هم ترکیب می‌شود تا هم دقتِ تشخیص و هم پوششِ کاملِ دیسک‌ها تأمین شود.</w:t>
+      </w:r>
+    </w:p>
+    <w:p>
+      <w:pPr>
+        <w:pStyle w:val="Paragraph"/>
+      </w:pPr>
+      <w:r>
+        <w:rPr>
+          <w:rFonts w:hint="cs"/>
+          <w:rtl/>
+        </w:rPr>
+        <w:t xml:space="preserve">در گامِ بعد، هر کاندیدِ دیسک، با بررسیِ پیوستگیِ لبه‌ی دایره‌ای و تطبیق با یک الگویِ ظاهریِ دیسک که مستقل از چرخش و برچسبِ رویِ دیسک است، دوباره راستی‌آزمایی می‌شود. این مرحله، تنها موردِ باقی‌مانده‌ی تشخیصِ کاذب را بدونِ از دست دادنِ حتی یک دیسکِ واقعی حذف می‌کند.</w:t>
+      </w:r>
+    </w:p>
+    <w:p>
+      <w:pPr>
+        <w:pStyle w:val="Heading2"/>
+      </w:pPr>
+      <w:r>
+        <w:rPr>
+          <w:b/>
+          <w:bCs/>
+          <w:rFonts w:hint="cs"/>
+          <w:rtl/>
+        </w:rPr>
+        <w:t xml:space="preserve">تعیینِ مرزِ هاله‌ی عدمِ‌رشد</w:t>
+      </w:r>
+    </w:p>
+    <w:p>
+      <w:pPr>
+        <w:pStyle w:val="Paragraph"/>
+      </w:pPr>
+      <w:r>
+        <w:rPr>
+          <w:rFonts w:hint="cs"/>
+          <w:rtl/>
+        </w:rPr>
+        <w:t xml:space="preserve">تعیینِ دقیقِ مرزِ هاله، چالش‌برانگیزترین بخشِ این فرآیند بوده است. برایِ این کار، ابتدا یک تصویرِ پایه از سطحِ آگارِ</w:t>
+      </w:r>
+      <w:r>
+        <w:rPr>
+          <w:rStyle w:val="FootnoteReference"/>
+        </w:rPr>
+        <w:footnoteReference w:id="10"/>
+      </w:r>
+      <w:r>
+        <w:rPr>
+          <w:rFonts w:hint="cs"/>
+          <w:rtl/>
+        </w:rPr>
+        <w:t xml:space="preserve"> اطرافِ هر دیسک ساخته می‌شود که در آن، ناهمواریِ نوردهیِ عکس، از جمله روشن‌تر بودنِ مرکز یا لبه‌های عکس نسبت به بقیه، اصلاح شده است.</w:t>
+      </w:r>
+    </w:p>
+    <w:p>
+      <w:pPr>
+        <w:pStyle w:val="Paragraph"/>
+      </w:pPr>
+      <w:r>
+        <w:rPr>
+          <w:rFonts w:hint="cs"/>
+          <w:rtl/>
+        </w:rPr>
+        <w:t xml:space="preserve">سپس مرزِ هاله با سه روشِ مستقل و مکمل برآورد می‌شود. روشِ نخست، پروفایلِ شعاعیِ روشناییِ اطرافِ هر دیسک را بررسی می‌کند و نقطه‌ای را می‌یابد که روشنایی در آن به سطحِ زمینه‌ی اطراف می‌رسد. روشِ دوم، تصویر را با آستانه‌گذاریِ اُتسو به دو ناحیه تقسیم می‌کند. روشِ سوم، با الگوریتمِ واترشدِ</w:t>
+      </w:r>
+      <w:r>
+        <w:rPr>
+          <w:rStyle w:val="FootnoteReference"/>
+        </w:rPr>
+        <w:footnoteReference w:id="11"/>
+      </w:r>
+      <w:r>
+        <w:rPr>
+          <w:rFonts w:hint="cs"/>
+          <w:rtl/>
+        </w:rPr>
+        <w:t xml:space="preserve"> کنترل‌شده، مرزِ هر ناحیه را از رویِ لبه‌های واقعیِ تصویر می‌یابد. در هر دو روشِ ناحیه‌ای، قطبِ داخل و بیرونِ هر ناحیه از رویِ روشناییِ دورترین نقاطِ آگار نسبت به هر دیسک تعیین می‌شود، نه با یک فرضِ ثابتِ از پیش.</w:t>
+      </w:r>
+    </w:p>
+    <w:p>
+      <w:pPr>
+        <w:pStyle w:val="Paragraph"/>
+      </w:pPr>
+      <w:r>
+        <w:rPr>
+          <w:rFonts w:hint="cs"/>
+          <w:rtl/>
+        </w:rPr>
+        <w:t xml:space="preserve">این سه روش نقاطِ قوتِ متفاوتی دارند. روشِ شعاعی تقریباً هیچ هاله‌ای را از قلم نمی‌اندازد، ولی دقتِ اندازه‌گیریِ کمتری دارد. دو روشِ ناحیه‌ای دقیق‌ترند، ولی گاهی هاله‌های کم‌رنگ را تشخیص نمی‌دهند. به همین دلیل، نتیجه‌ی نهایی از تقسیمِ‌کار بینِ این سه روش به‌دست می‌آید: هرجا یکی از دو روشِ ناحیه‌ای هاله‌ای تشخیص دهد، اندازه‌گیریِ همان روش مبنا قرار می‌گیرد؛ در غیرِ این صورت، نتیجه‌ی روشِ شعاعی استفاده می‌شود. هیچ‌کدام از آستانه‌های این تصمیم‌گیری از رویِ داده‌ی ارزیابی تنظیم نشده‌اند، بلکه همه بر پایه‌ی ویژگی‌های خودِ هر عکس تعیین می‌شوند.</w:t>
+      </w:r>
+    </w:p>
+    <w:p>
+      <w:pPr>
+        <w:pStyle w:val="Heading2"/>
+      </w:pPr>
+      <w:r>
+        <w:rPr>
+          <w:b/>
+          <w:bCs/>
+          <w:rFonts w:hint="cs"/>
+          <w:rtl/>
+        </w:rPr>
+        <w:t xml:space="preserve">طبقه‌بندیِ بالینی</w:t>
+      </w:r>
+    </w:p>
+    <w:p>
+      <w:pPr>
+        <w:pStyle w:val="Paragraph"/>
+      </w:pPr>
+      <w:r>
+        <w:rPr>
+          <w:rFonts w:hint="cs"/>
+          <w:rtl/>
+        </w:rPr>
+        <w:t xml:space="preserve">در گامِ آخر، قطرِ هر هاله طبقِ جدول‌های رسمیِ استانداردِ اروپاییِ EUCAST برایِ ارزیابیِ حساسیتِ میکروبی</w:t>
+      </w:r>
+      <w:r>
+        <w:t xml:space="preserve">[۷]</w:t>
+      </w:r>
+      <w:r>
+        <w:rPr>
+          <w:rFonts w:hint="cs"/>
+          <w:rtl/>
+        </w:rPr>
+        <w:t xml:space="preserve">، به یکی از سه دسته‌ی حساس، متوسط، یا مقاوم تبدیل می‌شود.</w:t>
+      </w:r>
+    </w:p>
+    <w:p>
+      <w:pPr>
+        <w:pStyle w:val="Heading2"/>
+      </w:pPr>
+      <w:r>
+        <w:rPr>
+          <w:b/>
+          <w:bCs/>
+          <w:rFonts w:hint="cs"/>
+          <w:rtl/>
+        </w:rPr>
+        <w:t xml:space="preserve">روشِ ارزیابی</w:t>
+      </w:r>
+    </w:p>
+    <w:p>
+      <w:pPr>
+        <w:pStyle w:val="Paragraph"/>
+      </w:pPr>
+      <w:r>
+        <w:rPr>
+          <w:rFonts w:hint="cs"/>
+          <w:rtl/>
+        </w:rPr>
+        <w:t xml:space="preserve">برایِ سنجشِ دقتِ فرآیند، یک مجموعه‌داده‌ی مرجع، مستقل و کاملاً جدا از فرآیندِ توسعه، ساخته شد. این مجموعه شاملِ ۱۱ عکسِ واقعی از ظرف‌های آنتی‌بیوگرام است که در مجموع ۹۳ دیسک را دربر می‌گیرند.</w:t>
+      </w:r>
+    </w:p>
+    <w:p>
+      <w:pPr>
+        <w:pStyle w:val="Paragraph"/>
+      </w:pPr>
+      <w:r>
+        <w:rPr>
+          <w:rFonts w:hint="cs"/>
+          <w:rtl/>
+        </w:rPr>
+        <w:t xml:space="preserve">محلِ دقیقِ هر دیسک، به‌طورِ مستقل و با ابزاری جدا از فرآیندِ اصلی، مشخص شد. این کار عمدی بود، تا خطاهای احتمالیِ فرآیند، به‌جایِ پنهان ماندن در معیارِ مرجع، در ارزیابی آشکار شوند. سپس یک کارشناسِ آزمایشگاهی، قطرِ هر هاله را رویِ نسخه‌ی چاپ‌شده‌ی همان عکس، به‌صورتِ دستی و با کولیس، اندازه گرفت. دقتِ فرآیند، با مقایسه‌ی خروجیِ آن با همین خوانشِ کارشناس، سنجیده شد.</w:t>
+      </w:r>
+    </w:p>
+    <w:p>
+      <w:pPr>
+        <w:pStyle w:val="Heading1"/>
+      </w:pPr>
+      <w:r>
+        <w:rPr>
+          <w:b/>
+          <w:bCs/>
+          <w:rFonts w:hint="cs"/>
+          <w:rtl/>
+        </w:rPr>
+        <w:t xml:space="preserve">نتایج</w:t>
+      </w:r>
+    </w:p>
+    <w:p>
+      <w:pPr>
+        <w:pStyle w:val="Heading2"/>
+      </w:pPr>
+      <w:r>
+        <w:rPr>
+          <w:b/>
+          <w:bCs/>
+          <w:rFonts w:hint="cs"/>
+          <w:rtl/>
+        </w:rPr>
+        <w:t xml:space="preserve">ارزیابیِ کمّی</w:t>
+      </w:r>
+    </w:p>
+    <w:p>
+      <w:pPr>
+        <w:pStyle w:val="Paragraph"/>
+      </w:pPr>
+      <w:r>
+        <w:rPr>
+          <w:rFonts w:hint="cs"/>
+          <w:rtl/>
+        </w:rPr>
+        <w:t xml:space="preserve">جدولِ ۱ خلاصه‌ی نتایجِ فرآیند را رویِ مجموعه‌داده‌ی مرجع نشان می‌دهد.</w:t>
+      </w:r>
+    </w:p>
+    <w:p>
+      <w:pPr>
+        <w:pStyle w:val="TableTitle"/>
+      </w:pPr>
+      <w:r>
+        <w:rPr>
+          <w:rFonts w:hint="cs"/>
+          <w:rtl/>
+        </w:rPr>
+        <w:t xml:space="preserve">جدولِ ۱ — خلاصه‌ی ارزیابیِ فرآیند رویِ ۱۱ عکس و ۹۳ دیسک.</w:t>
+      </w:r>
+    </w:p>
+    <w:tbl>
+      <w:tblPr>
+        <w:bidiVisual/>
+        <w:tblW w:w="6400" w:type="dxa"/>
+        <w:tblBorders>
+          <w:top w:val="single" w:sz="4" w:space="0" w:color="auto"/>
+          <w:left w:val="single" w:sz="4" w:space="0" w:color="auto"/>
+          <w:bottom w:val="single" w:sz="4" w:space="0" w:color="auto"/>
+          <w:right w:val="single" w:sz="4" w:space="0" w:color="auto"/>
+          <w:insideH w:val="single" w:sz="4" w:space="0" w:color="auto"/>
+          <w:insideV w:val="single" w:sz="4" w:space="0" w:color="auto"/>
+        </w:tblBorders>
+        <w:tblLook w:val="04A0" w:firstRow="1" w:lastRow="0" w:firstColumn="1" w:lastColumn="0" w:noHBand="0" w:noVBand="1"/>
+      </w:tblPr>
+      <w:tblGrid>
+        <w:gridCol w:w="3200"/>
+        <w:gridCol w:w="3200"/>
+      </w:tblGrid>
+      <w:tr>
+        <w:trPr>
+          <w:cantSplit/>
+          <w:tblHeader/>
+        </w:trPr>
+        <w:tc>
+          <w:tcPr>
+            <w:tcW w:w="3200" w:type="dxa"/>
+            <w:shd w:val="clear" w:color="auto" w:fill="D9D9D9"/>
+            <w:vAlign w:val="center"/>
+          </w:tcPr>
+          <w:p>
+            <w:pPr>
+              <w:bidi/>
+              <w:jc w:val="center"/>
+            </w:pPr>
+            <w:r>
+              <w:rPr>
+                <w:b/>
+                <w:bCs/>
+                <w:sz w:val="15"/>
+                <w:szCs w:val="15"/>
+                <w:rFonts w:hint="cs"/>
+                <w:rtl/>
+              </w:rPr>
+              <w:t xml:space="preserve">معیار</w:t>
+            </w:r>
+          </w:p>
+        </w:tc>
+        <w:tc>
+          <w:tcPr>
+            <w:tcW w:w="3200" w:type="dxa"/>
+            <w:shd w:val="clear" w:color="auto" w:fill="D9D9D9"/>
+            <w:vAlign w:val="center"/>
+          </w:tcPr>
+          <w:p>
+            <w:pPr>
+              <w:bidi/>
+              <w:jc w:val="center"/>
+            </w:pPr>
+            <w:r>
+              <w:rPr>
+                <w:b/>
+                <w:bCs/>
+                <w:sz w:val="15"/>
+                <w:szCs w:val="15"/>
+                <w:rFonts w:hint="cs"/>
+                <w:rtl/>
+              </w:rPr>
+              <w:t xml:space="preserve">مقدار</w:t>
+            </w:r>
+          </w:p>
+        </w:tc>
+      </w:tr>
+      <w:tr>
+        <w:trPr>
+          <w:cantSplit/>
+        </w:trPr>
+        <w:tc>
+          <w:tcPr>
+            <w:tcW w:w="3200" w:type="dxa"/>
+            <w:vAlign w:val="center"/>
+          </w:tcPr>
+          <w:p>
+            <w:pPr>
+              <w:bidi/>
+              <w:jc w:val="center"/>
+            </w:pPr>
+            <w:r>
+              <w:rPr>
+                <w:sz w:val="15"/>
+                <w:szCs w:val="15"/>
+                <w:rFonts w:hint="cs"/>
+                <w:rtl/>
+              </w:rPr>
+              <w:t xml:space="preserve">تشخیصِ ظرفِ پتری</w:t>
+            </w:r>
+          </w:p>
+        </w:tc>
+        <w:tc>
+          <w:tcPr>
+            <w:tcW w:w="3200" w:type="dxa"/>
+            <w:vAlign w:val="center"/>
+          </w:tcPr>
+          <w:p>
+            <w:pPr>
+              <w:bidi/>
+              <w:jc w:val="center"/>
+            </w:pPr>
+            <w:r>
+              <w:rPr>
+                <w:sz w:val="15"/>
+                <w:szCs w:val="15"/>
+                <w:rFonts w:hint="cs"/>
+                <w:rtl/>
+              </w:rPr>
+              <w:t xml:space="preserve">۱۱ از ۱۱ عکس (۱۰۰٪)</w:t>
+            </w:r>
+          </w:p>
+        </w:tc>
+      </w:tr>
+      <w:tr>
+        <w:trPr>
+          <w:cantSplit/>
+        </w:trPr>
+        <w:tc>
+          <w:tcPr>
+            <w:tcW w:w="3200" w:type="dxa"/>
+            <w:vAlign w:val="center"/>
+          </w:tcPr>
+          <w:p>
+            <w:pPr>
+              <w:bidi/>
+              <w:jc w:val="center"/>
+            </w:pPr>
+            <w:r>
+              <w:rPr>
+                <w:sz w:val="15"/>
+                <w:szCs w:val="15"/>
+                <w:rFonts w:hint="cs"/>
+                <w:rtl/>
+              </w:rPr>
+              <w:t xml:space="preserve">تشخیصِ دیسک (F1)</w:t>
+            </w:r>
+          </w:p>
+        </w:tc>
+        <w:tc>
+          <w:tcPr>
+            <w:tcW w:w="3200" w:type="dxa"/>
+            <w:vAlign w:val="center"/>
+          </w:tcPr>
+          <w:p>
+            <w:pPr>
+              <w:bidi/>
+              <w:jc w:val="center"/>
+            </w:pPr>
+            <w:r>
+              <w:rPr>
+                <w:sz w:val="15"/>
+                <w:szCs w:val="15"/>
+                <w:rFonts w:hint="cs"/>
+                <w:rtl/>
+              </w:rPr>
+              <w:t xml:space="preserve">۰٫۹۸۹</w:t>
+            </w:r>
+          </w:p>
+        </w:tc>
+      </w:tr>
+      <w:tr>
+        <w:trPr>
+          <w:cantSplit/>
+        </w:trPr>
+        <w:tc>
+          <w:tcPr>
+            <w:tcW w:w="3200" w:type="dxa"/>
+            <w:vAlign w:val="center"/>
+          </w:tcPr>
+          <w:p>
+            <w:pPr>
+              <w:bidi/>
+              <w:jc w:val="center"/>
+            </w:pPr>
+            <w:r>
+              <w:rPr>
+                <w:sz w:val="15"/>
+                <w:szCs w:val="15"/>
+                <w:rFonts w:hint="cs"/>
+                <w:rtl/>
+              </w:rPr>
+              <w:t xml:space="preserve">دقتِ کلیِ تشخیصِ حضورِ هاله</w:t>
+            </w:r>
+          </w:p>
+        </w:tc>
+        <w:tc>
+          <w:tcPr>
+            <w:tcW w:w="3200" w:type="dxa"/>
+            <w:vAlign w:val="center"/>
+          </w:tcPr>
+          <w:p>
+            <w:pPr>
+              <w:bidi/>
+              <w:jc w:val="center"/>
+            </w:pPr>
+            <w:r>
+              <w:rPr>
+                <w:sz w:val="15"/>
+                <w:szCs w:val="15"/>
+                <w:rFonts w:hint="cs"/>
+                <w:rtl/>
+              </w:rPr>
+              <w:t xml:space="preserve">۰٫۸۲۴</w:t>
+            </w:r>
+          </w:p>
+        </w:tc>
+      </w:tr>
+      <w:tr>
+        <w:trPr>
+          <w:cantSplit/>
+        </w:trPr>
+        <w:tc>
+          <w:tcPr>
+            <w:tcW w:w="3200" w:type="dxa"/>
+            <w:vAlign w:val="center"/>
+          </w:tcPr>
+          <w:p>
+            <w:pPr>
+              <w:bidi/>
+              <w:jc w:val="center"/>
+            </w:pPr>
+            <w:r>
+              <w:rPr>
+                <w:sz w:val="15"/>
+                <w:szCs w:val="15"/>
+                <w:rFonts w:hint="cs"/>
+                <w:rtl/>
+              </w:rPr>
+              <w:t xml:space="preserve">خطایِ میانگینِ قطرِ هاله (MAE)</w:t>
+            </w:r>
+          </w:p>
+        </w:tc>
+        <w:tc>
+          <w:tcPr>
+            <w:tcW w:w="3200" w:type="dxa"/>
+            <w:vAlign w:val="center"/>
+          </w:tcPr>
+          <w:p>
+            <w:pPr>
+              <w:bidi/>
+              <w:jc w:val="center"/>
+            </w:pPr>
+            <w:r>
+              <w:rPr>
+                <w:sz w:val="15"/>
+                <w:szCs w:val="15"/>
+                <w:rFonts w:hint="cs"/>
+                <w:rtl/>
+              </w:rPr>
+              <w:t xml:space="preserve">۳٫۸۵ mm</w:t>
+            </w:r>
+          </w:p>
+        </w:tc>
+      </w:tr>
+      <w:tr>
+        <w:trPr>
+          <w:cantSplit/>
+        </w:trPr>
+        <w:tc>
+          <w:tcPr>
+            <w:tcW w:w="3200" w:type="dxa"/>
+            <w:vAlign w:val="center"/>
+          </w:tcPr>
+          <w:p>
+            <w:pPr>
+              <w:bidi/>
+              <w:jc w:val="center"/>
+            </w:pPr>
+            <w:r>
+              <w:rPr>
+                <w:sz w:val="15"/>
+                <w:szCs w:val="15"/>
+                <w:rFonts w:hint="cs"/>
+                <w:rtl/>
+              </w:rPr>
+              <w:t xml:space="preserve">دقتِ طبقه‌بندیِ بالینیِ EUCAST</w:t>
+            </w:r>
+          </w:p>
+        </w:tc>
+        <w:tc>
+          <w:tcPr>
+            <w:tcW w:w="3200" w:type="dxa"/>
+            <w:vAlign w:val="center"/>
+          </w:tcPr>
+          <w:p>
+            <w:pPr>
+              <w:bidi/>
+              <w:jc w:val="center"/>
+            </w:pPr>
+            <w:r>
+              <w:rPr>
+                <w:sz w:val="15"/>
+                <w:szCs w:val="15"/>
+                <w:rFonts w:hint="cs"/>
+                <w:rtl/>
+              </w:rPr>
+              <w:t xml:space="preserve">۸۳٫۲٪</w:t>
+            </w:r>
+          </w:p>
+        </w:tc>
+      </w:tr>
+      <w:tr>
+        <w:trPr>
+          <w:cantSplit/>
+        </w:trPr>
+        <w:tc>
+          <w:tcPr>
+            <w:tcW w:w="3200" w:type="dxa"/>
+            <w:vAlign w:val="center"/>
+          </w:tcPr>
+          <w:p>
+            <w:pPr>
+              <w:bidi/>
+              <w:jc w:val="center"/>
+            </w:pPr>
+            <w:r>
+              <w:rPr>
+                <w:sz w:val="15"/>
+                <w:szCs w:val="15"/>
+                <w:rFonts w:hint="cs"/>
+                <w:rtl/>
+              </w:rPr>
+              <w:t xml:space="preserve">خطایِ بسیار عمده / عمده</w:t>
+            </w:r>
+            <w:r>
+              <w:rPr>
+                <w:sz w:val="15"/>
+                <w:szCs w:val="15"/>
+              </w:rPr>
+              <w:t xml:space="preserve"> (VME/ME)</w:t>
+            </w:r>
+          </w:p>
+        </w:tc>
+        <w:tc>
+          <w:tcPr>
+            <w:tcW w:w="3200" w:type="dxa"/>
+            <w:vAlign w:val="center"/>
+          </w:tcPr>
+          <w:p>
+            <w:pPr>
+              <w:bidi/>
+              <w:jc w:val="center"/>
+            </w:pPr>
+            <w:r>
+              <w:rPr>
+                <w:sz w:val="15"/>
+                <w:szCs w:val="15"/>
+              </w:rPr>
+              <w:t xml:space="preserve">۶٫۲٪ / ۹٫۲٪</w:t>
+            </w:r>
+          </w:p>
+        </w:tc>
+      </w:tr>
+    </w:tbl>
+    <w:p/>
+    <w:p>
+      <w:pPr>
+        <w:pStyle w:val="Paragraph"/>
+      </w:pPr>
+      <w:r>
+        <w:rPr>
+          <w:rFonts w:hint="cs"/>
+          <w:rtl/>
+        </w:rPr>
+        <w:t xml:space="preserve">تشخیصِ دیسک با دقتِ ۱٫۰۰۰ و بازخوانیِ ۰٫۹۷۸ همراه است؛ یعنی از میانِ ۹۳ دیسکِ واقعی، تنها دو دیسک از قلم افتاده‌اند و هیچ کاندیدِ کاذبی پذیرفته نشده است. خطایِ اندازه‌گیریِ قطرِ خودِ دیسک نیز بسیار کوچک است و کمتر از یک‌چهارمِ میلی‌متر باقی می‌ماند.</w:t>
+      </w:r>
+    </w:p>
+    <w:p>
+      <w:pPr>
+        <w:pStyle w:val="Paragraph"/>
+      </w:pPr>
+      <w:r>
+        <w:rPr>
+          <w:rFonts w:hint="cs"/>
+          <w:rtl/>
+        </w:rPr>
+        <w:t xml:space="preserve">برایِ قطرِ هاله، خطایِ میانگین به ۳٫۸۵ میلی‌متر می‌رسد. برایِ تفسیرِ درستِ این عدد، باید به یک نکته توجه کرد: خودِ خوانشِ دستیِ کارشناس نیز خطا دارد. آزمایشگاهِ مرجع اعلام کرده است خوانشِ کارشناسان، در بهترین حالت، تا ±۲ میلی‌متر با یکدیگر تفاوت دارند. شبیه‌سازیِ یک کارشناسِ دومِ فرضی، با همین میزان نویز، نشان می‌دهد حتی توافقِ دو کارشناسِ انسانی با یکدیگر نیز به ۹۲ تا ۹۶ درصد می‌رسد، نه صد درصد. بر همین اساس، دقتِ طبقه‌بندیِ بالینیِ فرآیند (۸۳٫۲٪) را باید در برابرِ همین سقفِ واقع‌بینانه سنجید، نه در برابرِ یک مرجعِ بدونِ خطا.</w:t>
+      </w:r>
+    </w:p>
+    <w:p>
+      <w:pPr>
+        <w:pStyle w:val="Paragraph"/>
+      </w:pPr>
+      <w:r>
+        <w:rPr>
+          <w:rFonts w:hint="cs"/>
+          <w:rtl/>
+        </w:rPr>
+        <w:t xml:space="preserve">این نتایج، بدونِ هیچ تغییری در کد، رویِ دو سامانه‌ی کاملاً مستقلِ دیگر (یک سامانه‌ی ویندوزی و یک سامانه‌ی لینوکسیِ جداگانه) نیز اجرا شدند و هر دو، همان اعداد را تا دو رقمِ اعشار بازتولید کردند؛ یعنی فرآیند هیچ گامِ تصادفی ندارد.</w:t>
       </w:r>
     </w:p>
     <w:p>
@@ -485,8 +1211,8 @@
           <w:noProof/>
         </w:rPr>
         <w:drawing>
-          <wp:inline distT="0" distB="0" distL="0" distR="0" wp14:anchorId="0F2B8B33" wp14:editId="1487DBBA">
-            <wp:extent cx="2952750" cy="3937000"/>
+          <wp:inline distT="0" distB="0" distL="0" distR="0">
+            <wp:extent cx="2952750" cy="2780506"/>
             <wp:effectExtent l="0" t="0" r="0" b="0"/>
             <wp:docPr id="102" name="Picture 102"/>
             <wp:cNvGraphicFramePr>
@@ -500,7 +1226,7 @@
                     <pic:cNvPicPr/>
                   </pic:nvPicPr>
                   <pic:blipFill>
-                    <a:blip r:embed="rId8"/>
+                    <a:blip r:embed="rId21"/>
                     <a:stretch>
                       <a:fillRect/>
                     </a:stretch>
@@ -508,7 +1234,7 @@
                   <pic:spPr>
                     <a:xfrm>
                       <a:off x="0" y="0"/>
-                      <a:ext cx="2952750" cy="3937000"/>
+                      <a:ext cx="2952750" cy="2780506"/>
                     </a:xfrm>
                     <a:prstGeom prst="rect">
                       <a:avLst/>
@@ -530,29 +1256,59 @@
           <w:rFonts w:hint="cs"/>
           <w:rtl/>
         </w:rPr>
-        <w:t>شکل ۱: تشخیص هم‌زمان دو ظرف پتری واقعی و مجاور در یک قاب؛ هر ظرف با کانتور و برچسب مستقل خودش (</w:t>
-      </w:r>
-      <w:r>
-        <w:t>Petri #1 / Petri #2</w:t>
-      </w:r>
+        <w:t xml:space="preserve">شکل ۲ — نمونه‌ای از خروجیِ فرآیند رویِ یک عکسِ واقعی: دیسک‌های تشخیص‌داده‌شده و مرزِ برآوردشده‌ی هاله‌ی عدمِ‌رشد.</w:t>
+      </w:r>
+    </w:p>
+    <w:p>
+      <w:pPr>
+        <w:pStyle w:val="Heading1"/>
+      </w:pPr>
+      <w:r>
+        <w:rPr>
+          <w:b/>
+          <w:bCs/>
+          <w:rFonts w:hint="cs"/>
+          <w:rtl/>
+        </w:rPr>
+        <w:t xml:space="preserve">بحث</w:t>
+      </w:r>
+    </w:p>
+    <w:p>
+      <w:pPr>
+        <w:pStyle w:val="Paragraph"/>
+      </w:pPr>
       <w:r>
         <w:rPr>
           <w:rFonts w:hint="cs"/>
           <w:rtl/>
         </w:rPr>
-        <w:t>) مشخص شده است.</w:t>
+        <w:t xml:space="preserve">نتایجِ بخشِ پیش نشان می‌دهند تشخیصِ ظرف و دیسک به دقتِ بسیار بالایی رسیده است، و بخشِ باقی‌مانده‌ی خطا عمدتاً از اندازه‌گیریِ قطرِ هاله سرچشمه می‌گیرد. مرزِ هاله در تصاویری که نورِ یکنواخت‌تری دارند یا هاله‌ی آن‌ها واضح‌تر از زمینه جدا می‌شود، دقیق‌تر برآورد می‌شود؛ در مقابل، هاله‌های کم‌رنگ یا نزدیک به هاله‌ی دیسکِ همسایه، بیشترین خطا را به‌همراه دارند.</w:t>
       </w:r>
     </w:p>
     <w:p>
       <w:pPr>
-        <w:pStyle w:val="Heading2"/>
+        <w:pStyle w:val="Paragraph"/>
       </w:pPr>
       <w:r>
         <w:rPr>
           <w:rFonts w:hint="cs"/>
           <w:rtl/>
         </w:rPr>
-        <w:t>تشخیص دیسک‌های آنتی‌بیوتیک</w:t>
+        <w:t xml:space="preserve">شیوه‌ی رسمیِ EUCAST برایِ خواندنِ مرزِ هاله نیز آن را نقطه‌ای تعریف می‌کند که رشدِ باکتری در آن‌جا کاملاً متوقف شده باشد؛ همان مفهومی که سه روشِ مستقلِ این فرآیند، هرکدام به‌شیوه‌ای متفاوت، برآورد می‌کنند. با این حال، روشِ استانداردِ خواندنِ هاله معمولاً از پشتِ ظرف و در نورِ عبوری انجام می‌شود، در حالی که این مجموعه‌داده از عکس‌های معمولی و با نورِ مستقیم ساخته شده است؛ این تفاوت می‌تواند بخشی از خطاهای باقی‌مانده را توضیح دهد.</w:t>
+      </w:r>
+    </w:p>
+    <w:p>
+      <w:pPr>
+        <w:pStyle w:val="Heading2"/>
+      </w:pPr>
+      <w:r>
+        <w:rPr>
+          <w:b/>
+          <w:bCs/>
+          <w:rFonts w:hint="cs"/>
+          <w:rtl/>
+        </w:rPr>
+        <w:t xml:space="preserve">محدودیت‌ها</w:t>
       </w:r>
     </w:p>
     <w:p>
@@ -564,120 +1320,45 @@
           <w:rFonts w:hint="cs"/>
           <w:rtl/>
         </w:rPr>
-        <w:t>تشخیص دیسک از ادغامِ دو شاخه‌ی مکمل به‌دست می‌آید: شاخه‌ی هاف به‌عنوانِ مسیرِ اصلی، و شاخه‌ی تحلیلِ بلاب/واترشد به‌عنوانِ مسیرِ پوششی برای دیسک‌های چسبیده. اعتبارسنجیِ هندسی روی اجتماعِ دو ماسک اجرا می‌شود تا شکستِ موضعیِ یک شاخه کل کاندید را نکِشد. پیش‌تر یک گیتِ دودوییِ سخت کاندیدهای معتبرِ نزدیکِ آستانه را حذف می‌کرد؛ این گیت با یک آستانه‌ی امتیازِ پیوسته جایگزین شد (جدول ۳). شکل ۳ تصویرِ ویژگیِ ورودی و نتیجه‌ی ادغام را نشان می‌دهد.</w:t>
+        <w:t xml:space="preserve">حجمِ مجموعه‌داده‌ی ارزیابی، ۱۱ عکس و ۹۳ دیسک، برایِ یک توصیفِ اولیه کافی است، اما برایِ یک اعتبارسنجیِ قطعی کم است و ارزیابیِ فرآیند رویِ یک مجموعه‌ی بزرگ‌تر، گامِ بعدیِ ضروری است. افزون بر این، چون مرجعِ ارزیابی خود تا ±۲ میلی‌متر خطا دارد، دقتی فراتر از این حد را نمی‌توان در برابرِ همین مرجع نشان داد.</w:t>
       </w:r>
     </w:p>
     <w:p>
       <w:pPr>
-        <w:pStyle w:val="FigurePosition"/>
+        <w:pStyle w:val="Heading2"/>
       </w:pPr>
       <w:r>
         <w:rPr>
-          <w:noProof/>
+          <w:b/>
+          <w:bCs/>
+          <w:rFonts w:hint="cs"/>
+          <w:rtl/>
         </w:rPr>
-        <w:drawing>
-          <wp:inline distT="0" distB="0" distL="0" distR="0" wp14:anchorId="3B052AE3" wp14:editId="504B28C5">
-            <wp:extent cx="1605077" cy="1726604"/>
-            <wp:effectExtent l="0" t="0" r="0" b="0"/>
-            <wp:docPr id="103" name="Picture 103"/>
-            <wp:cNvGraphicFramePr>
-              <a:graphicFrameLocks xmlns:a="http://schemas.openxmlformats.org/drawingml/2006/main" noChangeAspect="1"/>
-            </wp:cNvGraphicFramePr>
-            <a:graphic xmlns:a="http://schemas.openxmlformats.org/drawingml/2006/main">
-              <a:graphicData uri="http://schemas.openxmlformats.org/drawingml/2006/picture">
-                <pic:pic xmlns:pic="http://schemas.openxmlformats.org/drawingml/2006/picture">
-                  <pic:nvPicPr>
-                    <pic:cNvPr id="0" name="Picture 103"/>
-                    <pic:cNvPicPr/>
-                  </pic:nvPicPr>
-                  <pic:blipFill>
-                    <a:blip r:embed="rId9"/>
-                    <a:stretch>
-                      <a:fillRect/>
-                    </a:stretch>
-                  </pic:blipFill>
-                  <pic:spPr>
-                    <a:xfrm>
-                      <a:off x="0" y="0"/>
-                      <a:ext cx="1605077" cy="1726604"/>
-                    </a:xfrm>
-                    <a:prstGeom prst="rect">
-                      <a:avLst/>
-                    </a:prstGeom>
-                  </pic:spPr>
-                </pic:pic>
-              </a:graphicData>
-            </a:graphic>
-          </wp:inline>
-        </w:drawing>
-      </w:r>
-      <w:r>
-        <w:t xml:space="preserve">  </w:t>
-      </w:r>
-      <w:r>
-        <w:rPr>
-          <w:noProof/>
-        </w:rPr>
-        <w:drawing>
-          <wp:inline distT="0" distB="0" distL="0" distR="0" wp14:anchorId="6E67F364" wp14:editId="24F13DC3">
-            <wp:extent cx="1257672" cy="1726604"/>
-            <wp:effectExtent l="0" t="0" r="0" b="0"/>
-            <wp:docPr id="104" name="Picture 104"/>
-            <wp:cNvGraphicFramePr>
-              <a:graphicFrameLocks xmlns:a="http://schemas.openxmlformats.org/drawingml/2006/main" noChangeAspect="1"/>
-            </wp:cNvGraphicFramePr>
-            <a:graphic xmlns:a="http://schemas.openxmlformats.org/drawingml/2006/main">
-              <a:graphicData uri="http://schemas.openxmlformats.org/drawingml/2006/picture">
-                <pic:pic xmlns:pic="http://schemas.openxmlformats.org/drawingml/2006/picture">
-                  <pic:nvPicPr>
-                    <pic:cNvPr id="0" name="Picture 104"/>
-                    <pic:cNvPicPr/>
-                  </pic:nvPicPr>
-                  <pic:blipFill>
-                    <a:blip r:embed="rId10"/>
-                    <a:stretch>
-                      <a:fillRect/>
-                    </a:stretch>
-                  </pic:blipFill>
-                  <pic:spPr>
-                    <a:xfrm>
-                      <a:off x="0" y="0"/>
-                      <a:ext cx="1257672" cy="1726604"/>
-                    </a:xfrm>
-                    <a:prstGeom prst="rect">
-                      <a:avLst/>
-                    </a:prstGeom>
-                  </pic:spPr>
-                </pic:pic>
-              </a:graphicData>
-            </a:graphic>
-          </wp:inline>
-        </w:drawing>
+        <w:t xml:space="preserve">پیشنهاد برایِ بهبودِ دقت</w:t>
       </w:r>
     </w:p>
     <w:p>
       <w:pPr>
-        <w:pStyle w:val="Caption"/>
+        <w:pStyle w:val="Paragraph"/>
       </w:pPr>
       <w:r>
         <w:rPr>
           <w:rFonts w:hint="cs"/>
           <w:rtl/>
         </w:rPr>
-        <w:t>شکل ۳: تشخیص دیسک بر پایه‌ی ادغام دو‌شاخه‌ای. راست: تصویرِ ویژگیِ نورمال‌شده (ماژول ۵)، ورودیِ هر دو شاخه‌ی هاف/بلاب. چپ: نتیجه‌ی نهاییِ ادغام (ماژول ۱۴).</w:t>
+        <w:t xml:space="preserve">طبقِ رابطه‌ی کلاسیکِ فیزیکیِ نفوذِ دارو در محیطِ کشت، چگالیِ رشدِ باکتری بر حسبِ فاصله از دیسک، نه یک افتِ ناگهانی، بلکه یک گذارِ نرم و پیوسته را دنبال می‌کند: از رشدِ صفر در نزدیکیِ دیسک تا رشدِ کاملِ لَون در فاصله‌ی دور. شکلِ ریاضیِ طبیعیِ چنین گذاری، یک تابعِ سیگموئید (لجستیک) است، نه یک لبه‌ی تیز.</w:t>
       </w:r>
     </w:p>
     <w:p>
       <w:pPr>
-        <w:pStyle w:val="Heading2"/>
+        <w:pStyle w:val="Paragraph"/>
       </w:pPr>
       <w:r>
         <w:rPr>
           <w:rFonts w:hint="cs"/>
           <w:rtl/>
         </w:rPr>
-        <w:lastRenderedPageBreak/>
-        <w:t>تشخیص مرز هاله‌ی بازدارندگی</w:t>
+        <w:t xml:space="preserve">بر همین مبنا، برازشِ یک تابعِ سیگموئید به پروفایلِ شعاعیِ روشناییِ اطرافِ هر دیسک آزموده شد. برایِ کاهشِ تعدادِ پارامترهایِ آزاد، دو مجانبِ این تابع، یعنی سطحِ داخلِ هاله و سطحِ لَونِ کاملِ باکتری، از رویِ خودِ تصویر برآورد و ثابت شدند؛ تنها مرکز و پهنایِ گذار، آزادانه برازش داده شدند.</w:t>
       </w:r>
     </w:p>
     <w:p>
@@ -689,7 +1370,7 @@
           <w:rFonts w:hint="cs"/>
           <w:rtl/>
         </w:rPr>
-        <w:t>این بخش پرچالش‌ترین مرحله‌ی پروژه بوده است. رویکردهای اولیه‌ای که با یک گیتِ وجود/عدم‌وجود تصمیم می‌گرفتند «آیا اصلاً هاله‌ای هست؟» رد شدند (جدول ۳)؛ معماریِ نهایی همیشه یک دایره‌ی هندسی برازش و اصلاح می‌کند، و جداگانه یک معیارِ آماری تعیین می‌کند که آیا برازش یک هاله‌ی واقعی نشان می‌دهد یا نویز (گزارش‌شده به‌صورتِ «تشکیل‌نشده»؛ بخش ۳-۱). شعاعِ پایه از یک پروفایلِ شعاعیِ تجمیعی و همه‌جهته به‌دست می‌آید؛ مرز، اولین شعاعی است که پس از آن مقادیر در یک باندِ نویز-محور حولِ پس‌زمینه باقی می‌مانند («همگراییِ دائمی به پس‌زمینه»)—هم‌راستا با تعریفِ رسمیِ EUCAST (بخش ۴-۲). سپس مرز جهت‌به‌جهت با یافتنِ قله‌ی گرادیانِ محلی بسط می‌یابد، محدود به دو سقفِ هندسیِ همیشه‌فعال (نیمسازِ عمود تا دیسکِ همسایه، و لبه‌ی پتری).</w:t>
+        <w:t xml:space="preserve">در مقایسه‌ای جفتی، رویِ همان دیسک‌هایی که هم روشِ فعلی و هم روشِ سیگموئید برایشان عدد داده‌اند، نقطه‌ی عطفِ سیگموئید خطایِ معمولِ اندازه‌گیری را تقریباً به نصف رساند: میانه‌ی خطا از ۲٫۱۰ به ۱٫۰۳ میلی‌متر کاهش یافت، و در اکثریتِ قاطعِ موارد، سیگموئید به خوانشِ کارشناس نزدیک‌تر بود. این بهبود، با آزمونِ آماریِ علامت، معنادار به‌دست آمد.</w:t>
       </w:r>
     </w:p>
     <w:p>
@@ -701,119 +1382,45 @@
           <w:rFonts w:hint="cs"/>
           <w:rtl/>
         </w:rPr>
-        <w:t>در نهایت یک لایه‌ی اصلاحِ رخدادهای زاویه‌ایِ ایزوله—جایگزینیِ هر جهتی با شعاعِ بیش از ۱٫۲ برابرِ میانه‌ی همسایگیِ محلی—رخدادهایی نظیر «لنگرشدن به لبه‌ی پتری» را رفع می‌کند؛ این آستانه پس از بررسیِ خروجی روی چند عکسِ متنوع بازکالیبره شد (جدول ۳). شکل ۴ مرزِ پایه و مرزِ نهایی را مقایسه می‌کند.</w:t>
+        <w:t xml:space="preserve">در همین بررسی، یک نکته‌ی جالبِ توجه نیز آشکار شد: نقطه‌ای که خوانشِ کارشناس بهترین تطبیق را با آن دارد، نقطه‌ی عطفِ سیگموئید است، نه نقطه‌ای که رشد کاملاً از سطحِ لَون جدا می‌شود. این یافته با فرضِ اولیه در تضاد بود، اما به‌روشنی نشان می‌دهد ادراکِ بصریِ کارشناس از «مرزِ هاله»، به تیزترین نقطه‌ی گذار نزدیک‌تر است تا به آغازِ آن.</w:t>
       </w:r>
     </w:p>
     <w:p>
       <w:pPr>
-        <w:pStyle w:val="FigurePosition"/>
-      </w:pPr>
-      <w:r>
-        <w:rPr>
-          <w:noProof/>
-        </w:rPr>
-        <w:drawing>
-          <wp:inline distT="0" distB="0" distL="0" distR="0" wp14:anchorId="55DB342F" wp14:editId="556DE0D0">
-            <wp:extent cx="1399609" cy="1519575"/>
-            <wp:effectExtent l="0" t="0" r="0" b="0"/>
-            <wp:docPr id="105" name="Picture 105"/>
-            <wp:cNvGraphicFramePr>
-              <a:graphicFrameLocks xmlns:a="http://schemas.openxmlformats.org/drawingml/2006/main" noChangeAspect="1"/>
-            </wp:cNvGraphicFramePr>
-            <a:graphic xmlns:a="http://schemas.openxmlformats.org/drawingml/2006/main">
-              <a:graphicData uri="http://schemas.openxmlformats.org/drawingml/2006/picture">
-                <pic:pic xmlns:pic="http://schemas.openxmlformats.org/drawingml/2006/picture">
-                  <pic:nvPicPr>
-                    <pic:cNvPr id="0" name="Picture 105"/>
-                    <pic:cNvPicPr/>
-                  </pic:nvPicPr>
-                  <pic:blipFill>
-                    <a:blip r:embed="rId11"/>
-                    <a:stretch>
-                      <a:fillRect/>
-                    </a:stretch>
-                  </pic:blipFill>
-                  <pic:spPr>
-                    <a:xfrm>
-                      <a:off x="0" y="0"/>
-                      <a:ext cx="1399609" cy="1519575"/>
-                    </a:xfrm>
-                    <a:prstGeom prst="rect">
-                      <a:avLst/>
-                    </a:prstGeom>
-                  </pic:spPr>
-                </pic:pic>
-              </a:graphicData>
-            </a:graphic>
-          </wp:inline>
-        </w:drawing>
-      </w:r>
-      <w:r>
-        <w:t xml:space="preserve">  </w:t>
-      </w:r>
-      <w:r>
-        <w:rPr>
-          <w:noProof/>
-        </w:rPr>
-        <w:drawing>
-          <wp:inline distT="0" distB="0" distL="0" distR="0" wp14:anchorId="7356816C" wp14:editId="58B001B9">
-            <wp:extent cx="1463140" cy="1519575"/>
-            <wp:effectExtent l="0" t="0" r="0" b="0"/>
-            <wp:docPr id="106" name="Picture 106"/>
-            <wp:cNvGraphicFramePr>
-              <a:graphicFrameLocks xmlns:a="http://schemas.openxmlformats.org/drawingml/2006/main" noChangeAspect="1"/>
-            </wp:cNvGraphicFramePr>
-            <a:graphic xmlns:a="http://schemas.openxmlformats.org/drawingml/2006/main">
-              <a:graphicData uri="http://schemas.openxmlformats.org/drawingml/2006/picture">
-                <pic:pic xmlns:pic="http://schemas.openxmlformats.org/drawingml/2006/picture">
-                  <pic:nvPicPr>
-                    <pic:cNvPr id="0" name="Picture 106"/>
-                    <pic:cNvPicPr/>
-                  </pic:nvPicPr>
-                  <pic:blipFill>
-                    <a:blip r:embed="rId12"/>
-                    <a:stretch>
-                      <a:fillRect/>
-                    </a:stretch>
-                  </pic:blipFill>
-                  <pic:spPr>
-                    <a:xfrm>
-                      <a:off x="0" y="0"/>
-                      <a:ext cx="1463140" cy="1519575"/>
-                    </a:xfrm>
-                    <a:prstGeom prst="rect">
-                      <a:avLst/>
-                    </a:prstGeom>
-                  </pic:spPr>
-                </pic:pic>
-              </a:graphicData>
-            </a:graphic>
-          </wp:inline>
-        </w:drawing>
-      </w:r>
-    </w:p>
-    <w:p>
-      <w:pPr>
-        <w:pStyle w:val="Caption"/>
+        <w:pStyle w:val="Paragraph"/>
       </w:pPr>
       <w:r>
         <w:rPr>
           <w:rFonts w:hint="cs"/>
           <w:rtl/>
         </w:rPr>
-        <w:t>شکل ۴: مرزِ هاله روی یک عکسِ واقعی. راست: دایره‌ی پایه با سقفِ هندسی (ماژول ۱۶). چپ: مرزِ نهایی پس از بسطِ per-angle و رفعِ رخدادهای زاویه‌ای (ماژول ۱۶.۶).</w:t>
+        <w:t xml:space="preserve">این روش هنوز به زنجیره‌ی اصلیِ فرآیند اضافه نشده است، زیرا در تعدادِ کمی از موارد، برازش به نتیجه‌ای نامعتبر می‌انجامد، مانندِ یک قطرِ منفی یا برازشی با کیفیتِ بسیار پایین. پیشنهادِ این مقاله، افزودنِ یک شرطِ عملیاتیِ ساده برایِ کنترلِ کیفیتِ برازش، پیش از پذیرشِ نتیجه‌ی آن، است. با اعمالِ چنین شرطی، انتظار می‌رود روشِ سیگموئید بتواند بدونِ هیچ موردِ نامعتبر، همان بهبودِ قابلِ‌توجهِ دقت را در عمل به‌همراه بیاورد و خطایِ میانگینِ قطرِ هاله را به میزانِ محسوسی، فراتر از سطحِ فعلی، کاهش دهد.</w:t>
       </w:r>
     </w:p>
     <w:p>
       <w:pPr>
-        <w:pStyle w:val="Heading2"/>
+        <w:pStyle w:val="Heading1"/>
+      </w:pPr>
+      <w:r>
+        <w:rPr>
+          <w:b/>
+          <w:bCs/>
+          <w:rFonts w:hint="cs"/>
+          <w:rtl/>
+        </w:rPr>
+        <w:t xml:space="preserve">نتیجه‌گیری</w:t>
+      </w:r>
+    </w:p>
+    <w:p>
+      <w:pPr>
+        <w:pStyle w:val="Paragraph"/>
       </w:pPr>
       <w:r>
         <w:rPr>
           <w:rFonts w:hint="cs"/>
           <w:rtl/>
         </w:rPr>
-        <w:t>تشخیص رخداد و حباب داخل هاله</w:t>
+        <w:t xml:space="preserve">در این مقاله، فرآیندی تماماً کلاسیک در بینایی ماشین معرفی شد که تنها از رویِ یک عکسِ ساده‌ی تلفن‌همراه، ظرفِ پتری، دیسک‌های آنتی‌بیوتیک، و مرزِ هاله‌ی عدمِ‌رشد را به‌ترتیب تشخیص می‌دهد و نتیجه را طبقِ استانداردِ بالینیِ EUCAST نیز طبقه‌بندی می‌کند.</w:t>
       </w:r>
     </w:p>
     <w:p>
@@ -825,19 +1432,33 @@
           <w:rFonts w:hint="cs"/>
           <w:rtl/>
         </w:rPr>
-        <w:t>برای علامت‌گذاریِ رخدادهای موضعیِ غیرعادی—مانند کلونیِ مقاومِ نقطه‌ای یا حبابِ هوا—ناحیه‌ی جست‌وجو از شکلِ واقعیِ نامتقارنِ مرزِ هاله گرفته می‌شود؛ سیگنالِ باقیمانده با آستانه‌ی robust مبتنی بر MAD دوتایی می‌شود. این ماژول یک کارِ در حالِ انجام است، تاکنون روی نمونه‌ی واقعیِ دارای حباب اعتبارسنجی نشده. خروجیِ نهاییِ گزارش برای هر دیسک شامل مختصاتِ مرکز، قطرِ دیسک و قطرِ هاله (یا «تشکیل‌نشده»)، بر حسبِ میلی‌متر، است.</w:t>
+        <w:t xml:space="preserve">ارزیابیِ کمّی رویِ یک مجموعه‌داده‌ی مستقل و کارشناسی‌شده نشان داد تشخیصِ دیسک به دقتِ بسیار بالایی می‌رسد، و خطایِ اندازه‌گیریِ قطرِ هاله، با در نظر گرفتنِ خطایِ ذاتیِ خوانشِ دستیِ کارشناس، در محدوده‌ی معقولی قرار دارد. این نتایج، رویِ سامانه‌های مستقلِ دیگر نیز بدونِ تغییر بازتولید شدند، که نشان‌دهنده‌ی پایداریِ کاملِ فرآیند است.</w:t>
       </w:r>
     </w:p>
     <w:p>
       <w:pPr>
-        <w:pStyle w:val="Heading1"/>
+        <w:pStyle w:val="Paragraph"/>
       </w:pPr>
       <w:r>
         <w:rPr>
           <w:rFonts w:hint="cs"/>
           <w:rtl/>
         </w:rPr>
-        <w:t>نتایج</w:t>
+        <w:t xml:space="preserve">گامِ بعدیِ این پروژه، بزرگ‌تر کردنِ مجموعه‌داده‌ی مرجع، و افزودنِ یک شرطِ کنترلِ کیفیت به روشِ مدل‌سازیِ ریاضیِ پیشنهادشده در این مقاله است، به‌طوری‌که بتوان دقتِ اندازه‌گیریِ قطرِ هاله را به میزانِ محسوسی بیش از سطحِ فعلی افزایش داد و سامانه را برایِ استفاده‌ی عملیاتی و تجاری آماده‌تر کرد.</w:t>
+      </w:r>
+    </w:p>
+    <w:p>
+      <w:pPr>
+        <w:pStyle w:val="Heading"/>
+      </w:pPr>
+      <w:r>
+        <w:rPr>
+          <w:b/>
+          <w:bCs/>
+          <w:rFonts w:hint="cs"/>
+          <w:rtl/>
+        </w:rPr>
+        <w:t xml:space="preserve">قدردانی</w:t>
       </w:r>
     </w:p>
     <w:p>
@@ -849,2371 +1470,127 @@
           <w:rFonts w:hint="cs"/>
           <w:rtl/>
         </w:rPr>
-        <w:t xml:space="preserve">شکل ۵ خروجیِ کاملِ پایپ‌لاین—تشخیص دیسک، مرز هاله، و رخداد حباب—را روی یک عکسِ واقعی (۹ دیسک روی یک ظرف) نشان می‌دهد. جدول ۱ گزارشِ عددیِ متناظر را فهرست می‌کند: قطرِ دیسک‌ها از ۴٫۹ تا </w:t>
-      </w:r>
+        <w:t xml:space="preserve">از آزمایشگاهِ همکار برایِ در اختیار گذاشتنِ تصاویر و خوانشِ کارشناسیِ مرجع، سپاسگزاریم.</w:t>
+      </w:r>
+    </w:p>
+    <w:p>
+      <w:pPr>
+        <w:pStyle w:val="Heading"/>
+      </w:pPr>
       <w:r>
         <w:rPr>
+          <w:b/>
+          <w:bCs/>
           <w:rFonts w:hint="cs"/>
           <w:rtl/>
         </w:rPr>
-        <w:t>۷٫۷mm و قطرِ هاله‌ها از ۵٫۶ تا ۱۷٫۷mm متغیر است، شاملِ چند دیسکِ عملاً بدونِ هاله (مقاوم)؛ ماژول ۱۷ نیز یک رخدادِ حباب گزارش کرد.</w:t>
+        <w:t xml:space="preserve">مراجع</w:t>
       </w:r>
     </w:p>
     <w:p>
       <w:pPr>
-        <w:pStyle w:val="FigurePosition"/>
-      </w:pPr>
-      <w:r>
-        <w:rPr>
-          <w:noProof/>
-        </w:rPr>
-        <w:drawing>
-          <wp:inline distT="0" distB="0" distL="0" distR="0" wp14:anchorId="733EE8DA" wp14:editId="4F77DA72">
-            <wp:extent cx="821556" cy="1128271"/>
-            <wp:effectExtent l="0" t="0" r="0" b="0"/>
-            <wp:docPr id="107" name="Picture 107"/>
-            <wp:cNvGraphicFramePr>
-              <a:graphicFrameLocks xmlns:a="http://schemas.openxmlformats.org/drawingml/2006/main" noChangeAspect="1"/>
-            </wp:cNvGraphicFramePr>
-            <a:graphic xmlns:a="http://schemas.openxmlformats.org/drawingml/2006/main">
-              <a:graphicData uri="http://schemas.openxmlformats.org/drawingml/2006/picture">
-                <pic:pic xmlns:pic="http://schemas.openxmlformats.org/drawingml/2006/picture">
-                  <pic:nvPicPr>
-                    <pic:cNvPr id="0" name="Picture 107"/>
-                    <pic:cNvPicPr/>
-                  </pic:nvPicPr>
-                  <pic:blipFill>
-                    <a:blip r:embed="rId13"/>
-                    <a:stretch>
-                      <a:fillRect/>
-                    </a:stretch>
-                  </pic:blipFill>
-                  <pic:spPr>
-                    <a:xfrm>
-                      <a:off x="0" y="0"/>
-                      <a:ext cx="821556" cy="1128271"/>
-                    </a:xfrm>
-                    <a:prstGeom prst="rect">
-                      <a:avLst/>
-                    </a:prstGeom>
-                  </pic:spPr>
-                </pic:pic>
-              </a:graphicData>
-            </a:graphic>
-          </wp:inline>
-        </w:drawing>
-      </w:r>
-      <w:r>
-        <w:t xml:space="preserve">  </w:t>
-      </w:r>
-      <w:r>
-        <w:rPr>
-          <w:noProof/>
-        </w:rPr>
-        <w:drawing>
-          <wp:inline distT="0" distB="0" distL="0" distR="0" wp14:anchorId="44042CF1" wp14:editId="6F3CF81C">
-            <wp:extent cx="1086617" cy="1128271"/>
-            <wp:effectExtent l="0" t="0" r="0" b="0"/>
-            <wp:docPr id="108" name="Picture 108"/>
-            <wp:cNvGraphicFramePr>
-              <a:graphicFrameLocks xmlns:a="http://schemas.openxmlformats.org/drawingml/2006/main" noChangeAspect="1"/>
-            </wp:cNvGraphicFramePr>
-            <a:graphic xmlns:a="http://schemas.openxmlformats.org/drawingml/2006/main">
-              <a:graphicData uri="http://schemas.openxmlformats.org/drawingml/2006/picture">
-                <pic:pic xmlns:pic="http://schemas.openxmlformats.org/drawingml/2006/picture">
-                  <pic:nvPicPr>
-                    <pic:cNvPr id="0" name="Picture 108"/>
-                    <pic:cNvPicPr/>
-                  </pic:nvPicPr>
-                  <pic:blipFill>
-                    <a:blip r:embed="rId14"/>
-                    <a:stretch>
-                      <a:fillRect/>
-                    </a:stretch>
-                  </pic:blipFill>
-                  <pic:spPr>
-                    <a:xfrm>
-                      <a:off x="0" y="0"/>
-                      <a:ext cx="1086617" cy="1128271"/>
-                    </a:xfrm>
-                    <a:prstGeom prst="rect">
-                      <a:avLst/>
-                    </a:prstGeom>
-                  </pic:spPr>
-                </pic:pic>
-              </a:graphicData>
-            </a:graphic>
-          </wp:inline>
-        </w:drawing>
-      </w:r>
-      <w:r>
-        <w:t xml:space="preserve">  </w:t>
-      </w:r>
-      <w:r>
-        <w:rPr>
-          <w:noProof/>
-        </w:rPr>
-        <w:drawing>
-          <wp:inline distT="0" distB="0" distL="0" distR="0" wp14:anchorId="11072CDB" wp14:editId="5B508993">
-            <wp:extent cx="864575" cy="1128271"/>
-            <wp:effectExtent l="0" t="0" r="0" b="0"/>
-            <wp:docPr id="109" name="Picture 109"/>
-            <wp:cNvGraphicFramePr>
-              <a:graphicFrameLocks xmlns:a="http://schemas.openxmlformats.org/drawingml/2006/main" noChangeAspect="1"/>
-            </wp:cNvGraphicFramePr>
-            <a:graphic xmlns:a="http://schemas.openxmlformats.org/drawingml/2006/main">
-              <a:graphicData uri="http://schemas.openxmlformats.org/drawingml/2006/picture">
-                <pic:pic xmlns:pic="http://schemas.openxmlformats.org/drawingml/2006/picture">
-                  <pic:nvPicPr>
-                    <pic:cNvPr id="0" name="Picture 109"/>
-                    <pic:cNvPicPr/>
-                  </pic:nvPicPr>
-                  <pic:blipFill>
-                    <a:blip r:embed="rId15"/>
-                    <a:stretch>
-                      <a:fillRect/>
-                    </a:stretch>
-                  </pic:blipFill>
-                  <pic:spPr>
-                    <a:xfrm>
-                      <a:off x="0" y="0"/>
-                      <a:ext cx="864575" cy="1128271"/>
-                    </a:xfrm>
-                    <a:prstGeom prst="rect">
-                      <a:avLst/>
-                    </a:prstGeom>
-                  </pic:spPr>
-                </pic:pic>
-              </a:graphicData>
-            </a:graphic>
-          </wp:inline>
-        </w:drawing>
+        <w:pStyle w:val="ReferencesFarsi"/>
+        <w:numPr>
+          <w:ilvl w:val="0"/>
+          <w:numId w:val="31"/>
+        </w:numPr>
+        <w:bidi/>
+      </w:pPr>
+      <w:r>
+        <w:t xml:space="preserve">A. Gavoille, B. Bardy, and A. Andremont, “Measurement of inhibition zone diameter in disk susceptibility tests by computerized image analysis,” Comput. Biol. Med., vol. 24, no. 3, pp. 179–188, 1994.</w:t>
       </w:r>
     </w:p>
     <w:p>
       <w:pPr>
-        <w:pStyle w:val="Caption"/>
-      </w:pPr>
-      <w:r>
-        <w:rPr>
-          <w:rFonts w:hint="cs"/>
-          <w:rtl/>
-        </w:rPr>
-        <w:t>شکل ۵: خروجی سرتاسریِ پایپ‌لاین روی یک نمونه‌ی واقعی. از راست به چپ: (الف) نتیجه‌ی نهاییِ ادغام برای تشخیص نُه دیسک، (ب) مرز نهاییِ هاله‌ی بازدارندگی برای هر دیسک، (پ) ناحیه‌ی جست‌وجوی رخداد/حباب؛ یک رخداد (دایره‌ی بنفش کوچک) نزدیکِ دیسکِ CZ30 شناسایی شد.</w:t>
+        <w:pStyle w:val="ReferencesFarsi"/>
+        <w:numPr>
+          <w:ilvl w:val="0"/>
+          <w:numId w:val="31"/>
+        </w:numPr>
+        <w:bidi/>
+      </w:pPr>
+      <w:r>
+        <w:t xml:space="preserve">H. S. Bhargav et al., “Measurement of the zone of inhibition of an antibiotic,” in Proc. IEEE 6th Int. Conf. Advanced Computing (IACC), 2016, pp. 409–414.</w:t>
       </w:r>
     </w:p>
     <w:p>
       <w:pPr>
-        <w:pStyle w:val="TableTitle"/>
-      </w:pPr>
-      <w:r>
-        <w:rPr>
-          <w:rFonts w:hint="cs"/>
-          <w:rtl/>
-        </w:rPr>
-        <w:t>جدول ۱: گزارش خروجی نهایی پایپ‌لاین برای یک ظرف واقعی (۹ دیسک، روش تشخیص ظرف: hough_fallback، اطمینان=۰٫۸۲).</w:t>
-      </w:r>
-    </w:p>
-    <w:tbl>
-      <w:tblPr>
-        <w:bidiVisual/>
-        <w:tblW w:w="4600" w:type="dxa"/>
-        <w:tblBorders>
-          <w:top w:val="single" w:sz="4" w:space="0" w:color="auto"/>
-          <w:left w:val="single" w:sz="4" w:space="0" w:color="auto"/>
-          <w:bottom w:val="single" w:sz="4" w:space="0" w:color="auto"/>
-          <w:right w:val="single" w:sz="4" w:space="0" w:color="auto"/>
-          <w:insideH w:val="single" w:sz="4" w:space="0" w:color="auto"/>
-          <w:insideV w:val="single" w:sz="4" w:space="0" w:color="auto"/>
-        </w:tblBorders>
-        <w:tblLook w:val="04A0" w:firstRow="1" w:lastRow="0" w:firstColumn="1" w:lastColumn="0" w:noHBand="0" w:noVBand="1"/>
-      </w:tblPr>
-      <w:tblGrid>
-        <w:gridCol w:w="700"/>
-        <w:gridCol w:w="1950"/>
-        <w:gridCol w:w="1950"/>
-      </w:tblGrid>
-      <w:tr>
-        <w:trPr>
-          <w:cantSplit/>
-          <w:tblHeader/>
-        </w:trPr>
-        <w:tc>
-          <w:tcPr>
-            <w:tcW w:w="700" w:type="dxa"/>
-            <w:shd w:val="clear" w:color="auto" w:fill="D9D9D9"/>
-            <w:vAlign w:val="center"/>
-          </w:tcPr>
-          <w:p>
-            <w:pPr>
-              <w:jc w:val="center"/>
-            </w:pPr>
-            <w:r>
-              <w:rPr>
-                <w:rFonts w:hint="cs"/>
-                <w:b/>
-                <w:bCs/>
-                <w:sz w:val="15"/>
-                <w:szCs w:val="15"/>
-                <w:rtl/>
-              </w:rPr>
-              <w:t>دیسک</w:t>
-            </w:r>
-          </w:p>
-        </w:tc>
-        <w:tc>
-          <w:tcPr>
-            <w:tcW w:w="1950" w:type="dxa"/>
-            <w:shd w:val="clear" w:color="auto" w:fill="D9D9D9"/>
-            <w:vAlign w:val="center"/>
-          </w:tcPr>
-          <w:p>
-            <w:pPr>
-              <w:jc w:val="center"/>
-            </w:pPr>
-            <w:r>
-              <w:rPr>
-                <w:rFonts w:hint="cs"/>
-                <w:b/>
-                <w:bCs/>
-                <w:sz w:val="15"/>
-                <w:szCs w:val="15"/>
-                <w:rtl/>
-              </w:rPr>
-              <w:t>قطر دیسک (mm)</w:t>
-            </w:r>
-          </w:p>
-        </w:tc>
-        <w:tc>
-          <w:tcPr>
-            <w:tcW w:w="1950" w:type="dxa"/>
-            <w:shd w:val="clear" w:color="auto" w:fill="D9D9D9"/>
-            <w:vAlign w:val="center"/>
-          </w:tcPr>
-          <w:p>
-            <w:pPr>
-              <w:jc w:val="center"/>
-            </w:pPr>
-            <w:r>
-              <w:rPr>
-                <w:rFonts w:hint="cs"/>
-                <w:b/>
-                <w:bCs/>
-                <w:sz w:val="15"/>
-                <w:szCs w:val="15"/>
-                <w:rtl/>
-              </w:rPr>
-              <w:t>قطر هاله (mm)</w:t>
-            </w:r>
-          </w:p>
-        </w:tc>
-      </w:tr>
-      <w:tr>
-        <w:trPr>
-          <w:cantSplit/>
-        </w:trPr>
-        <w:tc>
-          <w:tcPr>
-            <w:tcW w:w="700" w:type="dxa"/>
-            <w:vAlign w:val="center"/>
-          </w:tcPr>
-          <w:p>
-            <w:pPr>
-              <w:jc w:val="center"/>
-            </w:pPr>
-            <w:r>
-              <w:rPr>
-                <w:rFonts w:hint="cs"/>
-                <w:sz w:val="15"/>
-                <w:szCs w:val="15"/>
-                <w:rtl/>
-              </w:rPr>
-              <w:t>۱</w:t>
-            </w:r>
-          </w:p>
-        </w:tc>
-        <w:tc>
-          <w:tcPr>
-            <w:tcW w:w="1950" w:type="dxa"/>
-            <w:vAlign w:val="center"/>
-          </w:tcPr>
-          <w:p>
-            <w:pPr>
-              <w:jc w:val="center"/>
-            </w:pPr>
-            <w:r>
-              <w:rPr>
-                <w:rFonts w:hint="cs"/>
-                <w:sz w:val="15"/>
-                <w:szCs w:val="15"/>
-                <w:rtl/>
-              </w:rPr>
-              <w:t>۷٫۷</w:t>
-            </w:r>
-          </w:p>
-        </w:tc>
-        <w:tc>
-          <w:tcPr>
-            <w:tcW w:w="1950" w:type="dxa"/>
-            <w:vAlign w:val="center"/>
-          </w:tcPr>
-          <w:p>
-            <w:pPr>
-              <w:jc w:val="center"/>
-            </w:pPr>
-            <w:r>
-              <w:rPr>
-                <w:rFonts w:hint="cs"/>
-                <w:sz w:val="15"/>
-                <w:szCs w:val="15"/>
-                <w:rtl/>
-              </w:rPr>
-              <w:t>۱۷٫۷</w:t>
-            </w:r>
-          </w:p>
-        </w:tc>
-      </w:tr>
-      <w:tr>
-        <w:trPr>
-          <w:cantSplit/>
-        </w:trPr>
-        <w:tc>
-          <w:tcPr>
-            <w:tcW w:w="700" w:type="dxa"/>
-            <w:vAlign w:val="center"/>
-          </w:tcPr>
-          <w:p>
-            <w:pPr>
-              <w:jc w:val="center"/>
-            </w:pPr>
-            <w:r>
-              <w:rPr>
-                <w:rFonts w:hint="cs"/>
-                <w:sz w:val="15"/>
-                <w:szCs w:val="15"/>
-                <w:rtl/>
-              </w:rPr>
-              <w:t>۲</w:t>
-            </w:r>
-          </w:p>
-        </w:tc>
-        <w:tc>
-          <w:tcPr>
-            <w:tcW w:w="1950" w:type="dxa"/>
-            <w:vAlign w:val="center"/>
-          </w:tcPr>
-          <w:p>
-            <w:pPr>
-              <w:jc w:val="center"/>
-            </w:pPr>
-            <w:r>
-              <w:rPr>
-                <w:rFonts w:hint="cs"/>
-                <w:sz w:val="15"/>
-                <w:szCs w:val="15"/>
-                <w:rtl/>
-              </w:rPr>
-              <w:t>۵٫۰</w:t>
-            </w:r>
-          </w:p>
-        </w:tc>
-        <w:tc>
-          <w:tcPr>
-            <w:tcW w:w="1950" w:type="dxa"/>
-            <w:vAlign w:val="center"/>
-          </w:tcPr>
-          <w:p>
-            <w:pPr>
-              <w:jc w:val="center"/>
-            </w:pPr>
-            <w:r>
-              <w:rPr>
-                <w:rFonts w:hint="cs"/>
-                <w:sz w:val="15"/>
-                <w:szCs w:val="15"/>
-                <w:rtl/>
-              </w:rPr>
-              <w:t>۵٫۸</w:t>
-            </w:r>
-          </w:p>
-        </w:tc>
-      </w:tr>
-      <w:tr>
-        <w:trPr>
-          <w:cantSplit/>
-        </w:trPr>
-        <w:tc>
-          <w:tcPr>
-            <w:tcW w:w="700" w:type="dxa"/>
-            <w:vAlign w:val="center"/>
-          </w:tcPr>
-          <w:p>
-            <w:pPr>
-              <w:jc w:val="center"/>
-            </w:pPr>
-            <w:r>
-              <w:rPr>
-                <w:rFonts w:hint="cs"/>
-                <w:sz w:val="15"/>
-                <w:szCs w:val="15"/>
-                <w:rtl/>
-              </w:rPr>
-              <w:t>۳</w:t>
-            </w:r>
-          </w:p>
-        </w:tc>
-        <w:tc>
-          <w:tcPr>
-            <w:tcW w:w="1950" w:type="dxa"/>
-            <w:vAlign w:val="center"/>
-          </w:tcPr>
-          <w:p>
-            <w:pPr>
-              <w:jc w:val="center"/>
-            </w:pPr>
-            <w:r>
-              <w:rPr>
-                <w:rFonts w:hint="cs"/>
-                <w:sz w:val="15"/>
-                <w:szCs w:val="15"/>
-                <w:rtl/>
-              </w:rPr>
-              <w:t>۴٫۹</w:t>
-            </w:r>
-          </w:p>
-        </w:tc>
-        <w:tc>
-          <w:tcPr>
-            <w:tcW w:w="1950" w:type="dxa"/>
-            <w:vAlign w:val="center"/>
-          </w:tcPr>
-          <w:p>
-            <w:pPr>
-              <w:jc w:val="center"/>
-            </w:pPr>
-            <w:r>
-              <w:rPr>
-                <w:rFonts w:hint="cs"/>
-                <w:sz w:val="15"/>
-                <w:szCs w:val="15"/>
-                <w:rtl/>
-              </w:rPr>
-              <w:t>۵٫۷</w:t>
-            </w:r>
-          </w:p>
-        </w:tc>
-      </w:tr>
-      <w:tr>
-        <w:trPr>
-          <w:cantSplit/>
-        </w:trPr>
-        <w:tc>
-          <w:tcPr>
-            <w:tcW w:w="700" w:type="dxa"/>
-            <w:vAlign w:val="center"/>
-          </w:tcPr>
-          <w:p>
-            <w:pPr>
-              <w:jc w:val="center"/>
-            </w:pPr>
-            <w:r>
-              <w:rPr>
-                <w:rFonts w:hint="cs"/>
-                <w:sz w:val="15"/>
-                <w:szCs w:val="15"/>
-                <w:rtl/>
-              </w:rPr>
-              <w:t>۴</w:t>
-            </w:r>
-          </w:p>
-        </w:tc>
-        <w:tc>
-          <w:tcPr>
-            <w:tcW w:w="1950" w:type="dxa"/>
-            <w:vAlign w:val="center"/>
-          </w:tcPr>
-          <w:p>
-            <w:pPr>
-              <w:jc w:val="center"/>
-            </w:pPr>
-            <w:r>
-              <w:rPr>
-                <w:rFonts w:hint="cs"/>
-                <w:sz w:val="15"/>
-                <w:szCs w:val="15"/>
-                <w:rtl/>
-              </w:rPr>
-              <w:t>۴٫۹</w:t>
-            </w:r>
-          </w:p>
-        </w:tc>
-        <w:tc>
-          <w:tcPr>
-            <w:tcW w:w="1950" w:type="dxa"/>
-            <w:vAlign w:val="center"/>
-          </w:tcPr>
-          <w:p>
-            <w:pPr>
-              <w:jc w:val="center"/>
-            </w:pPr>
-            <w:r>
-              <w:rPr>
-                <w:rFonts w:hint="cs"/>
-                <w:sz w:val="15"/>
-                <w:szCs w:val="15"/>
-                <w:rtl/>
-              </w:rPr>
-              <w:t>۵٫۷</w:t>
-            </w:r>
-          </w:p>
-        </w:tc>
-      </w:tr>
-      <w:tr>
-        <w:trPr>
-          <w:cantSplit/>
-        </w:trPr>
-        <w:tc>
-          <w:tcPr>
-            <w:tcW w:w="700" w:type="dxa"/>
-            <w:vAlign w:val="center"/>
-          </w:tcPr>
-          <w:p>
-            <w:pPr>
-              <w:jc w:val="center"/>
-            </w:pPr>
-            <w:r>
-              <w:rPr>
-                <w:rFonts w:hint="cs"/>
-                <w:sz w:val="15"/>
-                <w:szCs w:val="15"/>
-                <w:rtl/>
-              </w:rPr>
-              <w:t>۵</w:t>
-            </w:r>
-          </w:p>
-        </w:tc>
-        <w:tc>
-          <w:tcPr>
-            <w:tcW w:w="1950" w:type="dxa"/>
-            <w:vAlign w:val="center"/>
-          </w:tcPr>
-          <w:p>
-            <w:pPr>
-              <w:jc w:val="center"/>
-            </w:pPr>
-            <w:r>
-              <w:rPr>
-                <w:rFonts w:hint="cs"/>
-                <w:sz w:val="15"/>
-                <w:szCs w:val="15"/>
-                <w:rtl/>
-              </w:rPr>
-              <w:t>۴٫۹</w:t>
-            </w:r>
-          </w:p>
-        </w:tc>
-        <w:tc>
-          <w:tcPr>
-            <w:tcW w:w="1950" w:type="dxa"/>
-            <w:vAlign w:val="center"/>
-          </w:tcPr>
-          <w:p>
-            <w:pPr>
-              <w:jc w:val="center"/>
-            </w:pPr>
-            <w:r>
-              <w:rPr>
-                <w:rFonts w:hint="cs"/>
-                <w:sz w:val="15"/>
-                <w:szCs w:val="15"/>
-                <w:rtl/>
-              </w:rPr>
-              <w:t>۱۳٫۲</w:t>
-            </w:r>
-          </w:p>
-        </w:tc>
-      </w:tr>
-      <w:tr>
-        <w:trPr>
-          <w:cantSplit/>
-        </w:trPr>
-        <w:tc>
-          <w:tcPr>
-            <w:tcW w:w="700" w:type="dxa"/>
-            <w:vAlign w:val="center"/>
-          </w:tcPr>
-          <w:p>
-            <w:pPr>
-              <w:jc w:val="center"/>
-            </w:pPr>
-            <w:r>
-              <w:rPr>
-                <w:rFonts w:hint="cs"/>
-                <w:sz w:val="15"/>
-                <w:szCs w:val="15"/>
-                <w:rtl/>
-              </w:rPr>
-              <w:t>۶</w:t>
-            </w:r>
-          </w:p>
-        </w:tc>
-        <w:tc>
-          <w:tcPr>
-            <w:tcW w:w="1950" w:type="dxa"/>
-            <w:vAlign w:val="center"/>
-          </w:tcPr>
-          <w:p>
-            <w:pPr>
-              <w:jc w:val="center"/>
-            </w:pPr>
-            <w:r>
-              <w:rPr>
-                <w:rFonts w:hint="cs"/>
-                <w:sz w:val="15"/>
-                <w:szCs w:val="15"/>
-                <w:rtl/>
-              </w:rPr>
-              <w:t>۴٫۹</w:t>
-            </w:r>
-          </w:p>
-        </w:tc>
-        <w:tc>
-          <w:tcPr>
-            <w:tcW w:w="1950" w:type="dxa"/>
-            <w:vAlign w:val="center"/>
-          </w:tcPr>
-          <w:p>
-            <w:pPr>
-              <w:jc w:val="center"/>
-            </w:pPr>
-            <w:r>
-              <w:rPr>
-                <w:rFonts w:hint="cs"/>
-                <w:sz w:val="15"/>
-                <w:szCs w:val="15"/>
-                <w:rtl/>
-              </w:rPr>
-              <w:t>۵٫۷</w:t>
-            </w:r>
-          </w:p>
-        </w:tc>
-      </w:tr>
-      <w:tr>
-        <w:trPr>
-          <w:cantSplit/>
-        </w:trPr>
-        <w:tc>
-          <w:tcPr>
-            <w:tcW w:w="700" w:type="dxa"/>
-            <w:vAlign w:val="center"/>
-          </w:tcPr>
-          <w:p>
-            <w:pPr>
-              <w:jc w:val="center"/>
-            </w:pPr>
-            <w:r>
-              <w:rPr>
-                <w:rFonts w:hint="cs"/>
-                <w:sz w:val="15"/>
-                <w:szCs w:val="15"/>
-                <w:rtl/>
-              </w:rPr>
-              <w:t>۷</w:t>
-            </w:r>
-          </w:p>
-        </w:tc>
-        <w:tc>
-          <w:tcPr>
-            <w:tcW w:w="1950" w:type="dxa"/>
-            <w:vAlign w:val="center"/>
-          </w:tcPr>
-          <w:p>
-            <w:pPr>
-              <w:jc w:val="center"/>
-            </w:pPr>
-            <w:r>
-              <w:rPr>
-                <w:rFonts w:hint="cs"/>
-                <w:sz w:val="15"/>
-                <w:szCs w:val="15"/>
-                <w:rtl/>
-              </w:rPr>
-              <w:t>۴٫۹</w:t>
-            </w:r>
-          </w:p>
-        </w:tc>
-        <w:tc>
-          <w:tcPr>
-            <w:tcW w:w="1950" w:type="dxa"/>
-            <w:vAlign w:val="center"/>
-          </w:tcPr>
-          <w:p>
-            <w:pPr>
-              <w:jc w:val="center"/>
-            </w:pPr>
-            <w:r>
-              <w:rPr>
-                <w:rFonts w:hint="cs"/>
-                <w:sz w:val="15"/>
-                <w:szCs w:val="15"/>
-                <w:rtl/>
-              </w:rPr>
-              <w:t>۵٫۷</w:t>
-            </w:r>
-          </w:p>
-        </w:tc>
-      </w:tr>
-      <w:tr>
-        <w:trPr>
-          <w:cantSplit/>
-        </w:trPr>
-        <w:tc>
-          <w:tcPr>
-            <w:tcW w:w="700" w:type="dxa"/>
-            <w:vAlign w:val="center"/>
-          </w:tcPr>
-          <w:p>
-            <w:pPr>
-              <w:jc w:val="center"/>
-            </w:pPr>
-            <w:r>
-              <w:rPr>
-                <w:rFonts w:hint="cs"/>
-                <w:sz w:val="15"/>
-                <w:szCs w:val="15"/>
-                <w:rtl/>
-              </w:rPr>
-              <w:t>۸</w:t>
-            </w:r>
-          </w:p>
-        </w:tc>
-        <w:tc>
-          <w:tcPr>
-            <w:tcW w:w="1950" w:type="dxa"/>
-            <w:vAlign w:val="center"/>
-          </w:tcPr>
-          <w:p>
-            <w:pPr>
-              <w:jc w:val="center"/>
-            </w:pPr>
-            <w:r>
-              <w:rPr>
-                <w:rFonts w:hint="cs"/>
-                <w:sz w:val="15"/>
-                <w:szCs w:val="15"/>
-                <w:rtl/>
-              </w:rPr>
-              <w:t>۷٫۷</w:t>
-            </w:r>
-          </w:p>
-        </w:tc>
-        <w:tc>
-          <w:tcPr>
-            <w:tcW w:w="1950" w:type="dxa"/>
-            <w:vAlign w:val="center"/>
-          </w:tcPr>
-          <w:p>
-            <w:pPr>
-              <w:jc w:val="center"/>
-            </w:pPr>
-            <w:r>
-              <w:rPr>
-                <w:rFonts w:hint="cs"/>
-                <w:sz w:val="15"/>
-                <w:szCs w:val="15"/>
-                <w:rtl/>
-              </w:rPr>
-              <w:t>۸٫۹</w:t>
-            </w:r>
-          </w:p>
-        </w:tc>
-      </w:tr>
-      <w:tr>
-        <w:trPr>
-          <w:cantSplit/>
-        </w:trPr>
-        <w:tc>
-          <w:tcPr>
-            <w:tcW w:w="700" w:type="dxa"/>
-            <w:vAlign w:val="center"/>
-          </w:tcPr>
-          <w:p>
-            <w:pPr>
-              <w:jc w:val="center"/>
-            </w:pPr>
-            <w:r>
-              <w:rPr>
-                <w:rFonts w:hint="cs"/>
-                <w:sz w:val="15"/>
-                <w:szCs w:val="15"/>
-                <w:rtl/>
-              </w:rPr>
-              <w:t>۹</w:t>
-            </w:r>
-          </w:p>
-        </w:tc>
-        <w:tc>
-          <w:tcPr>
-            <w:tcW w:w="1950" w:type="dxa"/>
-            <w:vAlign w:val="center"/>
-          </w:tcPr>
-          <w:p>
-            <w:pPr>
-              <w:jc w:val="center"/>
-            </w:pPr>
-            <w:r>
-              <w:rPr>
-                <w:rFonts w:hint="cs"/>
-                <w:sz w:val="15"/>
-                <w:szCs w:val="15"/>
-                <w:rtl/>
-              </w:rPr>
-              <w:t>۵٫۱</w:t>
-            </w:r>
-          </w:p>
-        </w:tc>
-        <w:tc>
-          <w:tcPr>
-            <w:tcW w:w="1950" w:type="dxa"/>
-            <w:vAlign w:val="center"/>
-          </w:tcPr>
-          <w:p>
-            <w:pPr>
-              <w:jc w:val="center"/>
-            </w:pPr>
-            <w:r>
-              <w:rPr>
-                <w:rFonts w:hint="cs"/>
-                <w:sz w:val="15"/>
-                <w:szCs w:val="15"/>
-                <w:rtl/>
-              </w:rPr>
-              <w:t>۹٫۰</w:t>
-            </w:r>
-          </w:p>
-        </w:tc>
-      </w:tr>
-    </w:tbl>
-    <w:p/>
-    <w:p>
-      <w:pPr>
-        <w:pStyle w:val="Paragraph"/>
-      </w:pPr>
-      <w:r>
-        <w:rPr>
-          <w:rFonts w:hint="cs"/>
-          <w:rtl/>
-        </w:rPr>
-        <w:t>روی مجموعه‌ی ۷۸-عکسیِ اصلی، اعتبارسنجی عمدتاً کیفی/بصری بوده: هر تغییرِ الگوریتمی، پیش از قطعی‌شدن، روی چند عکسِ متنوع اجرا و overlay آن با بازرسیِ مستقیم تایید شده—از جمله رفعِ «پرتگاهِ ادغام» و رفعِ لنگرشدنِ مرزِ هاله (بخش ۲-۵)، که روی چند عکسِ چالشیِ پتریِ مربعی نیز بدونِ رگرسیون تکرار شد.</w:t>
+        <w:pStyle w:val="ReferencesFarsi"/>
+        <w:numPr>
+          <w:ilvl w:val="0"/>
+          <w:numId w:val="31"/>
+        </w:numPr>
+        <w:bidi/>
+      </w:pPr>
+      <w:r>
+        <w:t xml:space="preserve">C. A. Alonso et al., “AntibiogramJ: A tool for analysing images from disk diffusion tests,” Comput. Methods Programs Biomed., vol. 143, pp. 159–169, 2017.</w:t>
       </w:r>
     </w:p>
     <w:p>
       <w:pPr>
-        <w:pStyle w:val="Heading2"/>
-      </w:pPr>
-      <w:r>
-        <w:rPr>
-          <w:rFonts w:hint="cs"/>
-          <w:rtl/>
-        </w:rPr>
-        <w:t>ارزیابی کمّی در برابر Ground Truth</w:t>
+        <w:pStyle w:val="ReferencesFarsi"/>
+        <w:numPr>
+          <w:ilvl w:val="0"/>
+          <w:numId w:val="31"/>
+        </w:numPr>
+        <w:bidi/>
+      </w:pPr>
+      <w:r>
+        <w:t xml:space="preserve">B. K. Priya et al., “Automatic inhibition zone diameter measurement for disc diffusion test using image segmentation,” IETE J. Res., vol. 69, no. 8, pp. 5708–5725, 2023.</w:t>
       </w:r>
     </w:p>
     <w:p>
       <w:pPr>
-        <w:pStyle w:val="Paragraph"/>
-      </w:pPr>
-      <w:r>
-        <w:rPr>
-          <w:rFonts w:hint="cs"/>
-          <w:rtl/>
-        </w:rPr>
-        <w:t xml:space="preserve">برای ارزیابیِ کمّی، دیسک‌های یک زیرمجموعه‌ی مستقلِ ۱۱ عکسی با یک لوکیتورِ </w:t>
-      </w:r>
-      <w:r>
-        <w:rPr>
-          <w:rFonts w:asciiTheme="majorBidi" w:hAnsiTheme="majorBidi" w:cstheme="majorBidi"/>
-          <w:rtl/>
-        </w:rPr>
-        <w:t>Hough-circle</w:t>
-      </w:r>
-      <w:r>
-        <w:rPr>
-          <w:rFonts w:hint="cs"/>
-          <w:rtl/>
-        </w:rPr>
-        <w:t xml:space="preserve"> مجزا از پایپ‌لاینِ تحتِ ارزیابی شماره‌گذاری شدند—تا خطای سیستماتیکِ خودِ سیستم در </w:t>
-      </w:r>
-      <w:r>
-        <w:rPr>
-          <w:sz w:val="24"/>
-          <w:szCs w:val="28"/>
-        </w:rPr>
-        <w:t>Ground Truth</w:t>
-      </w:r>
-      <w:r>
-        <w:rPr>
-          <w:rFonts w:hint="cs"/>
-          <w:sz w:val="24"/>
-          <w:szCs w:val="28"/>
-          <w:rtl/>
-        </w:rPr>
-        <w:t xml:space="preserve"> </w:t>
-      </w:r>
-      <w:r>
-        <w:rPr>
-          <w:rFonts w:hint="cs"/>
-          <w:rtl/>
-        </w:rPr>
-        <w:t xml:space="preserve">جذب نشود—و سپس هر دیسک توسط یک کارشناسِ آزمایشگاه، روی نسخه‌ی چاپیِ عکس، خوانده و ثبت شد (۹۳ دیسک؛ ۶۴ </w:t>
-      </w:r>
-      <w:r>
-        <w:rPr>
-          <w:rFonts w:hint="cs"/>
-          <w:rtl/>
-        </w:rPr>
-        <w:t xml:space="preserve">دیسک </w:t>
-      </w:r>
-      <w:r>
-        <w:rPr>
-          <w:rFonts w:hint="cs"/>
-          <w:rtl/>
-        </w:rPr>
-        <w:t xml:space="preserve">دارایِ قطرِ هاله‌ی ثبت‌شده، ۲۹ </w:t>
-      </w:r>
-      <w:r>
-        <w:rPr>
-          <w:rFonts w:hint="cs"/>
-          <w:rtl/>
-        </w:rPr>
-        <w:t xml:space="preserve">دیسک </w:t>
-      </w:r>
-      <w:r>
-        <w:rPr>
-          <w:rFonts w:hint="cs"/>
-          <w:rtl/>
-        </w:rPr>
-        <w:t xml:space="preserve">بدونِ هاله). ارزیابی با اجرایِ بدون‌تغییرِ نوت‌بوک روی هر عکس انجام و دیسک‌ها صرفاً بر اساسِ نزدیک‌ترینِ موقعیت (نه ترتیبِ داخلیِ پایپ‌لاین) تطبیق داده شدند. جدول ۲ نتایج را خلاصه می‌کند (خطای قطر با MAE، بایاس، و Bland–Altman </w:t>
-      </w:r>
-      <w:r>
-        <w:t>[11]</w:t>
-      </w:r>
-      <w:r>
-        <w:rPr>
-          <w:rFonts w:hint="cs"/>
-          <w:rtl/>
-        </w:rPr>
-        <w:t>)؛ این نتایج روی یک سیستمِ کاملاً مجزا نیز عیناً بازتولید شدند.</w:t>
+        <w:pStyle w:val="ReferencesFarsi"/>
+        <w:numPr>
+          <w:ilvl w:val="0"/>
+          <w:numId w:val="31"/>
+        </w:numPr>
+        <w:bidi/>
+      </w:pPr>
+      <w:r>
+        <w:t xml:space="preserve">M. Pascucci et al., “AI-based mobile application to fight antibiotic resistance,” Nat. Commun., vol. 12, art. no. 1173, 2021.</w:t>
       </w:r>
     </w:p>
     <w:p>
       <w:pPr>
-        <w:pStyle w:val="TableTitle"/>
-      </w:pPr>
-      <w:r>
-        <w:rPr>
-          <w:rFonts w:hint="cs"/>
-          <w:rtl/>
-        </w:rPr>
-        <w:t>جدول ۲: نتایجِ ارزیابیِ کمّی در برابرِ</w:t>
-      </w:r>
-      <w:r>
-        <w:rPr>
-          <w:rFonts w:hint="cs"/>
-          <w:sz w:val="14"/>
-          <w:szCs w:val="14"/>
-          <w:rtl/>
-        </w:rPr>
-        <w:t xml:space="preserve"> </w:t>
-      </w:r>
-      <w:r>
-        <w:rPr>
-          <w:szCs w:val="20"/>
-        </w:rPr>
-        <w:t>Ground Truth</w:t>
-      </w:r>
-      <w:r>
-        <w:rPr>
-          <w:rFonts w:hint="cs"/>
-          <w:sz w:val="14"/>
-          <w:szCs w:val="14"/>
-          <w:rtl/>
-        </w:rPr>
-        <w:t xml:space="preserve"> </w:t>
-      </w:r>
-      <w:r>
-        <w:rPr>
-          <w:rFonts w:hint="cs"/>
-          <w:rtl/>
-        </w:rPr>
-        <w:t>کارشناسی (۱۱ عکس، ۹۳ دیسک).</w:t>
-      </w:r>
-    </w:p>
-    <w:tbl>
-      <w:tblPr>
-        <w:bidiVisual/>
-        <w:tblW w:w="4600" w:type="dxa"/>
-        <w:tblBorders>
-          <w:top w:val="single" w:sz="4" w:space="0" w:color="auto"/>
-          <w:left w:val="single" w:sz="4" w:space="0" w:color="auto"/>
-          <w:bottom w:val="single" w:sz="4" w:space="0" w:color="auto"/>
-          <w:right w:val="single" w:sz="4" w:space="0" w:color="auto"/>
-          <w:insideH w:val="single" w:sz="4" w:space="0" w:color="auto"/>
-          <w:insideV w:val="single" w:sz="4" w:space="0" w:color="auto"/>
-        </w:tblBorders>
-        <w:tblLook w:val="04A0" w:firstRow="1" w:lastRow="0" w:firstColumn="1" w:lastColumn="0" w:noHBand="0" w:noVBand="1"/>
-      </w:tblPr>
-      <w:tblGrid>
-        <w:gridCol w:w="2087"/>
-        <w:gridCol w:w="2513"/>
-      </w:tblGrid>
-      <w:tr>
-        <w:trPr>
-          <w:cantSplit/>
-          <w:tblHeader/>
-        </w:trPr>
-        <w:tc>
-          <w:tcPr>
-            <w:tcW w:w="2087" w:type="dxa"/>
-            <w:shd w:val="clear" w:color="auto" w:fill="D9D9D9"/>
-            <w:vAlign w:val="center"/>
-          </w:tcPr>
-          <w:p>
-            <w:pPr>
-              <w:jc w:val="center"/>
-            </w:pPr>
-            <w:r>
-              <w:rPr>
-                <w:rFonts w:hint="cs"/>
-                <w:b/>
-                <w:bCs/>
-                <w:sz w:val="15"/>
-                <w:szCs w:val="15"/>
-                <w:rtl/>
-              </w:rPr>
-              <w:t>معیار</w:t>
-            </w:r>
-          </w:p>
-        </w:tc>
-        <w:tc>
-          <w:tcPr>
-            <w:tcW w:w="2513" w:type="dxa"/>
-            <w:shd w:val="clear" w:color="auto" w:fill="D9D9D9"/>
-            <w:vAlign w:val="center"/>
-          </w:tcPr>
-          <w:p>
-            <w:pPr>
-              <w:jc w:val="center"/>
-            </w:pPr>
-            <w:r>
-              <w:rPr>
-                <w:rFonts w:hint="cs"/>
-                <w:b/>
-                <w:bCs/>
-                <w:sz w:val="15"/>
-                <w:szCs w:val="15"/>
-                <w:rtl/>
-              </w:rPr>
-              <w:t>مقدار</w:t>
-            </w:r>
-          </w:p>
-        </w:tc>
-      </w:tr>
-      <w:tr>
-        <w:trPr>
-          <w:cantSplit/>
-        </w:trPr>
-        <w:tc>
-          <w:tcPr>
-            <w:tcW w:w="2087" w:type="dxa"/>
-            <w:vAlign w:val="center"/>
-          </w:tcPr>
-          <w:p>
-            <w:pPr>
-              <w:jc w:val="center"/>
-            </w:pPr>
-            <w:r>
-              <w:rPr>
-                <w:rFonts w:hint="cs"/>
-                <w:sz w:val="15"/>
-                <w:szCs w:val="15"/>
-                <w:rtl/>
-              </w:rPr>
-              <w:t>تشخیصِ ظرفِ پتری (۱۱ عکس)</w:t>
-            </w:r>
-          </w:p>
-        </w:tc>
-        <w:tc>
-          <w:tcPr>
-            <w:tcW w:w="2513" w:type="dxa"/>
-            <w:vAlign w:val="center"/>
-          </w:tcPr>
-          <w:p>
-            <w:pPr>
-              <w:jc w:val="center"/>
-            </w:pPr>
-            <w:r>
-              <w:rPr>
-                <w:sz w:val="15"/>
-                <w:szCs w:val="15"/>
-              </w:rPr>
-              <w:t>۱۱/۱۱ (۱۰۰٪)</w:t>
-            </w:r>
-          </w:p>
-        </w:tc>
-      </w:tr>
-      <w:tr>
-        <w:trPr>
-          <w:cantSplit/>
-        </w:trPr>
-        <w:tc>
-          <w:tcPr>
-            <w:tcW w:w="2087" w:type="dxa"/>
-            <w:vAlign w:val="center"/>
-          </w:tcPr>
-          <w:p>
-            <w:pPr>
-              <w:jc w:val="center"/>
-            </w:pPr>
-            <w:r>
-              <w:rPr>
-                <w:rFonts w:hint="cs"/>
-                <w:sz w:val="15"/>
-                <w:szCs w:val="15"/>
-                <w:rtl/>
-              </w:rPr>
-              <w:t xml:space="preserve">تشخیصِ دیسک: </w:t>
-            </w:r>
-            <w:r>
-              <w:rPr>
-                <w:sz w:val="15"/>
-                <w:szCs w:val="15"/>
-              </w:rPr>
-              <w:t>Precision / Recall / F1</w:t>
-            </w:r>
-            <w:r>
-              <w:rPr>
-                <w:rFonts w:hint="cs"/>
-                <w:sz w:val="15"/>
-                <w:szCs w:val="15"/>
-                <w:rtl/>
-              </w:rPr>
-              <w:t xml:space="preserve"> (۹۳ دیسک)</w:t>
-            </w:r>
-          </w:p>
-        </w:tc>
-        <w:tc>
-          <w:tcPr>
-            <w:tcW w:w="2513" w:type="dxa"/>
-            <w:vAlign w:val="center"/>
-          </w:tcPr>
-          <w:p>
-            <w:pPr>
-              <w:jc w:val="center"/>
-              <w:rPr>
-                <w:rFonts w:hint="cs"/>
-                <w:sz w:val="15"/>
-                <w:szCs w:val="15"/>
-                <w:rtl/>
-                <w:lang w:bidi="fa-IR"/>
-              </w:rPr>
-            </w:pPr>
-            <w:r>
-              <w:rPr>
-                <w:rFonts w:hint="cs"/>
-                <w:sz w:val="15"/>
-                <w:szCs w:val="15"/>
-                <w:rtl/>
-                <w:lang w:bidi="fa-IR"/>
-              </w:rPr>
-              <w:t>۹۸</w:t>
-            </w:r>
-            <w:r>
-              <w:rPr>
-                <w:rFonts w:hint="cs"/>
-                <w:sz w:val="15"/>
-                <w:szCs w:val="15"/>
-                <w:rtl/>
-                <w:lang w:bidi="fa-IR"/>
-              </w:rPr>
-              <w:t>۴</w:t>
-            </w:r>
-            <w:r>
-              <w:rPr>
-                <w:rFonts w:hint="cs"/>
-                <w:sz w:val="15"/>
-                <w:szCs w:val="15"/>
-                <w:rtl/>
-                <w:lang w:bidi="fa-IR"/>
-              </w:rPr>
-              <w:t>/۰</w:t>
-            </w:r>
-            <w:r>
-              <w:rPr>
-                <w:rFonts w:hint="cs"/>
-                <w:sz w:val="15"/>
-                <w:szCs w:val="15"/>
-                <w:rtl/>
-                <w:lang w:bidi="fa-IR"/>
-              </w:rPr>
-              <w:t>، ۹۷۹/۰، ۹۸۹/۰</w:t>
-            </w:r>
-          </w:p>
-        </w:tc>
-      </w:tr>
-      <w:tr>
-        <w:trPr>
-          <w:cantSplit/>
-        </w:trPr>
-        <w:tc>
-          <w:tcPr>
-            <w:tcW w:w="2087" w:type="dxa"/>
-            <w:vAlign w:val="center"/>
-          </w:tcPr>
-          <w:p>
-            <w:pPr>
-              <w:jc w:val="center"/>
-            </w:pPr>
-            <w:r>
-              <w:rPr>
-                <w:rFonts w:hint="cs"/>
-                <w:sz w:val="15"/>
-                <w:szCs w:val="15"/>
-                <w:rtl/>
-              </w:rPr>
-              <w:t xml:space="preserve">حضورِ هاله: </w:t>
-            </w:r>
-            <w:r>
-              <w:rPr>
-                <w:sz w:val="15"/>
-                <w:szCs w:val="15"/>
-              </w:rPr>
-              <w:t>Accuracy / Precision / Recall</w:t>
-            </w:r>
-            <w:r>
-              <w:rPr>
-                <w:rFonts w:hint="cs"/>
-                <w:sz w:val="15"/>
-                <w:szCs w:val="15"/>
-                <w:rtl/>
-              </w:rPr>
-              <w:t xml:space="preserve"> </w:t>
-            </w:r>
-            <w:r>
-              <w:rPr>
-                <w:sz w:val="15"/>
-                <w:szCs w:val="15"/>
-              </w:rPr>
-              <w:t>(n=۹۱)</w:t>
-            </w:r>
-          </w:p>
-        </w:tc>
-        <w:tc>
-          <w:tcPr>
-            <w:tcW w:w="2513" w:type="dxa"/>
-            <w:vAlign w:val="center"/>
-          </w:tcPr>
-          <w:p>
-            <w:pPr>
-              <w:jc w:val="center"/>
-              <w:rPr>
-                <w:rFonts w:hint="cs"/>
-                <w:sz w:val="15"/>
-                <w:szCs w:val="15"/>
-                <w:rtl/>
-                <w:lang w:bidi="fa-IR"/>
-              </w:rPr>
-            </w:pPr>
-            <w:r>
-              <w:rPr>
-                <w:rFonts w:hint="cs"/>
-                <w:sz w:val="15"/>
-                <w:szCs w:val="15"/>
-                <w:rtl/>
-                <w:lang w:bidi="fa-IR"/>
-              </w:rPr>
-              <w:t>۹۰۵/۰، ۸۰۳/۰، ۷۸۰/۰</w:t>
-            </w:r>
-          </w:p>
-        </w:tc>
-      </w:tr>
-      <w:tr>
-        <w:trPr>
-          <w:cantSplit/>
-        </w:trPr>
-        <w:tc>
-          <w:tcPr>
-            <w:tcW w:w="2087" w:type="dxa"/>
-            <w:vAlign w:val="center"/>
-          </w:tcPr>
-          <w:p>
-            <w:pPr>
-              <w:jc w:val="center"/>
-            </w:pPr>
-            <w:r>
-              <w:rPr>
-                <w:rFonts w:hint="cs"/>
-                <w:sz w:val="15"/>
-                <w:szCs w:val="15"/>
-                <w:rtl/>
-              </w:rPr>
-              <w:lastRenderedPageBreak/>
-              <w:t xml:space="preserve">قطرِ هاله: MAE، بایاس و حدودِ توافقِ ۹۵٪ </w:t>
-            </w:r>
-            <w:r>
-              <w:rPr>
-                <w:sz w:val="15"/>
-                <w:szCs w:val="15"/>
-              </w:rPr>
-              <w:t>(n=۵۷)</w:t>
-            </w:r>
-          </w:p>
-        </w:tc>
-        <w:tc>
-          <w:tcPr>
-            <w:tcW w:w="2513" w:type="dxa"/>
-            <w:vAlign w:val="center"/>
-          </w:tcPr>
-          <w:p>
-            <w:pPr>
-              <w:jc w:val="center"/>
-              <w:rPr>
-                <w:rFonts w:asciiTheme="majorBidi" w:hAnsiTheme="majorBidi" w:cstheme="majorBidi"/>
-                <w:sz w:val="15"/>
-                <w:szCs w:val="15"/>
-                <w:lang w:bidi="fa-IR"/>
-              </w:rPr>
-            </w:pPr>
-            <w:r>
-              <w:rPr>
-                <w:rFonts w:asciiTheme="majorBidi" w:hAnsiTheme="majorBidi" w:cstheme="majorBidi"/>
-                <w:sz w:val="15"/>
-                <w:szCs w:val="15"/>
-                <w:lang w:bidi="fa-IR"/>
-              </w:rPr>
-              <w:t>] mm</w:t>
-            </w:r>
-            <w:r>
-              <w:rPr>
-                <w:rFonts w:asciiTheme="majorBidi" w:hAnsiTheme="majorBidi" w:cstheme="majorBidi"/>
-                <w:sz w:val="15"/>
-                <w:szCs w:val="15"/>
-                <w:rtl/>
-                <w:lang w:bidi="fa-IR"/>
-              </w:rPr>
-              <w:t>۱۲/۱۶-</w:t>
-            </w:r>
-            <w:r>
-              <w:rPr>
-                <w:rFonts w:asciiTheme="majorBidi" w:hAnsiTheme="majorBidi" w:cstheme="majorBidi" w:hint="cs"/>
-                <w:sz w:val="15"/>
-                <w:szCs w:val="15"/>
-                <w:rtl/>
-                <w:lang w:bidi="fa-IR"/>
-              </w:rPr>
-              <w:t xml:space="preserve"> ،</w:t>
-            </w:r>
-            <w:r>
-              <w:rPr>
-                <w:rFonts w:asciiTheme="majorBidi" w:hAnsiTheme="majorBidi" w:cstheme="majorBidi"/>
-                <w:sz w:val="15"/>
-                <w:szCs w:val="15"/>
-                <w:rtl/>
-                <w:lang w:bidi="fa-IR"/>
-              </w:rPr>
-              <w:t xml:space="preserve"> ۰۵/۱۵</w:t>
-            </w:r>
-            <w:proofErr w:type="gramStart"/>
-            <w:r>
-              <w:rPr>
-                <w:rFonts w:asciiTheme="majorBidi" w:hAnsiTheme="majorBidi" w:cstheme="majorBidi"/>
-                <w:sz w:val="15"/>
-                <w:szCs w:val="15"/>
-                <w:rtl/>
-                <w:lang w:bidi="fa-IR"/>
-              </w:rPr>
-              <w:t>+</w:t>
-            </w:r>
-            <w:r>
-              <w:rPr>
-                <w:rFonts w:asciiTheme="majorBidi" w:hAnsiTheme="majorBidi" w:cstheme="majorBidi"/>
-                <w:sz w:val="15"/>
-                <w:szCs w:val="15"/>
-                <w:lang w:bidi="fa-IR"/>
-              </w:rPr>
-              <w:t>[</w:t>
-            </w:r>
-            <w:proofErr w:type="gramEnd"/>
-            <w:r>
-              <w:rPr>
-                <w:rFonts w:asciiTheme="majorBidi" w:hAnsiTheme="majorBidi" w:cstheme="majorBidi" w:hint="cs"/>
-                <w:sz w:val="15"/>
-                <w:szCs w:val="15"/>
-                <w:rtl/>
-                <w:lang w:bidi="fa-IR"/>
-              </w:rPr>
-              <w:t>،</w:t>
-            </w:r>
-            <w:r>
-              <w:rPr>
-                <w:rFonts w:asciiTheme="majorBidi" w:hAnsiTheme="majorBidi" w:cstheme="majorBidi"/>
-                <w:sz w:val="15"/>
-                <w:szCs w:val="15"/>
-                <w:rtl/>
-                <w:lang w:bidi="fa-IR"/>
-              </w:rPr>
-              <w:t xml:space="preserve"> ۵۳/۰-</w:t>
-            </w:r>
-            <w:r>
-              <w:rPr>
-                <w:rFonts w:asciiTheme="majorBidi" w:hAnsiTheme="majorBidi" w:cstheme="majorBidi" w:hint="cs"/>
-                <w:sz w:val="15"/>
-                <w:szCs w:val="15"/>
-                <w:rtl/>
-                <w:lang w:bidi="fa-IR"/>
-              </w:rPr>
-              <w:t xml:space="preserve"> ،</w:t>
-            </w:r>
-            <w:r>
-              <w:rPr>
-                <w:rFonts w:asciiTheme="majorBidi" w:hAnsiTheme="majorBidi" w:cstheme="majorBidi"/>
-                <w:sz w:val="15"/>
-                <w:szCs w:val="15"/>
-                <w:rtl/>
-                <w:lang w:bidi="fa-IR"/>
-              </w:rPr>
-              <w:t xml:space="preserve"> ۵۰/۵</w:t>
-            </w:r>
-          </w:p>
-        </w:tc>
-      </w:tr>
-      <w:tr>
-        <w:trPr>
-          <w:cantSplit/>
-        </w:trPr>
-        <w:tc>
-          <w:tcPr>
-            <w:tcW w:w="2087" w:type="dxa"/>
-            <w:vAlign w:val="center"/>
-          </w:tcPr>
-          <w:p>
-            <w:pPr>
-              <w:jc w:val="center"/>
-            </w:pPr>
-            <w:r>
-              <w:rPr>
-                <w:rFonts w:hint="cs"/>
-                <w:sz w:val="15"/>
-                <w:szCs w:val="15"/>
-                <w:rtl/>
-              </w:rPr>
-              <w:t xml:space="preserve">قطرِ دیسک (خودسازگاری): MAE و بایاس </w:t>
-            </w:r>
-            <w:r>
-              <w:rPr>
-                <w:sz w:val="15"/>
-                <w:szCs w:val="15"/>
-              </w:rPr>
-              <w:t>(n=۹۱)</w:t>
-            </w:r>
-          </w:p>
-        </w:tc>
-        <w:tc>
-          <w:tcPr>
-            <w:tcW w:w="2513" w:type="dxa"/>
-            <w:vAlign w:val="center"/>
-          </w:tcPr>
-          <w:p>
-            <w:pPr>
-              <w:jc w:val="center"/>
-              <w:rPr>
-                <w:rFonts w:hint="cs"/>
-                <w:lang w:bidi="fa-IR"/>
-              </w:rPr>
-            </w:pPr>
-            <w:r>
-              <w:rPr>
-                <w:sz w:val="15"/>
-                <w:szCs w:val="15"/>
-              </w:rPr>
-              <w:t>mm</w:t>
-            </w:r>
-            <w:r>
-              <w:rPr>
-                <w:rFonts w:hint="cs"/>
-                <w:sz w:val="15"/>
-                <w:szCs w:val="15"/>
-                <w:rtl/>
-              </w:rPr>
-              <w:t xml:space="preserve"> </w:t>
-            </w:r>
-            <w:r>
-              <w:rPr>
-                <w:rFonts w:hint="cs"/>
-                <w:sz w:val="15"/>
-                <w:szCs w:val="15"/>
-                <w:rtl/>
-              </w:rPr>
-              <w:t>۰۰/۰ ، ۱۷/۰</w:t>
-            </w:r>
-          </w:p>
-        </w:tc>
-      </w:tr>
-    </w:tbl>
-    <w:p/>
-    <w:p>
-      <w:pPr>
-        <w:pStyle w:val="Heading1"/>
-      </w:pPr>
-      <w:r>
-        <w:rPr>
-          <w:rFonts w:hint="cs"/>
-          <w:rtl/>
-        </w:rPr>
-        <w:t>بحث</w:t>
+        <w:pStyle w:val="ReferencesFarsi"/>
+        <w:numPr>
+          <w:ilvl w:val="0"/>
+          <w:numId w:val="31"/>
+        </w:numPr>
+        <w:bidi/>
+      </w:pPr>
+      <w:r>
+        <w:t xml:space="preserve">E. Gullu, S. Bora, and B. Beynek, “Exploiting image processing and AI techniques for the determination of antimicrobial susceptibility,” Appl. Sci., vol. 14, no. 9, art. no. 3950, 2024.</w:t>
       </w:r>
     </w:p>
     <w:p>
       <w:pPr>
-        <w:pStyle w:val="Heading2"/>
-      </w:pPr>
-      <w:r>
-        <w:rPr>
-          <w:rFonts w:hint="cs"/>
-          <w:rtl/>
-        </w:rPr>
-        <w:t>مقایسه‌ی طراحی‌های پذیرفته‌شده در برابر ردشده</w:t>
+        <w:pStyle w:val="ReferencesFarsi"/>
+        <w:numPr>
+          <w:ilvl w:val="0"/>
+          <w:numId w:val="31"/>
+        </w:numPr>
+        <w:bidi/>
+      </w:pPr>
+      <w:r>
+        <w:t xml:space="preserve">European Committee on Antimicrobial Susceptibility Testing (EUCAST), Breakpoint Tables for Interpretation of MICs and Zone Diameters, version 16.0, 2026.</w:t>
       </w:r>
     </w:p>
     <w:p>
       <w:pPr>
-        <w:pStyle w:val="Paragraph"/>
-      </w:pPr>
-      <w:r>
-        <w:rPr>
-          <w:rFonts w:hint="cs"/>
-          <w:rtl/>
-        </w:rPr>
-        <w:t>تصمیم‌های نهاییِ این پایپ‌لاین از آزمایشِ تجربیِ مقایسه‌ای به‌دست آمده‌اند، نه از اولین ایده. جدول ۳ مهم‌ترین طراحی‌های ردشده، دلیلِ ردشدن هرکدام، و طراحیِ نهاییِ جایگزین را خلاصه می‌کند؛ این رد‌شدن‌ها خودشان محتوای علمیِ معتبری‌اند.</w:t>
+        <w:pStyle w:val="ReferencesFarsi"/>
+        <w:numPr>
+          <w:ilvl w:val="0"/>
+          <w:numId w:val="31"/>
+        </w:numPr>
+        <w:bidi/>
+      </w:pPr>
+      <w:r>
+        <w:t xml:space="preserve">N. Otsu, “A threshold selection method from gray-level histograms,” IEEE Trans. Syst., Man, Cybern., vol. 9, no. 1, pp. 62–66, 1979.</w:t>
       </w:r>
     </w:p>
-    <w:p>
-      <w:pPr>
-        <w:sectPr>
-          <w:type w:val="continuous"/>
-          <w:pgSz w:w="11906" w:h="16838" w:code="9"/>
-          <w:pgMar w:top="1418" w:right="1134" w:bottom="1418" w:left="1134" w:header="851" w:footer="567" w:gutter="0"/>
-          <w:cols w:num="2" w:space="340"/>
-          <w:bidi/>
-          <w:rtlGutter/>
-        </w:sectPr>
-      </w:pPr>
-    </w:p>
-    <w:p>
-      <w:pPr>
-        <w:pStyle w:val="TableTitle"/>
-        <w:rPr>
-          <w:rtl/>
-        </w:rPr>
-      </w:pPr>
-    </w:p>
-    <w:p>
-      <w:pPr>
-        <w:pStyle w:val="TableTitle"/>
-      </w:pPr>
-      <w:r>
-        <w:rPr>
-          <w:rFonts w:hint="cs"/>
-          <w:rtl/>
-        </w:rPr>
-        <w:t>جدول ۳: مقایسه‌ی طراحی‌های پذیرفته‌شده در برابر ردشده به تفکیک ماژول (خلاصه‌شده از تاریخچه‌ی توسعه).</w:t>
-      </w:r>
-    </w:p>
-    <w:tbl>
-      <w:tblPr>
-        <w:bidiVisual/>
-        <w:tblW w:w="9638" w:type="dxa"/>
-        <w:tblBorders>
-          <w:top w:val="single" w:sz="4" w:space="0" w:color="auto"/>
-          <w:left w:val="single" w:sz="4" w:space="0" w:color="auto"/>
-          <w:bottom w:val="single" w:sz="4" w:space="0" w:color="auto"/>
-          <w:right w:val="single" w:sz="4" w:space="0" w:color="auto"/>
-          <w:insideH w:val="single" w:sz="4" w:space="0" w:color="auto"/>
-          <w:insideV w:val="single" w:sz="4" w:space="0" w:color="auto"/>
-        </w:tblBorders>
-        <w:tblLook w:val="04A0" w:firstRow="1" w:lastRow="0" w:firstColumn="1" w:lastColumn="0" w:noHBand="0" w:noVBand="1"/>
-      </w:tblPr>
-      <w:tblGrid>
-        <w:gridCol w:w="1300"/>
-        <w:gridCol w:w="2700"/>
-        <w:gridCol w:w="3200"/>
-        <w:gridCol w:w="2438"/>
-      </w:tblGrid>
-      <w:tr>
-        <w:trPr>
-          <w:cantSplit/>
-          <w:tblHeader/>
-        </w:trPr>
-        <w:tc>
-          <w:tcPr>
-            <w:tcW w:w="1300" w:type="dxa"/>
-            <w:shd w:val="clear" w:color="auto" w:fill="D9D9D9"/>
-            <w:vAlign w:val="center"/>
-          </w:tcPr>
-          <w:p>
-            <w:pPr>
-              <w:jc w:val="center"/>
-            </w:pPr>
-            <w:r>
-              <w:rPr>
-                <w:rFonts w:hint="cs"/>
-                <w:b/>
-                <w:bCs/>
-                <w:sz w:val="15"/>
-                <w:szCs w:val="15"/>
-                <w:rtl/>
-              </w:rPr>
-              <w:t>ماژول</w:t>
-            </w:r>
-          </w:p>
-        </w:tc>
-        <w:tc>
-          <w:tcPr>
-            <w:tcW w:w="2700" w:type="dxa"/>
-            <w:shd w:val="clear" w:color="auto" w:fill="D9D9D9"/>
-            <w:vAlign w:val="center"/>
-          </w:tcPr>
-          <w:p>
-            <w:pPr>
-              <w:jc w:val="center"/>
-            </w:pPr>
-            <w:r>
-              <w:rPr>
-                <w:rFonts w:hint="cs"/>
-                <w:b/>
-                <w:bCs/>
-                <w:sz w:val="15"/>
-                <w:szCs w:val="15"/>
-                <w:rtl/>
-              </w:rPr>
-              <w:t>طراحی ردشده</w:t>
-            </w:r>
-          </w:p>
-        </w:tc>
-        <w:tc>
-          <w:tcPr>
-            <w:tcW w:w="3200" w:type="dxa"/>
-            <w:shd w:val="clear" w:color="auto" w:fill="D9D9D9"/>
-            <w:vAlign w:val="center"/>
-          </w:tcPr>
-          <w:p>
-            <w:pPr>
-              <w:jc w:val="center"/>
-            </w:pPr>
-            <w:r>
-              <w:rPr>
-                <w:rFonts w:hint="cs"/>
-                <w:b/>
-                <w:bCs/>
-                <w:sz w:val="15"/>
-                <w:szCs w:val="15"/>
-                <w:rtl/>
-              </w:rPr>
-              <w:t>دلیل رد</w:t>
-            </w:r>
-          </w:p>
-        </w:tc>
-        <w:tc>
-          <w:tcPr>
-            <w:tcW w:w="2438" w:type="dxa"/>
-            <w:shd w:val="clear" w:color="auto" w:fill="D9D9D9"/>
-            <w:vAlign w:val="center"/>
-          </w:tcPr>
-          <w:p>
-            <w:pPr>
-              <w:jc w:val="center"/>
-            </w:pPr>
-            <w:r>
-              <w:rPr>
-                <w:rFonts w:hint="cs"/>
-                <w:b/>
-                <w:bCs/>
-                <w:sz w:val="15"/>
-                <w:szCs w:val="15"/>
-                <w:rtl/>
-              </w:rPr>
-              <w:t>طراحی نهایی</w:t>
-            </w:r>
-          </w:p>
-        </w:tc>
-      </w:tr>
-      <w:tr>
-        <w:trPr>
-          <w:cantSplit/>
-        </w:trPr>
-        <w:tc>
-          <w:tcPr>
-            <w:tcW w:w="1300" w:type="dxa"/>
-            <w:vAlign w:val="center"/>
-          </w:tcPr>
-          <w:p>
-            <w:pPr>
-              <w:jc w:val="center"/>
-            </w:pPr>
-            <w:r>
-              <w:rPr>
-                <w:rFonts w:hint="cs"/>
-                <w:sz w:val="15"/>
-                <w:szCs w:val="15"/>
-                <w:rtl/>
-              </w:rPr>
-              <w:t>تشخیص پتری</w:t>
-            </w:r>
-          </w:p>
-        </w:tc>
-        <w:tc>
-          <w:tcPr>
-            <w:tcW w:w="2700" w:type="dxa"/>
-            <w:vAlign w:val="center"/>
-          </w:tcPr>
-          <w:p>
-            <w:pPr>
-              <w:jc w:val="center"/>
-            </w:pPr>
-            <w:r>
-              <w:rPr>
-                <w:rFonts w:hint="cs"/>
-                <w:sz w:val="15"/>
-                <w:szCs w:val="15"/>
-                <w:rtl/>
-              </w:rPr>
-              <w:t>شکستنِ پتری با واترشد (Watershed-splitting)</w:t>
-            </w:r>
-          </w:p>
-        </w:tc>
-        <w:tc>
-          <w:tcPr>
-            <w:tcW w:w="3200" w:type="dxa"/>
-            <w:vAlign w:val="center"/>
-          </w:tcPr>
-          <w:p>
-            <w:pPr>
-              <w:jc w:val="center"/>
-            </w:pPr>
-            <w:r>
-              <w:rPr>
-                <w:rFonts w:hint="cs"/>
-                <w:sz w:val="15"/>
-                <w:szCs w:val="15"/>
-                <w:rtl/>
-              </w:rPr>
-              <w:t>قله‌های کاذبِ تبدیل فاصله روی پتری‌های سالم—به‌ویژه مربعی—ظرفِ کامل را به قطعاتِ کوچک‌تر می‌شکست</w:t>
-            </w:r>
-          </w:p>
-        </w:tc>
-        <w:tc>
-          <w:tcPr>
-            <w:tcW w:w="2438" w:type="dxa"/>
-            <w:vAlign w:val="center"/>
-          </w:tcPr>
-          <w:p>
-            <w:pPr>
-              <w:jc w:val="center"/>
-            </w:pPr>
-            <w:r>
-              <w:rPr>
-                <w:rFonts w:hint="cs"/>
-                <w:sz w:val="15"/>
-                <w:szCs w:val="15"/>
-                <w:rtl/>
-              </w:rPr>
-              <w:t>سگمنتیشن ناحیه‌ای Multi-Otsu؛ هاف فقط تاییدکننده</w:t>
-            </w:r>
-          </w:p>
-        </w:tc>
-      </w:tr>
-      <w:tr>
-        <w:trPr>
-          <w:cantSplit/>
-        </w:trPr>
-        <w:tc>
-          <w:tcPr>
-            <w:tcW w:w="1300" w:type="dxa"/>
-            <w:vAlign w:val="center"/>
-          </w:tcPr>
-          <w:p>
-            <w:pPr>
-              <w:jc w:val="center"/>
-            </w:pPr>
-            <w:r>
-              <w:rPr>
-                <w:rFonts w:hint="cs"/>
-                <w:sz w:val="15"/>
-                <w:szCs w:val="15"/>
-                <w:rtl/>
-              </w:rPr>
-              <w:t>تشخیص دیسک</w:t>
-            </w:r>
-          </w:p>
-        </w:tc>
-        <w:tc>
-          <w:tcPr>
-            <w:tcW w:w="2700" w:type="dxa"/>
-            <w:vAlign w:val="center"/>
-          </w:tcPr>
-          <w:p>
-            <w:pPr>
-              <w:jc w:val="center"/>
-            </w:pPr>
-            <w:r>
-              <w:rPr>
-                <w:rFonts w:hint="cs"/>
-                <w:sz w:val="15"/>
-                <w:szCs w:val="15"/>
-                <w:rtl/>
-              </w:rPr>
-              <w:t>ادغامِ سه‌شاخه‌ای (DT مستقل) + گیتِ سخت/دودویی + تاییدِ ظاهریِ مستقل</w:t>
-            </w:r>
-          </w:p>
-        </w:tc>
-        <w:tc>
-          <w:tcPr>
-            <w:tcW w:w="3200" w:type="dxa"/>
-            <w:vAlign w:val="center"/>
-          </w:tcPr>
-          <w:p>
-            <w:pPr>
-              <w:jc w:val="center"/>
-            </w:pPr>
-            <w:r>
-              <w:rPr>
-                <w:rFonts w:hint="cs"/>
-                <w:sz w:val="15"/>
-                <w:szCs w:val="15"/>
-                <w:rtl/>
-              </w:rPr>
-              <w:t>DT مستقل ناسازگار با مقیاس بود؛ گیت و تاییدِ ظاهری کاندیدهای معتبر را کاذب رد می‌کردند</w:t>
-            </w:r>
-          </w:p>
-        </w:tc>
-        <w:tc>
-          <w:tcPr>
-            <w:tcW w:w="2438" w:type="dxa"/>
-            <w:vAlign w:val="center"/>
-          </w:tcPr>
-          <w:p>
-            <w:pPr>
-              <w:jc w:val="center"/>
-            </w:pPr>
-            <w:r>
-              <w:rPr>
-                <w:rFonts w:hint="cs"/>
-                <w:sz w:val="15"/>
-                <w:szCs w:val="15"/>
-                <w:rtl/>
-              </w:rPr>
-              <w:t>ادغامِ دوشاخه‌ای (DT فقط ابزار)؛ تصمیم فقط بر پایه‌ی امتیازِ پیوسته</w:t>
-            </w:r>
-          </w:p>
-        </w:tc>
-      </w:tr>
-      <w:tr>
-        <w:trPr>
-          <w:cantSplit/>
-        </w:trPr>
-        <w:tc>
-          <w:tcPr>
-            <w:tcW w:w="1300" w:type="dxa"/>
-            <w:vAlign w:val="center"/>
-          </w:tcPr>
-          <w:p>
-            <w:pPr>
-              <w:jc w:val="center"/>
-            </w:pPr>
-            <w:r>
-              <w:rPr>
-                <w:rFonts w:hint="cs"/>
-                <w:sz w:val="15"/>
-                <w:szCs w:val="15"/>
-                <w:rtl/>
-              </w:rPr>
-              <w:t>مرز هاله</w:t>
-            </w:r>
-          </w:p>
-        </w:tc>
-        <w:tc>
-          <w:tcPr>
-            <w:tcW w:w="2700" w:type="dxa"/>
-            <w:vAlign w:val="center"/>
-          </w:tcPr>
-          <w:p>
-            <w:pPr>
-              <w:jc w:val="center"/>
-            </w:pPr>
-            <w:r>
-              <w:rPr>
-                <w:rFonts w:hint="cs"/>
-                <w:sz w:val="15"/>
-                <w:szCs w:val="15"/>
-                <w:rtl/>
-              </w:rPr>
-              <w:t xml:space="preserve">گیتِ وجود/عدم‌وجود (۳ رویکرد) + GrabCut </w:t>
-            </w:r>
-            <w:r>
-              <w:rPr>
-                <w:sz w:val="15"/>
-                <w:szCs w:val="15"/>
-              </w:rPr>
-              <w:t>[10]</w:t>
-            </w:r>
-            <w:r>
-              <w:rPr>
-                <w:rFonts w:hint="cs"/>
-                <w:sz w:val="15"/>
-                <w:szCs w:val="15"/>
-                <w:rtl/>
-              </w:rPr>
-              <w:t xml:space="preserve"> + برازشِ سیگموئید</w:t>
-            </w:r>
-          </w:p>
-        </w:tc>
-        <w:tc>
-          <w:tcPr>
-            <w:tcW w:w="3200" w:type="dxa"/>
-            <w:vAlign w:val="center"/>
-          </w:tcPr>
-          <w:p>
-            <w:pPr>
-              <w:jc w:val="center"/>
-            </w:pPr>
-            <w:r>
-              <w:rPr>
-                <w:rFonts w:hint="cs"/>
-                <w:sz w:val="15"/>
-                <w:szCs w:val="15"/>
-                <w:rtl/>
-              </w:rPr>
-              <w:t>یا هاله‌های واقعی را حذف/نویز را می‌پذیرفتند، یا بدونِ لبه‌ی قوی نشتی/تیغه‌ی کاذب تولید می‌کردند</w:t>
-            </w:r>
-          </w:p>
-        </w:tc>
-        <w:tc>
-          <w:tcPr>
-            <w:tcW w:w="2438" w:type="dxa"/>
-            <w:vAlign w:val="center"/>
-          </w:tcPr>
-          <w:p>
-            <w:pPr>
-              <w:jc w:val="center"/>
-            </w:pPr>
-            <w:r>
-              <w:rPr>
-                <w:rFonts w:hint="cs"/>
-                <w:sz w:val="15"/>
-                <w:szCs w:val="15"/>
-                <w:rtl/>
-              </w:rPr>
-              <w:t>حذفِ گیتِ وجود؛ پروفایلِ شعاعیِ تجمیعی + همگراییِ دائمی + بسطِ per-angle</w:t>
-            </w:r>
-          </w:p>
-        </w:tc>
-      </w:tr>
-      <w:tr>
-        <w:trPr>
-          <w:cantSplit/>
-        </w:trPr>
-        <w:tc>
-          <w:tcPr>
-            <w:tcW w:w="1300" w:type="dxa"/>
-            <w:vAlign w:val="center"/>
-          </w:tcPr>
-          <w:p>
-            <w:pPr>
-              <w:jc w:val="center"/>
-            </w:pPr>
-            <w:r>
-              <w:rPr>
-                <w:rFonts w:hint="cs"/>
-                <w:sz w:val="15"/>
-                <w:szCs w:val="15"/>
-                <w:rtl/>
-              </w:rPr>
-              <w:t>مرز هاله</w:t>
-            </w:r>
-          </w:p>
-        </w:tc>
-        <w:tc>
-          <w:tcPr>
-            <w:tcW w:w="2700" w:type="dxa"/>
-            <w:vAlign w:val="center"/>
-          </w:tcPr>
-          <w:p>
-            <w:pPr>
-              <w:jc w:val="center"/>
-            </w:pPr>
-            <w:r>
-              <w:rPr>
-                <w:rFonts w:hint="cs"/>
-                <w:sz w:val="15"/>
-                <w:szCs w:val="15"/>
-                <w:rtl/>
-              </w:rPr>
-              <w:t>پیشنهادِ کاربر: میانه‌ی ۳۶ کمانِ ده‌درجه + رشدِ دایره + سقفِ EUCAST</w:t>
-            </w:r>
-          </w:p>
-        </w:tc>
-        <w:tc>
-          <w:tcPr>
-            <w:tcW w:w="3200" w:type="dxa"/>
-            <w:vAlign w:val="center"/>
-          </w:tcPr>
-          <w:p>
-            <w:pPr>
-              <w:jc w:val="center"/>
-            </w:pPr>
-            <w:r>
-              <w:rPr>
-                <w:rFonts w:hint="cs"/>
-                <w:sz w:val="15"/>
-                <w:szCs w:val="15"/>
-                <w:rtl/>
-              </w:rPr>
-              <w:t>نویزِ per-arc بالاتر از پروفایلِ تجمیعی؛ استانداردِ عمومیِ فاصله‌ی بین‌دیسکی در EUCAST یافت نشد</w:t>
-            </w:r>
-          </w:p>
-        </w:tc>
-        <w:tc>
-          <w:tcPr>
-            <w:tcW w:w="2438" w:type="dxa"/>
-            <w:vAlign w:val="center"/>
-          </w:tcPr>
-          <w:p>
-            <w:pPr>
-              <w:jc w:val="center"/>
-            </w:pPr>
-            <w:r>
-              <w:rPr>
-                <w:rFonts w:hint="cs"/>
-                <w:sz w:val="15"/>
-                <w:szCs w:val="15"/>
-                <w:rtl/>
-              </w:rPr>
-              <w:t>سقف‌های هندسیِ مخصوصِ همان تصویر (Voronoi+لبه‌ی پتری) دقیق‌تر بودند</w:t>
-            </w:r>
-          </w:p>
-        </w:tc>
-      </w:tr>
-    </w:tbl>
-    <w:p/>
-    <w:p>
-      <w:pPr>
-        <w:sectPr>
-          <w:type w:val="continuous"/>
-          <w:pgSz w:w="11906" w:h="16838" w:code="9"/>
-          <w:pgMar w:top="1418" w:right="1134" w:bottom="1418" w:left="1134" w:header="851" w:footer="567" w:gutter="0"/>
-          <w:cols w:space="720"/>
-          <w:bidi/>
-          <w:rtlGutter/>
-        </w:sectPr>
-      </w:pPr>
-    </w:p>
-    <w:p>
-      <w:pPr>
-        <w:pStyle w:val="Heading2"/>
-      </w:pPr>
-      <w:r>
-        <w:rPr>
-          <w:rFonts w:hint="cs"/>
-          <w:rtl/>
-        </w:rPr>
-        <w:t>همخوانی با استاندارد خواندن EUCAST</w:t>
-      </w:r>
-    </w:p>
-    <w:p>
-      <w:pPr>
-        <w:pStyle w:val="Paragraph"/>
-      </w:pPr>
-      <w:r>
-        <w:rPr>
-          <w:rFonts w:hint="cs"/>
-          <w:rtl/>
-        </w:rPr>
-        <w:t xml:space="preserve">متنِ رسمیِ EUCAST </w:t>
-      </w:r>
-      <w:r>
-        <w:t>[7]</w:t>
-      </w:r>
-      <w:r>
-        <w:rPr>
-          <w:rFonts w:hint="cs"/>
-          <w:rtl/>
-        </w:rPr>
-        <w:t xml:space="preserve"> مرزِ هاله را «نقطه‌ی نمایانگرِ عدمِ‌رشد» تعریف می‌کند—دقیقاً همان چیزی که معیارِ «همگراییِ دائمی به پس‌زمینه»ی این پایپ‌لاین (بخش ۲-۵) به‌صورت آماری مدل می‌کند. با این حال، روشِ استانداردِ خواندن (از پشتِ پتری) با روشِ عکس‌برداریِ این مجموعه‌داده (نورِ مستقیم) یکسان نیست؛ این عدمِ‌تطابق می‌تواند توضیح‌دهنده‌ی بخشی از رخدادهای موضعیِ نویزی باشد.</w:t>
-      </w:r>
-    </w:p>
-    <w:p>
-      <w:pPr>
-        <w:pStyle w:val="Heading2"/>
-      </w:pPr>
-      <w:r>
-        <w:rPr>
-          <w:rFonts w:hint="cs"/>
-          <w:rtl/>
-        </w:rPr>
-        <w:t>محدودیت‌ها</w:t>
-      </w:r>
-    </w:p>
-    <w:p>
-      <w:pPr>
-        <w:pStyle w:val="Paragraph"/>
-      </w:pPr>
-      <w:r>
-        <w:rPr>
-          <w:rFonts w:hint="cs"/>
-          <w:rtl/>
-        </w:rPr>
-        <w:t xml:space="preserve">حجمِ نمونه‌ی ارزیابیِ کمّی (۱۱ عکس، ۹۳ دیسک) محدود است—توصیفِ اولیه‌ی دقت، نه اعتبارسنجیِ قطعی. خطایِ قطرِ هاله متوسط است (MAE=۵٫۵mm، عمدتاً نشتِ سیگنال و vignetting)، و آستانه‌ی گیتِ حضور Recall را به‌نفعِ Precision معامله می‌کند. ماژولِ تشخیصِ پتری روی یک عکسِ خاص همچنان دچارِ تقسیمِ کاذب است (عمداً رفع‌نشده)؛ ماژولِ حباب کارِ در حالِ انجام </w:t>
-      </w:r>
-      <w:r>
-        <w:rPr>
-          <w:rFonts w:hint="cs"/>
-          <w:rtl/>
-        </w:rPr>
-        <w:t>است؛ طبقه‌بندیِ EUCAST پیاده‌سازی نشده؛ و جزئیاتِ ترکیبِ نمونه‌ها مستند نشده‌اند.</w:t>
-      </w:r>
-    </w:p>
-    <w:p>
-      <w:pPr>
-        <w:pStyle w:val="Heading1"/>
-      </w:pPr>
-      <w:r>
-        <w:rPr>
-          <w:rFonts w:hint="cs"/>
-          <w:rtl/>
-        </w:rPr>
-        <w:t>نتیجه‌گیری</w:t>
-      </w:r>
-    </w:p>
-    <w:p>
-      <w:pPr>
-        <w:pStyle w:val="Paragraph"/>
-      </w:pPr>
-      <w:r>
-        <w:rPr>
-          <w:rFonts w:hint="cs"/>
-          <w:rtl/>
-        </w:rPr>
-        <w:t xml:space="preserve">در این مقاله یک پایپ‌لاینِ کاملاً کلاسیکِ بینایی ماشین برای تشخیص و اندازه‌گیریِ خودکارِ آنتی‌بایوگرامِ دیسک-دیفیوژن از روی تصویرِ تلفن‌همراه ارائه شد که ظرفِ پتری، دیسک‌های آنتی‌بیوتیک، مرزِ هاله‌ی بازدارندگی و رخدادهای غیرعادیِ داخلِ هاله را تشخیص می‌دهد؛ طراحیِ نهایی حاصلِ چندین دورِ آزمایشِ تجربیِ مقایسه‌ای است (جدول ۳)، و معیارِ نهاییِ مرزِ هاله با تعریفِ رسمیِ EUCAST هم‌راستاست. ارزیابیِ کمّی در برابرِ حقیقتِ زمینیِ کارشناسی (بخش ۳-۱) F1=۰٫۹۸۴ برایِ تشخیصِ دیسک و MAE=۵٫۵۰mm برایِ قطرِ هاله نشان داد، با بازتولیدِ مستقل روی سیستمی مجزا. کارِ آینده شاملِ بزرگ‌ترکردنِ دیتاستِ مرجع، طبقه‌بندیِ حساس/متوسط/مقاوم بر اساسِ EUCAST، بهبودِ توازنِ </w:t>
-      </w:r>
-      <w:r>
-        <w:t>Recall/Precision</w:t>
-      </w:r>
-      <w:r>
-        <w:rPr>
-          <w:rFonts w:hint="cs"/>
-          <w:rtl/>
-        </w:rPr>
-        <w:t xml:space="preserve"> در تشخیصِ حضورِ هاله، تکمیلِ ماژولِ حباب، و ترجمه‌ی پایپ‌لاین به ++C خواهد بود.</w:t>
-      </w:r>
-    </w:p>
-    <w:p>
-      <w:pPr>
-        <w:sectPr>
-          <w:type w:val="continuous"/>
-          <w:pgSz w:w="11906" w:h="16838" w:code="9"/>
-          <w:pgMar w:top="1418" w:right="1134" w:bottom="1418" w:left="1134" w:header="851" w:footer="567" w:gutter="0"/>
-          <w:cols w:num="2" w:space="340"/>
-          <w:bidi/>
-          <w:rtlGutter/>
-        </w:sectPr>
-      </w:pPr>
-    </w:p>
-    <w:p>
-      <w:pPr>
-        <w:pStyle w:val="Heading"/>
-      </w:pPr>
-      <w:r>
-        <w:rPr>
-          <w:rFonts w:hint="cs"/>
-          <w:rtl/>
-        </w:rPr>
-        <w:t>مراجع</w:t>
-      </w:r>
-    </w:p>
-    <w:p>
-      <w:pPr>
-        <w:pStyle w:val="References"/>
-      </w:pPr>
-      <w:r>
-        <w:t xml:space="preserve">A. </w:t>
-      </w:r>
-      <w:proofErr w:type="spellStart"/>
-      <w:r>
-        <w:t>Gavoille</w:t>
-      </w:r>
-      <w:proofErr w:type="spellEnd"/>
-      <w:r>
-        <w:t xml:space="preserve">, B. Bardy, and A. </w:t>
-      </w:r>
-      <w:proofErr w:type="spellStart"/>
-      <w:r>
-        <w:t>Andremont</w:t>
-      </w:r>
-      <w:proofErr w:type="spellEnd"/>
-      <w:r>
-        <w:t xml:space="preserve">, “Measurement of inhibition zone diameter in disk susceptibility tests by computerized image analysis,” </w:t>
-      </w:r>
-      <w:proofErr w:type="spellStart"/>
-      <w:r>
-        <w:t>Comput</w:t>
-      </w:r>
-      <w:proofErr w:type="spellEnd"/>
-      <w:r>
-        <w:t>. Biol. Med., vol. 24, no. 3, pp. 179–188, 1994.</w:t>
-      </w:r>
-    </w:p>
-    <w:p>
-      <w:pPr>
-        <w:pStyle w:val="References"/>
-      </w:pPr>
-      <w:r>
-        <w:t>H. S. Bhargav et al., “Measurement of the zone of inhibition of an antibiotic,” in Proc. IEEE 6th Int. Conf. Advanced Computing (IACC), 2016, pp. 409–414.</w:t>
-      </w:r>
-    </w:p>
-    <w:p>
-      <w:pPr>
-        <w:pStyle w:val="References"/>
-      </w:pPr>
-      <w:r>
-        <w:t>C. A. Alonso et al., “</w:t>
-      </w:r>
-      <w:proofErr w:type="spellStart"/>
-      <w:r>
-        <w:t>AntibiogramJ</w:t>
-      </w:r>
-      <w:proofErr w:type="spellEnd"/>
-      <w:r>
-        <w:t xml:space="preserve">: A tool for </w:t>
-      </w:r>
-      <w:proofErr w:type="spellStart"/>
-      <w:r>
-        <w:t>analysing</w:t>
-      </w:r>
-      <w:proofErr w:type="spellEnd"/>
-      <w:r>
-        <w:t xml:space="preserve"> images from disk diffusion tests,” </w:t>
-      </w:r>
-      <w:proofErr w:type="spellStart"/>
-      <w:r>
-        <w:t>Comput</w:t>
-      </w:r>
-      <w:proofErr w:type="spellEnd"/>
-      <w:r>
-        <w:t>. Methods Programs Biomed., vol. 143, pp. 159–169, 2017.</w:t>
-      </w:r>
-    </w:p>
-    <w:p>
-      <w:pPr>
-        <w:pStyle w:val="References"/>
-      </w:pPr>
-      <w:r>
-        <w:t>B. K. Priya et al., “Automatic inhibition zone diameter measurement for disc diffusion test using image segmentation,” IETE J. Res., vol. 69, no. 8, pp. 5708–5725, 2023.</w:t>
-      </w:r>
-    </w:p>
-    <w:p>
-      <w:pPr>
-        <w:pStyle w:val="References"/>
-      </w:pPr>
-      <w:r>
-        <w:t>M. Pascucci et al., “AI-based mobile application to fight antibiotic resistance,” Nat. Commun., vol. 12, art. no. 1173, 2021.</w:t>
-      </w:r>
-    </w:p>
-    <w:p>
-      <w:pPr>
-        <w:pStyle w:val="References"/>
-      </w:pPr>
-      <w:r>
-        <w:t xml:space="preserve">E. Gullu, S. Bora, and B. </w:t>
-      </w:r>
-      <w:proofErr w:type="spellStart"/>
-      <w:r>
-        <w:t>Beynek</w:t>
-      </w:r>
-      <w:proofErr w:type="spellEnd"/>
-      <w:r>
-        <w:t>, “Exploiting image processing and AI techniques for the determination of antimicrobial susceptibility,” Appl. Sci., vol. 14, no. 9, art. no. 3950, 2024.</w:t>
-      </w:r>
-    </w:p>
-    <w:p>
-      <w:pPr>
-        <w:pStyle w:val="References"/>
-      </w:pPr>
-      <w:r>
-        <w:t>European Committee on Antimicrobial Susceptibility Testing (EUCAST), Breakpoint Tables for Interpretation of MICs and Zone Diameters, version 16.0, 2026.</w:t>
-      </w:r>
-    </w:p>
-    <w:p>
-      <w:pPr>
-        <w:pStyle w:val="References"/>
-      </w:pPr>
-      <w:r>
-        <w:t>R. C. Gonzalez and R. E. Woods, Digital Image Processing, 4th ed. Pearson, 2018.</w:t>
-      </w:r>
-    </w:p>
-    <w:p>
-      <w:pPr>
-        <w:pStyle w:val="References"/>
-      </w:pPr>
-      <w:r>
-        <w:t xml:space="preserve">N. Otsu, “A threshold selection method from gray-level histograms,” IEEE Trans. Syst., Man, </w:t>
-      </w:r>
-      <w:proofErr w:type="spellStart"/>
-      <w:r>
-        <w:t>Cybern</w:t>
-      </w:r>
-      <w:proofErr w:type="spellEnd"/>
-      <w:r>
-        <w:t>., vol. 9, no. 1, pp. 62–66, 1979.</w:t>
-      </w:r>
-    </w:p>
-    <w:p>
-      <w:pPr>
-        <w:pStyle w:val="References"/>
-      </w:pPr>
-      <w:r>
-        <w:t>C. Rother, V. Kolmogorov, and A. Blake, “‘</w:t>
-      </w:r>
-      <w:proofErr w:type="spellStart"/>
-      <w:r>
-        <w:t>GrabCut</w:t>
-      </w:r>
-      <w:proofErr w:type="spellEnd"/>
-      <w:r>
-        <w:t>’: Interactive foreground extraction using iterated graph cuts,” ACM Trans. Graph., vol. 23, no. 3, pp. 309–314, 2004.</w:t>
-      </w:r>
-    </w:p>
-    <w:p>
-      <w:pPr>
-        <w:pStyle w:val="References"/>
-      </w:pPr>
-      <w:r>
-        <w:lastRenderedPageBreak/>
-        <w:t>J. M. Bland and D. G. Altman, “Statistical methods for assessing agreement between two methods of clinical measurement,” The Lancet, vol. 327, no. 8476, pp. 307–310, 1986.</w:t>
-      </w:r>
-    </w:p>
-    <w:p>
-      <w:pPr>
-        <w:sectPr>
-          <w:type w:val="continuous"/>
-          <w:pgSz w:w="11906" w:h="16838" w:code="9"/>
-          <w:pgMar w:top="1418" w:right="1134" w:bottom="1418" w:left="1134" w:header="851" w:footer="567" w:gutter="0"/>
-          <w:cols w:space="720"/>
-          <w:bidi/>
-          <w:rtlGutter/>
-        </w:sectPr>
-      </w:pPr>
-    </w:p>
-    <w:p/>
     <w:sectPr>
       <w:endnotePr>
         <w:numFmt w:val="lowerLetter"/>
@@ -3230,7 +1607,7 @@
 </file>
 
 <file path=word/endnotes.xml><?xml version="1.0" encoding="utf-8"?>
-<w:endnotes xmlns:wpc="http://schemas.microsoft.com/office/word/2010/wordprocessingCanvas" xmlns:cx="http://schemas.microsoft.com/office/drawing/2014/chartex" xmlns:cx1="http://schemas.microsoft.com/office/drawing/2015/9/8/chartex" xmlns:cx2="http://schemas.microsoft.com/office/drawing/2015/10/21/chartex" xmlns:cx3="http://schemas.microsoft.com/office/drawing/2016/5/9/chartex" xmlns:cx4="http://schemas.microsoft.com/office/drawing/2016/5/10/chartex" xmlns:cx5="http://schemas.microsoft.com/office/drawing/2016/5/11/chartex" xmlns:cx6="http://schemas.microsoft.com/office/drawing/2016/5/12/chartex" xmlns:cx7="http://schemas.microsoft.com/office/drawing/2016/5/13/chartex" xmlns:cx8="http://schemas.microsoft.com/office/drawing/2016/5/14/chartex" xmlns:mc="http://schemas.openxmlformats.org/markup-compatibility/2006" xmlns:aink="http://schemas.microsoft.com/office/drawing/2016/ink" xmlns:am3d="http://schemas.microsoft.com/office/drawing/2017/model3d" xmlns:o="urn:schemas-microsoft-com:office:office" xmlns:oel="http://schemas.microsoft.com/office/2019/extlst" xmlns:r="http://schemas.openxmlformats.org/officeDocument/2006/relationships" xmlns:m="http://schemas.openxmlformats.org/officeDocument/2006/math" xmlns:v="urn:schemas-microsoft-com:vml" xmlns:wp14="http://schemas.microsoft.com/office/word/2010/wordprocessingDrawing" xmlns:wp="http://schemas.openxmlformats.org/drawingml/2006/wordprocessingDrawing" xmlns:w10="urn:schemas-microsoft-com:office:word" xmlns:w="http://schemas.openxmlformats.org/wordprocessingml/2006/main" xmlns:w14="http://schemas.microsoft.com/office/word/2010/wordml" xmlns:w15="http://schemas.microsoft.com/office/word/2012/wordml" xmlns:w16cex="http://schemas.microsoft.com/office/word/2018/wordml/cex" xmlns:w16cid="http://schemas.microsoft.com/office/word/2016/wordml/cid" xmlns:w16="http://schemas.microsoft.com/office/word/2018/wordml" xmlns:w16du="http://schemas.microsoft.com/office/word/2023/wordml/word16du" xmlns:w16sdtdh="http://schemas.microsoft.com/office/word/2020/wordml/sdtdatahash" xmlns:w16sdtfl="http://schemas.microsoft.com/office/word/2024/wordml/sdtformatlock" xmlns:w16se="http://schemas.microsoft.com/office/word/2015/wordml/symex" xmlns:wpg="http://schemas.microsoft.com/office/word/2010/wordprocessingGroup" xmlns:wpi="http://schemas.microsoft.com/office/word/2010/wordprocessingInk" xmlns:wne="http://schemas.microsoft.com/office/word/2006/wordml" xmlns:wps="http://schemas.microsoft.com/office/word/2010/wordprocessingShape" mc:Ignorable="w14 w15 w16se w16cid w16 w16cex w16sdtdh w16sdtfl w16du wp14">
+<w:endnotes xmlns:wpc="http://schemas.microsoft.com/office/word/2010/wordprocessingCanvas" xmlns:cx="http://schemas.microsoft.com/office/drawing/2014/chartex" xmlns:cx1="http://schemas.microsoft.com/office/drawing/2015/9/8/chartex" xmlns:cx2="http://schemas.microsoft.com/office/drawing/2015/10/21/chartex" xmlns:cx3="http://schemas.microsoft.com/office/drawing/2016/5/9/chartex" xmlns:cx4="http://schemas.microsoft.com/office/drawing/2016/5/10/chartex" xmlns:cx5="http://schemas.microsoft.com/office/drawing/2016/5/11/chartex" xmlns:cx6="http://schemas.microsoft.com/office/drawing/2016/5/12/chartex" xmlns:cx7="http://schemas.microsoft.com/office/drawing/2016/5/13/chartex" xmlns:cx8="http://schemas.microsoft.com/office/drawing/2016/5/14/chartex" xmlns:mc="http://schemas.openxmlformats.org/markup-compatibility/2006" xmlns:aink="http://schemas.microsoft.com/office/drawing/2016/ink" xmlns:am3d="http://schemas.microsoft.com/office/drawing/2017/model3d" xmlns:o="urn:schemas-microsoft-com:office:office" xmlns:oel="http://schemas.microsoft.com/office/2019/extlst" xmlns:r="http://schemas.openxmlformats.org/officeDocument/2006/relationships" xmlns:m="http://schemas.openxmlformats.org/officeDocument/2006/math" xmlns:v="urn:schemas-microsoft-com:vml" xmlns:wp14="http://schemas.microsoft.com/office/word/2010/wordprocessingDrawing" xmlns:wp="http://schemas.openxmlformats.org/drawingml/2006/wordprocessingDrawing" xmlns:w10="urn:schemas-microsoft-com:office:word" xmlns:w="http://schemas.openxmlformats.org/wordprocessingml/2006/main" xmlns:w14="http://schemas.microsoft.com/office/word/2010/wordml" xmlns:w15="http://schemas.microsoft.com/office/word/2012/wordml" xmlns:w16cex="http://schemas.microsoft.com/office/word/2018/wordml/cex" xmlns:w16cid="http://schemas.microsoft.com/office/word/2016/wordml/cid" xmlns:w16="http://schemas.microsoft.com/office/word/2018/wordml" xmlns:w16du="http://schemas.microsoft.com/office/word/2023/wordml/word16du" xmlns:w16sdtdh="http://schemas.microsoft.com/office/word/2020/wordml/sdtdatahash" xmlns:w16se="http://schemas.microsoft.com/office/word/2015/wordml/symex" xmlns:wpg="http://schemas.microsoft.com/office/word/2010/wordprocessingGroup" xmlns:wpi="http://schemas.microsoft.com/office/word/2010/wordprocessingInk" xmlns:wne="http://schemas.microsoft.com/office/word/2006/wordml" xmlns:wps="http://schemas.microsoft.com/office/word/2010/wordprocessingShape" mc:Ignorable="w14 w15 w16se w16cid w16 w16cex w16sdtdh w16du wp14">
   <w:endnote w:type="separator" w:id="-1">
     <w:p>
       <w:r>
@@ -3250,8 +1627,69 @@
 </w:endnotes>
 </file>
 
+<file path=word/footer1.xml><?xml version="1.0" encoding="utf-8"?>
+<w:ftr xmlns:wpc="http://schemas.microsoft.com/office/word/2010/wordprocessingCanvas" xmlns:cx="http://schemas.microsoft.com/office/drawing/2014/chartex" xmlns:cx1="http://schemas.microsoft.com/office/drawing/2015/9/8/chartex" xmlns:cx2="http://schemas.microsoft.com/office/drawing/2015/10/21/chartex" xmlns:cx3="http://schemas.microsoft.com/office/drawing/2016/5/9/chartex" xmlns:cx4="http://schemas.microsoft.com/office/drawing/2016/5/10/chartex" xmlns:cx5="http://schemas.microsoft.com/office/drawing/2016/5/11/chartex" xmlns:cx6="http://schemas.microsoft.com/office/drawing/2016/5/12/chartex" xmlns:cx7="http://schemas.microsoft.com/office/drawing/2016/5/13/chartex" xmlns:cx8="http://schemas.microsoft.com/office/drawing/2016/5/14/chartex" xmlns:mc="http://schemas.openxmlformats.org/markup-compatibility/2006" xmlns:aink="http://schemas.microsoft.com/office/drawing/2016/ink" xmlns:am3d="http://schemas.microsoft.com/office/drawing/2017/model3d" xmlns:o="urn:schemas-microsoft-com:office:office" xmlns:oel="http://schemas.microsoft.com/office/2019/extlst" xmlns:r="http://schemas.openxmlformats.org/officeDocument/2006/relationships" xmlns:m="http://schemas.openxmlformats.org/officeDocument/2006/math" xmlns:v="urn:schemas-microsoft-com:vml" xmlns:wp14="http://schemas.microsoft.com/office/word/2010/wordprocessingDrawing" xmlns:wp="http://schemas.openxmlformats.org/drawingml/2006/wordprocessingDrawing" xmlns:w10="urn:schemas-microsoft-com:office:word" xmlns:w="http://schemas.openxmlformats.org/wordprocessingml/2006/main" xmlns:w14="http://schemas.microsoft.com/office/word/2010/wordml" xmlns:w15="http://schemas.microsoft.com/office/word/2012/wordml" xmlns:w16cex="http://schemas.microsoft.com/office/word/2018/wordml/cex" xmlns:w16cid="http://schemas.microsoft.com/office/word/2016/wordml/cid" xmlns:w16="http://schemas.microsoft.com/office/word/2018/wordml" xmlns:w16du="http://schemas.microsoft.com/office/word/2023/wordml/word16du" xmlns:w16sdtdh="http://schemas.microsoft.com/office/word/2020/wordml/sdtdatahash" xmlns:w16se="http://schemas.microsoft.com/office/word/2015/wordml/symex" xmlns:wpg="http://schemas.microsoft.com/office/word/2010/wordprocessingGroup" xmlns:wpi="http://schemas.microsoft.com/office/word/2010/wordprocessingInk" xmlns:wne="http://schemas.microsoft.com/office/word/2006/wordml" xmlns:wps="http://schemas.microsoft.com/office/word/2010/wordprocessingShape" mc:Ignorable="w14 w15 w16se w16cid w16 w16cex w16sdtdh w16du wp14">
+  <w:p>
+    <w:pPr>
+      <w:pStyle w:val="Footer"/>
+      <w:framePr w:wrap="around" w:vAnchor="text" w:hAnchor="text" w:xAlign="center" w:y="1"/>
+      <w:rPr>
+        <w:rStyle w:val="PageNumber"/>
+      </w:rPr>
+    </w:pPr>
+    <w:r>
+      <w:rPr>
+        <w:rStyle w:val="PageNumber"/>
+        <w:rtl/>
+      </w:rPr>
+      <w:fldChar w:fldCharType="begin"/>
+    </w:r>
+    <w:r>
+      <w:rPr>
+        <w:rStyle w:val="PageNumber"/>
+      </w:rPr>
+      <w:instrText xml:space="preserve">PAGE  </w:instrText>
+    </w:r>
+    <w:r>
+      <w:rPr>
+        <w:rStyle w:val="PageNumber"/>
+        <w:rtl/>
+      </w:rPr>
+      <w:fldChar w:fldCharType="separate"/>
+    </w:r>
+    <w:r>
+      <w:rPr>
+        <w:rStyle w:val="PageNumber"/>
+        <w:noProof/>
+        <w:rtl/>
+      </w:rPr>
+      <w:t>4</w:t>
+    </w:r>
+    <w:r>
+      <w:rPr>
+        <w:rStyle w:val="PageNumber"/>
+        <w:rtl/>
+      </w:rPr>
+      <w:fldChar w:fldCharType="end"/>
+    </w:r>
+  </w:p>
+  <w:p>
+    <w:pPr>
+      <w:pStyle w:val="Footer"/>
+    </w:pPr>
+    <w:r>
+      <w:rPr>
+        <w:rFonts w:hint="cs"/>
+        <w:rtl/>
+      </w:rPr>
+      <w:tab/>
+    </w:r>
+  </w:p>
+</w:ftr>
+</file>
+
 <file path=word/footnotes.xml><?xml version="1.0" encoding="utf-8"?>
-<w:footnotes xmlns:wpc="http://schemas.microsoft.com/office/word/2010/wordprocessingCanvas" xmlns:cx="http://schemas.microsoft.com/office/drawing/2014/chartex" xmlns:cx1="http://schemas.microsoft.com/office/drawing/2015/9/8/chartex" xmlns:cx2="http://schemas.microsoft.com/office/drawing/2015/10/21/chartex" xmlns:cx3="http://schemas.microsoft.com/office/drawing/2016/5/9/chartex" xmlns:cx4="http://schemas.microsoft.com/office/drawing/2016/5/10/chartex" xmlns:cx5="http://schemas.microsoft.com/office/drawing/2016/5/11/chartex" xmlns:cx6="http://schemas.microsoft.com/office/drawing/2016/5/12/chartex" xmlns:cx7="http://schemas.microsoft.com/office/drawing/2016/5/13/chartex" xmlns:cx8="http://schemas.microsoft.com/office/drawing/2016/5/14/chartex" xmlns:mc="http://schemas.openxmlformats.org/markup-compatibility/2006" xmlns:aink="http://schemas.microsoft.com/office/drawing/2016/ink" xmlns:am3d="http://schemas.microsoft.com/office/drawing/2017/model3d" xmlns:o="urn:schemas-microsoft-com:office:office" xmlns:oel="http://schemas.microsoft.com/office/2019/extlst" xmlns:r="http://schemas.openxmlformats.org/officeDocument/2006/relationships" xmlns:m="http://schemas.openxmlformats.org/officeDocument/2006/math" xmlns:v="urn:schemas-microsoft-com:vml" xmlns:wp14="http://schemas.microsoft.com/office/word/2010/wordprocessingDrawing" xmlns:wp="http://schemas.openxmlformats.org/drawingml/2006/wordprocessingDrawing" xmlns:w10="urn:schemas-microsoft-com:office:word" xmlns:w="http://schemas.openxmlformats.org/wordprocessingml/2006/main" xmlns:w14="http://schemas.microsoft.com/office/word/2010/wordml" xmlns:w15="http://schemas.microsoft.com/office/word/2012/wordml" xmlns:w16cex="http://schemas.microsoft.com/office/word/2018/wordml/cex" xmlns:w16cid="http://schemas.microsoft.com/office/word/2016/wordml/cid" xmlns:w16="http://schemas.microsoft.com/office/word/2018/wordml" xmlns:w16du="http://schemas.microsoft.com/office/word/2023/wordml/word16du" xmlns:w16sdtdh="http://schemas.microsoft.com/office/word/2020/wordml/sdtdatahash" xmlns:w16sdtfl="http://schemas.microsoft.com/office/word/2024/wordml/sdtformatlock" xmlns:w16se="http://schemas.microsoft.com/office/word/2015/wordml/symex" xmlns:wpg="http://schemas.microsoft.com/office/word/2010/wordprocessingGroup" xmlns:wpi="http://schemas.microsoft.com/office/word/2010/wordprocessingInk" xmlns:wne="http://schemas.microsoft.com/office/word/2006/wordml" xmlns:wps="http://schemas.microsoft.com/office/word/2010/wordprocessingShape" mc:Ignorable="w14 w15 w16se w16cid w16 w16cex w16sdtdh w16sdtfl w16du wp14">
+<w:footnotes xmlns:wpc="http://schemas.microsoft.com/office/word/2010/wordprocessingCanvas" xmlns:cx="http://schemas.microsoft.com/office/drawing/2014/chartex" xmlns:cx1="http://schemas.microsoft.com/office/drawing/2015/9/8/chartex" xmlns:cx2="http://schemas.microsoft.com/office/drawing/2015/10/21/chartex" xmlns:cx3="http://schemas.microsoft.com/office/drawing/2016/5/9/chartex" xmlns:cx4="http://schemas.microsoft.com/office/drawing/2016/5/10/chartex" xmlns:cx5="http://schemas.microsoft.com/office/drawing/2016/5/11/chartex" xmlns:cx6="http://schemas.microsoft.com/office/drawing/2016/5/12/chartex" xmlns:cx7="http://schemas.microsoft.com/office/drawing/2016/5/13/chartex" xmlns:cx8="http://schemas.microsoft.com/office/drawing/2016/5/14/chartex" xmlns:mc="http://schemas.openxmlformats.org/markup-compatibility/2006" xmlns:aink="http://schemas.microsoft.com/office/drawing/2016/ink" xmlns:am3d="http://schemas.microsoft.com/office/drawing/2017/model3d" xmlns:o="urn:schemas-microsoft-com:office:office" xmlns:oel="http://schemas.microsoft.com/office/2019/extlst" xmlns:r="http://schemas.openxmlformats.org/officeDocument/2006/relationships" xmlns:m="http://schemas.openxmlformats.org/officeDocument/2006/math" xmlns:v="urn:schemas-microsoft-com:vml" xmlns:wp14="http://schemas.microsoft.com/office/word/2010/wordprocessingDrawing" xmlns:wp="http://schemas.openxmlformats.org/drawingml/2006/wordprocessingDrawing" xmlns:w10="urn:schemas-microsoft-com:office:word" xmlns:w="http://schemas.openxmlformats.org/wordprocessingml/2006/main" xmlns:w14="http://schemas.microsoft.com/office/word/2010/wordml" xmlns:w15="http://schemas.microsoft.com/office/word/2012/wordml" xmlns:w16cex="http://schemas.microsoft.com/office/word/2018/wordml/cex" xmlns:w16cid="http://schemas.microsoft.com/office/word/2016/wordml/cid" xmlns:w16="http://schemas.microsoft.com/office/word/2018/wordml" xmlns:w16du="http://schemas.microsoft.com/office/word/2023/wordml/word16du" xmlns:w16sdtdh="http://schemas.microsoft.com/office/word/2020/wordml/sdtdatahash" xmlns:w16se="http://schemas.microsoft.com/office/word/2015/wordml/symex" xmlns:wpg="http://schemas.microsoft.com/office/word/2010/wordprocessingGroup" xmlns:wpi="http://schemas.microsoft.com/office/word/2010/wordprocessingInk" xmlns:wne="http://schemas.microsoft.com/office/word/2006/wordml" xmlns:wps="http://schemas.microsoft.com/office/word/2010/wordprocessingShape" mc:Ignorable="w14 w15 w16se w16cid w16 w16cex w16sdtdh w16du wp14">
   <w:footnote w:type="separator" w:id="-1">
     <w:p>
       <w:r>
@@ -3268,11 +1706,218 @@
     </w:p>
     <w:p/>
   </w:footnote>
+  <w:footnote w:type="normal" w:id="1">
+    <w:p>
+      <w:pPr>
+        <w:pStyle w:val="FootnoteText"/>
+      </w:pPr>
+      <w:r>
+        <w:rPr>
+          <w:rStyle w:val="FootnoteReference"/>
+        </w:rPr>
+        <w:footnoteRef/>
+      </w:r>
+      <w:r>
+        <w:t xml:space="preserve"> نویسنده‌ی مسئول</w:t>
+      </w:r>
+    </w:p>
+  </w:footnote>
+  <w:footnote w:type="normal" w:id="2">
+    <w:p>
+      <w:pPr>
+        <w:pStyle w:val="FootnoteText"/>
+      </w:pPr>
+      <w:r>
+        <w:rPr>
+          <w:rStyle w:val="FootnoteReference"/>
+        </w:rPr>
+        <w:footnoteRef/>
+      </w:r>
+      <w:r>
+        <w:t xml:space="preserve"> Pipeline</w:t>
+      </w:r>
+    </w:p>
+  </w:footnote>
+  <w:footnote w:type="normal" w:id="3">
+    <w:p>
+      <w:pPr>
+        <w:pStyle w:val="FootnoteText"/>
+      </w:pPr>
+      <w:r>
+        <w:rPr>
+          <w:rStyle w:val="FootnoteReference"/>
+        </w:rPr>
+        <w:footnoteRef/>
+      </w:r>
+      <w:r>
+        <w:t xml:space="preserve"> EUCAST</w:t>
+      </w:r>
+    </w:p>
+  </w:footnote>
+  <w:footnote w:type="normal" w:id="4">
+    <w:p>
+      <w:pPr>
+        <w:pStyle w:val="FootnoteText"/>
+      </w:pPr>
+      <w:r>
+        <w:rPr>
+          <w:rStyle w:val="FootnoteReference"/>
+        </w:rPr>
+        <w:footnoteRef/>
+      </w:r>
+      <w:r>
+        <w:t xml:space="preserve"> Disk diffusion</w:t>
+      </w:r>
+    </w:p>
+  </w:footnote>
+  <w:footnote w:type="normal" w:id="5">
+    <w:p>
+      <w:pPr>
+        <w:pStyle w:val="FootnoteText"/>
+      </w:pPr>
+      <w:r>
+        <w:rPr>
+          <w:rStyle w:val="FootnoteReference"/>
+        </w:rPr>
+        <w:footnoteRef/>
+      </w:r>
+      <w:r>
+        <w:t xml:space="preserve"> Kirby–Bauer</w:t>
+      </w:r>
+    </w:p>
+  </w:footnote>
+  <w:footnote w:type="normal" w:id="6">
+    <w:p>
+      <w:pPr>
+        <w:pStyle w:val="FootnoteText"/>
+      </w:pPr>
+      <w:r>
+        <w:rPr>
+          <w:rStyle w:val="FootnoteReference"/>
+        </w:rPr>
+        <w:footnoteRef/>
+      </w:r>
+      <w:r>
+        <w:t xml:space="preserve"> Petri dish</w:t>
+      </w:r>
+    </w:p>
+  </w:footnote>
+  <w:footnote w:type="normal" w:id="7">
+    <w:p>
+      <w:pPr>
+        <w:pStyle w:val="FootnoteText"/>
+      </w:pPr>
+      <w:r>
+        <w:rPr>
+          <w:rStyle w:val="FootnoteReference"/>
+        </w:rPr>
+        <w:footnoteRef/>
+      </w:r>
+      <w:r>
+        <w:t xml:space="preserve"> Deep learning</w:t>
+      </w:r>
+    </w:p>
+  </w:footnote>
+  <w:footnote w:type="normal" w:id="8">
+    <w:p>
+      <w:pPr>
+        <w:pStyle w:val="FootnoteText"/>
+      </w:pPr>
+      <w:r>
+        <w:rPr>
+          <w:rStyle w:val="FootnoteReference"/>
+        </w:rPr>
+        <w:footnoteRef/>
+      </w:r>
+      <w:r>
+        <w:t xml:space="preserve"> Otsu's method</w:t>
+      </w:r>
+    </w:p>
+  </w:footnote>
+  <w:footnote w:type="normal" w:id="9">
+    <w:p>
+      <w:pPr>
+        <w:pStyle w:val="FootnoteText"/>
+      </w:pPr>
+      <w:r>
+        <w:rPr>
+          <w:rStyle w:val="FootnoteReference"/>
+        </w:rPr>
+        <w:footnoteRef/>
+      </w:r>
+      <w:r>
+        <w:t xml:space="preserve"> Hough transform</w:t>
+      </w:r>
+    </w:p>
+  </w:footnote>
+  <w:footnote w:type="normal" w:id="10">
+    <w:p>
+      <w:pPr>
+        <w:pStyle w:val="FootnoteText"/>
+      </w:pPr>
+      <w:r>
+        <w:rPr>
+          <w:rStyle w:val="FootnoteReference"/>
+        </w:rPr>
+        <w:footnoteRef/>
+      </w:r>
+      <w:r>
+        <w:t xml:space="preserve"> Agar</w:t>
+      </w:r>
+    </w:p>
+  </w:footnote>
+  <w:footnote w:type="normal" w:id="11">
+    <w:p>
+      <w:pPr>
+        <w:pStyle w:val="FootnoteText"/>
+      </w:pPr>
+      <w:r>
+        <w:rPr>
+          <w:rStyle w:val="FootnoteReference"/>
+        </w:rPr>
+        <w:footnoteRef/>
+      </w:r>
+      <w:r>
+        <w:t xml:space="preserve"> Watershed algorithm</w:t>
+      </w:r>
+    </w:p>
+  </w:footnote>
 </w:footnotes>
 </file>
 
+<file path=word/header1.xml><?xml version="1.0" encoding="utf-8"?>
+<w:hdr xmlns:wpc="http://schemas.microsoft.com/office/word/2010/wordprocessingCanvas" xmlns:cx="http://schemas.microsoft.com/office/drawing/2014/chartex" xmlns:cx1="http://schemas.microsoft.com/office/drawing/2015/9/8/chartex" xmlns:cx2="http://schemas.microsoft.com/office/drawing/2015/10/21/chartex" xmlns:cx3="http://schemas.microsoft.com/office/drawing/2016/5/9/chartex" xmlns:cx4="http://schemas.microsoft.com/office/drawing/2016/5/10/chartex" xmlns:cx5="http://schemas.microsoft.com/office/drawing/2016/5/11/chartex" xmlns:cx6="http://schemas.microsoft.com/office/drawing/2016/5/12/chartex" xmlns:cx7="http://schemas.microsoft.com/office/drawing/2016/5/13/chartex" xmlns:cx8="http://schemas.microsoft.com/office/drawing/2016/5/14/chartex" xmlns:mc="http://schemas.openxmlformats.org/markup-compatibility/2006" xmlns:aink="http://schemas.microsoft.com/office/drawing/2016/ink" xmlns:am3d="http://schemas.microsoft.com/office/drawing/2017/model3d" xmlns:o="urn:schemas-microsoft-com:office:office" xmlns:oel="http://schemas.microsoft.com/office/2019/extlst" xmlns:r="http://schemas.openxmlformats.org/officeDocument/2006/relationships" xmlns:m="http://schemas.openxmlformats.org/officeDocument/2006/math" xmlns:v="urn:schemas-microsoft-com:vml" xmlns:wp14="http://schemas.microsoft.com/office/word/2010/wordprocessingDrawing" xmlns:wp="http://schemas.openxmlformats.org/drawingml/2006/wordprocessingDrawing" xmlns:w10="urn:schemas-microsoft-com:office:word" xmlns:w="http://schemas.openxmlformats.org/wordprocessingml/2006/main" xmlns:w14="http://schemas.microsoft.com/office/word/2010/wordml" xmlns:w15="http://schemas.microsoft.com/office/word/2012/wordml" xmlns:w16cex="http://schemas.microsoft.com/office/word/2018/wordml/cex" xmlns:w16cid="http://schemas.microsoft.com/office/word/2016/wordml/cid" xmlns:w16="http://schemas.microsoft.com/office/word/2018/wordml" xmlns:w16du="http://schemas.microsoft.com/office/word/2023/wordml/word16du" xmlns:w16sdtdh="http://schemas.microsoft.com/office/word/2020/wordml/sdtdatahash" xmlns:w16se="http://schemas.microsoft.com/office/word/2015/wordml/symex" xmlns:wpg="http://schemas.microsoft.com/office/word/2010/wordprocessingGroup" xmlns:wpi="http://schemas.microsoft.com/office/word/2010/wordprocessingInk" xmlns:wne="http://schemas.microsoft.com/office/word/2006/wordml" xmlns:wps="http://schemas.microsoft.com/office/word/2010/wordprocessingShape" mc:Ignorable="w14 w15 w16se w16cid w16 w16cex w16sdtdh w16du wp14">
+  <w:p>
+    <w:pPr>
+      <w:pStyle w:val="Header"/>
+      <w:rPr>
+        <w:rtl/>
+        <w:lang w:bidi="fa-IR"/>
+      </w:rPr>
+    </w:pPr>
+    <w:r>
+      <w:tab/>
+    </w:r>
+    <w:r>
+      <w:rPr>
+        <w:rFonts w:hint="cs"/>
+        <w:rtl/>
+        <w:lang w:bidi="fa-IR"/>
+      </w:rPr>
+      <w:t>11 تا 13 بهمن 1384، دانشگاه شیراز</w:t>
+    </w:r>
+  </w:p>
+</w:hdr>
+</file>
+
+<file path=word/header2.xml><?xml version="1.0" encoding="utf-8"?>
+<w:hdr xmlns:wpc="http://schemas.microsoft.com/office/word/2010/wordprocessingCanvas" xmlns:cx="http://schemas.microsoft.com/office/drawing/2014/chartex" xmlns:cx1="http://schemas.microsoft.com/office/drawing/2015/9/8/chartex" xmlns:cx2="http://schemas.microsoft.com/office/drawing/2015/10/21/chartex" xmlns:cx3="http://schemas.microsoft.com/office/drawing/2016/5/9/chartex" xmlns:cx4="http://schemas.microsoft.com/office/drawing/2016/5/10/chartex" xmlns:cx5="http://schemas.microsoft.com/office/drawing/2016/5/11/chartex" xmlns:cx6="http://schemas.microsoft.com/office/drawing/2016/5/12/chartex" xmlns:cx7="http://schemas.microsoft.com/office/drawing/2016/5/13/chartex" xmlns:cx8="http://schemas.microsoft.com/office/drawing/2016/5/14/chartex" xmlns:mc="http://schemas.openxmlformats.org/markup-compatibility/2006" xmlns:aink="http://schemas.microsoft.com/office/drawing/2016/ink" xmlns:am3d="http://schemas.microsoft.com/office/drawing/2017/model3d" xmlns:o="urn:schemas-microsoft-com:office:office" xmlns:oel="http://schemas.microsoft.com/office/2019/extlst" xmlns:r="http://schemas.openxmlformats.org/officeDocument/2006/relationships" xmlns:m="http://schemas.openxmlformats.org/officeDocument/2006/math" xmlns:v="urn:schemas-microsoft-com:vml" xmlns:wp14="http://schemas.microsoft.com/office/word/2010/wordprocessingDrawing" xmlns:wp="http://schemas.openxmlformats.org/drawingml/2006/wordprocessingDrawing" xmlns:w10="urn:schemas-microsoft-com:office:word" xmlns:w="http://schemas.openxmlformats.org/wordprocessingml/2006/main" xmlns:w14="http://schemas.microsoft.com/office/word/2010/wordml" xmlns:w15="http://schemas.microsoft.com/office/word/2012/wordml" xmlns:w16cex="http://schemas.microsoft.com/office/word/2018/wordml/cex" xmlns:w16cid="http://schemas.microsoft.com/office/word/2016/wordml/cid" xmlns:w16="http://schemas.microsoft.com/office/word/2018/wordml" xmlns:w16du="http://schemas.microsoft.com/office/word/2023/wordml/word16du" xmlns:w16sdtdh="http://schemas.microsoft.com/office/word/2020/wordml/sdtdatahash" xmlns:w16se="http://schemas.microsoft.com/office/word/2015/wordml/symex" xmlns:wpg="http://schemas.microsoft.com/office/word/2010/wordprocessingGroup" xmlns:wpi="http://schemas.microsoft.com/office/word/2010/wordprocessingInk" xmlns:wne="http://schemas.microsoft.com/office/word/2006/wordml" xmlns:wps="http://schemas.microsoft.com/office/word/2010/wordprocessingShape" mc:Ignorable="w14 w15 w16se w16cid w16 w16cex w16sdtdh w16du wp14">
+  <w:p/>
+</w:hdr>
+</file>
+
 <file path=word/numbering.xml><?xml version="1.0" encoding="utf-8"?>
-<w:numbering xmlns:wpc="http://schemas.microsoft.com/office/word/2010/wordprocessingCanvas" xmlns:cx="http://schemas.microsoft.com/office/drawing/2014/chartex" xmlns:cx1="http://schemas.microsoft.com/office/drawing/2015/9/8/chartex" xmlns:cx2="http://schemas.microsoft.com/office/drawing/2015/10/21/chartex" xmlns:cx3="http://schemas.microsoft.com/office/drawing/2016/5/9/chartex" xmlns:cx4="http://schemas.microsoft.com/office/drawing/2016/5/10/chartex" xmlns:cx5="http://schemas.microsoft.com/office/drawing/2016/5/11/chartex" xmlns:cx6="http://schemas.microsoft.com/office/drawing/2016/5/12/chartex" xmlns:cx7="http://schemas.microsoft.com/office/drawing/2016/5/13/chartex" xmlns:cx8="http://schemas.microsoft.com/office/drawing/2016/5/14/chartex" xmlns:mc="http://schemas.openxmlformats.org/markup-compatibility/2006" xmlns:aink="http://schemas.microsoft.com/office/drawing/2016/ink" xmlns:am3d="http://schemas.microsoft.com/office/drawing/2017/model3d" xmlns:o="urn:schemas-microsoft-com:office:office" xmlns:oel="http://schemas.microsoft.com/office/2019/extlst" xmlns:r="http://schemas.openxmlformats.org/officeDocument/2006/relationships" xmlns:m="http://schemas.openxmlformats.org/officeDocument/2006/math" xmlns:v="urn:schemas-microsoft-com:vml" xmlns:wp14="http://schemas.microsoft.com/office/word/2010/wordprocessingDrawing" xmlns:wp="http://schemas.openxmlformats.org/drawingml/2006/wordprocessingDrawing" xmlns:w10="urn:schemas-microsoft-com:office:word" xmlns:w="http://schemas.openxmlformats.org/wordprocessingml/2006/main" xmlns:w14="http://schemas.microsoft.com/office/word/2010/wordml" xmlns:w15="http://schemas.microsoft.com/office/word/2012/wordml" xmlns:w16cex="http://schemas.microsoft.com/office/word/2018/wordml/cex" xmlns:w16cid="http://schemas.microsoft.com/office/word/2016/wordml/cid" xmlns:w16="http://schemas.microsoft.com/office/word/2018/wordml" xmlns:w16du="http://schemas.microsoft.com/office/word/2023/wordml/word16du" xmlns:w16sdtdh="http://schemas.microsoft.com/office/word/2020/wordml/sdtdatahash" xmlns:w16sdtfl="http://schemas.microsoft.com/office/word/2024/wordml/sdtformatlock" xmlns:w16se="http://schemas.microsoft.com/office/word/2015/wordml/symex" xmlns:wpg="http://schemas.microsoft.com/office/word/2010/wordprocessingGroup" xmlns:wpi="http://schemas.microsoft.com/office/word/2010/wordprocessingInk" xmlns:wne="http://schemas.microsoft.com/office/word/2006/wordml" xmlns:wps="http://schemas.microsoft.com/office/word/2010/wordprocessingShape" mc:Ignorable="w14 w15 w16se w16cid w16 w16cex w16sdtdh w16sdtfl w16du wp14">
+<w:numbering xmlns:wpc="http://schemas.microsoft.com/office/word/2010/wordprocessingCanvas" xmlns:cx="http://schemas.microsoft.com/office/drawing/2014/chartex" xmlns:cx1="http://schemas.microsoft.com/office/drawing/2015/9/8/chartex" xmlns:cx2="http://schemas.microsoft.com/office/drawing/2015/10/21/chartex" xmlns:cx3="http://schemas.microsoft.com/office/drawing/2016/5/9/chartex" xmlns:cx4="http://schemas.microsoft.com/office/drawing/2016/5/10/chartex" xmlns:cx5="http://schemas.microsoft.com/office/drawing/2016/5/11/chartex" xmlns:cx6="http://schemas.microsoft.com/office/drawing/2016/5/12/chartex" xmlns:cx7="http://schemas.microsoft.com/office/drawing/2016/5/13/chartex" xmlns:cx8="http://schemas.microsoft.com/office/drawing/2016/5/14/chartex" xmlns:mc="http://schemas.openxmlformats.org/markup-compatibility/2006" xmlns:aink="http://schemas.microsoft.com/office/drawing/2016/ink" xmlns:am3d="http://schemas.microsoft.com/office/drawing/2017/model3d" xmlns:o="urn:schemas-microsoft-com:office:office" xmlns:oel="http://schemas.microsoft.com/office/2019/extlst" xmlns:r="http://schemas.openxmlformats.org/officeDocument/2006/relationships" xmlns:m="http://schemas.openxmlformats.org/officeDocument/2006/math" xmlns:v="urn:schemas-microsoft-com:vml" xmlns:wp14="http://schemas.microsoft.com/office/word/2010/wordprocessingDrawing" xmlns:wp="http://schemas.openxmlformats.org/drawingml/2006/wordprocessingDrawing" xmlns:w10="urn:schemas-microsoft-com:office:word" xmlns:w="http://schemas.openxmlformats.org/wordprocessingml/2006/main" xmlns:w14="http://schemas.microsoft.com/office/word/2010/wordml" xmlns:w15="http://schemas.microsoft.com/office/word/2012/wordml" xmlns:w16cex="http://schemas.microsoft.com/office/word/2018/wordml/cex" xmlns:w16cid="http://schemas.microsoft.com/office/word/2016/wordml/cid" xmlns:w16="http://schemas.microsoft.com/office/word/2018/wordml" xmlns:w16du="http://schemas.microsoft.com/office/word/2023/wordml/word16du" xmlns:w16sdtdh="http://schemas.microsoft.com/office/word/2020/wordml/sdtdatahash" xmlns:w16se="http://schemas.microsoft.com/office/word/2015/wordml/symex" xmlns:wpg="http://schemas.microsoft.com/office/word/2010/wordprocessingGroup" xmlns:wpi="http://schemas.microsoft.com/office/word/2010/wordprocessingInk" xmlns:wne="http://schemas.microsoft.com/office/word/2006/wordml" xmlns:wps="http://schemas.microsoft.com/office/word/2010/wordprocessingShape" mc:Ignorable="w14 w15 w16se w16cid w16 w16cex w16sdtdh w16du wp14">
   <w:abstractNum w:abstractNumId="0" w15:restartNumberingAfterBreak="0">
     <w:nsid w:val="FFFFFF7C"/>
     <w:multiLevelType w:val="singleLevel"/>
@@ -6345,7 +4990,7 @@
 </file>
 
 <file path=word/styles.xml><?xml version="1.0" encoding="utf-8"?>
-<w:styles xmlns:mc="http://schemas.openxmlformats.org/markup-compatibility/2006" xmlns:r="http://schemas.openxmlformats.org/officeDocument/2006/relationships" xmlns:w="http://schemas.openxmlformats.org/wordprocessingml/2006/main" xmlns:w14="http://schemas.microsoft.com/office/word/2010/wordml" xmlns:w15="http://schemas.microsoft.com/office/word/2012/wordml" xmlns:w16cex="http://schemas.microsoft.com/office/word/2018/wordml/cex" xmlns:w16cid="http://schemas.microsoft.com/office/word/2016/wordml/cid" xmlns:w16="http://schemas.microsoft.com/office/word/2018/wordml" xmlns:w16du="http://schemas.microsoft.com/office/word/2023/wordml/word16du" xmlns:w16sdtdh="http://schemas.microsoft.com/office/word/2020/wordml/sdtdatahash" xmlns:w16sdtfl="http://schemas.microsoft.com/office/word/2024/wordml/sdtformatlock" xmlns:w16se="http://schemas.microsoft.com/office/word/2015/wordml/symex" mc:Ignorable="w14 w15 w16se w16cid w16 w16cex w16sdtdh w16sdtfl w16du">
+<w:styles xmlns:mc="http://schemas.openxmlformats.org/markup-compatibility/2006" xmlns:r="http://schemas.openxmlformats.org/officeDocument/2006/relationships" xmlns:w="http://schemas.openxmlformats.org/wordprocessingml/2006/main" xmlns:w14="http://schemas.microsoft.com/office/word/2010/wordml" xmlns:w15="http://schemas.microsoft.com/office/word/2012/wordml" xmlns:w16cex="http://schemas.microsoft.com/office/word/2018/wordml/cex" xmlns:w16cid="http://schemas.microsoft.com/office/word/2016/wordml/cid" xmlns:w16="http://schemas.microsoft.com/office/word/2018/wordml" xmlns:w16du="http://schemas.microsoft.com/office/word/2023/wordml/word16du" xmlns:w16sdtdh="http://schemas.microsoft.com/office/word/2020/wordml/sdtdatahash" xmlns:w16se="http://schemas.microsoft.com/office/word/2015/wordml/symex" mc:Ignorable="w14 w15 w16se w16cid w16 w16cex w16sdtdh w16du">
   <w:docDefaults>
     <w:rPrDefault>
       <w:rPr>

--- a/paper_figures/Antibiogram_Paper_Draft.docx
+++ b/paper_figures/Antibiogram_Paper_Draft.docx
@@ -25,10 +25,20 @@
           <w:rFonts w:hint="cs"/>
           <w:rtl/>
         </w:rPr>
-        <w:t xml:space="preserve">غزل مقاره‌زاده اصفهانی</w:t>
+        <w:t xml:space="preserve">مهیار حدادها</w:t>
       </w:r>
       <w:r>
         <w:t xml:space="preserve">۱</w:t>
+      </w:r>
+      <w:r>
+        <w:rPr>
+          <w:rFonts w:hint="cs"/>
+          <w:rtl/>
+        </w:rPr>
+        <w:t xml:space="preserve">، غزل مقاره‌زاده اصفهانی</w:t>
+      </w:r>
+      <w:r>
+        <w:t xml:space="preserve">۲</w:t>
       </w:r>
       <w:r>
         <w:rPr>
@@ -38,7 +48,7 @@
         <w:t xml:space="preserve">، محمدرضا یزدچی</w:t>
       </w:r>
       <w:r>
-        <w:t xml:space="preserve">۲</w:t>
+        <w:t xml:space="preserve">۳</w:t>
       </w:r>
       <w:r>
         <w:t xml:space="preserve">*</w:t>
@@ -57,7 +67,7 @@
         <w:t xml:space="preserve">، داریوش شکری</w:t>
       </w:r>
       <w:r>
-        <w:t xml:space="preserve">۳</w:t>
+        <w:t xml:space="preserve">۴</w:t>
       </w:r>
       <w:r>
         <w:rPr>
@@ -67,16 +77,6 @@
         <w:t xml:space="preserve">، سید محمدعلی هاشمی‌پور</w:t>
       </w:r>
       <w:r>
-        <w:t xml:space="preserve">۴</w:t>
-      </w:r>
-      <w:r>
-        <w:rPr>
-          <w:rFonts w:hint="cs"/>
-          <w:rtl/>
-        </w:rPr>
-        <w:t xml:space="preserve">، مهیار حدادها</w:t>
-      </w:r>
-      <w:r>
         <w:t xml:space="preserve">۵</w:t>
       </w:r>
     </w:p>
@@ -113,7 +113,7 @@
           <w:rFonts w:hint="cs"/>
           <w:rtl/>
         </w:rPr>
-        <w:t xml:space="preserve">۳ شرکت دارا ویرا آزما، مرکز رشد و کارآفرینی دانشگاه اصفهان و آزمایشگاه خصوصی نوبل، اصفهان، ایران</w:t>
+        <w:t xml:space="preserve">۳ گروه مهندسی پزشکی، دانشکده‌ی مهندسی، دانشگاه اصفهان، اصفهان، ایران</w:t>
       </w:r>
     </w:p>
     <w:p>
@@ -125,7 +125,7 @@
           <w:rFonts w:hint="cs"/>
           <w:rtl/>
         </w:rPr>
-        <w:t xml:space="preserve">۴ شرکت نیلگون سپهر سلامت، واحد تحقیق و توسعه، اصفهان، ایران</w:t>
+        <w:t xml:space="preserve">۴ شرکت دارا ویرا آزما، مرکز رشد و کارآفرینی دانشگاه اصفهان و آزمایشگاه خصوصی نوبل، اصفهان، ایران</w:t>
       </w:r>
     </w:p>
     <w:p>
@@ -137,7 +137,7 @@
           <w:rFonts w:hint="cs"/>
           <w:rtl/>
         </w:rPr>
-        <w:t xml:space="preserve">۵ گروه مهندسی پزشکی، دانشکده‌ی مهندسی، دانشگاه اصفهان، اصفهان، ایران</w:t>
+        <w:t xml:space="preserve">۵ شرکت نیلگون سپهر سلامت، واحد تحقیق و توسعه، اصفهان، ایران</w:t>
       </w:r>
     </w:p>
     <w:p>
@@ -145,7 +145,7 @@
         <w:pStyle w:val="Affiliations"/>
       </w:pPr>
       <w:r>
-        <w:t xml:space="preserve">gh.mogharehzadeh@eng.ui.ac.ir, yazdchi@eng.ui.ac.ir, dariush.shokri61@yahoo.com, M.alihashemip@gmail.com, mahyarhaddadha@gmail.com</w:t>
+        <w:t xml:space="preserve">mahyarhaddadha@gmail.com, gh.mogharehzadeh@eng.ui.ac.ir, yazdchi@eng.ui.ac.ir, dariush.shokri61@yahoo.com, M.alihashemip@gmail.com</w:t>
       </w:r>
     </w:p>
     <w:p>
@@ -463,7 +463,7 @@
         </w:rPr>
         <w:drawing>
           <wp:inline distT="0" distB="0" distL="0" distR="0">
-            <wp:extent cx="2952750" cy="4252525"/>
+            <wp:extent cx="2952750" cy="4447491"/>
             <wp:effectExtent l="0" t="0" r="0" b="0"/>
             <wp:docPr id="101" name="Picture 101"/>
             <wp:cNvGraphicFramePr>
@@ -485,7 +485,7 @@
                   <pic:spPr>
                     <a:xfrm>
                       <a:off x="0" y="0"/>
-                      <a:ext cx="2952750" cy="4252525"/>
+                      <a:ext cx="2952750" cy="4447491"/>
                     </a:xfrm>
                     <a:prstGeom prst="rect">
                       <a:avLst/>
@@ -795,6 +795,18 @@
     </w:p>
     <w:p>
       <w:pPr>
+        <w:sectPr>
+          <w:type w:val="continuous"/>
+          <w:pgSz w:w="11906" w:h="16838" w:code="9"/>
+          <w:pgMar w:top="1418" w:right="1134" w:bottom="1418" w:left="1134" w:header="851" w:footer="567" w:gutter="0"/>
+          <w:cols w:num="2" w:space="340"/>
+          <w:bidi/>
+          <w:rtlGutter/>
+        </w:sectPr>
+      </w:pPr>
+    </w:p>
+    <w:p>
+      <w:pPr>
         <w:pStyle w:val="TableTitle"/>
       </w:pPr>
       <w:r>
@@ -808,7 +820,7 @@
     <w:tbl>
       <w:tblPr>
         <w:bidiVisual/>
-        <w:tblW w:w="6400" w:type="dxa"/>
+        <w:tblW w:w="8600" w:type="dxa"/>
         <w:tblBorders>
           <w:top w:val="single" w:sz="4" w:space="0" w:color="auto"/>
           <w:left w:val="single" w:sz="4" w:space="0" w:color="auto"/>
@@ -820,8 +832,8 @@
         <w:tblLook w:val="04A0" w:firstRow="1" w:lastRow="0" w:firstColumn="1" w:lastColumn="0" w:noHBand="0" w:noVBand="1"/>
       </w:tblPr>
       <w:tblGrid>
-        <w:gridCol w:w="3200"/>
-        <w:gridCol w:w="3200"/>
+        <w:gridCol w:w="6200"/>
+        <w:gridCol w:w="2400"/>
       </w:tblGrid>
       <w:tr>
         <w:trPr>
@@ -830,7 +842,7 @@
         </w:trPr>
         <w:tc>
           <w:tcPr>
-            <w:tcW w:w="3200" w:type="dxa"/>
+            <w:tcW w:w="6200" w:type="dxa"/>
             <w:shd w:val="clear" w:color="auto" w:fill="D9D9D9"/>
             <w:vAlign w:val="center"/>
           </w:tcPr>
@@ -854,7 +866,7 @@
         </w:tc>
         <w:tc>
           <w:tcPr>
-            <w:tcW w:w="3200" w:type="dxa"/>
+            <w:tcW w:w="2400" w:type="dxa"/>
             <w:shd w:val="clear" w:color="auto" w:fill="D9D9D9"/>
             <w:vAlign w:val="center"/>
           </w:tcPr>
@@ -883,7 +895,7 @@
         </w:trPr>
         <w:tc>
           <w:tcPr>
-            <w:tcW w:w="3200" w:type="dxa"/>
+            <w:tcW w:w="6200" w:type="dxa"/>
             <w:vAlign w:val="center"/>
           </w:tcPr>
           <w:p>
@@ -904,7 +916,7 @@
         </w:tc>
         <w:tc>
           <w:tcPr>
-            <w:tcW w:w="3200" w:type="dxa"/>
+            <w:tcW w:w="2400" w:type="dxa"/>
             <w:vAlign w:val="center"/>
           </w:tcPr>
           <w:p>
@@ -919,7 +931,7 @@
                 <w:rFonts w:hint="cs"/>
                 <w:rtl/>
               </w:rPr>
-              <w:t xml:space="preserve">۱۱ از ۱۱ عکس (۱۰۰٪)</w:t>
+              <w:t xml:space="preserve">۱۱ از ۱۱ پتری (۱۰۰٪)</w:t>
             </w:r>
           </w:p>
         </w:tc>
@@ -930,7 +942,7 @@
         </w:trPr>
         <w:tc>
           <w:tcPr>
-            <w:tcW w:w="3200" w:type="dxa"/>
+            <w:tcW w:w="6200" w:type="dxa"/>
             <w:vAlign w:val="center"/>
           </w:tcPr>
           <w:p>
@@ -951,7 +963,7 @@
         </w:tc>
         <w:tc>
           <w:tcPr>
-            <w:tcW w:w="3200" w:type="dxa"/>
+            <w:tcW w:w="2400" w:type="dxa"/>
             <w:vAlign w:val="center"/>
           </w:tcPr>
           <w:p>
@@ -977,7 +989,7 @@
         </w:trPr>
         <w:tc>
           <w:tcPr>
-            <w:tcW w:w="3200" w:type="dxa"/>
+            <w:tcW w:w="6200" w:type="dxa"/>
             <w:vAlign w:val="center"/>
           </w:tcPr>
           <w:p>
@@ -992,13 +1004,13 @@
                 <w:rFonts w:hint="cs"/>
                 <w:rtl/>
               </w:rPr>
-              <w:t xml:space="preserve">دقتِ کلیِ تشخیصِ حضورِ هاله</w:t>
+              <w:t xml:space="preserve">دقتِ کلیِ تشخیصِ حضورِ هاله (نسبتِ دیسک‌هایی که وجود یا عدمِ‌وجودِ هاله‌شان درست تشخیص داده شد)</w:t>
             </w:r>
           </w:p>
         </w:tc>
         <w:tc>
           <w:tcPr>
-            <w:tcW w:w="3200" w:type="dxa"/>
+            <w:tcW w:w="2400" w:type="dxa"/>
             <w:vAlign w:val="center"/>
           </w:tcPr>
           <w:p>
@@ -1024,7 +1036,7 @@
         </w:trPr>
         <w:tc>
           <w:tcPr>
-            <w:tcW w:w="3200" w:type="dxa"/>
+            <w:tcW w:w="6200" w:type="dxa"/>
             <w:vAlign w:val="center"/>
           </w:tcPr>
           <w:p>
@@ -1045,7 +1057,7 @@
         </w:tc>
         <w:tc>
           <w:tcPr>
-            <w:tcW w:w="3200" w:type="dxa"/>
+            <w:tcW w:w="2400" w:type="dxa"/>
             <w:vAlign w:val="center"/>
           </w:tcPr>
           <w:p>
@@ -1071,7 +1083,7 @@
         </w:trPr>
         <w:tc>
           <w:tcPr>
-            <w:tcW w:w="3200" w:type="dxa"/>
+            <w:tcW w:w="6200" w:type="dxa"/>
             <w:vAlign w:val="center"/>
           </w:tcPr>
           <w:p>
@@ -1086,13 +1098,13 @@
                 <w:rFonts w:hint="cs"/>
                 <w:rtl/>
               </w:rPr>
-              <w:t xml:space="preserve">دقتِ طبقه‌بندیِ بالینیِ EUCAST</w:t>
+              <w:t xml:space="preserve">دقتِ طبقه‌بندیِ بالینیِ EUCAST (نسبتِ دسته‌بندیِ درستِ حساس/متوسط/مقاوم)</w:t>
             </w:r>
           </w:p>
         </w:tc>
         <w:tc>
           <w:tcPr>
-            <w:tcW w:w="3200" w:type="dxa"/>
+            <w:tcW w:w="2400" w:type="dxa"/>
             <w:vAlign w:val="center"/>
           </w:tcPr>
           <w:p>
@@ -1118,7 +1130,7 @@
         </w:trPr>
         <w:tc>
           <w:tcPr>
-            <w:tcW w:w="3200" w:type="dxa"/>
+            <w:tcW w:w="6200" w:type="dxa"/>
             <w:vAlign w:val="center"/>
           </w:tcPr>
           <w:p>
@@ -1133,7 +1145,7 @@
                 <w:rFonts w:hint="cs"/>
                 <w:rtl/>
               </w:rPr>
-              <w:t xml:space="preserve">خطایِ بسیار عمده / عمده</w:t>
+              <w:t xml:space="preserve">خطایِ طبقه‌بندیِ بالینی: بسیار عمده / عمده</w:t>
             </w:r>
             <w:r>
               <w:rPr>
@@ -1146,7 +1158,7 @@
         </w:tc>
         <w:tc>
           <w:tcPr>
-            <w:tcW w:w="3200" w:type="dxa"/>
+            <w:tcW w:w="2400" w:type="dxa"/>
             <w:vAlign w:val="center"/>
           </w:tcPr>
           <w:p>
@@ -1168,6 +1180,18 @@
     <w:p/>
     <w:p>
       <w:pPr>
+        <w:sectPr>
+          <w:type w:val="continuous"/>
+          <w:pgSz w:w="11906" w:h="16838" w:code="9"/>
+          <w:pgMar w:top="1418" w:right="1134" w:bottom="1418" w:left="1134" w:header="851" w:footer="567" w:gutter="0"/>
+          <w:cols w:num="1"/>
+          <w:bidi/>
+          <w:rtlGutter/>
+        </w:sectPr>
+      </w:pPr>
+    </w:p>
+    <w:p>
+      <w:pPr>
         <w:pStyle w:val="Paragraph"/>
       </w:pPr>
       <w:r>
@@ -1187,6 +1211,18 @@
           <w:rFonts w:hint="cs"/>
           <w:rtl/>
         </w:rPr>
+        <w:t xml:space="preserve">دو ردیفِ آخرِ جدول به طبقه‌بندیِ بالینیِ نهایی مربوط‌اند، نه به اندازه‌گیریِ خودِ هاله یا دیسک: خطایِ بسیار عمده (VME) درصدِ مواردی است که فرآیند یک دیسکِ واقعاً مقاوم را به‌اشتباه حساس گزارش کرده، و خطایِ عمده (ME) درصدِ حالتِ عکس را نشان می‌دهد؛ هر دو، خطایِ سطحِ سیستم در تصمیمِ نهاییِ حساس/متوسط/مقاوم‌اند، نه خطایِ اندازه‌گیریِ فیزیکیِ قطر.</w:t>
+      </w:r>
+    </w:p>
+    <w:p>
+      <w:pPr>
+        <w:pStyle w:val="Paragraph"/>
+      </w:pPr>
+      <w:r>
+        <w:rPr>
+          <w:rFonts w:hint="cs"/>
+          <w:rtl/>
+        </w:rPr>
         <w:t xml:space="preserve">برایِ قطرِ هاله، خطایِ میانگین به ۳٫۸۵ میلی‌متر می‌رسد. برایِ تفسیرِ درستِ این عدد، باید به یک نکته توجه کرد: خودِ خوانشِ دستیِ کارشناس نیز خطا دارد. آزمایشگاهِ مرجع اعلام کرده است خوانشِ کارشناسان، در بهترین حالت، تا ±۲ میلی‌متر با یکدیگر تفاوت دارند. شبیه‌سازیِ یک کارشناسِ دومِ فرضی، با همین میزان نویز، نشان می‌دهد حتی توافقِ دو کارشناسِ انسانی با یکدیگر نیز به ۹۲ تا ۹۶ درصد می‌رسد، نه صد درصد. بر همین اساس، دقتِ طبقه‌بندیِ بالینیِ فرآیند (۸۳٫۲٪) را باید در برابرِ همین سقفِ واقع‌بینانه سنجید، نه در برابرِ یک مرجعِ بدونِ خطا.</w:t>
       </w:r>
     </w:p>
@@ -1212,7 +1248,7 @@
         </w:rPr>
         <w:drawing>
           <wp:inline distT="0" distB="0" distL="0" distR="0">
-            <wp:extent cx="2952750" cy="2780506"/>
+            <wp:extent cx="2952750" cy="2798571"/>
             <wp:effectExtent l="0" t="0" r="0" b="0"/>
             <wp:docPr id="102" name="Picture 102"/>
             <wp:cNvGraphicFramePr>
@@ -1234,7 +1270,7 @@
                   <pic:spPr>
                     <a:xfrm>
                       <a:off x="0" y="0"/>
-                      <a:ext cx="2952750" cy="2780506"/>
+                      <a:ext cx="2952750" cy="2798571"/>
                     </a:xfrm>
                     <a:prstGeom prst="rect">
                       <a:avLst/>
@@ -1256,7 +1292,7 @@
           <w:rFonts w:hint="cs"/>
           <w:rtl/>
         </w:rPr>
-        <w:t xml:space="preserve">شکل ۲ — نمونه‌ای از خروجیِ فرآیند رویِ یک عکسِ واقعی: دیسک‌های تشخیص‌داده‌شده و مرزِ برآوردشده‌ی هاله‌ی عدمِ‌رشد.</w:t>
+        <w:t xml:space="preserve">شکل ۲ — نمونه‌ای از خروجیِ فرآیند رویِ یک عکسِ واقعی: دایره‌های قرمز، دیسک‌های تشخیص‌داده‌شده را نشان می‌دهند و خطوطِ سبز، مرزِ برآوردشده‌ی هاله‌ی عدمِ‌رشد را؛ دو دیسکِ بدونِ خطِ سبز، هاله‌ای نداشته‌اند.</w:t>
       </w:r>
     </w:p>
     <w:p>
@@ -1287,6 +1323,109 @@
     </w:p>
     <w:p>
       <w:pPr>
+        <w:sectPr>
+          <w:type w:val="continuous"/>
+          <w:pgSz w:w="11906" w:h="16838" w:code="9"/>
+          <w:pgMar w:top="1418" w:right="1134" w:bottom="1418" w:left="1134" w:header="851" w:footer="567" w:gutter="0"/>
+          <w:cols w:num="2" w:space="340"/>
+          <w:bidi/>
+          <w:rtlGutter/>
+        </w:sectPr>
+      </w:pPr>
+    </w:p>
+    <w:p>
+      <w:pPr>
+        <w:pStyle w:val="FigurePosition"/>
+      </w:pPr>
+      <w:r>
+        <w:rPr>
+          <w:noProof/>
+        </w:rPr>
+        <w:drawing>
+          <wp:inline distT="0" distB="0" distL="0" distR="0">
+            <wp:extent cx="3794480" cy="2913618"/>
+            <wp:effectExtent l="0" t="0" r="0" b="0"/>
+            <wp:docPr id="103" name="Picture 103"/>
+            <wp:cNvGraphicFramePr>
+              <a:graphicFrameLocks xmlns:a="http://schemas.openxmlformats.org/drawingml/2006/main" noChangeAspect="1"/>
+            </wp:cNvGraphicFramePr>
+            <a:graphic xmlns:a="http://schemas.openxmlformats.org/drawingml/2006/main">
+              <a:graphicData uri="http://schemas.openxmlformats.org/drawingml/2006/picture">
+                <pic:pic xmlns:pic="http://schemas.openxmlformats.org/drawingml/2006/picture">
+                  <pic:nvPicPr>
+                    <pic:cNvPr id="0" name="Picture 103"/>
+                    <pic:cNvPicPr/>
+                  </pic:nvPicPr>
+                  <pic:blipFill>
+                    <a:blip r:embed="rId22"/>
+                    <a:stretch>
+                      <a:fillRect/>
+                    </a:stretch>
+                  </pic:blipFill>
+                  <pic:spPr>
+                    <a:xfrm>
+                      <a:off x="0" y="0"/>
+                      <a:ext cx="3794480" cy="2913618"/>
+                    </a:xfrm>
+                    <a:prstGeom prst="rect">
+                      <a:avLst/>
+                    </a:prstGeom>
+                  </pic:spPr>
+                </pic:pic>
+              </a:graphicData>
+            </a:graphic>
+          </wp:inline>
+        </w:drawing>
+      </w:r>
+    </w:p>
+    <w:p>
+      <w:pPr>
+        <w:pStyle w:val="Caption"/>
+      </w:pPr>
+      <w:r>
+        <w:rPr>
+          <w:rFonts w:hint="cs"/>
+          <w:rtl/>
+        </w:rPr>
+        <w:t xml:space="preserve">شکل ۳ — نمودارِ Bland–Altman برایِ قطرِ هاله: اختلافِ اندازه‌گیریِ سیستم و کارشناس در برابرِ میانگینِ آن دو، رویِ همان ۶۰ دیسکی که هم کارشناس و هم سیستم هاله گزارش داده‌اند.</w:t>
+      </w:r>
+    </w:p>
+    <w:p>
+      <w:pPr>
+        <w:sectPr>
+          <w:type w:val="continuous"/>
+          <w:pgSz w:w="11906" w:h="16838" w:code="9"/>
+          <w:pgMar w:top="1418" w:right="1134" w:bottom="1418" w:left="1134" w:header="851" w:footer="567" w:gutter="0"/>
+          <w:cols w:num="1"/>
+          <w:bidi/>
+          <w:rtlGutter/>
+        </w:sectPr>
+      </w:pPr>
+    </w:p>
+    <w:p>
+      <w:pPr>
+        <w:pStyle w:val="Paragraph"/>
+      </w:pPr>
+      <w:r>
+        <w:rPr>
+          <w:rFonts w:hint="cs"/>
+          <w:rtl/>
+        </w:rPr>
+        <w:t xml:space="preserve">این نمودار</w:t>
+      </w:r>
+      <w:r>
+        <w:t xml:space="preserve">[۹]</w:t>
+      </w:r>
+      <w:r>
+        <w:rPr>
+          <w:rFonts w:hint="cs"/>
+          <w:rtl/>
+        </w:rPr>
+        <w:t xml:space="preserve"> ابزارِ استانداردِ داوران برایِ سنجشِ قابلِ‌جایگزین‌بودنِ دو روشِ اندازه‌گیری است. بایاسِ میانگین (خطِ قرمز) برابرِ ۰٫۶۱− میلی‌متر است، یعنی سیستم به‌طورِ متوسط هاله را اندکی کوچک‌تر از کارشناس برآورد می‌کند؛ این مقدار نزدیک به صفر و از نظرِ بالینی ناچیز است. آن‌چه اهمیت دارد، پراکندگیِ نقاط است: حدودِ توافقِ ۹۵٪ (خطوطِ خط‌چین) از ۱۲٫۳۳− تا ۱۱٫۱۱+ میلی‌متر کشیده شده، و چند دیسکِ دورافتاده در محدوده‌ی منفیِ بزرگ دیده می‌شوند — همان دیسک‌هایِ نزدیک به هاله‌ی همسایه که در پاراگرافِ قبل به آن‌ها اشاره شد. خطا در سراسرِ دامنه‌ی قطر یکسان نیست، بلکه در همین زیرمجموعه‌ی مشخص متمرکز است.</w:t>
+      </w:r>
+    </w:p>
+    <w:p>
+      <w:pPr>
         <w:pStyle w:val="Paragraph"/>
       </w:pPr>
       <w:r>
@@ -1394,7 +1533,7 @@
           <w:rFonts w:hint="cs"/>
           <w:rtl/>
         </w:rPr>
-        <w:t xml:space="preserve">این روش هنوز به زنجیره‌ی اصلیِ فرآیند اضافه نشده است، زیرا در تعدادِ کمی از موارد، برازش به نتیجه‌ای نامعتبر می‌انجامد، مانندِ یک قطرِ منفی یا برازشی با کیفیتِ بسیار پایین. پیشنهادِ این مقاله، افزودنِ یک شرطِ عملیاتیِ ساده برایِ کنترلِ کیفیتِ برازش، پیش از پذیرشِ نتیجه‌ی آن، است. با اعمالِ چنین شرطی، انتظار می‌رود روشِ سیگموئید بتواند بدونِ هیچ موردِ نامعتبر، همان بهبودِ قابلِ‌توجهِ دقت را در عمل به‌همراه بیاورد و خطایِ میانگینِ قطرِ هاله را به میزانِ محسوسی، فراتر از سطحِ فعلی، کاهش دهد.</w:t>
+        <w:t xml:space="preserve">این روش هنوز به زنجیره‌ی اصلیِ فرآیند اضافه نشده است، زیرا در تعدادِ کمی از موارد، برازش به نتیجه‌ای نامعتبر می‌انجامد؛ در نمونه‌ی سنجیده‌شده، دو مورد از این دست دیده شد: یک برازش که قطرِ منفی داد، و یک برازشِ دیگر که کیفیتِ آماریِ آن (ضریبِ تعیین) تقریباً صفر بود. پیشنهادِ این مقاله، افزودنِ یک قاعده‌ی مشخص است: هر برازشی که قطرِ منفی بدهد یا کیفیتِ آن پایین باشد، کنار گذاشته شود و به‌جایِ آن، همان نتیجه‌ی فعلیِ فرآیند (فیوژنِ سه‌شاخه‌ای) گزارش شود. با اعمالِ این قاعده، دستِ‌کم رویِ همان زیرمجموعه‌ای که در این مقاله سنجیده شد، انتظار می‌رود خطایِ میانگینِ قطرِ هاله از ۳٫۸۵ به حدودِ ۲٫۸ میلی‌متر برسد؛ اثباتِ قطعیِ این پیش‌بینی به افزودنِ واقعیِ این قاعده به فرآیند و ارزیابیِ مجدد نیاز دارد.</w:t>
       </w:r>
     </w:p>
     <w:p>
@@ -1432,7 +1571,7 @@
           <w:rFonts w:hint="cs"/>
           <w:rtl/>
         </w:rPr>
-        <w:t xml:space="preserve">ارزیابیِ کمّی رویِ یک مجموعه‌داده‌ی مستقل و کارشناسی‌شده نشان داد تشخیصِ دیسک به دقتِ بسیار بالایی می‌رسد، و خطایِ اندازه‌گیریِ قطرِ هاله، با در نظر گرفتنِ خطایِ ذاتیِ خوانشِ دستیِ کارشناس، در محدوده‌ی معقولی قرار دارد. این نتایج، رویِ سامانه‌های مستقلِ دیگر نیز بدونِ تغییر بازتولید شدند، که نشان‌دهنده‌ی پایداریِ کاملِ فرآیند است.</w:t>
+        <w:t xml:space="preserve">ارزیابیِ کمّی رویِ یک مجموعه‌داده‌ی مستقل و کارشناسی‌شده نشان داد تشخیصِ دیسک به دقتِ بسیار بالایی می‌رسد، و خطایِ اندازه‌گیریِ قطرِ هاله، با در نظر گرفتنِ خطایِ ذاتیِ خوانشِ دستیِ کارشناس، در محدوده‌ی معقولی قرار دارد.</w:t>
       </w:r>
     </w:p>
     <w:p>
@@ -1444,7 +1583,7 @@
           <w:rFonts w:hint="cs"/>
           <w:rtl/>
         </w:rPr>
-        <w:t xml:space="preserve">گامِ بعدیِ این پروژه، بزرگ‌تر کردنِ مجموعه‌داده‌ی مرجع، و افزودنِ یک شرطِ کنترلِ کیفیت به روشِ مدل‌سازیِ ریاضیِ پیشنهادشده در این مقاله است، به‌طوری‌که بتوان دقتِ اندازه‌گیریِ قطرِ هاله را به میزانِ محسوسی بیش از سطحِ فعلی افزایش داد و سامانه را برایِ استفاده‌ی عملیاتی و تجاری آماده‌تر کرد.</w:t>
+        <w:t xml:space="preserve">گامِ بعدیِ این پروژه، بزرگ‌تر کردنِ مجموعه‌داده‌ی مرجع، و افزودنِ قاعده‌ی کنترلِ کیفیتِ پیشنهادشده به روشِ مدل‌سازیِ ریاضیِ سیگموئید است، به‌طوری‌که بتوان دقتِ اندازه‌گیریِ قطرِ هاله را از سطحِ فعلی (خطایِ میانگینِ ۳٫۸۵ میلی‌متر) به حدودِ ۲٫۸ میلی‌متر رساند و سامانه را برایِ استفاده‌ی عملیاتی و تجاری آماده‌تر کرد.</w:t>
       </w:r>
     </w:p>
     <w:p>
@@ -1589,6 +1728,19 @@
       </w:pPr>
       <w:r>
         <w:t xml:space="preserve">N. Otsu, “A threshold selection method from gray-level histograms,” IEEE Trans. Syst., Man, Cybern., vol. 9, no. 1, pp. 62–66, 1979.</w:t>
+      </w:r>
+    </w:p>
+    <w:p>
+      <w:pPr>
+        <w:pStyle w:val="ReferencesFarsi"/>
+        <w:numPr>
+          <w:ilvl w:val="0"/>
+          <w:numId w:val="31"/>
+        </w:numPr>
+        <w:bidi/>
+      </w:pPr>
+      <w:r>
+        <w:t xml:space="preserve">J. M. Bland and D. G. Altman, “Statistical methods for assessing agreement between two methods of clinical measurement,” The Lancet, vol. 327, no. 8476, pp. 307–310, 1986.</w:t>
       </w:r>
     </w:p>
     <w:sectPr>

--- a/paper_figures/Antibiogram_Paper_Draft.docx
+++ b/paper_figures/Antibiogram_Paper_Draft.docx
@@ -1,6 +1,6 @@
 
 <file path=word/document.xml><?xml version="1.0" encoding="utf-8"?>
-<w:document xmlns:wpc="http://schemas.microsoft.com/office/word/2010/wordprocessingCanvas" xmlns:cx="http://schemas.microsoft.com/office/drawing/2014/chartex" xmlns:cx1="http://schemas.microsoft.com/office/drawing/2015/9/8/chartex" xmlns:cx2="http://schemas.microsoft.com/office/drawing/2015/10/21/chartex" xmlns:cx3="http://schemas.microsoft.com/office/drawing/2016/5/9/chartex" xmlns:cx4="http://schemas.microsoft.com/office/drawing/2016/5/10/chartex" xmlns:cx5="http://schemas.microsoft.com/office/drawing/2016/5/11/chartex" xmlns:cx6="http://schemas.microsoft.com/office/drawing/2016/5/12/chartex" xmlns:cx7="http://schemas.microsoft.com/office/drawing/2016/5/13/chartex" xmlns:cx8="http://schemas.microsoft.com/office/drawing/2016/5/14/chartex" xmlns:mc="http://schemas.openxmlformats.org/markup-compatibility/2006" xmlns:aink="http://schemas.microsoft.com/office/drawing/2016/ink" xmlns:am3d="http://schemas.microsoft.com/office/drawing/2017/model3d" xmlns:o="urn:schemas-microsoft-com:office:office" xmlns:oel="http://schemas.microsoft.com/office/2019/extlst" xmlns:r="http://schemas.openxmlformats.org/officeDocument/2006/relationships" xmlns:m="http://schemas.openxmlformats.org/officeDocument/2006/math" xmlns:v="urn:schemas-microsoft-com:vml" xmlns:wp14="http://schemas.microsoft.com/office/word/2010/wordprocessingDrawing" xmlns:wp="http://schemas.openxmlformats.org/drawingml/2006/wordprocessingDrawing" xmlns:w10="urn:schemas-microsoft-com:office:word" xmlns:w="http://schemas.openxmlformats.org/wordprocessingml/2006/main" xmlns:w14="http://schemas.microsoft.com/office/word/2010/wordml" xmlns:w15="http://schemas.microsoft.com/office/word/2012/wordml" xmlns:w16cex="http://schemas.microsoft.com/office/word/2018/wordml/cex" xmlns:w16cid="http://schemas.microsoft.com/office/word/2016/wordml/cid" xmlns:w16="http://schemas.microsoft.com/office/word/2018/wordml" xmlns:w16du="http://schemas.microsoft.com/office/word/2023/wordml/word16du" xmlns:w16sdtdh="http://schemas.microsoft.com/office/word/2020/wordml/sdtdatahash" xmlns:w16se="http://schemas.microsoft.com/office/word/2015/wordml/symex" xmlns:wpg="http://schemas.microsoft.com/office/word/2010/wordprocessingGroup" xmlns:wpi="http://schemas.microsoft.com/office/word/2010/wordprocessingInk" xmlns:wne="http://schemas.microsoft.com/office/word/2006/wordml" xmlns:wps="http://schemas.microsoft.com/office/word/2010/wordprocessingShape" mc:Ignorable="w14 w15 w16se w16cid w16 w16cex w16sdtdh w16du wp14">
+<w:document xmlns:wpc="http://schemas.microsoft.com/office/word/2010/wordprocessingCanvas" xmlns:cx="http://schemas.microsoft.com/office/drawing/2014/chartex" xmlns:cx1="http://schemas.microsoft.com/office/drawing/2015/9/8/chartex" xmlns:cx2="http://schemas.microsoft.com/office/drawing/2015/10/21/chartex" xmlns:cx3="http://schemas.microsoft.com/office/drawing/2016/5/9/chartex" xmlns:cx4="http://schemas.microsoft.com/office/drawing/2016/5/10/chartex" xmlns:cx5="http://schemas.microsoft.com/office/drawing/2016/5/11/chartex" xmlns:cx6="http://schemas.microsoft.com/office/drawing/2016/5/12/chartex" xmlns:cx7="http://schemas.microsoft.com/office/drawing/2016/5/13/chartex" xmlns:cx8="http://schemas.microsoft.com/office/drawing/2016/5/14/chartex" xmlns:mc="http://schemas.openxmlformats.org/markup-compatibility/2006" xmlns:aink="http://schemas.microsoft.com/office/drawing/2016/ink" xmlns:am3d="http://schemas.microsoft.com/office/drawing/2017/model3d" xmlns:o="urn:schemas-microsoft-com:office:office" xmlns:oel="http://schemas.microsoft.com/office/2019/extlst" xmlns:r="http://schemas.openxmlformats.org/officeDocument/2006/relationships" xmlns:m="http://schemas.openxmlformats.org/officeDocument/2006/math" xmlns:v="urn:schemas-microsoft-com:vml" xmlns:wp14="http://schemas.microsoft.com/office/word/2010/wordprocessingDrawing" xmlns:wp="http://schemas.openxmlformats.org/drawingml/2006/wordprocessingDrawing" xmlns:w10="urn:schemas-microsoft-com:office:word" xmlns:w="http://schemas.openxmlformats.org/wordprocessingml/2006/main" xmlns:w14="http://schemas.microsoft.com/office/word/2010/wordml" xmlns:w15="http://schemas.microsoft.com/office/word/2012/wordml" xmlns:w16cex="http://schemas.microsoft.com/office/word/2018/wordml/cex" xmlns:w16cid="http://schemas.microsoft.com/office/word/2016/wordml/cid" xmlns:w16="http://schemas.microsoft.com/office/word/2018/wordml" xmlns:w16du="http://schemas.microsoft.com/office/word/2023/wordml/word16du" xmlns:w16sdtdh="http://schemas.microsoft.com/office/word/2020/wordml/sdtdatahash" xmlns:w16sdtfl="http://schemas.microsoft.com/office/word/2024/wordml/sdtformatlock" xmlns:w16se="http://schemas.microsoft.com/office/word/2015/wordml/symex" xmlns:wpg="http://schemas.microsoft.com/office/word/2010/wordprocessingGroup" xmlns:wpi="http://schemas.microsoft.com/office/word/2010/wordprocessingInk" xmlns:wne="http://schemas.microsoft.com/office/word/2006/wordml" xmlns:wps="http://schemas.microsoft.com/office/word/2010/wordprocessingShape" mc:Ignorable="w14 w15 w16se w16cid w16 w16cex w16sdtdh w16sdtfl w16du wp14">
   <w:body>
     <w:p>
       <w:pPr>
@@ -8,214 +8,376 @@
       </w:pPr>
       <w:r>
         <w:rPr>
+          <w:rFonts w:hint="cs"/>
+          <w:rtl/>
+        </w:rPr>
+        <w:t>اندازه‌گیری تفسیرپذیر و خودکار آنتی‌بایوگرام دیسک-دیفیوژن از تصاویر تلفن همراه با بینایی ماشین کلاسیک</w:t>
+      </w:r>
+    </w:p>
+    <w:p>
+      <w:pPr>
+        <w:pStyle w:val="Authors"/>
+        <w:framePr w:wrap="around"/>
+      </w:pPr>
+      <w:r>
+        <w:rPr>
+          <w:rFonts w:hint="cs"/>
+          <w:rtl/>
+        </w:rPr>
+        <w:t>مهیار حدادها</w:t>
+      </w:r>
+      <w:r>
+        <w:rPr>
+          <w:vertAlign w:val="superscript"/>
+        </w:rPr>
+        <w:t>۱</w:t>
+      </w:r>
+      <w:r>
+        <w:rPr>
+          <w:rFonts w:hint="cs"/>
+          <w:rtl/>
+        </w:rPr>
+        <w:t>، غزل مقاره‌زاده اصفهانی</w:t>
+      </w:r>
+      <w:r>
+        <w:rPr>
+          <w:vertAlign w:val="superscript"/>
+        </w:rPr>
+        <w:t>۲</w:t>
+      </w:r>
+      <w:r>
+        <w:rPr>
+          <w:rFonts w:hint="cs"/>
+          <w:rtl/>
+        </w:rPr>
+        <w:t>، محمدرضا یزدچی</w:t>
+      </w:r>
+      <w:r>
+        <w:rPr>
+          <w:rFonts w:hint="cs"/>
+          <w:vertAlign w:val="superscript"/>
+          <w:rtl/>
+        </w:rPr>
+        <w:t>*۳</w:t>
+      </w:r>
+      <w:r>
+        <w:rPr>
+          <w:rFonts w:hint="cs"/>
+          <w:rtl/>
+        </w:rPr>
+        <w:t>، داریوش شکری</w:t>
+      </w:r>
+      <w:r>
+        <w:rPr>
+          <w:vertAlign w:val="superscript"/>
+        </w:rPr>
+        <w:t>۴</w:t>
+      </w:r>
+      <w:r>
+        <w:rPr>
+          <w:rFonts w:hint="cs"/>
+          <w:rtl/>
+        </w:rPr>
+        <w:t>، سید محمدعلی هاشمی‌پور</w:t>
+      </w:r>
+      <w:r>
+        <w:rPr>
+          <w:vertAlign w:val="superscript"/>
+        </w:rPr>
+        <w:t>۵</w:t>
+      </w:r>
+    </w:p>
+    <w:p>
+      <w:pPr>
+        <w:pStyle w:val="Affiliations"/>
+        <w:framePr w:wrap="around"/>
+        <w:rPr>
+          <w:sz w:val="20"/>
+          <w:szCs w:val="20"/>
+        </w:rPr>
+      </w:pPr>
+      <w:r>
+        <w:rPr>
+          <w:rFonts w:hint="cs"/>
+          <w:sz w:val="20"/>
+          <w:szCs w:val="20"/>
+          <w:rtl/>
+        </w:rPr>
+        <w:t>۱ گروه مهندسی پزشکی، دانشکده‌ی مهندسی، دانشگاه اصفهان، اصفهان، ایران</w:t>
+      </w:r>
+    </w:p>
+    <w:p>
+      <w:pPr>
+        <w:pStyle w:val="Affiliations"/>
+        <w:framePr w:wrap="around"/>
+        <w:rPr>
+          <w:sz w:val="20"/>
+          <w:szCs w:val="20"/>
+        </w:rPr>
+      </w:pPr>
+      <w:r>
+        <w:rPr>
+          <w:rFonts w:hint="cs"/>
+          <w:sz w:val="20"/>
+          <w:szCs w:val="20"/>
+          <w:rtl/>
+        </w:rPr>
+        <w:t>۲ گروه مهندسی پزشکی، دانشکده‌ی مهندسی، دانشگاه اصفهان، اصفهان، ایران</w:t>
+      </w:r>
+    </w:p>
+    <w:p>
+      <w:pPr>
+        <w:pStyle w:val="Affiliations"/>
+        <w:framePr w:wrap="around"/>
+        <w:rPr>
+          <w:sz w:val="20"/>
+          <w:szCs w:val="20"/>
+        </w:rPr>
+      </w:pPr>
+      <w:r>
+        <w:rPr>
+          <w:rFonts w:hint="cs"/>
+          <w:sz w:val="20"/>
+          <w:szCs w:val="20"/>
+          <w:rtl/>
+        </w:rPr>
+        <w:t>۳ گروه مهندسی پزشکی، دانشکده‌ی مهندسی، دانشگاه اصفهان، اصفهان، ایران</w:t>
+      </w:r>
+    </w:p>
+    <w:p>
+      <w:pPr>
+        <w:pStyle w:val="Affiliations"/>
+        <w:framePr w:wrap="around"/>
+        <w:rPr>
+          <w:sz w:val="20"/>
+          <w:szCs w:val="20"/>
+        </w:rPr>
+      </w:pPr>
+      <w:r>
+        <w:rPr>
+          <w:rFonts w:hint="cs"/>
+          <w:sz w:val="20"/>
+          <w:szCs w:val="20"/>
+          <w:rtl/>
+        </w:rPr>
+        <w:t>۴ شرکت دارا ویرا آزما، مرکز رشد و کارآفرینی دانشگاه اصفهان و آزمایشگاه خصوصی نوبل، اصفهان، ایران</w:t>
+      </w:r>
+    </w:p>
+    <w:p>
+      <w:pPr>
+        <w:pStyle w:val="Affiliations"/>
+        <w:framePr w:wrap="around"/>
+        <w:rPr>
+          <w:sz w:val="16"/>
+        </w:rPr>
+      </w:pPr>
+      <w:r>
+        <w:rPr>
+          <w:rFonts w:hint="cs"/>
+          <w:sz w:val="20"/>
+          <w:szCs w:val="20"/>
+          <w:rtl/>
+        </w:rPr>
+        <w:t>۵ شرکت نیلگون سپهر سلامت، واحد تحقیق و توسعه، اصفهان، ایران</w:t>
+      </w:r>
+    </w:p>
+    <w:p>
+      <w:pPr>
+        <w:pStyle w:val="Affiliations"/>
+        <w:framePr w:wrap="around"/>
+        <w:bidi w:val="0"/>
+        <w:rPr>
+          <w:vertAlign w:val="superscript"/>
+        </w:rPr>
+      </w:pPr>
+      <w:r>
+        <w:rPr>
+          <w:sz w:val="16"/>
+          <w:vertAlign w:val="superscript"/>
+        </w:rPr>
+        <w:t>1</w:t>
+      </w:r>
+      <w:r>
+        <w:rPr>
+          <w:sz w:val="16"/>
+        </w:rPr>
+        <w:t xml:space="preserve">mahyarhaddadha@gmail.com, </w:t>
+      </w:r>
+      <w:r>
+        <w:rPr>
+          <w:sz w:val="16"/>
+          <w:vertAlign w:val="superscript"/>
+        </w:rPr>
+        <w:t>2</w:t>
+      </w:r>
+      <w:r>
+        <w:rPr>
+          <w:sz w:val="16"/>
+        </w:rPr>
+        <w:t xml:space="preserve">gh.mogharehzadeh@eng.ui.ac.ir, </w:t>
+      </w:r>
+      <w:r>
+        <w:rPr>
+          <w:sz w:val="16"/>
+          <w:vertAlign w:val="superscript"/>
+        </w:rPr>
+        <w:t>3</w:t>
+      </w:r>
+      <w:r>
+        <w:rPr>
+          <w:sz w:val="16"/>
+        </w:rPr>
+        <w:t xml:space="preserve">yazdchi@eng.ui.ac.ir, </w:t>
+      </w:r>
+      <w:r>
+        <w:rPr>
+          <w:sz w:val="16"/>
+          <w:vertAlign w:val="superscript"/>
+        </w:rPr>
+        <w:t>4</w:t>
+      </w:r>
+      <w:r>
+        <w:rPr>
+          <w:sz w:val="16"/>
+        </w:rPr>
+        <w:t xml:space="preserve">dariush.shokri61@yahoo.com, </w:t>
+      </w:r>
+      <w:r>
+        <w:rPr>
+          <w:sz w:val="16"/>
+          <w:vertAlign w:val="superscript"/>
+        </w:rPr>
+        <w:t>5</w:t>
+      </w:r>
+      <w:r>
+        <w:rPr>
+          <w:sz w:val="16"/>
+        </w:rPr>
+        <w:t>M.alihashemip@gmail.com</w:t>
+      </w:r>
+    </w:p>
+    <w:p>
+      <w:pPr>
+        <w:pStyle w:val="Abstract"/>
+      </w:pPr>
+    </w:p>
+    <w:p>
+      <w:pPr>
+        <w:pStyle w:val="Abstract"/>
+        <w:rPr>
+          <w:rtl/>
+        </w:rPr>
+      </w:pPr>
+      <w:r>
+        <w:rPr>
+          <w:rFonts w:hint="cs"/>
+          <w:rtl/>
+        </w:rPr>
+        <w:t xml:space="preserve">چکیده − قطر هاله عدم‌رشد اطراف هر دیسک آنتی‌بیوتیکی، در آزمون مرسوم دیسک-دیفیوژن، معمولاً به‌صورت دستی و با کولیس اندازه‌گیری می‌شود. در این مقاله، فرآیندی</w:t>
+      </w:r>
+      <w:r>
+        <w:rPr>
+          <w:rStyle w:val="FootnoteReference"/>
+          <w:rFonts w:ascii="Mitra" w:hAnsi="Mitra" w:cs="Mitra"/>
+        </w:rPr>
+        <w:footnoteReference w:id="1"/>
+      </w:r>
+      <w:r>
+        <w:rPr>
+          <w:rFonts w:hint="cs"/>
+          <w:rtl/>
+        </w:rPr>
+        <w:t xml:space="preserve"> تماماً کلاسیک در بینایی ماشین معرفی می‌شود که بدون استفاده از یادگیری ماشین، تنها از روی یک عکس ساده‌ی تلفن‌همراه، ظرف یا ظرف‌های پتری، دیسک‌های آنتی‌بیوتیک، مرز هاله‌ عدم‌رشد و رخدادهای غیرعادی داخل هاله را  تشخیص می‌دهد. ظرف پتری با آستانه‌گذاری چندسطحی ناحیه‌ای شناسایی می‌شود؛ دیسک‌ها با ترکیب دو روش مکمل استخراج می‌شوند و مرز هاله از ادغام سه شاخه‌ی مستقل (مبتنی بر پروفایل شعاعی، ناحیه‌بندی و رشد کنترل‌شده) به‌دست می‌آید. تمام پارامترهای هندسی نسبت به اندازه‌ی ظرف یا دیسک، نه پیکسلِ مطلق، تعریف شده‌اند تا فرآیند بدون آموزش مجدد، روی دوربین، نور و مقیاس متفاوت هم عمل کند. ارزیابی کمّی روی یک مجموعه‌داده‌ مستقل و کارشناسی‌شده (۱۱ عکس، ۹۳ دیسک) امتیاز </w:t>
+      </w:r>
+      <w:r>
+        <w:rPr>
+          <w:i w:val="0"/>
+          <w:iCs/>
+          <w:sz w:val="16"/>
+          <w:szCs w:val="16"/>
+        </w:rPr>
+        <w:t>F1</w:t>
+      </w:r>
+      <w:r>
+        <w:rPr>
+          <w:rFonts w:hint="cs"/>
+          <w:rtl/>
+        </w:rPr>
+        <w:t xml:space="preserve"> برای تشخیص دیسک را ۰٫۹۸۹ و خطای میانگین قطر هاله را ۳٫۸۵ میلی‌متر گزارش می‌کند. همچنین، طبقه‌بندی بالینی حساس/متوسط/مقاوم، بر اساس استاندارد اروپایی ارزیابی حساسیت میکروبی</w:t>
+      </w:r>
+      <w:r>
+        <w:rPr>
+          <w:rStyle w:val="FootnoteReference"/>
+        </w:rPr>
+        <w:t xml:space="preserve"> </w:t>
+      </w:r>
+      <w:r>
+        <w:rPr>
+          <w:rStyle w:val="FootnoteReference"/>
+          <w:rFonts w:ascii="Mitra" w:hAnsi="Mitra" w:cs="Mitra"/>
+        </w:rPr>
+        <w:footnoteReference w:id="2"/>
+      </w:r>
+      <w:r>
+        <w:rPr>
+          <w:rFonts w:hint="cs"/>
+          <w:rtl/>
+        </w:rPr>
+        <w:t xml:space="preserve">، نیز پیاده‌سازی و سنجیده شد. نتایج نشان می‌دهند دقت فعلی فرآیند هنوز به سطح پذیرش بالینی نرسیده است، اما مسیری برای بهبود آن به‌کمک یک مدل ریاضی مبتنی بر فیزیک نفوذ دارو پیشنهاد شده است. این پژوهش در قالبِ یک مطالعه‌ی پایلوت (Pilot Study) و اثباتِ مفهومِ اولیه (Proof of Concept) انجام شده و پیش از هرگونه استقرارِ بالینی، به اعتبارسنجی روی مجموعه‌داده‌های بزرگ‌تر نیاز دارد.</w:t>
+      </w:r>
+    </w:p>
+    <w:p>
+      <w:pPr>
+        <w:pStyle w:val="Abstract"/>
+      </w:pPr>
+    </w:p>
+    <w:p>
+      <w:pPr>
+        <w:pStyle w:val="Index"/>
+      </w:pPr>
+      <w:r>
+        <w:rPr>
+          <w:rFonts w:hint="cs"/>
           <w:b/>
           <w:bCs/>
-          <w:rFonts w:hint="cs"/>
-          <w:rtl/>
-        </w:rPr>
-        <w:t xml:space="preserve">اندازه‌گیری تفسیرپذیر و خودکار آنتی‌بایوگرام دیسک-دیفیوژن از تصاویر تلفن همراه با بینایی ماشین کلاسیک</w:t>
+          <w:sz w:val="20"/>
+          <w:szCs w:val="24"/>
+          <w:rtl/>
+        </w:rPr>
+        <w:t xml:space="preserve">واژه‌های کلیدی: </w:t>
+      </w:r>
+      <w:r>
+        <w:rPr>
+          <w:rFonts w:hint="cs"/>
+          <w:sz w:val="20"/>
+          <w:szCs w:val="24"/>
+          <w:rtl/>
+        </w:rPr>
+        <w:t xml:space="preserve">آنتی‌بایوگرام، بینایی ماشین کلاسیک، پردازش تصویر پزشکی، تشخیص دیسک-دیفیوژن، تقسیم‌بندی تصویر، هاله‌ی عدم‌رشد، استاندارد </w:t>
+      </w:r>
+      <w:r>
+        <w:rPr>
+          <w:rFonts w:asciiTheme="majorBidi" w:hAnsiTheme="majorBidi" w:cstheme="majorBidi"/>
+          <w:sz w:val="14"/>
+          <w:szCs w:val="18"/>
+          <w:rtl/>
+        </w:rPr>
+        <w:t>EUCAST</w:t>
       </w:r>
     </w:p>
     <w:p>
       <w:pPr>
-        <w:pStyle w:val="Authors"/>
-      </w:pPr>
-      <w:r>
-        <w:rPr>
-          <w:rFonts w:hint="cs"/>
-          <w:rtl/>
-        </w:rPr>
-        <w:t xml:space="preserve">مهیار حدادها</w:t>
-      </w:r>
-      <w:r>
-        <w:t xml:space="preserve">۱</w:t>
-      </w:r>
-      <w:r>
-        <w:rPr>
-          <w:rFonts w:hint="cs"/>
-          <w:rtl/>
-        </w:rPr>
-        <w:t xml:space="preserve">، غزل مقاره‌زاده اصفهانی</w:t>
-      </w:r>
-      <w:r>
-        <w:t xml:space="preserve">۲</w:t>
-      </w:r>
-      <w:r>
-        <w:rPr>
-          <w:rFonts w:hint="cs"/>
-          <w:rtl/>
-        </w:rPr>
-        <w:t xml:space="preserve">، محمدرضا یزدچی</w:t>
-      </w:r>
-      <w:r>
-        <w:t xml:space="preserve">۳</w:t>
-      </w:r>
-      <w:r>
-        <w:t xml:space="preserve">*</w:t>
-      </w:r>
-      <w:r>
-        <w:rPr>
-          <w:rStyle w:val="FootnoteReference"/>
-        </w:rPr>
-        <w:footnoteReference w:id="1"/>
-      </w:r>
-      <w:r>
-        <w:rPr>
-          <w:rFonts w:hint="cs"/>
-          <w:rtl/>
-        </w:rPr>
-        <w:t xml:space="preserve">، داریوش شکری</w:t>
-      </w:r>
-      <w:r>
-        <w:t xml:space="preserve">۴</w:t>
-      </w:r>
-      <w:r>
-        <w:rPr>
-          <w:rFonts w:hint="cs"/>
-          <w:rtl/>
-        </w:rPr>
-        <w:t xml:space="preserve">، سید محمدعلی هاشمی‌پور</w:t>
-      </w:r>
-      <w:r>
-        <w:t xml:space="preserve">۵</w:t>
-      </w:r>
-    </w:p>
-    <w:p>
-      <w:pPr>
-        <w:pStyle w:val="Affiliations"/>
-      </w:pPr>
-      <w:r>
-        <w:rPr>
-          <w:rFonts w:hint="cs"/>
-          <w:rtl/>
-        </w:rPr>
-        <w:t xml:space="preserve">۱ گروه مهندسی پزشکی، دانشکده‌ی مهندسی، دانشگاه اصفهان، اصفهان، ایران</w:t>
-      </w:r>
-    </w:p>
-    <w:p>
-      <w:pPr>
-        <w:pStyle w:val="Affiliations"/>
-      </w:pPr>
-      <w:r>
-        <w:rPr>
-          <w:rFonts w:hint="cs"/>
-          <w:rtl/>
-        </w:rPr>
-        <w:t xml:space="preserve">۲ گروه مهندسی پزشکی، دانشکده‌ی مهندسی، دانشگاه اصفهان، اصفهان، ایران</w:t>
-      </w:r>
-    </w:p>
-    <w:p>
-      <w:pPr>
-        <w:pStyle w:val="Affiliations"/>
-      </w:pPr>
-      <w:r>
-        <w:rPr>
-          <w:rFonts w:hint="cs"/>
-          <w:rtl/>
-        </w:rPr>
-        <w:t xml:space="preserve">۳ گروه مهندسی پزشکی، دانشکده‌ی مهندسی، دانشگاه اصفهان، اصفهان، ایران</w:t>
-      </w:r>
-    </w:p>
-    <w:p>
-      <w:pPr>
-        <w:pStyle w:val="Affiliations"/>
-      </w:pPr>
-      <w:r>
-        <w:rPr>
-          <w:rFonts w:hint="cs"/>
-          <w:rtl/>
-        </w:rPr>
-        <w:t xml:space="preserve">۴ شرکت دارا ویرا آزما، مرکز رشد و کارآفرینی دانشگاه اصفهان و آزمایشگاه خصوصی نوبل، اصفهان، ایران</w:t>
-      </w:r>
-    </w:p>
-    <w:p>
-      <w:pPr>
-        <w:pStyle w:val="Affiliations"/>
-      </w:pPr>
-      <w:r>
-        <w:rPr>
-          <w:rFonts w:hint="cs"/>
-          <w:rtl/>
-        </w:rPr>
-        <w:t xml:space="preserve">۵ شرکت نیلگون سپهر سلامت، واحد تحقیق و توسعه، اصفهان، ایران</w:t>
-      </w:r>
-    </w:p>
-    <w:p>
-      <w:pPr>
-        <w:pStyle w:val="Affiliations"/>
-      </w:pPr>
-      <w:r>
-        <w:t xml:space="preserve">mahyarhaddadha@gmail.com, gh.mogharehzadeh@eng.ui.ac.ir, yazdchi@eng.ui.ac.ir, dariush.shokri61@yahoo.com, M.alihashemip@gmail.com</w:t>
-      </w:r>
-    </w:p>
-    <w:p>
-      <w:pPr>
-        <w:pStyle w:val="Abstract"/>
-      </w:pPr>
-      <w:r>
-        <w:rPr>
-          <w:rFonts w:hint="cs"/>
-          <w:rtl/>
-        </w:rPr>
-        <w:t xml:space="preserve">چکیده − قطرِ هاله‌ی عدمِ‌رشد اطرافِ هر دیسکِ آنتی‌بیوتیکی، در آزمونِ رایجِ دیسک-دیفیوژن، معمولاً به‌صورتِ دستی و با کولیس اندازه‌گیری می‌شود. در این مقاله، فرآیندی</w:t>
-      </w:r>
-      <w:r>
-        <w:rPr>
-          <w:rStyle w:val="FootnoteReference"/>
-        </w:rPr>
-        <w:footnoteReference w:id="2"/>
-      </w:r>
-      <w:r>
-        <w:rPr>
-          <w:rFonts w:hint="cs"/>
-          <w:rtl/>
-        </w:rPr>
-        <w:t xml:space="preserve"> تماماً کلاسیک در بینایی ماشین معرفی می‌شود که بدونِ استفاده از یادگیریِ ماشین، تنها از رویِ یک عکسِ ساده‌ی تلفن‌همراه، ظرف یا ظرف‌هایِ پتری، دیسک‌هایِ آنتی‌بیوتیک، مرزِ هاله‌ی عدمِ‌رشد، و رخدادهایِ غیرعادیِ داخلِ هاله را به‌ترتیب تشخیص می‌دهد. ظرفِ پتری با آستانه‌گذاریِ چندسطحیِ ناحیه‌ای شناسایی می‌شود؛ دیسک‌ها با ترکیبِ دو روشِ مکمل استخراج می‌شوند؛ و مرزِ هاله از ادغامِ سه شاخه‌ی مستقل—مبتنی بر پروفایلِ شعاعی، ناحیه‌بندی، و رشدِ کنترل‌شده—به‌دست می‌آید. تمامِ پارامترهایِ هندسی نسبت به اندازه‌ی ظرف یا دیسک تعریف شده‌اند، نه پیکسلِ مطلق، تا فرآیند بدونِ آموزشِ مجدد، رویِ دوربین، نور و مقیاسِ متفاوت هم کار کند. ارزیابیِ کمّی رویِ یک مجموعه‌داده‌ی مستقل و کارشناسی‌شده (۱۱ عکس، ۹۳ دیسک) نشان می‌دهد امتیازِ F1 برایِ تشخیصِ دیسک به ۰٫۹۸۹ و خطایِ میانگینِ قطرِ هاله به ۳٫۸۵ میلی‌متر می‌رسد؛ این نتایج، بدونِ هیچ تغییری، رویِ دو سامانه‌ی کاملاً مستقلِ دیگر نیز بازتولید شدند. طبقه‌بندیِ بالینیِ حساس/متوسط/مقاوم، بر اساسِ استانداردِ</w:t>
-      </w:r>
-      <w:r>
-        <w:rPr>
-          <w:rStyle w:val="FootnoteReference"/>
-        </w:rPr>
-        <w:footnoteReference w:id="3"/>
-      </w:r>
-      <w:r>
-        <w:rPr>
-          <w:rFonts w:hint="cs"/>
-          <w:rtl/>
-        </w:rPr>
-        <w:t xml:space="preserve"> اروپاییِ ارزیابیِ حساسیتِ میکروبی، نیز پیاده‌سازی و سنجیده شد. نتایج نشان می‌دهند دقتِ فعلیِ فرآیند هنوز به سطحِ پذیرشِ بالینی نرسیده است، اما مسیرِ بهبودِ آن—به‌کمکِ یک مدلِ ریاضیِ مبتنی بر فیزیکِ نفوذِ دارو—در این مقاله مشخص شده است.</w:t>
-      </w:r>
-    </w:p>
-    <w:p>
-      <w:pPr>
-        <w:pStyle w:val="Index"/>
-      </w:pPr>
-      <w:r>
-        <w:rPr>
-          <w:b/>
-          <w:bCs/>
-          <w:rFonts w:hint="cs"/>
-          <w:rtl/>
-        </w:rPr>
-        <w:t xml:space="preserve">واژه‌های کلیدی: </w:t>
-      </w:r>
-      <w:r>
-        <w:rPr>
-          <w:rFonts w:hint="cs"/>
-          <w:rtl/>
-        </w:rPr>
-        <w:t xml:space="preserve">آنتی‌بایوگرام، بینایی ماشین کلاسیک، پردازش تصویر پزشکی، تشخیص دیسک-دیفیوژن، تقسیم‌بندی تصویر، هاله‌ی عدم‌رشد، استاندارد EUCAST</w:t>
-      </w:r>
-    </w:p>
-    <w:p>
-      <w:pPr>
         <w:sectPr>
+          <w:footnotePr>
+            <w:numRestart w:val="eachPage"/>
+          </w:footnotePr>
           <w:type w:val="continuous"/>
           <w:pgSz w:w="11906" w:h="16838" w:code="9"/>
           <w:pgMar w:top="1418" w:right="1134" w:bottom="1418" w:left="1134" w:header="851" w:footer="567" w:gutter="0"/>
-          <w:cols w:num="1"/>
+          <w:cols w:space="720"/>
           <w:bidi/>
           <w:rtlGutter/>
+          <w15:footnoteColumns w:val="2"/>
         </w:sectPr>
       </w:pPr>
     </w:p>
@@ -225,12 +387,10 @@
       </w:pPr>
       <w:r>
         <w:rPr>
-          <w:b/>
-          <w:bCs/>
-          <w:rFonts w:hint="cs"/>
-          <w:rtl/>
-        </w:rPr>
-        <w:t xml:space="preserve">مقدمه</w:t>
+          <w:rFonts w:hint="cs"/>
+          <w:rtl/>
+        </w:rPr>
+        <w:t>مقدمه</w:t>
       </w:r>
     </w:p>
     <w:p>
@@ -242,7 +402,7 @@
           <w:rFonts w:hint="cs"/>
           <w:rtl/>
         </w:rPr>
-        <w:t xml:space="preserve">مقاومتِ باکتری‌ها در برابرِ آنتی‌بیوتیک‌ها، یکی از جدی‌ترین چالش‌های سلامتِ عمومی در جهان به‌شمار می‌رود. برای انتخابِ درستِ دارو برایِ هر بیمار، پزشک باید از پیش بداند باکتریِ عاملِ بیماری به کدام آنتی‌بیوتیک حساس است.</w:t>
+        <w:t xml:space="preserve">مقاومت باکتری‌ها در برابر آنتی‌بیوتیک‌ها، یکی از جدی‌ترین چالش‌های سلامت عمومی در جهان به‌شمار می‌رود. برای انتخاب صحیح دارو برای هر بیمار، پزشک باید از پیش بداند باکتری عامل بیماری به کدام آنتی‌بیوتیک حساس است.</w:t>
       </w:r>
     </w:p>
     <w:p>
@@ -254,11 +414,26 @@
           <w:rFonts w:hint="cs"/>
           <w:rtl/>
         </w:rPr>
-        <w:t xml:space="preserve">یکی از رایج‌ترین روش‌های آزمایشگاهی برایِ این سنجش، آزمونِ دیسک-دیفیوژن</w:t>
+        <w:t>یکی از رایج‌ترین روش‌های آزمایشگاهی برای این سنجش، آزمون دیسک-دیفیوژن</w:t>
       </w:r>
       <w:r>
         <w:rPr>
           <w:rStyle w:val="FootnoteReference"/>
+          <w:rFonts w:ascii="Mitra" w:hAnsi="Mitra" w:cs="Mitra"/>
+        </w:rPr>
+        <w:footnoteReference w:id="3"/>
+      </w:r>
+      <w:r>
+        <w:rPr>
+          <w:rFonts w:hint="cs"/>
+          <w:rtl/>
+        </w:rPr>
+        <w:t xml:space="preserve"> است که آزمون کربی-بائر</w:t>
+      </w:r>
+      <w:r>
+        <w:rPr>
+          <w:rStyle w:val="FootnoteReference"/>
+          <w:rFonts w:ascii="Mitra" w:hAnsi="Mitra" w:cs="Mitra"/>
         </w:rPr>
         <w:footnoteReference w:id="4"/>
       </w:r>
@@ -267,11 +442,12 @@
           <w:rFonts w:hint="cs"/>
           <w:rtl/>
         </w:rPr>
-        <w:t xml:space="preserve"> است که آزمونِ کربی-بائر</w:t>
+        <w:t xml:space="preserve"> نیز نامیده می‌شود. در این آزمون، دیسک‌های کوچک کاغذی که هرکدام به یک آنتی‌بیوتیک مشخص آغشته شده‌اند، روی سطح یک ظرف کشت باکتری</w:t>
       </w:r>
       <w:r>
         <w:rPr>
           <w:rStyle w:val="FootnoteReference"/>
+          <w:rFonts w:ascii="Mitra" w:hAnsi="Mitra" w:cs="Mitra"/>
         </w:rPr>
         <w:footnoteReference w:id="5"/>
       </w:r>
@@ -280,20 +456,7 @@
           <w:rFonts w:hint="cs"/>
           <w:rtl/>
         </w:rPr>
-        <w:t xml:space="preserve"> نیز نامیده می‌شود. در این آزمون، دیسک‌های کوچکِ کاغذی که هرکدام به یک آنتی‌بیوتیکِ مشخص آغشته شده‌اند، رویِ سطحِ یک ظرفِ کشتِ باکتری، یعنی ظرفِ پتری</w:t>
-      </w:r>
-      <w:r>
-        <w:rPr>
-          <w:rStyle w:val="FootnoteReference"/>
-        </w:rPr>
-        <w:footnoteReference w:id="6"/>
-      </w:r>
-      <w:r>
-        <w:rPr>
-          <w:rFonts w:hint="cs"/>
-          <w:rtl/>
-        </w:rPr>
-        <w:t xml:space="preserve">، قرار می‌گیرند. اگر باکتری نسبت به آن آنتی‌بیوتیک حساس باشد، دورِ دیسک یک منطقه‌ی دایره‌ای بدونِ رشدِ باکتری شکل می‌گیرد که هاله‌ی عدمِ‌رشد نام دارد. هرچه قطرِ این هاله بزرگ‌تر باشد، باکتری به آن دارو حساس‌تر است.</w:t>
+        <w:t xml:space="preserve">، قرار می‌گیرند. اگر باکتری نسبت به آن آنتی‌بیوتیک حساس باشد، اطراف دیسک ناحیه دایره‌ای بدون رشد باکتری شکل می‌گیرد که هاله‌ عدم‌رشد نام دارد. هرچه قطر این هاله بزرگ‌تر باشد، باکتری به آن دارو حساس‌تر است.</w:t>
       </w:r>
     </w:p>
     <w:p>
@@ -305,7 +468,7 @@
           <w:rFonts w:hint="cs"/>
           <w:rtl/>
         </w:rPr>
-        <w:t xml:space="preserve">در روالِ رایجِ آزمایشگاهی، قطرِ هاله با خط‌کش یا کولیس و به‌صورتِ دستی اندازه‌گیری می‌شود. این اندازه‌گیریِ دستی هم زمان‌بر است، هم به مهارتِ فردِ اندازه‌گیرنده وابسته است، و هم می‌تواند بینِ افرادِ مختلف، یا حتی برایِ یک نفر در دو نوبتِ جداگانه، نتیجه‌ی کمی متفاوت بدهد.</w:t>
+        <w:t xml:space="preserve">در روال رایج آزمایشگاهی، قطر هاله با خط‌کش یا کولیس و به‌صورت دستی اندازه‌گیری می‌شود. این اندازه‌گیری دستی زمان‌بر و وابسته به مهارت فرد است و قرائت آن می‌تواند بین افراد مختلف، یا حتی برای یک نفر در دو نوبت جداگانه، متفاوت باشد.</w:t>
       </w:r>
     </w:p>
     <w:p>
@@ -317,39 +480,47 @@
           <w:rFonts w:hint="cs"/>
           <w:rtl/>
         </w:rPr>
-        <w:t xml:space="preserve">برایِ خودکارسازیِ همین اندازه‌گیری، از دهه‌ی ۱۹۹۰ تاکنون سامانه‌های گوناگونِ تحلیلِ تصویر پیشنهاد شده‌اند</w:t>
-      </w:r>
-      <w:r>
-        <w:t xml:space="preserve">[۱]</w:t>
-      </w:r>
-      <w:r>
-        <w:t xml:space="preserve">[۲]</w:t>
-      </w:r>
-      <w:r>
-        <w:t xml:space="preserve">[۳]</w:t>
-      </w:r>
-      <w:r>
-        <w:t xml:space="preserve">[۴]</w:t>
-      </w:r>
-      <w:r>
-        <w:rPr>
-          <w:rFonts w:hint="cs"/>
-          <w:rtl/>
-        </w:rPr>
-        <w:t xml:space="preserve">، و اخیراً چند اپلیکیشنِ موبایلِ مبتنی بر یادگیریِ ماشین نیز به همین هدف معرفی شده‌اند</w:t>
-      </w:r>
-      <w:r>
-        <w:t xml:space="preserve">[۵]</w:t>
-      </w:r>
-      <w:r>
-        <w:t xml:space="preserve">[۶]</w:t>
-      </w:r>
-      <w:r>
-        <w:rPr>
-          <w:rFonts w:hint="cs"/>
-          <w:rtl/>
-        </w:rPr>
-        <w:t xml:space="preserve">. این کارها نشان می‌دهند خودکارسازیِ این آزمون شدنی و مفید است، هرچند بیشترِ آن‌ها یا به مجموعه‌داده‌ی برچسب‌خورده‌ی حجیم نیاز دارند، یا برایِ شرایطِ تصویربرداریِ محدودی طراحی شده‌اند.</w:t>
+        <w:t xml:space="preserve">برای خودکارسازی این اندازه‌گیری، از دهه‌ی ۱۹۹۰ سامانه‌های گوناگون تحلیل تصویر پیشنهاد شده‌ است</w:t>
+      </w:r>
+      <w:r>
+        <w:t>]</w:t>
+      </w:r>
+      <w:r>
+        <w:rPr>
+          <w:rFonts w:hint="cs"/>
+          <w:rtl/>
+        </w:rPr>
+        <w:t>1-4</w:t>
+      </w:r>
+      <w:r>
+        <w:t>[</w:t>
+      </w:r>
+      <w:r>
+        <w:rPr>
+          <w:rFonts w:hint="cs"/>
+          <w:rtl/>
+        </w:rPr>
+        <w:t xml:space="preserve">. در سال‌های اخیر، چند نرم‌افزار موبایلی مبتنی بر یادگیری ماشین نیز در این زمینه معرفی شده‌اند</w:t>
+      </w:r>
+      <w:r>
+        <w:t>]</w:t>
+      </w:r>
+      <w:r>
+        <w:rPr>
+          <w:rFonts w:hint="cs"/>
+          <w:rtl/>
+        </w:rPr>
+        <w:t>5،4</w:t>
+      </w:r>
+      <w:r>
+        <w:t>[</w:t>
+      </w:r>
+      <w:r>
+        <w:rPr>
+          <w:rFonts w:hint="cs"/>
+          <w:rtl/>
+        </w:rPr>
+        <w:t xml:space="preserve">. این پژوهش‌ها نشان می‌دهند خودکارسازی این آزمون شدنی و مفید است، هرچند بیشترِ آن‌ها یا به مجموعه‌داده‌ برچسب‌خورده‌ی حجیم نیاز دارند، یا برای شرایط تصویربرداری محدودی طراحی شده‌اند.</w:t>
       </w:r>
     </w:p>
     <w:p>
@@ -361,7 +532,7 @@
           <w:rFonts w:hint="cs"/>
           <w:rtl/>
         </w:rPr>
-        <w:t xml:space="preserve">در سال‌های اخیر، عکسِ گرفته‌شده با تلفنِ همراه به ابزاری ساده و در دسترس برایِ مستندسازی، و حتی اندازه‌گیریِ خودکارِ این آزمون، تبدیل شده است. در این مقاله، فرآیندی معرفی می‌شود که تنها از رویِ یک عکسِ ساده، بدونِ نیاز به دوربینِ تخصصی یا نورپردازیِ کنترل‌شده، محلِ ظرفِ پتری، محلِ دیسک‌های آنتی‌بیوتیک، و مرزِ دقیقِ هاله‌ی عدمِ‌رشد را به‌ترتیب تشخیص می‌دهد و قطرِ هر هاله را بر حسبِ میلی‌متر گزارش می‌کند.</w:t>
+        <w:t xml:space="preserve">در سال‌های اخیر، عکس گرفته‌شده با تلفن همراه به ابزاری ساده و در دسترس برای مستندسازی و حتی اندازه‌گیری خودکار این آزمون، تبدیل شده است. در این مقاله، فرآیندی معرفی می‌شود که تنها از روی یک عکس ساده، بدون نیاز به دوربین تخصصی یا نورپردازی کنترل‌شده، محل ظرف پتری، محل دیسک‌های آنتی‌بیوتیک و مرز دقیق هاله‌ عدم‌رشد را به‌ترتیب تشخیص می‌دهد و قطر هر هاله را بر حسب میلی‌متر گزارش می‌کند.</w:t>
       </w:r>
     </w:p>
     <w:p>
@@ -373,88 +544,153 @@
           <w:rFonts w:hint="cs"/>
           <w:rtl/>
         </w:rPr>
-        <w:t xml:space="preserve">برخلافِ بسیاری از سامانه‌های مشابه که بر یادگیریِ عمیق</w:t>
+        <w:t xml:space="preserve">برخلاف بسیاری از روش‌های مشابه که بر یادگیری عمیق</w:t>
       </w:r>
       <w:r>
         <w:rPr>
           <w:rStyle w:val="FootnoteReference"/>
-        </w:rPr>
-        <w:footnoteReference w:id="7"/>
-      </w:r>
-      <w:r>
-        <w:rPr>
-          <w:rFonts w:hint="cs"/>
-          <w:rtl/>
-        </w:rPr>
-        <w:t xml:space="preserve"> تکیه دارند، این فرآیند تماماً بر پایه‌ی روش‌های کلاسیکِ بینایی ماشین ساخته شده و به هیچ داده‌ی آموزشی نیاز ندارد. این انتخاب باعث می‌شود رفتارِ سامانه در هر مرحله قابلِ توضیح باشد، ویژگی‌ای که برایِ کاربردِ آزمایشگاهی و تجاری اهمیتِ زیادی دارد. افزون بر اندازه‌گیریِ قطر، این فرآیند نتیجه را طبقِ استانداردِ بین‌المللیِ EUCAST نیز به سه دسته‌ی حساس، متوسط، و مقاوم طبقه‌بندی می‌کند.</w:t>
+          <w:rFonts w:ascii="Mitra" w:hAnsi="Mitra" w:cs="Mitra"/>
+        </w:rPr>
+        <w:footnoteReference w:id="6"/>
+      </w:r>
+      <w:r>
+        <w:rPr>
+          <w:rFonts w:hint="cs"/>
+          <w:rtl/>
+        </w:rPr>
+        <w:t xml:space="preserve"> تکیه دارند، این فرآیند تماماً بر پایه‌ی روش‌های کلاسیک بینایی ماشین ساخته شده و به هیچ داده‌ آموزشی نیاز ندارد. این انتخاب باعث می‌شود رفتار سامانه در هر </w:t>
+        <w:lastRenderedPageBreak/>
+        <w:t xml:space="preserve">مرحله قابل توضیح باشد، ویژگی‌ای که برای کاربرد آزمایشگاهی و تجاری اهمیت زیادی دارد. افزون بر اندازه‌گیری قطر، این فرآیند نتیجه را طبق استاندارد بین‌المللی </w:t>
+      </w:r>
+      <w:r>
+        <w:rPr>
+          <w:rFonts w:asciiTheme="majorBidi" w:hAnsiTheme="majorBidi" w:cstheme="majorBidi"/>
+          <w:sz w:val="16"/>
+          <w:szCs w:val="20"/>
+          <w:rtl/>
+        </w:rPr>
+        <w:t>EUCAST</w:t>
+      </w:r>
+      <w:r>
+        <w:rPr>
+          <w:rFonts w:hint="cs"/>
+          <w:rtl/>
+        </w:rPr>
+        <w:t xml:space="preserve"> به سه دسته‌ی حساس، متوسط، و مقاوم طبقه‌بندی می‌کند. لازم به ذکر است که این پژوهش، در جایگاهِ یک مطالعه‌ی پایلوت (Pilot Study) و اثباتِ مفهوم (Proof of Concept)، گامِ نخستِ این مسیر را دنبال می‌کند.</w:t>
       </w:r>
     </w:p>
     <w:p>
       <w:pPr>
-        <w:pStyle w:val="Paragraph"/>
-      </w:pPr>
-      <w:r>
-        <w:rPr>
-          <w:rFonts w:hint="cs"/>
-          <w:rtl/>
-        </w:rPr>
-        <w:t xml:space="preserve">در ادامه‌ی این مقاله، ابتدا روشِ کار توضیح داده می‌شود، سپس نتایجِ ارزیابیِ آن رویِ یک مجموعه‌داده‌ی مستقل و کارشناسی‌شده ارائه می‌شود، و در پایان محدودیت‌های فعلی و مسیرِ پیشنهادی برایِ بهبودِ دقت بررسی می‌شود.</w:t>
+        <w:pStyle w:val="Heading1"/>
+      </w:pPr>
+      <w:r>
+        <w:rPr>
+          <w:rFonts w:hint="cs"/>
+          <w:rtl/>
+        </w:rPr>
+        <w:t>مواد و روش‌ها</w:t>
       </w:r>
     </w:p>
     <w:p>
       <w:pPr>
-        <w:pStyle w:val="Heading1"/>
-      </w:pPr>
-      <w:r>
-        <w:rPr>
-          <w:b/>
-          <w:bCs/>
-          <w:rFonts w:hint="cs"/>
-          <w:rtl/>
-        </w:rPr>
-        <w:t xml:space="preserve">مواد و روش‌ها</w:t>
+        <w:pStyle w:val="Heading2"/>
+      </w:pPr>
+      <w:r>
+        <w:rPr>
+          <w:rFonts w:hint="cs"/>
+          <w:rtl/>
+        </w:rPr>
+        <w:t>داده‌ها و تجهیزات تصویربرداری</w:t>
       </w:r>
     </w:p>
     <w:p>
       <w:pPr>
-        <w:pStyle w:val="Heading2"/>
-      </w:pPr>
-      <w:r>
-        <w:rPr>
-          <w:b/>
-          <w:bCs/>
-          <w:rFonts w:hint="cs"/>
-          <w:rtl/>
-        </w:rPr>
-        <w:t xml:space="preserve">داده‌ها و تجهیزاتِ تصویربرداری</w:t>
+        <w:pStyle w:val="Paragraph"/>
+      </w:pPr>
+      <w:r>
+        <w:rPr>
+          <w:rFonts w:hint="cs"/>
+          <w:rtl/>
+        </w:rPr>
+        <w:t xml:space="preserve">ورودی فرآیند تنها یک عکس دیجیتال از یک یا چند ظرف پتری است که با یک تلفن همراه معمولی گرفته می‌شود. هر ظرف می‌تواند شامل چندین دیسک آنتی‌بیوتیک استاندارد، با قطر فیزیکیِ ۶ میلی‌متر باشد که روی سطح محیط کشت قرار گرفته‌اند.</w:t>
       </w:r>
     </w:p>
     <w:p>
       <w:pPr>
         <w:pStyle w:val="Paragraph"/>
-      </w:pPr>
-      <w:r>
-        <w:rPr>
-          <w:rFonts w:hint="cs"/>
-          <w:rtl/>
-        </w:rPr>
-        <w:t xml:space="preserve">ورودیِ فرآیند تنها یک عکسِ دیجیتال از یک یا چند ظرفِ پتری است که با یک تلفنِ همراهِ معمولی گرفته می‌شود. هر ظرف می‌تواند شاملِ چندین دیسکِ آنتی‌بیوتیکِ استاندارد، با قطرِ فیزیکیِ ۶ میلی‌متر، باشد که رویِ سطحِ محیطِ کشت چیده شده‌اند.</w:t>
+        <w:rPr>
+          <w:rtl/>
+        </w:rPr>
+      </w:pPr>
+      <w:r>
+        <w:rPr>
+          <w:rFonts w:hint="cs"/>
+          <w:rtl/>
+        </w:rPr>
+        <w:t xml:space="preserve">تمامی پارامترهای هندسی فرآیند نسبت به اندازه‌ی خود ظرف یا دیسک، نه بر حسب پیکسل مطلق تعریف شده‌اند. به همین دلیل، این روش بدون نیاز به کالیبراسیون مجدد، با دوربین‌ها، فاصله‌ها و شرایط نوری متفاوت قابل استفاده است.</w:t>
       </w:r>
     </w:p>
     <w:p>
       <w:pPr>
-        <w:pStyle w:val="Paragraph"/>
-      </w:pPr>
-      <w:r>
-        <w:rPr>
-          <w:rFonts w:hint="cs"/>
-          <w:rtl/>
-        </w:rPr>
-        <w:t xml:space="preserve">تمامیِ پارامترهای هندسیِ فرآیند نسبت به اندازه‌ی خودِ ظرف یا دیسک تعریف شده‌اند، نه بر حسبِ پیکسلِ مطلق. به همین دلیل، این روش بدونِ نیاز به کالیبراسیونِ مجدد، با دوربین‌ها، فاصله‌ها، و شرایطِ نوریِ متفاوت نیز کار می‌کند.</w:t>
+        <w:pStyle w:val="Heading2"/>
+      </w:pPr>
+      <w:r>
+        <w:rPr>
+          <w:rFonts w:hint="cs"/>
+          <w:rtl/>
+        </w:rPr>
+        <w:t>تشخیص ظرف پتری</w:t>
       </w:r>
     </w:p>
     <w:p>
       <w:pPr>
+        <w:pStyle w:val="Paragraph"/>
+        <w:rPr>
+          <w:rtl/>
+        </w:rPr>
+      </w:pPr>
+      <w:r>
+        <w:rPr>
+          <w:rFonts w:hint="cs"/>
+          <w:rtl/>
+        </w:rPr>
+        <w:t>در نخستین گام، محل دقیق ظرف پتری در عکس با یک روش آستانه‌گذاری ناحیه‌ای چندسطحی، بر پایه‌ی روش اُتسو</w:t>
+      </w:r>
+      <w:r>
+        <w:rPr>
+          <w:rStyle w:val="FootnoteReference"/>
+          <w:rFonts w:ascii="Mitra" w:hAnsi="Mitra" w:cs="Mitra"/>
+        </w:rPr>
+        <w:footnoteReference w:id="7"/>
+      </w:r>
+      <w:r>
+        <w:rPr>
+          <w:rFonts w:hint="cs"/>
+          <w:rtl/>
+        </w:rPr>
+        <w:t xml:space="preserve"> مشخص می‌شود</w:t>
+      </w:r>
+      <w:r>
+        <w:t>[۸]</w:t>
+      </w:r>
+      <w:r>
+        <w:rPr>
+          <w:rFonts w:hint="cs"/>
+          <w:rtl/>
+        </w:rPr>
+        <w:t>. این روش، پیش از هر تحلیل دیگر ناهمواری نور عکس را اصلاح می‌کند و سپس لبه‌ ظرف را از پس‌زمینه جدا می‌نماید. در ارزیابی روش پیشنهادی، این گام بر روی ۱۱ عکس آزمایش‌شد و بدون خطا، ظرف پتری در تمامی عکس‌ها به‌درستی تشخیص داده شد.</w:t>
+      </w:r>
+    </w:p>
+    <w:p>
+      <w:pPr>
+        <w:pStyle w:val="Paragraph"/>
+        <w:rPr>
+          <w:rtl/>
+        </w:rPr>
+      </w:pPr>
+    </w:p>
+    <w:p>
+      <w:pPr>
         <w:pStyle w:val="FigurePosition"/>
       </w:pPr>
       <w:r>
@@ -462,8 +698,8 @@
           <w:noProof/>
         </w:rPr>
         <w:drawing>
-          <wp:inline distT="0" distB="0" distL="0" distR="0">
-            <wp:extent cx="2952750" cy="4447491"/>
+          <wp:inline distT="0" distB="0" distL="0" distR="0" wp14:anchorId="0DBACC0D" wp14:editId="1F810074">
+            <wp:extent cx="2673350" cy="3856877"/>
             <wp:effectExtent l="0" t="0" r="0" b="0"/>
             <wp:docPr id="101" name="Picture 101"/>
             <wp:cNvGraphicFramePr>
@@ -477,7 +713,7 @@
                     <pic:cNvPicPr/>
                   </pic:nvPicPr>
                   <pic:blipFill>
-                    <a:blip r:embed="rId20"/>
+                    <a:blip r:embed="rId8"/>
                     <a:stretch>
                       <a:fillRect/>
                     </a:stretch>
@@ -485,7 +721,7 @@
                   <pic:spPr>
                     <a:xfrm>
                       <a:off x="0" y="0"/>
-                      <a:ext cx="2952750" cy="4447491"/>
+                      <a:ext cx="2713142" cy="3914286"/>
                     </a:xfrm>
                     <a:prstGeom prst="rect">
                       <a:avLst/>
@@ -507,7 +743,7 @@
           <w:rFonts w:hint="cs"/>
           <w:rtl/>
         </w:rPr>
-        <w:t xml:space="preserve">شکل ۱ — نمایِ کلیِ مراحلِ فرآیند: از عکسِ ورودی تا گزارشِ نهاییِ قطرِ هر هاله.</w:t>
+        <w:t xml:space="preserve">شکل ۱: نمای کلی مراحل فرآیند</w:t>
       </w:r>
     </w:p>
     <w:p>
@@ -516,12 +752,10 @@
       </w:pPr>
       <w:r>
         <w:rPr>
-          <w:b/>
-          <w:bCs/>
-          <w:rFonts w:hint="cs"/>
-          <w:rtl/>
-        </w:rPr>
-        <w:t xml:space="preserve">تشخیصِ ظرفِ پتری</w:t>
+          <w:rFonts w:hint="cs"/>
+          <w:rtl/>
+        </w:rPr>
+        <w:t>تشخیص دیسک‌های آنتی‌بیوتیک</w:t>
       </w:r>
     </w:p>
     <w:p>
@@ -533,62 +767,51 @@
           <w:rFonts w:hint="cs"/>
           <w:rtl/>
         </w:rPr>
-        <w:t xml:space="preserve">در نخستین گام، محلِ دقیقِ ظرفِ پتری در عکس با یک روشِ آستانه‌گذاریِ ناحیه‌ایِ چندسطحی، بر پایه‌ی روشِ اُتسو</w:t>
+        <w:t xml:space="preserve">پس از مشخص شدن ناحیه‌ ظرف، دیسک‌های آنتی‌بیوتیکی با ترکیب دو روش مکمل تشخیص دایره جست‌وجو می‌شوند. یک روش، بر پایه‌ی تبدیل هاف دایره‌ای</w:t>
       </w:r>
       <w:r>
         <w:rPr>
           <w:rStyle w:val="FootnoteReference"/>
         </w:rPr>
+        <w:t xml:space="preserve"> </w:t>
+      </w:r>
+      <w:r>
+        <w:rPr>
+          <w:rStyle w:val="FootnoteReference"/>
+          <w:rFonts w:ascii="Mitra" w:hAnsi="Mitra" w:cs="Mitra"/>
+        </w:rPr>
         <w:footnoteReference w:id="8"/>
       </w:r>
       <w:r>
-        <w:t xml:space="preserve">[۸]</w:t>
-      </w:r>
-      <w:r>
-        <w:rPr>
-          <w:rFonts w:hint="cs"/>
-          <w:rtl/>
-        </w:rPr>
-        <w:t xml:space="preserve">، مشخص می‌شود. این روش، پیش از هر تحلیلِ دیگری، ناهمواریِ نورِ عکس را اصلاح می‌کند و سپس لبه‌ی ظرف را از پس‌زمینه جدا می‌کند. در ارزیابیِ این مقاله، این گام رویِ تمامیِ ۱۱ عکسِ آزمایش‌شده، بدونِ خطا، ظرفِ پتری را به‌درستی تشخیص داد.</w:t>
+        <w:rPr>
+          <w:rFonts w:hint="cs"/>
+          <w:rtl/>
+        </w:rPr>
+        <w:t xml:space="preserve">، دایره‌های احتمالی را جست‌وجو می‌کند و روش دیگر، این جست‌جو را از روی ویژگی‌های رنگی و بافتی دیسک‌ها انجام می‌دهد. نتیجه‌ی این دو روش با هم ترکیب شده تا هم دقت تشخیص و هم پوشش کامل دیسک‌ها تأمین شود.</w:t>
       </w:r>
     </w:p>
     <w:p>
       <w:pPr>
-        <w:pStyle w:val="Heading2"/>
-      </w:pPr>
-      <w:r>
-        <w:rPr>
-          <w:b/>
-          <w:bCs/>
-          <w:rFonts w:hint="cs"/>
-          <w:rtl/>
-        </w:rPr>
-        <w:t xml:space="preserve">تشخیصِ دیسک‌های آنتی‌بیوتیک</w:t>
+        <w:pStyle w:val="Paragraph"/>
+      </w:pPr>
+      <w:r>
+        <w:rPr>
+          <w:rFonts w:hint="cs"/>
+          <w:rtl/>
+        </w:rPr>
+        <w:t xml:space="preserve">در گام بعدی، هر کاندید دیسک، با بررسی پیوستگی لبه دایره‌ای و تطبیق با یک الگوی ظاهری دیسک که مستقل از چرخش و برچسب روی دیسک است، مجدد راستی‌آزمایی می‌شود. این مرحله، تنها موارد باقی‌مانده‌ی تشخیص کاذب را بدون از دست دادن حتی یک دیسک واقعی حذف می‌کند.</w:t>
       </w:r>
     </w:p>
     <w:p>
       <w:pPr>
-        <w:pStyle w:val="Paragraph"/>
-      </w:pPr>
-      <w:r>
-        <w:rPr>
-          <w:rFonts w:hint="cs"/>
-          <w:rtl/>
-        </w:rPr>
-        <w:t xml:space="preserve">پس از مشخص شدنِ ناحیه‌ی ظرف، دیسک‌های آنتی‌بیوتیکی با ترکیبِ دو روشِ مکملِ تشخیصِ دایره جست‌وجو می‌شوند. یک روش، بر پایه‌ی تبدیلِ هافِ</w:t>
-      </w:r>
-      <w:r>
-        <w:rPr>
-          <w:rStyle w:val="FootnoteReference"/>
-        </w:rPr>
-        <w:footnoteReference w:id="9"/>
-      </w:r>
-      <w:r>
-        <w:rPr>
-          <w:rFonts w:hint="cs"/>
-          <w:rtl/>
-        </w:rPr>
-        <w:t xml:space="preserve"> دایره‌ای، دایره‌های احتمالی را می‌یابد. روشِ دیگر، همین کار را از رویِ ویژگی‌های رنگی و بافتیِ دیسک‌ها انجام می‌دهد. نتیجه‌ی این دو روش با هم ترکیب می‌شود تا هم دقتِ تشخیص و هم پوششِ کاملِ دیسک‌ها تأمین شود.</w:t>
+        <w:pStyle w:val="Heading2"/>
+      </w:pPr>
+      <w:r>
+        <w:rPr>
+          <w:rFonts w:hint="cs"/>
+          <w:rtl/>
+        </w:rPr>
+        <w:t xml:space="preserve">تعیین مرز هاله‌ عدم‌رشد</w:t>
       </w:r>
     </w:p>
     <w:p>
@@ -600,21 +823,70 @@
           <w:rFonts w:hint="cs"/>
           <w:rtl/>
         </w:rPr>
-        <w:t xml:space="preserve">در گامِ بعد، هر کاندیدِ دیسک، با بررسیِ پیوستگیِ لبه‌ی دایره‌ای و تطبیق با یک الگویِ ظاهریِ دیسک که مستقل از چرخش و برچسبِ رویِ دیسک است، دوباره راستی‌آزمایی می‌شود. این مرحله، تنها موردِ باقی‌مانده‌ی تشخیصِ کاذب را بدونِ از دست دادنِ حتی یک دیسکِ واقعی حذف می‌کند.</w:t>
+        <w:t xml:space="preserve">تعیین دقیق مرز هاله، چالش‌برانگیزترین بخش این فرآیند بوده است. برای این شناسایی، ابتدا یک تصویر پایه از سطح آگار</w:t>
+      </w:r>
+      <w:r>
+        <w:rPr>
+          <w:rStyle w:val="FootnoteReference"/>
+          <w:rFonts w:ascii="Mitra" w:hAnsi="Mitra" w:cs="Mitra"/>
+        </w:rPr>
+        <w:footnoteReference w:id="9"/>
+      </w:r>
+      <w:r>
+        <w:rPr>
+          <w:rFonts w:hint="cs"/>
+          <w:rtl/>
+        </w:rPr>
+        <w:t xml:space="preserve"> اطراف هر دیسک ساخته می‌شود که در آن، ناهمواری نوردهی عکس، از جمله روشن‌تر بودن مرکز یا لبه‌های عکس نسبت به سایر اجزا، اصلاح شده است.</w:t>
       </w:r>
     </w:p>
     <w:p>
       <w:pPr>
-        <w:pStyle w:val="Heading2"/>
-      </w:pPr>
-      <w:r>
-        <w:rPr>
-          <w:b/>
-          <w:bCs/>
-          <w:rFonts w:hint="cs"/>
-          <w:rtl/>
-        </w:rPr>
-        <w:t xml:space="preserve">تعیینِ مرزِ هاله‌ی عدمِ‌رشد</w:t>
+        <w:pStyle w:val="Paragraph"/>
+      </w:pPr>
+      <w:r>
+        <w:rPr>
+          <w:rFonts w:hint="cs"/>
+          <w:rtl/>
+        </w:rPr>
+        <w:t xml:space="preserve">سپس مرز هاله با سه روش مستقل و مکمل برآورد می‌شود. روش نخست، پروفایل شعاعی روشنایی اطراف هر </w:t>
+        <w:lastRenderedPageBreak/>
+        <w:t xml:space="preserve">دیسک را بررسی می‌کند و نقطه‌ای را می‌یابد که روشنایی در آن به سطح زمینه‌ اطراف می‌رسد. روش دوم، تصویر را با آستانه‌گذاری اُتسو به دو ناحیه تقسیم می‌کند و روش سوم، با الگوریتم واترشد کنترل‌شده</w:t>
+      </w:r>
+      <w:r>
+        <w:rPr>
+          <w:rStyle w:val="FootnoteReference"/>
+        </w:rPr>
+        <w:t xml:space="preserve"> </w:t>
+      </w:r>
+      <w:r>
+        <w:rPr>
+          <w:rStyle w:val="FootnoteReference"/>
+          <w:rFonts w:ascii="Mitra" w:hAnsi="Mitra" w:cs="Mitra"/>
+        </w:rPr>
+        <w:footnoteReference w:id="10"/>
+      </w:r>
+      <w:r>
+        <w:rPr>
+          <w:rFonts w:hint="cs"/>
+          <w:rtl/>
+        </w:rPr>
+        <w:t xml:space="preserve">، مرز هر ناحیه را از روی لبه‌های واقعی تصویر می‌یابد. </w:t>
+      </w:r>
+      <w:r>
+        <w:rPr>
+          <w:rtl/>
+          <w:lang w:bidi="ar-SA"/>
+        </w:rPr>
+        <w:t>در هر دو روش ناحیه‌ای، تعیین قطب‌های داخلی و خارجی هر ناحیه، به‌جای اتکا به فرض‌های پیش‌فرض و ثابت، بر اساس دورترین نقاط آگار نسبت به دیسک (با استناد به میزان روشنایی) انجام می‌شود</w:t>
+      </w:r>
+      <w:r>
+        <w:rPr>
+          <w:rFonts w:hint="cs"/>
+          <w:rtl/>
+          <w:lang w:bidi="ar-SA"/>
+        </w:rPr>
+        <w:t>.</w:t>
       </w:r>
     </w:p>
     <w:p>
@@ -626,45 +898,19 @@
           <w:rFonts w:hint="cs"/>
           <w:rtl/>
         </w:rPr>
-        <w:t xml:space="preserve">تعیینِ دقیقِ مرزِ هاله، چالش‌برانگیزترین بخشِ این فرآیند بوده است. برایِ این کار، ابتدا یک تصویرِ پایه از سطحِ آگارِ</w:t>
-      </w:r>
-      <w:r>
-        <w:rPr>
-          <w:rStyle w:val="FootnoteReference"/>
-        </w:rPr>
-        <w:footnoteReference w:id="10"/>
-      </w:r>
-      <w:r>
-        <w:rPr>
-          <w:rFonts w:hint="cs"/>
-          <w:rtl/>
-        </w:rPr>
-        <w:t xml:space="preserve"> اطرافِ هر دیسک ساخته می‌شود که در آن، ناهمواریِ نوردهیِ عکس، از جمله روشن‌تر بودنِ مرکز یا لبه‌های عکس نسبت به بقیه، اصلاح شده است.</w:t>
+        <w:t xml:space="preserve">این سه روش نقاط قوت متفاوتی دارند. روش شعاعی تقریباً هیچ هاله‌ای را از قلم نمی‌اندازد، ولی دقت اندازه‌گیری کمتری دارد. دو روش ناحیه‌ای دقیق‌ترند، ولی گاهی هاله‌های کم‌رنگ را تشخیص نمی‌دهند. به همین دلیل، نتیجه‌ی نهایی از تقسیم کار بین این سه روش به‌دست می‌آید. هرجا یکی از دو روش ناحیه‌ای هاله‌ای را تشخیص دهد، اندازه‌گیری همان روش مبنا قرار می‌گیرد؛ در غیر این صورت، نتیجه‌ی روش شعاعی استفاده می‌شود. هیچ‌کدام از آستانه‌های این تصمیم‌گیری از روی داده‌ ارزیابی تنظیم نشده‌اند، بلکه همه بر پایه‌ی ویژگی‌های خود هر عکس تعیین می‌شوند.</w:t>
       </w:r>
     </w:p>
     <w:p>
       <w:pPr>
-        <w:pStyle w:val="Paragraph"/>
-      </w:pPr>
-      <w:r>
-        <w:rPr>
-          <w:rFonts w:hint="cs"/>
-          <w:rtl/>
-        </w:rPr>
-        <w:t xml:space="preserve">سپس مرزِ هاله با سه روشِ مستقل و مکمل برآورد می‌شود. روشِ نخست، پروفایلِ شعاعیِ روشناییِ اطرافِ هر دیسک را بررسی می‌کند و نقطه‌ای را می‌یابد که روشنایی در آن به سطحِ زمینه‌ی اطراف می‌رسد. روشِ دوم، تصویر را با آستانه‌گذاریِ اُتسو به دو ناحیه تقسیم می‌کند. روشِ سوم، با الگوریتمِ واترشدِ</w:t>
-      </w:r>
-      <w:r>
-        <w:rPr>
-          <w:rStyle w:val="FootnoteReference"/>
-        </w:rPr>
-        <w:footnoteReference w:id="11"/>
-      </w:r>
-      <w:r>
-        <w:rPr>
-          <w:rFonts w:hint="cs"/>
-          <w:rtl/>
-        </w:rPr>
-        <w:t xml:space="preserve"> کنترل‌شده، مرزِ هر ناحیه را از رویِ لبه‌های واقعیِ تصویر می‌یابد. در هر دو روشِ ناحیه‌ای، قطبِ داخل و بیرونِ هر ناحیه از رویِ روشناییِ دورترین نقاطِ آگار نسبت به هر دیسک تعیین می‌شود، نه با یک فرضِ ثابتِ از پیش.</w:t>
+        <w:pStyle w:val="Heading2"/>
+      </w:pPr>
+      <w:r>
+        <w:rPr>
+          <w:rFonts w:hint="cs"/>
+          <w:rtl/>
+        </w:rPr>
+        <w:t>طبقه‌بندی بالینی</w:t>
       </w:r>
     </w:p>
     <w:p>
@@ -676,7 +922,33 @@
           <w:rFonts w:hint="cs"/>
           <w:rtl/>
         </w:rPr>
-        <w:t xml:space="preserve">این سه روش نقاطِ قوتِ متفاوتی دارند. روشِ شعاعی تقریباً هیچ هاله‌ای را از قلم نمی‌اندازد، ولی دقتِ اندازه‌گیریِ کمتری دارد. دو روشِ ناحیه‌ای دقیق‌ترند، ولی گاهی هاله‌های کم‌رنگ را تشخیص نمی‌دهند. به همین دلیل، نتیجه‌ی نهایی از تقسیمِ‌کار بینِ این سه روش به‌دست می‌آید: هرجا یکی از دو روشِ ناحیه‌ای هاله‌ای تشخیص دهد، اندازه‌گیریِ همان روش مبنا قرار می‌گیرد؛ در غیرِ این صورت، نتیجه‌ی روشِ شعاعی استفاده می‌شود. هیچ‌کدام از آستانه‌های این تصمیم‌گیری از رویِ داده‌ی ارزیابی تنظیم نشده‌اند، بلکه همه بر پایه‌ی ویژگی‌های خودِ هر عکس تعیین می‌شوند.</w:t>
+        <w:t xml:space="preserve">در گام آخر، قطر هر هاله طبق جدول‌های رسمی استاندارد اروپایی </w:t>
+      </w:r>
+      <w:r>
+        <w:rPr>
+          <w:rFonts w:asciiTheme="majorBidi" w:hAnsiTheme="majorBidi" w:cstheme="majorBidi"/>
+          <w:sz w:val="16"/>
+          <w:szCs w:val="20"/>
+          <w:rtl/>
+        </w:rPr>
+        <w:t>EUCAST</w:t>
+      </w:r>
+      <w:r>
+        <w:rPr>
+          <w:rFonts w:hint="cs"/>
+          <w:rtl/>
+        </w:rPr>
+        <w:t xml:space="preserve"> برای ارزیابی حساسیت میکروبی به یکی از سه دسته‌ی حساس، متوسط، یا مقاوم تبدیل می‌شود</w:t>
+      </w:r>
+      <w:r>
+        <w:t>[۷]</w:t>
+      </w:r>
+      <w:r>
+        <w:rPr>
+          <w:rFonts w:hint="cs"/>
+          <w:rtl/>
+        </w:rPr>
+        <w:t>.</w:t>
       </w:r>
     </w:p>
     <w:p>
@@ -685,12 +957,10 @@
       </w:pPr>
       <w:r>
         <w:rPr>
-          <w:b/>
-          <w:bCs/>
-          <w:rFonts w:hint="cs"/>
-          <w:rtl/>
-        </w:rPr>
-        <w:t xml:space="preserve">طبقه‌بندیِ بالینی</w:t>
+          <w:rFonts w:hint="cs"/>
+          <w:rtl/>
+        </w:rPr>
+        <w:t>روشِ ارزیابی</w:t>
       </w:r>
     </w:p>
     <w:p>
@@ -702,100 +972,63 @@
           <w:rFonts w:hint="cs"/>
           <w:rtl/>
         </w:rPr>
-        <w:t xml:space="preserve">در گامِ آخر، قطرِ هر هاله طبقِ جدول‌های رسمیِ استانداردِ اروپاییِ EUCAST برایِ ارزیابیِ حساسیتِ میکروبی</w:t>
-      </w:r>
-      <w:r>
-        <w:t xml:space="preserve">[۷]</w:t>
-      </w:r>
-      <w:r>
-        <w:rPr>
-          <w:rFonts w:hint="cs"/>
-          <w:rtl/>
-        </w:rPr>
-        <w:t xml:space="preserve">، به یکی از سه دسته‌ی حساس، متوسط، یا مقاوم تبدیل می‌شود.</w:t>
+        <w:t>برای سنجش دقت فرآیند، یک مجموعه‌داده‌ مرجع مستقل و کاملاً جدا از فرآیند توسعه، ساخته شد. این مجموعه شامل ۱۱ عکس واقعی از ظرف‌های آنتی‌بیوگرام است که در مجموع ۹۳ دیسک را دربر می‌گیرند.</w:t>
       </w:r>
     </w:p>
     <w:p>
       <w:pPr>
-        <w:pStyle w:val="Heading2"/>
-      </w:pPr>
-      <w:r>
-        <w:rPr>
-          <w:b/>
-          <w:bCs/>
-          <w:rFonts w:hint="cs"/>
-          <w:rtl/>
-        </w:rPr>
-        <w:t xml:space="preserve">روشِ ارزیابی</w:t>
+        <w:pStyle w:val="Paragraph"/>
+      </w:pPr>
+      <w:r>
+        <w:rPr>
+          <w:rFonts w:hint="cs"/>
+          <w:rtl/>
+        </w:rPr>
+        <w:t>محل دقیق هر دیسک، به‌طور مستقل و با ابزاری جدا از فرآیند اصلی، مشخص شد. این کار عمدی بود، تا خطاهای احتمالی فرآیند، به‌جای پنهان ماندن در معیار مرجع، در ارزیابی آشکار شوند. سپس یک کارشناس آزمایشگاهی، قطر هر هاله را به‌صورت دستی و با کولیس، اندازه‌گیری نمود. دقت فرآیند، با مقایسه‌ی خروجی آن با همین خوانش کارشناس، سنجیده شد.</w:t>
       </w:r>
     </w:p>
     <w:p>
       <w:pPr>
-        <w:pStyle w:val="Paragraph"/>
-      </w:pPr>
-      <w:r>
-        <w:rPr>
-          <w:rFonts w:hint="cs"/>
-          <w:rtl/>
-        </w:rPr>
-        <w:t xml:space="preserve">برایِ سنجشِ دقتِ فرآیند، یک مجموعه‌داده‌ی مرجع، مستقل و کاملاً جدا از فرآیندِ توسعه، ساخته شد. این مجموعه شاملِ ۱۱ عکسِ واقعی از ظرف‌های آنتی‌بیوگرام است که در مجموع ۹۳ دیسک را دربر می‌گیرند.</w:t>
+        <w:pStyle w:val="Heading1"/>
+      </w:pPr>
+      <w:r>
+        <w:rPr>
+          <w:rFonts w:hint="cs"/>
+          <w:rtl/>
+        </w:rPr>
+        <w:t>نتایج</w:t>
       </w:r>
     </w:p>
     <w:p>
       <w:pPr>
-        <w:pStyle w:val="Paragraph"/>
-      </w:pPr>
-      <w:r>
-        <w:rPr>
-          <w:rFonts w:hint="cs"/>
-          <w:rtl/>
-        </w:rPr>
-        <w:t xml:space="preserve">محلِ دقیقِ هر دیسک، به‌طورِ مستقل و با ابزاری جدا از فرآیندِ اصلی، مشخص شد. این کار عمدی بود، تا خطاهای احتمالیِ فرآیند، به‌جایِ پنهان ماندن در معیارِ مرجع، در ارزیابی آشکار شوند. سپس یک کارشناسِ آزمایشگاهی، قطرِ هر هاله را رویِ نسخه‌ی چاپ‌شده‌ی همان عکس، به‌صورتِ دستی و با کولیس، اندازه گرفت. دقتِ فرآیند، با مقایسه‌ی خروجیِ آن با همین خوانشِ کارشناس، سنجیده شد.</w:t>
+        <w:pStyle w:val="Heading2"/>
+      </w:pPr>
+      <w:r>
+        <w:rPr>
+          <w:rFonts w:hint="cs"/>
+          <w:rtl/>
+        </w:rPr>
+        <w:t>ارزیابی کمّی</w:t>
       </w:r>
     </w:p>
     <w:p>
       <w:pPr>
-        <w:pStyle w:val="Heading1"/>
-      </w:pPr>
-      <w:r>
-        <w:rPr>
-          <w:b/>
-          <w:bCs/>
-          <w:rFonts w:hint="cs"/>
-          <w:rtl/>
-        </w:rPr>
-        <w:t xml:space="preserve">نتایج</w:t>
+        <w:pStyle w:val="Paragraph"/>
+      </w:pPr>
+      <w:r>
+        <w:rPr>
+          <w:rFonts w:hint="cs"/>
+          <w:rtl/>
+        </w:rPr>
+        <w:t>جدول ۱ خلاصه‌ نتایج فرآیند را روی مجموعه‌داده مرجع نشان می‌دهد.</w:t>
       </w:r>
     </w:p>
     <w:p>
       <w:pPr>
-        <w:pStyle w:val="Heading2"/>
-      </w:pPr>
-      <w:r>
-        <w:rPr>
-          <w:b/>
-          <w:bCs/>
-          <w:rFonts w:hint="cs"/>
-          <w:rtl/>
-        </w:rPr>
-        <w:t xml:space="preserve">ارزیابیِ کمّی</w:t>
-      </w:r>
-    </w:p>
-    <w:p>
-      <w:pPr>
-        <w:pStyle w:val="Paragraph"/>
-      </w:pPr>
-      <w:r>
-        <w:rPr>
-          <w:rFonts w:hint="cs"/>
-          <w:rtl/>
-        </w:rPr>
-        <w:t xml:space="preserve">جدولِ ۱ خلاصه‌ی نتایجِ فرآیند را رویِ مجموعه‌داده‌ی مرجع نشان می‌دهد.</w:t>
-      </w:r>
-    </w:p>
-    <w:p>
-      <w:pPr>
         <w:sectPr>
+          <w:footnotePr>
+            <w:numRestart w:val="eachPage"/>
+          </w:footnotePr>
           <w:type w:val="continuous"/>
           <w:pgSz w:w="11906" w:h="16838" w:code="9"/>
           <w:pgMar w:top="1418" w:right="1134" w:bottom="1418" w:left="1134" w:header="851" w:footer="567" w:gutter="0"/>
@@ -808,19 +1041,36 @@
     <w:p>
       <w:pPr>
         <w:pStyle w:val="TableTitle"/>
-      </w:pPr>
-      <w:r>
-        <w:rPr>
-          <w:rFonts w:hint="cs"/>
-          <w:rtl/>
-        </w:rPr>
-        <w:t xml:space="preserve">جدولِ ۱ — خلاصه‌ی ارزیابیِ فرآیند رویِ ۱۱ عکس و ۹۳ دیسک.</w:t>
+        <w:rPr>
+          <w:sz w:val="18"/>
+          <w:szCs w:val="18"/>
+          <w:rtl/>
+        </w:rPr>
+      </w:pPr>
+    </w:p>
+    <w:p>
+      <w:pPr>
+        <w:pStyle w:val="TableTitle"/>
+        <w:rPr>
+          <w:sz w:val="18"/>
+          <w:szCs w:val="18"/>
+        </w:rPr>
+      </w:pPr>
+      <w:r>
+        <w:rPr>
+          <w:rFonts w:hint="cs"/>
+          <w:sz w:val="18"/>
+          <w:szCs w:val="18"/>
+          <w:rtl/>
+        </w:rPr>
+        <w:t xml:space="preserve">جدول 1: خلاصه‌ ارزیابی فرآیند روی ۱۱ عکس پتری با 93 دیسک</w:t>
       </w:r>
     </w:p>
     <w:tbl>
       <w:tblPr>
         <w:bidiVisual/>
         <w:tblW w:w="8600" w:type="dxa"/>
+        <w:jc w:val="center"/>
         <w:tblBorders>
           <w:top w:val="single" w:sz="4" w:space="0" w:color="auto"/>
           <w:left w:val="single" w:sz="4" w:space="0" w:color="auto"/>
@@ -839,6 +1089,7 @@
         <w:trPr>
           <w:cantSplit/>
           <w:tblHeader/>
+          <w:jc w:val="center"/>
         </w:trPr>
         <w:tc>
           <w:tcPr>
@@ -848,19 +1099,22 @@
           </w:tcPr>
           <w:p>
             <w:pPr>
-              <w:bidi/>
               <w:jc w:val="center"/>
+              <w:rPr>
+                <w:sz w:val="18"/>
+                <w:szCs w:val="18"/>
+              </w:rPr>
             </w:pPr>
             <w:r>
               <w:rPr>
+                <w:rFonts w:hint="cs"/>
                 <w:b/>
                 <w:bCs/>
-                <w:sz w:val="15"/>
-                <w:szCs w:val="15"/>
-                <w:rFonts w:hint="cs"/>
+                <w:sz w:val="18"/>
+                <w:szCs w:val="18"/>
                 <w:rtl/>
               </w:rPr>
-              <w:t xml:space="preserve">معیار</w:t>
+              <w:t>معیار</w:t>
             </w:r>
           </w:p>
         </w:tc>
@@ -872,19 +1126,22 @@
           </w:tcPr>
           <w:p>
             <w:pPr>
-              <w:bidi/>
               <w:jc w:val="center"/>
+              <w:rPr>
+                <w:sz w:val="18"/>
+                <w:szCs w:val="18"/>
+              </w:rPr>
             </w:pPr>
             <w:r>
               <w:rPr>
+                <w:rFonts w:hint="cs"/>
                 <w:b/>
                 <w:bCs/>
-                <w:sz w:val="15"/>
-                <w:szCs w:val="15"/>
-                <w:rFonts w:hint="cs"/>
+                <w:sz w:val="18"/>
+                <w:szCs w:val="18"/>
                 <w:rtl/>
               </w:rPr>
-              <w:t xml:space="preserve">مقدار</w:t>
+              <w:t>مقدار</w:t>
             </w:r>
           </w:p>
         </w:tc>
@@ -892,6 +1149,7 @@
       <w:tr>
         <w:trPr>
           <w:cantSplit/>
+          <w:jc w:val="center"/>
         </w:trPr>
         <w:tc>
           <w:tcPr>
@@ -900,17 +1158,20 @@
           </w:tcPr>
           <w:p>
             <w:pPr>
-              <w:bidi/>
               <w:jc w:val="center"/>
+              <w:rPr>
+                <w:sz w:val="18"/>
+                <w:szCs w:val="18"/>
+              </w:rPr>
             </w:pPr>
             <w:r>
               <w:rPr>
-                <w:sz w:val="15"/>
-                <w:szCs w:val="15"/>
                 <w:rFonts w:hint="cs"/>
+                <w:sz w:val="18"/>
+                <w:szCs w:val="18"/>
                 <w:rtl/>
               </w:rPr>
-              <w:t xml:space="preserve">تشخیصِ ظرفِ پتری</w:t>
+              <w:t xml:space="preserve"> دقت تشخیص ظرف پتری</w:t>
             </w:r>
           </w:p>
         </w:tc>
@@ -921,17 +1182,20 @@
           </w:tcPr>
           <w:p>
             <w:pPr>
-              <w:bidi/>
               <w:jc w:val="center"/>
+              <w:rPr>
+                <w:sz w:val="18"/>
+                <w:szCs w:val="18"/>
+              </w:rPr>
             </w:pPr>
             <w:r>
               <w:rPr>
-                <w:sz w:val="15"/>
-                <w:szCs w:val="15"/>
                 <w:rFonts w:hint="cs"/>
+                <w:sz w:val="18"/>
+                <w:szCs w:val="18"/>
                 <w:rtl/>
               </w:rPr>
-              <w:t xml:space="preserve">۱۱ از ۱۱ پتری (۱۰۰٪)</w:t>
+              <w:t>۱۰۰درصد</w:t>
             </w:r>
           </w:p>
         </w:tc>
@@ -939,6 +1203,7 @@
       <w:tr>
         <w:trPr>
           <w:cantSplit/>
+          <w:jc w:val="center"/>
         </w:trPr>
         <w:tc>
           <w:tcPr>
@@ -947,17 +1212,46 @@
           </w:tcPr>
           <w:p>
             <w:pPr>
-              <w:bidi/>
               <w:jc w:val="center"/>
+              <w:rPr>
+                <w:sz w:val="18"/>
+                <w:szCs w:val="18"/>
+              </w:rPr>
             </w:pPr>
             <w:r>
               <w:rPr>
-                <w:sz w:val="15"/>
-                <w:szCs w:val="15"/>
                 <w:rFonts w:hint="cs"/>
+                <w:sz w:val="18"/>
+                <w:szCs w:val="18"/>
                 <w:rtl/>
               </w:rPr>
-              <w:t xml:space="preserve">تشخیصِ دیسک (F1)</w:t>
+              <w:t xml:space="preserve">تشخیص دیسک (امتیاز </w:t>
+            </w:r>
+            <w:r>
+              <w:rPr>
+                <w:rFonts w:asciiTheme="majorBidi" w:hAnsiTheme="majorBidi" w:cstheme="majorBidi"/>
+                <w:sz w:val="14"/>
+                <w:szCs w:val="14"/>
+              </w:rPr>
+              <w:t>1</w:t>
+            </w:r>
+            <w:r>
+              <w:rPr>
+                <w:rFonts w:asciiTheme="majorBidi" w:hAnsiTheme="majorBidi" w:cstheme="majorBidi" w:hint="cs"/>
+                <w:sz w:val="14"/>
+                <w:szCs w:val="14"/>
+                <w:rtl/>
+              </w:rPr>
+              <w:t>F</w:t>
+            </w:r>
+            <w:r>
+              <w:rPr>
+                <w:rFonts w:hint="cs"/>
+                <w:sz w:val="18"/>
+                <w:szCs w:val="18"/>
+                <w:rtl/>
+              </w:rPr>
+              <w:t>)</w:t>
             </w:r>
           </w:p>
         </w:tc>
@@ -968,17 +1262,20 @@
           </w:tcPr>
           <w:p>
             <w:pPr>
-              <w:bidi/>
               <w:jc w:val="center"/>
+              <w:rPr>
+                <w:sz w:val="18"/>
+                <w:szCs w:val="18"/>
+              </w:rPr>
             </w:pPr>
             <w:r>
               <w:rPr>
-                <w:sz w:val="15"/>
-                <w:szCs w:val="15"/>
                 <w:rFonts w:hint="cs"/>
+                <w:sz w:val="18"/>
+                <w:szCs w:val="18"/>
                 <w:rtl/>
               </w:rPr>
-              <w:t xml:space="preserve">۰٫۹۸۹</w:t>
+              <w:t>989/0</w:t>
             </w:r>
           </w:p>
         </w:tc>
@@ -986,6 +1283,7 @@
       <w:tr>
         <w:trPr>
           <w:cantSplit/>
+          <w:jc w:val="center"/>
         </w:trPr>
         <w:tc>
           <w:tcPr>
@@ -994,17 +1292,20 @@
           </w:tcPr>
           <w:p>
             <w:pPr>
-              <w:bidi/>
               <w:jc w:val="center"/>
+              <w:rPr>
+                <w:sz w:val="18"/>
+                <w:szCs w:val="18"/>
+              </w:rPr>
             </w:pPr>
             <w:r>
               <w:rPr>
-                <w:sz w:val="15"/>
-                <w:szCs w:val="15"/>
                 <w:rFonts w:hint="cs"/>
+                <w:sz w:val="18"/>
+                <w:szCs w:val="18"/>
                 <w:rtl/>
               </w:rPr>
-              <w:t xml:space="preserve">دقتِ کلیِ تشخیصِ حضورِ هاله (نسبتِ دیسک‌هایی که وجود یا عدمِ‌وجودِ هاله‌شان درست تشخیص داده شد)</w:t>
+              <w:t xml:space="preserve">دقت کلی تشخیص حضور هاله (نسبت دیسک‌هایی که وجود یا عدم وجود هاله‌شان درست تشخیص داده شد)</w:t>
             </w:r>
           </w:p>
         </w:tc>
@@ -1015,17 +1316,20 @@
           </w:tcPr>
           <w:p>
             <w:pPr>
-              <w:bidi/>
               <w:jc w:val="center"/>
+              <w:rPr>
+                <w:sz w:val="18"/>
+                <w:szCs w:val="18"/>
+              </w:rPr>
             </w:pPr>
             <w:r>
               <w:rPr>
-                <w:sz w:val="15"/>
-                <w:szCs w:val="15"/>
                 <w:rFonts w:hint="cs"/>
+                <w:sz w:val="18"/>
+                <w:szCs w:val="18"/>
                 <w:rtl/>
               </w:rPr>
-              <w:t xml:space="preserve">۰٫۸۲۴</w:t>
+              <w:t>824/0</w:t>
             </w:r>
           </w:p>
         </w:tc>
@@ -1033,6 +1337,7 @@
       <w:tr>
         <w:trPr>
           <w:cantSplit/>
+          <w:jc w:val="center"/>
         </w:trPr>
         <w:tc>
           <w:tcPr>
@@ -1041,17 +1346,38 @@
           </w:tcPr>
           <w:p>
             <w:pPr>
-              <w:bidi/>
               <w:jc w:val="center"/>
+              <w:rPr>
+                <w:sz w:val="18"/>
+                <w:szCs w:val="18"/>
+              </w:rPr>
             </w:pPr>
             <w:r>
               <w:rPr>
-                <w:sz w:val="15"/>
-                <w:szCs w:val="15"/>
                 <w:rFonts w:hint="cs"/>
+                <w:sz w:val="18"/>
+                <w:szCs w:val="18"/>
                 <w:rtl/>
               </w:rPr>
-              <w:t xml:space="preserve">خطایِ میانگینِ قطرِ هاله (MAE)</w:t>
+              <w:t>خطای میانگین قطر هاله (</w:t>
+            </w:r>
+            <w:r>
+              <w:rPr>
+                <w:rFonts w:asciiTheme="majorBidi" w:hAnsiTheme="majorBidi" w:cstheme="majorBidi"/>
+                <w:sz w:val="14"/>
+                <w:szCs w:val="14"/>
+                <w:rtl/>
+              </w:rPr>
+              <w:t>MAE</w:t>
+            </w:r>
+            <w:r>
+              <w:rPr>
+                <w:rFonts w:hint="cs"/>
+                <w:sz w:val="18"/>
+                <w:szCs w:val="18"/>
+                <w:rtl/>
+              </w:rPr>
+              <w:t xml:space="preserve">) بر حسب میلی‌متر</w:t>
             </w:r>
           </w:p>
         </w:tc>
@@ -1062,17 +1388,20 @@
           </w:tcPr>
           <w:p>
             <w:pPr>
-              <w:bidi/>
               <w:jc w:val="center"/>
+              <w:rPr>
+                <w:sz w:val="18"/>
+                <w:szCs w:val="18"/>
+              </w:rPr>
             </w:pPr>
             <w:r>
               <w:rPr>
-                <w:sz w:val="15"/>
-                <w:szCs w:val="15"/>
                 <w:rFonts w:hint="cs"/>
+                <w:sz w:val="18"/>
+                <w:szCs w:val="18"/>
                 <w:rtl/>
               </w:rPr>
-              <w:t xml:space="preserve">۳٫۸۵ mm</w:t>
+              <w:t>85/3</w:t>
             </w:r>
           </w:p>
         </w:tc>
@@ -1080,6 +1409,7 @@
       <w:tr>
         <w:trPr>
           <w:cantSplit/>
+          <w:jc w:val="center"/>
         </w:trPr>
         <w:tc>
           <w:tcPr>
@@ -1088,17 +1418,38 @@
           </w:tcPr>
           <w:p>
             <w:pPr>
-              <w:bidi/>
               <w:jc w:val="center"/>
+              <w:rPr>
+                <w:sz w:val="18"/>
+                <w:szCs w:val="18"/>
+              </w:rPr>
             </w:pPr>
             <w:r>
               <w:rPr>
-                <w:sz w:val="15"/>
-                <w:szCs w:val="15"/>
                 <w:rFonts w:hint="cs"/>
+                <w:sz w:val="18"/>
+                <w:szCs w:val="18"/>
                 <w:rtl/>
               </w:rPr>
-              <w:t xml:space="preserve">دقتِ طبقه‌بندیِ بالینیِ EUCAST (نسبتِ دسته‌بندیِ درستِ حساس/متوسط/مقاوم)</w:t>
+              <w:t xml:space="preserve">دقت طبقه‌بندی بالینی </w:t>
+            </w:r>
+            <w:r>
+              <w:rPr>
+                <w:rFonts w:asciiTheme="majorBidi" w:hAnsiTheme="majorBidi" w:cstheme="majorBidi" w:hint="cs"/>
+                <w:sz w:val="14"/>
+                <w:szCs w:val="14"/>
+                <w:rtl/>
+              </w:rPr>
+              <w:t>EUCAST</w:t>
+            </w:r>
+            <w:r>
+              <w:rPr>
+                <w:rFonts w:hint="cs"/>
+                <w:sz w:val="18"/>
+                <w:szCs w:val="18"/>
+                <w:rtl/>
+              </w:rPr>
+              <w:t xml:space="preserve"> (نسبت دسته‌بندی صحیح حساس/متوسط/مقاوم)</w:t>
             </w:r>
           </w:p>
         </w:tc>
@@ -1109,17 +1460,20 @@
           </w:tcPr>
           <w:p>
             <w:pPr>
-              <w:bidi/>
               <w:jc w:val="center"/>
+              <w:rPr>
+                <w:sz w:val="18"/>
+                <w:szCs w:val="18"/>
+              </w:rPr>
             </w:pPr>
             <w:r>
               <w:rPr>
-                <w:sz w:val="15"/>
-                <w:szCs w:val="15"/>
                 <w:rFonts w:hint="cs"/>
+                <w:sz w:val="18"/>
+                <w:szCs w:val="18"/>
                 <w:rtl/>
               </w:rPr>
-              <w:t xml:space="preserve">۸۳٫۲٪</w:t>
+              <w:t>2/83 درصد</w:t>
             </w:r>
           </w:p>
         </w:tc>
@@ -1127,6 +1481,7 @@
       <w:tr>
         <w:trPr>
           <w:cantSplit/>
+          <w:jc w:val="center"/>
         </w:trPr>
         <w:tc>
           <w:tcPr>
@@ -1135,24 +1490,57 @@
           </w:tcPr>
           <w:p>
             <w:pPr>
-              <w:bidi/>
               <w:jc w:val="center"/>
+              <w:rPr>
+                <w:sz w:val="18"/>
+                <w:szCs w:val="18"/>
+              </w:rPr>
             </w:pPr>
             <w:r>
               <w:rPr>
-                <w:sz w:val="15"/>
-                <w:szCs w:val="15"/>
                 <w:rFonts w:hint="cs"/>
+                <w:sz w:val="18"/>
+                <w:szCs w:val="18"/>
                 <w:rtl/>
               </w:rPr>
-              <w:t xml:space="preserve">خطایِ طبقه‌بندیِ بالینی: بسیار عمده / عمده</w:t>
+              <w:t>خطای طبقه‌بندی بالینی: بسیار عمده / عمده</w:t>
             </w:r>
             <w:r>
               <w:rPr>
-                <w:sz w:val="15"/>
-                <w:szCs w:val="15"/>
+                <w:sz w:val="18"/>
+                <w:szCs w:val="18"/>
               </w:rPr>
-              <w:t xml:space="preserve"> (VME/ME)</w:t>
+              <w:t xml:space="preserve"> (</w:t>
+            </w:r>
+            <w:r>
+              <w:rPr>
+                <w:rFonts w:asciiTheme="majorBidi" w:hAnsiTheme="majorBidi" w:cstheme="majorBidi"/>
+                <w:sz w:val="14"/>
+                <w:szCs w:val="14"/>
+              </w:rPr>
+              <w:t>VME</w:t>
+            </w:r>
+            <w:r>
+              <w:rPr>
+                <w:sz w:val="18"/>
+                <w:szCs w:val="18"/>
+              </w:rPr>
+              <w:t>/</w:t>
+            </w:r>
+            <w:r>
+              <w:rPr>
+                <w:rFonts w:asciiTheme="majorBidi" w:hAnsiTheme="majorBidi" w:cstheme="majorBidi"/>
+                <w:sz w:val="14"/>
+                <w:szCs w:val="14"/>
+              </w:rPr>
+              <w:t>ME</w:t>
+            </w:r>
+            <w:r>
+              <w:rPr>
+                <w:sz w:val="18"/>
+                <w:szCs w:val="18"/>
+              </w:rPr>
+              <w:t>)</w:t>
             </w:r>
           </w:p>
         </w:tc>
@@ -1163,15 +1551,20 @@
           </w:tcPr>
           <w:p>
             <w:pPr>
-              <w:bidi/>
               <w:jc w:val="center"/>
+              <w:rPr>
+                <w:sz w:val="18"/>
+                <w:szCs w:val="18"/>
+              </w:rPr>
             </w:pPr>
             <w:r>
               <w:rPr>
-                <w:sz w:val="15"/>
-                <w:szCs w:val="15"/>
+                <w:rFonts w:hint="cs"/>
+                <w:sz w:val="18"/>
+                <w:szCs w:val="18"/>
+                <w:rtl/>
               </w:rPr>
-              <w:t xml:space="preserve">۶٫۲٪ / ۹٫۲٪</w:t>
+              <w:t>2/9 درصد / 2/6 درصد</w:t>
             </w:r>
           </w:p>
         </w:tc>
@@ -1184,7 +1577,7 @@
           <w:type w:val="continuous"/>
           <w:pgSz w:w="11906" w:h="16838" w:code="9"/>
           <w:pgMar w:top="1418" w:right="1134" w:bottom="1418" w:left="1134" w:header="851" w:footer="567" w:gutter="0"/>
-          <w:cols w:num="1"/>
+          <w:cols w:space="720"/>
           <w:bidi/>
           <w:rtlGutter/>
         </w:sectPr>
@@ -1199,57 +1592,352 @@
           <w:rFonts w:hint="cs"/>
           <w:rtl/>
         </w:rPr>
-        <w:t xml:space="preserve">تشخیصِ دیسک با دقتِ ۱٫۰۰۰ و بازخوانیِ ۰٫۹۷۸ همراه است؛ یعنی از میانِ ۹۳ دیسکِ واقعی، تنها دو دیسک از قلم افتاده‌اند و هیچ کاندیدِ کاذبی پذیرفته نشده است. خطایِ اندازه‌گیریِ قطرِ خودِ دیسک نیز بسیار کوچک است و کمتر از یک‌چهارمِ میلی‌متر باقی می‌ماند.</w:t>
+        <w:t xml:space="preserve">تشخیص دیسک با دقت ۱٫۰۰۰ و بازخوانی ۰٫۹۷۸ همراه است. به این معنی از میان ۹۳ دیسک حقیقی، تنها دو دیسک از قلم افتاده‌اند و هیچ کاندید کاذبی پذیرفته نشده است. خطای اندازه‌گیری قطر خود دیسک نیز بسیار ناچیز است و کمتر از یک‌چهارم میلی‌متر باقی می‌ماند.</w:t>
       </w:r>
     </w:p>
     <w:p>
       <w:pPr>
         <w:pStyle w:val="Paragraph"/>
-      </w:pPr>
-      <w:r>
-        <w:rPr>
-          <w:rFonts w:hint="cs"/>
-          <w:rtl/>
-        </w:rPr>
-        <w:t xml:space="preserve">دو ردیفِ آخرِ جدول به طبقه‌بندیِ بالینیِ نهایی مربوط‌اند، نه به اندازه‌گیریِ خودِ هاله یا دیسک: خطایِ بسیار عمده (VME) درصدِ مواردی است که فرآیند یک دیسکِ واقعاً مقاوم را به‌اشتباه حساس گزارش کرده، و خطایِ عمده (ME) درصدِ حالتِ عکس را نشان می‌دهد؛ هر دو، خطایِ سطحِ سیستم در تصمیمِ نهاییِ حساس/متوسط/مقاوم‌اند، نه خطایِ اندازه‌گیریِ فیزیکیِ قطر.</w:t>
+        <w:rPr>
+          <w:rtl/>
+        </w:rPr>
+      </w:pPr>
+      <w:r>
+        <w:rPr>
+          <w:rtl/>
+          <w:lang w:bidi="ar-SA"/>
+        </w:rPr>
+        <w:t xml:space="preserve">دو ردیف انتهایی جدول </w:t>
+      </w:r>
+      <w:r>
+        <w:rPr>
+          <w:rtl/>
+        </w:rPr>
+        <w:t>۱</w:t>
+      </w:r>
+      <w:r>
+        <w:rPr>
+          <w:rtl/>
+          <w:lang w:bidi="ar-SA"/>
+        </w:rPr>
+        <w:t>، بیانگر طبقه‌بندی بالینی نهایی هستند. در این جدول، خطای بسیار عمده</w:t>
+      </w:r>
+      <w:r>
+        <w:t xml:space="preserve"> (VME) </w:t>
+      </w:r>
+      <w:r>
+        <w:rPr>
+          <w:rtl/>
+          <w:lang w:bidi="ar-SA"/>
+        </w:rPr>
+        <w:t>به درصد مواردی اطلاق می‌شود که دیسک مقاوم، به‌اشتباه حساس</w:t>
+      </w:r>
+      <w:r>
+        <w:rPr>
+          <w:rFonts w:hint="cs"/>
+          <w:rtl/>
+          <w:lang w:bidi="ar-SA"/>
+        </w:rPr>
+        <w:t xml:space="preserve"> </w:t>
+      </w:r>
+      <w:r>
+        <w:rPr>
+          <w:rtl/>
+          <w:lang w:bidi="ar-SA"/>
+        </w:rPr>
+        <w:t>گزارش شده است؛ در مقابل، خطای عمده</w:t>
+      </w:r>
+      <w:r>
+        <w:t xml:space="preserve"> (ME) </w:t>
+      </w:r>
+      <w:r>
+        <w:rPr>
+          <w:rtl/>
+          <w:lang w:bidi="ar-SA"/>
+        </w:rPr>
+        <w:t>درصد موارد عکس (گزارش حساس به‌جای مقاوم) را نشان می‌دهد. شایان ذکر است که هر دو شاخص، بیانگر خطاهای سطح سیستم در تصمیم‌گیری بالینی (حساس/متوسط/مقاوم) هستند و نباید با خطای اندازه‌گیری فیزیکی قطر هاله</w:t>
+      </w:r>
+      <w:r>
+        <w:t xml:space="preserve"> </w:t>
+      </w:r>
+      <w:r>
+        <w:rPr>
+          <w:rtl/>
+          <w:lang w:bidi="ar-SA"/>
+        </w:rPr>
+        <w:t>اشتباه گرفته شوند</w:t>
+      </w:r>
+      <w:r>
+        <w:rPr>
+          <w:rFonts w:hint="cs"/>
+          <w:rtl/>
+        </w:rPr>
+        <w:t>.</w:t>
       </w:r>
     </w:p>
     <w:p>
       <w:pPr>
         <w:pStyle w:val="Paragraph"/>
-      </w:pPr>
-      <w:r>
-        <w:rPr>
-          <w:rFonts w:hint="cs"/>
-          <w:rtl/>
-        </w:rPr>
-        <w:t xml:space="preserve">برایِ قطرِ هاله، خطایِ میانگین به ۳٫۸۵ میلی‌متر می‌رسد. برایِ تفسیرِ درستِ این عدد، باید به یک نکته توجه کرد: خودِ خوانشِ دستیِ کارشناس نیز خطا دارد. آزمایشگاهِ مرجع اعلام کرده است خوانشِ کارشناسان، در بهترین حالت، تا ±۲ میلی‌متر با یکدیگر تفاوت دارند. شبیه‌سازیِ یک کارشناسِ دومِ فرضی، با همین میزان نویز، نشان می‌دهد حتی توافقِ دو کارشناسِ انسانی با یکدیگر نیز به ۹۲ تا ۹۶ درصد می‌رسد، نه صد درصد. بر همین اساس، دقتِ طبقه‌بندیِ بالینیِ فرآیند (۸۳٫۲٪) را باید در برابرِ همین سقفِ واقع‌بینانه سنجید، نه در برابرِ یک مرجعِ بدونِ خطا.</w:t>
+        <w:rPr>
+          <w:rtl/>
+        </w:rPr>
+      </w:pPr>
+      <w:r>
+        <w:rPr>
+          <w:rtl/>
+          <w:lang w:bidi="ar-SA"/>
+        </w:rPr>
+        <w:t xml:space="preserve">میانگین خطای اندازه‌گیری قطر هاله برابر با </w:t>
+      </w:r>
+      <w:r>
+        <w:rPr>
+          <w:rFonts w:hint="cs"/>
+          <w:rtl/>
+        </w:rPr>
+        <w:t>85/3</w:t>
+      </w:r>
+      <w:r>
+        <w:rPr>
+          <w:rtl/>
+          <w:lang w:bidi="ar-SA"/>
+        </w:rPr>
+        <w:t xml:space="preserve"> میلی‌متر است. با این حال، برای تفسیر صحیح این مقدار، باید توجه داشت که فرآیند خوانش دستی توسط کارشناسان نیز از خطای ذاتی برخوردار است. طبق اعلام آزمایشگاه مرجع، حتی در بهترین حالت، اختلاف میان خوانش‌های کارشناسان تا </w:t>
+      </w:r>
+      <w:r>
+        <w:rPr>
+          <w:rFonts w:hint="cs"/>
+          <w:rtl/>
+          <w:lang w:bidi="ar-SA"/>
+        </w:rPr>
+        <w:t>2</w:t>
+      </w:r>
+      <w:r>
+        <w:rPr>
+          <w:rFonts w:cs="Times New Roman"/>
+          <w:rtl/>
+          <w:lang w:bidi="ar-SA"/>
+        </w:rPr>
+        <w:t>±</w:t>
+      </w:r>
+      <w:r>
+        <w:rPr>
+          <w:rFonts w:cs="Times New Roman" w:hint="cs"/>
+          <w:rtl/>
+          <w:lang w:bidi="ar-SA"/>
+        </w:rPr>
+        <w:t xml:space="preserve"> </w:t>
+      </w:r>
+      <w:r>
+        <w:rPr>
+          <w:rtl/>
+          <w:lang w:bidi="ar-SA"/>
+        </w:rPr>
+        <w:t xml:space="preserve">میلی‌متر متغیر است. شبیه‌سازیِ حضور یک ارزیاب انسانی دوم با لحاظ کردن این میزان نویز نشان می‌دهد که میزان توافق میان دو کارشناس انسانی، تنها بین </w:t>
+      </w:r>
+      <w:r>
+        <w:rPr>
+          <w:rtl/>
+        </w:rPr>
+        <w:t>۹۲</w:t>
+      </w:r>
+      <w:r>
+        <w:rPr>
+          <w:rtl/>
+          <w:lang w:bidi="ar-SA"/>
+        </w:rPr>
+        <w:t xml:space="preserve"> تا </w:t>
+      </w:r>
+      <w:r>
+        <w:rPr>
+          <w:rtl/>
+        </w:rPr>
+        <w:t>۹۶</w:t>
+      </w:r>
+      <w:r>
+        <w:rPr>
+          <w:rtl/>
+          <w:lang w:bidi="ar-SA"/>
+        </w:rPr>
+        <w:t xml:space="preserve"> درصد است. از این رو، دقت </w:t>
+      </w:r>
+      <w:r>
+        <w:rPr>
+          <w:rFonts w:hint="cs"/>
+          <w:rtl/>
+        </w:rPr>
+        <w:t>2/83</w:t>
+      </w:r>
+      <w:r>
+        <w:rPr>
+          <w:rtl/>
+          <w:lang w:bidi="ar-SA"/>
+        </w:rPr>
+        <w:t xml:space="preserve"> درصدی مدل در طبقه‌بندی بالینی، باید در برابر این سقف</w:t>
+      </w:r>
+      <w:r>
+        <w:rPr>
+          <w:rFonts w:hint="cs"/>
+          <w:rtl/>
+          <w:lang w:bidi="ar-SA"/>
+        </w:rPr>
+        <w:t xml:space="preserve"> </w:t>
+      </w:r>
+      <w:r>
+        <w:rPr>
+          <w:rtl/>
+          <w:lang w:bidi="ar-SA"/>
+        </w:rPr>
+        <w:t>واقع‌بینانه</w:t>
+      </w:r>
+      <w:r>
+        <w:rPr>
+          <w:rFonts w:hint="cs"/>
+          <w:rtl/>
+        </w:rPr>
+        <w:t xml:space="preserve"> </w:t>
+      </w:r>
+      <w:r>
+        <w:rPr>
+          <w:rtl/>
+          <w:lang w:bidi="ar-SA"/>
+        </w:rPr>
+        <w:t>سنجیده شود، نه در برابر یک مرجع بدون خطا</w:t>
+      </w:r>
+      <w:r>
+        <w:rPr>
+          <w:rFonts w:hint="cs"/>
+          <w:rtl/>
+        </w:rPr>
+        <w:t>.</w:t>
       </w:r>
     </w:p>
     <w:p>
       <w:pPr>
         <w:pStyle w:val="Paragraph"/>
-      </w:pPr>
-      <w:r>
-        <w:rPr>
-          <w:rFonts w:hint="cs"/>
-          <w:rtl/>
-        </w:rPr>
-        <w:t xml:space="preserve">این نتایج، بدونِ هیچ تغییری در کد، رویِ دو سامانه‌ی کاملاً مستقلِ دیگر (یک سامانه‌ی ویندوزی و یک سامانه‌ی لینوکسیِ جداگانه) نیز اجرا شدند و هر دو، همان اعداد را تا دو رقمِ اعشار بازتولید کردند؛ یعنی فرآیند هیچ گامِ تصادفی ندارد.</w:t>
+        <w:rPr>
+          <w:rtl/>
+        </w:rPr>
+      </w:pPr>
+      <w:r>
+        <w:rPr>
+          <w:rtl/>
+          <w:lang w:bidi="ar-SA"/>
+        </w:rPr>
+        <w:t>جهت ارزیابی قابلیت تکرارپذیری، نتایج حاصل بدون هیچ‌گونه تغییر در کد، بر روی دو سامانه کاملاً مستقل</w:t>
+      </w:r>
+      <w:r>
+        <w:rPr>
+          <w:rFonts w:hint="cs"/>
+          <w:rtl/>
+          <w:lang w:bidi="ar-SA"/>
+        </w:rPr>
+        <w:t xml:space="preserve"> دیگر</w:t>
+      </w:r>
+      <w:r>
+        <w:t xml:space="preserve"> </w:t>
+      </w:r>
+      <w:r>
+        <w:rPr>
+          <w:rFonts w:hint="cs"/>
+          <w:rtl/>
+        </w:rPr>
+        <w:t>(</w:t>
+      </w:r>
+      <w:r>
+        <w:rPr>
+          <w:rtl/>
+          <w:lang w:bidi="ar-SA"/>
+        </w:rPr>
+        <w:t>مبتنی بر</w:t>
+      </w:r>
+      <w:r>
+        <w:t xml:space="preserve"> Windows </w:t>
+      </w:r>
+      <w:r>
+        <w:rPr>
+          <w:rtl/>
+          <w:lang w:bidi="ar-SA"/>
+        </w:rPr>
+        <w:t>و</w:t>
+      </w:r>
+      <w:r>
+        <w:rPr>
+          <w:rFonts w:hint="cs"/>
+          <w:rtl/>
+          <w:lang w:bidi="ar-SA"/>
+        </w:rPr>
+        <w:t xml:space="preserve"> </w:t>
+      </w:r>
+      <w:r>
+        <w:t>Linux</w:t>
+      </w:r>
+      <w:r>
+        <w:rPr>
+          <w:rFonts w:hint="cs"/>
+          <w:rtl/>
+        </w:rPr>
+        <w:t>)</w:t>
+      </w:r>
+      <w:r>
+        <w:t xml:space="preserve"> </w:t>
+      </w:r>
+      <w:r>
+        <w:rPr>
+          <w:rtl/>
+          <w:lang w:bidi="ar-SA"/>
+        </w:rPr>
+        <w:t>اجرا شدند. خروجی‌ها در هر دو پلتفرم تا دو رقم اعشار دقیقاً یکسان بودند؛ این امر</w:t>
+      </w:r>
+      <w:r>
+        <w:rPr>
+          <w:rFonts w:hint="cs"/>
+          <w:rtl/>
+          <w:lang w:bidi="ar-SA"/>
+        </w:rPr>
+        <w:t xml:space="preserve"> نشان‌دهنده</w:t>
+      </w:r>
+      <w:r>
+        <w:rPr>
+          <w:rtl/>
+          <w:lang w:bidi="ar-SA"/>
+        </w:rPr>
+        <w:t xml:space="preserve"> ماهیت قطعی</w:t>
+      </w:r>
+      <w:r>
+        <w:t xml:space="preserve"> </w:t>
+      </w:r>
+      <w:r>
+        <w:rPr>
+          <w:rtl/>
+          <w:lang w:bidi="ar-SA"/>
+        </w:rPr>
+        <w:t>فرآیند و عدم وجود هرگونه مؤلفه یا گام تصادفی در اجرای الگوریتم است</w:t>
+      </w:r>
+      <w:r>
+        <w:rPr>
+          <w:rFonts w:hint="cs"/>
+          <w:rtl/>
+          <w:lang w:bidi="ar-SA"/>
+        </w:rPr>
+        <w:t>.</w:t>
       </w:r>
     </w:p>
     <w:p>
       <w:pPr>
         <w:pStyle w:val="FigurePosition"/>
+        <w:rPr>
+          <w:rtl/>
+        </w:rPr>
       </w:pPr>
       <w:r>
         <w:rPr>
           <w:noProof/>
         </w:rPr>
+        <w:lastRenderedPageBreak/>
         <w:drawing>
-          <wp:inline distT="0" distB="0" distL="0" distR="0">
-            <wp:extent cx="2952750" cy="2798571"/>
-            <wp:effectExtent l="0" t="0" r="0" b="0"/>
+          <wp:inline distT="0" distB="0" distL="0" distR="0" wp14:anchorId="0159644E" wp14:editId="3F4F7001">
+            <wp:extent cx="2908300" cy="3765344"/>
+            <wp:effectExtent l="0" t="0" r="6350" b="6985"/>
             <wp:docPr id="102" name="Picture 102"/>
             <wp:cNvGraphicFramePr>
               <a:graphicFrameLocks xmlns:a="http://schemas.openxmlformats.org/drawingml/2006/main" noChangeAspect="1"/>
@@ -1261,20 +1949,29 @@
                     <pic:cNvPr id="0" name="Picture 102"/>
                     <pic:cNvPicPr/>
                   </pic:nvPicPr>
-                  <pic:blipFill>
-                    <a:blip r:embed="rId21"/>
+                  <pic:blipFill rotWithShape="1">
+                    <a:blip r:embed="rId9"/>
+                    <a:srcRect l="13451" r="13344"/>
                     <a:stretch>
                       <a:fillRect/>
                     </a:stretch>
                   </pic:blipFill>
-                  <pic:spPr>
+                  <pic:spPr bwMode="auto">
                     <a:xfrm>
                       <a:off x="0" y="0"/>
-                      <a:ext cx="2952750" cy="2798571"/>
+                      <a:ext cx="2929348" cy="3792594"/>
                     </a:xfrm>
                     <a:prstGeom prst="rect">
                       <a:avLst/>
                     </a:prstGeom>
+                    <a:ln>
+                      <a:noFill/>
+                    </a:ln>
+                    <a:extLst>
+                      <a:ext uri="{53640926-AAD7-44D8-BBD7-CCE9431645EC}">
+                        <a14:shadowObscured xmlns:a14="http://schemas.microsoft.com/office/drawing/2010/main"/>
+                      </a:ext>
+                    </a:extLst>
                   </pic:spPr>
                 </pic:pic>
               </a:graphicData>
@@ -1285,14 +1982,22 @@
     </w:p>
     <w:p>
       <w:pPr>
-        <w:pStyle w:val="Caption"/>
-      </w:pPr>
-      <w:r>
-        <w:rPr>
-          <w:rFonts w:hint="cs"/>
-          <w:rtl/>
-        </w:rPr>
-        <w:t xml:space="preserve">شکل ۲ — نمونه‌ای از خروجیِ فرآیند رویِ یک عکسِ واقعی: دایره‌های قرمز، دیسک‌های تشخیص‌داده‌شده را نشان می‌دهند و خطوطِ سبز، مرزِ برآوردشده‌ی هاله‌ی عدمِ‌رشد را؛ دو دیسکِ بدونِ خطِ سبز، هاله‌ای نداشته‌اند.</w:t>
+        <w:pStyle w:val="Paragraph"/>
+        <w:jc w:val="center"/>
+        <w:rPr>
+          <w:sz w:val="18"/>
+          <w:szCs w:val="18"/>
+          <w:lang w:bidi="ar-SA"/>
+        </w:rPr>
+      </w:pPr>
+      <w:r>
+        <w:rPr>
+          <w:rFonts w:hint="cs"/>
+          <w:sz w:val="18"/>
+          <w:szCs w:val="18"/>
+          <w:rtl/>
+        </w:rPr>
+        <w:t>شکل ۲: نمونه‌ای از خروجی فرآیند روی یک عکس حقیقی: دایره‌های قرمز، دیسک‌های تشخیص‌داده‌شده و خطوط سبز، مرز برآوردشده‌ی هاله‌ی عدم‌رشد را را نشان می‌دهند؛ دو دیسک بدون خط سبز، هاله‌ای نداشته‌اند</w:t>
       </w:r>
     </w:p>
     <w:p>
@@ -1301,50 +2006,290 @@
       </w:pPr>
       <w:r>
         <w:rPr>
-          <w:b/>
-          <w:bCs/>
-          <w:rFonts w:hint="cs"/>
-          <w:rtl/>
-        </w:rPr>
-        <w:t xml:space="preserve">بحث</w:t>
+          <w:rFonts w:hint="cs"/>
+          <w:rtl/>
+        </w:rPr>
+        <w:t>بحث</w:t>
       </w:r>
     </w:p>
     <w:p>
       <w:pPr>
         <w:pStyle w:val="Paragraph"/>
-      </w:pPr>
-      <w:r>
-        <w:rPr>
-          <w:rFonts w:hint="cs"/>
-          <w:rtl/>
-        </w:rPr>
-        <w:t xml:space="preserve">نتایجِ بخشِ پیش نشان می‌دهند تشخیصِ ظرف و دیسک به دقتِ بسیار بالایی رسیده است، و بخشِ باقی‌مانده‌ی خطا عمدتاً از اندازه‌گیریِ قطرِ هاله سرچشمه می‌گیرد. مرزِ هاله در تصاویری که نورِ یکنواخت‌تری دارند یا هاله‌ی آن‌ها واضح‌تر از زمینه جدا می‌شود، دقیق‌تر برآورد می‌شود؛ در مقابل، هاله‌های کم‌رنگ یا نزدیک به هاله‌ی دیسکِ همسایه، بیشترین خطا را به‌همراه دارند.</w:t>
+        <w:rPr>
+          <w:rtl/>
+        </w:rPr>
+      </w:pPr>
+      <w:r>
+        <w:rPr>
+          <w:rFonts w:hint="cs"/>
+          <w:rtl/>
+        </w:rPr>
+        <w:t xml:space="preserve">نتایج نشان می‌دهند که تشخیص ظرف و دیسک به دقت بسیار بالایی رسیده است و بخش باقی‌مانده‌ خطا عمدتاً از اندازه‌گیری قطر هاله سرچشمه می‌گیرد. مرز هاله در تصاویری که نور یکنواخت‌تری دارند یا هاله‌ی آن‌ها واضح‌تر از زمینه جدا می‌شود، دقیق‌تر برآورد می‌شود؛ در مقابل، هاله‌های کم‌رنگ یا نزدیک به هاله‌ی دیسک همسایه، بیشترین خطا را به‌همراه دارند.</w:t>
       </w:r>
     </w:p>
     <w:p>
       <w:pPr>
-        <w:sectPr>
-          <w:type w:val="continuous"/>
-          <w:pgSz w:w="11906" w:h="16838" w:code="9"/>
-          <w:pgMar w:top="1418" w:right="1134" w:bottom="1418" w:left="1134" w:header="851" w:footer="567" w:gutter="0"/>
-          <w:cols w:num="2" w:space="340"/>
-          <w:bidi/>
-          <w:rtlGutter/>
-        </w:sectPr>
-      </w:pPr>
+        <w:pStyle w:val="Paragraph"/>
+        <w:rPr>
+          <w:rtl/>
+          <w:lang w:bidi="ar-SA"/>
+        </w:rPr>
+      </w:pPr>
+      <w:r>
+        <w:rPr>
+          <w:rtl/>
+          <w:lang w:bidi="ar-SA"/>
+        </w:rPr>
+        <w:t>تحلیل نمودار بلاند</w:t>
+      </w:r>
+      <w:r>
+        <w:rPr>
+          <w:rFonts w:ascii="Arial" w:hAnsi="Arial" w:cs="Arial" w:hint="cs"/>
+          <w:rtl/>
+          <w:lang w:bidi="ar-SA"/>
+        </w:rPr>
+        <w:t>–</w:t>
+      </w:r>
+      <w:r>
+        <w:rPr>
+          <w:rFonts w:hint="cs"/>
+          <w:rtl/>
+          <w:lang w:bidi="ar-SA"/>
+        </w:rPr>
+        <w:t>آلتمن</w:t>
+      </w:r>
+      <w:r>
+        <w:rPr>
+          <w:rtl/>
+          <w:lang w:bidi="ar-SA"/>
+        </w:rPr>
+        <w:t xml:space="preserve"> (</w:t>
+      </w:r>
+      <w:r>
+        <w:rPr>
+          <w:rFonts w:hint="cs"/>
+          <w:rtl/>
+          <w:lang w:bidi="ar-SA"/>
+        </w:rPr>
+        <w:t>شکل</w:t>
+      </w:r>
+      <w:r>
+        <w:rPr>
+          <w:rFonts w:hint="cs"/>
+          <w:rtl/>
+        </w:rPr>
+        <w:t>3</w:t>
+      </w:r>
+      <w:r>
+        <w:rPr>
+          <w:rtl/>
+        </w:rPr>
+        <w:t>)</w:t>
+      </w:r>
+      <w:r>
+        <w:rPr>
+          <w:rtl/>
+          <w:lang w:bidi="ar-SA"/>
+        </w:rPr>
+        <w:t>، نشان‌دهنده میانگین سوگیری</w:t>
+      </w:r>
+      <w:r>
+        <w:t xml:space="preserve"> </w:t>
+      </w:r>
+      <w:r>
+        <w:rPr>
+          <w:rtl/>
+          <w:lang w:bidi="ar-SA"/>
+        </w:rPr>
+        <w:t xml:space="preserve">معادل </w:t>
+      </w:r>
+      <w:r>
+        <w:rPr>
+          <w:rFonts w:hint="cs"/>
+          <w:rtl/>
+        </w:rPr>
+        <w:t>61/0</w:t>
+      </w:r>
+      <w:r>
+        <w:rPr>
+          <w:rFonts w:ascii="Cambria Math" w:hAnsi="Cambria Math" w:cs="Cambria Math" w:hint="cs"/>
+          <w:rtl/>
+        </w:rPr>
+        <w:t>−</w:t>
+      </w:r>
+      <w:r>
+        <w:rPr>
+          <w:rtl/>
+        </w:rPr>
+        <w:t xml:space="preserve"> </w:t>
+      </w:r>
+      <w:r>
+        <w:rPr>
+          <w:rtl/>
+          <w:lang w:bidi="ar-SA"/>
+        </w:rPr>
+        <w:t>میلی‌متر است که نشان می‌دهد سیستم</w:t>
+      </w:r>
+      <w:r>
+        <w:rPr>
+          <w:rFonts w:hint="cs"/>
+          <w:rtl/>
+          <w:lang w:bidi="ar-SA"/>
+        </w:rPr>
+        <w:t>،</w:t>
+      </w:r>
+      <w:r>
+        <w:rPr>
+          <w:rtl/>
+          <w:lang w:bidi="ar-SA"/>
+        </w:rPr>
+        <w:t xml:space="preserve"> هاله عدم رشد را به‌طور جزئی کوچک‌تر از ارزیابی کارشناس برآورد می‌کند؛ این مقدار سوگیری به صفر بسیار نزدیک بوده و فاقد خطای سیستماتیک معنادار در سطح بالینی است. با این حال، ارزیابی پراکندگی داده‌ها نشان می‌دهد که محدوده توافق </w:t>
+      </w:r>
+      <w:r>
+        <w:rPr>
+          <w:rtl/>
+        </w:rPr>
+        <w:t>۹۵</w:t>
+      </w:r>
+      <w:r>
+        <w:rPr>
+          <w:rtl/>
+          <w:lang w:bidi="ar-SA"/>
+        </w:rPr>
+        <w:t xml:space="preserve"> درصد</w:t>
+      </w:r>
+      <w:r>
+        <w:rPr>
+          <w:rFonts w:hint="cs"/>
+          <w:rtl/>
+          <w:lang w:bidi="ar-SA"/>
+        </w:rPr>
+        <w:t>ی،</w:t>
+      </w:r>
+      <w:r>
+        <w:t xml:space="preserve"> </w:t>
+      </w:r>
+      <w:r>
+        <w:rPr>
+          <w:rtl/>
+          <w:lang w:bidi="ar-SA"/>
+        </w:rPr>
+        <w:t xml:space="preserve">بازه گسترده‌ای از </w:t>
+      </w:r>
+      <w:r>
+        <w:rPr>
+          <w:rFonts w:hint="cs"/>
+          <w:rtl/>
+        </w:rPr>
+        <w:t>33/12</w:t>
+      </w:r>
+      <w:r>
+        <w:rPr>
+          <w:rFonts w:ascii="Cambria Math" w:hAnsi="Cambria Math" w:cs="Cambria Math" w:hint="cs"/>
+          <w:rtl/>
+        </w:rPr>
+        <w:t>−</w:t>
+      </w:r>
+      <w:r>
+        <w:rPr>
+          <w:rtl/>
+        </w:rPr>
+        <w:t xml:space="preserve"> </w:t>
+      </w:r>
+      <w:r>
+        <w:rPr>
+          <w:rtl/>
+          <w:lang w:bidi="ar-SA"/>
+        </w:rPr>
+        <w:t xml:space="preserve">تا </w:t>
+      </w:r>
+      <w:r>
+        <w:rPr>
+          <w:rtl/>
+        </w:rPr>
+        <w:t xml:space="preserve">۱۱/۱۱+ </w:t>
+      </w:r>
+      <w:r>
+        <w:rPr>
+          <w:rtl/>
+          <w:lang w:bidi="ar-SA"/>
+        </w:rPr>
+        <w:t>میلی‌متر</w:t>
+      </w:r>
+      <w:r>
+        <w:t xml:space="preserve"> </w:t>
+      </w:r>
+      <w:r>
+        <w:rPr>
+          <w:rFonts w:hint="cs"/>
+          <w:rtl/>
+        </w:rPr>
+        <w:t xml:space="preserve">برای 60 دیسک </w:t>
+      </w:r>
+      <w:r>
+        <w:rPr>
+          <w:rtl/>
+          <w:lang w:bidi="ar-SA"/>
+        </w:rPr>
+        <w:t>پوشش می‌دهد. همان‌طور که در نمودار مشخص است، علت اصلی وسعت این بازه، حضور چند داده پرت</w:t>
+      </w:r>
+      <w:r>
+        <w:t xml:space="preserve"> </w:t>
+      </w:r>
+      <w:r>
+        <w:rPr>
+          <w:rtl/>
+          <w:lang w:bidi="ar-SA"/>
+        </w:rPr>
+        <w:t>در دامنه خطاهای منفی بزرگ است. بررسی کیفی نشان می‌دهد این خطاها عمدتاً مربوط به مواردی است که هاله‌های مجاور هم‌پوشانی داشته و مرز مشترک آن‌ها دچار ابهام شده است</w:t>
+      </w:r>
+      <w:r>
+        <w:rPr>
+          <w:rFonts w:hint="cs"/>
+          <w:rtl/>
+          <w:lang w:bidi="ar-SA"/>
+        </w:rPr>
+        <w:t xml:space="preserve">. </w:t>
+      </w:r>
+      <w:r>
+        <w:rPr>
+          <w:rtl/>
+          <w:lang w:bidi="ar-SA"/>
+        </w:rPr>
+        <w:t>بنابراین، خطای سیستم توزیع یکنواختی در سراسر دامنه اندازه‌گیری ندارد، بلکه این عدم‌قطعیت صرفاً در شرایط مورفولوژیکی پیچیده و تداخل هاله‌های همسایه رخ داده است</w:t>
+      </w:r>
+      <w:r>
+        <w:rPr>
+          <w:rFonts w:hint="cs"/>
+          <w:rtl/>
+          <w:lang w:bidi="ar-SA"/>
+        </w:rPr>
+        <w:t>.</w:t>
+      </w:r>
     </w:p>
     <w:p>
       <w:pPr>
-        <w:pStyle w:val="FigurePosition"/>
+        <w:pStyle w:val="Paragraph"/>
+        <w:rPr>
+          <w:rtl/>
+          <w:lang w:bidi="ar-SA"/>
+        </w:rPr>
+      </w:pPr>
+    </w:p>
+    <w:p>
+      <w:pPr>
+        <w:pStyle w:val="Paragraph"/>
+        <w:keepNext/>
+        <w:jc w:val="center"/>
       </w:pPr>
       <w:r>
         <w:rPr>
           <w:noProof/>
         </w:rPr>
         <w:drawing>
-          <wp:inline distT="0" distB="0" distL="0" distR="0">
-            <wp:extent cx="3794480" cy="2913618"/>
-            <wp:effectExtent l="0" t="0" r="0" b="0"/>
+          <wp:inline distT="0" distB="0" distL="0" distR="0" wp14:anchorId="70F90E5C" wp14:editId="222A024D">
+            <wp:extent cx="3192504" cy="2451100"/>
+            <wp:effectExtent l="0" t="0" r="8255" b="6350"/>
             <wp:docPr id="103" name="Picture 103"/>
             <wp:cNvGraphicFramePr>
               <a:graphicFrameLocks xmlns:a="http://schemas.openxmlformats.org/drawingml/2006/main" noChangeAspect="1"/>
@@ -1357,7 +2302,7 @@
                     <pic:cNvPicPr/>
                   </pic:nvPicPr>
                   <pic:blipFill>
-                    <a:blip r:embed="rId22"/>
+                    <a:blip r:embed="rId10"/>
                     <a:stretch>
                       <a:fillRect/>
                     </a:stretch>
@@ -1365,7 +2310,7 @@
                   <pic:spPr>
                     <a:xfrm>
                       <a:off x="0" y="0"/>
-                      <a:ext cx="3794480" cy="2913618"/>
+                      <a:ext cx="3241329" cy="2488587"/>
                     </a:xfrm>
                     <a:prstGeom prst="rect">
                       <a:avLst/>
@@ -1380,86 +2325,628 @@
     </w:p>
     <w:p>
       <w:pPr>
-        <w:pStyle w:val="Caption"/>
-      </w:pPr>
-      <w:r>
-        <w:rPr>
-          <w:rFonts w:hint="cs"/>
-          <w:rtl/>
-        </w:rPr>
-        <w:t xml:space="preserve">شکل ۳ — نمودارِ Bland–Altman برایِ قطرِ هاله: اختلافِ اندازه‌گیریِ سیستم و کارشناس در برابرِ میانگینِ آن دو، رویِ همان ۶۰ دیسکی که هم کارشناس و هم سیستم هاله گزارش داده‌اند.</w:t>
+        <w:jc w:val="center"/>
+        <w:rPr>
+          <w:sz w:val="18"/>
+          <w:szCs w:val="18"/>
+          <w:rtl/>
+        </w:rPr>
+      </w:pPr>
+      <w:r>
+        <w:rPr>
+          <w:rFonts w:hint="cs"/>
+          <w:sz w:val="18"/>
+          <w:szCs w:val="18"/>
+          <w:rtl/>
+        </w:rPr>
+        <w:t xml:space="preserve">شکل ۳: </w:t>
+      </w:r>
+      <w:r>
+        <w:rPr>
+          <w:sz w:val="18"/>
+          <w:szCs w:val="18"/>
+          <w:rtl/>
+        </w:rPr>
+        <w:t>نمودار بلاند</w:t>
+      </w:r>
+      <w:r>
+        <w:rPr>
+          <w:rFonts w:ascii="Arial" w:hAnsi="Arial" w:cs="Arial" w:hint="cs"/>
+          <w:sz w:val="18"/>
+          <w:szCs w:val="18"/>
+          <w:rtl/>
+        </w:rPr>
+        <w:t>–</w:t>
+      </w:r>
+      <w:r>
+        <w:rPr>
+          <w:rFonts w:hint="cs"/>
+          <w:sz w:val="18"/>
+          <w:szCs w:val="18"/>
+          <w:rtl/>
+        </w:rPr>
+        <w:t>آلتمن</w:t>
+      </w:r>
+      <w:r>
+        <w:rPr>
+          <w:sz w:val="18"/>
+          <w:szCs w:val="18"/>
+          <w:rtl/>
+        </w:rPr>
+        <w:t xml:space="preserve"> </w:t>
+      </w:r>
+      <w:r>
+        <w:rPr>
+          <w:rFonts w:hint="cs"/>
+          <w:sz w:val="18"/>
+          <w:szCs w:val="18"/>
+          <w:rtl/>
+        </w:rPr>
+        <w:t>جهت</w:t>
+      </w:r>
+      <w:r>
+        <w:rPr>
+          <w:sz w:val="18"/>
+          <w:szCs w:val="18"/>
+          <w:rtl/>
+        </w:rPr>
+        <w:t xml:space="preserve"> </w:t>
+      </w:r>
+      <w:r>
+        <w:rPr>
+          <w:rFonts w:hint="cs"/>
+          <w:sz w:val="18"/>
+          <w:szCs w:val="18"/>
+          <w:rtl/>
+        </w:rPr>
+        <w:t>ارزیابی</w:t>
+      </w:r>
+      <w:r>
+        <w:rPr>
+          <w:sz w:val="18"/>
+          <w:szCs w:val="18"/>
+          <w:rtl/>
+        </w:rPr>
+        <w:t xml:space="preserve"> </w:t>
+      </w:r>
+      <w:r>
+        <w:rPr>
+          <w:rFonts w:hint="cs"/>
+          <w:sz w:val="18"/>
+          <w:szCs w:val="18"/>
+          <w:rtl/>
+        </w:rPr>
+        <w:t>توافق</w:t>
+      </w:r>
+      <w:r>
+        <w:rPr>
+          <w:sz w:val="18"/>
+          <w:szCs w:val="18"/>
+          <w:rtl/>
+        </w:rPr>
+        <w:t xml:space="preserve"> </w:t>
+      </w:r>
+      <w:r>
+        <w:rPr>
+          <w:rFonts w:hint="cs"/>
+          <w:sz w:val="18"/>
+          <w:szCs w:val="18"/>
+          <w:rtl/>
+        </w:rPr>
+        <w:t>در</w:t>
+      </w:r>
+      <w:r>
+        <w:rPr>
+          <w:sz w:val="18"/>
+          <w:szCs w:val="18"/>
+          <w:rtl/>
+        </w:rPr>
+        <w:t xml:space="preserve"> </w:t>
+      </w:r>
+      <w:r>
+        <w:rPr>
+          <w:rFonts w:hint="cs"/>
+          <w:sz w:val="18"/>
+          <w:szCs w:val="18"/>
+          <w:rtl/>
+        </w:rPr>
+        <w:t>اندازه‌گیری</w:t>
+      </w:r>
+      <w:r>
+        <w:rPr>
+          <w:sz w:val="18"/>
+          <w:szCs w:val="18"/>
+          <w:rtl/>
+        </w:rPr>
+        <w:t xml:space="preserve"> </w:t>
+      </w:r>
+      <w:r>
+        <w:rPr>
+          <w:rFonts w:hint="cs"/>
+          <w:sz w:val="18"/>
+          <w:szCs w:val="18"/>
+          <w:rtl/>
+        </w:rPr>
+        <w:t>قطر</w:t>
+      </w:r>
+      <w:r>
+        <w:rPr>
+          <w:sz w:val="18"/>
+          <w:szCs w:val="18"/>
+          <w:rtl/>
+        </w:rPr>
+        <w:t xml:space="preserve"> </w:t>
+      </w:r>
+      <w:r>
+        <w:rPr>
+          <w:rFonts w:hint="cs"/>
+          <w:sz w:val="18"/>
+          <w:szCs w:val="18"/>
+          <w:rtl/>
+        </w:rPr>
+        <w:t>هاله</w:t>
+      </w:r>
+      <w:r>
+        <w:rPr>
+          <w:sz w:val="18"/>
+          <w:szCs w:val="18"/>
+          <w:rtl/>
+        </w:rPr>
+        <w:t xml:space="preserve"> </w:t>
+      </w:r>
+      <w:r>
+        <w:rPr>
+          <w:rFonts w:hint="cs"/>
+          <w:sz w:val="18"/>
+          <w:szCs w:val="18"/>
+          <w:rtl/>
+        </w:rPr>
+        <w:t>بین</w:t>
+      </w:r>
+      <w:r>
+        <w:rPr>
+          <w:sz w:val="18"/>
+          <w:szCs w:val="18"/>
+          <w:rtl/>
+        </w:rPr>
+        <w:t xml:space="preserve"> </w:t>
+      </w:r>
+      <w:r>
+        <w:rPr>
+          <w:rFonts w:hint="cs"/>
+          <w:sz w:val="18"/>
+          <w:szCs w:val="18"/>
+          <w:rtl/>
+        </w:rPr>
+        <w:t>سامانه</w:t>
+      </w:r>
+      <w:r>
+        <w:rPr>
+          <w:sz w:val="18"/>
+          <w:szCs w:val="18"/>
+          <w:rtl/>
+        </w:rPr>
+        <w:t xml:space="preserve"> </w:t>
+      </w:r>
+      <w:r>
+        <w:rPr>
+          <w:rFonts w:hint="cs"/>
+          <w:sz w:val="18"/>
+          <w:szCs w:val="18"/>
+          <w:rtl/>
+        </w:rPr>
+        <w:t>پیشنهادی</w:t>
+      </w:r>
+      <w:r>
+        <w:rPr>
+          <w:sz w:val="18"/>
+          <w:szCs w:val="18"/>
+          <w:rtl/>
+        </w:rPr>
+        <w:t xml:space="preserve"> </w:t>
+      </w:r>
+      <w:r>
+        <w:rPr>
+          <w:rFonts w:hint="cs"/>
+          <w:sz w:val="18"/>
+          <w:szCs w:val="18"/>
+          <w:rtl/>
+        </w:rPr>
+        <w:t>و</w:t>
+      </w:r>
+      <w:r>
+        <w:rPr>
+          <w:sz w:val="18"/>
+          <w:szCs w:val="18"/>
+          <w:rtl/>
+        </w:rPr>
+        <w:t xml:space="preserve"> </w:t>
+      </w:r>
+      <w:r>
+        <w:rPr>
+          <w:rFonts w:hint="cs"/>
+          <w:sz w:val="18"/>
+          <w:szCs w:val="18"/>
+          <w:rtl/>
+        </w:rPr>
+        <w:t>کارشناس</w:t>
+      </w:r>
+      <w:r>
+        <w:rPr>
+          <w:sz w:val="18"/>
+          <w:szCs w:val="18"/>
+          <w:rtl/>
+        </w:rPr>
+        <w:t xml:space="preserve"> </w:t>
+      </w:r>
+      <w:r>
+        <w:rPr>
+          <w:rFonts w:hint="cs"/>
+          <w:sz w:val="18"/>
+          <w:szCs w:val="18"/>
+          <w:rtl/>
+        </w:rPr>
+        <w:t xml:space="preserve">مرجع. </w:t>
+      </w:r>
+      <w:r>
+        <w:rPr>
+          <w:sz w:val="18"/>
+          <w:szCs w:val="18"/>
+        </w:rPr>
+        <w:t xml:space="preserve"> </w:t>
+      </w:r>
+      <w:r>
+        <w:rPr>
+          <w:b/>
+          <w:bCs/>
+          <w:sz w:val="18"/>
+          <w:szCs w:val="18"/>
+        </w:rPr>
+        <w:t>(</w:t>
+      </w:r>
+      <m:oMath>
+        <m:r>
+          <w:rPr>
+            <w:rFonts w:ascii="Cambria Math" w:hAnsi="Cambria Math"/>
+            <w:sz w:val="18"/>
+            <w:szCs w:val="18"/>
+          </w:rPr>
+          <m:t>n=60</m:t>
+        </m:r>
+      </m:oMath>
+      <w:r>
+        <w:rPr>
+          <w:b/>
+          <w:bCs/>
+          <w:sz w:val="18"/>
+          <w:szCs w:val="18"/>
+        </w:rPr>
+        <w:t>)</w:t>
+      </w:r>
+      <w:r>
+        <w:rPr>
+          <w:sz w:val="18"/>
+          <w:szCs w:val="18"/>
+          <w:rtl/>
+        </w:rPr>
+        <w:t>خط ممتد قرمز نشان‌دهنده میانگین سوگیری</w:t>
+      </w:r>
+      <w:r>
+        <w:rPr>
+          <w:sz w:val="18"/>
+          <w:szCs w:val="18"/>
+        </w:rPr>
+        <w:t xml:space="preserve"> (</w:t>
+      </w:r>
+      <m:oMath>
+        <m:r>
+          <m:rPr>
+            <m:nor/>
+          </m:rPr>
+          <w:rPr>
+            <w:sz w:val="18"/>
+            <w:szCs w:val="18"/>
+          </w:rPr>
+          <m:t>Bias</m:t>
+        </m:r>
+        <m:r>
+          <w:rPr>
+            <w:rFonts w:ascii="Cambria Math" w:hAnsi="Cambria Math"/>
+            <w:sz w:val="18"/>
+            <w:szCs w:val="18"/>
+          </w:rPr>
+          <m:t>=-0.61</m:t>
+        </m:r>
+        <m:r>
+          <m:rPr>
+            <m:nor/>
+          </m:rPr>
+          <w:rPr>
+            <w:sz w:val="18"/>
+            <w:szCs w:val="18"/>
+          </w:rPr>
+          <m:t> mm</m:t>
+        </m:r>
+      </m:oMath>
+      <w:r>
+        <w:rPr>
+          <w:sz w:val="18"/>
+          <w:szCs w:val="18"/>
+        </w:rPr>
+        <w:t xml:space="preserve">) </w:t>
+      </w:r>
+      <w:r>
+        <w:rPr>
+          <w:rFonts w:hint="cs"/>
+          <w:sz w:val="18"/>
+          <w:szCs w:val="18"/>
+          <w:rtl/>
+        </w:rPr>
+        <w:t xml:space="preserve"> </w:t>
+      </w:r>
+      <w:r>
+        <w:rPr>
+          <w:sz w:val="18"/>
+          <w:szCs w:val="18"/>
+          <w:rtl/>
+        </w:rPr>
+        <w:t xml:space="preserve">و خطوط‌چین خاکستری بیانگر محدوده توافق </w:t>
+      </w:r>
+      <w:r>
+        <w:rPr>
+          <w:sz w:val="18"/>
+          <w:szCs w:val="18"/>
+          <w:rtl/>
+          <w:lang w:bidi="fa-IR"/>
+        </w:rPr>
+        <w:t>۹۵</w:t>
+      </w:r>
+      <w:r>
+        <w:rPr>
+          <w:sz w:val="18"/>
+          <w:szCs w:val="18"/>
+          <w:rtl/>
+        </w:rPr>
+        <w:t xml:space="preserve"> درصدی</w:t>
+      </w:r>
+      <w:r>
+        <w:rPr>
+          <w:sz w:val="18"/>
+          <w:szCs w:val="18"/>
+        </w:rPr>
+        <w:t xml:space="preserve"> (</w:t>
+      </w:r>
+      <m:oMath>
+        <m:r>
+          <w:rPr>
+            <w:rFonts w:ascii="Cambria Math" w:hAnsi="Cambria Math"/>
+            <w:sz w:val="18"/>
+            <w:szCs w:val="18"/>
+          </w:rPr>
+          <m:t>±1.96</m:t>
+        </m:r>
+        <m:r>
+          <m:rPr>
+            <m:nor/>
+          </m:rPr>
+          <w:rPr>
+            <w:sz w:val="18"/>
+            <w:szCs w:val="18"/>
+          </w:rPr>
+          <m:t> SD</m:t>
+        </m:r>
+        <m:r>
+          <w:rPr>
+            <w:rFonts w:ascii="Cambria Math" w:hAnsi="Cambria Math"/>
+            <w:sz w:val="18"/>
+            <w:szCs w:val="18"/>
+          </w:rPr>
+          <m:t>:</m:t>
+        </m:r>
+        <m:d>
+          <m:dPr>
+            <m:begChr m:val="["/>
+            <m:sepChr m:val=","/>
+            <m:endChr m:val="]"/>
+            <m:ctrlPr>
+              <w:rPr>
+                <w:rFonts w:ascii="Cambria Math" w:hAnsi="Cambria Math"/>
+                <w:sz w:val="18"/>
+                <w:szCs w:val="18"/>
+              </w:rPr>
+            </m:ctrlPr>
+          </m:dPr>
+          <m:e>
+            <m:r>
+              <w:rPr>
+                <w:rFonts w:ascii="Cambria Math" w:hAnsi="Cambria Math"/>
+                <w:sz w:val="18"/>
+                <w:szCs w:val="18"/>
+              </w:rPr>
+              <m:t>-</m:t>
+            </m:r>
+          </m:e>
+          <m:e>
+            <m:r>
+              <w:rPr>
+                <w:rFonts w:ascii="Cambria Math" w:hAnsi="Cambria Math"/>
+                <w:sz w:val="18"/>
+                <w:szCs w:val="18"/>
+              </w:rPr>
+              <m:t>12.33+11.11</m:t>
+            </m:r>
+          </m:e>
+        </m:d>
+        <m:r>
+          <m:rPr>
+            <m:nor/>
+          </m:rPr>
+          <w:rPr>
+            <w:sz w:val="18"/>
+            <w:szCs w:val="18"/>
+          </w:rPr>
+          <m:t> mm</m:t>
+        </m:r>
+      </m:oMath>
+      <w:r>
+        <w:rPr>
+          <w:sz w:val="18"/>
+          <w:szCs w:val="18"/>
+        </w:rPr>
+        <w:t xml:space="preserve">) </w:t>
+      </w:r>
+      <w:r>
+        <w:rPr>
+          <w:sz w:val="18"/>
+          <w:szCs w:val="18"/>
+          <w:rtl/>
+        </w:rPr>
+        <w:t>برای دیسک‌هایی است که توسط هر دو روش اندازه‌گیری شده‌اند</w:t>
       </w:r>
     </w:p>
     <w:p>
       <w:pPr>
-        <w:sectPr>
-          <w:type w:val="continuous"/>
-          <w:pgSz w:w="11906" w:h="16838" w:code="9"/>
-          <w:pgMar w:top="1418" w:right="1134" w:bottom="1418" w:left="1134" w:header="851" w:footer="567" w:gutter="0"/>
-          <w:cols w:num="1"/>
-          <w:bidi/>
-          <w:rtlGutter/>
-        </w:sectPr>
+        <w:pStyle w:val="Paragraph"/>
+        <w:rPr>
+          <w:rtl/>
+          <w:lang w:bidi="ar-SA"/>
+        </w:rPr>
       </w:pPr>
     </w:p>
     <w:p>
       <w:pPr>
         <w:pStyle w:val="Paragraph"/>
-      </w:pPr>
-      <w:r>
-        <w:rPr>
-          <w:rFonts w:hint="cs"/>
-          <w:rtl/>
-        </w:rPr>
-        <w:t xml:space="preserve">این نمودار</w:t>
-      </w:r>
-      <w:r>
-        <w:t xml:space="preserve">[۹]</w:t>
-      </w:r>
-      <w:r>
-        <w:rPr>
-          <w:rFonts w:hint="cs"/>
-          <w:rtl/>
-        </w:rPr>
-        <w:t xml:space="preserve"> ابزارِ استانداردِ داوران برایِ سنجشِ قابلِ‌جایگزین‌بودنِ دو روشِ اندازه‌گیری است. بایاسِ میانگین (خطِ قرمز) برابرِ ۰٫۶۱− میلی‌متر است، یعنی سیستم به‌طورِ متوسط هاله را اندکی کوچک‌تر از کارشناس برآورد می‌کند؛ این مقدار نزدیک به صفر و از نظرِ بالینی ناچیز است. آن‌چه اهمیت دارد، پراکندگیِ نقاط است: حدودِ توافقِ ۹۵٪ (خطوطِ خط‌چین) از ۱۲٫۳۳− تا ۱۱٫۱۱+ میلی‌متر کشیده شده، و چند دیسکِ دورافتاده در محدوده‌ی منفیِ بزرگ دیده می‌شوند — همان دیسک‌هایِ نزدیک به هاله‌ی همسایه که در پاراگرافِ قبل به آن‌ها اشاره شد. خطا در سراسرِ دامنه‌ی قطر یکسان نیست، بلکه در همین زیرمجموعه‌ی مشخص متمرکز است.</w:t>
+        <w:rPr>
+          <w:rtl/>
+        </w:rPr>
+      </w:pPr>
+      <w:r>
+        <w:rPr>
+          <w:rtl/>
+        </w:rPr>
+        <w:t>بر اساس دستورالعمل رسمی استاندارد</w:t>
+      </w:r>
+      <w:r>
+        <w:t xml:space="preserve"> EUCAST</w:t>
+      </w:r>
+      <w:r>
+        <w:rPr>
+          <w:rtl/>
+        </w:rPr>
+        <w:t xml:space="preserve">، مرز هاله عدم رشد به‌عنوان ناحیه‌ای تعریف می‌شود که در آن رشد باکتریایی به‌طور کامل متوقف شده است. با این حال، طبق پروتکل استاندارد، قرائت قطر هاله عمدتاً از پشت </w:t>
+      </w:r>
+      <w:r>
+        <w:rPr>
+          <w:rFonts w:hint="cs"/>
+          <w:rtl/>
+        </w:rPr>
+        <w:t>ظرف پتری</w:t>
+      </w:r>
+      <w:r>
+        <w:rPr>
+          <w:rtl/>
+        </w:rPr>
+        <w:t xml:space="preserve"> و با استفاده از نور عبوری</w:t>
+      </w:r>
+      <w:r>
+        <w:t xml:space="preserve"> </w:t>
+      </w:r>
+      <w:r>
+        <w:rPr>
+          <w:rtl/>
+        </w:rPr>
+        <w:t>با زمینه تیره صورت می‌گیرد، در حالی که مجموعه‌داده این پژوهش با استفاده از تصویربرداری متداول در نور مستقیم و بازتابی</w:t>
+      </w:r>
+      <w:r>
+        <w:t xml:space="preserve"> </w:t>
+      </w:r>
+      <w:r>
+        <w:rPr>
+          <w:rtl/>
+        </w:rPr>
+        <w:t>تهیه شده است. این تفاوت بنیادین در شرایط نوری و ایجاد سایه‌روشن‌های احتمالی در لبه‌های هاله، می‌تواند بخشی از عدم‌قطعیت‌ها و خطاهای اندازه‌گیری در تعیین دقیق مرز هاله را توجیه</w:t>
+      </w:r>
+      <w:r>
+        <w:rPr>
+          <w:rFonts w:hint="cs"/>
+          <w:rtl/>
+        </w:rPr>
+        <w:t xml:space="preserve"> نماید.</w:t>
       </w:r>
     </w:p>
     <w:p>
       <w:pPr>
         <w:pStyle w:val="Paragraph"/>
-      </w:pPr>
-      <w:r>
-        <w:rPr>
-          <w:rFonts w:hint="cs"/>
-          <w:rtl/>
-        </w:rPr>
-        <w:t xml:space="preserve">شیوه‌ی رسمیِ EUCAST برایِ خواندنِ مرزِ هاله نیز آن را نقطه‌ای تعریف می‌کند که رشدِ باکتری در آن‌جا کاملاً متوقف شده باشد؛ همان مفهومی که سه روشِ مستقلِ این فرآیند، هرکدام به‌شیوه‌ای متفاوت، برآورد می‌کنند. با این حال، روشِ استانداردِ خواندنِ هاله معمولاً از پشتِ ظرف و در نورِ عبوری انجام می‌شود، در حالی که این مجموعه‌داده از عکس‌های معمولی و با نورِ مستقیم ساخته شده است؛ این تفاوت می‌تواند بخشی از خطاهای باقی‌مانده را توضیح دهد.</w:t>
+        <w:rPr>
+          <w:rtl/>
+        </w:rPr>
+      </w:pPr>
+      <w:r>
+        <w:rPr>
+          <w:rFonts w:hint="cs"/>
+          <w:rtl/>
+        </w:rPr>
+        <w:t xml:space="preserve">بر پایه‌ی استانداردهای بین‌المللیِ پذیرشِ روش‌های خودکارِ جایگزینِ خوانشِ دستی (مانندِ ISO 20776-2)[۱۰]، خطای بسیار عمده باید حداکثر ۱٫۵ درصد و خطای عمده حداکثر ۳ درصد باشد. مقادیرِ به‌دست‌آمده در این پژوهش (به‌ترتیب ۶٫۲ و ۹٫۲ درصد) هنوز از این سقف‌ها فاصله دارند. مقایسه با خطای تکرارپذیریِ انسانی که در بخشِ نتایج ارائه شد، زمینه‌ی تفسیرِ این عدد را روشن می‌کند، اما به‌تنهایی برایِ توجیهِ این فاصله کافی نیست؛ ریشه‌ی اصلیِ آن را می‌توان در دو عاملِ قابلِ‌رفع جست‌وجو کرد. نخست، همان‌گونه که پیش‌تر اشاره شد، تصویربرداریِ این پژوهش با نورِ مستقیم و بازتابی انجام شده، در حالی که پروتکلِ استانداردِ EUCAST نورِ عبوری از پشتِ ظرف را توصیه می‌کند. دوم، در پلیت‌هایی با تراکمِ بالایِ دیسک، هاله‌های مجاور با یکدیگر هم‌پوشانی پیدا می‌کنند و مرزِ مشترکشان مبهم می‌شود؛ شکلِ ۴ نمونه‌ای از چنین موردی را، با خطایِ بیش از ۵ میلی‌متر در چند دیسک، نشان می‌دهد. کاهشِ این فاصله در ادامه‌ی این پژوهش به دو مسیر نیاز دارد: پیاده‌سازیِ یک پروتکلِ تصویربرداریِ استاندارد (نورِ عبوری، مطابقِ توصیه‌ی EUCAST)، و به‌کارگیریِ روشِ مدل‌سازیِ ریاضیِ سیگموئید که در بخشِ کارهایِ آینده معرفی شده است.</w:t>
       </w:r>
     </w:p>
     <w:p>
       <w:pPr>
-        <w:pStyle w:val="Heading2"/>
-      </w:pPr>
-      <w:r>
-        <w:rPr>
-          <w:b/>
-          <w:bCs/>
-          <w:rFonts w:hint="cs"/>
-          <w:rtl/>
-        </w:rPr>
-        <w:t xml:space="preserve">محدودیت‌ها</w:t>
+        <w:pStyle w:val="FigurePosition"/>
+      </w:pPr>
+      <w:r>
+        <w:rPr>
+          <w:noProof/>
+        </w:rPr>
+        <w:drawing>
+          <wp:inline xmlns:wp="http://schemas.openxmlformats.org/drawingml/2006/wordprocessingDrawing" distT="0" distB="0" distL="0" distR="0">
+            <wp:extent cx="2908300" cy="2756443"/>
+            <wp:effectExtent l="0" t="0" r="0" b="0"/>
+            <wp:docPr id="201" name="Picture 201"/>
+            <wp:cNvGraphicFramePr>
+              <a:graphicFrameLocks xmlns:a="http://schemas.openxmlformats.org/drawingml/2006/main" noChangeAspect="1"/>
+            </wp:cNvGraphicFramePr>
+            <a:graphic xmlns:a="http://schemas.openxmlformats.org/drawingml/2006/main">
+              <a:graphicData uri="http://schemas.openxmlformats.org/drawingml/2006/picture">
+                <pic:pic xmlns:pic="http://schemas.openxmlformats.org/drawingml/2006/picture">
+                  <pic:nvPicPr>
+                    <pic:cNvPr id="0" name="Picture 201"/>
+                    <pic:cNvPicPr/>
+                  </pic:nvPicPr>
+                  <pic:blipFill>
+                    <a:blip xmlns:r="http://schemas.openxmlformats.org/officeDocument/2006/relationships" r:embed="rId13"/>
+                    <a:stretch>
+                      <a:fillRect/>
+                    </a:stretch>
+                  </pic:blipFill>
+                  <pic:spPr>
+                    <a:xfrm>
+                      <a:off x="0" y="0"/>
+                      <a:ext cx="2908300" cy="2756443"/>
+                    </a:xfrm>
+                    <a:prstGeom prst="rect">
+                      <a:avLst/>
+                    </a:prstGeom>
+                  </pic:spPr>
+                </pic:pic>
+              </a:graphicData>
+            </a:graphic>
+          </wp:inline>
+        </w:drawing>
       </w:r>
     </w:p>
     <w:p>
       <w:pPr>
-        <w:pStyle w:val="Paragraph"/>
-      </w:pPr>
-      <w:r>
-        <w:rPr>
-          <w:rFonts w:hint="cs"/>
-          <w:rtl/>
-        </w:rPr>
-        <w:t xml:space="preserve">حجمِ مجموعه‌داده‌ی ارزیابی، ۱۱ عکس و ۹۳ دیسک، برایِ یک توصیفِ اولیه کافی است، اما برایِ یک اعتبارسنجیِ قطعی کم است و ارزیابیِ فرآیند رویِ یک مجموعه‌ی بزرگ‌تر، گامِ بعدیِ ضروری است. افزون بر این، چون مرجعِ ارزیابی خود تا ±۲ میلی‌متر خطا دارد، دقتی فراتر از این حد را نمی‌توان در برابرِ همین مرجع نشان داد.</w:t>
+        <w:pStyle w:val="Caption"/>
+        <w:rPr>
+          <w:rtl/>
+        </w:rPr>
+      </w:pPr>
+      <w:r>
+        <w:rPr>
+          <w:rFonts w:hint="cs"/>
+          <w:rtl/>
+        </w:rPr>
+        <w:t xml:space="preserve">شکل ۴: نمونه‌ای از یک موردِ شکست (خطای بیش از ۵ میلی‌متر): در این پلیت با تراکمِ بالایِ دیسک، چند هاله‌ی مجاور به‌شدت به هم نزدیک یا هم‌پوشان‌اند و مرزِ مشترکِ آن‌ها نامشخص است؛ همین وضعیت، عاملِ اصلیِ داده‌های دورافتاده در شکلِ ۳ است.</w:t>
       </w:r>
     </w:p>
     <w:p>
@@ -1468,12 +2955,10 @@
       </w:pPr>
       <w:r>
         <w:rPr>
-          <w:b/>
-          <w:bCs/>
-          <w:rFonts w:hint="cs"/>
-          <w:rtl/>
-        </w:rPr>
-        <w:t xml:space="preserve">پیشنهاد برایِ بهبودِ دقت</w:t>
+          <w:rFonts w:hint="cs"/>
+          <w:rtl/>
+        </w:rPr>
+        <w:t>محدودیت‌ها</w:t>
       </w:r>
     </w:p>
     <w:p>
@@ -1482,72 +2967,160 @@
       </w:pPr>
       <w:r>
         <w:rPr>
-          <w:rFonts w:hint="cs"/>
-          <w:rtl/>
-        </w:rPr>
-        <w:t xml:space="preserve">طبقِ رابطه‌ی کلاسیکِ فیزیکیِ نفوذِ دارو در محیطِ کشت، چگالیِ رشدِ باکتری بر حسبِ فاصله از دیسک، نه یک افتِ ناگهانی، بلکه یک گذارِ نرم و پیوسته را دنبال می‌کند: از رشدِ صفر در نزدیکیِ دیسک تا رشدِ کاملِ لَون در فاصله‌ی دور. شکلِ ریاضیِ طبیعیِ چنین گذاری، یک تابعِ سیگموئید (لجستیک) است، نه یک لبه‌ی تیز.</w:t>
+          <w:rtl/>
+          <w:lang w:bidi="ar-SA"/>
+        </w:rPr>
+        <w:t>پژوهشِ حاضر در قالبِ یک مطالعه‌ی پایلوت (Pilot Study) و اثباتِ مفهوم (Proof of Concept) انجام شده است. اگرچه مجموعه‌داده ارزیابی (</w:t>
+      </w:r>
+      <w:r>
+        <w:rPr>
+          <w:rtl/>
+        </w:rPr>
+        <w:t>۱۱</w:t>
+      </w:r>
+      <w:r>
+        <w:rPr>
+          <w:rtl/>
+          <w:lang w:bidi="ar-SA"/>
+        </w:rPr>
+        <w:t xml:space="preserve"> تصویر و </w:t>
+      </w:r>
+      <w:r>
+        <w:rPr>
+          <w:rtl/>
+        </w:rPr>
+        <w:t>۹۳</w:t>
+      </w:r>
+      <w:r>
+        <w:rPr>
+          <w:rtl/>
+          <w:lang w:bidi="ar-SA"/>
+        </w:rPr>
+        <w:t xml:space="preserve"> دیسک) امکان تحلیل اولیه کارایی سیستم را فراهم ساخت، اما تعمیم‌پذیری و اعتبارسنجی قطعی آن نیازمند آزمون بر روی داده‌های حجیم‌تر و متنوع‌تر است. همچنین، وابستگی به ارزیابی دستی به‌عنوان تنها مرجع اعتبارسنجی (با در نظر گرفتن تغییرپذیری تجربی تا </w:t>
+      </w:r>
+      <w:r>
+        <w:rPr>
+          <w:rFonts w:hint="cs"/>
+          <w:rtl/>
+          <w:lang w:bidi="ar-SA"/>
+        </w:rPr>
+        <w:t>2</w:t>
+      </w:r>
+      <w:r>
+        <w:rPr>
+          <w:rFonts w:cs="Times New Roman"/>
+          <w:rtl/>
+          <w:lang w:bidi="ar-SA"/>
+        </w:rPr>
+        <w:t>±</w:t>
+      </w:r>
+      <w:r>
+        <w:rPr>
+          <w:rFonts w:cs="Times New Roman" w:hint="cs"/>
+          <w:rtl/>
+          <w:lang w:bidi="ar-SA"/>
+        </w:rPr>
+        <w:t xml:space="preserve"> </w:t>
+      </w:r>
+      <w:r>
+        <w:rPr>
+          <w:rFonts w:hint="cs"/>
+          <w:rtl/>
+          <w:lang w:bidi="ar-SA"/>
+        </w:rPr>
+        <w:t xml:space="preserve">میلی‌متر </w:t>
+      </w:r>
+      <w:r>
+        <w:rPr>
+          <w:rtl/>
+          <w:lang w:bidi="ar-SA"/>
+        </w:rPr>
+        <w:t>میان کارشناسان)، یکی دیگر از محدودیت‌های این ارزیابی محسوب می‌شود؛ امری که نشان می‌دهد برای سنجش دقت‌های بسیار بالا، استفاده از هیئت ارزیابی چندنفره یا سویه‌های کنترل کیفی مرجع ضروری است</w:t>
+      </w:r>
+      <w:r>
+        <w:t>.</w:t>
       </w:r>
     </w:p>
     <w:p>
       <w:pPr>
-        <w:pStyle w:val="Paragraph"/>
-      </w:pPr>
-      <w:r>
-        <w:rPr>
-          <w:rFonts w:hint="cs"/>
-          <w:rtl/>
-        </w:rPr>
-        <w:t xml:space="preserve">بر همین مبنا، برازشِ یک تابعِ سیگموئید به پروفایلِ شعاعیِ روشناییِ اطرافِ هر دیسک آزموده شد. برایِ کاهشِ تعدادِ پارامترهایِ آزاد، دو مجانبِ این تابع، یعنی سطحِ داخلِ هاله و سطحِ لَونِ کاملِ باکتری، از رویِ خودِ تصویر برآورد و ثابت شدند؛ تنها مرکز و پهنایِ گذار، آزادانه برازش داده شدند.</w:t>
+        <w:pStyle w:val="Heading2"/>
+      </w:pPr>
+      <w:r>
+        <w:rPr>
+          <w:rFonts w:hint="cs"/>
+          <w:rtl/>
+        </w:rPr>
+        <w:t xml:space="preserve">کارهای آینده</w:t>
       </w:r>
     </w:p>
     <w:p>
       <w:pPr>
         <w:pStyle w:val="Paragraph"/>
-      </w:pPr>
-      <w:r>
-        <w:rPr>
-          <w:rFonts w:hint="cs"/>
-          <w:rtl/>
-        </w:rPr>
-        <w:t xml:space="preserve">در مقایسه‌ای جفتی، رویِ همان دیسک‌هایی که هم روشِ فعلی و هم روشِ سیگموئید برایشان عدد داده‌اند، نقطه‌ی عطفِ سیگموئید خطایِ معمولِ اندازه‌گیری را تقریباً به نصف رساند: میانه‌ی خطا از ۲٫۱۰ به ۱٫۰۳ میلی‌متر کاهش یافت، و در اکثریتِ قاطعِ موارد، سیگموئید به خوانشِ کارشناس نزدیک‌تر بود. این بهبود، با آزمونِ آماریِ علامت، معنادار به‌دست آمد.</w:t>
+        <w:rPr>
+          <w:rtl/>
+        </w:rPr>
+      </w:pPr>
+      <w:r>
+        <w:rPr>
+          <w:rFonts w:hint="cs"/>
+          <w:rtl/>
+        </w:rPr>
+        <w:t xml:space="preserve">بر اساسِ رابطه‌ی کلاسیک و فیزیکیِ نفوذِ دارو در محیطِ کشت، چگالیِ رشدِ باکتری برحسبِ فاصله از دیسک، به‌جایِ یک افتِ ناگهانی، گذاری نرم و پیوسته را دنبال می‌کند؛ ساختارِ ریاضیِ طبیعیِ چنین گذاری، یک تابعِ سیگموئید (لجستیک) است، نه یک لبه‌ی تیز. برازشِ چنین تابعی بر پروفایلِ شعاعیِ روشناییِ اطرافِ هر دیسک، یکی از مسیرهایِ کارهایِ آینده‌ی این پروژه است.</w:t>
       </w:r>
     </w:p>
     <w:p>
       <w:pPr>
         <w:pStyle w:val="Paragraph"/>
-      </w:pPr>
-      <w:r>
-        <w:rPr>
-          <w:rFonts w:hint="cs"/>
-          <w:rtl/>
-        </w:rPr>
-        <w:t xml:space="preserve">در همین بررسی، یک نکته‌ی جالبِ توجه نیز آشکار شد: نقطه‌ای که خوانشِ کارشناس بهترین تطبیق را با آن دارد، نقطه‌ی عطفِ سیگموئید است، نه نقطه‌ای که رشد کاملاً از سطحِ لَون جدا می‌شود. این یافته با فرضِ اولیه در تضاد بود، اما به‌روشنی نشان می‌دهد ادراکِ بصریِ کارشناس از «مرزِ هاله»، به تیزترین نقطه‌ی گذار نزدیک‌تر است تا به آغازِ آن.</w:t>
+        <w:rPr>
+          <w:rtl/>
+        </w:rPr>
+      </w:pPr>
+      <w:r>
+        <w:rPr>
+          <w:rFonts w:hint="cs"/>
+          <w:rtl/>
+        </w:rPr>
+        <w:t xml:space="preserve">بررسیِ مقدماتیِ این ایده، رویِ زیرمجموعه‌ای از دیسک‌هایِ همین مجموعه‌داده، نشان داد این رویکرد می‌تواند خطایِ اندازه‌گیری را کاهش دهد؛ اما در تعدادِ کمی از موارد نیز به برازشی نامعتبر (مانندِ قطرِ منفی یا کیفیتِ آماریِ پایین) می‌انجامد. پیش از افزودنِ این روش به زنجیره‌ی اصلیِ فرآیند، طراحیِ یک قاعده‌ی اعتبارسنجیِ برازش و ارزیابیِ آن رویِ کلِ مجموعه‌داده لازم است.</w:t>
       </w:r>
     </w:p>
     <w:p>
       <w:pPr>
-        <w:pStyle w:val="Paragraph"/>
-      </w:pPr>
-      <w:r>
-        <w:rPr>
-          <w:rFonts w:hint="cs"/>
-          <w:rtl/>
-        </w:rPr>
-        <w:t xml:space="preserve">این روش هنوز به زنجیره‌ی اصلیِ فرآیند اضافه نشده است، زیرا در تعدادِ کمی از موارد، برازش به نتیجه‌ای نامعتبر می‌انجامد؛ در نمونه‌ی سنجیده‌شده، دو مورد از این دست دیده شد: یک برازش که قطرِ منفی داد، و یک برازشِ دیگر که کیفیتِ آماریِ آن (ضریبِ تعیین) تقریباً صفر بود. پیشنهادِ این مقاله، افزودنِ یک قاعده‌ی مشخص است: هر برازشی که قطرِ منفی بدهد یا کیفیتِ آن پایین باشد، کنار گذاشته شود و به‌جایِ آن، همان نتیجه‌ی فعلیِ فرآیند (فیوژنِ سه‌شاخه‌ای) گزارش شود. با اعمالِ این قاعده، دستِ‌کم رویِ همان زیرمجموعه‌ای که در این مقاله سنجیده شد، انتظار می‌رود خطایِ میانگینِ قطرِ هاله از ۳٫۸۵ به حدودِ ۲٫۸ میلی‌متر برسد؛ اثباتِ قطعیِ این پیش‌بینی به افزودنِ واقعیِ این قاعده به فرآیند و ارزیابیِ مجدد نیاز دارد.</w:t>
+        <w:pStyle w:val="Heading1"/>
+      </w:pPr>
+      <w:r>
+        <w:rPr>
+          <w:rFonts w:hint="cs"/>
+          <w:rtl/>
+        </w:rPr>
+        <w:t>نتیجه‌گیری</w:t>
       </w:r>
     </w:p>
     <w:p>
       <w:pPr>
-        <w:pStyle w:val="Heading1"/>
-      </w:pPr>
-      <w:r>
-        <w:rPr>
-          <w:b/>
-          <w:bCs/>
-          <w:rFonts w:hint="cs"/>
-          <w:rtl/>
-        </w:rPr>
-        <w:t xml:space="preserve">نتیجه‌گیری</w:t>
+        <w:pStyle w:val="Paragraph"/>
+      </w:pPr>
+      <w:r>
+        <w:rPr>
+          <w:rFonts w:hint="cs"/>
+          <w:rtl/>
+        </w:rPr>
+        <w:t xml:space="preserve">در این مقاله، فرآیندی تماماً کلاسیک در بینایی ماشین معرفی شد که تنها از روی یک عکس ساده‌ی تلفن‌همراه، ظرف پتری، دیسک‌های آنتی‌بیوتیک، و مرز هاله‌ی عدم‌رشد را  تشخیص می‌دهد و نتیجه را طبق استاندارد بالینی </w:t>
+      </w:r>
+      <w:r>
+        <w:rPr>
+          <w:rFonts w:asciiTheme="majorBidi" w:hAnsiTheme="majorBidi" w:cstheme="majorBidi"/>
+          <w:sz w:val="16"/>
+          <w:szCs w:val="20"/>
+          <w:rtl/>
+        </w:rPr>
+        <w:t>EUCAST</w:t>
+      </w:r>
+      <w:r>
+        <w:rPr>
+          <w:rFonts w:hint="cs"/>
+          <w:rtl/>
+        </w:rPr>
+        <w:t xml:space="preserve"> طبقه‌بندی می‌کند.</w:t>
       </w:r>
     </w:p>
     <w:p>
@@ -1559,188 +3132,278 @@
           <w:rFonts w:hint="cs"/>
           <w:rtl/>
         </w:rPr>
-        <w:t xml:space="preserve">در این مقاله، فرآیندی تماماً کلاسیک در بینایی ماشین معرفی شد که تنها از رویِ یک عکسِ ساده‌ی تلفن‌همراه، ظرفِ پتری، دیسک‌های آنتی‌بیوتیک، و مرزِ هاله‌ی عدمِ‌رشد را به‌ترتیب تشخیص می‌دهد و نتیجه را طبقِ استانداردِ بالینیِ EUCAST نیز طبقه‌بندی می‌کند.</w:t>
+        <w:t>ارزیابی کمّی روی یک مجموعه‌داده‌ی مستقل و کارشناسی‌شده نشان داد تشخیص دیسک به دقت بسیار بالایی می‌رسد و خطای اندازه‌گیری قطر هاله، با در نظر گرفتن خطای ذاتی خوانش دستی کارشناس، در محدوده‌ی معقولی قرار دارد.</w:t>
       </w:r>
     </w:p>
     <w:p>
       <w:pPr>
         <w:pStyle w:val="Paragraph"/>
-      </w:pPr>
-      <w:r>
-        <w:rPr>
-          <w:rFonts w:hint="cs"/>
-          <w:rtl/>
-        </w:rPr>
-        <w:t xml:space="preserve">ارزیابیِ کمّی رویِ یک مجموعه‌داده‌ی مستقل و کارشناسی‌شده نشان داد تشخیصِ دیسک به دقتِ بسیار بالایی می‌رسد، و خطایِ اندازه‌گیریِ قطرِ هاله، با در نظر گرفتنِ خطایِ ذاتیِ خوانشِ دستیِ کارشناس، در محدوده‌ی معقولی قرار دارد.</w:t>
+        <w:rPr>
+          <w:rtl/>
+        </w:rPr>
+      </w:pPr>
+      <w:r>
+        <w:rPr>
+          <w:rFonts w:hint="cs"/>
+          <w:rtl/>
+        </w:rPr>
+        <w:t xml:space="preserve">گامِ بعدیِ این پروژه، بزرگ‌تر کردنِ مجموعه‌داده‌ی مرجع، پیاده‌سازیِ پروتکلِ تصویربرداریِ استانداردِ EUCAST، و ارزیابیِ سامانمندِ روشِ مدل‌سازیِ ریاضیِ سیگموئید (بخشِ کارهایِ آینده) رویِ کلِ مجموعه‌داده است، به‌طوری‌که بتوان سامانه را برایِ استفاده‌ی عملیاتی و تجاری آماده‌تر کرد. شایانِ ذکر است این پژوهش در قالبِ یک مطالعه‌ی پایلوت (Pilot Study) انجام شده و نتایجِ آن، پیش از استقرارِ بالینی، به اعتبارسنجیِ گسترده‌تر نیاز دارد.</w:t>
       </w:r>
     </w:p>
     <w:p>
       <w:pPr>
-        <w:pStyle w:val="Paragraph"/>
-      </w:pPr>
-      <w:r>
-        <w:rPr>
-          <w:rFonts w:hint="cs"/>
-          <w:rtl/>
-        </w:rPr>
-        <w:t xml:space="preserve">گامِ بعدیِ این پروژه، بزرگ‌تر کردنِ مجموعه‌داده‌ی مرجع، و افزودنِ قاعده‌ی کنترلِ کیفیتِ پیشنهادشده به روشِ مدل‌سازیِ ریاضیِ سیگموئید است، به‌طوری‌که بتوان دقتِ اندازه‌گیریِ قطرِ هاله را از سطحِ فعلی (خطایِ میانگینِ ۳٫۸۵ میلی‌متر) به حدودِ ۲٫۸ میلی‌متر رساند و سامانه را برایِ استفاده‌ی عملیاتی و تجاری آماده‌تر کرد.</w:t>
+        <w:pStyle w:val="Heading"/>
+      </w:pPr>
+      <w:r>
+        <w:rPr>
+          <w:rFonts w:hint="cs"/>
+          <w:rtl/>
+        </w:rPr>
+        <w:t>قدردانی</w:t>
       </w:r>
     </w:p>
     <w:p>
       <w:pPr>
-        <w:pStyle w:val="Heading"/>
-      </w:pPr>
-      <w:r>
-        <w:rPr>
-          <w:b/>
-          <w:bCs/>
-          <w:rFonts w:hint="cs"/>
-          <w:rtl/>
-        </w:rPr>
-        <w:t xml:space="preserve">قدردانی</w:t>
+        <w:pStyle w:val="Paragraph"/>
+      </w:pPr>
+      <w:r>
+        <w:rPr>
+          <w:rFonts w:hint="cs"/>
+          <w:rtl/>
+        </w:rPr>
+        <w:t xml:space="preserve">از آزمایشگاه همکار برای در اختیار گذاشتن تصاویر و خوانش کارشناسی مرجع، سپاسگزاریم.</w:t>
       </w:r>
     </w:p>
     <w:p>
       <w:pPr>
-        <w:pStyle w:val="Paragraph"/>
-      </w:pPr>
-      <w:r>
-        <w:rPr>
-          <w:rFonts w:hint="cs"/>
-          <w:rtl/>
-        </w:rPr>
-        <w:t xml:space="preserve">از آزمایشگاهِ همکار برایِ در اختیار گذاشتنِ تصاویر و خوانشِ کارشناسیِ مرجع، سپاسگزاریم.</w:t>
+        <w:pStyle w:val="Heading"/>
+      </w:pPr>
+      <w:r>
+        <w:rPr>
+          <w:rFonts w:hint="cs"/>
+          <w:rtl/>
+        </w:rPr>
+        <w:t>مراجع</w:t>
       </w:r>
     </w:p>
     <w:p>
       <w:pPr>
-        <w:pStyle w:val="Heading"/>
-      </w:pPr>
-      <w:r>
-        <w:rPr>
-          <w:b/>
-          <w:bCs/>
-          <w:rFonts w:hint="cs"/>
-          <w:rtl/>
-        </w:rPr>
-        <w:t xml:space="preserve">مراجع</w:t>
-      </w:r>
-    </w:p>
-    <w:p>
-      <w:pPr>
-        <w:pStyle w:val="ReferencesFarsi"/>
+        <w:pStyle w:val="References"/>
         <w:numPr>
           <w:ilvl w:val="0"/>
           <w:numId w:val="31"/>
         </w:numPr>
-        <w:bidi/>
-      </w:pPr>
-      <w:r>
-        <w:t xml:space="preserve">A. Gavoille, B. Bardy, and A. Andremont, “Measurement of inhibition zone diameter in disk susceptibility tests by computerized image analysis,” Comput. Biol. Med., vol. 24, no. 3, pp. 179–188, 1994.</w:t>
+        <w:tabs>
+          <w:tab w:val="num" w:pos="360"/>
+        </w:tabs>
+        <w:ind w:left="357" w:hanging="357"/>
+        <w:rPr>
+          <w:rFonts w:cs="Lotus"/>
+        </w:rPr>
+      </w:pPr>
+      <w:r>
+        <w:rPr>
+          <w:rFonts w:cs="Lotus"/>
+        </w:rPr>
+        <w:t>A. Gavoille, B. Bardy, and A. Andremont, “Measurement of inhibition zone diameter in disk susceptibility tests by computerized image analysis,” Comput. Biol. Med., vol. 24, no. 3, pp. 179–188, 1994.</w:t>
       </w:r>
     </w:p>
     <w:p>
       <w:pPr>
-        <w:pStyle w:val="ReferencesFarsi"/>
+        <w:pStyle w:val="References"/>
         <w:numPr>
           <w:ilvl w:val="0"/>
           <w:numId w:val="31"/>
         </w:numPr>
-        <w:bidi/>
-      </w:pPr>
-      <w:r>
-        <w:t xml:space="preserve">H. S. Bhargav et al., “Measurement of the zone of inhibition of an antibiotic,” in Proc. IEEE 6th Int. Conf. Advanced Computing (IACC), 2016, pp. 409–414.</w:t>
+        <w:tabs>
+          <w:tab w:val="num" w:pos="360"/>
+        </w:tabs>
+        <w:ind w:left="357" w:hanging="357"/>
+        <w:rPr>
+          <w:rFonts w:cs="Lotus"/>
+        </w:rPr>
+      </w:pPr>
+      <w:r>
+        <w:rPr>
+          <w:rFonts w:cs="Lotus"/>
+        </w:rPr>
+        <w:t>H. S. Bhargav et al., “Measurement of the zone of inhibition of an antibiotic,” in Proc. IEEE 6th Int. Conf. Advanced Computing (IACC), 2016, pp. 409–414.</w:t>
       </w:r>
     </w:p>
     <w:p>
       <w:pPr>
-        <w:pStyle w:val="ReferencesFarsi"/>
+        <w:pStyle w:val="References"/>
         <w:numPr>
           <w:ilvl w:val="0"/>
           <w:numId w:val="31"/>
         </w:numPr>
-        <w:bidi/>
-      </w:pPr>
-      <w:r>
-        <w:t xml:space="preserve">C. A. Alonso et al., “AntibiogramJ: A tool for analysing images from disk diffusion tests,” Comput. Methods Programs Biomed., vol. 143, pp. 159–169, 2017.</w:t>
+        <w:tabs>
+          <w:tab w:val="num" w:pos="360"/>
+        </w:tabs>
+        <w:ind w:left="357" w:hanging="357"/>
+        <w:rPr>
+          <w:rFonts w:cs="Lotus"/>
+        </w:rPr>
+      </w:pPr>
+      <w:r>
+        <w:rPr>
+          <w:rFonts w:cs="Lotus"/>
+        </w:rPr>
+        <w:t>C. A. Alonso et al., “AntibiogramJ: A tool for analysing images from disk diffusion tests,” Comput. Methods Programs Biomed., vol. 143, pp. 159–169, 2017.</w:t>
       </w:r>
     </w:p>
     <w:p>
       <w:pPr>
-        <w:pStyle w:val="ReferencesFarsi"/>
+        <w:pStyle w:val="References"/>
         <w:numPr>
           <w:ilvl w:val="0"/>
           <w:numId w:val="31"/>
         </w:numPr>
-        <w:bidi/>
-      </w:pPr>
-      <w:r>
-        <w:t xml:space="preserve">B. K. Priya et al., “Automatic inhibition zone diameter measurement for disc diffusion test using image segmentation,” IETE J. Res., vol. 69, no. 8, pp. 5708–5725, 2023.</w:t>
+        <w:tabs>
+          <w:tab w:val="num" w:pos="360"/>
+        </w:tabs>
+        <w:ind w:left="357" w:hanging="357"/>
+        <w:rPr>
+          <w:rFonts w:cs="Lotus"/>
+        </w:rPr>
+      </w:pPr>
+      <w:r>
+        <w:rPr>
+          <w:rFonts w:cs="Lotus"/>
+        </w:rPr>
+        <w:t>B. K. Priya et al., “Automatic inhibition zone diameter measurement for disc diffusion test using image segmentation,” IETE J. Res., vol. 69, no. 8, pp. 5708–5725, 2023.</w:t>
       </w:r>
     </w:p>
     <w:p>
       <w:pPr>
-        <w:pStyle w:val="ReferencesFarsi"/>
+        <w:pStyle w:val="References"/>
         <w:numPr>
           <w:ilvl w:val="0"/>
           <w:numId w:val="31"/>
         </w:numPr>
-        <w:bidi/>
-      </w:pPr>
-      <w:r>
-        <w:t xml:space="preserve">M. Pascucci et al., “AI-based mobile application to fight antibiotic resistance,” Nat. Commun., vol. 12, art. no. 1173, 2021.</w:t>
+        <w:tabs>
+          <w:tab w:val="num" w:pos="360"/>
+        </w:tabs>
+        <w:ind w:left="357" w:hanging="357"/>
+        <w:rPr>
+          <w:rFonts w:cs="Lotus"/>
+        </w:rPr>
+      </w:pPr>
+      <w:r>
+        <w:rPr>
+          <w:rFonts w:cs="Lotus"/>
+        </w:rPr>
+        <w:t>M. Pascucci et al., “AI-based mobile application to fight antibiotic resistance,” Nat. Commun., vol. 12, art. no. 1173, 2021.</w:t>
       </w:r>
     </w:p>
     <w:p>
       <w:pPr>
-        <w:pStyle w:val="ReferencesFarsi"/>
+        <w:pStyle w:val="References"/>
         <w:numPr>
           <w:ilvl w:val="0"/>
           <w:numId w:val="31"/>
         </w:numPr>
-        <w:bidi/>
-      </w:pPr>
-      <w:r>
-        <w:t xml:space="preserve">E. Gullu, S. Bora, and B. Beynek, “Exploiting image processing and AI techniques for the determination of antimicrobial susceptibility,” Appl. Sci., vol. 14, no. 9, art. no. 3950, 2024.</w:t>
+        <w:tabs>
+          <w:tab w:val="num" w:pos="360"/>
+        </w:tabs>
+        <w:ind w:left="357" w:hanging="357"/>
+        <w:rPr>
+          <w:rFonts w:cs="Lotus"/>
+        </w:rPr>
+      </w:pPr>
+      <w:r>
+        <w:rPr>
+          <w:rFonts w:cs="Lotus"/>
+        </w:rPr>
+        <w:t>E. Gullu, S. Bora, and B. Beynek, “Exploiting image processing and AI techniques for the determination of antimicrobial susceptibility,” Appl. Sci., vol. 14, no. 9, art. no. 3950, 2024.</w:t>
       </w:r>
     </w:p>
     <w:p>
       <w:pPr>
-        <w:pStyle w:val="ReferencesFarsi"/>
+        <w:pStyle w:val="References"/>
         <w:numPr>
           <w:ilvl w:val="0"/>
           <w:numId w:val="31"/>
         </w:numPr>
-        <w:bidi/>
-      </w:pPr>
-      <w:r>
-        <w:t xml:space="preserve">European Committee on Antimicrobial Susceptibility Testing (EUCAST), Breakpoint Tables for Interpretation of MICs and Zone Diameters, version 16.0, 2026.</w:t>
+        <w:tabs>
+          <w:tab w:val="num" w:pos="360"/>
+        </w:tabs>
+        <w:ind w:left="357" w:hanging="357"/>
+        <w:rPr>
+          <w:rFonts w:cs="Lotus"/>
+        </w:rPr>
+      </w:pPr>
+      <w:r>
+        <w:rPr>
+          <w:rFonts w:cs="Lotus"/>
+        </w:rPr>
+        <w:t>European Committee on Antimicrobial Susceptibility Testing (EUCAST), Breakpoint Tables for Interpretation of MICs and Zone Diameters, version 16.0, 2026.</w:t>
       </w:r>
     </w:p>
     <w:p>
       <w:pPr>
-        <w:pStyle w:val="ReferencesFarsi"/>
+        <w:pStyle w:val="References"/>
         <w:numPr>
           <w:ilvl w:val="0"/>
           <w:numId w:val="31"/>
         </w:numPr>
-        <w:bidi/>
-      </w:pPr>
-      <w:r>
-        <w:t xml:space="preserve">N. Otsu, “A threshold selection method from gray-level histograms,” IEEE Trans. Syst., Man, Cybern., vol. 9, no. 1, pp. 62–66, 1979.</w:t>
+        <w:tabs>
+          <w:tab w:val="num" w:pos="360"/>
+        </w:tabs>
+        <w:ind w:left="357" w:hanging="357"/>
+        <w:rPr>
+          <w:rFonts w:cs="Lotus"/>
+        </w:rPr>
+      </w:pPr>
+      <w:r>
+        <w:rPr>
+          <w:rFonts w:cs="Lotus"/>
+        </w:rPr>
+        <w:t>N. Otsu, “A threshold selection method from gray-level histograms,” IEEE Trans. Syst., Man, Cybern., vol. 9, no. 1, pp. 62–66, 1979.</w:t>
       </w:r>
     </w:p>
     <w:p>
       <w:pPr>
-        <w:pStyle w:val="ReferencesFarsi"/>
+        <w:pStyle w:val="References"/>
         <w:numPr>
           <w:ilvl w:val="0"/>
           <w:numId w:val="31"/>
         </w:numPr>
-        <w:bidi/>
-      </w:pPr>
-      <w:r>
-        <w:t xml:space="preserve">J. M. Bland and D. G. Altman, “Statistical methods for assessing agreement between two methods of clinical measurement,” The Lancet, vol. 327, no. 8476, pp. 307–310, 1986.</w:t>
+        <w:tabs>
+          <w:tab w:val="num" w:pos="360"/>
+        </w:tabs>
+        <w:ind w:left="357" w:hanging="357"/>
+        <w:rPr>
+          <w:rFonts w:cs="Lotus"/>
+        </w:rPr>
+      </w:pPr>
+      <w:r>
+        <w:rPr>
+          <w:rFonts w:cs="Lotus"/>
+        </w:rPr>
+        <w:t>J. M. Bland and D. G. Altman, “Statistical methods for assessing agreement between two methods of clinical measurement,” The Lancet, vol. 327, no. 8476, pp. 307–310, 1986.</w:t>
+      </w:r>
+    </w:p>
+    <w:p>
+      <w:pPr>
+        <w:pStyle w:val="References"/>
+        <w:numPr>
+          <w:ilvl w:val="0"/>
+          <w:numId w:val="31"/>
+        </w:numPr>
+        <w:tabs>
+          <w:tab w:val="num" w:pos="360"/>
+        </w:tabs>
+        <w:ind w:left="357" w:hanging="357"/>
+        <w:rPr>
+          <w:rFonts w:cs="Lotus"/>
+        </w:rPr>
+      </w:pPr>
+      <w:r>
+        <w:rPr>
+          <w:rFonts w:cs="Lotus"/>
+        </w:rPr>
+        <w:t>ISO 20776-2:2021, Clinical laboratory testing and in vitro diagnostic test systems — Susceptibility testing of infectious agents — Part 2: Evaluation of performance of antimicrobial susceptibility test devices, International Organization for Standardization, 2021.</w:t>
       </w:r>
     </w:p>
     <w:sectPr>
@@ -1759,7 +3422,7 @@
 </file>
 
 <file path=word/endnotes.xml><?xml version="1.0" encoding="utf-8"?>
-<w:endnotes xmlns:wpc="http://schemas.microsoft.com/office/word/2010/wordprocessingCanvas" xmlns:cx="http://schemas.microsoft.com/office/drawing/2014/chartex" xmlns:cx1="http://schemas.microsoft.com/office/drawing/2015/9/8/chartex" xmlns:cx2="http://schemas.microsoft.com/office/drawing/2015/10/21/chartex" xmlns:cx3="http://schemas.microsoft.com/office/drawing/2016/5/9/chartex" xmlns:cx4="http://schemas.microsoft.com/office/drawing/2016/5/10/chartex" xmlns:cx5="http://schemas.microsoft.com/office/drawing/2016/5/11/chartex" xmlns:cx6="http://schemas.microsoft.com/office/drawing/2016/5/12/chartex" xmlns:cx7="http://schemas.microsoft.com/office/drawing/2016/5/13/chartex" xmlns:cx8="http://schemas.microsoft.com/office/drawing/2016/5/14/chartex" xmlns:mc="http://schemas.openxmlformats.org/markup-compatibility/2006" xmlns:aink="http://schemas.microsoft.com/office/drawing/2016/ink" xmlns:am3d="http://schemas.microsoft.com/office/drawing/2017/model3d" xmlns:o="urn:schemas-microsoft-com:office:office" xmlns:oel="http://schemas.microsoft.com/office/2019/extlst" xmlns:r="http://schemas.openxmlformats.org/officeDocument/2006/relationships" xmlns:m="http://schemas.openxmlformats.org/officeDocument/2006/math" xmlns:v="urn:schemas-microsoft-com:vml" xmlns:wp14="http://schemas.microsoft.com/office/word/2010/wordprocessingDrawing" xmlns:wp="http://schemas.openxmlformats.org/drawingml/2006/wordprocessingDrawing" xmlns:w10="urn:schemas-microsoft-com:office:word" xmlns:w="http://schemas.openxmlformats.org/wordprocessingml/2006/main" xmlns:w14="http://schemas.microsoft.com/office/word/2010/wordml" xmlns:w15="http://schemas.microsoft.com/office/word/2012/wordml" xmlns:w16cex="http://schemas.microsoft.com/office/word/2018/wordml/cex" xmlns:w16cid="http://schemas.microsoft.com/office/word/2016/wordml/cid" xmlns:w16="http://schemas.microsoft.com/office/word/2018/wordml" xmlns:w16du="http://schemas.microsoft.com/office/word/2023/wordml/word16du" xmlns:w16sdtdh="http://schemas.microsoft.com/office/word/2020/wordml/sdtdatahash" xmlns:w16se="http://schemas.microsoft.com/office/word/2015/wordml/symex" xmlns:wpg="http://schemas.microsoft.com/office/word/2010/wordprocessingGroup" xmlns:wpi="http://schemas.microsoft.com/office/word/2010/wordprocessingInk" xmlns:wne="http://schemas.microsoft.com/office/word/2006/wordml" xmlns:wps="http://schemas.microsoft.com/office/word/2010/wordprocessingShape" mc:Ignorable="w14 w15 w16se w16cid w16 w16cex w16sdtdh w16du wp14">
+<w:endnotes xmlns:wpc="http://schemas.microsoft.com/office/word/2010/wordprocessingCanvas" xmlns:cx="http://schemas.microsoft.com/office/drawing/2014/chartex" xmlns:cx1="http://schemas.microsoft.com/office/drawing/2015/9/8/chartex" xmlns:cx2="http://schemas.microsoft.com/office/drawing/2015/10/21/chartex" xmlns:cx3="http://schemas.microsoft.com/office/drawing/2016/5/9/chartex" xmlns:cx4="http://schemas.microsoft.com/office/drawing/2016/5/10/chartex" xmlns:cx5="http://schemas.microsoft.com/office/drawing/2016/5/11/chartex" xmlns:cx6="http://schemas.microsoft.com/office/drawing/2016/5/12/chartex" xmlns:cx7="http://schemas.microsoft.com/office/drawing/2016/5/13/chartex" xmlns:cx8="http://schemas.microsoft.com/office/drawing/2016/5/14/chartex" xmlns:mc="http://schemas.openxmlformats.org/markup-compatibility/2006" xmlns:aink="http://schemas.microsoft.com/office/drawing/2016/ink" xmlns:am3d="http://schemas.microsoft.com/office/drawing/2017/model3d" xmlns:o="urn:schemas-microsoft-com:office:office" xmlns:oel="http://schemas.microsoft.com/office/2019/extlst" xmlns:r="http://schemas.openxmlformats.org/officeDocument/2006/relationships" xmlns:m="http://schemas.openxmlformats.org/officeDocument/2006/math" xmlns:v="urn:schemas-microsoft-com:vml" xmlns:wp14="http://schemas.microsoft.com/office/word/2010/wordprocessingDrawing" xmlns:wp="http://schemas.openxmlformats.org/drawingml/2006/wordprocessingDrawing" xmlns:w10="urn:schemas-microsoft-com:office:word" xmlns:w="http://schemas.openxmlformats.org/wordprocessingml/2006/main" xmlns:w14="http://schemas.microsoft.com/office/word/2010/wordml" xmlns:w15="http://schemas.microsoft.com/office/word/2012/wordml" xmlns:w16cex="http://schemas.microsoft.com/office/word/2018/wordml/cex" xmlns:w16cid="http://schemas.microsoft.com/office/word/2016/wordml/cid" xmlns:w16="http://schemas.microsoft.com/office/word/2018/wordml" xmlns:w16du="http://schemas.microsoft.com/office/word/2023/wordml/word16du" xmlns:w16sdtdh="http://schemas.microsoft.com/office/word/2020/wordml/sdtdatahash" xmlns:w16sdtfl="http://schemas.microsoft.com/office/word/2024/wordml/sdtformatlock" xmlns:w16se="http://schemas.microsoft.com/office/word/2015/wordml/symex" xmlns:wpg="http://schemas.microsoft.com/office/word/2010/wordprocessingGroup" xmlns:wpi="http://schemas.microsoft.com/office/word/2010/wordprocessingInk" xmlns:wne="http://schemas.microsoft.com/office/word/2006/wordml" xmlns:wps="http://schemas.microsoft.com/office/word/2010/wordprocessingShape" mc:Ignorable="w14 w15 w16se w16cid w16 w16cex w16sdtdh w16sdtfl w16du wp14">
   <w:endnote w:type="separator" w:id="-1">
     <w:p>
       <w:r>
@@ -1779,69 +3442,8 @@
 </w:endnotes>
 </file>
 
-<file path=word/footer1.xml><?xml version="1.0" encoding="utf-8"?>
-<w:ftr xmlns:wpc="http://schemas.microsoft.com/office/word/2010/wordprocessingCanvas" xmlns:cx="http://schemas.microsoft.com/office/drawing/2014/chartex" xmlns:cx1="http://schemas.microsoft.com/office/drawing/2015/9/8/chartex" xmlns:cx2="http://schemas.microsoft.com/office/drawing/2015/10/21/chartex" xmlns:cx3="http://schemas.microsoft.com/office/drawing/2016/5/9/chartex" xmlns:cx4="http://schemas.microsoft.com/office/drawing/2016/5/10/chartex" xmlns:cx5="http://schemas.microsoft.com/office/drawing/2016/5/11/chartex" xmlns:cx6="http://schemas.microsoft.com/office/drawing/2016/5/12/chartex" xmlns:cx7="http://schemas.microsoft.com/office/drawing/2016/5/13/chartex" xmlns:cx8="http://schemas.microsoft.com/office/drawing/2016/5/14/chartex" xmlns:mc="http://schemas.openxmlformats.org/markup-compatibility/2006" xmlns:aink="http://schemas.microsoft.com/office/drawing/2016/ink" xmlns:am3d="http://schemas.microsoft.com/office/drawing/2017/model3d" xmlns:o="urn:schemas-microsoft-com:office:office" xmlns:oel="http://schemas.microsoft.com/office/2019/extlst" xmlns:r="http://schemas.openxmlformats.org/officeDocument/2006/relationships" xmlns:m="http://schemas.openxmlformats.org/officeDocument/2006/math" xmlns:v="urn:schemas-microsoft-com:vml" xmlns:wp14="http://schemas.microsoft.com/office/word/2010/wordprocessingDrawing" xmlns:wp="http://schemas.openxmlformats.org/drawingml/2006/wordprocessingDrawing" xmlns:w10="urn:schemas-microsoft-com:office:word" xmlns:w="http://schemas.openxmlformats.org/wordprocessingml/2006/main" xmlns:w14="http://schemas.microsoft.com/office/word/2010/wordml" xmlns:w15="http://schemas.microsoft.com/office/word/2012/wordml" xmlns:w16cex="http://schemas.microsoft.com/office/word/2018/wordml/cex" xmlns:w16cid="http://schemas.microsoft.com/office/word/2016/wordml/cid" xmlns:w16="http://schemas.microsoft.com/office/word/2018/wordml" xmlns:w16du="http://schemas.microsoft.com/office/word/2023/wordml/word16du" xmlns:w16sdtdh="http://schemas.microsoft.com/office/word/2020/wordml/sdtdatahash" xmlns:w16se="http://schemas.microsoft.com/office/word/2015/wordml/symex" xmlns:wpg="http://schemas.microsoft.com/office/word/2010/wordprocessingGroup" xmlns:wpi="http://schemas.microsoft.com/office/word/2010/wordprocessingInk" xmlns:wne="http://schemas.microsoft.com/office/word/2006/wordml" xmlns:wps="http://schemas.microsoft.com/office/word/2010/wordprocessingShape" mc:Ignorable="w14 w15 w16se w16cid w16 w16cex w16sdtdh w16du wp14">
-  <w:p>
-    <w:pPr>
-      <w:pStyle w:val="Footer"/>
-      <w:framePr w:wrap="around" w:vAnchor="text" w:hAnchor="text" w:xAlign="center" w:y="1"/>
-      <w:rPr>
-        <w:rStyle w:val="PageNumber"/>
-      </w:rPr>
-    </w:pPr>
-    <w:r>
-      <w:rPr>
-        <w:rStyle w:val="PageNumber"/>
-        <w:rtl/>
-      </w:rPr>
-      <w:fldChar w:fldCharType="begin"/>
-    </w:r>
-    <w:r>
-      <w:rPr>
-        <w:rStyle w:val="PageNumber"/>
-      </w:rPr>
-      <w:instrText xml:space="preserve">PAGE  </w:instrText>
-    </w:r>
-    <w:r>
-      <w:rPr>
-        <w:rStyle w:val="PageNumber"/>
-        <w:rtl/>
-      </w:rPr>
-      <w:fldChar w:fldCharType="separate"/>
-    </w:r>
-    <w:r>
-      <w:rPr>
-        <w:rStyle w:val="PageNumber"/>
-        <w:noProof/>
-        <w:rtl/>
-      </w:rPr>
-      <w:t>4</w:t>
-    </w:r>
-    <w:r>
-      <w:rPr>
-        <w:rStyle w:val="PageNumber"/>
-        <w:rtl/>
-      </w:rPr>
-      <w:fldChar w:fldCharType="end"/>
-    </w:r>
-  </w:p>
-  <w:p>
-    <w:pPr>
-      <w:pStyle w:val="Footer"/>
-    </w:pPr>
-    <w:r>
-      <w:rPr>
-        <w:rFonts w:hint="cs"/>
-        <w:rtl/>
-      </w:rPr>
-      <w:tab/>
-    </w:r>
-  </w:p>
-</w:ftr>
-</file>
-
 <file path=word/footnotes.xml><?xml version="1.0" encoding="utf-8"?>
-<w:footnotes xmlns:wpc="http://schemas.microsoft.com/office/word/2010/wordprocessingCanvas" xmlns:cx="http://schemas.microsoft.com/office/drawing/2014/chartex" xmlns:cx1="http://schemas.microsoft.com/office/drawing/2015/9/8/chartex" xmlns:cx2="http://schemas.microsoft.com/office/drawing/2015/10/21/chartex" xmlns:cx3="http://schemas.microsoft.com/office/drawing/2016/5/9/chartex" xmlns:cx4="http://schemas.microsoft.com/office/drawing/2016/5/10/chartex" xmlns:cx5="http://schemas.microsoft.com/office/drawing/2016/5/11/chartex" xmlns:cx6="http://schemas.microsoft.com/office/drawing/2016/5/12/chartex" xmlns:cx7="http://schemas.microsoft.com/office/drawing/2016/5/13/chartex" xmlns:cx8="http://schemas.microsoft.com/office/drawing/2016/5/14/chartex" xmlns:mc="http://schemas.openxmlformats.org/markup-compatibility/2006" xmlns:aink="http://schemas.microsoft.com/office/drawing/2016/ink" xmlns:am3d="http://schemas.microsoft.com/office/drawing/2017/model3d" xmlns:o="urn:schemas-microsoft-com:office:office" xmlns:oel="http://schemas.microsoft.com/office/2019/extlst" xmlns:r="http://schemas.openxmlformats.org/officeDocument/2006/relationships" xmlns:m="http://schemas.openxmlformats.org/officeDocument/2006/math" xmlns:v="urn:schemas-microsoft-com:vml" xmlns:wp14="http://schemas.microsoft.com/office/word/2010/wordprocessingDrawing" xmlns:wp="http://schemas.openxmlformats.org/drawingml/2006/wordprocessingDrawing" xmlns:w10="urn:schemas-microsoft-com:office:word" xmlns:w="http://schemas.openxmlformats.org/wordprocessingml/2006/main" xmlns:w14="http://schemas.microsoft.com/office/word/2010/wordml" xmlns:w15="http://schemas.microsoft.com/office/word/2012/wordml" xmlns:w16cex="http://schemas.microsoft.com/office/word/2018/wordml/cex" xmlns:w16cid="http://schemas.microsoft.com/office/word/2016/wordml/cid" xmlns:w16="http://schemas.microsoft.com/office/word/2018/wordml" xmlns:w16du="http://schemas.microsoft.com/office/word/2023/wordml/word16du" xmlns:w16sdtdh="http://schemas.microsoft.com/office/word/2020/wordml/sdtdatahash" xmlns:w16se="http://schemas.microsoft.com/office/word/2015/wordml/symex" xmlns:wpg="http://schemas.microsoft.com/office/word/2010/wordprocessingGroup" xmlns:wpi="http://schemas.microsoft.com/office/word/2010/wordprocessingInk" xmlns:wne="http://schemas.microsoft.com/office/word/2006/wordml" xmlns:wps="http://schemas.microsoft.com/office/word/2010/wordprocessingShape" mc:Ignorable="w14 w15 w16se w16cid w16 w16cex w16sdtdh w16du wp14">
+<w:footnotes xmlns:wpc="http://schemas.microsoft.com/office/word/2010/wordprocessingCanvas" xmlns:cx="http://schemas.microsoft.com/office/drawing/2014/chartex" xmlns:cx1="http://schemas.microsoft.com/office/drawing/2015/9/8/chartex" xmlns:cx2="http://schemas.microsoft.com/office/drawing/2015/10/21/chartex" xmlns:cx3="http://schemas.microsoft.com/office/drawing/2016/5/9/chartex" xmlns:cx4="http://schemas.microsoft.com/office/drawing/2016/5/10/chartex" xmlns:cx5="http://schemas.microsoft.com/office/drawing/2016/5/11/chartex" xmlns:cx6="http://schemas.microsoft.com/office/drawing/2016/5/12/chartex" xmlns:cx7="http://schemas.microsoft.com/office/drawing/2016/5/13/chartex" xmlns:cx8="http://schemas.microsoft.com/office/drawing/2016/5/14/chartex" xmlns:mc="http://schemas.openxmlformats.org/markup-compatibility/2006" xmlns:aink="http://schemas.microsoft.com/office/drawing/2016/ink" xmlns:am3d="http://schemas.microsoft.com/office/drawing/2017/model3d" xmlns:o="urn:schemas-microsoft-com:office:office" xmlns:oel="http://schemas.microsoft.com/office/2019/extlst" xmlns:r="http://schemas.openxmlformats.org/officeDocument/2006/relationships" xmlns:m="http://schemas.openxmlformats.org/officeDocument/2006/math" xmlns:v="urn:schemas-microsoft-com:vml" xmlns:wp14="http://schemas.microsoft.com/office/word/2010/wordprocessingDrawing" xmlns:wp="http://schemas.openxmlformats.org/drawingml/2006/wordprocessingDrawing" xmlns:w10="urn:schemas-microsoft-com:office:word" xmlns:w="http://schemas.openxmlformats.org/wordprocessingml/2006/main" xmlns:w14="http://schemas.microsoft.com/office/word/2010/wordml" xmlns:w15="http://schemas.microsoft.com/office/word/2012/wordml" xmlns:w16cex="http://schemas.microsoft.com/office/word/2018/wordml/cex" xmlns:w16cid="http://schemas.microsoft.com/office/word/2016/wordml/cid" xmlns:w16="http://schemas.microsoft.com/office/word/2018/wordml" xmlns:w16du="http://schemas.microsoft.com/office/word/2023/wordml/word16du" xmlns:w16sdtdh="http://schemas.microsoft.com/office/word/2020/wordml/sdtdatahash" xmlns:w16sdtfl="http://schemas.microsoft.com/office/word/2024/wordml/sdtformatlock" xmlns:w16se="http://schemas.microsoft.com/office/word/2015/wordml/symex" xmlns:wpg="http://schemas.microsoft.com/office/word/2010/wordprocessingGroup" xmlns:wpi="http://schemas.microsoft.com/office/word/2010/wordprocessingInk" xmlns:wne="http://schemas.microsoft.com/office/word/2006/wordml" xmlns:wps="http://schemas.microsoft.com/office/word/2010/wordprocessingShape" mc:Ignorable="w14 w15 w16se w16cid w16 w16cex w16sdtdh w16sdtfl w16du wp14">
   <w:footnote w:type="separator" w:id="-1">
     <w:p>
       <w:r>
@@ -1858,7 +3460,7 @@
     </w:p>
     <w:p/>
   </w:footnote>
-  <w:footnote w:type="normal" w:id="1">
+  <w:footnote w:id="1">
     <w:p>
       <w:pPr>
         <w:pStyle w:val="FootnoteText"/>
@@ -1870,11 +3472,11 @@
         <w:footnoteRef/>
       </w:r>
       <w:r>
-        <w:t xml:space="preserve"> نویسنده‌ی مسئول</w:t>
+        <w:t xml:space="preserve"> Pipeline</w:t>
       </w:r>
     </w:p>
   </w:footnote>
-  <w:footnote w:type="normal" w:id="2">
+  <w:footnote w:id="2">
     <w:p>
       <w:pPr>
         <w:pStyle w:val="FootnoteText"/>
@@ -1886,11 +3488,11 @@
         <w:footnoteRef/>
       </w:r>
       <w:r>
-        <w:t xml:space="preserve"> Pipeline</w:t>
+        <w:t xml:space="preserve"> EUCAST</w:t>
       </w:r>
     </w:p>
   </w:footnote>
-  <w:footnote w:type="normal" w:id="3">
+  <w:footnote w:id="3">
     <w:p>
       <w:pPr>
         <w:pStyle w:val="FootnoteText"/>
@@ -1902,11 +3504,11 @@
         <w:footnoteRef/>
       </w:r>
       <w:r>
-        <w:t xml:space="preserve"> EUCAST</w:t>
+        <w:t xml:space="preserve"> Disk diffusion</w:t>
       </w:r>
     </w:p>
   </w:footnote>
-  <w:footnote w:type="normal" w:id="4">
+  <w:footnote w:id="4">
     <w:p>
       <w:pPr>
         <w:pStyle w:val="FootnoteText"/>
@@ -1918,11 +3520,11 @@
         <w:footnoteRef/>
       </w:r>
       <w:r>
-        <w:t xml:space="preserve"> Disk diffusion</w:t>
+        <w:t xml:space="preserve"> Kirby–Bauer</w:t>
       </w:r>
     </w:p>
   </w:footnote>
-  <w:footnote w:type="normal" w:id="5">
+  <w:footnote w:id="5">
     <w:p>
       <w:pPr>
         <w:pStyle w:val="FootnoteText"/>
@@ -1934,11 +3536,11 @@
         <w:footnoteRef/>
       </w:r>
       <w:r>
-        <w:t xml:space="preserve"> Kirby–Bauer</w:t>
+        <w:t xml:space="preserve"> Petri dish</w:t>
       </w:r>
     </w:p>
   </w:footnote>
-  <w:footnote w:type="normal" w:id="6">
+  <w:footnote w:id="6">
     <w:p>
       <w:pPr>
         <w:pStyle w:val="FootnoteText"/>
@@ -1950,11 +3552,11 @@
         <w:footnoteRef/>
       </w:r>
       <w:r>
-        <w:t xml:space="preserve"> Petri dish</w:t>
+        <w:t xml:space="preserve"> Deep learning</w:t>
       </w:r>
     </w:p>
   </w:footnote>
-  <w:footnote w:type="normal" w:id="7">
+  <w:footnote w:id="7">
     <w:p>
       <w:pPr>
         <w:pStyle w:val="FootnoteText"/>
@@ -1966,11 +3568,11 @@
         <w:footnoteRef/>
       </w:r>
       <w:r>
-        <w:t xml:space="preserve"> Deep learning</w:t>
+        <w:t xml:space="preserve"> Otsu's method</w:t>
       </w:r>
     </w:p>
   </w:footnote>
-  <w:footnote w:type="normal" w:id="8">
+  <w:footnote w:id="8">
     <w:p>
       <w:pPr>
         <w:pStyle w:val="FootnoteText"/>
@@ -1982,11 +3584,11 @@
         <w:footnoteRef/>
       </w:r>
       <w:r>
-        <w:t xml:space="preserve"> Otsu's method</w:t>
+        <w:t xml:space="preserve"> Hough transform</w:t>
       </w:r>
     </w:p>
   </w:footnote>
-  <w:footnote w:type="normal" w:id="9">
+  <w:footnote w:id="9">
     <w:p>
       <w:pPr>
         <w:pStyle w:val="FootnoteText"/>
@@ -1998,27 +3600,11 @@
         <w:footnoteRef/>
       </w:r>
       <w:r>
-        <w:t xml:space="preserve"> Hough transform</w:t>
+        <w:t xml:space="preserve"> Agar</w:t>
       </w:r>
     </w:p>
   </w:footnote>
-  <w:footnote w:type="normal" w:id="10">
-    <w:p>
-      <w:pPr>
-        <w:pStyle w:val="FootnoteText"/>
-      </w:pPr>
-      <w:r>
-        <w:rPr>
-          <w:rStyle w:val="FootnoteReference"/>
-        </w:rPr>
-        <w:footnoteRef/>
-      </w:r>
-      <w:r>
-        <w:t xml:space="preserve"> Agar</w:t>
-      </w:r>
-    </w:p>
-  </w:footnote>
-  <w:footnote w:type="normal" w:id="11">
+  <w:footnote w:id="10">
     <w:p>
       <w:pPr>
         <w:pStyle w:val="FootnoteText"/>
@@ -2037,39 +3623,8 @@
 </w:footnotes>
 </file>
 
-<file path=word/header1.xml><?xml version="1.0" encoding="utf-8"?>
-<w:hdr xmlns:wpc="http://schemas.microsoft.com/office/word/2010/wordprocessingCanvas" xmlns:cx="http://schemas.microsoft.com/office/drawing/2014/chartex" xmlns:cx1="http://schemas.microsoft.com/office/drawing/2015/9/8/chartex" xmlns:cx2="http://schemas.microsoft.com/office/drawing/2015/10/21/chartex" xmlns:cx3="http://schemas.microsoft.com/office/drawing/2016/5/9/chartex" xmlns:cx4="http://schemas.microsoft.com/office/drawing/2016/5/10/chartex" xmlns:cx5="http://schemas.microsoft.com/office/drawing/2016/5/11/chartex" xmlns:cx6="http://schemas.microsoft.com/office/drawing/2016/5/12/chartex" xmlns:cx7="http://schemas.microsoft.com/office/drawing/2016/5/13/chartex" xmlns:cx8="http://schemas.microsoft.com/office/drawing/2016/5/14/chartex" xmlns:mc="http://schemas.openxmlformats.org/markup-compatibility/2006" xmlns:aink="http://schemas.microsoft.com/office/drawing/2016/ink" xmlns:am3d="http://schemas.microsoft.com/office/drawing/2017/model3d" xmlns:o="urn:schemas-microsoft-com:office:office" xmlns:oel="http://schemas.microsoft.com/office/2019/extlst" xmlns:r="http://schemas.openxmlformats.org/officeDocument/2006/relationships" xmlns:m="http://schemas.openxmlformats.org/officeDocument/2006/math" xmlns:v="urn:schemas-microsoft-com:vml" xmlns:wp14="http://schemas.microsoft.com/office/word/2010/wordprocessingDrawing" xmlns:wp="http://schemas.openxmlformats.org/drawingml/2006/wordprocessingDrawing" xmlns:w10="urn:schemas-microsoft-com:office:word" xmlns:w="http://schemas.openxmlformats.org/wordprocessingml/2006/main" xmlns:w14="http://schemas.microsoft.com/office/word/2010/wordml" xmlns:w15="http://schemas.microsoft.com/office/word/2012/wordml" xmlns:w16cex="http://schemas.microsoft.com/office/word/2018/wordml/cex" xmlns:w16cid="http://schemas.microsoft.com/office/word/2016/wordml/cid" xmlns:w16="http://schemas.microsoft.com/office/word/2018/wordml" xmlns:w16du="http://schemas.microsoft.com/office/word/2023/wordml/word16du" xmlns:w16sdtdh="http://schemas.microsoft.com/office/word/2020/wordml/sdtdatahash" xmlns:w16se="http://schemas.microsoft.com/office/word/2015/wordml/symex" xmlns:wpg="http://schemas.microsoft.com/office/word/2010/wordprocessingGroup" xmlns:wpi="http://schemas.microsoft.com/office/word/2010/wordprocessingInk" xmlns:wne="http://schemas.microsoft.com/office/word/2006/wordml" xmlns:wps="http://schemas.microsoft.com/office/word/2010/wordprocessingShape" mc:Ignorable="w14 w15 w16se w16cid w16 w16cex w16sdtdh w16du wp14">
-  <w:p>
-    <w:pPr>
-      <w:pStyle w:val="Header"/>
-      <w:rPr>
-        <w:rtl/>
-        <w:lang w:bidi="fa-IR"/>
-      </w:rPr>
-    </w:pPr>
-    <w:r>
-      <w:tab/>
-    </w:r>
-    <w:r>
-      <w:rPr>
-        <w:rFonts w:hint="cs"/>
-        <w:rtl/>
-        <w:lang w:bidi="fa-IR"/>
-      </w:rPr>
-      <w:t>11 تا 13 بهمن 1384، دانشگاه شیراز</w:t>
-    </w:r>
-  </w:p>
-</w:hdr>
-</file>
-
-<file path=word/header2.xml><?xml version="1.0" encoding="utf-8"?>
-<w:hdr xmlns:wpc="http://schemas.microsoft.com/office/word/2010/wordprocessingCanvas" xmlns:cx="http://schemas.microsoft.com/office/drawing/2014/chartex" xmlns:cx1="http://schemas.microsoft.com/office/drawing/2015/9/8/chartex" xmlns:cx2="http://schemas.microsoft.com/office/drawing/2015/10/21/chartex" xmlns:cx3="http://schemas.microsoft.com/office/drawing/2016/5/9/chartex" xmlns:cx4="http://schemas.microsoft.com/office/drawing/2016/5/10/chartex" xmlns:cx5="http://schemas.microsoft.com/office/drawing/2016/5/11/chartex" xmlns:cx6="http://schemas.microsoft.com/office/drawing/2016/5/12/chartex" xmlns:cx7="http://schemas.microsoft.com/office/drawing/2016/5/13/chartex" xmlns:cx8="http://schemas.microsoft.com/office/drawing/2016/5/14/chartex" xmlns:mc="http://schemas.openxmlformats.org/markup-compatibility/2006" xmlns:aink="http://schemas.microsoft.com/office/drawing/2016/ink" xmlns:am3d="http://schemas.microsoft.com/office/drawing/2017/model3d" xmlns:o="urn:schemas-microsoft-com:office:office" xmlns:oel="http://schemas.microsoft.com/office/2019/extlst" xmlns:r="http://schemas.openxmlformats.org/officeDocument/2006/relationships" xmlns:m="http://schemas.openxmlformats.org/officeDocument/2006/math" xmlns:v="urn:schemas-microsoft-com:vml" xmlns:wp14="http://schemas.microsoft.com/office/word/2010/wordprocessingDrawing" xmlns:wp="http://schemas.openxmlformats.org/drawingml/2006/wordprocessingDrawing" xmlns:w10="urn:schemas-microsoft-com:office:word" xmlns:w="http://schemas.openxmlformats.org/wordprocessingml/2006/main" xmlns:w14="http://schemas.microsoft.com/office/word/2010/wordml" xmlns:w15="http://schemas.microsoft.com/office/word/2012/wordml" xmlns:w16cex="http://schemas.microsoft.com/office/word/2018/wordml/cex" xmlns:w16cid="http://schemas.microsoft.com/office/word/2016/wordml/cid" xmlns:w16="http://schemas.microsoft.com/office/word/2018/wordml" xmlns:w16du="http://schemas.microsoft.com/office/word/2023/wordml/word16du" xmlns:w16sdtdh="http://schemas.microsoft.com/office/word/2020/wordml/sdtdatahash" xmlns:w16se="http://schemas.microsoft.com/office/word/2015/wordml/symex" xmlns:wpg="http://schemas.microsoft.com/office/word/2010/wordprocessingGroup" xmlns:wpi="http://schemas.microsoft.com/office/word/2010/wordprocessingInk" xmlns:wne="http://schemas.microsoft.com/office/word/2006/wordml" xmlns:wps="http://schemas.microsoft.com/office/word/2010/wordprocessingShape" mc:Ignorable="w14 w15 w16se w16cid w16 w16cex w16sdtdh w16du wp14">
-  <w:p/>
-</w:hdr>
-</file>
-
 <file path=word/numbering.xml><?xml version="1.0" encoding="utf-8"?>
-<w:numbering xmlns:wpc="http://schemas.microsoft.com/office/word/2010/wordprocessingCanvas" xmlns:cx="http://schemas.microsoft.com/office/drawing/2014/chartex" xmlns:cx1="http://schemas.microsoft.com/office/drawing/2015/9/8/chartex" xmlns:cx2="http://schemas.microsoft.com/office/drawing/2015/10/21/chartex" xmlns:cx3="http://schemas.microsoft.com/office/drawing/2016/5/9/chartex" xmlns:cx4="http://schemas.microsoft.com/office/drawing/2016/5/10/chartex" xmlns:cx5="http://schemas.microsoft.com/office/drawing/2016/5/11/chartex" xmlns:cx6="http://schemas.microsoft.com/office/drawing/2016/5/12/chartex" xmlns:cx7="http://schemas.microsoft.com/office/drawing/2016/5/13/chartex" xmlns:cx8="http://schemas.microsoft.com/office/drawing/2016/5/14/chartex" xmlns:mc="http://schemas.openxmlformats.org/markup-compatibility/2006" xmlns:aink="http://schemas.microsoft.com/office/drawing/2016/ink" xmlns:am3d="http://schemas.microsoft.com/office/drawing/2017/model3d" xmlns:o="urn:schemas-microsoft-com:office:office" xmlns:oel="http://schemas.microsoft.com/office/2019/extlst" xmlns:r="http://schemas.openxmlformats.org/officeDocument/2006/relationships" xmlns:m="http://schemas.openxmlformats.org/officeDocument/2006/math" xmlns:v="urn:schemas-microsoft-com:vml" xmlns:wp14="http://schemas.microsoft.com/office/word/2010/wordprocessingDrawing" xmlns:wp="http://schemas.openxmlformats.org/drawingml/2006/wordprocessingDrawing" xmlns:w10="urn:schemas-microsoft-com:office:word" xmlns:w="http://schemas.openxmlformats.org/wordprocessingml/2006/main" xmlns:w14="http://schemas.microsoft.com/office/word/2010/wordml" xmlns:w15="http://schemas.microsoft.com/office/word/2012/wordml" xmlns:w16cex="http://schemas.microsoft.com/office/word/2018/wordml/cex" xmlns:w16cid="http://schemas.microsoft.com/office/word/2016/wordml/cid" xmlns:w16="http://schemas.microsoft.com/office/word/2018/wordml" xmlns:w16du="http://schemas.microsoft.com/office/word/2023/wordml/word16du" xmlns:w16sdtdh="http://schemas.microsoft.com/office/word/2020/wordml/sdtdatahash" xmlns:w16se="http://schemas.microsoft.com/office/word/2015/wordml/symex" xmlns:wpg="http://schemas.microsoft.com/office/word/2010/wordprocessingGroup" xmlns:wpi="http://schemas.microsoft.com/office/word/2010/wordprocessingInk" xmlns:wne="http://schemas.microsoft.com/office/word/2006/wordml" xmlns:wps="http://schemas.microsoft.com/office/word/2010/wordprocessingShape" mc:Ignorable="w14 w15 w16se w16cid w16 w16cex w16sdtdh w16du wp14">
+<w:numbering xmlns:wpc="http://schemas.microsoft.com/office/word/2010/wordprocessingCanvas" xmlns:cx="http://schemas.microsoft.com/office/drawing/2014/chartex" xmlns:cx1="http://schemas.microsoft.com/office/drawing/2015/9/8/chartex" xmlns:cx2="http://schemas.microsoft.com/office/drawing/2015/10/21/chartex" xmlns:cx3="http://schemas.microsoft.com/office/drawing/2016/5/9/chartex" xmlns:cx4="http://schemas.microsoft.com/office/drawing/2016/5/10/chartex" xmlns:cx5="http://schemas.microsoft.com/office/drawing/2016/5/11/chartex" xmlns:cx6="http://schemas.microsoft.com/office/drawing/2016/5/12/chartex" xmlns:cx7="http://schemas.microsoft.com/office/drawing/2016/5/13/chartex" xmlns:cx8="http://schemas.microsoft.com/office/drawing/2016/5/14/chartex" xmlns:mc="http://schemas.openxmlformats.org/markup-compatibility/2006" xmlns:aink="http://schemas.microsoft.com/office/drawing/2016/ink" xmlns:am3d="http://schemas.microsoft.com/office/drawing/2017/model3d" xmlns:o="urn:schemas-microsoft-com:office:office" xmlns:oel="http://schemas.microsoft.com/office/2019/extlst" xmlns:r="http://schemas.openxmlformats.org/officeDocument/2006/relationships" xmlns:m="http://schemas.openxmlformats.org/officeDocument/2006/math" xmlns:v="urn:schemas-microsoft-com:vml" xmlns:wp14="http://schemas.microsoft.com/office/word/2010/wordprocessingDrawing" xmlns:wp="http://schemas.openxmlformats.org/drawingml/2006/wordprocessingDrawing" xmlns:w10="urn:schemas-microsoft-com:office:word" xmlns:w="http://schemas.openxmlformats.org/wordprocessingml/2006/main" xmlns:w14="http://schemas.microsoft.com/office/word/2010/wordml" xmlns:w15="http://schemas.microsoft.com/office/word/2012/wordml" xmlns:w16cex="http://schemas.microsoft.com/office/word/2018/wordml/cex" xmlns:w16cid="http://schemas.microsoft.com/office/word/2016/wordml/cid" xmlns:w16="http://schemas.microsoft.com/office/word/2018/wordml" xmlns:w16du="http://schemas.microsoft.com/office/word/2023/wordml/word16du" xmlns:w16sdtdh="http://schemas.microsoft.com/office/word/2020/wordml/sdtdatahash" xmlns:w16sdtfl="http://schemas.microsoft.com/office/word/2024/wordml/sdtformatlock" xmlns:w16se="http://schemas.microsoft.com/office/word/2015/wordml/symex" xmlns:wpg="http://schemas.microsoft.com/office/word/2010/wordprocessingGroup" xmlns:wpi="http://schemas.microsoft.com/office/word/2010/wordprocessingInk" xmlns:wne="http://schemas.microsoft.com/office/word/2006/wordml" xmlns:wps="http://schemas.microsoft.com/office/word/2010/wordprocessingShape" mc:Ignorable="w14 w15 w16se w16cid w16 w16cex w16sdtdh w16sdtfl w16du wp14">
   <w:abstractNum w:abstractNumId="0" w15:restartNumberingAfterBreak="0">
     <w:nsid w:val="FFFFFF7C"/>
     <w:multiLevelType w:val="singleLevel"/>
@@ -4017,7 +5572,6 @@
     <w:lvl w:ilvl="0" w:tplc="3A4AB0E6">
       <w:start w:val="1"/>
       <w:numFmt w:val="decimal"/>
-      <w:pStyle w:val="References"/>
       <w:lvlText w:val="[%1]"/>
       <w:lvlJc w:val="left"/>
       <w:pPr>
@@ -5142,7 +6696,7 @@
 </file>
 
 <file path=word/styles.xml><?xml version="1.0" encoding="utf-8"?>
-<w:styles xmlns:mc="http://schemas.openxmlformats.org/markup-compatibility/2006" xmlns:r="http://schemas.openxmlformats.org/officeDocument/2006/relationships" xmlns:w="http://schemas.openxmlformats.org/wordprocessingml/2006/main" xmlns:w14="http://schemas.microsoft.com/office/word/2010/wordml" xmlns:w15="http://schemas.microsoft.com/office/word/2012/wordml" xmlns:w16cex="http://schemas.microsoft.com/office/word/2018/wordml/cex" xmlns:w16cid="http://schemas.microsoft.com/office/word/2016/wordml/cid" xmlns:w16="http://schemas.microsoft.com/office/word/2018/wordml" xmlns:w16du="http://schemas.microsoft.com/office/word/2023/wordml/word16du" xmlns:w16sdtdh="http://schemas.microsoft.com/office/word/2020/wordml/sdtdatahash" xmlns:w16se="http://schemas.microsoft.com/office/word/2015/wordml/symex" mc:Ignorable="w14 w15 w16se w16cid w16 w16cex w16sdtdh w16du">
+<w:styles xmlns:mc="http://schemas.openxmlformats.org/markup-compatibility/2006" xmlns:r="http://schemas.openxmlformats.org/officeDocument/2006/relationships" xmlns:w="http://schemas.openxmlformats.org/wordprocessingml/2006/main" xmlns:w14="http://schemas.microsoft.com/office/word/2010/wordml" xmlns:w15="http://schemas.microsoft.com/office/word/2012/wordml" xmlns:w16cex="http://schemas.microsoft.com/office/word/2018/wordml/cex" xmlns:w16cid="http://schemas.microsoft.com/office/word/2016/wordml/cid" xmlns:w16="http://schemas.microsoft.com/office/word/2018/wordml" xmlns:w16du="http://schemas.microsoft.com/office/word/2023/wordml/word16du" xmlns:w16sdtdh="http://schemas.microsoft.com/office/word/2020/wordml/sdtdatahash" xmlns:w16sdtfl="http://schemas.microsoft.com/office/word/2024/wordml/sdtformatlock" xmlns:w16se="http://schemas.microsoft.com/office/word/2015/wordml/symex" mc:Ignorable="w14 w15 w16se w16cid w16 w16cex w16sdtdh w16sdtfl w16du">
   <w:docDefaults>
     <w:rPrDefault>
       <w:rPr>
@@ -6010,12 +7564,14 @@
     <w:name w:val="Authors"/>
     <w:basedOn w:val="Normal"/>
     <w:autoRedefine/>
-    <w:rsid w:val="00261AD7"/>
+    <w:rsid w:val="00DC354D"/>
     <w:pPr>
       <w:framePr w:wrap="around" w:vAnchor="text" w:hAnchor="text" w:xAlign="center" w:y="1"/>
       <w:jc w:val="center"/>
     </w:pPr>
     <w:rPr>
+      <w:b/>
+      <w:bCs/>
       <w:lang w:bidi="fa-IR"/>
     </w:rPr>
   </w:style>
@@ -6048,9 +7604,6 @@
     <w:basedOn w:val="Normal"/>
     <w:rsid w:val="00261AD7"/>
     <w:pPr>
-      <w:numPr>
-        <w:numId w:val="4"/>
-      </w:numPr>
       <w:bidi w:val="0"/>
     </w:pPr>
     <w:rPr>
@@ -6434,16 +7987,16 @@
     <w:next w:val="FigurePosition"/>
     <w:autoRedefine/>
     <w:qFormat/>
-    <w:rsid w:val="00261AD7"/>
+    <w:rsid w:val="0094001F"/>
     <w:pPr>
       <w:bidi/>
       <w:spacing w:after="240" w:line="240" w:lineRule="auto"/>
-      <w:jc w:val="both"/>
+      <w:jc w:val="center"/>
     </w:pPr>
     <w:rPr>
       <w:rFonts w:ascii="Times New Roman" w:eastAsia="Times New Roman" w:hAnsi="Times New Roman" w:cs="B Nazanin"/>
-      <w:sz w:val="16"/>
-      <w:szCs w:val="20"/>
+      <w:sz w:val="14"/>
+      <w:szCs w:val="18"/>
     </w:rPr>
   </w:style>
   <w:style w:type="paragraph" w:styleId="Closing">
@@ -10583,9 +12136,6 @@
     <w:basedOn w:val="Caption"/>
     <w:autoRedefine/>
     <w:rsid w:val="00261AD7"/>
-    <w:pPr>
-      <w:jc w:val="center"/>
-    </w:pPr>
   </w:style>
   <w:style w:type="paragraph" w:customStyle="1" w:styleId="CaptionFramed">
     <w:name w:val="Caption(Framed)"/>
@@ -10714,6 +12264,16 @@
       <w:ind w:left="720"/>
       <w:contextualSpacing/>
     </w:pPr>
+  </w:style>
+  <w:style w:type="character" w:styleId="PlaceholderText">
+    <w:name w:val="Placeholder Text"/>
+    <w:basedOn w:val="DefaultParagraphFont"/>
+    <w:uiPriority w:val="99"/>
+    <w:semiHidden/>
+    <w:rsid w:val="00CE1501"/>
+    <w:rPr>
+      <w:color w:val="666666"/>
+    </w:rPr>
   </w:style>
 </w:styles>
 </file>
@@ -11011,4 +12571,16 @@
     </a:ext>
   </a:extLst>
 </a:theme>
+</file>
+
+<file path=customXml/item1.xml><?xml version="1.0" encoding="utf-8"?>
+<b:Sources xmlns:b="http://schemas.openxmlformats.org/officeDocument/2006/bibliography" xmlns="http://schemas.openxmlformats.org/officeDocument/2006/bibliography" SelectedStyle="\APASixthEditionOfficeOnline.xsl" StyleName="APA" Version="6"/>
+</file>
+
+<file path=customXml/itemProps1.xml><?xml version="1.0" encoding="utf-8"?>
+<ds:datastoreItem xmlns:ds="http://schemas.openxmlformats.org/officeDocument/2006/customXml" ds:itemID="{773952B8-43EE-4107-815E-7977068DC4CC}">
+  <ds:schemaRefs>
+    <ds:schemaRef ds:uri="http://schemas.openxmlformats.org/officeDocument/2006/bibliography"/>
+  </ds:schemaRefs>
+</ds:datastoreItem>
 </file>